--- a/записка1.docx
+++ b/записка1.docx
@@ -390,7 +390,18 @@
           <w:szCs w:val="32"/>
           <w:lang w:val="ru-RU"/>
         </w:rPr>
-        <w:t>Разработка базы данных приложения «Творог</w:t>
+        <w:t>Разработка базы данных приложения «Т</w:t>
+      </w:r>
+      <w:r>
+        <w:rPr>
+          <w:rFonts w:ascii="Times New Roman" w:hAnsi="Times New Roman" w:cs="Times New Roman"/>
+          <w:b/>
+          <w:bCs/>
+          <w:sz w:val="32"/>
+          <w:szCs w:val="32"/>
+          <w:lang w:val="ru-RU"/>
+        </w:rPr>
+        <w:t>епло</w:t>
       </w:r>
       <w:r>
         <w:rPr>
@@ -1074,7 +1085,29 @@
           <w:szCs w:val="32"/>
           <w:lang w:val="ru-RU"/>
         </w:rPr>
-        <w:t>«Разработка базы данных приложения «Творог» в виде информационной системы с реализацией функций администрирования и защиты информаций»</w:t>
+        <w:t>«Разработка базы данных приложения «Т</w:t>
+      </w:r>
+      <w:r>
+        <w:rPr>
+          <w:rFonts w:ascii="Times New Roman" w:hAnsi="Times New Roman" w:cs="Times New Roman"/>
+          <w:b/>
+          <w:bCs/>
+          <w:sz w:val="32"/>
+          <w:szCs w:val="32"/>
+          <w:lang w:val="ru-RU"/>
+        </w:rPr>
+        <w:t>епло</w:t>
+      </w:r>
+      <w:r>
+        <w:rPr>
+          <w:rFonts w:ascii="Times New Roman" w:hAnsi="Times New Roman" w:cs="Times New Roman"/>
+          <w:b/>
+          <w:bCs/>
+          <w:sz w:val="32"/>
+          <w:szCs w:val="32"/>
+          <w:lang w:val="ru-RU"/>
+        </w:rPr>
+        <w:t>» в виде информационной системы с реализацией функций администрирования и защиты информаций»</w:t>
       </w:r>
     </w:p>
     <w:p>
@@ -4865,7 +4898,25 @@
           <w:szCs w:val="28"/>
           <w:lang w:val="ru-RU"/>
         </w:rPr>
-        <w:t xml:space="preserve"> для хранения, организации и управления огромными объемами информации во всех сферах жизни общества. Поддержка актуальности баз данных и использование современных подходов в работе с ними имеет критическое значения для производительности, безопасности, масштабируемости и принятия правильных </w:t>
+        <w:t xml:space="preserve"> для хранения, организации и управления огромными объемами информации во всех сферах жизни общества. Поддержка актуальности баз данных и использование современных подходов в работе с ними имеет критическое значени</w:t>
+      </w:r>
+      <w:r>
+        <w:rPr>
+          <w:rFonts w:ascii="Times New Roman" w:hAnsi="Times New Roman" w:cs="Times New Roman"/>
+          <w:sz w:val="28"/>
+          <w:szCs w:val="28"/>
+          <w:lang w:val="ru-RU"/>
+        </w:rPr>
+        <w:t>е</w:t>
+      </w:r>
+      <w:r>
+        <w:rPr>
+          <w:rFonts w:ascii="Times New Roman" w:hAnsi="Times New Roman" w:cs="Times New Roman"/>
+          <w:sz w:val="28"/>
+          <w:szCs w:val="28"/>
+          <w:lang w:val="ru-RU"/>
+        </w:rPr>
+        <w:t xml:space="preserve"> для производительности, безопасности, масштабируемости и принятия правильных </w:t>
       </w:r>
       <w:r>
         <w:rPr>
@@ -4905,6 +4956,15 @@
           <w:szCs w:val="28"/>
           <w:lang w:val="ru-RU"/>
         </w:rPr>
+        <w:t xml:space="preserve">Актуальность. </w:t>
+      </w:r>
+      <w:r>
+        <w:rPr>
+          <w:rFonts w:ascii="Times New Roman" w:hAnsi="Times New Roman" w:cs="Times New Roman"/>
+          <w:sz w:val="28"/>
+          <w:szCs w:val="28"/>
+          <w:lang w:val="ru-RU"/>
+        </w:rPr>
         <w:t xml:space="preserve">В современном мире тема заботы о себе </w:t>
       </w:r>
       <w:r>
@@ -4914,16 +4974,52 @@
           <w:szCs w:val="28"/>
           <w:lang w:val="ru-RU"/>
         </w:rPr>
-        <w:t>становится всё более актуальной из-за постоянного ускорения темпа жизни и увеличения уровня стресса. Бережное отношение к себе</w:t>
-      </w:r>
-      <w:r>
-        <w:rPr>
-          <w:rFonts w:ascii="Times New Roman" w:hAnsi="Times New Roman" w:cs="Times New Roman"/>
-          <w:sz w:val="28"/>
-          <w:szCs w:val="28"/>
-          <w:lang w:val="ru-RU"/>
-        </w:rPr>
-        <w:t xml:space="preserve"> помогает по-новому взглянуть на вещи, помочь справиться со </w:t>
+        <w:t>становится всё более актуальной из-за постоянного ускорения темпа жизни и увеличения уровня стресса</w:t>
+      </w:r>
+      <w:r>
+        <w:rPr>
+          <w:rFonts w:ascii="Times New Roman" w:hAnsi="Times New Roman" w:cs="Times New Roman"/>
+          <w:sz w:val="28"/>
+          <w:szCs w:val="28"/>
+          <w:lang w:val="ru-RU"/>
+        </w:rPr>
+        <w:t xml:space="preserve"> у людей</w:t>
+      </w:r>
+      <w:r>
+        <w:rPr>
+          <w:rFonts w:ascii="Times New Roman" w:hAnsi="Times New Roman" w:cs="Times New Roman"/>
+          <w:sz w:val="28"/>
+          <w:szCs w:val="28"/>
+          <w:lang w:val="ru-RU"/>
+        </w:rPr>
+        <w:t>. Бережное отношение к себе</w:t>
+      </w:r>
+      <w:r>
+        <w:rPr>
+          <w:rFonts w:ascii="Times New Roman" w:hAnsi="Times New Roman" w:cs="Times New Roman"/>
+          <w:sz w:val="28"/>
+          <w:szCs w:val="28"/>
+          <w:lang w:val="ru-RU"/>
+        </w:rPr>
+        <w:t xml:space="preserve"> помогает по-новому взглянуть на </w:t>
+      </w:r>
+      <w:r>
+        <w:rPr>
+          <w:rFonts w:ascii="Times New Roman" w:hAnsi="Times New Roman" w:cs="Times New Roman"/>
+          <w:sz w:val="28"/>
+          <w:szCs w:val="28"/>
+          <w:lang w:val="ru-RU"/>
+        </w:rPr>
+        <w:t>мир</w:t>
+      </w:r>
+      <w:r>
+        <w:rPr>
+          <w:rFonts w:ascii="Times New Roman" w:hAnsi="Times New Roman" w:cs="Times New Roman"/>
+          <w:sz w:val="28"/>
+          <w:szCs w:val="28"/>
+          <w:lang w:val="ru-RU"/>
+        </w:rPr>
+        <w:t xml:space="preserve">, справиться со </w:t>
       </w:r>
       <w:r>
         <w:rPr>
@@ -5041,6 +5137,28 @@
           <w:lang w:val="ru-RU"/>
         </w:rPr>
         <w:t>Разумеется, подобное приложение не обойдется без базы данных.</w:t>
+      </w:r>
+    </w:p>
+    <w:p>
+      <w:pPr>
+        <w:spacing w:after="0" w:line="360" w:lineRule="auto"/>
+        <w:ind w:firstLine="709"/>
+        <w:jc w:val="both"/>
+        <w:rPr>
+          <w:rFonts w:ascii="Times New Roman" w:hAnsi="Times New Roman" w:cs="Times New Roman"/>
+          <w:sz w:val="28"/>
+          <w:szCs w:val="28"/>
+          <w:lang w:val="ru-RU"/>
+        </w:rPr>
+      </w:pPr>
+      <w:r>
+        <w:rPr>
+          <w:rFonts w:ascii="Times New Roman" w:hAnsi="Times New Roman" w:cs="Times New Roman"/>
+          <w:sz w:val="28"/>
+          <w:szCs w:val="28"/>
+          <w:lang w:val="ru-RU"/>
+        </w:rPr>
+        <w:t>Оценка современного состояния решаемой научной проблемы. В настоящее время существует множество подходов и методов проектирования баз данных. Важно правильно избрать путь для разработки конкретной БД, беря в расчет множество факторов, в первую очередь, назначение будущей базы данных.</w:t>
       </w:r>
     </w:p>
     <w:p>
@@ -5229,7 +5347,26 @@
           <w:szCs w:val="28"/>
           <w:lang w:val="ru-RU"/>
         </w:rPr>
-        <w:t xml:space="preserve">Объектом исследования курсовой работы является массив данных приложения «Творог». </w:t>
+        <w:lastRenderedPageBreak/>
+        <w:t>Объектом исследования курсовой работы является массив данных приложения «Т</w:t>
+      </w:r>
+      <w:r>
+        <w:rPr>
+          <w:rFonts w:ascii="Times New Roman" w:hAnsi="Times New Roman" w:cs="Times New Roman"/>
+          <w:sz w:val="28"/>
+          <w:szCs w:val="28"/>
+          <w:lang w:val="ru-RU"/>
+        </w:rPr>
+        <w:t>епло</w:t>
+      </w:r>
+      <w:r>
+        <w:rPr>
+          <w:rFonts w:ascii="Times New Roman" w:hAnsi="Times New Roman" w:cs="Times New Roman"/>
+          <w:sz w:val="28"/>
+          <w:szCs w:val="28"/>
+          <w:lang w:val="ru-RU"/>
+        </w:rPr>
+        <w:t xml:space="preserve">». </w:t>
       </w:r>
     </w:p>
     <w:p>
@@ -5273,7 +5410,6 @@
           <w:szCs w:val="28"/>
           <w:lang w:val="ru-RU"/>
         </w:rPr>
-        <w:lastRenderedPageBreak/>
         <w:t>Основными методами исследования являются эмпирические, теоретические и методы проектирования. В эмпирические методы входит изучение литературы по теме. Теоретические метода включают анализ, сравнение и обобщение.</w:t>
       </w:r>
     </w:p>
@@ -5296,7 +5432,145 @@
           <w:szCs w:val="28"/>
           <w:lang w:val="ru-RU"/>
         </w:rPr>
-        <w:t>Практическая значимость работы обусловлена ее критической важностью для правильного функционирования приложения «Творог». Спроектированная в ходе работы база данных позволит:</w:t>
+        <w:t>Основными положениями, выносимыми автором на защиту, являются:</w:t>
+      </w:r>
+    </w:p>
+    <w:p>
+      <w:pPr>
+        <w:pStyle w:val="a3"/>
+        <w:numPr>
+          <w:ilvl w:val="0"/>
+          <w:numId w:val="26"/>
+        </w:numPr>
+        <w:spacing w:after="0" w:line="360" w:lineRule="auto"/>
+        <w:jc w:val="both"/>
+        <w:rPr>
+          <w:rFonts w:ascii="Times New Roman" w:hAnsi="Times New Roman" w:cs="Times New Roman"/>
+          <w:sz w:val="28"/>
+          <w:szCs w:val="28"/>
+        </w:rPr>
+      </w:pPr>
+      <w:r>
+        <w:rPr>
+          <w:rFonts w:ascii="Times New Roman" w:hAnsi="Times New Roman" w:cs="Times New Roman"/>
+          <w:sz w:val="28"/>
+          <w:szCs w:val="28"/>
+        </w:rPr>
+        <w:t>цель и задачи курсового проекта;</w:t>
+      </w:r>
+    </w:p>
+    <w:p>
+      <w:pPr>
+        <w:pStyle w:val="a3"/>
+        <w:numPr>
+          <w:ilvl w:val="0"/>
+          <w:numId w:val="26"/>
+        </w:numPr>
+        <w:spacing w:after="0" w:line="360" w:lineRule="auto"/>
+        <w:jc w:val="both"/>
+        <w:rPr>
+          <w:rFonts w:ascii="Times New Roman" w:hAnsi="Times New Roman" w:cs="Times New Roman"/>
+          <w:sz w:val="28"/>
+          <w:szCs w:val="28"/>
+        </w:rPr>
+      </w:pPr>
+      <w:r>
+        <w:rPr>
+          <w:rFonts w:ascii="Times New Roman" w:hAnsi="Times New Roman" w:cs="Times New Roman"/>
+          <w:sz w:val="28"/>
+          <w:szCs w:val="28"/>
+        </w:rPr>
+        <w:t>техническое задание;</w:t>
+      </w:r>
+    </w:p>
+    <w:p>
+      <w:pPr>
+        <w:pStyle w:val="a3"/>
+        <w:numPr>
+          <w:ilvl w:val="0"/>
+          <w:numId w:val="26"/>
+        </w:numPr>
+        <w:spacing w:after="0" w:line="360" w:lineRule="auto"/>
+        <w:jc w:val="both"/>
+        <w:rPr>
+          <w:rFonts w:ascii="Times New Roman" w:hAnsi="Times New Roman" w:cs="Times New Roman"/>
+          <w:sz w:val="28"/>
+          <w:szCs w:val="28"/>
+        </w:rPr>
+      </w:pPr>
+      <w:r>
+        <w:rPr>
+          <w:rFonts w:ascii="Times New Roman" w:hAnsi="Times New Roman" w:cs="Times New Roman"/>
+          <w:sz w:val="28"/>
+          <w:szCs w:val="28"/>
+        </w:rPr>
+        <w:t>инфологическая модель базы данных;</w:t>
+      </w:r>
+    </w:p>
+    <w:p>
+      <w:pPr>
+        <w:pStyle w:val="a3"/>
+        <w:numPr>
+          <w:ilvl w:val="0"/>
+          <w:numId w:val="26"/>
+        </w:numPr>
+        <w:spacing w:after="0" w:line="360" w:lineRule="auto"/>
+        <w:jc w:val="both"/>
+        <w:rPr>
+          <w:rFonts w:ascii="Times New Roman" w:hAnsi="Times New Roman" w:cs="Times New Roman"/>
+          <w:sz w:val="28"/>
+          <w:szCs w:val="28"/>
+          <w:highlight w:val="yellow"/>
+        </w:rPr>
+      </w:pPr>
+      <w:r>
+        <w:rPr>
+          <w:rFonts w:ascii="Times New Roman" w:hAnsi="Times New Roman" w:cs="Times New Roman"/>
+          <w:sz w:val="28"/>
+          <w:szCs w:val="28"/>
+          <w:highlight w:val="yellow"/>
+        </w:rPr>
+        <w:t>логическая и физическая модели;</w:t>
+      </w:r>
+    </w:p>
+    <w:p>
+      <w:pPr>
+        <w:spacing w:after="0" w:line="360" w:lineRule="auto"/>
+        <w:ind w:firstLine="709"/>
+        <w:jc w:val="both"/>
+        <w:rPr>
+          <w:rFonts w:ascii="Times New Roman" w:hAnsi="Times New Roman" w:cs="Times New Roman"/>
+          <w:sz w:val="28"/>
+          <w:szCs w:val="28"/>
+          <w:lang w:val="ru-RU"/>
+        </w:rPr>
+      </w:pPr>
+      <w:r>
+        <w:rPr>
+          <w:rFonts w:ascii="Times New Roman" w:hAnsi="Times New Roman" w:cs="Times New Roman"/>
+          <w:sz w:val="28"/>
+          <w:szCs w:val="28"/>
+          <w:lang w:val="ru-RU"/>
+        </w:rPr>
+        <w:t>Практическая значимость работы обусловлена ее критической важностью для правильного функционирования приложения «Т</w:t>
+      </w:r>
+      <w:r>
+        <w:rPr>
+          <w:rFonts w:ascii="Times New Roman" w:hAnsi="Times New Roman" w:cs="Times New Roman"/>
+          <w:sz w:val="28"/>
+          <w:szCs w:val="28"/>
+          <w:lang w:val="ru-RU"/>
+        </w:rPr>
+        <w:t>епло</w:t>
+      </w:r>
+      <w:r>
+        <w:rPr>
+          <w:rFonts w:ascii="Times New Roman" w:hAnsi="Times New Roman" w:cs="Times New Roman"/>
+          <w:sz w:val="28"/>
+          <w:szCs w:val="28"/>
+          <w:lang w:val="ru-RU"/>
+        </w:rPr>
+        <w:t>». Спроектированная в ходе работы база данных позволит:</w:t>
       </w:r>
     </w:p>
     <w:p>
@@ -5414,6 +5688,276 @@
           <w:szCs w:val="28"/>
           <w:lang w:val="ru-RU"/>
         </w:rPr>
+        <w:t xml:space="preserve">Структура и объем проекта. </w:t>
+      </w:r>
+      <w:r>
+        <w:rPr>
+          <w:rFonts w:ascii="Times New Roman" w:hAnsi="Times New Roman" w:cs="Times New Roman"/>
+          <w:sz w:val="28"/>
+          <w:szCs w:val="28"/>
+          <w:lang w:val="ru-RU"/>
+        </w:rPr>
+        <w:t>В первой главе описывается предметная область базы данных, проводится анализ конкурентов</w:t>
+      </w:r>
+      <w:r>
+        <w:rPr>
+          <w:rFonts w:ascii="Times New Roman" w:hAnsi="Times New Roman" w:cs="Times New Roman"/>
+          <w:sz w:val="28"/>
+          <w:szCs w:val="28"/>
+          <w:lang w:val="ru-RU"/>
+        </w:rPr>
+        <w:t xml:space="preserve">, определяются перечни входных и выходных данных, а также рассматриваются ограничения предметной области. Во второй главе описывается процесс построения инфологической модели БД, в третей – логическое проектирование, в четвертой – физическое. В пятой главе рассматривается реализация проекта в сфере СУБД </w:t>
+      </w:r>
+      <w:r>
+        <w:rPr>
+          <w:rFonts w:ascii="Times New Roman" w:hAnsi="Times New Roman" w:cs="Times New Roman"/>
+          <w:sz w:val="28"/>
+          <w:szCs w:val="28"/>
+        </w:rPr>
+        <w:t>Microsoft</w:t>
+      </w:r>
+      <w:r>
+        <w:rPr>
+          <w:rFonts w:ascii="Times New Roman" w:hAnsi="Times New Roman" w:cs="Times New Roman"/>
+          <w:sz w:val="28"/>
+          <w:szCs w:val="28"/>
+          <w:lang w:val="ru-RU"/>
+        </w:rPr>
+        <w:t xml:space="preserve"> </w:t>
+      </w:r>
+      <w:r>
+        <w:rPr>
+          <w:rFonts w:ascii="Times New Roman" w:hAnsi="Times New Roman" w:cs="Times New Roman"/>
+          <w:sz w:val="28"/>
+          <w:szCs w:val="28"/>
+        </w:rPr>
+        <w:t>SQL</w:t>
+      </w:r>
+      <w:r>
+        <w:rPr>
+          <w:rFonts w:ascii="Times New Roman" w:hAnsi="Times New Roman" w:cs="Times New Roman"/>
+          <w:sz w:val="28"/>
+          <w:szCs w:val="28"/>
+          <w:lang w:val="ru-RU"/>
+        </w:rPr>
+        <w:t xml:space="preserve"> </w:t>
+      </w:r>
+      <w:r>
+        <w:rPr>
+          <w:rFonts w:ascii="Times New Roman" w:hAnsi="Times New Roman" w:cs="Times New Roman"/>
+          <w:sz w:val="28"/>
+          <w:szCs w:val="28"/>
+        </w:rPr>
+        <w:t>Server</w:t>
+      </w:r>
+      <w:r>
+        <w:rPr>
+          <w:rFonts w:ascii="Times New Roman" w:hAnsi="Times New Roman" w:cs="Times New Roman"/>
+          <w:sz w:val="28"/>
+          <w:szCs w:val="28"/>
+          <w:lang w:val="ru-RU"/>
+        </w:rPr>
+        <w:t>.</w:t>
+      </w:r>
+    </w:p>
+    <w:p>
+      <w:pPr>
+        <w:spacing w:after="0" w:line="360" w:lineRule="auto"/>
+        <w:ind w:firstLine="709"/>
+        <w:jc w:val="both"/>
+        <w:rPr>
+          <w:rFonts w:ascii="Times New Roman" w:hAnsi="Times New Roman" w:cs="Times New Roman"/>
+          <w:sz w:val="28"/>
+          <w:szCs w:val="28"/>
+          <w:lang w:val="ru-RU"/>
+        </w:rPr>
+      </w:pPr>
+      <w:r>
+        <w:rPr>
+          <w:rFonts w:ascii="Times New Roman" w:hAnsi="Times New Roman" w:cs="Times New Roman"/>
+          <w:sz w:val="28"/>
+          <w:szCs w:val="28"/>
+          <w:lang w:val="ru-RU"/>
+        </w:rPr>
+        <w:lastRenderedPageBreak/>
+        <w:t xml:space="preserve">Полный объем </w:t>
+      </w:r>
+      <w:r>
+        <w:rPr>
+          <w:rFonts w:ascii="Times New Roman" w:hAnsi="Times New Roman" w:cs="Times New Roman"/>
+          <w:sz w:val="28"/>
+          <w:szCs w:val="28"/>
+          <w:lang w:val="ru-RU"/>
+        </w:rPr>
+        <w:t>курсового</w:t>
+      </w:r>
+      <w:r>
+        <w:rPr>
+          <w:rFonts w:ascii="Times New Roman" w:hAnsi="Times New Roman" w:cs="Times New Roman"/>
+          <w:sz w:val="28"/>
+          <w:szCs w:val="28"/>
+          <w:lang w:val="ru-RU"/>
+        </w:rPr>
+        <w:t xml:space="preserve"> проекта </w:t>
+      </w:r>
+      <w:proofErr w:type="gramStart"/>
+      <w:r>
+        <w:rPr>
+          <w:rFonts w:ascii="Times New Roman" w:hAnsi="Times New Roman" w:cs="Times New Roman"/>
+          <w:sz w:val="28"/>
+          <w:szCs w:val="28"/>
+          <w:lang w:val="ru-RU"/>
+        </w:rPr>
+        <w:t xml:space="preserve">составляет </w:t>
+      </w:r>
+      <w:r>
+        <w:rPr>
+          <w:rFonts w:ascii="Times New Roman" w:hAnsi="Times New Roman" w:cs="Times New Roman"/>
+          <w:sz w:val="28"/>
+          <w:szCs w:val="28"/>
+          <w:highlight w:val="yellow"/>
+          <w:lang w:val="ru-RU"/>
+        </w:rPr>
+        <w:t>?</w:t>
+      </w:r>
+      <w:proofErr w:type="gramEnd"/>
+      <w:r>
+        <w:rPr>
+          <w:rFonts w:ascii="Times New Roman" w:hAnsi="Times New Roman" w:cs="Times New Roman"/>
+          <w:sz w:val="28"/>
+          <w:szCs w:val="28"/>
+          <w:lang w:val="ru-RU"/>
+        </w:rPr>
+        <w:t xml:space="preserve"> страниц, в том </w:t>
+      </w:r>
+      <w:proofErr w:type="gramStart"/>
+      <w:r>
+        <w:rPr>
+          <w:rFonts w:ascii="Times New Roman" w:hAnsi="Times New Roman" w:cs="Times New Roman"/>
+          <w:sz w:val="28"/>
+          <w:szCs w:val="28"/>
+          <w:lang w:val="ru-RU"/>
+        </w:rPr>
+        <w:t xml:space="preserve">числе </w:t>
+      </w:r>
+      <w:r>
+        <w:rPr>
+          <w:rFonts w:ascii="Times New Roman" w:hAnsi="Times New Roman" w:cs="Times New Roman"/>
+          <w:sz w:val="28"/>
+          <w:szCs w:val="28"/>
+          <w:highlight w:val="yellow"/>
+          <w:lang w:val="ru-RU"/>
+        </w:rPr>
+        <w:t>?</w:t>
+      </w:r>
+      <w:proofErr w:type="gramEnd"/>
+      <w:r>
+        <w:rPr>
+          <w:rFonts w:ascii="Times New Roman" w:hAnsi="Times New Roman" w:cs="Times New Roman"/>
+          <w:sz w:val="28"/>
+          <w:szCs w:val="28"/>
+          <w:lang w:val="ru-RU"/>
+        </w:rPr>
+        <w:t xml:space="preserve"> рисунков </w:t>
+      </w:r>
+      <w:proofErr w:type="gramStart"/>
+      <w:r>
+        <w:rPr>
+          <w:rFonts w:ascii="Times New Roman" w:hAnsi="Times New Roman" w:cs="Times New Roman"/>
+          <w:sz w:val="28"/>
+          <w:szCs w:val="28"/>
+          <w:lang w:val="ru-RU"/>
+        </w:rPr>
+        <w:t xml:space="preserve">и </w:t>
+      </w:r>
+      <w:r>
+        <w:rPr>
+          <w:rFonts w:ascii="Times New Roman" w:hAnsi="Times New Roman" w:cs="Times New Roman"/>
+          <w:sz w:val="28"/>
+          <w:szCs w:val="28"/>
+          <w:highlight w:val="yellow"/>
+          <w:lang w:val="ru-RU"/>
+        </w:rPr>
+        <w:t>?</w:t>
+      </w:r>
+      <w:proofErr w:type="gramEnd"/>
+      <w:r>
+        <w:rPr>
+          <w:rFonts w:ascii="Times New Roman" w:hAnsi="Times New Roman" w:cs="Times New Roman"/>
+          <w:sz w:val="28"/>
+          <w:szCs w:val="28"/>
+          <w:lang w:val="ru-RU"/>
+        </w:rPr>
+        <w:t xml:space="preserve"> таблицы. Сп</w:t>
+      </w:r>
+      <w:r>
+        <w:rPr>
+          <w:rFonts w:ascii="Times New Roman" w:hAnsi="Times New Roman" w:cs="Times New Roman"/>
+          <w:sz w:val="28"/>
+          <w:szCs w:val="28"/>
+          <w:lang w:val="ru-RU"/>
+        </w:rPr>
+        <w:t>и</w:t>
+      </w:r>
+      <w:r>
+        <w:rPr>
+          <w:rFonts w:ascii="Times New Roman" w:hAnsi="Times New Roman" w:cs="Times New Roman"/>
+          <w:sz w:val="28"/>
+          <w:szCs w:val="28"/>
+          <w:lang w:val="ru-RU"/>
+        </w:rPr>
+        <w:t xml:space="preserve">сок использованной литературы </w:t>
+      </w:r>
+      <w:proofErr w:type="gramStart"/>
+      <w:r>
+        <w:rPr>
+          <w:rFonts w:ascii="Times New Roman" w:hAnsi="Times New Roman" w:cs="Times New Roman"/>
+          <w:sz w:val="28"/>
+          <w:szCs w:val="28"/>
+          <w:lang w:val="ru-RU"/>
+        </w:rPr>
+        <w:t xml:space="preserve">содержит </w:t>
+      </w:r>
+      <w:r>
+        <w:rPr>
+          <w:rFonts w:ascii="Times New Roman" w:hAnsi="Times New Roman" w:cs="Times New Roman"/>
+          <w:sz w:val="28"/>
+          <w:szCs w:val="28"/>
+          <w:highlight w:val="yellow"/>
+          <w:lang w:val="ru-RU"/>
+        </w:rPr>
+        <w:t>?</w:t>
+      </w:r>
+      <w:proofErr w:type="gramEnd"/>
+      <w:r>
+        <w:rPr>
+          <w:rFonts w:ascii="Times New Roman" w:hAnsi="Times New Roman" w:cs="Times New Roman"/>
+          <w:sz w:val="28"/>
+          <w:szCs w:val="28"/>
+          <w:lang w:val="ru-RU"/>
+        </w:rPr>
+        <w:t xml:space="preserve"> наименований.</w:t>
+      </w:r>
+    </w:p>
+    <w:p>
+      <w:pPr>
+        <w:spacing w:after="0" w:line="360" w:lineRule="auto"/>
+        <w:ind w:firstLine="709"/>
+        <w:jc w:val="both"/>
+        <w:rPr>
+          <w:rFonts w:ascii="Times New Roman" w:hAnsi="Times New Roman" w:cs="Times New Roman"/>
+          <w:sz w:val="28"/>
+          <w:szCs w:val="28"/>
+          <w:lang w:val="ru-RU"/>
+        </w:rPr>
+      </w:pPr>
+      <w:r>
+        <w:rPr>
+          <w:rFonts w:ascii="Times New Roman" w:hAnsi="Times New Roman" w:cs="Times New Roman"/>
+          <w:sz w:val="28"/>
+          <w:szCs w:val="28"/>
+          <w:lang w:val="ru-RU"/>
+        </w:rPr>
         <w:t>В процессе работы над курсовым проектом и оформлением пояснительной записки были использованы: методические указания по выполнению курсовой работы по МДК 11.01 «Технология разработки и защиты баз данных. Разработка, администрирование и защита баз данных», методические указания по оформлению текстовых частей учебных работ для студентов и преподавателей АНО ПО «Калининградский бизнес-колледж».</w:t>
       </w:r>
     </w:p>
@@ -5493,6 +6037,7 @@
           <w:color w:val="000000" w:themeColor="text1"/>
           <w:sz w:val="28"/>
           <w:szCs w:val="28"/>
+          <w:highlight w:val="yellow"/>
           <w:lang w:val="ru-RU"/>
         </w:rPr>
       </w:pPr>
@@ -5505,6 +6050,7 @@
           <w:color w:val="000000" w:themeColor="text1"/>
           <w:sz w:val="28"/>
           <w:szCs w:val="28"/>
+          <w:highlight w:val="yellow"/>
           <w:lang w:val="ru-RU"/>
         </w:rPr>
         <w:t>О</w:t>
@@ -5517,6 +6063,7 @@
           <w:color w:val="000000" w:themeColor="text1"/>
           <w:sz w:val="28"/>
           <w:szCs w:val="28"/>
+          <w:highlight w:val="yellow"/>
           <w:lang w:val="ru-RU"/>
         </w:rPr>
         <w:t>писание предметной области и функции решаемых задач</w:t>
@@ -5943,7 +6490,7 @@
           <w:lang w:eastAsia="ru-RU"/>
         </w:rPr>
         <w:drawing>
-          <wp:anchor distT="0" distB="0" distL="114300" distR="114300" simplePos="0" relativeHeight="251661312" behindDoc="1" locked="0" layoutInCell="1" allowOverlap="1" wp14:anchorId="25C0D4F0" wp14:editId="661305F5">
+          <wp:anchor distT="0" distB="0" distL="114300" distR="114300" simplePos="0" relativeHeight="251661312" behindDoc="1" locked="0" layoutInCell="1" allowOverlap="1" wp14:anchorId="25C0D4F0" wp14:editId="6EF5C5C9">
             <wp:simplePos x="0" y="0"/>
             <wp:positionH relativeFrom="margin">
               <wp:posOffset>1558290</wp:posOffset>
@@ -6180,7 +6727,7 @@
           <w:lang w:eastAsia="ru-RU"/>
         </w:rPr>
         <w:drawing>
-          <wp:anchor distT="0" distB="0" distL="114300" distR="114300" simplePos="0" relativeHeight="251662336" behindDoc="0" locked="0" layoutInCell="1" allowOverlap="1" wp14:anchorId="7EE622B5" wp14:editId="3E2578B2">
+          <wp:anchor distT="0" distB="0" distL="114300" distR="114300" simplePos="0" relativeHeight="251662336" behindDoc="0" locked="0" layoutInCell="1" allowOverlap="1" wp14:anchorId="7EE622B5" wp14:editId="05C19820">
             <wp:simplePos x="0" y="0"/>
             <wp:positionH relativeFrom="page">
               <wp:posOffset>2933700</wp:posOffset>
@@ -6590,7 +7137,7 @@
           <w:lang w:eastAsia="ru-RU"/>
         </w:rPr>
         <w:drawing>
-          <wp:anchor distT="0" distB="0" distL="114300" distR="114300" simplePos="0" relativeHeight="251663360" behindDoc="0" locked="0" layoutInCell="1" allowOverlap="1" wp14:anchorId="43E55521" wp14:editId="3EDD28FB">
+          <wp:anchor distT="0" distB="0" distL="114300" distR="114300" simplePos="0" relativeHeight="251663360" behindDoc="0" locked="0" layoutInCell="1" allowOverlap="1" wp14:anchorId="43E55521" wp14:editId="217E4FA1">
             <wp:simplePos x="0" y="0"/>
             <wp:positionH relativeFrom="margin">
               <wp:align>center</wp:align>
@@ -6958,7 +7505,7 @@
         </w:rPr>
         <w:lastRenderedPageBreak/>
         <w:drawing>
-          <wp:anchor distT="0" distB="0" distL="114300" distR="114300" simplePos="0" relativeHeight="251664384" behindDoc="0" locked="0" layoutInCell="1" allowOverlap="1" wp14:anchorId="553C8FCE" wp14:editId="4FA41DAB">
+          <wp:anchor distT="0" distB="0" distL="114300" distR="114300" simplePos="0" relativeHeight="251664384" behindDoc="0" locked="0" layoutInCell="1" allowOverlap="1" wp14:anchorId="553C8FCE" wp14:editId="3B4D59E4">
             <wp:simplePos x="0" y="0"/>
             <wp:positionH relativeFrom="page">
               <wp:posOffset>2876550</wp:posOffset>
@@ -7391,10 +7938,10 @@
       <w:r>
         <w:rPr>
           <w:noProof/>
-          <w:lang w:eastAsia="ru-RU"/>
+          <w:lang w:val="ru-RU" w:eastAsia="ru-RU"/>
         </w:rPr>
         <w:drawing>
-          <wp:anchor distT="0" distB="0" distL="114300" distR="114300" simplePos="0" relativeHeight="251665408" behindDoc="0" locked="0" layoutInCell="1" allowOverlap="1" wp14:anchorId="2F96803B" wp14:editId="53D8FCFD">
+          <wp:anchor distT="0" distB="0" distL="114300" distR="114300" simplePos="0" relativeHeight="251665408" behindDoc="0" locked="0" layoutInCell="1" allowOverlap="1" wp14:anchorId="2F96803B" wp14:editId="5F9A3E1A">
             <wp:simplePos x="0" y="0"/>
             <wp:positionH relativeFrom="margin">
               <wp:align>center</wp:align>
@@ -7606,7 +8153,25 @@
           <w:szCs w:val="28"/>
           <w:lang w:val="ru-RU"/>
         </w:rPr>
-        <w:t>В приложении «Творог» данные задачи выполняются с помощью следующих модулей:</w:t>
+        <w:t>В приложении «Т</w:t>
+      </w:r>
+      <w:r>
+        <w:rPr>
+          <w:rFonts w:ascii="Times New Roman" w:hAnsi="Times New Roman" w:cs="Times New Roman"/>
+          <w:sz w:val="28"/>
+          <w:szCs w:val="28"/>
+          <w:lang w:val="ru-RU"/>
+        </w:rPr>
+        <w:t>епло</w:t>
+      </w:r>
+      <w:r>
+        <w:rPr>
+          <w:rFonts w:ascii="Times New Roman" w:hAnsi="Times New Roman" w:cs="Times New Roman"/>
+          <w:sz w:val="28"/>
+          <w:szCs w:val="28"/>
+          <w:lang w:val="ru-RU"/>
+        </w:rPr>
+        <w:t>» данные задачи выполняются с помощью следующих модулей:</w:t>
       </w:r>
     </w:p>
     <w:p>
@@ -8797,7 +9362,23 @@
           <w:sz w:val="28"/>
           <w:lang w:val="ru-RU"/>
         </w:rPr>
-        <w:t xml:space="preserve"> объектам нужен уникальный код, кроме этого для разных сущностей понадобятся особенные атрибуты. Определим их отдельно для каждой сущности.</w:t>
+        <w:t xml:space="preserve"> объектам нужен уникальный код, </w:t>
+      </w:r>
+      <w:r>
+        <w:rPr>
+          <w:rFonts w:ascii="Times New Roman" w:hAnsi="Times New Roman" w:cs="Times New Roman"/>
+          <w:sz w:val="28"/>
+          <w:lang w:val="ru-RU"/>
+        </w:rPr>
+        <w:t>кроме этого,</w:t>
+      </w:r>
+      <w:r>
+        <w:rPr>
+          <w:rFonts w:ascii="Times New Roman" w:hAnsi="Times New Roman" w:cs="Times New Roman"/>
+          <w:sz w:val="28"/>
+          <w:lang w:val="ru-RU"/>
+        </w:rPr>
+        <w:t xml:space="preserve"> для разных сущностей понадобятся особенные атрибуты. Определим их отдельно для каждой сущности.</w:t>
       </w:r>
     </w:p>
     <w:p>
@@ -8963,7 +9544,153 @@
           <w:rFonts w:ascii="Times New Roman" w:hAnsi="Times New Roman" w:cs="Times New Roman"/>
           <w:sz w:val="28"/>
         </w:rPr>
-        <w:t>. Если пользователь является автором, у него появляется возможность писать свои статьи.</w:t>
+        <w:t>. Если пользователь является автором, у него появляется возможность писать сво</w:t>
+      </w:r>
+      <w:r>
+        <w:rPr>
+          <w:rFonts w:ascii="Times New Roman" w:hAnsi="Times New Roman" w:cs="Times New Roman"/>
+          <w:sz w:val="28"/>
+        </w:rPr>
+        <w:t>и статьи;</w:t>
+      </w:r>
+    </w:p>
+    <w:p>
+      <w:pPr>
+        <w:pStyle w:val="a3"/>
+        <w:numPr>
+          <w:ilvl w:val="0"/>
+          <w:numId w:val="11"/>
+        </w:numPr>
+        <w:spacing w:after="0" w:line="360" w:lineRule="auto"/>
+        <w:jc w:val="both"/>
+        <w:rPr>
+          <w:rFonts w:ascii="Times New Roman" w:hAnsi="Times New Roman" w:cs="Times New Roman"/>
+          <w:sz w:val="28"/>
+        </w:rPr>
+      </w:pPr>
+      <w:r>
+        <w:rPr>
+          <w:rFonts w:ascii="Times New Roman" w:hAnsi="Times New Roman" w:cs="Times New Roman"/>
+          <w:sz w:val="28"/>
+        </w:rPr>
+        <w:t>День рождения</w:t>
+      </w:r>
+      <w:r>
+        <w:rPr>
+          <w:rFonts w:ascii="Times New Roman" w:hAnsi="Times New Roman" w:cs="Times New Roman"/>
+          <w:sz w:val="28"/>
+        </w:rPr>
+        <w:t>;</w:t>
+      </w:r>
+    </w:p>
+    <w:p>
+      <w:pPr>
+        <w:pStyle w:val="a3"/>
+        <w:numPr>
+          <w:ilvl w:val="0"/>
+          <w:numId w:val="11"/>
+        </w:numPr>
+        <w:spacing w:after="0" w:line="360" w:lineRule="auto"/>
+        <w:jc w:val="both"/>
+        <w:rPr>
+          <w:rFonts w:ascii="Times New Roman" w:hAnsi="Times New Roman" w:cs="Times New Roman"/>
+          <w:sz w:val="28"/>
+        </w:rPr>
+      </w:pPr>
+      <w:r>
+        <w:rPr>
+          <w:rFonts w:ascii="Times New Roman" w:hAnsi="Times New Roman" w:cs="Times New Roman"/>
+          <w:sz w:val="28"/>
+        </w:rPr>
+        <w:t>Язык;</w:t>
+      </w:r>
+    </w:p>
+    <w:p>
+      <w:pPr>
+        <w:pStyle w:val="a3"/>
+        <w:numPr>
+          <w:ilvl w:val="0"/>
+          <w:numId w:val="11"/>
+        </w:numPr>
+        <w:spacing w:after="0" w:line="360" w:lineRule="auto"/>
+        <w:jc w:val="both"/>
+        <w:rPr>
+          <w:rFonts w:ascii="Times New Roman" w:hAnsi="Times New Roman" w:cs="Times New Roman"/>
+          <w:sz w:val="28"/>
+        </w:rPr>
+      </w:pPr>
+      <w:r>
+        <w:rPr>
+          <w:rFonts w:ascii="Times New Roman" w:hAnsi="Times New Roman" w:cs="Times New Roman"/>
+          <w:sz w:val="28"/>
+        </w:rPr>
+        <w:t>Дата и время последнего входа пользователя в приложение;</w:t>
+      </w:r>
+    </w:p>
+    <w:p>
+      <w:pPr>
+        <w:pStyle w:val="a3"/>
+        <w:numPr>
+          <w:ilvl w:val="0"/>
+          <w:numId w:val="11"/>
+        </w:numPr>
+        <w:spacing w:after="0" w:line="360" w:lineRule="auto"/>
+        <w:jc w:val="both"/>
+        <w:rPr>
+          <w:rFonts w:ascii="Times New Roman" w:hAnsi="Times New Roman" w:cs="Times New Roman"/>
+          <w:sz w:val="28"/>
+        </w:rPr>
+      </w:pPr>
+      <w:r>
+        <w:rPr>
+          <w:rFonts w:ascii="Times New Roman" w:hAnsi="Times New Roman" w:cs="Times New Roman"/>
+          <w:sz w:val="28"/>
+        </w:rPr>
+        <w:t>Дата создания профиля пользователя;</w:t>
+      </w:r>
+    </w:p>
+    <w:p>
+      <w:pPr>
+        <w:pStyle w:val="a3"/>
+        <w:numPr>
+          <w:ilvl w:val="0"/>
+          <w:numId w:val="11"/>
+        </w:numPr>
+        <w:spacing w:after="0" w:line="360" w:lineRule="auto"/>
+        <w:jc w:val="both"/>
+        <w:rPr>
+          <w:rFonts w:ascii="Times New Roman" w:hAnsi="Times New Roman" w:cs="Times New Roman"/>
+          <w:sz w:val="28"/>
+        </w:rPr>
+      </w:pPr>
+      <w:r>
+        <w:rPr>
+          <w:rFonts w:ascii="Times New Roman" w:hAnsi="Times New Roman" w:cs="Times New Roman"/>
+          <w:sz w:val="28"/>
+        </w:rPr>
+        <w:t>Дата последнего обновления профиля;</w:t>
+      </w:r>
+    </w:p>
+    <w:p>
+      <w:pPr>
+        <w:pStyle w:val="a3"/>
+        <w:numPr>
+          <w:ilvl w:val="0"/>
+          <w:numId w:val="11"/>
+        </w:numPr>
+        <w:spacing w:after="0" w:line="360" w:lineRule="auto"/>
+        <w:jc w:val="both"/>
+        <w:rPr>
+          <w:rFonts w:ascii="Times New Roman" w:hAnsi="Times New Roman" w:cs="Times New Roman"/>
+          <w:sz w:val="28"/>
+        </w:rPr>
+      </w:pPr>
+      <w:r>
+        <w:rPr>
+          <w:rFonts w:ascii="Times New Roman" w:hAnsi="Times New Roman" w:cs="Times New Roman"/>
+          <w:sz w:val="28"/>
+        </w:rPr>
+        <w:t>Дата удаления профиля пользователя;</w:t>
       </w:r>
     </w:p>
     <w:p>
@@ -9041,7 +9768,102 @@
           <w:rFonts w:ascii="Times New Roman" w:hAnsi="Times New Roman" w:cs="Times New Roman"/>
           <w:sz w:val="28"/>
         </w:rPr>
-        <w:t>. Несколько предложений о назначении трекера.</w:t>
+        <w:t>. Несколько предложений о назначении трекера</w:t>
+      </w:r>
+      <w:r>
+        <w:rPr>
+          <w:rFonts w:ascii="Times New Roman" w:hAnsi="Times New Roman" w:cs="Times New Roman"/>
+          <w:sz w:val="28"/>
+        </w:rPr>
+        <w:t>;</w:t>
+      </w:r>
+    </w:p>
+    <w:p>
+      <w:pPr>
+        <w:pStyle w:val="a3"/>
+        <w:numPr>
+          <w:ilvl w:val="0"/>
+          <w:numId w:val="12"/>
+        </w:numPr>
+        <w:spacing w:after="0" w:line="360" w:lineRule="auto"/>
+        <w:jc w:val="both"/>
+        <w:rPr>
+          <w:rFonts w:ascii="Times New Roman" w:hAnsi="Times New Roman" w:cs="Times New Roman"/>
+          <w:sz w:val="28"/>
+        </w:rPr>
+      </w:pPr>
+      <w:r>
+        <w:rPr>
+          <w:rFonts w:ascii="Times New Roman" w:hAnsi="Times New Roman" w:cs="Times New Roman"/>
+          <w:sz w:val="28"/>
+        </w:rPr>
+        <w:t>Цвет для отображения трекера в приложении;</w:t>
+      </w:r>
+    </w:p>
+    <w:p>
+      <w:pPr>
+        <w:pStyle w:val="a3"/>
+        <w:numPr>
+          <w:ilvl w:val="0"/>
+          <w:numId w:val="12"/>
+        </w:numPr>
+        <w:spacing w:after="0" w:line="360" w:lineRule="auto"/>
+        <w:jc w:val="both"/>
+        <w:rPr>
+          <w:rFonts w:ascii="Times New Roman" w:hAnsi="Times New Roman" w:cs="Times New Roman"/>
+          <w:sz w:val="28"/>
+        </w:rPr>
+      </w:pPr>
+      <w:r>
+        <w:rPr>
+          <w:rFonts w:ascii="Times New Roman" w:hAnsi="Times New Roman" w:cs="Times New Roman"/>
+          <w:sz w:val="28"/>
+        </w:rPr>
+        <w:t>Активность. Трекер можно приостановить или возобновить;</w:t>
+      </w:r>
+    </w:p>
+    <w:p>
+      <w:pPr>
+        <w:pStyle w:val="a3"/>
+        <w:numPr>
+          <w:ilvl w:val="0"/>
+          <w:numId w:val="12"/>
+        </w:numPr>
+        <w:spacing w:after="0" w:line="360" w:lineRule="auto"/>
+        <w:jc w:val="both"/>
+        <w:rPr>
+          <w:rFonts w:ascii="Times New Roman" w:hAnsi="Times New Roman" w:cs="Times New Roman"/>
+          <w:sz w:val="28"/>
+        </w:rPr>
+      </w:pPr>
+      <w:r>
+        <w:rPr>
+          <w:rFonts w:ascii="Times New Roman" w:hAnsi="Times New Roman" w:cs="Times New Roman"/>
+          <w:sz w:val="28"/>
+        </w:rPr>
+        <w:t>Дата создания трекера;</w:t>
+      </w:r>
+    </w:p>
+    <w:p>
+      <w:pPr>
+        <w:pStyle w:val="a3"/>
+        <w:numPr>
+          <w:ilvl w:val="0"/>
+          <w:numId w:val="12"/>
+        </w:numPr>
+        <w:spacing w:after="0" w:line="360" w:lineRule="auto"/>
+        <w:jc w:val="both"/>
+        <w:rPr>
+          <w:rFonts w:ascii="Times New Roman" w:hAnsi="Times New Roman" w:cs="Times New Roman"/>
+          <w:sz w:val="28"/>
+        </w:rPr>
+      </w:pPr>
+      <w:r>
+        <w:rPr>
+          <w:rFonts w:ascii="Times New Roman" w:hAnsi="Times New Roman" w:cs="Times New Roman"/>
+          <w:sz w:val="28"/>
+        </w:rPr>
+        <w:t>Дата последнего обновления трекера;</w:t>
       </w:r>
     </w:p>
     <w:p>
@@ -9148,7 +9970,51 @@
           <w:rFonts w:ascii="Times New Roman" w:hAnsi="Times New Roman" w:cs="Times New Roman"/>
           <w:sz w:val="28"/>
         </w:rPr>
-        <w:t>.</w:t>
+        <w:t>;</w:t>
+      </w:r>
+    </w:p>
+    <w:p>
+      <w:pPr>
+        <w:pStyle w:val="a3"/>
+        <w:numPr>
+          <w:ilvl w:val="0"/>
+          <w:numId w:val="13"/>
+        </w:numPr>
+        <w:spacing w:after="0" w:line="360" w:lineRule="auto"/>
+        <w:jc w:val="both"/>
+        <w:rPr>
+          <w:rFonts w:ascii="Times New Roman" w:hAnsi="Times New Roman" w:cs="Times New Roman"/>
+          <w:sz w:val="28"/>
+        </w:rPr>
+      </w:pPr>
+      <w:r>
+        <w:rPr>
+          <w:rFonts w:ascii="Times New Roman" w:hAnsi="Times New Roman" w:cs="Times New Roman"/>
+          <w:sz w:val="28"/>
+        </w:rPr>
+        <w:t>Тип. Системная иконка или пользовательская;</w:t>
+      </w:r>
+    </w:p>
+    <w:p>
+      <w:pPr>
+        <w:pStyle w:val="a3"/>
+        <w:numPr>
+          <w:ilvl w:val="0"/>
+          <w:numId w:val="13"/>
+        </w:numPr>
+        <w:spacing w:after="0" w:line="360" w:lineRule="auto"/>
+        <w:jc w:val="both"/>
+        <w:rPr>
+          <w:rFonts w:ascii="Times New Roman" w:hAnsi="Times New Roman" w:cs="Times New Roman"/>
+          <w:sz w:val="28"/>
+        </w:rPr>
+      </w:pPr>
+      <w:r>
+        <w:rPr>
+          <w:rFonts w:ascii="Times New Roman" w:hAnsi="Times New Roman" w:cs="Times New Roman"/>
+          <w:sz w:val="28"/>
+        </w:rPr>
+        <w:t>Категория.</w:t>
       </w:r>
     </w:p>
     <w:p>
@@ -9168,6 +10034,7 @@
           <w:sz w:val="28"/>
           <w:lang w:val="ru-RU"/>
         </w:rPr>
+        <w:lastRenderedPageBreak/>
         <w:t>Заметки:</w:t>
       </w:r>
     </w:p>
@@ -9380,7 +10247,51 @@
           <w:rFonts w:ascii="Times New Roman" w:hAnsi="Times New Roman" w:cs="Times New Roman"/>
           <w:sz w:val="28"/>
         </w:rPr>
-        <w:t>.</w:t>
+        <w:t>;</w:t>
+      </w:r>
+    </w:p>
+    <w:p>
+      <w:pPr>
+        <w:pStyle w:val="a3"/>
+        <w:numPr>
+          <w:ilvl w:val="0"/>
+          <w:numId w:val="17"/>
+        </w:numPr>
+        <w:spacing w:after="0" w:line="360" w:lineRule="auto"/>
+        <w:jc w:val="both"/>
+        <w:rPr>
+          <w:rFonts w:ascii="Times New Roman" w:hAnsi="Times New Roman" w:cs="Times New Roman"/>
+          <w:sz w:val="28"/>
+        </w:rPr>
+      </w:pPr>
+      <w:r>
+        <w:rPr>
+          <w:rFonts w:ascii="Times New Roman" w:hAnsi="Times New Roman" w:cs="Times New Roman"/>
+          <w:sz w:val="28"/>
+        </w:rPr>
+        <w:t>Код родительского списка.</w:t>
+      </w:r>
+    </w:p>
+    <w:p>
+      <w:pPr>
+        <w:pStyle w:val="a3"/>
+        <w:numPr>
+          <w:ilvl w:val="0"/>
+          <w:numId w:val="17"/>
+        </w:numPr>
+        <w:spacing w:after="0" w:line="360" w:lineRule="auto"/>
+        <w:jc w:val="both"/>
+        <w:rPr>
+          <w:rFonts w:ascii="Times New Roman" w:hAnsi="Times New Roman" w:cs="Times New Roman"/>
+          <w:sz w:val="28"/>
+        </w:rPr>
+      </w:pPr>
+      <w:r>
+        <w:rPr>
+          <w:rFonts w:ascii="Times New Roman" w:hAnsi="Times New Roman" w:cs="Times New Roman"/>
+          <w:sz w:val="28"/>
+        </w:rPr>
+        <w:t>Название списка.</w:t>
       </w:r>
     </w:p>
     <w:p>
@@ -9472,6 +10383,42 @@
           <w:rFonts w:ascii="Times New Roman" w:hAnsi="Times New Roman" w:cs="Times New Roman"/>
           <w:sz w:val="28"/>
         </w:rPr>
+        <w:t>;</w:t>
+      </w:r>
+    </w:p>
+    <w:p>
+      <w:pPr>
+        <w:pStyle w:val="a3"/>
+        <w:numPr>
+          <w:ilvl w:val="0"/>
+          <w:numId w:val="18"/>
+        </w:numPr>
+        <w:spacing w:after="0" w:line="360" w:lineRule="auto"/>
+        <w:jc w:val="both"/>
+        <w:rPr>
+          <w:rFonts w:ascii="Times New Roman" w:hAnsi="Times New Roman" w:cs="Times New Roman"/>
+          <w:sz w:val="28"/>
+        </w:rPr>
+      </w:pPr>
+      <w:r>
+        <w:rPr>
+          <w:rFonts w:ascii="Times New Roman" w:hAnsi="Times New Roman" w:cs="Times New Roman"/>
+          <w:sz w:val="28"/>
+        </w:rPr>
+        <w:t>Код цели, к которой относится задача</w:t>
+      </w:r>
+      <w:r>
+        <w:rPr>
+          <w:rFonts w:ascii="Times New Roman" w:hAnsi="Times New Roman" w:cs="Times New Roman"/>
+          <w:sz w:val="28"/>
+        </w:rPr>
+        <w:t>, если таковая присутствует</w:t>
+      </w:r>
+      <w:r>
+        <w:rPr>
+          <w:rFonts w:ascii="Times New Roman" w:hAnsi="Times New Roman" w:cs="Times New Roman"/>
+          <w:sz w:val="28"/>
+        </w:rPr>
         <w:t>.</w:t>
       </w:r>
     </w:p>
@@ -9492,7 +10439,6 @@
           <w:sz w:val="28"/>
           <w:lang w:val="ru-RU"/>
         </w:rPr>
-        <w:lastRenderedPageBreak/>
         <w:t>Цели:</w:t>
       </w:r>
     </w:p>
@@ -9666,7 +10612,51 @@
           <w:rFonts w:ascii="Times New Roman" w:hAnsi="Times New Roman" w:cs="Times New Roman"/>
           <w:sz w:val="28"/>
         </w:rPr>
-        <w:t>.</w:t>
+        <w:t>;</w:t>
+      </w:r>
+    </w:p>
+    <w:p>
+      <w:pPr>
+        <w:pStyle w:val="a3"/>
+        <w:numPr>
+          <w:ilvl w:val="0"/>
+          <w:numId w:val="19"/>
+        </w:numPr>
+        <w:spacing w:after="0" w:line="360" w:lineRule="auto"/>
+        <w:jc w:val="both"/>
+        <w:rPr>
+          <w:rFonts w:ascii="Times New Roman" w:hAnsi="Times New Roman" w:cs="Times New Roman"/>
+          <w:sz w:val="28"/>
+        </w:rPr>
+      </w:pPr>
+      <w:r>
+        <w:rPr>
+          <w:rFonts w:ascii="Times New Roman" w:hAnsi="Times New Roman" w:cs="Times New Roman"/>
+          <w:sz w:val="28"/>
+        </w:rPr>
+        <w:t>Дата создания цели;</w:t>
+      </w:r>
+    </w:p>
+    <w:p>
+      <w:pPr>
+        <w:pStyle w:val="a3"/>
+        <w:numPr>
+          <w:ilvl w:val="0"/>
+          <w:numId w:val="19"/>
+        </w:numPr>
+        <w:spacing w:after="0" w:line="360" w:lineRule="auto"/>
+        <w:jc w:val="both"/>
+        <w:rPr>
+          <w:rFonts w:ascii="Times New Roman" w:hAnsi="Times New Roman" w:cs="Times New Roman"/>
+          <w:sz w:val="28"/>
+        </w:rPr>
+      </w:pPr>
+      <w:r>
+        <w:rPr>
+          <w:rFonts w:ascii="Times New Roman" w:hAnsi="Times New Roman" w:cs="Times New Roman"/>
+          <w:sz w:val="28"/>
+        </w:rPr>
+        <w:t>Дата завершения выполнения цели.</w:t>
       </w:r>
     </w:p>
     <w:p>
@@ -9751,6 +10741,7 @@
           <w:rFonts w:ascii="Times New Roman" w:hAnsi="Times New Roman" w:cs="Times New Roman"/>
           <w:sz w:val="28"/>
         </w:rPr>
+        <w:lastRenderedPageBreak/>
         <w:t>Периодичность</w:t>
       </w:r>
       <w:r>
@@ -9794,7 +10785,36 @@
           <w:rFonts w:ascii="Times New Roman" w:hAnsi="Times New Roman" w:cs="Times New Roman"/>
           <w:sz w:val="28"/>
         </w:rPr>
-        <w:t>. В какое время должно приходить напоминание.</w:t>
+        <w:t>. В какое время должно приходить напоминание</w:t>
+      </w:r>
+      <w:r>
+        <w:rPr>
+          <w:rFonts w:ascii="Times New Roman" w:hAnsi="Times New Roman" w:cs="Times New Roman"/>
+          <w:sz w:val="28"/>
+        </w:rPr>
+        <w:t>;</w:t>
+      </w:r>
+    </w:p>
+    <w:p>
+      <w:pPr>
+        <w:pStyle w:val="a3"/>
+        <w:numPr>
+          <w:ilvl w:val="0"/>
+          <w:numId w:val="22"/>
+        </w:numPr>
+        <w:spacing w:after="0" w:line="360" w:lineRule="auto"/>
+        <w:jc w:val="both"/>
+        <w:rPr>
+          <w:rFonts w:ascii="Times New Roman" w:hAnsi="Times New Roman" w:cs="Times New Roman"/>
+          <w:sz w:val="28"/>
+        </w:rPr>
+      </w:pPr>
+      <w:r>
+        <w:rPr>
+          <w:rFonts w:ascii="Times New Roman" w:hAnsi="Times New Roman" w:cs="Times New Roman"/>
+          <w:sz w:val="28"/>
+        </w:rPr>
+        <w:t>Тип напоминания.</w:t>
       </w:r>
     </w:p>
     <w:p>
@@ -9930,21 +10950,7 @@
           <w:rFonts w:ascii="Times New Roman" w:hAnsi="Times New Roman" w:cs="Times New Roman"/>
           <w:sz w:val="28"/>
         </w:rPr>
-        <w:t>Статус</w:t>
-      </w:r>
-      <w:r>
-        <w:rPr>
-          <w:rFonts w:ascii="Times New Roman" w:hAnsi="Times New Roman" w:cs="Times New Roman"/>
-          <w:sz w:val="28"/>
-        </w:rPr>
-        <w:t xml:space="preserve"> (черновик, опубликована, заблокирована)</w:t>
-      </w:r>
-      <w:r>
-        <w:rPr>
-          <w:rFonts w:ascii="Times New Roman" w:hAnsi="Times New Roman" w:cs="Times New Roman"/>
-          <w:sz w:val="28"/>
-        </w:rPr>
-        <w:t>;</w:t>
+        <w:t>Дата обновления;</w:t>
       </w:r>
     </w:p>
     <w:p>
@@ -9966,28 +10972,14 @@
           <w:rFonts w:ascii="Times New Roman" w:hAnsi="Times New Roman" w:cs="Times New Roman"/>
           <w:sz w:val="28"/>
         </w:rPr>
-        <w:t>Автор</w:t>
-      </w:r>
-      <w:r>
-        <w:rPr>
-          <w:rFonts w:ascii="Times New Roman" w:hAnsi="Times New Roman" w:cs="Times New Roman"/>
-          <w:sz w:val="28"/>
-        </w:rPr>
-        <w:t>. Код пользователя, написавшего ста</w:t>
-      </w:r>
-      <w:r>
-        <w:rPr>
-          <w:rFonts w:ascii="Times New Roman" w:hAnsi="Times New Roman" w:cs="Times New Roman"/>
-          <w:sz w:val="28"/>
-        </w:rPr>
-        <w:t>т</w:t>
-      </w:r>
-      <w:r>
-        <w:rPr>
-          <w:rFonts w:ascii="Times New Roman" w:hAnsi="Times New Roman" w:cs="Times New Roman"/>
-          <w:sz w:val="28"/>
-        </w:rPr>
-        <w:t>ью</w:t>
+        <w:t>Статус</w:t>
+      </w:r>
+      <w:r>
+        <w:rPr>
+          <w:rFonts w:ascii="Times New Roman" w:hAnsi="Times New Roman" w:cs="Times New Roman"/>
+          <w:sz w:val="28"/>
+        </w:rPr>
+        <w:t xml:space="preserve"> (черновик, опубликована, заблокирована)</w:t>
       </w:r>
       <w:r>
         <w:rPr>
@@ -10016,7 +11008,28 @@
           <w:rFonts w:ascii="Times New Roman" w:hAnsi="Times New Roman" w:cs="Times New Roman"/>
           <w:sz w:val="28"/>
         </w:rPr>
-        <w:t>Количество лайков</w:t>
+        <w:t>Автор</w:t>
+      </w:r>
+      <w:r>
+        <w:rPr>
+          <w:rFonts w:ascii="Times New Roman" w:hAnsi="Times New Roman" w:cs="Times New Roman"/>
+          <w:sz w:val="28"/>
+        </w:rPr>
+        <w:t>. Код пользователя, написавшего ста</w:t>
+      </w:r>
+      <w:r>
+        <w:rPr>
+          <w:rFonts w:ascii="Times New Roman" w:hAnsi="Times New Roman" w:cs="Times New Roman"/>
+          <w:sz w:val="28"/>
+        </w:rPr>
+        <w:t>т</w:t>
+      </w:r>
+      <w:r>
+        <w:rPr>
+          <w:rFonts w:ascii="Times New Roman" w:hAnsi="Times New Roman" w:cs="Times New Roman"/>
+          <w:sz w:val="28"/>
+        </w:rPr>
+        <w:t>ью</w:t>
       </w:r>
       <w:r>
         <w:rPr>
@@ -10045,6 +11058,57 @@
           <w:rFonts w:ascii="Times New Roman" w:hAnsi="Times New Roman" w:cs="Times New Roman"/>
           <w:sz w:val="28"/>
         </w:rPr>
+        <w:t>Текст статьи;</w:t>
+      </w:r>
+    </w:p>
+    <w:p>
+      <w:pPr>
+        <w:pStyle w:val="a3"/>
+        <w:numPr>
+          <w:ilvl w:val="0"/>
+          <w:numId w:val="20"/>
+        </w:numPr>
+        <w:spacing w:after="0" w:line="360" w:lineRule="auto"/>
+        <w:jc w:val="both"/>
+        <w:rPr>
+          <w:rFonts w:ascii="Times New Roman" w:hAnsi="Times New Roman" w:cs="Times New Roman"/>
+          <w:sz w:val="28"/>
+        </w:rPr>
+      </w:pPr>
+      <w:r>
+        <w:rPr>
+          <w:rFonts w:ascii="Times New Roman" w:hAnsi="Times New Roman" w:cs="Times New Roman"/>
+          <w:sz w:val="28"/>
+        </w:rPr>
+        <w:t>Количество лайков</w:t>
+      </w:r>
+      <w:r>
+        <w:rPr>
+          <w:rFonts w:ascii="Times New Roman" w:hAnsi="Times New Roman" w:cs="Times New Roman"/>
+          <w:sz w:val="28"/>
+        </w:rPr>
+        <w:t>;</w:t>
+      </w:r>
+    </w:p>
+    <w:p>
+      <w:pPr>
+        <w:pStyle w:val="a3"/>
+        <w:numPr>
+          <w:ilvl w:val="0"/>
+          <w:numId w:val="20"/>
+        </w:numPr>
+        <w:spacing w:after="0" w:line="360" w:lineRule="auto"/>
+        <w:jc w:val="both"/>
+        <w:rPr>
+          <w:rFonts w:ascii="Times New Roman" w:hAnsi="Times New Roman" w:cs="Times New Roman"/>
+          <w:sz w:val="28"/>
+        </w:rPr>
+      </w:pPr>
+      <w:r>
+        <w:rPr>
+          <w:rFonts w:ascii="Times New Roman" w:hAnsi="Times New Roman" w:cs="Times New Roman"/>
+          <w:sz w:val="28"/>
+        </w:rPr>
         <w:t>Количество</w:t>
       </w:r>
       <w:r>
@@ -10101,63 +11165,7 @@
           <w:sz w:val="28"/>
           <w:lang w:val="ru-RU"/>
         </w:rPr>
-        <w:t xml:space="preserve"> содержит только уникальный код и атрибуты для связи с другими сущностями.</w:t>
-      </w:r>
-    </w:p>
-    <w:p>
-      <w:pPr>
-        <w:spacing w:after="0" w:line="360" w:lineRule="auto"/>
-        <w:ind w:firstLine="709"/>
-        <w:jc w:val="both"/>
-        <w:rPr>
-          <w:rFonts w:ascii="Times New Roman" w:hAnsi="Times New Roman" w:cs="Times New Roman"/>
-          <w:sz w:val="28"/>
-          <w:lang w:val="ru-RU"/>
-        </w:rPr>
-      </w:pPr>
-      <w:r>
-        <w:rPr>
-          <w:rFonts w:ascii="Times New Roman" w:hAnsi="Times New Roman" w:cs="Times New Roman"/>
-          <w:sz w:val="28"/>
-          <w:lang w:val="ru-RU"/>
-        </w:rPr>
-        <w:t>Лайки</w:t>
-      </w:r>
-      <w:r>
-        <w:rPr>
-          <w:rFonts w:ascii="Times New Roman" w:hAnsi="Times New Roman" w:cs="Times New Roman"/>
-          <w:sz w:val="28"/>
-          <w:lang w:val="ru-RU"/>
-        </w:rPr>
-        <w:t xml:space="preserve"> </w:t>
-      </w:r>
-      <w:r>
-        <w:rPr>
-          <w:rFonts w:ascii="Times New Roman" w:hAnsi="Times New Roman" w:cs="Times New Roman"/>
-          <w:sz w:val="28"/>
-          <w:lang w:val="ru-RU"/>
-        </w:rPr>
-        <w:t>содержит только уникальный код и атрибуты для связи с другими сущностями.</w:t>
-      </w:r>
-    </w:p>
-    <w:p>
-      <w:pPr>
-        <w:spacing w:after="0" w:line="360" w:lineRule="auto"/>
-        <w:ind w:firstLine="709"/>
-        <w:jc w:val="both"/>
-        <w:rPr>
-          <w:rFonts w:ascii="Times New Roman" w:hAnsi="Times New Roman" w:cs="Times New Roman"/>
-          <w:sz w:val="28"/>
-          <w:lang w:val="ru-RU"/>
-        </w:rPr>
-      </w:pPr>
-      <w:r>
-        <w:rPr>
-          <w:rFonts w:ascii="Times New Roman" w:hAnsi="Times New Roman" w:cs="Times New Roman"/>
-          <w:sz w:val="28"/>
-          <w:lang w:val="ru-RU"/>
-        </w:rPr>
-        <w:t>Темы:</w:t>
+        <w:t>:</w:t>
       </w:r>
     </w:p>
     <w:p>
@@ -10179,6 +11187,98 @@
           <w:rFonts w:ascii="Times New Roman" w:hAnsi="Times New Roman" w:cs="Times New Roman"/>
           <w:sz w:val="28"/>
         </w:rPr>
+        <w:t>Дата.</w:t>
+      </w:r>
+    </w:p>
+    <w:p>
+      <w:pPr>
+        <w:spacing w:after="0" w:line="360" w:lineRule="auto"/>
+        <w:ind w:firstLine="709"/>
+        <w:jc w:val="both"/>
+        <w:rPr>
+          <w:rFonts w:ascii="Times New Roman" w:hAnsi="Times New Roman" w:cs="Times New Roman"/>
+          <w:sz w:val="28"/>
+          <w:lang w:val="ru-RU"/>
+        </w:rPr>
+      </w:pPr>
+      <w:r>
+        <w:rPr>
+          <w:rFonts w:ascii="Times New Roman" w:hAnsi="Times New Roman" w:cs="Times New Roman"/>
+          <w:sz w:val="28"/>
+          <w:lang w:val="ru-RU"/>
+        </w:rPr>
+        <w:t>Лайки</w:t>
+      </w:r>
+      <w:r>
+        <w:rPr>
+          <w:rFonts w:ascii="Times New Roman" w:hAnsi="Times New Roman" w:cs="Times New Roman"/>
+          <w:sz w:val="28"/>
+          <w:lang w:val="ru-RU"/>
+        </w:rPr>
+        <w:t>:</w:t>
+      </w:r>
+    </w:p>
+    <w:p>
+      <w:pPr>
+        <w:pStyle w:val="a3"/>
+        <w:numPr>
+          <w:ilvl w:val="0"/>
+          <w:numId w:val="21"/>
+        </w:numPr>
+        <w:spacing w:after="0" w:line="360" w:lineRule="auto"/>
+        <w:jc w:val="both"/>
+        <w:rPr>
+          <w:rFonts w:ascii="Times New Roman" w:hAnsi="Times New Roman" w:cs="Times New Roman"/>
+          <w:sz w:val="28"/>
+        </w:rPr>
+      </w:pPr>
+      <w:r>
+        <w:rPr>
+          <w:rFonts w:ascii="Times New Roman" w:hAnsi="Times New Roman" w:cs="Times New Roman"/>
+          <w:sz w:val="28"/>
+        </w:rPr>
+        <w:t>Дата.</w:t>
+      </w:r>
+    </w:p>
+    <w:p>
+      <w:pPr>
+        <w:spacing w:after="0" w:line="360" w:lineRule="auto"/>
+        <w:ind w:firstLine="709"/>
+        <w:jc w:val="both"/>
+        <w:rPr>
+          <w:rFonts w:ascii="Times New Roman" w:hAnsi="Times New Roman" w:cs="Times New Roman"/>
+          <w:sz w:val="28"/>
+          <w:lang w:val="ru-RU"/>
+        </w:rPr>
+      </w:pPr>
+      <w:r>
+        <w:rPr>
+          <w:rFonts w:ascii="Times New Roman" w:hAnsi="Times New Roman" w:cs="Times New Roman"/>
+          <w:sz w:val="28"/>
+          <w:lang w:val="ru-RU"/>
+        </w:rPr>
+        <w:t>Темы:</w:t>
+      </w:r>
+    </w:p>
+    <w:p>
+      <w:pPr>
+        <w:pStyle w:val="a3"/>
+        <w:numPr>
+          <w:ilvl w:val="0"/>
+          <w:numId w:val="21"/>
+        </w:numPr>
+        <w:spacing w:after="0" w:line="360" w:lineRule="auto"/>
+        <w:jc w:val="both"/>
+        <w:rPr>
+          <w:rFonts w:ascii="Times New Roman" w:hAnsi="Times New Roman" w:cs="Times New Roman"/>
+          <w:sz w:val="28"/>
+        </w:rPr>
+      </w:pPr>
+      <w:r>
+        <w:rPr>
+          <w:rFonts w:ascii="Times New Roman" w:hAnsi="Times New Roman" w:cs="Times New Roman"/>
+          <w:sz w:val="28"/>
+        </w:rPr>
         <w:t>Название</w:t>
       </w:r>
       <w:r>
@@ -10186,7 +11286,51 @@
           <w:rFonts w:ascii="Times New Roman" w:hAnsi="Times New Roman" w:cs="Times New Roman"/>
           <w:sz w:val="28"/>
         </w:rPr>
-        <w:t>.</w:t>
+        <w:t>;</w:t>
+      </w:r>
+    </w:p>
+    <w:p>
+      <w:pPr>
+        <w:pStyle w:val="a3"/>
+        <w:numPr>
+          <w:ilvl w:val="0"/>
+          <w:numId w:val="21"/>
+        </w:numPr>
+        <w:spacing w:after="0" w:line="360" w:lineRule="auto"/>
+        <w:jc w:val="both"/>
+        <w:rPr>
+          <w:rFonts w:ascii="Times New Roman" w:hAnsi="Times New Roman" w:cs="Times New Roman"/>
+          <w:sz w:val="28"/>
+        </w:rPr>
+      </w:pPr>
+      <w:r>
+        <w:rPr>
+          <w:rFonts w:ascii="Times New Roman" w:hAnsi="Times New Roman" w:cs="Times New Roman"/>
+          <w:sz w:val="28"/>
+        </w:rPr>
+        <w:t>Активность. Можно ли добавлять новые статьи с такой темой;</w:t>
+      </w:r>
+    </w:p>
+    <w:p>
+      <w:pPr>
+        <w:pStyle w:val="a3"/>
+        <w:numPr>
+          <w:ilvl w:val="0"/>
+          <w:numId w:val="21"/>
+        </w:numPr>
+        <w:spacing w:after="0" w:line="360" w:lineRule="auto"/>
+        <w:jc w:val="both"/>
+        <w:rPr>
+          <w:rFonts w:ascii="Times New Roman" w:hAnsi="Times New Roman" w:cs="Times New Roman"/>
+          <w:sz w:val="28"/>
+        </w:rPr>
+      </w:pPr>
+      <w:r>
+        <w:rPr>
+          <w:rFonts w:ascii="Times New Roman" w:hAnsi="Times New Roman" w:cs="Times New Roman"/>
+          <w:sz w:val="28"/>
+        </w:rPr>
+        <w:t>Код родительской темы.</w:t>
       </w:r>
     </w:p>
     <w:p>
@@ -10219,7 +11363,6 @@
           <w:szCs w:val="28"/>
           <w:lang w:val="ru-RU"/>
         </w:rPr>
-        <w:lastRenderedPageBreak/>
         <w:t>Определение отношений и мощности отношений между объектами</w:t>
       </w:r>
       <w:bookmarkEnd w:id="23"/>
@@ -10232,23 +11375,49 @@
         <w:rPr>
           <w:rFonts w:ascii="Times New Roman" w:hAnsi="Times New Roman" w:cs="Times New Roman"/>
           <w:sz w:val="28"/>
-        </w:rPr>
-      </w:pPr>
-      <w:r>
-        <w:rPr>
-          <w:rFonts w:ascii="Times New Roman" w:hAnsi="Times New Roman" w:cs="Times New Roman"/>
-          <w:sz w:val="28"/>
-          <w:lang w:val="ru-RU"/>
-        </w:rPr>
-        <w:t>Сущность Пользователи связана с Заметками, Напоминаниями, Целями, Трекерами, Избранным и Лайками с помощью связи «один-ко-многим». Каждый пользователь может создать множество объект</w:t>
-      </w:r>
-      <w:r>
-        <w:rPr>
-          <w:rFonts w:ascii="Times New Roman" w:hAnsi="Times New Roman" w:cs="Times New Roman"/>
-          <w:sz w:val="28"/>
-          <w:lang w:val="ru-RU"/>
-        </w:rPr>
-        <w:t>ов вышеперечисленных сущностей.</w:t>
+          <w:lang w:val="ru-RU"/>
+        </w:rPr>
+      </w:pPr>
+      <w:r>
+        <w:rPr>
+          <w:rFonts w:ascii="Times New Roman" w:hAnsi="Times New Roman" w:cs="Times New Roman"/>
+          <w:sz w:val="28"/>
+          <w:lang w:val="ru-RU"/>
+        </w:rPr>
+        <w:t xml:space="preserve">Сущность Пользователи связана с Заметками, Напоминаниями, Целями, Трекерами, Избранным и Лайками с помощью связи «один-ко-многим». </w:t>
+      </w:r>
+      <w:r>
+        <w:rPr>
+          <w:rFonts w:ascii="Times New Roman" w:hAnsi="Times New Roman" w:cs="Times New Roman"/>
+          <w:sz w:val="28"/>
+          <w:lang w:val="ru-RU"/>
+        </w:rPr>
+        <w:t>Один</w:t>
+      </w:r>
+      <w:r>
+        <w:rPr>
+          <w:rFonts w:ascii="Times New Roman" w:hAnsi="Times New Roman" w:cs="Times New Roman"/>
+          <w:sz w:val="28"/>
+          <w:lang w:val="ru-RU"/>
+        </w:rPr>
+        <w:t xml:space="preserve"> пользователь может создать множество объект</w:t>
+      </w:r>
+      <w:r>
+        <w:rPr>
+          <w:rFonts w:ascii="Times New Roman" w:hAnsi="Times New Roman" w:cs="Times New Roman"/>
+          <w:sz w:val="28"/>
+          <w:lang w:val="ru-RU"/>
+        </w:rPr>
+        <w:t xml:space="preserve">ов вышеперечисленных </w:t>
+      </w:r>
+      <w:r>
+        <w:rPr>
+          <w:rFonts w:ascii="Times New Roman" w:hAnsi="Times New Roman" w:cs="Times New Roman"/>
+          <w:sz w:val="28"/>
+          <w:lang w:val="ru-RU"/>
+        </w:rPr>
+        <w:lastRenderedPageBreak/>
+        <w:t>сущностей.</w:t>
       </w:r>
       <w:r>
         <w:rPr>
@@ -10272,23 +11441,79 @@
           <w:sz w:val="28"/>
           <w:lang w:val="ru-RU"/>
         </w:rPr>
-        <w:t>, Записки</w:t>
-      </w:r>
-      <w:r>
-        <w:rPr>
-          <w:rFonts w:ascii="Times New Roman" w:hAnsi="Times New Roman" w:cs="Times New Roman"/>
-          <w:sz w:val="28"/>
-          <w:lang w:val="ru-RU"/>
-        </w:rPr>
-        <w:t xml:space="preserve"> и Фотографии, Списки задач и Задачи.</w:t>
-      </w:r>
-      <w:r>
-        <w:rPr>
-          <w:rFonts w:ascii="Times New Roman" w:hAnsi="Times New Roman" w:cs="Times New Roman"/>
-          <w:sz w:val="28"/>
-          <w:lang w:val="ru-RU"/>
-        </w:rPr>
-        <w:t xml:space="preserve"> Одному Трекеру может принадлежать несколько Иконок, одна Статья может находиться в Избранном у множества пользователей, несколько пользователей может поставить Лайк одной Статье. К одной Записке можно приложить несколько Фотографий, а в одном Списке Задач создать множество Задач.</w:t>
+        <w:t>, З</w:t>
+      </w:r>
+      <w:r>
+        <w:rPr>
+          <w:rFonts w:ascii="Times New Roman" w:hAnsi="Times New Roman" w:cs="Times New Roman"/>
+          <w:sz w:val="28"/>
+          <w:lang w:val="ru-RU"/>
+        </w:rPr>
+        <w:t>аметки</w:t>
+      </w:r>
+      <w:r>
+        <w:rPr>
+          <w:rFonts w:ascii="Times New Roman" w:hAnsi="Times New Roman" w:cs="Times New Roman"/>
+          <w:sz w:val="28"/>
+          <w:lang w:val="ru-RU"/>
+        </w:rPr>
+        <w:t xml:space="preserve"> и Фотографии, Списки задач и Задачи</w:t>
+      </w:r>
+      <w:r>
+        <w:rPr>
+          <w:rFonts w:ascii="Times New Roman" w:hAnsi="Times New Roman" w:cs="Times New Roman"/>
+          <w:sz w:val="28"/>
+          <w:lang w:val="ru-RU"/>
+        </w:rPr>
+        <w:t>, Заметки и Списки задач</w:t>
+      </w:r>
+      <w:r>
+        <w:rPr>
+          <w:rFonts w:ascii="Times New Roman" w:hAnsi="Times New Roman" w:cs="Times New Roman"/>
+          <w:sz w:val="28"/>
+          <w:lang w:val="ru-RU"/>
+        </w:rPr>
+        <w:t>.</w:t>
+      </w:r>
+      <w:r>
+        <w:rPr>
+          <w:rFonts w:ascii="Times New Roman" w:hAnsi="Times New Roman" w:cs="Times New Roman"/>
+          <w:sz w:val="28"/>
+          <w:lang w:val="ru-RU"/>
+        </w:rPr>
+        <w:t xml:space="preserve"> Одному Трекеру может принадлежать несколько Иконок, одна Статья может находиться в Избранном у множества пользователей, несколько пользователей может поставить Лайк одной Статье. К одной За</w:t>
+      </w:r>
+      <w:r>
+        <w:rPr>
+          <w:rFonts w:ascii="Times New Roman" w:hAnsi="Times New Roman" w:cs="Times New Roman"/>
+          <w:sz w:val="28"/>
+          <w:lang w:val="ru-RU"/>
+        </w:rPr>
+        <w:t>метку</w:t>
+      </w:r>
+      <w:r>
+        <w:rPr>
+          <w:rFonts w:ascii="Times New Roman" w:hAnsi="Times New Roman" w:cs="Times New Roman"/>
+          <w:sz w:val="28"/>
+          <w:lang w:val="ru-RU"/>
+        </w:rPr>
+        <w:t xml:space="preserve"> можно приложить несколько Фотографий</w:t>
+      </w:r>
+      <w:r>
+        <w:rPr>
+          <w:rFonts w:ascii="Times New Roman" w:hAnsi="Times New Roman" w:cs="Times New Roman"/>
+          <w:sz w:val="28"/>
+          <w:lang w:val="ru-RU"/>
+        </w:rPr>
+        <w:t xml:space="preserve"> и Списков задач</w:t>
+      </w:r>
+      <w:r>
+        <w:rPr>
+          <w:rFonts w:ascii="Times New Roman" w:hAnsi="Times New Roman" w:cs="Times New Roman"/>
+          <w:sz w:val="28"/>
+          <w:lang w:val="ru-RU"/>
+        </w:rPr>
+        <w:t>, а в одном Списке Задач создать множество Задач.</w:t>
       </w:r>
     </w:p>
     <w:p>
@@ -10308,15 +11533,15 @@
           <w:sz w:val="28"/>
           <w:lang w:val="ru-RU"/>
         </w:rPr>
-        <w:t>Связь «один-к-одному» используется с сущностями Заметки и Список Задач, Заметки и Шаблоны.</w:t>
-      </w:r>
-      <w:r>
-        <w:rPr>
-          <w:rFonts w:ascii="Times New Roman" w:hAnsi="Times New Roman" w:cs="Times New Roman"/>
-          <w:sz w:val="28"/>
-          <w:lang w:val="ru-RU"/>
-        </w:rPr>
-        <w:t xml:space="preserve"> Для одной Заметки допустим только один Список Задач и один Шаблон.</w:t>
+        <w:t>Связь «один-к-одному» используется с сущностями Заметки и Шаблоны.</w:t>
+      </w:r>
+      <w:r>
+        <w:rPr>
+          <w:rFonts w:ascii="Times New Roman" w:hAnsi="Times New Roman" w:cs="Times New Roman"/>
+          <w:sz w:val="28"/>
+          <w:lang w:val="ru-RU"/>
+        </w:rPr>
+        <w:t xml:space="preserve"> Для одной Заметки допустим только один Шаблон.</w:t>
       </w:r>
     </w:p>
     <w:p>
@@ -10538,6 +11763,191 @@
     </w:p>
     <w:p>
       <w:pPr>
+        <w:spacing w:after="0" w:line="360" w:lineRule="auto"/>
+        <w:ind w:firstLine="709"/>
+        <w:jc w:val="both"/>
+        <w:rPr>
+          <w:rFonts w:ascii="Times New Roman" w:hAnsi="Times New Roman" w:cs="Times New Roman"/>
+          <w:sz w:val="28"/>
+          <w:szCs w:val="28"/>
+          <w:lang w:val="ru-RU"/>
+        </w:rPr>
+      </w:pPr>
+      <w:r>
+        <w:rPr>
+          <w:rFonts w:ascii="Times New Roman" w:hAnsi="Times New Roman" w:cs="Times New Roman"/>
+          <w:noProof/>
+          <w:sz w:val="28"/>
+          <w:szCs w:val="28"/>
+          <w:lang w:val="ru-RU"/>
+        </w:rPr>
+        <w:drawing>
+          <wp:anchor distT="0" distB="0" distL="114300" distR="114300" simplePos="0" relativeHeight="251666432" behindDoc="0" locked="0" layoutInCell="1" allowOverlap="1" wp14:anchorId="369A608D" wp14:editId="22EADE42">
+            <wp:simplePos x="0" y="0"/>
+            <wp:positionH relativeFrom="margin">
+              <wp:posOffset>514350</wp:posOffset>
+            </wp:positionH>
+            <wp:positionV relativeFrom="margin">
+              <wp:posOffset>957580</wp:posOffset>
+            </wp:positionV>
+            <wp:extent cx="5123815" cy="7219315"/>
+            <wp:effectExtent l="0" t="0" r="635" b="635"/>
+            <wp:wrapSquare wrapText="bothSides"/>
+            <wp:docPr id="550402850" name="Рисунок 3"/>
+            <wp:cNvGraphicFramePr>
+              <a:graphicFrameLocks xmlns:a="http://schemas.openxmlformats.org/drawingml/2006/main" noChangeAspect="1"/>
+            </wp:cNvGraphicFramePr>
+            <a:graphic xmlns:a="http://schemas.openxmlformats.org/drawingml/2006/main">
+              <a:graphicData uri="http://schemas.openxmlformats.org/drawingml/2006/picture">
+                <pic:pic xmlns:pic="http://schemas.openxmlformats.org/drawingml/2006/picture">
+                  <pic:nvPicPr>
+                    <pic:cNvPr id="550402850" name="Рисунок 3"/>
+                    <pic:cNvPicPr>
+                      <a:picLocks noChangeAspect="1" noChangeArrowheads="1"/>
+                    </pic:cNvPicPr>
+                  </pic:nvPicPr>
+                  <pic:blipFill>
+                    <a:blip r:embed="rId14">
+                      <a:extLst>
+                        <a:ext uri="{28A0092B-C50C-407E-A947-70E740481C1C}">
+                          <a14:useLocalDpi xmlns:a14="http://schemas.microsoft.com/office/drawing/2010/main" val="0"/>
+                        </a:ext>
+                      </a:extLst>
+                    </a:blip>
+                    <a:stretch>
+                      <a:fillRect/>
+                    </a:stretch>
+                  </pic:blipFill>
+                  <pic:spPr bwMode="auto">
+                    <a:xfrm>
+                      <a:off x="0" y="0"/>
+                      <a:ext cx="5123815" cy="7219315"/>
+                    </a:xfrm>
+                    <a:prstGeom prst="rect">
+                      <a:avLst/>
+                    </a:prstGeom>
+                    <a:noFill/>
+                    <a:ln>
+                      <a:noFill/>
+                    </a:ln>
+                  </pic:spPr>
+                </pic:pic>
+              </a:graphicData>
+            </a:graphic>
+            <wp14:sizeRelH relativeFrom="margin">
+              <wp14:pctWidth>0</wp14:pctWidth>
+            </wp14:sizeRelH>
+            <wp14:sizeRelV relativeFrom="margin">
+              <wp14:pctHeight>0</wp14:pctHeight>
+            </wp14:sizeRelV>
+          </wp:anchor>
+        </w:drawing>
+      </w:r>
+      <w:r>
+        <w:rPr>
+          <w:rFonts w:ascii="Times New Roman" w:hAnsi="Times New Roman" w:cs="Times New Roman"/>
+          <w:sz w:val="28"/>
+          <w:szCs w:val="28"/>
+          <w:lang w:val="ru-RU"/>
+        </w:rPr>
+        <w:t>Определим логическую структуру базы данных</w:t>
+      </w:r>
+      <w:r>
+        <w:rPr>
+          <w:rFonts w:ascii="Times New Roman" w:hAnsi="Times New Roman" w:cs="Times New Roman"/>
+          <w:sz w:val="28"/>
+          <w:szCs w:val="28"/>
+          <w:lang w:val="ru-RU"/>
+        </w:rPr>
+        <w:t>, основываясь на ее инфологической модели.</w:t>
+      </w:r>
+    </w:p>
+    <w:p>
+      <w:pPr>
+        <w:pStyle w:val="a3"/>
+        <w:numPr>
+          <w:ilvl w:val="1"/>
+          <w:numId w:val="7"/>
+        </w:numPr>
+        <w:spacing w:after="0" w:line="360" w:lineRule="auto"/>
+        <w:jc w:val="center"/>
+        <w:rPr>
+          <w:rFonts w:ascii="Times New Roman" w:hAnsi="Times New Roman" w:cs="Times New Roman"/>
+          <w:sz w:val="28"/>
+          <w:szCs w:val="28"/>
+        </w:rPr>
+      </w:pPr>
+      <w:r>
+        <w:rPr>
+          <w:rFonts w:ascii="Times New Roman" w:hAnsi="Times New Roman" w:cs="Times New Roman"/>
+          <w:sz w:val="28"/>
+          <w:szCs w:val="28"/>
+        </w:rPr>
+        <w:t>Логическая схема базы данных</w:t>
+      </w:r>
+    </w:p>
+    <w:p>
+      <w:pPr>
+        <w:spacing w:after="0" w:line="360" w:lineRule="auto"/>
+        <w:ind w:firstLine="709"/>
+        <w:jc w:val="both"/>
+        <w:rPr>
+          <w:rFonts w:ascii="Times New Roman" w:hAnsi="Times New Roman" w:cs="Times New Roman"/>
+          <w:sz w:val="28"/>
+          <w:szCs w:val="28"/>
+          <w:lang w:val="ru-RU"/>
+        </w:rPr>
+      </w:pPr>
+      <w:r>
+        <w:rPr>
+          <w:rFonts w:ascii="Times New Roman" w:hAnsi="Times New Roman" w:cs="Times New Roman"/>
+          <w:sz w:val="28"/>
+          <w:szCs w:val="28"/>
+          <w:lang w:val="ru-RU"/>
+        </w:rPr>
+        <w:lastRenderedPageBreak/>
+        <w:t>Определим необходимые таблицы, добавив к сущностям инфологической модели вспомогательные: Темы для статей, Иконки для трекеров, Привычки,</w:t>
+      </w:r>
+    </w:p>
+    <w:p>
+      <w:pPr>
+        <w:spacing w:after="0" w:line="360" w:lineRule="auto"/>
+        <w:jc w:val="both"/>
+        <w:rPr>
+          <w:lang w:val="ru-RU"/>
+        </w:rPr>
+      </w:pPr>
+      <w:r>
+        <w:rPr>
+          <w:rFonts w:ascii="Times New Roman" w:hAnsi="Times New Roman" w:cs="Times New Roman"/>
+          <w:sz w:val="28"/>
+          <w:szCs w:val="28"/>
+          <w:lang w:val="ru-RU"/>
+        </w:rPr>
+        <w:t xml:space="preserve">Шаблоны для заметок. </w:t>
+      </w:r>
+      <w:r>
+        <w:rPr>
+          <w:rFonts w:ascii="Times New Roman" w:hAnsi="Times New Roman" w:cs="Times New Roman"/>
+          <w:sz w:val="28"/>
+          <w:szCs w:val="28"/>
+          <w:lang w:val="ru-RU"/>
+        </w:rPr>
+        <w:t>Дополнительные сущности необходимы для правильной реализации связи «многие -ко-многим». Они будут содержать только два поля, представляющие из себя первичные ключи тех таблиц, которые связываются с помощью новых сущностей.</w:t>
+      </w:r>
+      <w:r>
+        <w:rPr>
+          <w:rFonts w:ascii="Times New Roman" w:hAnsi="Times New Roman" w:cs="Times New Roman"/>
+          <w:sz w:val="28"/>
+          <w:szCs w:val="28"/>
+          <w:lang w:val="ru-RU"/>
+        </w:rPr>
+        <w:t xml:space="preserve"> Также дополним все таблицы полями для связей.</w:t>
+      </w:r>
+    </w:p>
+    <w:p>
+      <w:pPr>
+        <w:jc w:val="both"/>
         <w:rPr>
           <w:lang w:val="ru-RU"/>
         </w:rPr>
@@ -10586,10 +11996,308 @@
     </w:p>
     <w:p>
       <w:pPr>
-        <w:rPr>
-          <w:lang w:val="ru-RU"/>
-        </w:rPr>
-      </w:pPr>
+        <w:spacing w:after="0" w:line="360" w:lineRule="auto"/>
+        <w:ind w:firstLine="709"/>
+        <w:rPr>
+          <w:rFonts w:ascii="Times New Roman" w:hAnsi="Times New Roman" w:cs="Times New Roman"/>
+          <w:sz w:val="28"/>
+          <w:szCs w:val="28"/>
+          <w:lang w:val="ru-RU"/>
+        </w:rPr>
+      </w:pPr>
+      <w:r>
+        <w:rPr>
+          <w:rFonts w:ascii="Times New Roman" w:hAnsi="Times New Roman" w:cs="Times New Roman"/>
+          <w:noProof/>
+          <w:sz w:val="28"/>
+          <w:szCs w:val="28"/>
+          <w:lang w:val="ru-RU"/>
+        </w:rPr>
+        <w:drawing>
+          <wp:anchor distT="0" distB="0" distL="114300" distR="114300" simplePos="0" relativeHeight="251667456" behindDoc="0" locked="0" layoutInCell="1" allowOverlap="1" wp14:anchorId="4EAD4A93" wp14:editId="565F5C9F">
+            <wp:simplePos x="0" y="0"/>
+            <wp:positionH relativeFrom="page">
+              <wp:posOffset>1291590</wp:posOffset>
+            </wp:positionH>
+            <wp:positionV relativeFrom="margin">
+              <wp:posOffset>719455</wp:posOffset>
+            </wp:positionV>
+            <wp:extent cx="5187950" cy="7274560"/>
+            <wp:effectExtent l="0" t="0" r="0" b="2540"/>
+            <wp:wrapTopAndBottom/>
+            <wp:docPr id="60786941" name="Рисунок 4"/>
+            <wp:cNvGraphicFramePr>
+              <a:graphicFrameLocks xmlns:a="http://schemas.openxmlformats.org/drawingml/2006/main" noChangeAspect="1"/>
+            </wp:cNvGraphicFramePr>
+            <a:graphic xmlns:a="http://schemas.openxmlformats.org/drawingml/2006/main">
+              <a:graphicData uri="http://schemas.openxmlformats.org/drawingml/2006/picture">
+                <pic:pic xmlns:pic="http://schemas.openxmlformats.org/drawingml/2006/picture">
+                  <pic:nvPicPr>
+                    <pic:cNvPr id="60786941" name="Рисунок 4"/>
+                    <pic:cNvPicPr>
+                      <a:picLocks noChangeAspect="1" noChangeArrowheads="1"/>
+                    </pic:cNvPicPr>
+                  </pic:nvPicPr>
+                  <pic:blipFill>
+                    <a:blip r:embed="rId15">
+                      <a:extLst>
+                        <a:ext uri="{28A0092B-C50C-407E-A947-70E740481C1C}">
+                          <a14:useLocalDpi xmlns:a14="http://schemas.microsoft.com/office/drawing/2010/main" val="0"/>
+                        </a:ext>
+                      </a:extLst>
+                    </a:blip>
+                    <a:stretch>
+                      <a:fillRect/>
+                    </a:stretch>
+                  </pic:blipFill>
+                  <pic:spPr bwMode="auto">
+                    <a:xfrm>
+                      <a:off x="0" y="0"/>
+                      <a:ext cx="5187950" cy="7274560"/>
+                    </a:xfrm>
+                    <a:prstGeom prst="rect">
+                      <a:avLst/>
+                    </a:prstGeom>
+                    <a:noFill/>
+                    <a:ln>
+                      <a:noFill/>
+                    </a:ln>
+                  </pic:spPr>
+                </pic:pic>
+              </a:graphicData>
+            </a:graphic>
+            <wp14:sizeRelH relativeFrom="margin">
+              <wp14:pctWidth>0</wp14:pctWidth>
+            </wp14:sizeRelH>
+            <wp14:sizeRelV relativeFrom="margin">
+              <wp14:pctHeight>0</wp14:pctHeight>
+            </wp14:sizeRelV>
+          </wp:anchor>
+        </w:drawing>
+      </w:r>
+      <w:r>
+        <w:rPr>
+          <w:rFonts w:ascii="Times New Roman" w:hAnsi="Times New Roman" w:cs="Times New Roman"/>
+          <w:sz w:val="28"/>
+          <w:szCs w:val="28"/>
+          <w:lang w:val="ru-RU"/>
+        </w:rPr>
+        <w:t>Построим физическую модель базы данных.</w:t>
+      </w:r>
+    </w:p>
+    <w:p>
+      <w:pPr>
+        <w:ind w:firstLine="709"/>
+        <w:rPr>
+          <w:lang w:val="ru-RU"/>
+        </w:rPr>
+      </w:pPr>
+    </w:p>
+    <w:p>
+      <w:pPr>
+        <w:pStyle w:val="a3"/>
+        <w:numPr>
+          <w:ilvl w:val="1"/>
+          <w:numId w:val="9"/>
+        </w:numPr>
+        <w:ind w:left="426"/>
+        <w:jc w:val="center"/>
+        <w:rPr>
+          <w:rFonts w:ascii="Times New Roman" w:hAnsi="Times New Roman" w:cs="Times New Roman"/>
+          <w:sz w:val="28"/>
+          <w:szCs w:val="28"/>
+        </w:rPr>
+      </w:pPr>
+      <w:r>
+        <w:rPr>
+          <w:rFonts w:ascii="Times New Roman" w:hAnsi="Times New Roman" w:cs="Times New Roman"/>
+          <w:sz w:val="28"/>
+          <w:szCs w:val="28"/>
+        </w:rPr>
+        <w:t>Физическая модель</w:t>
+      </w:r>
+    </w:p>
+    <w:p>
+      <w:pPr>
+        <w:spacing w:after="0" w:line="360" w:lineRule="auto"/>
+        <w:ind w:firstLine="709"/>
+        <w:jc w:val="both"/>
+        <w:rPr>
+          <w:rFonts w:ascii="Times New Roman" w:hAnsi="Times New Roman" w:cs="Times New Roman"/>
+          <w:sz w:val="28"/>
+          <w:szCs w:val="28"/>
+          <w:lang w:val="ru-RU"/>
+        </w:rPr>
+      </w:pPr>
+      <w:r>
+        <w:rPr>
+          <w:rFonts w:ascii="Times New Roman" w:hAnsi="Times New Roman" w:cs="Times New Roman"/>
+          <w:sz w:val="28"/>
+          <w:szCs w:val="28"/>
+          <w:lang w:val="ru-RU"/>
+        </w:rPr>
+        <w:lastRenderedPageBreak/>
+        <w:t>Определим типы данных для атрибутов</w:t>
+      </w:r>
+      <w:r>
+        <w:rPr>
+          <w:rFonts w:ascii="Times New Roman" w:hAnsi="Times New Roman" w:cs="Times New Roman"/>
+          <w:sz w:val="28"/>
+          <w:szCs w:val="28"/>
+          <w:lang w:val="ru-RU"/>
+        </w:rPr>
+        <w:t xml:space="preserve"> всех таблиц. Первичные ключи будут двух типов: составные во вспомогательных таблицах и целочисленных в основных сущностях. Используем </w:t>
+      </w:r>
+      <w:proofErr w:type="spellStart"/>
+      <w:r>
+        <w:rPr>
+          <w:rFonts w:ascii="Times New Roman" w:hAnsi="Times New Roman" w:cs="Times New Roman"/>
+          <w:sz w:val="28"/>
+          <w:szCs w:val="28"/>
+        </w:rPr>
+        <w:t>nvarchar</w:t>
+      </w:r>
+      <w:proofErr w:type="spellEnd"/>
+      <w:r>
+        <w:rPr>
+          <w:rFonts w:ascii="Times New Roman" w:hAnsi="Times New Roman" w:cs="Times New Roman"/>
+          <w:sz w:val="28"/>
+          <w:szCs w:val="28"/>
+          <w:lang w:val="ru-RU"/>
+        </w:rPr>
+        <w:t xml:space="preserve"> для строковых данных, </w:t>
+      </w:r>
+      <w:r>
+        <w:rPr>
+          <w:rFonts w:ascii="Times New Roman" w:hAnsi="Times New Roman" w:cs="Times New Roman"/>
+          <w:sz w:val="28"/>
+          <w:szCs w:val="28"/>
+        </w:rPr>
+        <w:t>bit</w:t>
+      </w:r>
+      <w:r>
+        <w:rPr>
+          <w:rFonts w:ascii="Times New Roman" w:hAnsi="Times New Roman" w:cs="Times New Roman"/>
+          <w:sz w:val="28"/>
+          <w:szCs w:val="28"/>
+          <w:lang w:val="ru-RU"/>
+        </w:rPr>
+        <w:t xml:space="preserve"> для логических, </w:t>
+      </w:r>
+      <w:r>
+        <w:rPr>
+          <w:rFonts w:ascii="Times New Roman" w:hAnsi="Times New Roman" w:cs="Times New Roman"/>
+          <w:sz w:val="28"/>
+          <w:szCs w:val="28"/>
+        </w:rPr>
+        <w:t>date</w:t>
+      </w:r>
+      <w:r>
+        <w:rPr>
+          <w:rFonts w:ascii="Times New Roman" w:hAnsi="Times New Roman" w:cs="Times New Roman"/>
+          <w:sz w:val="28"/>
+          <w:szCs w:val="28"/>
+          <w:lang w:val="ru-RU"/>
+        </w:rPr>
+        <w:t xml:space="preserve">, </w:t>
+      </w:r>
+      <w:r>
+        <w:rPr>
+          <w:rFonts w:ascii="Times New Roman" w:hAnsi="Times New Roman" w:cs="Times New Roman"/>
+          <w:sz w:val="28"/>
+          <w:szCs w:val="28"/>
+        </w:rPr>
+        <w:t>time</w:t>
+      </w:r>
+      <w:r>
+        <w:rPr>
+          <w:rFonts w:ascii="Times New Roman" w:hAnsi="Times New Roman" w:cs="Times New Roman"/>
+          <w:sz w:val="28"/>
+          <w:szCs w:val="28"/>
+          <w:lang w:val="ru-RU"/>
+        </w:rPr>
+        <w:t xml:space="preserve"> </w:t>
+      </w:r>
+      <w:r>
+        <w:rPr>
+          <w:rFonts w:ascii="Times New Roman" w:hAnsi="Times New Roman" w:cs="Times New Roman"/>
+          <w:sz w:val="28"/>
+          <w:szCs w:val="28"/>
+          <w:lang w:val="ru-RU"/>
+        </w:rPr>
+        <w:t xml:space="preserve">и </w:t>
+      </w:r>
+      <w:r>
+        <w:rPr>
+          <w:rFonts w:ascii="Times New Roman" w:hAnsi="Times New Roman" w:cs="Times New Roman"/>
+          <w:sz w:val="28"/>
+          <w:szCs w:val="28"/>
+        </w:rPr>
+        <w:t>datetime</w:t>
+      </w:r>
+      <w:r>
+        <w:rPr>
+          <w:rFonts w:ascii="Times New Roman" w:hAnsi="Times New Roman" w:cs="Times New Roman"/>
+          <w:sz w:val="28"/>
+          <w:szCs w:val="28"/>
+          <w:lang w:val="ru-RU"/>
+        </w:rPr>
+        <w:t xml:space="preserve"> </w:t>
+      </w:r>
+      <w:r>
+        <w:rPr>
+          <w:rFonts w:ascii="Times New Roman" w:hAnsi="Times New Roman" w:cs="Times New Roman"/>
+          <w:sz w:val="28"/>
+          <w:szCs w:val="28"/>
+          <w:lang w:val="ru-RU"/>
+        </w:rPr>
+        <w:t xml:space="preserve">для хранения дат и времени, </w:t>
+      </w:r>
+      <w:proofErr w:type="spellStart"/>
+      <w:r>
+        <w:rPr>
+          <w:rFonts w:ascii="Times New Roman" w:hAnsi="Times New Roman" w:cs="Times New Roman"/>
+          <w:sz w:val="28"/>
+          <w:szCs w:val="28"/>
+        </w:rPr>
+        <w:t>varbinary</w:t>
+      </w:r>
+      <w:proofErr w:type="spellEnd"/>
+      <w:r>
+        <w:rPr>
+          <w:rFonts w:ascii="Times New Roman" w:hAnsi="Times New Roman" w:cs="Times New Roman"/>
+          <w:sz w:val="28"/>
+          <w:szCs w:val="28"/>
+          <w:lang w:val="ru-RU"/>
+        </w:rPr>
+        <w:t>(</w:t>
+      </w:r>
+      <w:r>
+        <w:rPr>
+          <w:rFonts w:ascii="Times New Roman" w:hAnsi="Times New Roman" w:cs="Times New Roman"/>
+          <w:sz w:val="28"/>
+          <w:szCs w:val="28"/>
+        </w:rPr>
+        <w:t>max</w:t>
+      </w:r>
+      <w:r>
+        <w:rPr>
+          <w:rFonts w:ascii="Times New Roman" w:hAnsi="Times New Roman" w:cs="Times New Roman"/>
+          <w:sz w:val="28"/>
+          <w:szCs w:val="28"/>
+          <w:lang w:val="ru-RU"/>
+        </w:rPr>
+        <w:t>)</w:t>
+      </w:r>
+      <w:r>
+        <w:rPr>
+          <w:rFonts w:ascii="Times New Roman" w:hAnsi="Times New Roman" w:cs="Times New Roman"/>
+          <w:sz w:val="28"/>
+          <w:szCs w:val="28"/>
+          <w:lang w:val="ru-RU"/>
+        </w:rPr>
+        <w:t xml:space="preserve"> – для изображений и файлов.</w:t>
+      </w:r>
     </w:p>
     <w:p>
       <w:pPr>
@@ -14018,7 +15726,7 @@
       </w:pPr>
     </w:p>
     <w:sectPr>
-      <w:headerReference w:type="default" r:id="rId14"/>
+      <w:headerReference w:type="default" r:id="rId16"/>
       <w:pgSz w:w="12240" w:h="15840"/>
       <w:pgMar w:top="1134" w:right="850" w:bottom="1134" w:left="1701" w:header="709" w:footer="709" w:gutter="0"/>
       <w:cols w:space="708"/>
@@ -14367,9 +16075,9 @@
   </w:abstractNum>
   <w:abstractNum w:abstractNumId="2" w15:restartNumberingAfterBreak="0">
     <w:nsid w:val="11646388"/>
-    <w:multiLevelType w:val="hybridMultilevel"/>
-    <w:tmpl w:val="2BC22AD2"/>
-    <w:lvl w:ilvl="0" w:tplc="0419000F">
+    <w:multiLevelType w:val="multilevel"/>
+    <w:tmpl w:val="8144AB58"/>
+    <w:lvl w:ilvl="0">
       <w:start w:val="1"/>
       <w:numFmt w:val="decimal"/>
       <w:lvlText w:val="%1."/>
@@ -14378,77 +16086,109 @@
         <w:ind w:left="720" w:hanging="360"/>
       </w:pPr>
     </w:lvl>
-    <w:lvl w:ilvl="1" w:tplc="04190019" w:tentative="1">
-      <w:start w:val="1"/>
-      <w:numFmt w:val="lowerLetter"/>
-      <w:lvlText w:val="%2."/>
-      <w:lvlJc w:val="left"/>
-      <w:pPr>
-        <w:ind w:left="1440" w:hanging="360"/>
-      </w:pPr>
-    </w:lvl>
-    <w:lvl w:ilvl="2" w:tplc="0419001B" w:tentative="1">
-      <w:start w:val="1"/>
-      <w:numFmt w:val="lowerRoman"/>
-      <w:lvlText w:val="%3."/>
-      <w:lvlJc w:val="right"/>
-      <w:pPr>
-        <w:ind w:left="2160" w:hanging="180"/>
-      </w:pPr>
-    </w:lvl>
-    <w:lvl w:ilvl="3" w:tplc="0419000F" w:tentative="1">
+    <w:lvl w:ilvl="1">
       <w:start w:val="1"/>
       <w:numFmt w:val="decimal"/>
-      <w:lvlText w:val="%4."/>
-      <w:lvlJc w:val="left"/>
-      <w:pPr>
-        <w:ind w:left="2880" w:hanging="360"/>
-      </w:pPr>
-    </w:lvl>
-    <w:lvl w:ilvl="4" w:tplc="04190019" w:tentative="1">
-      <w:start w:val="1"/>
-      <w:numFmt w:val="lowerLetter"/>
-      <w:lvlText w:val="%5."/>
-      <w:lvlJc w:val="left"/>
-      <w:pPr>
-        <w:ind w:left="3600" w:hanging="360"/>
-      </w:pPr>
-    </w:lvl>
-    <w:lvl w:ilvl="5" w:tplc="0419001B" w:tentative="1">
-      <w:start w:val="1"/>
-      <w:numFmt w:val="lowerRoman"/>
-      <w:lvlText w:val="%6."/>
-      <w:lvlJc w:val="right"/>
-      <w:pPr>
-        <w:ind w:left="4320" w:hanging="180"/>
-      </w:pPr>
-    </w:lvl>
-    <w:lvl w:ilvl="6" w:tplc="0419000F" w:tentative="1">
+      <w:isLgl/>
+      <w:lvlText w:val="%1.%2."/>
+      <w:lvlJc w:val="left"/>
+      <w:pPr>
+        <w:ind w:left="720" w:hanging="360"/>
+      </w:pPr>
+      <w:rPr>
+        <w:rFonts w:hint="default"/>
+      </w:rPr>
+    </w:lvl>
+    <w:lvl w:ilvl="2">
       <w:start w:val="1"/>
       <w:numFmt w:val="decimal"/>
-      <w:lvlText w:val="%7."/>
-      <w:lvlJc w:val="left"/>
-      <w:pPr>
-        <w:ind w:left="5040" w:hanging="360"/>
-      </w:pPr>
-    </w:lvl>
-    <w:lvl w:ilvl="7" w:tplc="04190019" w:tentative="1">
-      <w:start w:val="1"/>
-      <w:numFmt w:val="lowerLetter"/>
-      <w:lvlText w:val="%8."/>
-      <w:lvlJc w:val="left"/>
-      <w:pPr>
-        <w:ind w:left="5760" w:hanging="360"/>
-      </w:pPr>
-    </w:lvl>
-    <w:lvl w:ilvl="8" w:tplc="0419001B" w:tentative="1">
-      <w:start w:val="1"/>
-      <w:numFmt w:val="lowerRoman"/>
-      <w:lvlText w:val="%9."/>
-      <w:lvlJc w:val="right"/>
-      <w:pPr>
-        <w:ind w:left="6480" w:hanging="180"/>
-      </w:pPr>
+      <w:isLgl/>
+      <w:lvlText w:val="%1.%2.%3."/>
+      <w:lvlJc w:val="left"/>
+      <w:pPr>
+        <w:ind w:left="1080" w:hanging="720"/>
+      </w:pPr>
+      <w:rPr>
+        <w:rFonts w:hint="default"/>
+      </w:rPr>
+    </w:lvl>
+    <w:lvl w:ilvl="3">
+      <w:start w:val="1"/>
+      <w:numFmt w:val="decimal"/>
+      <w:isLgl/>
+      <w:lvlText w:val="%1.%2.%3.%4."/>
+      <w:lvlJc w:val="left"/>
+      <w:pPr>
+        <w:ind w:left="1080" w:hanging="720"/>
+      </w:pPr>
+      <w:rPr>
+        <w:rFonts w:hint="default"/>
+      </w:rPr>
+    </w:lvl>
+    <w:lvl w:ilvl="4">
+      <w:start w:val="1"/>
+      <w:numFmt w:val="decimal"/>
+      <w:isLgl/>
+      <w:lvlText w:val="%1.%2.%3.%4.%5."/>
+      <w:lvlJc w:val="left"/>
+      <w:pPr>
+        <w:ind w:left="1440" w:hanging="1080"/>
+      </w:pPr>
+      <w:rPr>
+        <w:rFonts w:hint="default"/>
+      </w:rPr>
+    </w:lvl>
+    <w:lvl w:ilvl="5">
+      <w:start w:val="1"/>
+      <w:numFmt w:val="decimal"/>
+      <w:isLgl/>
+      <w:lvlText w:val="%1.%2.%3.%4.%5.%6."/>
+      <w:lvlJc w:val="left"/>
+      <w:pPr>
+        <w:ind w:left="1440" w:hanging="1080"/>
+      </w:pPr>
+      <w:rPr>
+        <w:rFonts w:hint="default"/>
+      </w:rPr>
+    </w:lvl>
+    <w:lvl w:ilvl="6">
+      <w:start w:val="1"/>
+      <w:numFmt w:val="decimal"/>
+      <w:isLgl/>
+      <w:lvlText w:val="%1.%2.%3.%4.%5.%6.%7."/>
+      <w:lvlJc w:val="left"/>
+      <w:pPr>
+        <w:ind w:left="1800" w:hanging="1440"/>
+      </w:pPr>
+      <w:rPr>
+        <w:rFonts w:hint="default"/>
+      </w:rPr>
+    </w:lvl>
+    <w:lvl w:ilvl="7">
+      <w:start w:val="1"/>
+      <w:numFmt w:val="decimal"/>
+      <w:isLgl/>
+      <w:lvlText w:val="%1.%2.%3.%4.%5.%6.%7.%8."/>
+      <w:lvlJc w:val="left"/>
+      <w:pPr>
+        <w:ind w:left="1800" w:hanging="1440"/>
+      </w:pPr>
+      <w:rPr>
+        <w:rFonts w:hint="default"/>
+      </w:rPr>
+    </w:lvl>
+    <w:lvl w:ilvl="8">
+      <w:start w:val="1"/>
+      <w:numFmt w:val="decimal"/>
+      <w:isLgl/>
+      <w:lvlText w:val="%1.%2.%3.%4.%5.%6.%7.%8.%9."/>
+      <w:lvlJc w:val="left"/>
+      <w:pPr>
+        <w:ind w:left="2160" w:hanging="1800"/>
+      </w:pPr>
+      <w:rPr>
+        <w:rFonts w:hint="default"/>
+      </w:rPr>
     </w:lvl>
   </w:abstractNum>
   <w:abstractNum w:abstractNumId="3" w15:restartNumberingAfterBreak="0">
@@ -15248,6 +16988,120 @@
     </w:lvl>
   </w:abstractNum>
   <w:abstractNum w:abstractNumId="10" w15:restartNumberingAfterBreak="0">
+    <w:nsid w:val="2B273908"/>
+    <w:multiLevelType w:val="hybridMultilevel"/>
+    <w:tmpl w:val="3E6C364C"/>
+    <w:lvl w:ilvl="0" w:tplc="30FCBEFC">
+      <w:start w:val="1"/>
+      <w:numFmt w:val="bullet"/>
+      <w:lvlText w:val="‒"/>
+      <w:lvlJc w:val="left"/>
+      <w:pPr>
+        <w:ind w:left="1429" w:hanging="360"/>
+      </w:pPr>
+      <w:rPr>
+        <w:rFonts w:ascii="Times New Roman" w:hAnsi="Times New Roman" w:cs="Times New Roman" w:hint="default"/>
+        <w:color w:val="auto"/>
+      </w:rPr>
+    </w:lvl>
+    <w:lvl w:ilvl="1" w:tplc="04190003" w:tentative="1">
+      <w:start w:val="1"/>
+      <w:numFmt w:val="bullet"/>
+      <w:lvlText w:val="o"/>
+      <w:lvlJc w:val="left"/>
+      <w:pPr>
+        <w:ind w:left="2149" w:hanging="360"/>
+      </w:pPr>
+      <w:rPr>
+        <w:rFonts w:ascii="Courier New" w:hAnsi="Courier New" w:cs="Courier New" w:hint="default"/>
+      </w:rPr>
+    </w:lvl>
+    <w:lvl w:ilvl="2" w:tplc="04190005" w:tentative="1">
+      <w:start w:val="1"/>
+      <w:numFmt w:val="bullet"/>
+      <w:lvlText w:val=""/>
+      <w:lvlJc w:val="left"/>
+      <w:pPr>
+        <w:ind w:left="2869" w:hanging="360"/>
+      </w:pPr>
+      <w:rPr>
+        <w:rFonts w:ascii="Wingdings" w:hAnsi="Wingdings" w:hint="default"/>
+      </w:rPr>
+    </w:lvl>
+    <w:lvl w:ilvl="3" w:tplc="04190001" w:tentative="1">
+      <w:start w:val="1"/>
+      <w:numFmt w:val="bullet"/>
+      <w:lvlText w:val=""/>
+      <w:lvlJc w:val="left"/>
+      <w:pPr>
+        <w:ind w:left="3589" w:hanging="360"/>
+      </w:pPr>
+      <w:rPr>
+        <w:rFonts w:ascii="Symbol" w:hAnsi="Symbol" w:hint="default"/>
+      </w:rPr>
+    </w:lvl>
+    <w:lvl w:ilvl="4" w:tplc="04190003" w:tentative="1">
+      <w:start w:val="1"/>
+      <w:numFmt w:val="bullet"/>
+      <w:lvlText w:val="o"/>
+      <w:lvlJc w:val="left"/>
+      <w:pPr>
+        <w:ind w:left="4309" w:hanging="360"/>
+      </w:pPr>
+      <w:rPr>
+        <w:rFonts w:ascii="Courier New" w:hAnsi="Courier New" w:cs="Courier New" w:hint="default"/>
+      </w:rPr>
+    </w:lvl>
+    <w:lvl w:ilvl="5" w:tplc="04190005" w:tentative="1">
+      <w:start w:val="1"/>
+      <w:numFmt w:val="bullet"/>
+      <w:lvlText w:val=""/>
+      <w:lvlJc w:val="left"/>
+      <w:pPr>
+        <w:ind w:left="5029" w:hanging="360"/>
+      </w:pPr>
+      <w:rPr>
+        <w:rFonts w:ascii="Wingdings" w:hAnsi="Wingdings" w:hint="default"/>
+      </w:rPr>
+    </w:lvl>
+    <w:lvl w:ilvl="6" w:tplc="04190001" w:tentative="1">
+      <w:start w:val="1"/>
+      <w:numFmt w:val="bullet"/>
+      <w:lvlText w:val=""/>
+      <w:lvlJc w:val="left"/>
+      <w:pPr>
+        <w:ind w:left="5749" w:hanging="360"/>
+      </w:pPr>
+      <w:rPr>
+        <w:rFonts w:ascii="Symbol" w:hAnsi="Symbol" w:hint="default"/>
+      </w:rPr>
+    </w:lvl>
+    <w:lvl w:ilvl="7" w:tplc="04190003" w:tentative="1">
+      <w:start w:val="1"/>
+      <w:numFmt w:val="bullet"/>
+      <w:lvlText w:val="o"/>
+      <w:lvlJc w:val="left"/>
+      <w:pPr>
+        <w:ind w:left="6469" w:hanging="360"/>
+      </w:pPr>
+      <w:rPr>
+        <w:rFonts w:ascii="Courier New" w:hAnsi="Courier New" w:cs="Courier New" w:hint="default"/>
+      </w:rPr>
+    </w:lvl>
+    <w:lvl w:ilvl="8" w:tplc="04190005" w:tentative="1">
+      <w:start w:val="1"/>
+      <w:numFmt w:val="bullet"/>
+      <w:lvlText w:val=""/>
+      <w:lvlJc w:val="left"/>
+      <w:pPr>
+        <w:ind w:left="7189" w:hanging="360"/>
+      </w:pPr>
+      <w:rPr>
+        <w:rFonts w:ascii="Wingdings" w:hAnsi="Wingdings" w:hint="default"/>
+      </w:rPr>
+    </w:lvl>
+  </w:abstractNum>
+  <w:abstractNum w:abstractNumId="11" w15:restartNumberingAfterBreak="0">
     <w:nsid w:val="2C6148F8"/>
     <w:multiLevelType w:val="hybridMultilevel"/>
     <w:tmpl w:val="25EEA97A"/>
@@ -15368,7 +17222,7 @@
       </w:rPr>
     </w:lvl>
   </w:abstractNum>
-  <w:abstractNum w:abstractNumId="11" w15:restartNumberingAfterBreak="0">
+  <w:abstractNum w:abstractNumId="12" w15:restartNumberingAfterBreak="0">
     <w:nsid w:val="2DD32D5E"/>
     <w:multiLevelType w:val="hybridMultilevel"/>
     <w:tmpl w:val="65A27BEC"/>
@@ -15481,7 +17335,7 @@
       </w:rPr>
     </w:lvl>
   </w:abstractNum>
-  <w:abstractNum w:abstractNumId="12" w15:restartNumberingAfterBreak="0">
+  <w:abstractNum w:abstractNumId="13" w15:restartNumberingAfterBreak="0">
     <w:nsid w:val="2FFA49BD"/>
     <w:multiLevelType w:val="hybridMultilevel"/>
     <w:tmpl w:val="1FF437F4"/>
@@ -15602,7 +17456,7 @@
       </w:rPr>
     </w:lvl>
   </w:abstractNum>
-  <w:abstractNum w:abstractNumId="13" w15:restartNumberingAfterBreak="0">
+  <w:abstractNum w:abstractNumId="14" w15:restartNumberingAfterBreak="0">
     <w:nsid w:val="321221A3"/>
     <w:multiLevelType w:val="multilevel"/>
     <w:tmpl w:val="503EB5F8"/>
@@ -15724,7 +17578,7 @@
       </w:rPr>
     </w:lvl>
   </w:abstractNum>
-  <w:abstractNum w:abstractNumId="14" w15:restartNumberingAfterBreak="0">
+  <w:abstractNum w:abstractNumId="15" w15:restartNumberingAfterBreak="0">
     <w:nsid w:val="4B431815"/>
     <w:multiLevelType w:val="multilevel"/>
     <w:tmpl w:val="503EB5F8"/>
@@ -15846,7 +17700,7 @@
       </w:rPr>
     </w:lvl>
   </w:abstractNum>
-  <w:abstractNum w:abstractNumId="15" w15:restartNumberingAfterBreak="0">
+  <w:abstractNum w:abstractNumId="16" w15:restartNumberingAfterBreak="0">
     <w:nsid w:val="4EA563EE"/>
     <w:multiLevelType w:val="hybridMultilevel"/>
     <w:tmpl w:val="DC00AA8A"/>
@@ -15967,7 +17821,7 @@
       </w:rPr>
     </w:lvl>
   </w:abstractNum>
-  <w:abstractNum w:abstractNumId="16" w15:restartNumberingAfterBreak="0">
+  <w:abstractNum w:abstractNumId="17" w15:restartNumberingAfterBreak="0">
     <w:nsid w:val="516E3FF5"/>
     <w:multiLevelType w:val="hybridMultilevel"/>
     <w:tmpl w:val="A4EEE126"/>
@@ -16088,7 +17942,7 @@
       </w:rPr>
     </w:lvl>
   </w:abstractNum>
-  <w:abstractNum w:abstractNumId="17" w15:restartNumberingAfterBreak="0">
+  <w:abstractNum w:abstractNumId="18" w15:restartNumberingAfterBreak="0">
     <w:nsid w:val="5E814CCF"/>
     <w:multiLevelType w:val="hybridMultilevel"/>
     <w:tmpl w:val="804C71CE"/>
@@ -16174,7 +18028,7 @@
       </w:pPr>
     </w:lvl>
   </w:abstractNum>
-  <w:abstractNum w:abstractNumId="18" w15:restartNumberingAfterBreak="0">
+  <w:abstractNum w:abstractNumId="19" w15:restartNumberingAfterBreak="0">
     <w:nsid w:val="60C64F6C"/>
     <w:multiLevelType w:val="hybridMultilevel"/>
     <w:tmpl w:val="626AD300"/>
@@ -16295,7 +18149,7 @@
       </w:rPr>
     </w:lvl>
   </w:abstractNum>
-  <w:abstractNum w:abstractNumId="19" w15:restartNumberingAfterBreak="0">
+  <w:abstractNum w:abstractNumId="20" w15:restartNumberingAfterBreak="0">
     <w:nsid w:val="615B329F"/>
     <w:multiLevelType w:val="hybridMultilevel"/>
     <w:tmpl w:val="44C82170"/>
@@ -16416,11 +18270,11 @@
       </w:rPr>
     </w:lvl>
   </w:abstractNum>
-  <w:abstractNum w:abstractNumId="20" w15:restartNumberingAfterBreak="0">
+  <w:abstractNum w:abstractNumId="21" w15:restartNumberingAfterBreak="0">
     <w:nsid w:val="63A9199E"/>
-    <w:multiLevelType w:val="hybridMultilevel"/>
-    <w:tmpl w:val="629C57DC"/>
-    <w:lvl w:ilvl="0" w:tplc="03645492">
+    <w:multiLevelType w:val="multilevel"/>
+    <w:tmpl w:val="09789D0C"/>
+    <w:lvl w:ilvl="0">
       <w:start w:val="1"/>
       <w:numFmt w:val="decimal"/>
       <w:lvlText w:val="%1."/>
@@ -16432,104 +18286,112 @@
         <w:rFonts w:ascii="Times New Roman" w:eastAsiaTheme="minorHAnsi" w:hAnsi="Times New Roman" w:cs="Times New Roman"/>
       </w:rPr>
     </w:lvl>
-    <w:lvl w:ilvl="1" w:tplc="04190003" w:tentative="1">
-      <w:start w:val="1"/>
-      <w:numFmt w:val="bullet"/>
-      <w:lvlText w:val="o"/>
-      <w:lvlJc w:val="left"/>
-      <w:pPr>
-        <w:ind w:left="1440" w:hanging="360"/>
+    <w:lvl w:ilvl="1">
+      <w:start w:val="1"/>
+      <w:numFmt w:val="decimal"/>
+      <w:isLgl/>
+      <w:lvlText w:val="%1.%2."/>
+      <w:lvlJc w:val="left"/>
+      <w:pPr>
+        <w:ind w:left="1429" w:hanging="720"/>
       </w:pPr>
       <w:rPr>
-        <w:rFonts w:ascii="Courier New" w:hAnsi="Courier New" w:cs="Courier New" w:hint="default"/>
+        <w:rFonts w:hint="default"/>
       </w:rPr>
     </w:lvl>
-    <w:lvl w:ilvl="2" w:tplc="04190005" w:tentative="1">
-      <w:start w:val="1"/>
-      <w:numFmt w:val="bullet"/>
-      <w:lvlText w:val=""/>
-      <w:lvlJc w:val="left"/>
-      <w:pPr>
-        <w:ind w:left="2160" w:hanging="360"/>
+    <w:lvl w:ilvl="2">
+      <w:start w:val="1"/>
+      <w:numFmt w:val="decimal"/>
+      <w:isLgl/>
+      <w:lvlText w:val="%1.%2.%3."/>
+      <w:lvlJc w:val="left"/>
+      <w:pPr>
+        <w:ind w:left="1778" w:hanging="720"/>
       </w:pPr>
       <w:rPr>
-        <w:rFonts w:ascii="Wingdings" w:hAnsi="Wingdings" w:hint="default"/>
+        <w:rFonts w:hint="default"/>
       </w:rPr>
     </w:lvl>
-    <w:lvl w:ilvl="3" w:tplc="04190001" w:tentative="1">
-      <w:start w:val="1"/>
-      <w:numFmt w:val="bullet"/>
-      <w:lvlText w:val=""/>
-      <w:lvlJc w:val="left"/>
-      <w:pPr>
-        <w:ind w:left="2880" w:hanging="360"/>
+    <w:lvl w:ilvl="3">
+      <w:start w:val="1"/>
+      <w:numFmt w:val="decimal"/>
+      <w:isLgl/>
+      <w:lvlText w:val="%1.%2.%3.%4."/>
+      <w:lvlJc w:val="left"/>
+      <w:pPr>
+        <w:ind w:left="2487" w:hanging="1080"/>
       </w:pPr>
       <w:rPr>
-        <w:rFonts w:ascii="Symbol" w:hAnsi="Symbol" w:hint="default"/>
+        <w:rFonts w:hint="default"/>
       </w:rPr>
     </w:lvl>
-    <w:lvl w:ilvl="4" w:tplc="04190003" w:tentative="1">
-      <w:start w:val="1"/>
-      <w:numFmt w:val="bullet"/>
-      <w:lvlText w:val="o"/>
-      <w:lvlJc w:val="left"/>
-      <w:pPr>
-        <w:ind w:left="3600" w:hanging="360"/>
+    <w:lvl w:ilvl="4">
+      <w:start w:val="1"/>
+      <w:numFmt w:val="decimal"/>
+      <w:isLgl/>
+      <w:lvlText w:val="%1.%2.%3.%4.%5."/>
+      <w:lvlJc w:val="left"/>
+      <w:pPr>
+        <w:ind w:left="2836" w:hanging="1080"/>
       </w:pPr>
       <w:rPr>
-        <w:rFonts w:ascii="Courier New" w:hAnsi="Courier New" w:cs="Courier New" w:hint="default"/>
+        <w:rFonts w:hint="default"/>
       </w:rPr>
     </w:lvl>
-    <w:lvl w:ilvl="5" w:tplc="04190005" w:tentative="1">
-      <w:start w:val="1"/>
-      <w:numFmt w:val="bullet"/>
-      <w:lvlText w:val=""/>
-      <w:lvlJc w:val="left"/>
-      <w:pPr>
-        <w:ind w:left="4320" w:hanging="360"/>
+    <w:lvl w:ilvl="5">
+      <w:start w:val="1"/>
+      <w:numFmt w:val="decimal"/>
+      <w:isLgl/>
+      <w:lvlText w:val="%1.%2.%3.%4.%5.%6."/>
+      <w:lvlJc w:val="left"/>
+      <w:pPr>
+        <w:ind w:left="3545" w:hanging="1440"/>
       </w:pPr>
       <w:rPr>
-        <w:rFonts w:ascii="Wingdings" w:hAnsi="Wingdings" w:hint="default"/>
+        <w:rFonts w:hint="default"/>
       </w:rPr>
     </w:lvl>
-    <w:lvl w:ilvl="6" w:tplc="04190001" w:tentative="1">
-      <w:start w:val="1"/>
-      <w:numFmt w:val="bullet"/>
-      <w:lvlText w:val=""/>
-      <w:lvlJc w:val="left"/>
-      <w:pPr>
-        <w:ind w:left="5040" w:hanging="360"/>
+    <w:lvl w:ilvl="6">
+      <w:start w:val="1"/>
+      <w:numFmt w:val="decimal"/>
+      <w:isLgl/>
+      <w:lvlText w:val="%1.%2.%3.%4.%5.%6.%7."/>
+      <w:lvlJc w:val="left"/>
+      <w:pPr>
+        <w:ind w:left="4254" w:hanging="1800"/>
       </w:pPr>
       <w:rPr>
-        <w:rFonts w:ascii="Symbol" w:hAnsi="Symbol" w:hint="default"/>
+        <w:rFonts w:hint="default"/>
       </w:rPr>
     </w:lvl>
-    <w:lvl w:ilvl="7" w:tplc="04190003" w:tentative="1">
-      <w:start w:val="1"/>
-      <w:numFmt w:val="bullet"/>
-      <w:lvlText w:val="o"/>
-      <w:lvlJc w:val="left"/>
-      <w:pPr>
-        <w:ind w:left="5760" w:hanging="360"/>
+    <w:lvl w:ilvl="7">
+      <w:start w:val="1"/>
+      <w:numFmt w:val="decimal"/>
+      <w:isLgl/>
+      <w:lvlText w:val="%1.%2.%3.%4.%5.%6.%7.%8."/>
+      <w:lvlJc w:val="left"/>
+      <w:pPr>
+        <w:ind w:left="4603" w:hanging="1800"/>
       </w:pPr>
       <w:rPr>
-        <w:rFonts w:ascii="Courier New" w:hAnsi="Courier New" w:cs="Courier New" w:hint="default"/>
+        <w:rFonts w:hint="default"/>
       </w:rPr>
     </w:lvl>
-    <w:lvl w:ilvl="8" w:tplc="04190005" w:tentative="1">
-      <w:start w:val="1"/>
-      <w:numFmt w:val="bullet"/>
-      <w:lvlText w:val=""/>
-      <w:lvlJc w:val="left"/>
-      <w:pPr>
-        <w:ind w:left="6480" w:hanging="360"/>
+    <w:lvl w:ilvl="8">
+      <w:start w:val="1"/>
+      <w:numFmt w:val="decimal"/>
+      <w:isLgl/>
+      <w:lvlText w:val="%1.%2.%3.%4.%5.%6.%7.%8.%9."/>
+      <w:lvlJc w:val="left"/>
+      <w:pPr>
+        <w:ind w:left="5312" w:hanging="2160"/>
       </w:pPr>
       <w:rPr>
-        <w:rFonts w:ascii="Wingdings" w:hAnsi="Wingdings" w:hint="default"/>
+        <w:rFonts w:hint="default"/>
       </w:rPr>
     </w:lvl>
   </w:abstractNum>
-  <w:abstractNum w:abstractNumId="21" w15:restartNumberingAfterBreak="0">
+  <w:abstractNum w:abstractNumId="22" w15:restartNumberingAfterBreak="0">
     <w:nsid w:val="65FD6785"/>
     <w:multiLevelType w:val="multilevel"/>
     <w:tmpl w:val="621086EA"/>
@@ -16642,7 +18504,7 @@
       </w:rPr>
     </w:lvl>
   </w:abstractNum>
-  <w:abstractNum w:abstractNumId="22" w15:restartNumberingAfterBreak="0">
+  <w:abstractNum w:abstractNumId="23" w15:restartNumberingAfterBreak="0">
     <w:nsid w:val="68194CE5"/>
     <w:multiLevelType w:val="hybridMultilevel"/>
     <w:tmpl w:val="41D01454"/>
@@ -16728,7 +18590,7 @@
       </w:pPr>
     </w:lvl>
   </w:abstractNum>
-  <w:abstractNum w:abstractNumId="23" w15:restartNumberingAfterBreak="0">
+  <w:abstractNum w:abstractNumId="24" w15:restartNumberingAfterBreak="0">
     <w:nsid w:val="70F11B13"/>
     <w:multiLevelType w:val="hybridMultilevel"/>
     <w:tmpl w:val="A2681040"/>
@@ -16849,7 +18711,7 @@
       </w:rPr>
     </w:lvl>
   </w:abstractNum>
-  <w:abstractNum w:abstractNumId="24" w15:restartNumberingAfterBreak="0">
+  <w:abstractNum w:abstractNumId="25" w15:restartNumberingAfterBreak="0">
     <w:nsid w:val="79DF3508"/>
     <w:multiLevelType w:val="hybridMultilevel"/>
     <w:tmpl w:val="6D048A26"/>
@@ -16962,80 +18824,83 @@
       </w:rPr>
     </w:lvl>
   </w:abstractNum>
-  <w:num w:numId="1" w16cid:durableId="1289048541">
+  <w:num w:numId="1" w16cid:durableId="1723216305">
+    <w:abstractNumId w:val="14"/>
+  </w:num>
+  <w:num w:numId="2" w16cid:durableId="1186558299">
+    <w:abstractNumId w:val="7"/>
+  </w:num>
+  <w:num w:numId="3" w16cid:durableId="549341804">
+    <w:abstractNumId w:val="18"/>
+  </w:num>
+  <w:num w:numId="4" w16cid:durableId="1515651150">
+    <w:abstractNumId w:val="8"/>
+  </w:num>
+  <w:num w:numId="5" w16cid:durableId="1350446407">
+    <w:abstractNumId w:val="15"/>
+  </w:num>
+  <w:num w:numId="6" w16cid:durableId="1687977775">
+    <w:abstractNumId w:val="12"/>
+  </w:num>
+  <w:num w:numId="7" w16cid:durableId="962661474">
+    <w:abstractNumId w:val="21"/>
+  </w:num>
+  <w:num w:numId="8" w16cid:durableId="408696664">
+    <w:abstractNumId w:val="4"/>
+  </w:num>
+  <w:num w:numId="9" w16cid:durableId="1779906557">
+    <w:abstractNumId w:val="2"/>
+  </w:num>
+  <w:num w:numId="10" w16cid:durableId="146090628">
+    <w:abstractNumId w:val="22"/>
+  </w:num>
+  <w:num w:numId="11" w16cid:durableId="1736587032">
+    <w:abstractNumId w:val="0"/>
+  </w:num>
+  <w:num w:numId="12" w16cid:durableId="1215234638">
+    <w:abstractNumId w:val="9"/>
+  </w:num>
+  <w:num w:numId="13" w16cid:durableId="295643929">
+    <w:abstractNumId w:val="3"/>
+  </w:num>
+  <w:num w:numId="14" w16cid:durableId="1443067638">
+    <w:abstractNumId w:val="5"/>
+  </w:num>
+  <w:num w:numId="15" w16cid:durableId="828014342">
+    <w:abstractNumId w:val="16"/>
+  </w:num>
+  <w:num w:numId="16" w16cid:durableId="1561481751">
+    <w:abstractNumId w:val="24"/>
+  </w:num>
+  <w:num w:numId="17" w16cid:durableId="1558005727">
+    <w:abstractNumId w:val="6"/>
+  </w:num>
+  <w:num w:numId="18" w16cid:durableId="1065030916">
+    <w:abstractNumId w:val="19"/>
+  </w:num>
+  <w:num w:numId="19" w16cid:durableId="1878662433">
+    <w:abstractNumId w:val="17"/>
+  </w:num>
+  <w:num w:numId="20" w16cid:durableId="2009867863">
+    <w:abstractNumId w:val="11"/>
+  </w:num>
+  <w:num w:numId="21" w16cid:durableId="1417049996">
+    <w:abstractNumId w:val="20"/>
+  </w:num>
+  <w:num w:numId="22" w16cid:durableId="58795975">
     <w:abstractNumId w:val="13"/>
   </w:num>
-  <w:num w:numId="2" w16cid:durableId="935594444">
-    <w:abstractNumId w:val="7"/>
+  <w:num w:numId="23" w16cid:durableId="1446382646">
+    <w:abstractNumId w:val="25"/>
   </w:num>
-  <w:num w:numId="3" w16cid:durableId="1075937071">
-    <w:abstractNumId w:val="17"/>
+  <w:num w:numId="24" w16cid:durableId="1883134554">
+    <w:abstractNumId w:val="1"/>
   </w:num>
-  <w:num w:numId="4" w16cid:durableId="1399136533">
-    <w:abstractNumId w:val="8"/>
-  </w:num>
-  <w:num w:numId="5" w16cid:durableId="1035736575">
-    <w:abstractNumId w:val="14"/>
-  </w:num>
-  <w:num w:numId="6" w16cid:durableId="1728188375">
-    <w:abstractNumId w:val="11"/>
-  </w:num>
-  <w:num w:numId="7" w16cid:durableId="1162552231">
-    <w:abstractNumId w:val="20"/>
-  </w:num>
-  <w:num w:numId="8" w16cid:durableId="32123812">
-    <w:abstractNumId w:val="4"/>
-  </w:num>
-  <w:num w:numId="9" w16cid:durableId="857349307">
-    <w:abstractNumId w:val="2"/>
-  </w:num>
-  <w:num w:numId="10" w16cid:durableId="924148579">
-    <w:abstractNumId w:val="21"/>
-  </w:num>
-  <w:num w:numId="11" w16cid:durableId="148522584">
-    <w:abstractNumId w:val="0"/>
-  </w:num>
-  <w:num w:numId="12" w16cid:durableId="2139835010">
-    <w:abstractNumId w:val="9"/>
-  </w:num>
-  <w:num w:numId="13" w16cid:durableId="439447834">
-    <w:abstractNumId w:val="3"/>
-  </w:num>
-  <w:num w:numId="14" w16cid:durableId="2089569387">
-    <w:abstractNumId w:val="5"/>
-  </w:num>
-  <w:num w:numId="15" w16cid:durableId="1649747583">
-    <w:abstractNumId w:val="15"/>
-  </w:num>
-  <w:num w:numId="16" w16cid:durableId="579293284">
+  <w:num w:numId="25" w16cid:durableId="1754425646">
     <w:abstractNumId w:val="23"/>
   </w:num>
-  <w:num w:numId="17" w16cid:durableId="703870606">
-    <w:abstractNumId w:val="6"/>
-  </w:num>
-  <w:num w:numId="18" w16cid:durableId="299775884">
-    <w:abstractNumId w:val="18"/>
-  </w:num>
-  <w:num w:numId="19" w16cid:durableId="685711481">
-    <w:abstractNumId w:val="16"/>
-  </w:num>
-  <w:num w:numId="20" w16cid:durableId="770472129">
+  <w:num w:numId="26" w16cid:durableId="1916356576">
     <w:abstractNumId w:val="10"/>
-  </w:num>
-  <w:num w:numId="21" w16cid:durableId="2024936408">
-    <w:abstractNumId w:val="19"/>
-  </w:num>
-  <w:num w:numId="22" w16cid:durableId="840971504">
-    <w:abstractNumId w:val="12"/>
-  </w:num>
-  <w:num w:numId="23" w16cid:durableId="1484004703">
-    <w:abstractNumId w:val="24"/>
-  </w:num>
-  <w:num w:numId="24" w16cid:durableId="663169373">
-    <w:abstractNumId w:val="1"/>
-  </w:num>
-  <w:num w:numId="25" w16cid:durableId="427506137">
-    <w:abstractNumId w:val="22"/>
   </w:num>
   <w:numIdMacAtCleanup w:val="8"/>
 </w:numbering>
@@ -18112,7 +19977,7 @@
 </file>
 
 <file path=customXml/itemProps1.xml><?xml version="1.0" encoding="utf-8"?>
-<ds:datastoreItem xmlns:ds="http://schemas.openxmlformats.org/officeDocument/2006/customXml" ds:itemID="{844ED530-6863-4D12-A9BA-82A1CB03E73B}">
+<ds:datastoreItem xmlns:ds="http://schemas.openxmlformats.org/officeDocument/2006/customXml" ds:itemID="{4F752678-5924-4C4C-95CB-00CAE237041A}">
   <ds:schemaRefs>
     <ds:schemaRef ds:uri="http://schemas.openxmlformats.org/officeDocument/2006/bibliography"/>
   </ds:schemaRefs>

--- a/записка1.docx
+++ b/записка1.docx
@@ -6490,7 +6490,7 @@
           <w:lang w:eastAsia="ru-RU"/>
         </w:rPr>
         <w:drawing>
-          <wp:anchor distT="0" distB="0" distL="114300" distR="114300" simplePos="0" relativeHeight="251661312" behindDoc="1" locked="0" layoutInCell="1" allowOverlap="1" wp14:anchorId="25C0D4F0" wp14:editId="6EF5C5C9">
+          <wp:anchor distT="0" distB="0" distL="114300" distR="114300" simplePos="0" relativeHeight="251661312" behindDoc="1" locked="0" layoutInCell="1" allowOverlap="1" wp14:anchorId="25C0D4F0" wp14:editId="1FD7AA8E">
             <wp:simplePos x="0" y="0"/>
             <wp:positionH relativeFrom="margin">
               <wp:posOffset>1558290</wp:posOffset>
@@ -6727,7 +6727,7 @@
           <w:lang w:eastAsia="ru-RU"/>
         </w:rPr>
         <w:drawing>
-          <wp:anchor distT="0" distB="0" distL="114300" distR="114300" simplePos="0" relativeHeight="251662336" behindDoc="0" locked="0" layoutInCell="1" allowOverlap="1" wp14:anchorId="7EE622B5" wp14:editId="05C19820">
+          <wp:anchor distT="0" distB="0" distL="114300" distR="114300" simplePos="0" relativeHeight="251662336" behindDoc="0" locked="0" layoutInCell="1" allowOverlap="1" wp14:anchorId="7EE622B5" wp14:editId="7971DA7B">
             <wp:simplePos x="0" y="0"/>
             <wp:positionH relativeFrom="page">
               <wp:posOffset>2933700</wp:posOffset>
@@ -7137,7 +7137,7 @@
           <w:lang w:eastAsia="ru-RU"/>
         </w:rPr>
         <w:drawing>
-          <wp:anchor distT="0" distB="0" distL="114300" distR="114300" simplePos="0" relativeHeight="251663360" behindDoc="0" locked="0" layoutInCell="1" allowOverlap="1" wp14:anchorId="43E55521" wp14:editId="217E4FA1">
+          <wp:anchor distT="0" distB="0" distL="114300" distR="114300" simplePos="0" relativeHeight="251663360" behindDoc="0" locked="0" layoutInCell="1" allowOverlap="1" wp14:anchorId="43E55521" wp14:editId="493B0D16">
             <wp:simplePos x="0" y="0"/>
             <wp:positionH relativeFrom="margin">
               <wp:align>center</wp:align>
@@ -7505,7 +7505,7 @@
         </w:rPr>
         <w:lastRenderedPageBreak/>
         <w:drawing>
-          <wp:anchor distT="0" distB="0" distL="114300" distR="114300" simplePos="0" relativeHeight="251664384" behindDoc="0" locked="0" layoutInCell="1" allowOverlap="1" wp14:anchorId="553C8FCE" wp14:editId="3B4D59E4">
+          <wp:anchor distT="0" distB="0" distL="114300" distR="114300" simplePos="0" relativeHeight="251664384" behindDoc="0" locked="0" layoutInCell="1" allowOverlap="1" wp14:anchorId="553C8FCE" wp14:editId="0D2E6DE8">
             <wp:simplePos x="0" y="0"/>
             <wp:positionH relativeFrom="page">
               <wp:posOffset>2876550</wp:posOffset>
@@ -7941,7 +7941,7 @@
           <w:lang w:val="ru-RU" w:eastAsia="ru-RU"/>
         </w:rPr>
         <w:drawing>
-          <wp:anchor distT="0" distB="0" distL="114300" distR="114300" simplePos="0" relativeHeight="251665408" behindDoc="0" locked="0" layoutInCell="1" allowOverlap="1" wp14:anchorId="2F96803B" wp14:editId="5F9A3E1A">
+          <wp:anchor distT="0" distB="0" distL="114300" distR="114300" simplePos="0" relativeHeight="251665408" behindDoc="0" locked="0" layoutInCell="1" allowOverlap="1" wp14:anchorId="2F96803B" wp14:editId="46D8FB53">
             <wp:simplePos x="0" y="0"/>
             <wp:positionH relativeFrom="margin">
               <wp:align>center</wp:align>
@@ -11779,7 +11779,7 @@
           <w:noProof/>
           <w:sz w:val="28"/>
           <w:szCs w:val="28"/>
-          <w:lang w:val="ru-RU"/>
+          <w:lang w:val="ru-RU" w:eastAsia="ru-RU"/>
         </w:rPr>
         <w:drawing>
           <wp:anchor distT="0" distB="0" distL="114300" distR="114300" simplePos="0" relativeHeight="251666432" behindDoc="0" locked="0" layoutInCell="1" allowOverlap="1" wp14:anchorId="369A608D" wp14:editId="22EADE42">
@@ -11908,15 +11908,15 @@
         <w:lastRenderedPageBreak/>
         <w:t>Определим необходимые таблицы, добавив к сущностям инфологической модели вспомогательные: Темы для статей, Иконки для трекеров, Привычки,</w:t>
       </w:r>
-    </w:p>
-    <w:p>
-      <w:pPr>
-        <w:spacing w:after="0" w:line="360" w:lineRule="auto"/>
-        <w:jc w:val="both"/>
-        <w:rPr>
-          <w:lang w:val="ru-RU"/>
-        </w:rPr>
-      </w:pPr>
+      <w:r>
+        <w:rPr>
+          <w:rFonts w:ascii="Times New Roman" w:hAnsi="Times New Roman" w:cs="Times New Roman"/>
+          <w:sz w:val="28"/>
+          <w:szCs w:val="28"/>
+          <w:lang w:val="ru-RU"/>
+        </w:rPr>
+        <w:t xml:space="preserve"> </w:t>
+      </w:r>
       <w:r>
         <w:rPr>
           <w:rFonts w:ascii="Times New Roman" w:hAnsi="Times New Roman" w:cs="Times New Roman"/>
@@ -11943,6 +11943,15 @@
           <w:lang w:val="ru-RU"/>
         </w:rPr>
         <w:t xml:space="preserve"> Также дополним все таблицы полями для связей.</w:t>
+      </w:r>
+      <w:r>
+        <w:rPr>
+          <w:rFonts w:ascii="Times New Roman" w:hAnsi="Times New Roman" w:cs="Times New Roman"/>
+          <w:sz w:val="28"/>
+          <w:szCs w:val="28"/>
+          <w:lang w:val="ru-RU"/>
+        </w:rPr>
+        <w:t xml:space="preserve"> Расширим поля «периодичность» в таблицах Цели и Напоминания до двух полей: значение периодичности и единица периодичности (часы, дни, недели, месяцы).</w:t>
       </w:r>
     </w:p>
     <w:p>
@@ -12011,7 +12020,7 @@
           <w:noProof/>
           <w:sz w:val="28"/>
           <w:szCs w:val="28"/>
-          <w:lang w:val="ru-RU"/>
+          <w:lang w:val="ru-RU" w:eastAsia="ru-RU"/>
         </w:rPr>
         <w:drawing>
           <wp:anchor distT="0" distB="0" distL="114300" distR="114300" simplePos="0" relativeHeight="251667456" behindDoc="0" locked="0" layoutInCell="1" allowOverlap="1" wp14:anchorId="4EAD4A93" wp14:editId="565F5C9F">
@@ -12397,7 +12406,6 @@
           <w:color w:val="000000" w:themeColor="text1"/>
           <w:sz w:val="28"/>
           <w:szCs w:val="28"/>
-          <w:lang w:val="ru-RU"/>
         </w:rPr>
       </w:pPr>
       <w:bookmarkStart w:id="29" w:name="_Toc219937043"/>
@@ -12526,6 +12534,279 @@
     </w:p>
     <w:p>
       <w:pPr>
+        <w:spacing w:after="0" w:line="360" w:lineRule="auto"/>
+        <w:ind w:firstLine="709"/>
+        <w:rPr>
+          <w:rFonts w:ascii="Times New Roman" w:hAnsi="Times New Roman" w:cs="Times New Roman"/>
+          <w:sz w:val="28"/>
+          <w:szCs w:val="28"/>
+          <w:lang w:val="ru-RU"/>
+        </w:rPr>
+      </w:pPr>
+      <w:r>
+        <w:rPr>
+          <w:rFonts w:ascii="Times New Roman" w:hAnsi="Times New Roman" w:cs="Times New Roman"/>
+          <w:sz w:val="28"/>
+          <w:szCs w:val="28"/>
+          <w:lang w:val="ru-RU"/>
+        </w:rPr>
+        <w:t>Используем многоуровневую модель безопасности, чтобы максимально разделить ответственность между отдельными пользователями, не добавлять им лишних привилегий и обеспечить защиту на уровне строк, чтобы каждый пользователь видел только свои данные. Опишем роли для базы, учитывая вышеописанные требования.</w:t>
+      </w:r>
+    </w:p>
+    <w:p>
+      <w:pPr>
+        <w:pStyle w:val="a3"/>
+        <w:numPr>
+          <w:ilvl w:val="0"/>
+          <w:numId w:val="27"/>
+        </w:numPr>
+        <w:spacing w:after="0" w:line="360" w:lineRule="auto"/>
+        <w:ind w:hanging="436"/>
+        <w:rPr>
+          <w:rFonts w:ascii="Times New Roman" w:hAnsi="Times New Roman" w:cs="Times New Roman"/>
+          <w:sz w:val="28"/>
+          <w:szCs w:val="28"/>
+        </w:rPr>
+      </w:pPr>
+      <w:r>
+        <w:rPr>
+          <w:rFonts w:ascii="Times New Roman" w:hAnsi="Times New Roman" w:cs="Times New Roman"/>
+          <w:sz w:val="28"/>
+          <w:szCs w:val="28"/>
+        </w:rPr>
+        <w:t xml:space="preserve">Администратор базы данных. </w:t>
+      </w:r>
+      <w:r>
+        <w:rPr>
+          <w:rFonts w:ascii="Times New Roman" w:hAnsi="Times New Roman" w:cs="Times New Roman"/>
+          <w:sz w:val="28"/>
+          <w:szCs w:val="28"/>
+        </w:rPr>
+        <w:t>Полное управление структурой и конфигурацией БД</w:t>
+      </w:r>
+      <w:r>
+        <w:rPr>
+          <w:rFonts w:ascii="Times New Roman" w:hAnsi="Times New Roman" w:cs="Times New Roman"/>
+          <w:sz w:val="28"/>
+          <w:szCs w:val="28"/>
+        </w:rPr>
+        <w:t>.</w:t>
+      </w:r>
+    </w:p>
+    <w:p>
+      <w:pPr>
+        <w:pStyle w:val="a3"/>
+        <w:numPr>
+          <w:ilvl w:val="0"/>
+          <w:numId w:val="27"/>
+        </w:numPr>
+        <w:spacing w:after="0" w:line="360" w:lineRule="auto"/>
+        <w:ind w:hanging="436"/>
+        <w:rPr>
+          <w:rFonts w:ascii="Times New Roman" w:hAnsi="Times New Roman" w:cs="Times New Roman"/>
+          <w:sz w:val="28"/>
+          <w:szCs w:val="28"/>
+        </w:rPr>
+      </w:pPr>
+      <w:r>
+        <w:rPr>
+          <w:rFonts w:ascii="Times New Roman" w:hAnsi="Times New Roman" w:cs="Times New Roman"/>
+          <w:sz w:val="28"/>
+          <w:szCs w:val="28"/>
+        </w:rPr>
+        <w:t xml:space="preserve">Клиентское приложение. </w:t>
+      </w:r>
+      <w:r>
+        <w:rPr>
+          <w:rFonts w:ascii="Times New Roman" w:hAnsi="Times New Roman" w:cs="Times New Roman"/>
+          <w:sz w:val="28"/>
+          <w:szCs w:val="28"/>
+        </w:rPr>
+        <w:t>Выполнение всех операций приложения</w:t>
+      </w:r>
+      <w:r>
+        <w:rPr>
+          <w:rFonts w:ascii="Times New Roman" w:hAnsi="Times New Roman" w:cs="Times New Roman"/>
+          <w:sz w:val="28"/>
+          <w:szCs w:val="28"/>
+        </w:rPr>
+        <w:t>: выборка, вставка, обновление и удаление</w:t>
+      </w:r>
+      <w:r>
+        <w:rPr>
+          <w:rFonts w:ascii="Times New Roman" w:hAnsi="Times New Roman" w:cs="Times New Roman"/>
+          <w:sz w:val="28"/>
+          <w:szCs w:val="28"/>
+        </w:rPr>
+        <w:t xml:space="preserve"> своих</w:t>
+      </w:r>
+      <w:r>
+        <w:rPr>
+          <w:rFonts w:ascii="Times New Roman" w:hAnsi="Times New Roman" w:cs="Times New Roman"/>
+          <w:sz w:val="28"/>
+          <w:szCs w:val="28"/>
+        </w:rPr>
+        <w:t xml:space="preserve"> данных таблиц.</w:t>
+      </w:r>
+    </w:p>
+    <w:p>
+      <w:pPr>
+        <w:pStyle w:val="a3"/>
+        <w:numPr>
+          <w:ilvl w:val="0"/>
+          <w:numId w:val="27"/>
+        </w:numPr>
+        <w:spacing w:after="0" w:line="360" w:lineRule="auto"/>
+        <w:ind w:hanging="436"/>
+        <w:rPr>
+          <w:rFonts w:ascii="Times New Roman" w:hAnsi="Times New Roman" w:cs="Times New Roman"/>
+          <w:sz w:val="28"/>
+          <w:szCs w:val="28"/>
+        </w:rPr>
+      </w:pPr>
+      <w:r>
+        <w:rPr>
+          <w:rFonts w:ascii="Times New Roman" w:hAnsi="Times New Roman" w:cs="Times New Roman"/>
+          <w:sz w:val="28"/>
+          <w:szCs w:val="28"/>
+        </w:rPr>
+        <w:t>Аналитик. Формирование отчетов</w:t>
+      </w:r>
+      <w:r>
+        <w:rPr>
+          <w:rFonts w:ascii="Times New Roman" w:hAnsi="Times New Roman" w:cs="Times New Roman"/>
+          <w:sz w:val="28"/>
+          <w:szCs w:val="28"/>
+        </w:rPr>
+        <w:t>.</w:t>
+      </w:r>
+    </w:p>
+    <w:p>
+      <w:pPr>
+        <w:pStyle w:val="a3"/>
+        <w:numPr>
+          <w:ilvl w:val="0"/>
+          <w:numId w:val="27"/>
+        </w:numPr>
+        <w:spacing w:after="0" w:line="360" w:lineRule="auto"/>
+        <w:ind w:hanging="436"/>
+        <w:rPr>
+          <w:rFonts w:ascii="Times New Roman" w:hAnsi="Times New Roman" w:cs="Times New Roman"/>
+          <w:sz w:val="28"/>
+          <w:szCs w:val="28"/>
+        </w:rPr>
+      </w:pPr>
+      <w:r>
+        <w:rPr>
+          <w:rFonts w:ascii="Times New Roman" w:hAnsi="Times New Roman" w:cs="Times New Roman"/>
+          <w:sz w:val="28"/>
+          <w:szCs w:val="28"/>
+        </w:rPr>
+        <w:t>Резервное копирование. Выполнение операций резервного копирования</w:t>
+      </w:r>
+      <w:r>
+        <w:rPr>
+          <w:rFonts w:ascii="Times New Roman" w:hAnsi="Times New Roman" w:cs="Times New Roman"/>
+          <w:sz w:val="28"/>
+          <w:szCs w:val="28"/>
+        </w:rPr>
+        <w:t>.</w:t>
+      </w:r>
+    </w:p>
+    <w:p>
+      <w:pPr>
+        <w:pStyle w:val="a3"/>
+        <w:numPr>
+          <w:ilvl w:val="0"/>
+          <w:numId w:val="27"/>
+        </w:numPr>
+        <w:spacing w:after="0" w:line="360" w:lineRule="auto"/>
+        <w:ind w:hanging="436"/>
+        <w:rPr>
+          <w:rFonts w:ascii="Times New Roman" w:hAnsi="Times New Roman" w:cs="Times New Roman"/>
+          <w:sz w:val="28"/>
+          <w:szCs w:val="28"/>
+        </w:rPr>
+      </w:pPr>
+      <w:r>
+        <w:rPr>
+          <w:rFonts w:ascii="Times New Roman" w:hAnsi="Times New Roman" w:cs="Times New Roman"/>
+          <w:sz w:val="28"/>
+          <w:szCs w:val="28"/>
+        </w:rPr>
+        <w:t xml:space="preserve">Только чтение. </w:t>
+      </w:r>
+      <w:r>
+        <w:rPr>
+          <w:rFonts w:ascii="Times New Roman" w:hAnsi="Times New Roman" w:cs="Times New Roman"/>
+          <w:sz w:val="28"/>
+          <w:szCs w:val="28"/>
+        </w:rPr>
+        <w:t>Гостевой доступ, просмотр публичных статей</w:t>
+      </w:r>
+      <w:r>
+        <w:rPr>
+          <w:rFonts w:ascii="Times New Roman" w:hAnsi="Times New Roman" w:cs="Times New Roman"/>
+          <w:sz w:val="28"/>
+          <w:szCs w:val="28"/>
+        </w:rPr>
+        <w:t>.</w:t>
+      </w:r>
+    </w:p>
+    <w:p>
+      <w:pPr>
+        <w:pStyle w:val="a3"/>
+        <w:numPr>
+          <w:ilvl w:val="0"/>
+          <w:numId w:val="27"/>
+        </w:numPr>
+        <w:spacing w:after="0" w:line="360" w:lineRule="auto"/>
+        <w:ind w:hanging="436"/>
+        <w:rPr>
+          <w:rFonts w:ascii="Times New Roman" w:hAnsi="Times New Roman" w:cs="Times New Roman"/>
+          <w:sz w:val="28"/>
+          <w:szCs w:val="28"/>
+        </w:rPr>
+      </w:pPr>
+      <w:r>
+        <w:rPr>
+          <w:rFonts w:ascii="Times New Roman" w:hAnsi="Times New Roman" w:cs="Times New Roman"/>
+          <w:sz w:val="28"/>
+          <w:szCs w:val="28"/>
+        </w:rPr>
+        <w:t>Аудит.</w:t>
+      </w:r>
+      <w:r>
+        <w:rPr>
+          <w:rFonts w:ascii="Times New Roman" w:hAnsi="Times New Roman" w:cs="Times New Roman"/>
+          <w:color w:val="0F1115"/>
+          <w:kern w:val="2"/>
+          <w:sz w:val="28"/>
+          <w:szCs w:val="28"/>
+          <w:shd w:val="clear" w:color="auto" w:fill="FFFFFF"/>
+          <w14:ligatures w14:val="standardContextual"/>
+        </w:rPr>
+        <w:t xml:space="preserve"> </w:t>
+      </w:r>
+      <w:r>
+        <w:rPr>
+          <w:rFonts w:ascii="Times New Roman" w:hAnsi="Times New Roman" w:cs="Times New Roman"/>
+          <w:sz w:val="28"/>
+          <w:szCs w:val="28"/>
+        </w:rPr>
+        <w:t>Просмотр логов и аудита</w:t>
+      </w:r>
+      <w:r>
+        <w:rPr>
+          <w:rFonts w:ascii="Times New Roman" w:hAnsi="Times New Roman" w:cs="Times New Roman"/>
+          <w:sz w:val="28"/>
+          <w:szCs w:val="28"/>
+        </w:rPr>
+        <w:t>.</w:t>
+      </w:r>
+    </w:p>
+    <w:p>
+      <w:pPr>
         <w:pStyle w:val="1"/>
         <w:spacing w:before="200" w:after="120" w:line="360" w:lineRule="auto"/>
         <w:jc w:val="center"/>
@@ -12634,41 +12915,115 @@
     </w:p>
     <w:p>
       <w:pPr>
-        <w:rPr>
-          <w:lang w:val="ru-RU"/>
-        </w:rPr>
-      </w:pPr>
-    </w:p>
-    <w:p>
-      <w:pPr>
-        <w:rPr>
-          <w:lang w:val="ru-RU"/>
-        </w:rPr>
-      </w:pPr>
-    </w:p>
-    <w:p>
-      <w:pPr>
-        <w:rPr>
-          <w:lang w:val="ru-RU"/>
-        </w:rPr>
-      </w:pPr>
-    </w:p>
-    <w:p>
-      <w:pPr>
-        <w:rPr>
-          <w:lang w:val="ru-RU"/>
-        </w:rPr>
-      </w:pPr>
-    </w:p>
-    <w:p>
-      <w:pPr>
-        <w:pStyle w:val="ab"/>
-        <w:spacing w:before="200" w:after="120"/>
-        <w:rPr>
-          <w:b/>
-          <w:bCs/>
-        </w:rPr>
-      </w:pPr>
+        <w:spacing w:after="0" w:line="360" w:lineRule="auto"/>
+        <w:ind w:firstLine="709"/>
+        <w:jc w:val="both"/>
+        <w:rPr>
+          <w:rFonts w:ascii="Times New Roman" w:hAnsi="Times New Roman" w:cs="Times New Roman"/>
+          <w:sz w:val="28"/>
+          <w:szCs w:val="28"/>
+          <w:lang w:val="ru-RU"/>
+        </w:rPr>
+      </w:pPr>
+      <w:r>
+        <w:rPr>
+          <w:rFonts w:ascii="Times New Roman" w:hAnsi="Times New Roman" w:cs="Times New Roman"/>
+          <w:sz w:val="28"/>
+          <w:szCs w:val="28"/>
+          <w:lang w:val="ru-RU"/>
+        </w:rPr>
+        <w:t xml:space="preserve">При выборе стратегии резервного копирования важно учитывать специфику приложения, для которого разрабатывается база данных. Объём данных системы «Тепло» достаточно большой: каждый пользователь создаёт множество записей каждый день. Также данные имеют высокую ценность – потеря хотя бы одного дня критична для пользователя. Сначала разработаем саму </w:t>
+      </w:r>
+      <w:r>
+        <w:rPr>
+          <w:rFonts w:ascii="Times New Roman" w:hAnsi="Times New Roman" w:cs="Times New Roman"/>
+          <w:sz w:val="28"/>
+          <w:szCs w:val="28"/>
+          <w:lang w:val="ru-RU"/>
+        </w:rPr>
+        <w:lastRenderedPageBreak/>
+        <w:t xml:space="preserve">стратегию – полное копирование будем проводить еженедельно в ночь с воскресенья на понедельник, частичное копирование – раз в день, копировать журнал транзакций каждые полчаса. Определим политику хранения копий. Журналы транзакций будем хранить два дня, после частичного копирования базы они теряют актуальность, ежедневные копии – 1 неделю, полные копии – один месяц, дополнительно каждую последнюю в месяце копию будем хранить год для долгосрочного аудита. Выберем средство для проведения резервного копирования. Самым оптимальным вариантом станет </w:t>
+      </w:r>
+      <w:r>
+        <w:rPr>
+          <w:rFonts w:ascii="Times New Roman" w:hAnsi="Times New Roman" w:cs="Times New Roman"/>
+          <w:sz w:val="28"/>
+          <w:szCs w:val="28"/>
+        </w:rPr>
+        <w:t>SQL</w:t>
+      </w:r>
+      <w:r>
+        <w:rPr>
+          <w:rFonts w:ascii="Times New Roman" w:hAnsi="Times New Roman" w:cs="Times New Roman"/>
+          <w:sz w:val="28"/>
+          <w:szCs w:val="28"/>
+          <w:lang w:val="ru-RU"/>
+        </w:rPr>
+        <w:t xml:space="preserve"> </w:t>
+      </w:r>
+      <w:r>
+        <w:rPr>
+          <w:rFonts w:ascii="Times New Roman" w:hAnsi="Times New Roman" w:cs="Times New Roman"/>
+          <w:sz w:val="28"/>
+          <w:szCs w:val="28"/>
+        </w:rPr>
+        <w:t>Server</w:t>
+      </w:r>
+      <w:r>
+        <w:rPr>
+          <w:rFonts w:ascii="Times New Roman" w:hAnsi="Times New Roman" w:cs="Times New Roman"/>
+          <w:sz w:val="28"/>
+          <w:szCs w:val="28"/>
+          <w:lang w:val="ru-RU"/>
+        </w:rPr>
+        <w:t xml:space="preserve"> </w:t>
+      </w:r>
+      <w:r>
+        <w:rPr>
+          <w:rFonts w:ascii="Times New Roman" w:hAnsi="Times New Roman" w:cs="Times New Roman"/>
+          <w:sz w:val="28"/>
+          <w:szCs w:val="28"/>
+        </w:rPr>
+        <w:t>Agent</w:t>
+      </w:r>
+      <w:r>
+        <w:rPr>
+          <w:rFonts w:ascii="Times New Roman" w:hAnsi="Times New Roman" w:cs="Times New Roman"/>
+          <w:sz w:val="28"/>
+          <w:szCs w:val="28"/>
+          <w:lang w:val="ru-RU"/>
+        </w:rPr>
+        <w:t xml:space="preserve">, встроенный инструмент автоматизации, из-за низкой сложности и полной интеграции. </w:t>
+      </w:r>
+      <w:r>
+        <w:rPr>
+          <w:rFonts w:ascii="Times New Roman" w:hAnsi="Times New Roman" w:cs="Times New Roman"/>
+          <w:sz w:val="28"/>
+          <w:szCs w:val="28"/>
+          <w:lang w:val="ru-RU"/>
+        </w:rPr>
+        <w:t xml:space="preserve">Также используем </w:t>
+      </w:r>
+      <w:proofErr w:type="spellStart"/>
+      <w:r>
+        <w:rPr>
+          <w:rFonts w:ascii="Times New Roman" w:hAnsi="Times New Roman" w:cs="Times New Roman"/>
+          <w:sz w:val="28"/>
+          <w:szCs w:val="28"/>
+          <w:lang w:val="ru-RU"/>
+        </w:rPr>
+        <w:t>партиционирование</w:t>
+      </w:r>
+      <w:proofErr w:type="spellEnd"/>
+      <w:r>
+        <w:rPr>
+          <w:rFonts w:ascii="Times New Roman" w:hAnsi="Times New Roman" w:cs="Times New Roman"/>
+          <w:sz w:val="28"/>
+          <w:szCs w:val="28"/>
+          <w:lang w:val="ru-RU"/>
+        </w:rPr>
+        <w:t xml:space="preserve"> для таблицы Привычки, так как в этой сущности будет особенно много записей, а она часто нужна пользователям для просмотра и программе для формирования различных статистик.</w:t>
+      </w:r>
       <w:r>
         <w:rPr>
           <w:b/>
@@ -15848,7 +16203,7 @@
             <w:szCs w:val="28"/>
             <w:lang w:val="ru-RU"/>
           </w:rPr>
-          <w:t>20</w:t>
+          <w:t>28</w:t>
         </w:r>
         <w:r>
           <w:rPr>
@@ -17822,6 +18177,95 @@
     </w:lvl>
   </w:abstractNum>
   <w:abstractNum w:abstractNumId="17" w15:restartNumberingAfterBreak="0">
+    <w:nsid w:val="50592F89"/>
+    <w:multiLevelType w:val="hybridMultilevel"/>
+    <w:tmpl w:val="3FEEE56A"/>
+    <w:lvl w:ilvl="0" w:tplc="0419000F">
+      <w:start w:val="1"/>
+      <w:numFmt w:val="decimal"/>
+      <w:lvlText w:val="%1."/>
+      <w:lvlJc w:val="left"/>
+      <w:pPr>
+        <w:ind w:left="720" w:hanging="360"/>
+      </w:pPr>
+      <w:rPr>
+        <w:rFonts w:hint="default"/>
+      </w:rPr>
+    </w:lvl>
+    <w:lvl w:ilvl="1" w:tplc="04190019" w:tentative="1">
+      <w:start w:val="1"/>
+      <w:numFmt w:val="lowerLetter"/>
+      <w:lvlText w:val="%2."/>
+      <w:lvlJc w:val="left"/>
+      <w:pPr>
+        <w:ind w:left="1440" w:hanging="360"/>
+      </w:pPr>
+    </w:lvl>
+    <w:lvl w:ilvl="2" w:tplc="0419001B" w:tentative="1">
+      <w:start w:val="1"/>
+      <w:numFmt w:val="lowerRoman"/>
+      <w:lvlText w:val="%3."/>
+      <w:lvlJc w:val="right"/>
+      <w:pPr>
+        <w:ind w:left="2160" w:hanging="180"/>
+      </w:pPr>
+    </w:lvl>
+    <w:lvl w:ilvl="3" w:tplc="0419000F" w:tentative="1">
+      <w:start w:val="1"/>
+      <w:numFmt w:val="decimal"/>
+      <w:lvlText w:val="%4."/>
+      <w:lvlJc w:val="left"/>
+      <w:pPr>
+        <w:ind w:left="2880" w:hanging="360"/>
+      </w:pPr>
+    </w:lvl>
+    <w:lvl w:ilvl="4" w:tplc="04190019" w:tentative="1">
+      <w:start w:val="1"/>
+      <w:numFmt w:val="lowerLetter"/>
+      <w:lvlText w:val="%5."/>
+      <w:lvlJc w:val="left"/>
+      <w:pPr>
+        <w:ind w:left="3600" w:hanging="360"/>
+      </w:pPr>
+    </w:lvl>
+    <w:lvl w:ilvl="5" w:tplc="0419001B" w:tentative="1">
+      <w:start w:val="1"/>
+      <w:numFmt w:val="lowerRoman"/>
+      <w:lvlText w:val="%6."/>
+      <w:lvlJc w:val="right"/>
+      <w:pPr>
+        <w:ind w:left="4320" w:hanging="180"/>
+      </w:pPr>
+    </w:lvl>
+    <w:lvl w:ilvl="6" w:tplc="0419000F" w:tentative="1">
+      <w:start w:val="1"/>
+      <w:numFmt w:val="decimal"/>
+      <w:lvlText w:val="%7."/>
+      <w:lvlJc w:val="left"/>
+      <w:pPr>
+        <w:ind w:left="5040" w:hanging="360"/>
+      </w:pPr>
+    </w:lvl>
+    <w:lvl w:ilvl="7" w:tplc="04190019" w:tentative="1">
+      <w:start w:val="1"/>
+      <w:numFmt w:val="lowerLetter"/>
+      <w:lvlText w:val="%8."/>
+      <w:lvlJc w:val="left"/>
+      <w:pPr>
+        <w:ind w:left="5760" w:hanging="360"/>
+      </w:pPr>
+    </w:lvl>
+    <w:lvl w:ilvl="8" w:tplc="0419001B" w:tentative="1">
+      <w:start w:val="1"/>
+      <w:numFmt w:val="lowerRoman"/>
+      <w:lvlText w:val="%9."/>
+      <w:lvlJc w:val="right"/>
+      <w:pPr>
+        <w:ind w:left="6480" w:hanging="180"/>
+      </w:pPr>
+    </w:lvl>
+  </w:abstractNum>
+  <w:abstractNum w:abstractNumId="18" w15:restartNumberingAfterBreak="0">
     <w:nsid w:val="516E3FF5"/>
     <w:multiLevelType w:val="hybridMultilevel"/>
     <w:tmpl w:val="A4EEE126"/>
@@ -17942,7 +18386,7 @@
       </w:rPr>
     </w:lvl>
   </w:abstractNum>
-  <w:abstractNum w:abstractNumId="18" w15:restartNumberingAfterBreak="0">
+  <w:abstractNum w:abstractNumId="19" w15:restartNumberingAfterBreak="0">
     <w:nsid w:val="5E814CCF"/>
     <w:multiLevelType w:val="hybridMultilevel"/>
     <w:tmpl w:val="804C71CE"/>
@@ -18028,7 +18472,7 @@
       </w:pPr>
     </w:lvl>
   </w:abstractNum>
-  <w:abstractNum w:abstractNumId="19" w15:restartNumberingAfterBreak="0">
+  <w:abstractNum w:abstractNumId="20" w15:restartNumberingAfterBreak="0">
     <w:nsid w:val="60C64F6C"/>
     <w:multiLevelType w:val="hybridMultilevel"/>
     <w:tmpl w:val="626AD300"/>
@@ -18149,7 +18593,7 @@
       </w:rPr>
     </w:lvl>
   </w:abstractNum>
-  <w:abstractNum w:abstractNumId="20" w15:restartNumberingAfterBreak="0">
+  <w:abstractNum w:abstractNumId="21" w15:restartNumberingAfterBreak="0">
     <w:nsid w:val="615B329F"/>
     <w:multiLevelType w:val="hybridMultilevel"/>
     <w:tmpl w:val="44C82170"/>
@@ -18270,7 +18714,7 @@
       </w:rPr>
     </w:lvl>
   </w:abstractNum>
-  <w:abstractNum w:abstractNumId="21" w15:restartNumberingAfterBreak="0">
+  <w:abstractNum w:abstractNumId="22" w15:restartNumberingAfterBreak="0">
     <w:nsid w:val="63A9199E"/>
     <w:multiLevelType w:val="multilevel"/>
     <w:tmpl w:val="09789D0C"/>
@@ -18391,7 +18835,7 @@
       </w:rPr>
     </w:lvl>
   </w:abstractNum>
-  <w:abstractNum w:abstractNumId="22" w15:restartNumberingAfterBreak="0">
+  <w:abstractNum w:abstractNumId="23" w15:restartNumberingAfterBreak="0">
     <w:nsid w:val="65FD6785"/>
     <w:multiLevelType w:val="multilevel"/>
     <w:tmpl w:val="621086EA"/>
@@ -18504,7 +18948,7 @@
       </w:rPr>
     </w:lvl>
   </w:abstractNum>
-  <w:abstractNum w:abstractNumId="23" w15:restartNumberingAfterBreak="0">
+  <w:abstractNum w:abstractNumId="24" w15:restartNumberingAfterBreak="0">
     <w:nsid w:val="68194CE5"/>
     <w:multiLevelType w:val="hybridMultilevel"/>
     <w:tmpl w:val="41D01454"/>
@@ -18590,7 +19034,7 @@
       </w:pPr>
     </w:lvl>
   </w:abstractNum>
-  <w:abstractNum w:abstractNumId="24" w15:restartNumberingAfterBreak="0">
+  <w:abstractNum w:abstractNumId="25" w15:restartNumberingAfterBreak="0">
     <w:nsid w:val="70F11B13"/>
     <w:multiLevelType w:val="hybridMultilevel"/>
     <w:tmpl w:val="A2681040"/>
@@ -18711,7 +19155,7 @@
       </w:rPr>
     </w:lvl>
   </w:abstractNum>
-  <w:abstractNum w:abstractNumId="25" w15:restartNumberingAfterBreak="0">
+  <w:abstractNum w:abstractNumId="26" w15:restartNumberingAfterBreak="0">
     <w:nsid w:val="79DF3508"/>
     <w:multiLevelType w:val="hybridMultilevel"/>
     <w:tmpl w:val="6D048A26"/>
@@ -18824,83 +19268,86 @@
       </w:rPr>
     </w:lvl>
   </w:abstractNum>
-  <w:num w:numId="1" w16cid:durableId="1723216305">
+  <w:num w:numId="1" w16cid:durableId="2128890002">
     <w:abstractNumId w:val="14"/>
   </w:num>
-  <w:num w:numId="2" w16cid:durableId="1186558299">
+  <w:num w:numId="2" w16cid:durableId="266235531">
     <w:abstractNumId w:val="7"/>
   </w:num>
-  <w:num w:numId="3" w16cid:durableId="549341804">
+  <w:num w:numId="3" w16cid:durableId="646738707">
+    <w:abstractNumId w:val="19"/>
+  </w:num>
+  <w:num w:numId="4" w16cid:durableId="1457068001">
+    <w:abstractNumId w:val="8"/>
+  </w:num>
+  <w:num w:numId="5" w16cid:durableId="1657684077">
+    <w:abstractNumId w:val="15"/>
+  </w:num>
+  <w:num w:numId="6" w16cid:durableId="771433102">
+    <w:abstractNumId w:val="12"/>
+  </w:num>
+  <w:num w:numId="7" w16cid:durableId="436951120">
+    <w:abstractNumId w:val="22"/>
+  </w:num>
+  <w:num w:numId="8" w16cid:durableId="110713978">
+    <w:abstractNumId w:val="4"/>
+  </w:num>
+  <w:num w:numId="9" w16cid:durableId="1904103212">
+    <w:abstractNumId w:val="2"/>
+  </w:num>
+  <w:num w:numId="10" w16cid:durableId="1558315270">
+    <w:abstractNumId w:val="23"/>
+  </w:num>
+  <w:num w:numId="11" w16cid:durableId="332954990">
+    <w:abstractNumId w:val="0"/>
+  </w:num>
+  <w:num w:numId="12" w16cid:durableId="1732072172">
+    <w:abstractNumId w:val="9"/>
+  </w:num>
+  <w:num w:numId="13" w16cid:durableId="117335131">
+    <w:abstractNumId w:val="3"/>
+  </w:num>
+  <w:num w:numId="14" w16cid:durableId="1226138900">
+    <w:abstractNumId w:val="5"/>
+  </w:num>
+  <w:num w:numId="15" w16cid:durableId="1177115695">
+    <w:abstractNumId w:val="16"/>
+  </w:num>
+  <w:num w:numId="16" w16cid:durableId="1838880396">
+    <w:abstractNumId w:val="25"/>
+  </w:num>
+  <w:num w:numId="17" w16cid:durableId="2039236440">
+    <w:abstractNumId w:val="6"/>
+  </w:num>
+  <w:num w:numId="18" w16cid:durableId="773018631">
+    <w:abstractNumId w:val="20"/>
+  </w:num>
+  <w:num w:numId="19" w16cid:durableId="1791320917">
     <w:abstractNumId w:val="18"/>
   </w:num>
-  <w:num w:numId="4" w16cid:durableId="1515651150">
-    <w:abstractNumId w:val="8"/>
+  <w:num w:numId="20" w16cid:durableId="547034599">
+    <w:abstractNumId w:val="11"/>
   </w:num>
-  <w:num w:numId="5" w16cid:durableId="1350446407">
-    <w:abstractNumId w:val="15"/>
-  </w:num>
-  <w:num w:numId="6" w16cid:durableId="1687977775">
-    <w:abstractNumId w:val="12"/>
-  </w:num>
-  <w:num w:numId="7" w16cid:durableId="962661474">
+  <w:num w:numId="21" w16cid:durableId="55667349">
     <w:abstractNumId w:val="21"/>
   </w:num>
-  <w:num w:numId="8" w16cid:durableId="408696664">
-    <w:abstractNumId w:val="4"/>
+  <w:num w:numId="22" w16cid:durableId="1592856945">
+    <w:abstractNumId w:val="13"/>
   </w:num>
-  <w:num w:numId="9" w16cid:durableId="1779906557">
-    <w:abstractNumId w:val="2"/>
+  <w:num w:numId="23" w16cid:durableId="1675451251">
+    <w:abstractNumId w:val="26"/>
   </w:num>
-  <w:num w:numId="10" w16cid:durableId="146090628">
-    <w:abstractNumId w:val="22"/>
+  <w:num w:numId="24" w16cid:durableId="1607737340">
+    <w:abstractNumId w:val="1"/>
   </w:num>
-  <w:num w:numId="11" w16cid:durableId="1736587032">
-    <w:abstractNumId w:val="0"/>
-  </w:num>
-  <w:num w:numId="12" w16cid:durableId="1215234638">
-    <w:abstractNumId w:val="9"/>
-  </w:num>
-  <w:num w:numId="13" w16cid:durableId="295643929">
-    <w:abstractNumId w:val="3"/>
-  </w:num>
-  <w:num w:numId="14" w16cid:durableId="1443067638">
-    <w:abstractNumId w:val="5"/>
-  </w:num>
-  <w:num w:numId="15" w16cid:durableId="828014342">
-    <w:abstractNumId w:val="16"/>
-  </w:num>
-  <w:num w:numId="16" w16cid:durableId="1561481751">
+  <w:num w:numId="25" w16cid:durableId="916210977">
     <w:abstractNumId w:val="24"/>
   </w:num>
-  <w:num w:numId="17" w16cid:durableId="1558005727">
-    <w:abstractNumId w:val="6"/>
+  <w:num w:numId="26" w16cid:durableId="1568346076">
+    <w:abstractNumId w:val="10"/>
   </w:num>
-  <w:num w:numId="18" w16cid:durableId="1065030916">
-    <w:abstractNumId w:val="19"/>
-  </w:num>
-  <w:num w:numId="19" w16cid:durableId="1878662433">
+  <w:num w:numId="27" w16cid:durableId="1330055792">
     <w:abstractNumId w:val="17"/>
-  </w:num>
-  <w:num w:numId="20" w16cid:durableId="2009867863">
-    <w:abstractNumId w:val="11"/>
-  </w:num>
-  <w:num w:numId="21" w16cid:durableId="1417049996">
-    <w:abstractNumId w:val="20"/>
-  </w:num>
-  <w:num w:numId="22" w16cid:durableId="58795975">
-    <w:abstractNumId w:val="13"/>
-  </w:num>
-  <w:num w:numId="23" w16cid:durableId="1446382646">
-    <w:abstractNumId w:val="25"/>
-  </w:num>
-  <w:num w:numId="24" w16cid:durableId="1883134554">
-    <w:abstractNumId w:val="1"/>
-  </w:num>
-  <w:num w:numId="25" w16cid:durableId="1754425646">
-    <w:abstractNumId w:val="23"/>
-  </w:num>
-  <w:num w:numId="26" w16cid:durableId="1916356576">
-    <w:abstractNumId w:val="10"/>
   </w:num>
   <w:numIdMacAtCleanup w:val="8"/>
 </w:numbering>
@@ -19354,7 +19801,6 @@
   <w:style w:type="character" w:default="1" w:styleId="a0">
     <w:name w:val="Default Paragraph Font"/>
     <w:uiPriority w:val="1"/>
-    <w:semiHidden/>
     <w:unhideWhenUsed/>
   </w:style>
   <w:style w:type="table" w:default="1" w:styleId="a1">
@@ -19977,7 +20423,7 @@
 </file>
 
 <file path=customXml/itemProps1.xml><?xml version="1.0" encoding="utf-8"?>
-<ds:datastoreItem xmlns:ds="http://schemas.openxmlformats.org/officeDocument/2006/customXml" ds:itemID="{4F752678-5924-4C4C-95CB-00CAE237041A}">
+<ds:datastoreItem xmlns:ds="http://schemas.openxmlformats.org/officeDocument/2006/customXml" ds:itemID="{3F94C425-FE67-4DDF-9822-E2C18D18B6F5}">
   <ds:schemaRefs>
     <ds:schemaRef ds:uri="http://schemas.openxmlformats.org/officeDocument/2006/bibliography"/>
   </ds:schemaRefs>

--- a/записка1.docx
+++ b/записка1.docx
@@ -6490,7 +6490,7 @@
           <w:lang w:eastAsia="ru-RU"/>
         </w:rPr>
         <w:drawing>
-          <wp:anchor distT="0" distB="0" distL="114300" distR="114300" simplePos="0" relativeHeight="251661312" behindDoc="1" locked="0" layoutInCell="1" allowOverlap="1" wp14:anchorId="25C0D4F0" wp14:editId="1FD7AA8E">
+          <wp:anchor distT="0" distB="0" distL="114300" distR="114300" simplePos="0" relativeHeight="251661312" behindDoc="1" locked="0" layoutInCell="1" allowOverlap="1" wp14:anchorId="25C0D4F0" wp14:editId="4B6EE964">
             <wp:simplePos x="0" y="0"/>
             <wp:positionH relativeFrom="margin">
               <wp:posOffset>1558290</wp:posOffset>
@@ -6727,7 +6727,7 @@
           <w:lang w:eastAsia="ru-RU"/>
         </w:rPr>
         <w:drawing>
-          <wp:anchor distT="0" distB="0" distL="114300" distR="114300" simplePos="0" relativeHeight="251662336" behindDoc="0" locked="0" layoutInCell="1" allowOverlap="1" wp14:anchorId="7EE622B5" wp14:editId="7971DA7B">
+          <wp:anchor distT="0" distB="0" distL="114300" distR="114300" simplePos="0" relativeHeight="251662336" behindDoc="0" locked="0" layoutInCell="1" allowOverlap="1" wp14:anchorId="7EE622B5" wp14:editId="437DC803">
             <wp:simplePos x="0" y="0"/>
             <wp:positionH relativeFrom="page">
               <wp:posOffset>2933700</wp:posOffset>
@@ -7137,7 +7137,7 @@
           <w:lang w:eastAsia="ru-RU"/>
         </w:rPr>
         <w:drawing>
-          <wp:anchor distT="0" distB="0" distL="114300" distR="114300" simplePos="0" relativeHeight="251663360" behindDoc="0" locked="0" layoutInCell="1" allowOverlap="1" wp14:anchorId="43E55521" wp14:editId="493B0D16">
+          <wp:anchor distT="0" distB="0" distL="114300" distR="114300" simplePos="0" relativeHeight="251663360" behindDoc="0" locked="0" layoutInCell="1" allowOverlap="1" wp14:anchorId="43E55521" wp14:editId="78D2A12A">
             <wp:simplePos x="0" y="0"/>
             <wp:positionH relativeFrom="margin">
               <wp:align>center</wp:align>
@@ -7505,7 +7505,7 @@
         </w:rPr>
         <w:lastRenderedPageBreak/>
         <w:drawing>
-          <wp:anchor distT="0" distB="0" distL="114300" distR="114300" simplePos="0" relativeHeight="251664384" behindDoc="0" locked="0" layoutInCell="1" allowOverlap="1" wp14:anchorId="553C8FCE" wp14:editId="0D2E6DE8">
+          <wp:anchor distT="0" distB="0" distL="114300" distR="114300" simplePos="0" relativeHeight="251664384" behindDoc="0" locked="0" layoutInCell="1" allowOverlap="1" wp14:anchorId="553C8FCE" wp14:editId="6AE5469B">
             <wp:simplePos x="0" y="0"/>
             <wp:positionH relativeFrom="page">
               <wp:posOffset>2876550</wp:posOffset>
@@ -7941,7 +7941,7 @@
           <w:lang w:val="ru-RU" w:eastAsia="ru-RU"/>
         </w:rPr>
         <w:drawing>
-          <wp:anchor distT="0" distB="0" distL="114300" distR="114300" simplePos="0" relativeHeight="251665408" behindDoc="0" locked="0" layoutInCell="1" allowOverlap="1" wp14:anchorId="2F96803B" wp14:editId="46D8FB53">
+          <wp:anchor distT="0" distB="0" distL="114300" distR="114300" simplePos="0" relativeHeight="251665408" behindDoc="0" locked="0" layoutInCell="1" allowOverlap="1" wp14:anchorId="2F96803B" wp14:editId="3AF883CE">
             <wp:simplePos x="0" y="0"/>
             <wp:positionH relativeFrom="margin">
               <wp:align>center</wp:align>
@@ -11776,76 +11776,6 @@
       <w:r>
         <w:rPr>
           <w:rFonts w:ascii="Times New Roman" w:hAnsi="Times New Roman" w:cs="Times New Roman"/>
-          <w:noProof/>
-          <w:sz w:val="28"/>
-          <w:szCs w:val="28"/>
-          <w:lang w:val="ru-RU" w:eastAsia="ru-RU"/>
-        </w:rPr>
-        <w:drawing>
-          <wp:anchor distT="0" distB="0" distL="114300" distR="114300" simplePos="0" relativeHeight="251666432" behindDoc="0" locked="0" layoutInCell="1" allowOverlap="1" wp14:anchorId="369A608D" wp14:editId="22EADE42">
-            <wp:simplePos x="0" y="0"/>
-            <wp:positionH relativeFrom="margin">
-              <wp:posOffset>514350</wp:posOffset>
-            </wp:positionH>
-            <wp:positionV relativeFrom="margin">
-              <wp:posOffset>957580</wp:posOffset>
-            </wp:positionV>
-            <wp:extent cx="5123815" cy="7219315"/>
-            <wp:effectExtent l="0" t="0" r="635" b="635"/>
-            <wp:wrapSquare wrapText="bothSides"/>
-            <wp:docPr id="550402850" name="Рисунок 3"/>
-            <wp:cNvGraphicFramePr>
-              <a:graphicFrameLocks xmlns:a="http://schemas.openxmlformats.org/drawingml/2006/main" noChangeAspect="1"/>
-            </wp:cNvGraphicFramePr>
-            <a:graphic xmlns:a="http://schemas.openxmlformats.org/drawingml/2006/main">
-              <a:graphicData uri="http://schemas.openxmlformats.org/drawingml/2006/picture">
-                <pic:pic xmlns:pic="http://schemas.openxmlformats.org/drawingml/2006/picture">
-                  <pic:nvPicPr>
-                    <pic:cNvPr id="550402850" name="Рисунок 3"/>
-                    <pic:cNvPicPr>
-                      <a:picLocks noChangeAspect="1" noChangeArrowheads="1"/>
-                    </pic:cNvPicPr>
-                  </pic:nvPicPr>
-                  <pic:blipFill>
-                    <a:blip r:embed="rId14">
-                      <a:extLst>
-                        <a:ext uri="{28A0092B-C50C-407E-A947-70E740481C1C}">
-                          <a14:useLocalDpi xmlns:a14="http://schemas.microsoft.com/office/drawing/2010/main" val="0"/>
-                        </a:ext>
-                      </a:extLst>
-                    </a:blip>
-                    <a:stretch>
-                      <a:fillRect/>
-                    </a:stretch>
-                  </pic:blipFill>
-                  <pic:spPr bwMode="auto">
-                    <a:xfrm>
-                      <a:off x="0" y="0"/>
-                      <a:ext cx="5123815" cy="7219315"/>
-                    </a:xfrm>
-                    <a:prstGeom prst="rect">
-                      <a:avLst/>
-                    </a:prstGeom>
-                    <a:noFill/>
-                    <a:ln>
-                      <a:noFill/>
-                    </a:ln>
-                  </pic:spPr>
-                </pic:pic>
-              </a:graphicData>
-            </a:graphic>
-            <wp14:sizeRelH relativeFrom="margin">
-              <wp14:pctWidth>0</wp14:pctWidth>
-            </wp14:sizeRelH>
-            <wp14:sizeRelV relativeFrom="margin">
-              <wp14:pctHeight>0</wp14:pctHeight>
-            </wp14:sizeRelV>
-          </wp:anchor>
-        </w:drawing>
-      </w:r>
-      <w:r>
-        <w:rPr>
-          <w:rFonts w:ascii="Times New Roman" w:hAnsi="Times New Roman" w:cs="Times New Roman"/>
           <w:sz w:val="28"/>
           <w:szCs w:val="28"/>
           <w:lang w:val="ru-RU"/>
@@ -11864,24 +11794,21 @@
     </w:p>
     <w:p>
       <w:pPr>
-        <w:pStyle w:val="a3"/>
-        <w:numPr>
-          <w:ilvl w:val="1"/>
-          <w:numId w:val="7"/>
-        </w:numPr>
         <w:spacing w:after="0" w:line="360" w:lineRule="auto"/>
-        <w:jc w:val="center"/>
-        <w:rPr>
-          <w:rFonts w:ascii="Times New Roman" w:hAnsi="Times New Roman" w:cs="Times New Roman"/>
-          <w:sz w:val="28"/>
-          <w:szCs w:val="28"/>
-        </w:rPr>
-      </w:pPr>
-      <w:r>
-        <w:rPr>
-          <w:rFonts w:ascii="Times New Roman" w:hAnsi="Times New Roman" w:cs="Times New Roman"/>
-          <w:sz w:val="28"/>
-          <w:szCs w:val="28"/>
+        <w:rPr>
+          <w:rFonts w:ascii="Times New Roman" w:hAnsi="Times New Roman" w:cs="Times New Roman"/>
+          <w:sz w:val="28"/>
+          <w:szCs w:val="28"/>
+          <w:lang w:val="ru-RU"/>
+        </w:rPr>
+      </w:pPr>
+      <w:r>
+        <w:rPr>
+          <w:rFonts w:ascii="Times New Roman" w:hAnsi="Times New Roman" w:cs="Times New Roman"/>
+          <w:sz w:val="28"/>
+          <w:szCs w:val="28"/>
+          <w:highlight w:val="yellow"/>
+          <w:lang w:val="ru-RU"/>
         </w:rPr>
         <w:t>Логическая схема базы данных</w:t>
       </w:r>
@@ -11905,7 +11832,6 @@
           <w:szCs w:val="28"/>
           <w:lang w:val="ru-RU"/>
         </w:rPr>
-        <w:lastRenderedPageBreak/>
         <w:t>Определим необходимые таблицы, добавив к сущностям инфологической модели вспомогательные: Темы для статей, Иконки для трекеров, Привычки,</w:t>
       </w:r>
       <w:r>
@@ -12017,76 +11943,6 @@
       <w:r>
         <w:rPr>
           <w:rFonts w:ascii="Times New Roman" w:hAnsi="Times New Roman" w:cs="Times New Roman"/>
-          <w:noProof/>
-          <w:sz w:val="28"/>
-          <w:szCs w:val="28"/>
-          <w:lang w:val="ru-RU" w:eastAsia="ru-RU"/>
-        </w:rPr>
-        <w:drawing>
-          <wp:anchor distT="0" distB="0" distL="114300" distR="114300" simplePos="0" relativeHeight="251667456" behindDoc="0" locked="0" layoutInCell="1" allowOverlap="1" wp14:anchorId="4EAD4A93" wp14:editId="565F5C9F">
-            <wp:simplePos x="0" y="0"/>
-            <wp:positionH relativeFrom="page">
-              <wp:posOffset>1291590</wp:posOffset>
-            </wp:positionH>
-            <wp:positionV relativeFrom="margin">
-              <wp:posOffset>719455</wp:posOffset>
-            </wp:positionV>
-            <wp:extent cx="5187950" cy="7274560"/>
-            <wp:effectExtent l="0" t="0" r="0" b="2540"/>
-            <wp:wrapTopAndBottom/>
-            <wp:docPr id="60786941" name="Рисунок 4"/>
-            <wp:cNvGraphicFramePr>
-              <a:graphicFrameLocks xmlns:a="http://schemas.openxmlformats.org/drawingml/2006/main" noChangeAspect="1"/>
-            </wp:cNvGraphicFramePr>
-            <a:graphic xmlns:a="http://schemas.openxmlformats.org/drawingml/2006/main">
-              <a:graphicData uri="http://schemas.openxmlformats.org/drawingml/2006/picture">
-                <pic:pic xmlns:pic="http://schemas.openxmlformats.org/drawingml/2006/picture">
-                  <pic:nvPicPr>
-                    <pic:cNvPr id="60786941" name="Рисунок 4"/>
-                    <pic:cNvPicPr>
-                      <a:picLocks noChangeAspect="1" noChangeArrowheads="1"/>
-                    </pic:cNvPicPr>
-                  </pic:nvPicPr>
-                  <pic:blipFill>
-                    <a:blip r:embed="rId15">
-                      <a:extLst>
-                        <a:ext uri="{28A0092B-C50C-407E-A947-70E740481C1C}">
-                          <a14:useLocalDpi xmlns:a14="http://schemas.microsoft.com/office/drawing/2010/main" val="0"/>
-                        </a:ext>
-                      </a:extLst>
-                    </a:blip>
-                    <a:stretch>
-                      <a:fillRect/>
-                    </a:stretch>
-                  </pic:blipFill>
-                  <pic:spPr bwMode="auto">
-                    <a:xfrm>
-                      <a:off x="0" y="0"/>
-                      <a:ext cx="5187950" cy="7274560"/>
-                    </a:xfrm>
-                    <a:prstGeom prst="rect">
-                      <a:avLst/>
-                    </a:prstGeom>
-                    <a:noFill/>
-                    <a:ln>
-                      <a:noFill/>
-                    </a:ln>
-                  </pic:spPr>
-                </pic:pic>
-              </a:graphicData>
-            </a:graphic>
-            <wp14:sizeRelH relativeFrom="margin">
-              <wp14:pctWidth>0</wp14:pctWidth>
-            </wp14:sizeRelH>
-            <wp14:sizeRelV relativeFrom="margin">
-              <wp14:pctHeight>0</wp14:pctHeight>
-            </wp14:sizeRelV>
-          </wp:anchor>
-        </w:drawing>
-      </w:r>
-      <w:r>
-        <w:rPr>
-          <w:rFonts w:ascii="Times New Roman" w:hAnsi="Times New Roman" w:cs="Times New Roman"/>
           <w:sz w:val="28"/>
           <w:szCs w:val="28"/>
           <w:lang w:val="ru-RU"/>
@@ -12096,32 +11952,21 @@
     </w:p>
     <w:p>
       <w:pPr>
-        <w:ind w:firstLine="709"/>
-        <w:rPr>
-          <w:lang w:val="ru-RU"/>
-        </w:rPr>
-      </w:pPr>
-    </w:p>
-    <w:p>
-      <w:pPr>
-        <w:pStyle w:val="a3"/>
-        <w:numPr>
-          <w:ilvl w:val="1"/>
-          <w:numId w:val="9"/>
-        </w:numPr>
-        <w:ind w:left="426"/>
-        <w:jc w:val="center"/>
-        <w:rPr>
-          <w:rFonts w:ascii="Times New Roman" w:hAnsi="Times New Roman" w:cs="Times New Roman"/>
-          <w:sz w:val="28"/>
-          <w:szCs w:val="28"/>
-        </w:rPr>
-      </w:pPr>
-      <w:r>
-        <w:rPr>
-          <w:rFonts w:ascii="Times New Roman" w:hAnsi="Times New Roman" w:cs="Times New Roman"/>
-          <w:sz w:val="28"/>
-          <w:szCs w:val="28"/>
+        <w:rPr>
+          <w:rFonts w:ascii="Times New Roman" w:hAnsi="Times New Roman" w:cs="Times New Roman"/>
+          <w:sz w:val="28"/>
+          <w:szCs w:val="28"/>
+          <w:highlight w:val="yellow"/>
+          <w:lang w:val="ru-RU"/>
+        </w:rPr>
+      </w:pPr>
+      <w:r>
+        <w:rPr>
+          <w:rFonts w:ascii="Times New Roman" w:hAnsi="Times New Roman" w:cs="Times New Roman"/>
+          <w:sz w:val="28"/>
+          <w:szCs w:val="28"/>
+          <w:highlight w:val="yellow"/>
+          <w:lang w:val="ru-RU"/>
         </w:rPr>
         <w:t>Физическая модель</w:t>
       </w:r>
@@ -12145,7 +11990,6 @@
           <w:szCs w:val="28"/>
           <w:lang w:val="ru-RU"/>
         </w:rPr>
-        <w:lastRenderedPageBreak/>
         <w:t>Определим типы данных для атрибутов</w:t>
       </w:r>
       <w:r>
@@ -12396,7 +12240,222 @@
     </w:p>
     <w:p>
       <w:pPr>
+        <w:spacing w:after="0" w:line="360" w:lineRule="auto"/>
+        <w:ind w:firstLine="709"/>
+        <w:jc w:val="both"/>
+        <w:rPr>
+          <w:rFonts w:ascii="Times New Roman" w:hAnsi="Times New Roman" w:cs="Times New Roman"/>
+          <w:sz w:val="28"/>
+          <w:szCs w:val="28"/>
+          <w:lang w:val="ru-RU"/>
+        </w:rPr>
+      </w:pPr>
+      <w:r>
+        <w:rPr>
+          <w:rFonts w:ascii="Times New Roman" w:hAnsi="Times New Roman" w:cs="Times New Roman"/>
+          <w:sz w:val="28"/>
+          <w:szCs w:val="28"/>
+          <w:lang w:val="ru-RU"/>
+        </w:rPr>
+        <w:t xml:space="preserve">Создадим таблицы, описанные диаграммами, в </w:t>
+      </w:r>
+      <w:r>
+        <w:rPr>
+          <w:rFonts w:ascii="Times New Roman" w:hAnsi="Times New Roman" w:cs="Times New Roman"/>
+          <w:sz w:val="28"/>
+          <w:szCs w:val="28"/>
+        </w:rPr>
+        <w:t>Microsoft</w:t>
+      </w:r>
+      <w:r>
+        <w:rPr>
+          <w:rFonts w:ascii="Times New Roman" w:hAnsi="Times New Roman" w:cs="Times New Roman"/>
+          <w:sz w:val="28"/>
+          <w:szCs w:val="28"/>
+          <w:lang w:val="ru-RU"/>
+        </w:rPr>
+        <w:t xml:space="preserve"> </w:t>
+      </w:r>
+      <w:r>
+        <w:rPr>
+          <w:rFonts w:ascii="Times New Roman" w:hAnsi="Times New Roman" w:cs="Times New Roman"/>
+          <w:sz w:val="28"/>
+          <w:szCs w:val="28"/>
+        </w:rPr>
+        <w:t>SQL</w:t>
+      </w:r>
+      <w:r>
+        <w:rPr>
+          <w:rFonts w:ascii="Times New Roman" w:hAnsi="Times New Roman" w:cs="Times New Roman"/>
+          <w:sz w:val="28"/>
+          <w:szCs w:val="28"/>
+          <w:lang w:val="ru-RU"/>
+        </w:rPr>
+        <w:t xml:space="preserve"> </w:t>
+      </w:r>
+      <w:r>
+        <w:rPr>
+          <w:rFonts w:ascii="Times New Roman" w:hAnsi="Times New Roman" w:cs="Times New Roman"/>
+          <w:sz w:val="28"/>
+          <w:szCs w:val="28"/>
+        </w:rPr>
+        <w:t>Server</w:t>
+      </w:r>
+      <w:r>
+        <w:rPr>
+          <w:rFonts w:ascii="Times New Roman" w:hAnsi="Times New Roman" w:cs="Times New Roman"/>
+          <w:sz w:val="28"/>
+          <w:szCs w:val="28"/>
+          <w:lang w:val="ru-RU"/>
+        </w:rPr>
+        <w:t>. Перед этим ещё раз убедимся, что спроектированная система соответствует основным нормальным формам. Созданная система не содержит повторяющихся групп и содержит только неделимые значения – мы разделили поля на атомарные в ходе создания логической модели. Также все неключевые столбцы функционально зависят от</w:t>
+      </w:r>
+      <w:r>
+        <w:rPr>
+          <w:rFonts w:ascii="Times New Roman" w:hAnsi="Times New Roman" w:cs="Times New Roman"/>
+          <w:sz w:val="28"/>
+          <w:szCs w:val="28"/>
+        </w:rPr>
+        <w:t> </w:t>
+      </w:r>
+      <w:r>
+        <w:rPr>
+          <w:rFonts w:ascii="Times New Roman" w:hAnsi="Times New Roman" w:cs="Times New Roman"/>
+          <w:sz w:val="28"/>
+          <w:szCs w:val="28"/>
+          <w:lang w:val="ru-RU"/>
+        </w:rPr>
+        <w:t>всего</w:t>
+      </w:r>
+      <w:r>
+        <w:rPr>
+          <w:rFonts w:ascii="Times New Roman" w:hAnsi="Times New Roman" w:cs="Times New Roman"/>
+          <w:i/>
+          <w:iCs/>
+          <w:sz w:val="28"/>
+          <w:szCs w:val="28"/>
+          <w:lang w:val="ru-RU"/>
+        </w:rPr>
+        <w:t xml:space="preserve"> </w:t>
+      </w:r>
+      <w:r>
+        <w:rPr>
+          <w:rFonts w:ascii="Times New Roman" w:hAnsi="Times New Roman" w:cs="Times New Roman"/>
+          <w:sz w:val="28"/>
+          <w:szCs w:val="28"/>
+          <w:lang w:val="ru-RU"/>
+        </w:rPr>
+        <w:t xml:space="preserve">первичного ключа. Неключевые столбцы зависят только от первичного ключа, а не друг от друга. После того, как мы убедились в правильности построенных моделей базы, мы можем переносить ее с помощью средств </w:t>
+      </w:r>
+      <w:r>
+        <w:rPr>
+          <w:rFonts w:ascii="Times New Roman" w:hAnsi="Times New Roman" w:cs="Times New Roman"/>
+          <w:sz w:val="28"/>
+          <w:szCs w:val="28"/>
+        </w:rPr>
+        <w:t>SQL</w:t>
+      </w:r>
+      <w:r>
+        <w:rPr>
+          <w:rFonts w:ascii="Times New Roman" w:hAnsi="Times New Roman" w:cs="Times New Roman"/>
+          <w:sz w:val="28"/>
+          <w:szCs w:val="28"/>
+          <w:lang w:val="ru-RU"/>
+        </w:rPr>
+        <w:t xml:space="preserve"> в </w:t>
+      </w:r>
+      <w:r>
+        <w:rPr>
+          <w:rFonts w:ascii="Times New Roman" w:hAnsi="Times New Roman" w:cs="Times New Roman"/>
+          <w:sz w:val="28"/>
+          <w:szCs w:val="28"/>
+        </w:rPr>
+        <w:t>Microsoft</w:t>
+      </w:r>
+      <w:r>
+        <w:rPr>
+          <w:rFonts w:ascii="Times New Roman" w:hAnsi="Times New Roman" w:cs="Times New Roman"/>
+          <w:sz w:val="28"/>
+          <w:szCs w:val="28"/>
+          <w:lang w:val="ru-RU"/>
+        </w:rPr>
+        <w:t xml:space="preserve"> </w:t>
+      </w:r>
+      <w:r>
+        <w:rPr>
+          <w:rFonts w:ascii="Times New Roman" w:hAnsi="Times New Roman" w:cs="Times New Roman"/>
+          <w:sz w:val="28"/>
+          <w:szCs w:val="28"/>
+        </w:rPr>
+        <w:t>SQL</w:t>
+      </w:r>
+      <w:r>
+        <w:rPr>
+          <w:rFonts w:ascii="Times New Roman" w:hAnsi="Times New Roman" w:cs="Times New Roman"/>
+          <w:sz w:val="28"/>
+          <w:szCs w:val="28"/>
+          <w:lang w:val="ru-RU"/>
+        </w:rPr>
+        <w:t xml:space="preserve"> </w:t>
+      </w:r>
+      <w:r>
+        <w:rPr>
+          <w:rFonts w:ascii="Times New Roman" w:hAnsi="Times New Roman" w:cs="Times New Roman"/>
+          <w:sz w:val="28"/>
+          <w:szCs w:val="28"/>
+        </w:rPr>
+        <w:t>Server</w:t>
+      </w:r>
+      <w:r>
+        <w:rPr>
+          <w:rFonts w:ascii="Times New Roman" w:hAnsi="Times New Roman" w:cs="Times New Roman"/>
+          <w:sz w:val="28"/>
+          <w:szCs w:val="28"/>
+          <w:lang w:val="ru-RU"/>
+        </w:rPr>
+        <w:t xml:space="preserve">. Для примера приведен запрос на создание таблицы </w:t>
+      </w:r>
+      <w:r>
+        <w:rPr>
+          <w:rFonts w:ascii="Times New Roman" w:hAnsi="Times New Roman" w:cs="Times New Roman"/>
+          <w:sz w:val="28"/>
+          <w:szCs w:val="28"/>
+          <w:highlight w:val="yellow"/>
+          <w:lang w:val="ru-RU"/>
+        </w:rPr>
+        <w:t>Пользователи:</w:t>
+      </w:r>
+    </w:p>
+    <w:p>
+      <w:pPr>
+        <w:spacing w:after="0" w:line="360" w:lineRule="auto"/>
+        <w:ind w:firstLine="709"/>
+        <w:jc w:val="both"/>
+        <w:rPr>
+          <w:rFonts w:ascii="Times New Roman" w:hAnsi="Times New Roman" w:cs="Times New Roman"/>
+          <w:sz w:val="28"/>
+          <w:szCs w:val="28"/>
+          <w:lang w:val="ru-RU"/>
+        </w:rPr>
+      </w:pPr>
+      <w:r>
+        <w:rPr>
+          <w:rFonts w:ascii="Times New Roman" w:hAnsi="Times New Roman" w:cs="Times New Roman"/>
+          <w:sz w:val="28"/>
+          <w:szCs w:val="28"/>
+          <w:highlight w:val="yellow"/>
+          <w:lang w:val="ru-RU"/>
+        </w:rPr>
+        <w:t>Общую схему базы смотри в приложении.</w:t>
+      </w:r>
+    </w:p>
+    <w:p>
+      <w:pPr>
         <w:pStyle w:val="1"/>
+        <w:numPr>
+          <w:ilvl w:val="1"/>
+          <w:numId w:val="8"/>
+        </w:numPr>
         <w:spacing w:before="200" w:after="120" w:line="360" w:lineRule="auto"/>
         <w:jc w:val="center"/>
         <w:rPr>
@@ -12419,9 +12478,119 @@
           <w:szCs w:val="28"/>
           <w:lang w:val="ru-RU"/>
         </w:rPr>
-        <w:t>5.2</w:t>
-      </w:r>
-      <w:r>
+        <w:t>Создание запросов</w:t>
+      </w:r>
+      <w:bookmarkEnd w:id="29"/>
+    </w:p>
+    <w:p>
+      <w:pPr>
+        <w:spacing w:after="0" w:line="360" w:lineRule="auto"/>
+        <w:ind w:firstLine="709"/>
+        <w:jc w:val="both"/>
+        <w:rPr>
+          <w:rFonts w:ascii="Times New Roman" w:hAnsi="Times New Roman" w:cs="Times New Roman"/>
+          <w:sz w:val="28"/>
+          <w:szCs w:val="28"/>
+          <w:lang w:val="ru-RU"/>
+        </w:rPr>
+      </w:pPr>
+      <w:r>
+        <w:rPr>
+          <w:rFonts w:ascii="Times New Roman" w:hAnsi="Times New Roman" w:cs="Times New Roman"/>
+          <w:sz w:val="28"/>
+          <w:szCs w:val="28"/>
+          <w:lang w:val="ru-RU"/>
+        </w:rPr>
+        <w:t xml:space="preserve">Добавим в базу необходимые </w:t>
+      </w:r>
+      <w:r>
+        <w:rPr>
+          <w:rFonts w:ascii="Times New Roman" w:hAnsi="Times New Roman" w:cs="Times New Roman"/>
+          <w:sz w:val="28"/>
+          <w:szCs w:val="28"/>
+          <w:highlight w:val="yellow"/>
+          <w:lang w:val="ru-RU"/>
+        </w:rPr>
+        <w:t>триггеры</w:t>
+      </w:r>
+      <w:r>
+        <w:rPr>
+          <w:rFonts w:ascii="Times New Roman" w:hAnsi="Times New Roman" w:cs="Times New Roman"/>
+          <w:sz w:val="28"/>
+          <w:szCs w:val="28"/>
+          <w:lang w:val="ru-RU"/>
+        </w:rPr>
+        <w:t xml:space="preserve"> для обновления счетчиков статей, чтобы, когда пользователь оценивал статью или добавлял ее в избранное, поля количество лайков и количество в избранном автоматически из</w:t>
+      </w:r>
+      <w:r>
+        <w:rPr>
+          <w:rFonts w:ascii="Times New Roman" w:hAnsi="Times New Roman" w:cs="Times New Roman"/>
+          <w:sz w:val="28"/>
+          <w:szCs w:val="28"/>
+          <w:lang w:val="ru-RU"/>
+        </w:rPr>
+        <w:t xml:space="preserve">   </w:t>
+      </w:r>
+      <w:r>
+        <w:rPr>
+          <w:rFonts w:ascii="Times New Roman" w:hAnsi="Times New Roman" w:cs="Times New Roman"/>
+          <w:sz w:val="28"/>
+          <w:szCs w:val="28"/>
+          <w:lang w:val="ru-RU"/>
+        </w:rPr>
+        <w:t xml:space="preserve">менялись. </w:t>
+      </w:r>
+    </w:p>
+    <w:p>
+      <w:pPr>
+        <w:spacing w:after="0" w:line="360" w:lineRule="auto"/>
+        <w:ind w:firstLine="709"/>
+        <w:jc w:val="both"/>
+        <w:rPr>
+          <w:rFonts w:ascii="Times New Roman" w:hAnsi="Times New Roman" w:cs="Times New Roman"/>
+          <w:sz w:val="28"/>
+          <w:szCs w:val="28"/>
+          <w:lang w:val="ru-RU"/>
+        </w:rPr>
+      </w:pPr>
+      <w:r>
+        <w:rPr>
+          <w:rFonts w:ascii="Times New Roman" w:hAnsi="Times New Roman" w:cs="Times New Roman"/>
+          <w:sz w:val="28"/>
+          <w:szCs w:val="28"/>
+          <w:lang w:val="ru-RU"/>
+        </w:rPr>
+        <w:t xml:space="preserve">Заполним таблицы тестовыми данными и проведем несколько </w:t>
+      </w:r>
+      <w:r>
+        <w:rPr>
+          <w:rFonts w:ascii="Times New Roman" w:hAnsi="Times New Roman" w:cs="Times New Roman"/>
+          <w:sz w:val="28"/>
+          <w:szCs w:val="28"/>
+          <w:highlight w:val="yellow"/>
+          <w:lang w:val="ru-RU"/>
+        </w:rPr>
+        <w:t>тестовых запросов</w:t>
+      </w:r>
+      <w:r>
+        <w:rPr>
+          <w:rFonts w:ascii="Times New Roman" w:hAnsi="Times New Roman" w:cs="Times New Roman"/>
+          <w:sz w:val="28"/>
+          <w:szCs w:val="28"/>
+          <w:lang w:val="ru-RU"/>
+        </w:rPr>
+        <w:t>: на выборку, создание, изменение и удаление записей.</w:t>
+      </w:r>
+    </w:p>
+    <w:p>
+      <w:pPr>
+        <w:pStyle w:val="1"/>
+        <w:numPr>
+          <w:ilvl w:val="1"/>
+          <w:numId w:val="8"/>
+        </w:numPr>
+        <w:spacing w:before="200" w:after="120" w:line="360" w:lineRule="auto"/>
+        <w:jc w:val="center"/>
         <w:rPr>
           <w:rFonts w:ascii="Times New Roman" w:hAnsi="Times New Roman" w:cs="Times New Roman"/>
           <w:b/>
@@ -12429,10 +12598,9 @@
           <w:color w:val="000000" w:themeColor="text1"/>
           <w:sz w:val="28"/>
           <w:szCs w:val="28"/>
-          <w:lang w:val="ru-RU"/>
-        </w:rPr>
-        <w:t xml:space="preserve">. </w:t>
-      </w:r>
+        </w:rPr>
+      </w:pPr>
+      <w:bookmarkStart w:id="30" w:name="_Toc219937044"/>
       <w:r>
         <w:rPr>
           <w:rFonts w:ascii="Times New Roman" w:hAnsi="Times New Roman" w:cs="Times New Roman"/>
@@ -12443,40 +12611,50 @@
           <w:szCs w:val="28"/>
           <w:lang w:val="ru-RU"/>
         </w:rPr>
-        <w:t>Создание запросов</w:t>
-      </w:r>
-      <w:bookmarkEnd w:id="29"/>
-    </w:p>
-    <w:p>
-      <w:pPr>
-        <w:pStyle w:val="1"/>
-        <w:spacing w:before="200" w:after="120" w:line="360" w:lineRule="auto"/>
-        <w:ind w:left="284"/>
-        <w:jc w:val="center"/>
-        <w:rPr>
-          <w:rFonts w:ascii="Times New Roman" w:hAnsi="Times New Roman" w:cs="Times New Roman"/>
-          <w:b/>
-          <w:bCs/>
-          <w:color w:val="000000" w:themeColor="text1"/>
-          <w:sz w:val="28"/>
-          <w:szCs w:val="28"/>
-          <w:lang w:val="ru-RU"/>
-        </w:rPr>
-      </w:pPr>
-      <w:bookmarkStart w:id="30" w:name="_Toc219937044"/>
-      <w:r>
-        <w:rPr>
-          <w:rFonts w:ascii="Times New Roman" w:hAnsi="Times New Roman" w:cs="Times New Roman"/>
-          <w:b/>
-          <w:bCs/>
-          <w:color w:val="000000" w:themeColor="text1"/>
-          <w:sz w:val="28"/>
-          <w:szCs w:val="28"/>
-          <w:lang w:val="ru-RU"/>
-        </w:rPr>
-        <w:t>5.3. Разработка интерфейса</w:t>
+        <w:t>Разработка интерфейса</w:t>
       </w:r>
       <w:bookmarkEnd w:id="30"/>
+    </w:p>
+    <w:p>
+      <w:pPr>
+        <w:spacing w:after="0" w:line="360" w:lineRule="auto"/>
+        <w:ind w:firstLine="709"/>
+        <w:jc w:val="both"/>
+        <w:rPr>
+          <w:rFonts w:ascii="Times New Roman" w:hAnsi="Times New Roman" w:cs="Times New Roman"/>
+          <w:sz w:val="28"/>
+          <w:szCs w:val="28"/>
+          <w:lang w:val="ru-RU"/>
+        </w:rPr>
+      </w:pPr>
+      <w:r>
+        <w:rPr>
+          <w:rFonts w:ascii="Times New Roman" w:hAnsi="Times New Roman" w:cs="Times New Roman"/>
+          <w:sz w:val="28"/>
+          <w:szCs w:val="28"/>
+          <w:lang w:val="ru-RU"/>
+        </w:rPr>
+        <w:t xml:space="preserve">Для интерфейсов разработаем несколько представлений. Для отдельного пользователя реализуем отображение активных целей и статистику привычек за неделю. Для всех пользователей – отображение самых популярных статей. Для авторов – статистика по последним статьям. </w:t>
+      </w:r>
+      <w:r>
+        <w:rPr>
+          <w:rFonts w:ascii="Times New Roman" w:hAnsi="Times New Roman" w:cs="Times New Roman"/>
+          <w:sz w:val="28"/>
+          <w:szCs w:val="28"/>
+          <w:lang w:val="ru-RU"/>
+        </w:rPr>
+        <w:t xml:space="preserve">Для сбора статистики добавим представления с общим количеством созданных привычек, их статусами и информацией по дате и времени, аналогичные реализуем для целей и заметок. </w:t>
+      </w:r>
+      <w:r>
+        <w:rPr>
+          <w:rFonts w:ascii="Times New Roman" w:hAnsi="Times New Roman" w:cs="Times New Roman"/>
+          <w:sz w:val="28"/>
+          <w:szCs w:val="28"/>
+          <w:lang w:val="ru-RU"/>
+        </w:rPr>
+        <w:lastRenderedPageBreak/>
+        <w:t>Также добавим представление о пользователях – сколько присоединилось и удалило свой аккаунт за последний месяц.</w:t>
+      </w:r>
     </w:p>
     <w:p>
       <w:pPr>
@@ -12574,15 +12752,7 @@
           <w:sz w:val="28"/>
           <w:szCs w:val="28"/>
         </w:rPr>
-        <w:t xml:space="preserve">Администратор базы данных. </w:t>
-      </w:r>
-      <w:r>
-        <w:rPr>
-          <w:rFonts w:ascii="Times New Roman" w:hAnsi="Times New Roman" w:cs="Times New Roman"/>
-          <w:sz w:val="28"/>
-          <w:szCs w:val="28"/>
-        </w:rPr>
-        <w:t>Полное управление структурой и конфигурацией БД</w:t>
+        <w:t>Администратор базы данных. Полное управление структурой и конфигурацией БД</w:t>
       </w:r>
       <w:r>
         <w:rPr>
@@ -12614,23 +12784,7 @@
           <w:sz w:val="28"/>
           <w:szCs w:val="28"/>
         </w:rPr>
-        <w:t xml:space="preserve">Клиентское приложение. </w:t>
-      </w:r>
-      <w:r>
-        <w:rPr>
-          <w:rFonts w:ascii="Times New Roman" w:hAnsi="Times New Roman" w:cs="Times New Roman"/>
-          <w:sz w:val="28"/>
-          <w:szCs w:val="28"/>
-        </w:rPr>
-        <w:t>Выполнение всех операций приложения</w:t>
-      </w:r>
-      <w:r>
-        <w:rPr>
-          <w:rFonts w:ascii="Times New Roman" w:hAnsi="Times New Roman" w:cs="Times New Roman"/>
-          <w:sz w:val="28"/>
-          <w:szCs w:val="28"/>
-        </w:rPr>
-        <w:t>: выборка, вставка, обновление и удаление</w:t>
+        <w:t>Клиентское приложение. Выполнение всех операций приложения: выборка, вставка, обновление и удаление</w:t>
       </w:r>
       <w:r>
         <w:rPr>
@@ -12734,15 +12888,7 @@
           <w:sz w:val="28"/>
           <w:szCs w:val="28"/>
         </w:rPr>
-        <w:t xml:space="preserve">Только чтение. </w:t>
-      </w:r>
-      <w:r>
-        <w:rPr>
-          <w:rFonts w:ascii="Times New Roman" w:hAnsi="Times New Roman" w:cs="Times New Roman"/>
-          <w:sz w:val="28"/>
-          <w:szCs w:val="28"/>
-        </w:rPr>
-        <w:t>Гостевой доступ, просмотр публичных статей</w:t>
+        <w:t>Только чтение. Гостевой доступ, просмотр публичных статей</w:t>
       </w:r>
       <w:r>
         <w:rPr>
@@ -12861,6 +13007,227 @@
     </w:p>
     <w:p>
       <w:pPr>
+        <w:spacing w:after="0" w:line="360" w:lineRule="auto"/>
+        <w:ind w:firstLine="709"/>
+        <w:jc w:val="both"/>
+        <w:rPr>
+          <w:rFonts w:ascii="Times New Roman" w:hAnsi="Times New Roman" w:cs="Times New Roman"/>
+          <w:sz w:val="28"/>
+          <w:szCs w:val="28"/>
+          <w:lang w:val="ru-RU"/>
+        </w:rPr>
+      </w:pPr>
+      <w:r>
+        <w:rPr>
+          <w:rFonts w:ascii="Times New Roman" w:hAnsi="Times New Roman" w:cs="Times New Roman"/>
+          <w:sz w:val="28"/>
+          <w:szCs w:val="28"/>
+          <w:lang w:val="ru-RU"/>
+        </w:rPr>
+        <w:t>Разработаем систему индексом для базы данных</w:t>
+      </w:r>
+      <w:r>
+        <w:rPr>
+          <w:rFonts w:ascii="Times New Roman" w:hAnsi="Times New Roman" w:cs="Times New Roman"/>
+          <w:sz w:val="28"/>
+          <w:szCs w:val="28"/>
+          <w:lang w:val="ru-RU"/>
+        </w:rPr>
+        <w:t xml:space="preserve"> для повышения скорости и эффективности запросов. </w:t>
+      </w:r>
+      <w:r>
+        <w:rPr>
+          <w:rFonts w:ascii="Times New Roman" w:hAnsi="Times New Roman" w:cs="Times New Roman"/>
+          <w:sz w:val="28"/>
+          <w:szCs w:val="28"/>
+          <w:lang w:val="ru-RU"/>
+        </w:rPr>
+        <w:t xml:space="preserve">Определим индексы для всех таблиц, для этого предположим, какие поля таблиц будут чаще всего использоваться при поиске. В таблице Пользователи поиск и выборка данных чаще всего будет проводится по полям Почты, Телефона, Имени и </w:t>
+      </w:r>
+      <w:proofErr w:type="spellStart"/>
+      <w:r>
+        <w:rPr>
+          <w:rFonts w:ascii="Times New Roman" w:hAnsi="Times New Roman" w:cs="Times New Roman"/>
+          <w:sz w:val="28"/>
+          <w:szCs w:val="28"/>
+          <w:lang w:val="ru-RU"/>
+        </w:rPr>
+        <w:t>ЯвляетсяАвтором</w:t>
+      </w:r>
+      <w:proofErr w:type="spellEnd"/>
+      <w:r>
+        <w:rPr>
+          <w:rFonts w:ascii="Times New Roman" w:hAnsi="Times New Roman" w:cs="Times New Roman"/>
+          <w:sz w:val="28"/>
+          <w:szCs w:val="28"/>
+          <w:lang w:val="ru-RU"/>
+        </w:rPr>
+        <w:t>. Также добавим индекс для поля последнего входа в приложение, чтобы приложению было проще отправлять напоминания неактивным пользователям. Аналогично определим индексы для остальных таблиц. Для таблицы статей индексированными полями станут: Автор, Статус, Дата Публикации и Название</w:t>
+      </w:r>
+      <w:r>
+        <w:rPr>
+          <w:rFonts w:ascii="Times New Roman" w:hAnsi="Times New Roman" w:cs="Times New Roman"/>
+          <w:sz w:val="28"/>
+          <w:szCs w:val="28"/>
+          <w:lang w:val="ru-RU"/>
+        </w:rPr>
+        <w:t xml:space="preserve"> </w:t>
+      </w:r>
+      <w:r>
+        <w:rPr>
+          <w:rFonts w:ascii="Times New Roman" w:hAnsi="Times New Roman" w:cs="Times New Roman"/>
+          <w:sz w:val="28"/>
+          <w:szCs w:val="28"/>
+          <w:lang w:val="ru-RU"/>
+        </w:rPr>
+        <w:t xml:space="preserve">статьи. Для трекеров: по </w:t>
+      </w:r>
+      <w:r>
+        <w:rPr>
+          <w:rFonts w:ascii="Times New Roman" w:hAnsi="Times New Roman" w:cs="Times New Roman"/>
+          <w:sz w:val="28"/>
+          <w:szCs w:val="28"/>
+          <w:lang w:val="ru-RU"/>
+        </w:rPr>
+        <w:lastRenderedPageBreak/>
+        <w:t>идентификационному номеру пользователя и активности. Для привычек: по дате, статусу. Для целей – статус, сроки, идентификационный номер пользователя и активность. Для задач – по идентификационному номеру списка дел, статусу. Напоминания – по идентификационному номеру пользователя. Заметки – по дате и по идентификационному номеру пользователя. Фотографии – по идентификационному номеру заметки. Также необходимо определить, какой алгоритм индексирования будет использоваться</w:t>
+      </w:r>
+      <w:r>
+        <w:rPr>
+          <w:rFonts w:ascii="Times New Roman" w:hAnsi="Times New Roman" w:cs="Times New Roman"/>
+          <w:sz w:val="28"/>
+          <w:szCs w:val="28"/>
+          <w:lang w:val="ru-RU"/>
+        </w:rPr>
+        <w:t xml:space="preserve">. Основой станет алгоритм </w:t>
+      </w:r>
+      <w:r>
+        <w:rPr>
+          <w:rFonts w:ascii="Times New Roman" w:hAnsi="Times New Roman" w:cs="Times New Roman"/>
+          <w:sz w:val="28"/>
+          <w:szCs w:val="28"/>
+        </w:rPr>
+        <w:t>B</w:t>
+      </w:r>
+      <w:r>
+        <w:rPr>
+          <w:rFonts w:ascii="Times New Roman" w:hAnsi="Times New Roman" w:cs="Times New Roman"/>
+          <w:sz w:val="28"/>
+          <w:szCs w:val="28"/>
+          <w:lang w:val="ru-RU"/>
+        </w:rPr>
+        <w:t>+</w:t>
+      </w:r>
+      <w:r>
+        <w:rPr>
+          <w:rFonts w:ascii="Times New Roman" w:hAnsi="Times New Roman" w:cs="Times New Roman"/>
+          <w:sz w:val="28"/>
+          <w:szCs w:val="28"/>
+        </w:rPr>
+        <w:t>tree</w:t>
+      </w:r>
+      <w:r>
+        <w:rPr>
+          <w:rFonts w:ascii="Times New Roman" w:hAnsi="Times New Roman" w:cs="Times New Roman"/>
+          <w:sz w:val="28"/>
+          <w:szCs w:val="28"/>
+          <w:lang w:val="ru-RU"/>
+        </w:rPr>
+        <w:t xml:space="preserve"> – расширенные алгоритм </w:t>
+      </w:r>
+      <w:r>
+        <w:rPr>
+          <w:rFonts w:ascii="Times New Roman" w:hAnsi="Times New Roman" w:cs="Times New Roman"/>
+          <w:sz w:val="28"/>
+          <w:szCs w:val="28"/>
+        </w:rPr>
+        <w:t>B</w:t>
+      </w:r>
+      <w:r>
+        <w:rPr>
+          <w:rFonts w:ascii="Times New Roman" w:hAnsi="Times New Roman" w:cs="Times New Roman"/>
+          <w:sz w:val="28"/>
+          <w:szCs w:val="28"/>
+          <w:lang w:val="ru-RU"/>
+        </w:rPr>
+        <w:t>-</w:t>
+      </w:r>
+      <w:r>
+        <w:rPr>
+          <w:rFonts w:ascii="Times New Roman" w:hAnsi="Times New Roman" w:cs="Times New Roman"/>
+          <w:sz w:val="28"/>
+          <w:szCs w:val="28"/>
+          <w:lang w:val="ru-RU"/>
+        </w:rPr>
+        <w:t>дерева, в котором ключи находятся только в листьях дерева, а внутренние узлы содержат только ссылки на поддеревья. Этот алгоритм используется в большинстве современных баз данных.</w:t>
+      </w:r>
+    </w:p>
+    <w:p>
+      <w:pPr>
+        <w:spacing w:after="0" w:line="360" w:lineRule="auto"/>
+        <w:ind w:firstLine="709"/>
+        <w:jc w:val="both"/>
+        <w:rPr>
+          <w:rFonts w:ascii="Times New Roman" w:hAnsi="Times New Roman" w:cs="Times New Roman"/>
+          <w:sz w:val="28"/>
+          <w:szCs w:val="28"/>
+          <w:lang w:val="ru-RU"/>
+        </w:rPr>
+      </w:pPr>
+      <w:r>
+        <w:rPr>
+          <w:rFonts w:ascii="Times New Roman" w:hAnsi="Times New Roman" w:cs="Times New Roman"/>
+          <w:sz w:val="28"/>
+          <w:szCs w:val="28"/>
+          <w:lang w:val="ru-RU"/>
+        </w:rPr>
+        <w:t>Также добавим полнотекстовый поиск, который лучше подойдет для поиска информации в таблицах с полями с большим количеством текста. Используем эту технологию для заметок, статей и шаблонов.</w:t>
+      </w:r>
+    </w:p>
+    <w:p>
+      <w:pPr>
+        <w:spacing w:after="0" w:line="360" w:lineRule="auto"/>
+        <w:ind w:firstLine="709"/>
+        <w:jc w:val="both"/>
+        <w:rPr>
+          <w:rFonts w:ascii="Times New Roman" w:hAnsi="Times New Roman" w:cs="Times New Roman"/>
+          <w:sz w:val="28"/>
+          <w:szCs w:val="28"/>
+          <w:lang w:val="ru-RU"/>
+        </w:rPr>
+      </w:pPr>
+      <w:r>
+        <w:rPr>
+          <w:rFonts w:ascii="Times New Roman" w:hAnsi="Times New Roman" w:cs="Times New Roman"/>
+          <w:sz w:val="28"/>
+          <w:szCs w:val="28"/>
+          <w:lang w:val="ru-RU"/>
+        </w:rPr>
+        <w:t xml:space="preserve">Дополнительно реализуем </w:t>
+      </w:r>
+      <w:proofErr w:type="spellStart"/>
+      <w:r>
+        <w:rPr>
+          <w:rFonts w:ascii="Times New Roman" w:hAnsi="Times New Roman" w:cs="Times New Roman"/>
+          <w:sz w:val="28"/>
+          <w:szCs w:val="28"/>
+          <w:lang w:val="ru-RU"/>
+        </w:rPr>
+        <w:t>партиционирование</w:t>
+      </w:r>
+      <w:proofErr w:type="spellEnd"/>
+      <w:r>
+        <w:rPr>
+          <w:rFonts w:ascii="Times New Roman" w:hAnsi="Times New Roman" w:cs="Times New Roman"/>
+          <w:sz w:val="28"/>
+          <w:szCs w:val="28"/>
+          <w:lang w:val="ru-RU"/>
+        </w:rPr>
+        <w:t xml:space="preserve"> для таблицы Привычки, так как в этой сущности будет особенно много записей, а она часто нужна пользователям для просмотра и программе для формирования различных статистик. Для этого разобьём массив данных на актуальные привычки, который принадлежат этому году, на привычки 2025 и 2024 года, а остальные записи поместим в архив. Таким образом мы также повысим быстродействие и гибкость работы базы.</w:t>
+      </w:r>
+    </w:p>
+    <w:p>
+      <w:pPr>
         <w:pStyle w:val="1"/>
         <w:spacing w:before="200" w:after="120" w:line="360" w:lineRule="auto"/>
         <w:jc w:val="center"/>
@@ -12932,7 +13299,7 @@
           <w:szCs w:val="28"/>
           <w:lang w:val="ru-RU"/>
         </w:rPr>
-        <w:t xml:space="preserve">При выборе стратегии резервного копирования важно учитывать специфику приложения, для которого разрабатывается база данных. Объём данных системы «Тепло» достаточно большой: каждый пользователь создаёт множество записей каждый день. Также данные имеют высокую ценность – потеря хотя бы одного дня критична для пользователя. Сначала разработаем саму </w:t>
+        <w:t xml:space="preserve">При выборе стратегии резервного копирования важно учитывать специфику приложения, для которого разрабатывается база данных. Объём данных системы «Тепло» достаточно большой: каждый пользователь создаёт множество записей каждый день. Также данные имеют высокую ценность – потеря хотя бы одного дня критична для пользователя. Сначала разработаем саму стратегию – полное копирование будем проводить еженедельно в ночь с </w:t>
       </w:r>
       <w:r>
         <w:rPr>
@@ -12942,7 +13309,7 @@
           <w:lang w:val="ru-RU"/>
         </w:rPr>
         <w:lastRenderedPageBreak/>
-        <w:t xml:space="preserve">стратегию – полное копирование будем проводить еженедельно в ночь с воскресенья на понедельник, частичное копирование – раз в день, копировать журнал транзакций каждые полчаса. Определим политику хранения копий. Журналы транзакций будем хранить два дня, после частичного копирования базы они теряют актуальность, ежедневные копии – 1 неделю, полные копии – один месяц, дополнительно каждую последнюю в месяце копию будем хранить год для долгосрочного аудита. Выберем средство для проведения резервного копирования. Самым оптимальным вариантом станет </w:t>
+        <w:t xml:space="preserve">воскресенья на понедельник, частичное копирование – раз в день, копировать журнал транзакций каждые полчаса. Определим политику хранения копий. Журналы транзакций будем хранить два дня, после частичного копирования базы они теряют актуальность, ежедневные копии – 1 неделю, полные копии – один месяц, дополнительно каждую последнюю в месяце копию будем хранить год для долгосрочного аудита. Выберем средство для проведения резервного копирования. Самым оптимальным вариантом станет </w:t>
       </w:r>
       <w:r>
         <w:rPr>
@@ -12994,40 +13361,12 @@
           <w:lang w:val="ru-RU"/>
         </w:rPr>
         <w:t xml:space="preserve">, встроенный инструмент автоматизации, из-за низкой сложности и полной интеграции. </w:t>
-      </w:r>
-      <w:r>
-        <w:rPr>
-          <w:rFonts w:ascii="Times New Roman" w:hAnsi="Times New Roman" w:cs="Times New Roman"/>
-          <w:sz w:val="28"/>
-          <w:szCs w:val="28"/>
-          <w:lang w:val="ru-RU"/>
-        </w:rPr>
-        <w:t xml:space="preserve">Также используем </w:t>
-      </w:r>
-      <w:proofErr w:type="spellStart"/>
-      <w:r>
-        <w:rPr>
-          <w:rFonts w:ascii="Times New Roman" w:hAnsi="Times New Roman" w:cs="Times New Roman"/>
-          <w:sz w:val="28"/>
-          <w:szCs w:val="28"/>
-          <w:lang w:val="ru-RU"/>
-        </w:rPr>
-        <w:t>партиционирование</w:t>
-      </w:r>
-      <w:proofErr w:type="spellEnd"/>
-      <w:r>
-        <w:rPr>
-          <w:rFonts w:ascii="Times New Roman" w:hAnsi="Times New Roman" w:cs="Times New Roman"/>
-          <w:sz w:val="28"/>
-          <w:szCs w:val="28"/>
-          <w:lang w:val="ru-RU"/>
-        </w:rPr>
-        <w:t xml:space="preserve"> для таблицы Привычки, так как в этой сущности будет особенно много записей, а она часто нужна пользователям для просмотра и программе для формирования различных статистик.</w:t>
       </w:r>
       <w:r>
         <w:rPr>
           <w:b/>
           <w:bCs/>
+          <w:lang w:val="ru-RU"/>
         </w:rPr>
         <w:br w:type="page"/>
       </w:r>
@@ -13082,43 +13421,7 @@
           <w:szCs w:val="28"/>
           <w:lang w:val="ru-RU"/>
         </w:rPr>
-        <w:t xml:space="preserve">Таким образом, в процессе работы была создана информационная система «Дороги России», предназначенная для </w:t>
-      </w:r>
-      <w:r>
-        <w:rPr>
-          <w:rFonts w:ascii="Times New Roman" w:hAnsi="Times New Roman" w:cs="Times New Roman"/>
-          <w:sz w:val="28"/>
-          <w:szCs w:val="28"/>
-          <w:lang w:val="ru-RU"/>
-        </w:rPr>
-        <w:t>облегчения</w:t>
-      </w:r>
-      <w:r>
-        <w:rPr>
-          <w:rFonts w:ascii="Times New Roman" w:hAnsi="Times New Roman" w:cs="Times New Roman"/>
-          <w:sz w:val="28"/>
-          <w:szCs w:val="28"/>
-          <w:lang w:val="ru-RU"/>
-        </w:rPr>
-        <w:t xml:space="preserve"> работы сотрудников отдела кадров</w:t>
-      </w:r>
-      <w:r>
-        <w:rPr>
-          <w:rFonts w:ascii="Times New Roman" w:hAnsi="Times New Roman" w:cs="Times New Roman"/>
-          <w:sz w:val="28"/>
-          <w:szCs w:val="28"/>
-          <w:lang w:val="ru-RU"/>
-        </w:rPr>
-        <w:t xml:space="preserve"> и автоматизации процессов, связанных с управлением персоналом</w:t>
-      </w:r>
-      <w:r>
-        <w:rPr>
-          <w:rFonts w:ascii="Times New Roman" w:hAnsi="Times New Roman" w:cs="Times New Roman"/>
-          <w:sz w:val="28"/>
-          <w:szCs w:val="28"/>
-          <w:lang w:val="ru-RU"/>
-        </w:rPr>
-        <w:t>.</w:t>
+        <w:t>Таким образом, в ходе курсового проекта была спроектирована и разработана база данных для приложения «Тепло». Также были созданы модели предметной области и базы, реализован интерфейс БД, назначены права доступа пользователей, разработана система индексирования, проведены операции с основными запросами, определена стратегия резервного копирования. Получившаяся база данных станет крепким фундаментом для приложения.</w:t>
       </w:r>
     </w:p>
     <w:p>
@@ -13184,27 +13487,399 @@
     <w:p>
       <w:pPr>
         <w:pStyle w:val="a3"/>
+        <w:widowControl w:val="0"/>
         <w:numPr>
           <w:ilvl w:val="0"/>
           <w:numId w:val="2"/>
         </w:numPr>
+        <w:tabs>
+          <w:tab w:val="left" w:pos="1340"/>
+        </w:tabs>
+        <w:autoSpaceDE w:val="0"/>
+        <w:autoSpaceDN w:val="0"/>
+        <w:spacing w:before="3" w:after="0" w:line="360" w:lineRule="auto"/>
+        <w:ind w:left="357" w:right="130" w:firstLine="0"/>
+        <w:contextualSpacing w:val="0"/>
+        <w:jc w:val="both"/>
+        <w:rPr>
+          <w:rFonts w:ascii="Times New Roman" w:hAnsi="Times New Roman" w:cs="Times New Roman"/>
+          <w:sz w:val="28"/>
+          <w:szCs w:val="28"/>
+        </w:rPr>
+      </w:pPr>
+      <w:r>
+        <w:rPr>
+          <w:rFonts w:ascii="Times New Roman" w:hAnsi="Times New Roman" w:cs="Times New Roman"/>
+          <w:sz w:val="28"/>
+          <w:szCs w:val="28"/>
+        </w:rPr>
+        <w:t>Лысенкова С.Н. Основы проектирования баз данных: учебно- методическое пособие</w:t>
+      </w:r>
+      <w:r>
+        <w:rPr>
+          <w:rFonts w:ascii="Times New Roman" w:hAnsi="Times New Roman" w:cs="Times New Roman"/>
+          <w:sz w:val="28"/>
+          <w:szCs w:val="28"/>
+        </w:rPr>
+        <w:t xml:space="preserve">. </w:t>
+      </w:r>
+      <w:r>
+        <w:rPr>
+          <w:rFonts w:ascii="Times New Roman" w:hAnsi="Times New Roman" w:cs="Times New Roman"/>
+          <w:sz w:val="28"/>
+          <w:szCs w:val="28"/>
+        </w:rPr>
+        <w:t>2019.</w:t>
+      </w:r>
+      <w:r>
+        <w:rPr>
+          <w:rFonts w:ascii="Times New Roman" w:hAnsi="Times New Roman" w:cs="Times New Roman"/>
+          <w:sz w:val="28"/>
+          <w:szCs w:val="28"/>
+        </w:rPr>
+        <w:t xml:space="preserve"> </w:t>
+      </w:r>
+      <w:r>
+        <w:rPr>
+          <w:rFonts w:ascii="Times New Roman" w:hAnsi="Times New Roman" w:cs="Times New Roman"/>
+          <w:sz w:val="28"/>
+          <w:szCs w:val="28"/>
+          <w:lang w:val="en-US"/>
+        </w:rPr>
+        <w:t xml:space="preserve">URL: </w:t>
+      </w:r>
+      <w:r>
+        <w:rPr>
+          <w:rFonts w:ascii="Times New Roman" w:hAnsi="Times New Roman" w:cs="Times New Roman"/>
+          <w:sz w:val="28"/>
+          <w:szCs w:val="28"/>
+        </w:rPr>
+        <w:t xml:space="preserve"> </w:t>
+      </w:r>
+      <w:hyperlink r:id="rId14">
+        <w:r>
+          <w:rPr>
+            <w:rFonts w:ascii="Times New Roman" w:hAnsi="Times New Roman" w:cs="Times New Roman"/>
+            <w:sz w:val="28"/>
+            <w:szCs w:val="28"/>
+          </w:rPr>
+          <w:t>https://e.lanbook.co</w:t>
+        </w:r>
+        <w:r>
+          <w:rPr>
+            <w:rFonts w:ascii="Times New Roman" w:hAnsi="Times New Roman" w:cs="Times New Roman"/>
+            <w:sz w:val="28"/>
+            <w:szCs w:val="28"/>
+          </w:rPr>
+          <w:t>m</w:t>
+        </w:r>
+        <w:r>
+          <w:rPr>
+            <w:rFonts w:ascii="Times New Roman" w:hAnsi="Times New Roman" w:cs="Times New Roman"/>
+            <w:sz w:val="28"/>
+            <w:szCs w:val="28"/>
+          </w:rPr>
+          <w:t>/book/133118</w:t>
+        </w:r>
+      </w:hyperlink>
+      <w:r>
+        <w:rPr>
+          <w:rFonts w:ascii="Times New Roman" w:hAnsi="Times New Roman" w:cs="Times New Roman"/>
+          <w:sz w:val="28"/>
+          <w:szCs w:val="28"/>
+        </w:rPr>
+        <w:t xml:space="preserve"> (дата обращения: </w:t>
+      </w:r>
+      <w:r>
+        <w:rPr>
+          <w:rFonts w:ascii="Times New Roman" w:hAnsi="Times New Roman" w:cs="Times New Roman"/>
+          <w:sz w:val="28"/>
+          <w:szCs w:val="28"/>
+        </w:rPr>
+        <w:t>13.03.2006</w:t>
+      </w:r>
+      <w:r>
+        <w:rPr>
+          <w:rFonts w:ascii="Times New Roman" w:hAnsi="Times New Roman" w:cs="Times New Roman"/>
+          <w:sz w:val="28"/>
+          <w:szCs w:val="28"/>
+        </w:rPr>
+        <w:t>)</w:t>
+      </w:r>
+      <w:r>
+        <w:rPr>
+          <w:rFonts w:ascii="Times New Roman" w:hAnsi="Times New Roman" w:cs="Times New Roman"/>
+          <w:sz w:val="28"/>
+          <w:szCs w:val="28"/>
+          <w:lang w:val="en-US"/>
+        </w:rPr>
+        <w:t>.</w:t>
+      </w:r>
+    </w:p>
+    <w:p>
+      <w:pPr>
+        <w:pStyle w:val="a3"/>
+        <w:widowControl w:val="0"/>
+        <w:numPr>
+          <w:ilvl w:val="0"/>
+          <w:numId w:val="2"/>
+        </w:numPr>
+        <w:tabs>
+          <w:tab w:val="left" w:pos="1340"/>
+        </w:tabs>
+        <w:autoSpaceDE w:val="0"/>
+        <w:autoSpaceDN w:val="0"/>
         <w:spacing w:after="0" w:line="360" w:lineRule="auto"/>
-        <w:ind w:left="357" w:firstLine="709"/>
+        <w:ind w:left="357" w:right="131" w:firstLine="0"/>
+        <w:contextualSpacing w:val="0"/>
         <w:jc w:val="both"/>
         <w:rPr>
           <w:rFonts w:ascii="Times New Roman" w:hAnsi="Times New Roman" w:cs="Times New Roman"/>
           <w:sz w:val="28"/>
           <w:szCs w:val="28"/>
+        </w:rPr>
+      </w:pPr>
+      <w:r>
+        <w:rPr>
+          <w:rFonts w:ascii="Times New Roman" w:hAnsi="Times New Roman" w:cs="Times New Roman"/>
+          <w:sz w:val="28"/>
+          <w:szCs w:val="28"/>
+        </w:rPr>
+        <w:t>Нестеров С. А. Базы данных: учеб</w:t>
+      </w:r>
+      <w:r>
+        <w:rPr>
+          <w:rFonts w:ascii="Times New Roman" w:hAnsi="Times New Roman" w:cs="Times New Roman"/>
+          <w:sz w:val="28"/>
+          <w:szCs w:val="28"/>
+        </w:rPr>
+        <w:t xml:space="preserve">ник </w:t>
+      </w:r>
+      <w:r>
+        <w:rPr>
+          <w:rFonts w:ascii="Times New Roman" w:hAnsi="Times New Roman" w:cs="Times New Roman"/>
+          <w:sz w:val="28"/>
+          <w:szCs w:val="28"/>
+        </w:rPr>
+        <w:t>и практикум</w:t>
+      </w:r>
+      <w:r>
+        <w:rPr>
+          <w:rFonts w:ascii="Times New Roman" w:hAnsi="Times New Roman" w:cs="Times New Roman"/>
+          <w:spacing w:val="80"/>
+          <w:sz w:val="28"/>
+          <w:szCs w:val="28"/>
+        </w:rPr>
+        <w:t xml:space="preserve"> </w:t>
+      </w:r>
+      <w:r>
+        <w:rPr>
+          <w:rFonts w:ascii="Times New Roman" w:hAnsi="Times New Roman" w:cs="Times New Roman"/>
+          <w:sz w:val="28"/>
+          <w:szCs w:val="28"/>
+        </w:rPr>
+        <w:t xml:space="preserve">для СПО. – М.: Издательство </w:t>
+      </w:r>
+      <w:proofErr w:type="spellStart"/>
+      <w:r>
+        <w:rPr>
+          <w:rFonts w:ascii="Times New Roman" w:hAnsi="Times New Roman" w:cs="Times New Roman"/>
+          <w:sz w:val="28"/>
+          <w:szCs w:val="28"/>
+        </w:rPr>
+        <w:t>Юрайт</w:t>
+      </w:r>
+      <w:proofErr w:type="spellEnd"/>
+      <w:r>
+        <w:rPr>
+          <w:rFonts w:ascii="Times New Roman" w:hAnsi="Times New Roman" w:cs="Times New Roman"/>
+          <w:sz w:val="28"/>
+          <w:szCs w:val="28"/>
+        </w:rPr>
+        <w:t>.</w:t>
+      </w:r>
+      <w:r>
+        <w:rPr>
+          <w:rFonts w:ascii="Times New Roman" w:hAnsi="Times New Roman" w:cs="Times New Roman"/>
+          <w:sz w:val="28"/>
+          <w:szCs w:val="28"/>
+        </w:rPr>
+        <w:t xml:space="preserve"> 2019</w:t>
+      </w:r>
+      <w:r>
+        <w:rPr>
+          <w:rFonts w:ascii="Times New Roman" w:hAnsi="Times New Roman" w:cs="Times New Roman"/>
+          <w:sz w:val="28"/>
+          <w:szCs w:val="28"/>
+        </w:rPr>
+        <w:t xml:space="preserve">. </w:t>
+      </w:r>
+      <w:r>
+        <w:rPr>
+          <w:rFonts w:ascii="Times New Roman" w:hAnsi="Times New Roman" w:cs="Times New Roman"/>
+          <w:sz w:val="28"/>
+          <w:szCs w:val="28"/>
           <w:lang w:val="en-US"/>
         </w:rPr>
-      </w:pPr>
-      <w:r>
-        <w:rPr>
-          <w:rFonts w:ascii="Times New Roman" w:hAnsi="Times New Roman" w:cs="Times New Roman"/>
-          <w:sz w:val="28"/>
-          <w:szCs w:val="28"/>
-        </w:rPr>
-        <w:t>Макдональд</w:t>
+        <w:t>URL</w:t>
+      </w:r>
+      <w:r>
+        <w:rPr>
+          <w:rFonts w:ascii="Times New Roman" w:hAnsi="Times New Roman" w:cs="Times New Roman"/>
+          <w:sz w:val="28"/>
+          <w:szCs w:val="28"/>
+        </w:rPr>
+        <w:t xml:space="preserve">: </w:t>
+      </w:r>
+      <w:r>
+        <w:rPr>
+          <w:rFonts w:ascii="Times New Roman" w:hAnsi="Times New Roman" w:cs="Times New Roman"/>
+          <w:sz w:val="28"/>
+          <w:szCs w:val="28"/>
+        </w:rPr>
+        <w:t>https://urait.ru/book/bazy-dannyh-587742</w:t>
+      </w:r>
+      <w:r>
+        <w:rPr>
+          <w:rFonts w:ascii="Times New Roman" w:hAnsi="Times New Roman" w:cs="Times New Roman"/>
+          <w:sz w:val="28"/>
+          <w:szCs w:val="28"/>
+        </w:rPr>
+        <w:t xml:space="preserve"> </w:t>
+      </w:r>
+      <w:r>
+        <w:rPr>
+          <w:rFonts w:ascii="Times New Roman" w:hAnsi="Times New Roman" w:cs="Times New Roman"/>
+          <w:sz w:val="28"/>
+          <w:szCs w:val="28"/>
+        </w:rPr>
+        <w:t>(дата обращения: 13.03.2006).</w:t>
+      </w:r>
+    </w:p>
+    <w:p>
+      <w:pPr>
+        <w:pStyle w:val="a3"/>
+        <w:widowControl w:val="0"/>
+        <w:numPr>
+          <w:ilvl w:val="0"/>
+          <w:numId w:val="2"/>
+        </w:numPr>
+        <w:tabs>
+          <w:tab w:val="left" w:pos="1340"/>
+          <w:tab w:val="left" w:pos="10170"/>
+        </w:tabs>
+        <w:autoSpaceDE w:val="0"/>
+        <w:autoSpaceDN w:val="0"/>
+        <w:spacing w:before="2" w:after="0" w:line="360" w:lineRule="auto"/>
+        <w:ind w:left="357" w:right="129" w:firstLine="0"/>
+        <w:contextualSpacing w:val="0"/>
+        <w:jc w:val="both"/>
+        <w:rPr>
+          <w:rFonts w:ascii="Times New Roman" w:hAnsi="Times New Roman" w:cs="Times New Roman"/>
+          <w:sz w:val="28"/>
+          <w:szCs w:val="28"/>
+        </w:rPr>
+      </w:pPr>
+      <w:proofErr w:type="spellStart"/>
+      <w:r>
+        <w:rPr>
+          <w:rFonts w:ascii="Times New Roman" w:hAnsi="Times New Roman" w:cs="Times New Roman"/>
+          <w:sz w:val="28"/>
+          <w:szCs w:val="28"/>
+        </w:rPr>
+        <w:t>Стружкин</w:t>
+      </w:r>
+      <w:proofErr w:type="spellEnd"/>
+      <w:r>
+        <w:rPr>
+          <w:rFonts w:ascii="Times New Roman" w:hAnsi="Times New Roman" w:cs="Times New Roman"/>
+          <w:sz w:val="28"/>
+          <w:szCs w:val="28"/>
+        </w:rPr>
+        <w:t xml:space="preserve"> Н. П.</w:t>
+      </w:r>
+      <w:r>
+        <w:rPr>
+          <w:rFonts w:ascii="Times New Roman" w:hAnsi="Times New Roman" w:cs="Times New Roman"/>
+          <w:sz w:val="28"/>
+          <w:szCs w:val="28"/>
+        </w:rPr>
+        <w:t>, Годин В.В.</w:t>
+      </w:r>
+      <w:r>
+        <w:rPr>
+          <w:rFonts w:ascii="Times New Roman" w:hAnsi="Times New Roman" w:cs="Times New Roman"/>
+          <w:sz w:val="28"/>
+          <w:szCs w:val="28"/>
+        </w:rPr>
+        <w:t xml:space="preserve"> Базы данных: проектирование: учеб</w:t>
+      </w:r>
+      <w:r>
+        <w:rPr>
+          <w:rFonts w:ascii="Times New Roman" w:hAnsi="Times New Roman" w:cs="Times New Roman"/>
+          <w:sz w:val="28"/>
+          <w:szCs w:val="28"/>
+        </w:rPr>
+        <w:t xml:space="preserve">ник </w:t>
+      </w:r>
+      <w:r>
+        <w:rPr>
+          <w:rFonts w:ascii="Times New Roman" w:hAnsi="Times New Roman" w:cs="Times New Roman"/>
+          <w:sz w:val="28"/>
+          <w:szCs w:val="28"/>
+        </w:rPr>
+        <w:t>для СПО</w:t>
+      </w:r>
+      <w:r>
+        <w:rPr>
+          <w:rFonts w:ascii="Times New Roman" w:hAnsi="Times New Roman" w:cs="Times New Roman"/>
+          <w:sz w:val="28"/>
+          <w:szCs w:val="28"/>
+        </w:rPr>
+        <w:t xml:space="preserve"> </w:t>
+      </w:r>
+      <w:r>
+        <w:rPr>
+          <w:rFonts w:ascii="Times New Roman" w:hAnsi="Times New Roman" w:cs="Times New Roman"/>
+          <w:sz w:val="28"/>
+          <w:szCs w:val="28"/>
+        </w:rPr>
+        <w:t xml:space="preserve">– М.: Издательство </w:t>
+      </w:r>
+      <w:proofErr w:type="spellStart"/>
+      <w:r>
+        <w:rPr>
+          <w:rFonts w:ascii="Times New Roman" w:hAnsi="Times New Roman" w:cs="Times New Roman"/>
+          <w:sz w:val="28"/>
+          <w:szCs w:val="28"/>
+        </w:rPr>
+        <w:t>Юрайт</w:t>
+      </w:r>
+      <w:proofErr w:type="spellEnd"/>
+      <w:r>
+        <w:rPr>
+          <w:rFonts w:ascii="Times New Roman" w:hAnsi="Times New Roman" w:cs="Times New Roman"/>
+          <w:sz w:val="28"/>
+          <w:szCs w:val="28"/>
+        </w:rPr>
+        <w:t xml:space="preserve">, </w:t>
+      </w:r>
+      <w:r>
+        <w:rPr>
+          <w:rFonts w:ascii="Times New Roman" w:hAnsi="Times New Roman" w:cs="Times New Roman"/>
+          <w:spacing w:val="-2"/>
+          <w:sz w:val="28"/>
+          <w:szCs w:val="28"/>
+        </w:rPr>
+        <w:t>2019.</w:t>
+      </w:r>
+      <w:r>
+        <w:rPr>
+          <w:rFonts w:ascii="Times New Roman" w:hAnsi="Times New Roman" w:cs="Times New Roman"/>
+          <w:sz w:val="28"/>
+          <w:szCs w:val="28"/>
+        </w:rPr>
+        <w:t xml:space="preserve"> </w:t>
       </w:r>
       <w:r>
         <w:rPr>
@@ -13213,6 +13888,22 @@
           <w:szCs w:val="28"/>
           <w:lang w:val="en-US"/>
         </w:rPr>
+        <w:t>URL</w:t>
+      </w:r>
+      <w:r>
+        <w:rPr>
+          <w:rFonts w:ascii="Times New Roman" w:hAnsi="Times New Roman" w:cs="Times New Roman"/>
+          <w:sz w:val="28"/>
+          <w:szCs w:val="28"/>
+        </w:rPr>
+        <w:t>:</w:t>
+      </w:r>
+      <w:r>
+        <w:rPr>
+          <w:rFonts w:ascii="Times New Roman" w:hAnsi="Times New Roman" w:cs="Times New Roman"/>
+          <w:sz w:val="28"/>
+          <w:szCs w:val="28"/>
+        </w:rPr>
         <w:t xml:space="preserve"> </w:t>
       </w:r>
       <w:r>
@@ -13221,7 +13912,101 @@
           <w:sz w:val="28"/>
           <w:szCs w:val="28"/>
         </w:rPr>
-        <w:t>М</w:t>
+        <w:t xml:space="preserve">Режим доступа: </w:t>
+      </w:r>
+      <w:hyperlink r:id="rId15" w:history="1">
+        <w:r>
+          <w:rPr>
+            <w:rStyle w:val="a4"/>
+            <w:rFonts w:ascii="Times New Roman" w:hAnsi="Times New Roman" w:cs="Times New Roman"/>
+            <w:color w:val="auto"/>
+            <w:sz w:val="28"/>
+            <w:szCs w:val="28"/>
+            <w:u w:val="none"/>
+          </w:rPr>
+          <w:t>https://urait.ru/book/bazy-dannyh-proektirovanie-587735</w:t>
+        </w:r>
+      </w:hyperlink>
+      <w:r>
+        <w:rPr>
+          <w:rFonts w:ascii="Times New Roman" w:hAnsi="Times New Roman" w:cs="Times New Roman"/>
+          <w:sz w:val="28"/>
+          <w:szCs w:val="28"/>
+        </w:rPr>
+        <w:t xml:space="preserve"> </w:t>
+      </w:r>
+      <w:r>
+        <w:rPr>
+          <w:rFonts w:ascii="Times New Roman" w:hAnsi="Times New Roman" w:cs="Times New Roman"/>
+          <w:sz w:val="28"/>
+          <w:szCs w:val="28"/>
+        </w:rPr>
+        <w:t>(дата обращения: 13.03.2006).</w:t>
+      </w:r>
+    </w:p>
+    <w:p>
+      <w:pPr>
+        <w:pStyle w:val="a3"/>
+        <w:widowControl w:val="0"/>
+        <w:numPr>
+          <w:ilvl w:val="0"/>
+          <w:numId w:val="2"/>
+        </w:numPr>
+        <w:tabs>
+          <w:tab w:val="left" w:pos="1340"/>
+          <w:tab w:val="left" w:pos="10170"/>
+        </w:tabs>
+        <w:autoSpaceDE w:val="0"/>
+        <w:autoSpaceDN w:val="0"/>
+        <w:spacing w:after="0" w:line="360" w:lineRule="auto"/>
+        <w:ind w:left="357" w:firstLine="0"/>
+        <w:contextualSpacing w:val="0"/>
+        <w:jc w:val="both"/>
+        <w:rPr>
+          <w:rFonts w:ascii="Times New Roman" w:hAnsi="Times New Roman" w:cs="Times New Roman"/>
+          <w:sz w:val="28"/>
+          <w:szCs w:val="28"/>
+        </w:rPr>
+      </w:pPr>
+      <w:r>
+        <w:rPr>
+          <w:rFonts w:ascii="Times New Roman" w:hAnsi="Times New Roman" w:cs="Times New Roman"/>
+          <w:sz w:val="28"/>
+          <w:szCs w:val="28"/>
+        </w:rPr>
+        <w:t xml:space="preserve">Смирнов А.А. </w:t>
+      </w:r>
+      <w:r>
+        <w:rPr>
+          <w:rFonts w:ascii="Times New Roman" w:hAnsi="Times New Roman" w:cs="Times New Roman"/>
+          <w:sz w:val="28"/>
+          <w:szCs w:val="28"/>
+        </w:rPr>
+        <w:t>с</w:t>
+      </w:r>
+      <w:r>
+        <w:rPr>
+          <w:rFonts w:ascii="Times New Roman" w:hAnsi="Times New Roman" w:cs="Times New Roman"/>
+          <w:sz w:val="28"/>
+          <w:szCs w:val="28"/>
+        </w:rPr>
+        <w:t xml:space="preserve">татья «Анализ алгоритмов индексирования в базах данных» </w:t>
+      </w:r>
+      <w:r>
+        <w:rPr>
+          <w:rFonts w:ascii="Times New Roman" w:hAnsi="Times New Roman" w:cs="Times New Roman"/>
+          <w:sz w:val="28"/>
+          <w:szCs w:val="28"/>
+        </w:rPr>
+        <w:t>–</w:t>
+      </w:r>
+      <w:r>
+        <w:rPr>
+          <w:rFonts w:ascii="Times New Roman" w:hAnsi="Times New Roman" w:cs="Times New Roman"/>
+          <w:sz w:val="28"/>
+          <w:szCs w:val="28"/>
+        </w:rPr>
+        <w:t xml:space="preserve"> М.: Журнал «Научный лидер». Январь 2024. </w:t>
       </w:r>
       <w:r>
         <w:rPr>
@@ -13230,166 +14015,440 @@
           <w:szCs w:val="28"/>
           <w:lang w:val="en-US"/>
         </w:rPr>
+        <w:t>URL</w:t>
+      </w:r>
+      <w:r>
+        <w:rPr>
+          <w:rFonts w:ascii="Times New Roman" w:hAnsi="Times New Roman" w:cs="Times New Roman"/>
+          <w:sz w:val="28"/>
+          <w:szCs w:val="28"/>
+        </w:rPr>
+        <w:t xml:space="preserve">: </w:t>
+      </w:r>
+      <w:hyperlink r:id="rId16" w:history="1">
+        <w:r>
+          <w:rPr>
+            <w:rStyle w:val="a4"/>
+            <w:rFonts w:ascii="Times New Roman" w:hAnsi="Times New Roman" w:cs="Times New Roman"/>
+            <w:color w:val="auto"/>
+            <w:sz w:val="28"/>
+            <w:szCs w:val="28"/>
+            <w:u w:val="none"/>
+            <w:lang w:val="en-US"/>
+          </w:rPr>
+          <w:t>https</w:t>
+        </w:r>
+        <w:r>
+          <w:rPr>
+            <w:rStyle w:val="a4"/>
+            <w:rFonts w:ascii="Times New Roman" w:hAnsi="Times New Roman" w:cs="Times New Roman"/>
+            <w:color w:val="auto"/>
+            <w:sz w:val="28"/>
+            <w:szCs w:val="28"/>
+            <w:u w:val="none"/>
+          </w:rPr>
+          <w:t>://</w:t>
+        </w:r>
+        <w:proofErr w:type="spellStart"/>
+        <w:r>
+          <w:rPr>
+            <w:rStyle w:val="a4"/>
+            <w:rFonts w:ascii="Times New Roman" w:hAnsi="Times New Roman" w:cs="Times New Roman"/>
+            <w:color w:val="auto"/>
+            <w:sz w:val="28"/>
+            <w:szCs w:val="28"/>
+            <w:u w:val="none"/>
+            <w:lang w:val="en-US"/>
+          </w:rPr>
+          <w:t>scilead</w:t>
+        </w:r>
+        <w:proofErr w:type="spellEnd"/>
+        <w:r>
+          <w:rPr>
+            <w:rStyle w:val="a4"/>
+            <w:rFonts w:ascii="Times New Roman" w:hAnsi="Times New Roman" w:cs="Times New Roman"/>
+            <w:color w:val="auto"/>
+            <w:sz w:val="28"/>
+            <w:szCs w:val="28"/>
+            <w:u w:val="none"/>
+          </w:rPr>
+          <w:t>.</w:t>
+        </w:r>
+        <w:proofErr w:type="spellStart"/>
+        <w:r>
+          <w:rPr>
+            <w:rStyle w:val="a4"/>
+            <w:rFonts w:ascii="Times New Roman" w:hAnsi="Times New Roman" w:cs="Times New Roman"/>
+            <w:color w:val="auto"/>
+            <w:sz w:val="28"/>
+            <w:szCs w:val="28"/>
+            <w:u w:val="none"/>
+            <w:lang w:val="en-US"/>
+          </w:rPr>
+          <w:t>ru</w:t>
+        </w:r>
+        <w:proofErr w:type="spellEnd"/>
+        <w:r>
+          <w:rPr>
+            <w:rStyle w:val="a4"/>
+            <w:rFonts w:ascii="Times New Roman" w:hAnsi="Times New Roman" w:cs="Times New Roman"/>
+            <w:color w:val="auto"/>
+            <w:sz w:val="28"/>
+            <w:szCs w:val="28"/>
+            <w:u w:val="none"/>
+          </w:rPr>
+          <w:t>/</w:t>
+        </w:r>
+        <w:r>
+          <w:rPr>
+            <w:rStyle w:val="a4"/>
+            <w:rFonts w:ascii="Times New Roman" w:hAnsi="Times New Roman" w:cs="Times New Roman"/>
+            <w:color w:val="auto"/>
+            <w:sz w:val="28"/>
+            <w:szCs w:val="28"/>
+            <w:u w:val="none"/>
+            <w:lang w:val="en-US"/>
+          </w:rPr>
+          <w:t>article</w:t>
+        </w:r>
+        <w:r>
+          <w:rPr>
+            <w:rStyle w:val="a4"/>
+            <w:rFonts w:ascii="Times New Roman" w:hAnsi="Times New Roman" w:cs="Times New Roman"/>
+            <w:color w:val="auto"/>
+            <w:sz w:val="28"/>
+            <w:szCs w:val="28"/>
+            <w:u w:val="none"/>
+          </w:rPr>
+          <w:t>/5727-</w:t>
+        </w:r>
+        <w:proofErr w:type="spellStart"/>
+        <w:r>
+          <w:rPr>
+            <w:rStyle w:val="a4"/>
+            <w:rFonts w:ascii="Times New Roman" w:hAnsi="Times New Roman" w:cs="Times New Roman"/>
+            <w:color w:val="auto"/>
+            <w:sz w:val="28"/>
+            <w:szCs w:val="28"/>
+            <w:u w:val="none"/>
+            <w:lang w:val="en-US"/>
+          </w:rPr>
+          <w:t>analiz</w:t>
+        </w:r>
+        <w:proofErr w:type="spellEnd"/>
+        <w:r>
+          <w:rPr>
+            <w:rStyle w:val="a4"/>
+            <w:rFonts w:ascii="Times New Roman" w:hAnsi="Times New Roman" w:cs="Times New Roman"/>
+            <w:color w:val="auto"/>
+            <w:sz w:val="28"/>
+            <w:szCs w:val="28"/>
+            <w:u w:val="none"/>
+          </w:rPr>
+          <w:t>-</w:t>
+        </w:r>
+        <w:proofErr w:type="spellStart"/>
+        <w:r>
+          <w:rPr>
+            <w:rStyle w:val="a4"/>
+            <w:rFonts w:ascii="Times New Roman" w:hAnsi="Times New Roman" w:cs="Times New Roman"/>
+            <w:color w:val="auto"/>
+            <w:sz w:val="28"/>
+            <w:szCs w:val="28"/>
+            <w:u w:val="none"/>
+            <w:lang w:val="en-US"/>
+          </w:rPr>
+          <w:t>algoritmov</w:t>
+        </w:r>
+        <w:proofErr w:type="spellEnd"/>
+        <w:r>
+          <w:rPr>
+            <w:rStyle w:val="a4"/>
+            <w:rFonts w:ascii="Times New Roman" w:hAnsi="Times New Roman" w:cs="Times New Roman"/>
+            <w:color w:val="auto"/>
+            <w:sz w:val="28"/>
+            <w:szCs w:val="28"/>
+            <w:u w:val="none"/>
+          </w:rPr>
+          <w:t>-</w:t>
+        </w:r>
+        <w:proofErr w:type="spellStart"/>
+        <w:r>
+          <w:rPr>
+            <w:rStyle w:val="a4"/>
+            <w:rFonts w:ascii="Times New Roman" w:hAnsi="Times New Roman" w:cs="Times New Roman"/>
+            <w:color w:val="auto"/>
+            <w:sz w:val="28"/>
+            <w:szCs w:val="28"/>
+            <w:u w:val="none"/>
+            <w:lang w:val="en-US"/>
+          </w:rPr>
+          <w:t>indeksirovaniya</w:t>
+        </w:r>
+        <w:proofErr w:type="spellEnd"/>
+        <w:r>
+          <w:rPr>
+            <w:rStyle w:val="a4"/>
+            <w:rFonts w:ascii="Times New Roman" w:hAnsi="Times New Roman" w:cs="Times New Roman"/>
+            <w:color w:val="auto"/>
+            <w:sz w:val="28"/>
+            <w:szCs w:val="28"/>
+            <w:u w:val="none"/>
+          </w:rPr>
+          <w:t>-</w:t>
+        </w:r>
+        <w:r>
+          <w:rPr>
+            <w:rStyle w:val="a4"/>
+            <w:rFonts w:ascii="Times New Roman" w:hAnsi="Times New Roman" w:cs="Times New Roman"/>
+            <w:color w:val="auto"/>
+            <w:sz w:val="28"/>
+            <w:szCs w:val="28"/>
+            <w:u w:val="none"/>
+            <w:lang w:val="en-US"/>
+          </w:rPr>
+          <w:t>v</w:t>
+        </w:r>
+        <w:r>
+          <w:rPr>
+            <w:rStyle w:val="a4"/>
+            <w:rFonts w:ascii="Times New Roman" w:hAnsi="Times New Roman" w:cs="Times New Roman"/>
+            <w:color w:val="auto"/>
+            <w:sz w:val="28"/>
+            <w:szCs w:val="28"/>
+            <w:u w:val="none"/>
+          </w:rPr>
+          <w:t>-</w:t>
+        </w:r>
+        <w:proofErr w:type="spellStart"/>
+        <w:r>
+          <w:rPr>
+            <w:rStyle w:val="a4"/>
+            <w:rFonts w:ascii="Times New Roman" w:hAnsi="Times New Roman" w:cs="Times New Roman"/>
+            <w:color w:val="auto"/>
+            <w:sz w:val="28"/>
+            <w:szCs w:val="28"/>
+            <w:u w:val="none"/>
+            <w:lang w:val="en-US"/>
+          </w:rPr>
+          <w:t>bazakh</w:t>
+        </w:r>
+        <w:proofErr w:type="spellEnd"/>
+        <w:r>
+          <w:rPr>
+            <w:rStyle w:val="a4"/>
+            <w:rFonts w:ascii="Times New Roman" w:hAnsi="Times New Roman" w:cs="Times New Roman"/>
+            <w:color w:val="auto"/>
+            <w:sz w:val="28"/>
+            <w:szCs w:val="28"/>
+            <w:u w:val="none"/>
+          </w:rPr>
+          <w:t>-</w:t>
+        </w:r>
+        <w:r>
+          <w:rPr>
+            <w:rStyle w:val="a4"/>
+            <w:rFonts w:ascii="Times New Roman" w:hAnsi="Times New Roman" w:cs="Times New Roman"/>
+            <w:color w:val="auto"/>
+            <w:sz w:val="28"/>
+            <w:szCs w:val="28"/>
+            <w:u w:val="none"/>
+            <w:lang w:val="en-US"/>
+          </w:rPr>
+          <w:t>da</w:t>
+        </w:r>
+      </w:hyperlink>
+      <w:r>
+        <w:rPr>
+          <w:rFonts w:ascii="Times New Roman" w:hAnsi="Times New Roman" w:cs="Times New Roman"/>
+          <w:sz w:val="28"/>
+          <w:szCs w:val="28"/>
+        </w:rPr>
+        <w:t xml:space="preserve"> </w:t>
+      </w:r>
+      <w:r>
+        <w:rPr>
+          <w:rFonts w:ascii="Times New Roman" w:hAnsi="Times New Roman" w:cs="Times New Roman"/>
+          <w:sz w:val="28"/>
+          <w:szCs w:val="28"/>
+        </w:rPr>
+        <w:t>(дата обращения: 13.03.2006).</w:t>
+      </w:r>
+    </w:p>
+    <w:p>
+      <w:pPr>
+        <w:pStyle w:val="af1"/>
+        <w:numPr>
+          <w:ilvl w:val="0"/>
+          <w:numId w:val="2"/>
+        </w:numPr>
+        <w:spacing w:line="360" w:lineRule="auto"/>
+        <w:ind w:left="357" w:right="131" w:firstLine="0"/>
+        <w:jc w:val="both"/>
+      </w:pPr>
+      <w:r>
+        <w:t xml:space="preserve">НОУ ИНТУИТ курс «Визуальное моделирование: теория и практика». </w:t>
+      </w:r>
+      <w:r>
+        <w:rPr>
+          <w:lang w:val="en-US"/>
+        </w:rPr>
+        <w:t>URL</w:t>
+      </w:r>
+      <w:r>
+        <w:t xml:space="preserve">: </w:t>
+      </w:r>
+      <w:hyperlink r:id="rId17" w:history="1">
+        <w:r>
+          <w:rPr>
+            <w:rStyle w:val="a4"/>
+            <w:color w:val="auto"/>
+            <w:u w:val="none"/>
+            <w:lang w:val="en-US"/>
+          </w:rPr>
+          <w:t>https</w:t>
+        </w:r>
+        <w:r>
+          <w:rPr>
+            <w:rStyle w:val="a4"/>
+            <w:color w:val="auto"/>
+            <w:u w:val="none"/>
+          </w:rPr>
+          <w:t>://</w:t>
+        </w:r>
+        <w:r>
+          <w:rPr>
+            <w:rStyle w:val="a4"/>
+            <w:color w:val="auto"/>
+            <w:u w:val="none"/>
+            <w:lang w:val="en-US"/>
+          </w:rPr>
+          <w:t>intuit</w:t>
+        </w:r>
+        <w:r>
+          <w:rPr>
+            <w:rStyle w:val="a4"/>
+            <w:color w:val="auto"/>
+            <w:u w:val="none"/>
+          </w:rPr>
+          <w:t>.</w:t>
+        </w:r>
+        <w:proofErr w:type="spellStart"/>
+        <w:r>
+          <w:rPr>
+            <w:rStyle w:val="a4"/>
+            <w:color w:val="auto"/>
+            <w:u w:val="none"/>
+            <w:lang w:val="en-US"/>
+          </w:rPr>
+          <w:t>ru</w:t>
+        </w:r>
+        <w:proofErr w:type="spellEnd"/>
+        <w:r>
+          <w:rPr>
+            <w:rStyle w:val="a4"/>
+            <w:color w:val="auto"/>
+            <w:u w:val="none"/>
+          </w:rPr>
+          <w:t>/</w:t>
+        </w:r>
+        <w:r>
+          <w:rPr>
+            <w:rStyle w:val="a4"/>
+            <w:color w:val="auto"/>
+            <w:u w:val="none"/>
+            <w:lang w:val="en-US"/>
+          </w:rPr>
+          <w:t>studies</w:t>
+        </w:r>
+        <w:r>
+          <w:rPr>
+            <w:rStyle w:val="a4"/>
+            <w:color w:val="auto"/>
+            <w:u w:val="none"/>
+          </w:rPr>
+          <w:t>/</w:t>
+        </w:r>
+        <w:r>
+          <w:rPr>
+            <w:rStyle w:val="a4"/>
+            <w:color w:val="auto"/>
+            <w:u w:val="none"/>
+            <w:lang w:val="en-US"/>
+          </w:rPr>
+          <w:t>professional</w:t>
+        </w:r>
+        <w:r>
+          <w:rPr>
+            <w:rStyle w:val="a4"/>
+            <w:color w:val="auto"/>
+            <w:u w:val="none"/>
+          </w:rPr>
+          <w:t>_</w:t>
+        </w:r>
+        <w:r>
+          <w:rPr>
+            <w:rStyle w:val="a4"/>
+            <w:color w:val="auto"/>
+            <w:u w:val="none"/>
+            <w:lang w:val="en-US"/>
+          </w:rPr>
+          <w:t>skill</w:t>
+        </w:r>
+        <w:r>
+          <w:rPr>
+            <w:rStyle w:val="a4"/>
+            <w:color w:val="auto"/>
+            <w:u w:val="none"/>
+          </w:rPr>
+          <w:t>_</w:t>
+        </w:r>
+        <w:r>
+          <w:rPr>
+            <w:rStyle w:val="a4"/>
+            <w:color w:val="auto"/>
+            <w:u w:val="none"/>
+            <w:lang w:val="en-US"/>
+          </w:rPr>
+          <w:t>improvements</w:t>
+        </w:r>
+        <w:r>
+          <w:rPr>
+            <w:rStyle w:val="a4"/>
+            <w:color w:val="auto"/>
+            <w:u w:val="none"/>
+          </w:rPr>
+          <w:t>/1467/</w:t>
+        </w:r>
+        <w:r>
+          <w:rPr>
+            <w:rStyle w:val="a4"/>
+            <w:color w:val="auto"/>
+            <w:u w:val="none"/>
+            <w:lang w:val="en-US"/>
+          </w:rPr>
+          <w:t>info</w:t>
+        </w:r>
+      </w:hyperlink>
+      <w:r>
+        <w:t xml:space="preserve"> (</w:t>
+      </w:r>
+      <w:r>
+        <w:t>дата обращения: 13.03.2006</w:t>
+      </w:r>
+      <w:r>
+        <w:t>)</w:t>
+      </w:r>
+      <w:r>
         <w:t>.</w:t>
       </w:r>
       <w:r>
         <w:rPr>
-          <w:rFonts w:ascii="Times New Roman" w:hAnsi="Times New Roman" w:cs="Times New Roman"/>
-          <w:sz w:val="28"/>
-          <w:szCs w:val="28"/>
-          <w:lang w:val="en-US"/>
-        </w:rPr>
-        <w:t xml:space="preserve"> Pro WPF 4.5 in C#: Windows Presentation Foundation in .NET 4.5</w:t>
-      </w:r>
-      <w:r>
-        <w:rPr>
-          <w:rFonts w:ascii="Times New Roman" w:hAnsi="Times New Roman" w:cs="Times New Roman"/>
-          <w:sz w:val="28"/>
-          <w:szCs w:val="28"/>
-          <w:lang w:val="en-US"/>
-        </w:rPr>
-        <w:t xml:space="preserve">. </w:t>
-      </w:r>
-      <w:r>
-        <w:rPr>
-          <w:rFonts w:ascii="Times New Roman" w:hAnsi="Times New Roman" w:cs="Times New Roman"/>
-          <w:sz w:val="28"/>
-          <w:szCs w:val="28"/>
-          <w:lang w:val="en-US"/>
-        </w:rPr>
-        <w:t>–</w:t>
-      </w:r>
-      <w:r>
-        <w:rPr>
-          <w:rFonts w:ascii="Times New Roman" w:hAnsi="Times New Roman" w:cs="Times New Roman"/>
-          <w:sz w:val="28"/>
-          <w:szCs w:val="28"/>
-          <w:lang w:val="en-US"/>
-        </w:rPr>
-        <w:t xml:space="preserve"> </w:t>
-      </w:r>
-      <w:r>
-        <w:rPr>
-          <w:rFonts w:ascii="Times New Roman" w:hAnsi="Times New Roman" w:cs="Times New Roman"/>
-          <w:sz w:val="28"/>
-          <w:szCs w:val="28"/>
-        </w:rPr>
-        <w:t>М</w:t>
-      </w:r>
-      <w:r>
-        <w:rPr>
-          <w:rFonts w:ascii="Times New Roman" w:hAnsi="Times New Roman" w:cs="Times New Roman"/>
-          <w:sz w:val="28"/>
-          <w:szCs w:val="28"/>
-          <w:lang w:val="en-US"/>
-        </w:rPr>
-        <w:t xml:space="preserve">.: </w:t>
-      </w:r>
-      <w:proofErr w:type="spellStart"/>
-      <w:r>
-        <w:rPr>
-          <w:rFonts w:ascii="Times New Roman" w:hAnsi="Times New Roman" w:cs="Times New Roman"/>
-          <w:sz w:val="28"/>
-          <w:szCs w:val="28"/>
-        </w:rPr>
-        <w:t>Изд</w:t>
-      </w:r>
-      <w:proofErr w:type="spellEnd"/>
-      <w:r>
-        <w:rPr>
-          <w:rFonts w:ascii="Times New Roman" w:hAnsi="Times New Roman" w:cs="Times New Roman"/>
-          <w:sz w:val="28"/>
-          <w:szCs w:val="28"/>
-          <w:lang w:val="en-US"/>
-        </w:rPr>
-        <w:t>-</w:t>
-      </w:r>
-      <w:r>
-        <w:rPr>
-          <w:rFonts w:ascii="Times New Roman" w:hAnsi="Times New Roman" w:cs="Times New Roman"/>
-          <w:sz w:val="28"/>
-          <w:szCs w:val="28"/>
-        </w:rPr>
-        <w:t>во</w:t>
-      </w:r>
-      <w:r>
-        <w:rPr>
-          <w:rFonts w:ascii="Times New Roman" w:hAnsi="Times New Roman" w:cs="Times New Roman"/>
-          <w:sz w:val="28"/>
-          <w:szCs w:val="28"/>
-          <w:lang w:val="en-US"/>
-        </w:rPr>
-        <w:t xml:space="preserve"> «</w:t>
-      </w:r>
-      <w:r>
-        <w:rPr>
-          <w:rFonts w:ascii="Times New Roman" w:hAnsi="Times New Roman" w:cs="Times New Roman"/>
-          <w:sz w:val="28"/>
-          <w:szCs w:val="28"/>
-        </w:rPr>
-        <w:t>Вильямс</w:t>
-      </w:r>
-      <w:r>
-        <w:rPr>
-          <w:rFonts w:ascii="Times New Roman" w:hAnsi="Times New Roman" w:cs="Times New Roman"/>
-          <w:sz w:val="28"/>
-          <w:szCs w:val="28"/>
-          <w:lang w:val="en-US"/>
-        </w:rPr>
-        <w:t>»</w:t>
-      </w:r>
-      <w:r>
-        <w:rPr>
-          <w:rFonts w:ascii="Times New Roman" w:hAnsi="Times New Roman" w:cs="Times New Roman"/>
-          <w:sz w:val="28"/>
-          <w:szCs w:val="28"/>
-          <w:lang w:val="en-US"/>
-        </w:rPr>
-        <w:t xml:space="preserve">, </w:t>
-      </w:r>
-      <w:r>
-        <w:rPr>
-          <w:rFonts w:ascii="Times New Roman" w:hAnsi="Times New Roman" w:cs="Times New Roman"/>
-          <w:sz w:val="28"/>
-          <w:szCs w:val="28"/>
-          <w:lang w:val="en-US"/>
-        </w:rPr>
-        <w:t>2013</w:t>
-      </w:r>
-      <w:r>
-        <w:rPr>
-          <w:rFonts w:ascii="Times New Roman" w:hAnsi="Times New Roman" w:cs="Times New Roman"/>
-          <w:sz w:val="28"/>
-          <w:szCs w:val="28"/>
-          <w:lang w:val="en-US"/>
-        </w:rPr>
-        <w:t>.</w:t>
-      </w:r>
-    </w:p>
-    <w:p>
-      <w:pPr>
-        <w:spacing w:after="0" w:line="360" w:lineRule="auto"/>
-        <w:ind w:firstLine="709"/>
-        <w:rPr>
-          <w:rFonts w:ascii="Times New Roman" w:hAnsi="Times New Roman" w:cs="Times New Roman"/>
+          <w:rStyle w:val="a4"/>
           <w:b/>
           <w:bCs/>
-          <w:color w:val="0563C1" w:themeColor="hyperlink"/>
-          <w:kern w:val="0"/>
-          <w:sz w:val="28"/>
-          <w:szCs w:val="28"/>
-          <w:u w:val="single"/>
-          <w14:ligatures w14:val="none"/>
-        </w:rPr>
-      </w:pPr>
-      <w:r>
-        <w:rPr>
-          <w:rStyle w:val="a4"/>
-          <w:rFonts w:ascii="Times New Roman" w:hAnsi="Times New Roman" w:cs="Times New Roman"/>
-          <w:b/>
-          <w:bCs/>
-          <w:sz w:val="28"/>
-          <w:szCs w:val="28"/>
+          <w:color w:val="auto"/>
+          <w:u w:val="none"/>
         </w:rPr>
         <w:br w:type="page"/>
       </w:r>
@@ -16081,7 +17140,7 @@
       </w:pPr>
     </w:p>
     <w:sectPr>
-      <w:headerReference w:type="default" r:id="rId16"/>
+      <w:headerReference w:type="default" r:id="rId18"/>
       <w:pgSz w:w="12240" w:h="15840"/>
       <w:pgMar w:top="1134" w:right="850" w:bottom="1134" w:left="1701" w:header="709" w:footer="709" w:gutter="0"/>
       <w:cols w:space="708"/>
@@ -16669,9 +17728,9 @@
   </w:abstractNum>
   <w:abstractNum w:abstractNumId="4" w15:restartNumberingAfterBreak="0">
     <w:nsid w:val="18B74823"/>
-    <w:multiLevelType w:val="hybridMultilevel"/>
-    <w:tmpl w:val="5F22289C"/>
-    <w:lvl w:ilvl="0" w:tplc="6166152C">
+    <w:multiLevelType w:val="multilevel"/>
+    <w:tmpl w:val="0074C426"/>
+    <w:lvl w:ilvl="0">
       <w:start w:val="1"/>
       <w:numFmt w:val="decimal"/>
       <w:lvlText w:val="%1."/>
@@ -16683,100 +17742,108 @@
         <w:rFonts w:ascii="Times New Roman" w:eastAsiaTheme="minorHAnsi" w:hAnsi="Times New Roman" w:cs="Times New Roman"/>
       </w:rPr>
     </w:lvl>
-    <w:lvl w:ilvl="1" w:tplc="04190003" w:tentative="1">
-      <w:start w:val="1"/>
-      <w:numFmt w:val="bullet"/>
-      <w:lvlText w:val="o"/>
-      <w:lvlJc w:val="left"/>
-      <w:pPr>
-        <w:ind w:left="1440" w:hanging="360"/>
+    <w:lvl w:ilvl="1">
+      <w:start w:val="2"/>
+      <w:numFmt w:val="decimal"/>
+      <w:isLgl/>
+      <w:lvlText w:val="%1.%2."/>
+      <w:lvlJc w:val="left"/>
+      <w:pPr>
+        <w:ind w:left="855" w:hanging="495"/>
       </w:pPr>
       <w:rPr>
-        <w:rFonts w:ascii="Courier New" w:hAnsi="Courier New" w:cs="Courier New" w:hint="default"/>
+        <w:rFonts w:hint="default"/>
       </w:rPr>
     </w:lvl>
-    <w:lvl w:ilvl="2" w:tplc="04190005" w:tentative="1">
-      <w:start w:val="1"/>
-      <w:numFmt w:val="bullet"/>
-      <w:lvlText w:val=""/>
-      <w:lvlJc w:val="left"/>
-      <w:pPr>
-        <w:ind w:left="2160" w:hanging="360"/>
+    <w:lvl w:ilvl="2">
+      <w:start w:val="1"/>
+      <w:numFmt w:val="decimal"/>
+      <w:isLgl/>
+      <w:lvlText w:val="%1.%2.%3."/>
+      <w:lvlJc w:val="left"/>
+      <w:pPr>
+        <w:ind w:left="1080" w:hanging="720"/>
       </w:pPr>
       <w:rPr>
-        <w:rFonts w:ascii="Wingdings" w:hAnsi="Wingdings" w:hint="default"/>
+        <w:rFonts w:hint="default"/>
       </w:rPr>
     </w:lvl>
-    <w:lvl w:ilvl="3" w:tplc="04190001" w:tentative="1">
-      <w:start w:val="1"/>
-      <w:numFmt w:val="bullet"/>
-      <w:lvlText w:val=""/>
-      <w:lvlJc w:val="left"/>
-      <w:pPr>
-        <w:ind w:left="2880" w:hanging="360"/>
+    <w:lvl w:ilvl="3">
+      <w:start w:val="1"/>
+      <w:numFmt w:val="decimal"/>
+      <w:isLgl/>
+      <w:lvlText w:val="%1.%2.%3.%4."/>
+      <w:lvlJc w:val="left"/>
+      <w:pPr>
+        <w:ind w:left="1080" w:hanging="720"/>
       </w:pPr>
       <w:rPr>
-        <w:rFonts w:ascii="Symbol" w:hAnsi="Symbol" w:hint="default"/>
+        <w:rFonts w:hint="default"/>
       </w:rPr>
     </w:lvl>
-    <w:lvl w:ilvl="4" w:tplc="04190003" w:tentative="1">
-      <w:start w:val="1"/>
-      <w:numFmt w:val="bullet"/>
-      <w:lvlText w:val="o"/>
-      <w:lvlJc w:val="left"/>
-      <w:pPr>
-        <w:ind w:left="3600" w:hanging="360"/>
+    <w:lvl w:ilvl="4">
+      <w:start w:val="1"/>
+      <w:numFmt w:val="decimal"/>
+      <w:isLgl/>
+      <w:lvlText w:val="%1.%2.%3.%4.%5."/>
+      <w:lvlJc w:val="left"/>
+      <w:pPr>
+        <w:ind w:left="1440" w:hanging="1080"/>
       </w:pPr>
       <w:rPr>
-        <w:rFonts w:ascii="Courier New" w:hAnsi="Courier New" w:cs="Courier New" w:hint="default"/>
+        <w:rFonts w:hint="default"/>
       </w:rPr>
     </w:lvl>
-    <w:lvl w:ilvl="5" w:tplc="04190005" w:tentative="1">
-      <w:start w:val="1"/>
-      <w:numFmt w:val="bullet"/>
-      <w:lvlText w:val=""/>
-      <w:lvlJc w:val="left"/>
-      <w:pPr>
-        <w:ind w:left="4320" w:hanging="360"/>
+    <w:lvl w:ilvl="5">
+      <w:start w:val="1"/>
+      <w:numFmt w:val="decimal"/>
+      <w:isLgl/>
+      <w:lvlText w:val="%1.%2.%3.%4.%5.%6."/>
+      <w:lvlJc w:val="left"/>
+      <w:pPr>
+        <w:ind w:left="1440" w:hanging="1080"/>
       </w:pPr>
       <w:rPr>
-        <w:rFonts w:ascii="Wingdings" w:hAnsi="Wingdings" w:hint="default"/>
+        <w:rFonts w:hint="default"/>
       </w:rPr>
     </w:lvl>
-    <w:lvl w:ilvl="6" w:tplc="04190001" w:tentative="1">
-      <w:start w:val="1"/>
-      <w:numFmt w:val="bullet"/>
-      <w:lvlText w:val=""/>
-      <w:lvlJc w:val="left"/>
-      <w:pPr>
-        <w:ind w:left="5040" w:hanging="360"/>
+    <w:lvl w:ilvl="6">
+      <w:start w:val="1"/>
+      <w:numFmt w:val="decimal"/>
+      <w:isLgl/>
+      <w:lvlText w:val="%1.%2.%3.%4.%5.%6.%7."/>
+      <w:lvlJc w:val="left"/>
+      <w:pPr>
+        <w:ind w:left="1800" w:hanging="1440"/>
       </w:pPr>
       <w:rPr>
-        <w:rFonts w:ascii="Symbol" w:hAnsi="Symbol" w:hint="default"/>
+        <w:rFonts w:hint="default"/>
       </w:rPr>
     </w:lvl>
-    <w:lvl w:ilvl="7" w:tplc="04190003" w:tentative="1">
-      <w:start w:val="1"/>
-      <w:numFmt w:val="bullet"/>
-      <w:lvlText w:val="o"/>
-      <w:lvlJc w:val="left"/>
-      <w:pPr>
-        <w:ind w:left="5760" w:hanging="360"/>
+    <w:lvl w:ilvl="7">
+      <w:start w:val="1"/>
+      <w:numFmt w:val="decimal"/>
+      <w:isLgl/>
+      <w:lvlText w:val="%1.%2.%3.%4.%5.%6.%7.%8."/>
+      <w:lvlJc w:val="left"/>
+      <w:pPr>
+        <w:ind w:left="1800" w:hanging="1440"/>
       </w:pPr>
       <w:rPr>
-        <w:rFonts w:ascii="Courier New" w:hAnsi="Courier New" w:cs="Courier New" w:hint="default"/>
+        <w:rFonts w:hint="default"/>
       </w:rPr>
     </w:lvl>
-    <w:lvl w:ilvl="8" w:tplc="04190005" w:tentative="1">
-      <w:start w:val="1"/>
-      <w:numFmt w:val="bullet"/>
-      <w:lvlText w:val=""/>
-      <w:lvlJc w:val="left"/>
-      <w:pPr>
-        <w:ind w:left="6480" w:hanging="360"/>
+    <w:lvl w:ilvl="8">
+      <w:start w:val="1"/>
+      <w:numFmt w:val="decimal"/>
+      <w:isLgl/>
+      <w:lvlText w:val="%1.%2.%3.%4.%5.%6.%7.%8.%9."/>
+      <w:lvlJc w:val="left"/>
+      <w:pPr>
+        <w:ind w:left="2160" w:hanging="1800"/>
       </w:pPr>
       <w:rPr>
-        <w:rFonts w:ascii="Wingdings" w:hAnsi="Wingdings" w:hint="default"/>
+        <w:rFonts w:hint="default"/>
       </w:rPr>
     </w:lvl>
   </w:abstractNum>
@@ -17109,6 +18176,129 @@
     </w:lvl>
   </w:abstractNum>
   <w:abstractNum w:abstractNumId="8" w15:restartNumberingAfterBreak="0">
+    <w:nsid w:val="21143637"/>
+    <w:multiLevelType w:val="hybridMultilevel"/>
+    <w:tmpl w:val="19DED336"/>
+    <w:lvl w:ilvl="0" w:tplc="63261B0E">
+      <w:start w:val="1"/>
+      <w:numFmt w:val="decimal"/>
+      <w:lvlText w:val="%1."/>
+      <w:lvlJc w:val="left"/>
+      <w:pPr>
+        <w:ind w:left="1340" w:hanging="360"/>
+        <w:jc w:val="left"/>
+      </w:pPr>
+      <w:rPr>
+        <w:rFonts w:ascii="Times New Roman" w:eastAsia="Times New Roman" w:hAnsi="Times New Roman" w:cs="Times New Roman" w:hint="default"/>
+        <w:b w:val="0"/>
+        <w:bCs w:val="0"/>
+        <w:i w:val="0"/>
+        <w:iCs w:val="0"/>
+        <w:spacing w:val="0"/>
+        <w:w w:val="99"/>
+        <w:sz w:val="28"/>
+        <w:szCs w:val="28"/>
+        <w:lang w:val="ru-RU" w:eastAsia="en-US" w:bidi="ar-SA"/>
+      </w:rPr>
+    </w:lvl>
+    <w:lvl w:ilvl="1" w:tplc="6FF69CF6">
+      <w:numFmt w:val="bullet"/>
+      <w:lvlText w:val="•"/>
+      <w:lvlJc w:val="left"/>
+      <w:pPr>
+        <w:ind w:left="2250" w:hanging="360"/>
+      </w:pPr>
+      <w:rPr>
+        <w:rFonts w:hint="default"/>
+        <w:lang w:val="ru-RU" w:eastAsia="en-US" w:bidi="ar-SA"/>
+      </w:rPr>
+    </w:lvl>
+    <w:lvl w:ilvl="2" w:tplc="040EE026">
+      <w:numFmt w:val="bullet"/>
+      <w:lvlText w:val="•"/>
+      <w:lvlJc w:val="left"/>
+      <w:pPr>
+        <w:ind w:left="3160" w:hanging="360"/>
+      </w:pPr>
+      <w:rPr>
+        <w:rFonts w:hint="default"/>
+        <w:lang w:val="ru-RU" w:eastAsia="en-US" w:bidi="ar-SA"/>
+      </w:rPr>
+    </w:lvl>
+    <w:lvl w:ilvl="3" w:tplc="CA327966">
+      <w:numFmt w:val="bullet"/>
+      <w:lvlText w:val="•"/>
+      <w:lvlJc w:val="left"/>
+      <w:pPr>
+        <w:ind w:left="4070" w:hanging="360"/>
+      </w:pPr>
+      <w:rPr>
+        <w:rFonts w:hint="default"/>
+        <w:lang w:val="ru-RU" w:eastAsia="en-US" w:bidi="ar-SA"/>
+      </w:rPr>
+    </w:lvl>
+    <w:lvl w:ilvl="4" w:tplc="C49C0FB2">
+      <w:numFmt w:val="bullet"/>
+      <w:lvlText w:val="•"/>
+      <w:lvlJc w:val="left"/>
+      <w:pPr>
+        <w:ind w:left="4980" w:hanging="360"/>
+      </w:pPr>
+      <w:rPr>
+        <w:rFonts w:hint="default"/>
+        <w:lang w:val="ru-RU" w:eastAsia="en-US" w:bidi="ar-SA"/>
+      </w:rPr>
+    </w:lvl>
+    <w:lvl w:ilvl="5" w:tplc="86AE334A">
+      <w:numFmt w:val="bullet"/>
+      <w:lvlText w:val="•"/>
+      <w:lvlJc w:val="left"/>
+      <w:pPr>
+        <w:ind w:left="5890" w:hanging="360"/>
+      </w:pPr>
+      <w:rPr>
+        <w:rFonts w:hint="default"/>
+        <w:lang w:val="ru-RU" w:eastAsia="en-US" w:bidi="ar-SA"/>
+      </w:rPr>
+    </w:lvl>
+    <w:lvl w:ilvl="6" w:tplc="F51E0E54">
+      <w:numFmt w:val="bullet"/>
+      <w:lvlText w:val="•"/>
+      <w:lvlJc w:val="left"/>
+      <w:pPr>
+        <w:ind w:left="6800" w:hanging="360"/>
+      </w:pPr>
+      <w:rPr>
+        <w:rFonts w:hint="default"/>
+        <w:lang w:val="ru-RU" w:eastAsia="en-US" w:bidi="ar-SA"/>
+      </w:rPr>
+    </w:lvl>
+    <w:lvl w:ilvl="7" w:tplc="33862D12">
+      <w:numFmt w:val="bullet"/>
+      <w:lvlText w:val="•"/>
+      <w:lvlJc w:val="left"/>
+      <w:pPr>
+        <w:ind w:left="7710" w:hanging="360"/>
+      </w:pPr>
+      <w:rPr>
+        <w:rFonts w:hint="default"/>
+        <w:lang w:val="ru-RU" w:eastAsia="en-US" w:bidi="ar-SA"/>
+      </w:rPr>
+    </w:lvl>
+    <w:lvl w:ilvl="8" w:tplc="99FE27B6">
+      <w:numFmt w:val="bullet"/>
+      <w:lvlText w:val="•"/>
+      <w:lvlJc w:val="left"/>
+      <w:pPr>
+        <w:ind w:left="8620" w:hanging="360"/>
+      </w:pPr>
+      <w:rPr>
+        <w:rFonts w:hint="default"/>
+        <w:lang w:val="ru-RU" w:eastAsia="en-US" w:bidi="ar-SA"/>
+      </w:rPr>
+    </w:lvl>
+  </w:abstractNum>
+  <w:abstractNum w:abstractNumId="9" w15:restartNumberingAfterBreak="0">
     <w:nsid w:val="27F17DD6"/>
     <w:multiLevelType w:val="hybridMultilevel"/>
     <w:tmpl w:val="7ABCF198"/>
@@ -17221,7 +18411,7 @@
       </w:rPr>
     </w:lvl>
   </w:abstractNum>
-  <w:abstractNum w:abstractNumId="9" w15:restartNumberingAfterBreak="0">
+  <w:abstractNum w:abstractNumId="10" w15:restartNumberingAfterBreak="0">
     <w:nsid w:val="28F90D19"/>
     <w:multiLevelType w:val="hybridMultilevel"/>
     <w:tmpl w:val="423C79B6"/>
@@ -17342,7 +18532,7 @@
       </w:rPr>
     </w:lvl>
   </w:abstractNum>
-  <w:abstractNum w:abstractNumId="10" w15:restartNumberingAfterBreak="0">
+  <w:abstractNum w:abstractNumId="11" w15:restartNumberingAfterBreak="0">
     <w:nsid w:val="2B273908"/>
     <w:multiLevelType w:val="hybridMultilevel"/>
     <w:tmpl w:val="3E6C364C"/>
@@ -17456,7 +18646,7 @@
       </w:rPr>
     </w:lvl>
   </w:abstractNum>
-  <w:abstractNum w:abstractNumId="11" w15:restartNumberingAfterBreak="0">
+  <w:abstractNum w:abstractNumId="12" w15:restartNumberingAfterBreak="0">
     <w:nsid w:val="2C6148F8"/>
     <w:multiLevelType w:val="hybridMultilevel"/>
     <w:tmpl w:val="25EEA97A"/>
@@ -17577,7 +18767,7 @@
       </w:rPr>
     </w:lvl>
   </w:abstractNum>
-  <w:abstractNum w:abstractNumId="12" w15:restartNumberingAfterBreak="0">
+  <w:abstractNum w:abstractNumId="13" w15:restartNumberingAfterBreak="0">
     <w:nsid w:val="2DD32D5E"/>
     <w:multiLevelType w:val="hybridMultilevel"/>
     <w:tmpl w:val="65A27BEC"/>
@@ -17690,7 +18880,7 @@
       </w:rPr>
     </w:lvl>
   </w:abstractNum>
-  <w:abstractNum w:abstractNumId="13" w15:restartNumberingAfterBreak="0">
+  <w:abstractNum w:abstractNumId="14" w15:restartNumberingAfterBreak="0">
     <w:nsid w:val="2FFA49BD"/>
     <w:multiLevelType w:val="hybridMultilevel"/>
     <w:tmpl w:val="1FF437F4"/>
@@ -17811,7 +19001,7 @@
       </w:rPr>
     </w:lvl>
   </w:abstractNum>
-  <w:abstractNum w:abstractNumId="14" w15:restartNumberingAfterBreak="0">
+  <w:abstractNum w:abstractNumId="15" w15:restartNumberingAfterBreak="0">
     <w:nsid w:val="321221A3"/>
     <w:multiLevelType w:val="multilevel"/>
     <w:tmpl w:val="503EB5F8"/>
@@ -17933,7 +19123,7 @@
       </w:rPr>
     </w:lvl>
   </w:abstractNum>
-  <w:abstractNum w:abstractNumId="15" w15:restartNumberingAfterBreak="0">
+  <w:abstractNum w:abstractNumId="16" w15:restartNumberingAfterBreak="0">
     <w:nsid w:val="4B431815"/>
     <w:multiLevelType w:val="multilevel"/>
     <w:tmpl w:val="503EB5F8"/>
@@ -18055,7 +19245,7 @@
       </w:rPr>
     </w:lvl>
   </w:abstractNum>
-  <w:abstractNum w:abstractNumId="16" w15:restartNumberingAfterBreak="0">
+  <w:abstractNum w:abstractNumId="17" w15:restartNumberingAfterBreak="0">
     <w:nsid w:val="4EA563EE"/>
     <w:multiLevelType w:val="hybridMultilevel"/>
     <w:tmpl w:val="DC00AA8A"/>
@@ -18176,7 +19366,7 @@
       </w:rPr>
     </w:lvl>
   </w:abstractNum>
-  <w:abstractNum w:abstractNumId="17" w15:restartNumberingAfterBreak="0">
+  <w:abstractNum w:abstractNumId="18" w15:restartNumberingAfterBreak="0">
     <w:nsid w:val="50592F89"/>
     <w:multiLevelType w:val="hybridMultilevel"/>
     <w:tmpl w:val="3FEEE56A"/>
@@ -18265,7 +19455,7 @@
       </w:pPr>
     </w:lvl>
   </w:abstractNum>
-  <w:abstractNum w:abstractNumId="18" w15:restartNumberingAfterBreak="0">
+  <w:abstractNum w:abstractNumId="19" w15:restartNumberingAfterBreak="0">
     <w:nsid w:val="516E3FF5"/>
     <w:multiLevelType w:val="hybridMultilevel"/>
     <w:tmpl w:val="A4EEE126"/>
@@ -18386,7 +19576,7 @@
       </w:rPr>
     </w:lvl>
   </w:abstractNum>
-  <w:abstractNum w:abstractNumId="19" w15:restartNumberingAfterBreak="0">
+  <w:abstractNum w:abstractNumId="20" w15:restartNumberingAfterBreak="0">
     <w:nsid w:val="5E814CCF"/>
     <w:multiLevelType w:val="hybridMultilevel"/>
     <w:tmpl w:val="804C71CE"/>
@@ -18472,7 +19662,7 @@
       </w:pPr>
     </w:lvl>
   </w:abstractNum>
-  <w:abstractNum w:abstractNumId="20" w15:restartNumberingAfterBreak="0">
+  <w:abstractNum w:abstractNumId="21" w15:restartNumberingAfterBreak="0">
     <w:nsid w:val="60C64F6C"/>
     <w:multiLevelType w:val="hybridMultilevel"/>
     <w:tmpl w:val="626AD300"/>
@@ -18593,7 +19783,7 @@
       </w:rPr>
     </w:lvl>
   </w:abstractNum>
-  <w:abstractNum w:abstractNumId="21" w15:restartNumberingAfterBreak="0">
+  <w:abstractNum w:abstractNumId="22" w15:restartNumberingAfterBreak="0">
     <w:nsid w:val="615B329F"/>
     <w:multiLevelType w:val="hybridMultilevel"/>
     <w:tmpl w:val="44C82170"/>
@@ -18714,7 +19904,7 @@
       </w:rPr>
     </w:lvl>
   </w:abstractNum>
-  <w:abstractNum w:abstractNumId="22" w15:restartNumberingAfterBreak="0">
+  <w:abstractNum w:abstractNumId="23" w15:restartNumberingAfterBreak="0">
     <w:nsid w:val="63A9199E"/>
     <w:multiLevelType w:val="multilevel"/>
     <w:tmpl w:val="09789D0C"/>
@@ -18835,7 +20025,7 @@
       </w:rPr>
     </w:lvl>
   </w:abstractNum>
-  <w:abstractNum w:abstractNumId="23" w15:restartNumberingAfterBreak="0">
+  <w:abstractNum w:abstractNumId="24" w15:restartNumberingAfterBreak="0">
     <w:nsid w:val="65FD6785"/>
     <w:multiLevelType w:val="multilevel"/>
     <w:tmpl w:val="621086EA"/>
@@ -18948,7 +20138,7 @@
       </w:rPr>
     </w:lvl>
   </w:abstractNum>
-  <w:abstractNum w:abstractNumId="24" w15:restartNumberingAfterBreak="0">
+  <w:abstractNum w:abstractNumId="25" w15:restartNumberingAfterBreak="0">
     <w:nsid w:val="68194CE5"/>
     <w:multiLevelType w:val="hybridMultilevel"/>
     <w:tmpl w:val="41D01454"/>
@@ -19034,7 +20224,7 @@
       </w:pPr>
     </w:lvl>
   </w:abstractNum>
-  <w:abstractNum w:abstractNumId="25" w15:restartNumberingAfterBreak="0">
+  <w:abstractNum w:abstractNumId="26" w15:restartNumberingAfterBreak="0">
     <w:nsid w:val="70F11B13"/>
     <w:multiLevelType w:val="hybridMultilevel"/>
     <w:tmpl w:val="A2681040"/>
@@ -19155,7 +20345,7 @@
       </w:rPr>
     </w:lvl>
   </w:abstractNum>
-  <w:abstractNum w:abstractNumId="26" w15:restartNumberingAfterBreak="0">
+  <w:abstractNum w:abstractNumId="27" w15:restartNumberingAfterBreak="0">
     <w:nsid w:val="79DF3508"/>
     <w:multiLevelType w:val="hybridMultilevel"/>
     <w:tmpl w:val="6D048A26"/>
@@ -19269,25 +20459,25 @@
     </w:lvl>
   </w:abstractNum>
   <w:num w:numId="1" w16cid:durableId="2128890002">
-    <w:abstractNumId w:val="14"/>
+    <w:abstractNumId w:val="15"/>
   </w:num>
   <w:num w:numId="2" w16cid:durableId="266235531">
     <w:abstractNumId w:val="7"/>
   </w:num>
   <w:num w:numId="3" w16cid:durableId="646738707">
-    <w:abstractNumId w:val="19"/>
+    <w:abstractNumId w:val="20"/>
   </w:num>
   <w:num w:numId="4" w16cid:durableId="1457068001">
-    <w:abstractNumId w:val="8"/>
+    <w:abstractNumId w:val="9"/>
   </w:num>
   <w:num w:numId="5" w16cid:durableId="1657684077">
-    <w:abstractNumId w:val="15"/>
+    <w:abstractNumId w:val="16"/>
   </w:num>
   <w:num w:numId="6" w16cid:durableId="771433102">
-    <w:abstractNumId w:val="12"/>
+    <w:abstractNumId w:val="13"/>
   </w:num>
   <w:num w:numId="7" w16cid:durableId="436951120">
-    <w:abstractNumId w:val="22"/>
+    <w:abstractNumId w:val="23"/>
   </w:num>
   <w:num w:numId="8" w16cid:durableId="110713978">
     <w:abstractNumId w:val="4"/>
@@ -19296,13 +20486,13 @@
     <w:abstractNumId w:val="2"/>
   </w:num>
   <w:num w:numId="10" w16cid:durableId="1558315270">
-    <w:abstractNumId w:val="23"/>
+    <w:abstractNumId w:val="24"/>
   </w:num>
   <w:num w:numId="11" w16cid:durableId="332954990">
     <w:abstractNumId w:val="0"/>
   </w:num>
   <w:num w:numId="12" w16cid:durableId="1732072172">
-    <w:abstractNumId w:val="9"/>
+    <w:abstractNumId w:val="10"/>
   </w:num>
   <w:num w:numId="13" w16cid:durableId="117335131">
     <w:abstractNumId w:val="3"/>
@@ -19311,43 +20501,46 @@
     <w:abstractNumId w:val="5"/>
   </w:num>
   <w:num w:numId="15" w16cid:durableId="1177115695">
-    <w:abstractNumId w:val="16"/>
+    <w:abstractNumId w:val="17"/>
   </w:num>
   <w:num w:numId="16" w16cid:durableId="1838880396">
-    <w:abstractNumId w:val="25"/>
+    <w:abstractNumId w:val="26"/>
   </w:num>
   <w:num w:numId="17" w16cid:durableId="2039236440">
     <w:abstractNumId w:val="6"/>
   </w:num>
   <w:num w:numId="18" w16cid:durableId="773018631">
-    <w:abstractNumId w:val="20"/>
+    <w:abstractNumId w:val="21"/>
   </w:num>
   <w:num w:numId="19" w16cid:durableId="1791320917">
-    <w:abstractNumId w:val="18"/>
+    <w:abstractNumId w:val="19"/>
   </w:num>
   <w:num w:numId="20" w16cid:durableId="547034599">
-    <w:abstractNumId w:val="11"/>
+    <w:abstractNumId w:val="12"/>
   </w:num>
   <w:num w:numId="21" w16cid:durableId="55667349">
-    <w:abstractNumId w:val="21"/>
+    <w:abstractNumId w:val="22"/>
   </w:num>
   <w:num w:numId="22" w16cid:durableId="1592856945">
-    <w:abstractNumId w:val="13"/>
+    <w:abstractNumId w:val="14"/>
   </w:num>
   <w:num w:numId="23" w16cid:durableId="1675451251">
-    <w:abstractNumId w:val="26"/>
+    <w:abstractNumId w:val="27"/>
   </w:num>
   <w:num w:numId="24" w16cid:durableId="1607737340">
     <w:abstractNumId w:val="1"/>
   </w:num>
   <w:num w:numId="25" w16cid:durableId="916210977">
-    <w:abstractNumId w:val="24"/>
+    <w:abstractNumId w:val="25"/>
   </w:num>
   <w:num w:numId="26" w16cid:durableId="1568346076">
-    <w:abstractNumId w:val="10"/>
+    <w:abstractNumId w:val="11"/>
   </w:num>
   <w:num w:numId="27" w16cid:durableId="1330055792">
-    <w:abstractNumId w:val="17"/>
+    <w:abstractNumId w:val="18"/>
+  </w:num>
+  <w:num w:numId="28" w16cid:durableId="1308123774">
+    <w:abstractNumId w:val="8"/>
   </w:num>
   <w:numIdMacAtCleanup w:val="8"/>
 </w:numbering>
@@ -19552,7 +20745,7 @@
     <w:lsdException w:name="Medium Shading 2 Accent 1" w:uiPriority="64"/>
     <w:lsdException w:name="Medium List 1 Accent 1" w:uiPriority="65"/>
     <w:lsdException w:name="Revision" w:semiHidden="1"/>
-    <w:lsdException w:name="List Paragraph" w:uiPriority="34" w:qFormat="1"/>
+    <w:lsdException w:name="List Paragraph" w:uiPriority="1" w:qFormat="1"/>
     <w:lsdException w:name="Quote" w:uiPriority="29" w:qFormat="1"/>
     <w:lsdException w:name="Intense Quote" w:uiPriority="30" w:qFormat="1"/>
     <w:lsdException w:name="Medium List 2 Accent 1" w:uiPriority="66"/>
@@ -19801,6 +20994,7 @@
   <w:style w:type="character" w:default="1" w:styleId="a0">
     <w:name w:val="Default Paragraph Font"/>
     <w:uiPriority w:val="1"/>
+    <w:semiHidden/>
     <w:unhideWhenUsed/>
   </w:style>
   <w:style w:type="table" w:default="1" w:styleId="a1">
@@ -19827,7 +21021,7 @@
   <w:style w:type="paragraph" w:styleId="a3">
     <w:name w:val="List Paragraph"/>
     <w:basedOn w:val="a"/>
-    <w:uiPriority w:val="34"/>
+    <w:uiPriority w:val="1"/>
     <w:qFormat/>
     <w:rsid w:val="007E7D29"/>
     <w:pPr>
@@ -20154,6 +21348,18 @@
       <w14:ligatures w14:val="none"/>
     </w:rPr>
   </w:style>
+  <w:style w:type="character" w:styleId="af3">
+    <w:name w:val="Unresolved Mention"/>
+    <w:basedOn w:val="a0"/>
+    <w:uiPriority w:val="99"/>
+    <w:semiHidden/>
+    <w:unhideWhenUsed/>
+    <w:rsid w:val="005A3B72"/>
+    <w:rPr>
+      <w:color w:val="605E5C"/>
+      <w:shd w:val="clear" w:color="auto" w:fill="E1DFDD"/>
+    </w:rPr>
+  </w:style>
 </w:styles>
 </file>
 

--- a/записка1.docx
+++ b/записка1.docx
@@ -7452,7 +7452,7 @@
           <w:lang w:eastAsia="ru-RU"/>
         </w:rPr>
         <w:drawing>
-          <wp:anchor distT="0" distB="0" distL="114300" distR="114300" simplePos="0" relativeHeight="251661312" behindDoc="1" locked="0" layoutInCell="1" allowOverlap="1" wp14:anchorId="25C0D4F0" wp14:editId="27CD7E8A">
+          <wp:anchor distT="0" distB="0" distL="114300" distR="114300" simplePos="0" relativeHeight="251661312" behindDoc="1" locked="0" layoutInCell="1" allowOverlap="1" wp14:anchorId="25C0D4F0" wp14:editId="22158AFE">
             <wp:simplePos x="0" y="0"/>
             <wp:positionH relativeFrom="margin">
               <wp:posOffset>1558290</wp:posOffset>
@@ -7704,7 +7704,7 @@
           <w:lang w:eastAsia="ru-RU"/>
         </w:rPr>
         <w:drawing>
-          <wp:anchor distT="0" distB="0" distL="114300" distR="114300" simplePos="0" relativeHeight="251662336" behindDoc="0" locked="0" layoutInCell="1" allowOverlap="1" wp14:anchorId="7EE622B5" wp14:editId="1EA0F09F">
+          <wp:anchor distT="0" distB="0" distL="114300" distR="114300" simplePos="0" relativeHeight="251662336" behindDoc="0" locked="0" layoutInCell="1" allowOverlap="1" wp14:anchorId="7EE622B5" wp14:editId="4470450B">
             <wp:simplePos x="0" y="0"/>
             <wp:positionH relativeFrom="page">
               <wp:align>center</wp:align>
@@ -8092,7 +8092,7 @@
           <w:lang w:eastAsia="ru-RU"/>
         </w:rPr>
         <w:drawing>
-          <wp:anchor distT="0" distB="0" distL="114300" distR="114300" simplePos="0" relativeHeight="251663360" behindDoc="0" locked="0" layoutInCell="1" allowOverlap="1" wp14:anchorId="43E55521" wp14:editId="7148811E">
+          <wp:anchor distT="0" distB="0" distL="114300" distR="114300" simplePos="0" relativeHeight="251663360" behindDoc="0" locked="0" layoutInCell="1" allowOverlap="1" wp14:anchorId="43E55521" wp14:editId="4679A9B4">
             <wp:simplePos x="0" y="0"/>
             <wp:positionH relativeFrom="margin">
               <wp:posOffset>1880220</wp:posOffset>
@@ -8800,7 +8800,7 @@
           <w:lang w:eastAsia="ru-RU"/>
         </w:rPr>
         <w:drawing>
-          <wp:anchor distT="0" distB="0" distL="114300" distR="114300" simplePos="0" relativeHeight="251665408" behindDoc="0" locked="0" layoutInCell="1" allowOverlap="1" wp14:anchorId="2F96803B" wp14:editId="0626EEB9">
+          <wp:anchor distT="0" distB="0" distL="114300" distR="114300" simplePos="0" relativeHeight="251665408" behindDoc="0" locked="0" layoutInCell="1" allowOverlap="1" wp14:anchorId="2F96803B" wp14:editId="4CB13CE3">
             <wp:simplePos x="0" y="0"/>
             <wp:positionH relativeFrom="margin">
               <wp:posOffset>1885950</wp:posOffset>
@@ -9389,7 +9389,23 @@
           <w:sz w:val="28"/>
           <w:szCs w:val="28"/>
         </w:rPr>
-        <w:t xml:space="preserve">, его самочувствии, стиле и образе жизни, желаниях и стремлениях. Также приложение получает инструкции о работе напоминаний и уведомлений, </w:t>
+        <w:t>, его самочувствии, стиле и образе жизни, желаниях и стремлениях. Также приложение п</w:t>
+      </w:r>
+      <w:r>
+        <w:rPr>
+          <w:rFonts w:ascii="Times New Roman" w:hAnsi="Times New Roman" w:cs="Times New Roman"/>
+          <w:sz w:val="28"/>
+          <w:szCs w:val="28"/>
+        </w:rPr>
+        <w:t>ринимает</w:t>
+      </w:r>
+      <w:r>
+        <w:rPr>
+          <w:rFonts w:ascii="Times New Roman" w:hAnsi="Times New Roman" w:cs="Times New Roman"/>
+          <w:sz w:val="28"/>
+          <w:szCs w:val="28"/>
+        </w:rPr>
+        <w:t xml:space="preserve"> инструкции о работе напоминаний и уведомлений, </w:t>
       </w:r>
       <w:r>
         <w:rPr>
@@ -9478,7 +9494,7 @@
     <w:p>
       <w:pPr>
         <w:spacing w:after="0" w:line="360" w:lineRule="auto"/>
-        <w:ind w:left="284" w:firstLine="709"/>
+        <w:ind w:firstLine="709"/>
         <w:jc w:val="both"/>
         <w:rPr>
           <w:rFonts w:ascii="Times New Roman" w:hAnsi="Times New Roman" w:cs="Times New Roman"/>
@@ -9823,7 +9839,23 @@
           <w:sz w:val="28"/>
           <w:lang w:val="ru-RU"/>
         </w:rPr>
-        <w:t>Для модуля трекера и привычек понадобятся две сущности: Трекеры и Иконки. Пользователи будут создавать Трекеры и добавлять несколько Иконок для обозначения состояния</w:t>
+        <w:t>Для модуля трекера и привычек понадобятся две сущности: Трекеры и Иконки. Пользователи будут создавать Трекеры</w:t>
+      </w:r>
+      <w:r>
+        <w:rPr>
+          <w:rFonts w:ascii="Times New Roman" w:hAnsi="Times New Roman" w:cs="Times New Roman"/>
+          <w:sz w:val="28"/>
+          <w:lang w:val="ru-RU"/>
+        </w:rPr>
+        <w:t xml:space="preserve"> привычек</w:t>
+      </w:r>
+      <w:r>
+        <w:rPr>
+          <w:rFonts w:ascii="Times New Roman" w:hAnsi="Times New Roman" w:cs="Times New Roman"/>
+          <w:sz w:val="28"/>
+          <w:lang w:val="ru-RU"/>
+        </w:rPr>
+        <w:t xml:space="preserve"> и добавлять несколько Иконок для обозначения состояния</w:t>
       </w:r>
       <w:r>
         <w:rPr>
@@ -9947,7 +9979,23 @@
           <w:sz w:val="28"/>
           <w:lang w:val="ru-RU"/>
         </w:rPr>
-        <w:t>, использовать для описания Шаблон, прикладывать Список задач и добавлять в него Задачи.</w:t>
+        <w:t xml:space="preserve">, использовать для описания Шаблон, прикладывать Список </w:t>
+      </w:r>
+      <w:r>
+        <w:rPr>
+          <w:rFonts w:ascii="Times New Roman" w:hAnsi="Times New Roman" w:cs="Times New Roman"/>
+          <w:sz w:val="28"/>
+          <w:lang w:val="ru-RU"/>
+        </w:rPr>
+        <w:t>дел</w:t>
+      </w:r>
+      <w:r>
+        <w:rPr>
+          <w:rFonts w:ascii="Times New Roman" w:hAnsi="Times New Roman" w:cs="Times New Roman"/>
+          <w:sz w:val="28"/>
+          <w:lang w:val="ru-RU"/>
+        </w:rPr>
+        <w:t xml:space="preserve"> и добавлять в него Задачи.</w:t>
       </w:r>
     </w:p>
     <w:p>
@@ -9999,7 +10047,23 @@
           <w:sz w:val="28"/>
           <w:lang w:val="ru-RU"/>
         </w:rPr>
-        <w:t xml:space="preserve">ользователю приходят Напоминания о его Целях и других важных задачах. </w:t>
+        <w:t>ользователю приходят Напоминания о его Целях</w:t>
+      </w:r>
+      <w:r>
+        <w:rPr>
+          <w:rFonts w:ascii="Times New Roman" w:hAnsi="Times New Roman" w:cs="Times New Roman"/>
+          <w:sz w:val="28"/>
+          <w:lang w:val="ru-RU"/>
+        </w:rPr>
+        <w:t>, привычках</w:t>
+      </w:r>
+      <w:r>
+        <w:rPr>
+          <w:rFonts w:ascii="Times New Roman" w:hAnsi="Times New Roman" w:cs="Times New Roman"/>
+          <w:sz w:val="28"/>
+          <w:lang w:val="ru-RU"/>
+        </w:rPr>
+        <w:t xml:space="preserve"> и важных задачах. </w:t>
       </w:r>
       <w:r>
         <w:rPr>
@@ -10051,15 +10115,7 @@
           <w:sz w:val="28"/>
           <w:lang w:val="ru-RU"/>
         </w:rPr>
-        <w:t xml:space="preserve">в </w:t>
-      </w:r>
-      <w:r>
-        <w:rPr>
-          <w:rFonts w:ascii="Times New Roman" w:hAnsi="Times New Roman" w:cs="Times New Roman"/>
-          <w:sz w:val="28"/>
-          <w:lang w:val="ru-RU"/>
-        </w:rPr>
-        <w:t>Понравившиеся</w:t>
+        <w:t>в Понравившиеся</w:t>
       </w:r>
       <w:r>
         <w:rPr>
@@ -10472,6 +10528,28 @@
     </w:p>
     <w:p>
       <w:pPr>
+        <w:pStyle w:val="a3"/>
+        <w:numPr>
+          <w:ilvl w:val="0"/>
+          <w:numId w:val="11"/>
+        </w:numPr>
+        <w:spacing w:after="0" w:line="360" w:lineRule="auto"/>
+        <w:jc w:val="both"/>
+        <w:rPr>
+          <w:rFonts w:ascii="Times New Roman" w:hAnsi="Times New Roman" w:cs="Times New Roman"/>
+          <w:sz w:val="28"/>
+        </w:rPr>
+      </w:pPr>
+      <w:r>
+        <w:rPr>
+          <w:rFonts w:ascii="Times New Roman" w:hAnsi="Times New Roman" w:cs="Times New Roman"/>
+          <w:sz w:val="28"/>
+        </w:rPr>
+        <w:t xml:space="preserve">Удаленность. Активен ли профиль пользователя или находится в процессе удаления. </w:t>
+      </w:r>
+    </w:p>
+    <w:p>
+      <w:pPr>
         <w:spacing w:after="0" w:line="360" w:lineRule="auto"/>
         <w:ind w:firstLine="709"/>
         <w:jc w:val="both"/>
@@ -10747,6 +10825,7 @@
           <w:rFonts w:ascii="Times New Roman" w:hAnsi="Times New Roman" w:cs="Times New Roman"/>
           <w:sz w:val="28"/>
         </w:rPr>
+        <w:lastRenderedPageBreak/>
         <w:t>Название</w:t>
       </w:r>
       <w:r>
@@ -10805,7 +10884,6 @@
           <w:rFonts w:ascii="Times New Roman" w:hAnsi="Times New Roman" w:cs="Times New Roman"/>
           <w:sz w:val="28"/>
         </w:rPr>
-        <w:lastRenderedPageBreak/>
         <w:t>Цвет</w:t>
       </w:r>
       <w:r>
@@ -10977,23 +11055,7 @@
           <w:sz w:val="28"/>
           <w:lang w:val="ru-RU"/>
         </w:rPr>
-        <w:t xml:space="preserve">Темы для </w:t>
-      </w:r>
-      <w:r>
-        <w:rPr>
-          <w:rFonts w:ascii="Times New Roman" w:hAnsi="Times New Roman" w:cs="Times New Roman"/>
-          <w:sz w:val="28"/>
-          <w:lang w:val="ru-RU"/>
-        </w:rPr>
-        <w:t>заметок</w:t>
-      </w:r>
-      <w:r>
-        <w:rPr>
-          <w:rFonts w:ascii="Times New Roman" w:hAnsi="Times New Roman" w:cs="Times New Roman"/>
-          <w:sz w:val="28"/>
-          <w:lang w:val="ru-RU"/>
-        </w:rPr>
-        <w:t>:</w:t>
+        <w:t>Темы для заметок:</w:t>
       </w:r>
     </w:p>
     <w:p>
@@ -11171,7 +11233,23 @@
           <w:sz w:val="28"/>
           <w:lang w:val="ru-RU"/>
         </w:rPr>
-        <w:t>Список задач:</w:t>
+        <w:t>Спис</w:t>
+      </w:r>
+      <w:r>
+        <w:rPr>
+          <w:rFonts w:ascii="Times New Roman" w:hAnsi="Times New Roman" w:cs="Times New Roman"/>
+          <w:sz w:val="28"/>
+          <w:lang w:val="ru-RU"/>
+        </w:rPr>
+        <w:t>ки</w:t>
+      </w:r>
+      <w:r>
+        <w:rPr>
+          <w:rFonts w:ascii="Times New Roman" w:hAnsi="Times New Roman" w:cs="Times New Roman"/>
+          <w:sz w:val="28"/>
+          <w:lang w:val="ru-RU"/>
+        </w:rPr>
+        <w:t xml:space="preserve"> задач:</w:t>
       </w:r>
     </w:p>
     <w:p>
@@ -11436,6 +11514,7 @@
           <w:rFonts w:ascii="Times New Roman" w:hAnsi="Times New Roman" w:cs="Times New Roman"/>
           <w:sz w:val="28"/>
         </w:rPr>
+        <w:lastRenderedPageBreak/>
         <w:t>Название</w:t>
       </w:r>
       <w:r>
@@ -11501,7 +11580,6 @@
           <w:rFonts w:ascii="Times New Roman" w:hAnsi="Times New Roman" w:cs="Times New Roman"/>
           <w:sz w:val="28"/>
         </w:rPr>
-        <w:lastRenderedPageBreak/>
         <w:t>Периодичность</w:t>
       </w:r>
       <w:r>
@@ -12184,7 +12262,22 @@
           <w:rFonts w:ascii="Times New Roman" w:hAnsi="Times New Roman" w:cs="Times New Roman"/>
           <w:sz w:val="28"/>
         </w:rPr>
-        <w:t>Дата.</w:t>
+        <w:lastRenderedPageBreak/>
+        <w:t>Дата</w:t>
+      </w:r>
+      <w:r>
+        <w:rPr>
+          <w:rFonts w:ascii="Times New Roman" w:hAnsi="Times New Roman" w:cs="Times New Roman"/>
+          <w:sz w:val="28"/>
+        </w:rPr>
+        <w:t xml:space="preserve"> добавления статьи в избранное</w:t>
+      </w:r>
+      <w:r>
+        <w:rPr>
+          <w:rFonts w:ascii="Times New Roman" w:hAnsi="Times New Roman" w:cs="Times New Roman"/>
+          <w:sz w:val="28"/>
+        </w:rPr>
+        <w:t>.</w:t>
       </w:r>
     </w:p>
     <w:p>
@@ -12204,7 +12297,7 @@
           <w:sz w:val="28"/>
           <w:lang w:val="ru-RU"/>
         </w:rPr>
-        <w:t>Лайки</w:t>
+        <w:t>Понравившиеся</w:t>
       </w:r>
       <w:r>
         <w:rPr>
@@ -12234,8 +12327,35 @@
           <w:rFonts w:ascii="Times New Roman" w:hAnsi="Times New Roman" w:cs="Times New Roman"/>
           <w:sz w:val="28"/>
         </w:rPr>
-        <w:lastRenderedPageBreak/>
-        <w:t>Дата.</w:t>
+        <w:t>Дата</w:t>
+      </w:r>
+      <w:r>
+        <w:rPr>
+          <w:rFonts w:ascii="Times New Roman" w:hAnsi="Times New Roman" w:cs="Times New Roman"/>
+          <w:sz w:val="28"/>
+        </w:rPr>
+        <w:t xml:space="preserve"> </w:t>
+      </w:r>
+      <w:r>
+        <w:rPr>
+          <w:rFonts w:ascii="Times New Roman" w:hAnsi="Times New Roman" w:cs="Times New Roman"/>
+          <w:sz w:val="28"/>
+        </w:rPr>
+        <w:t xml:space="preserve">добавления статьи в </w:t>
+      </w:r>
+      <w:r>
+        <w:rPr>
+          <w:rFonts w:ascii="Times New Roman" w:hAnsi="Times New Roman" w:cs="Times New Roman"/>
+          <w:sz w:val="28"/>
+        </w:rPr>
+        <w:t>понравившиеся</w:t>
+      </w:r>
+      <w:r>
+        <w:rPr>
+          <w:rFonts w:ascii="Times New Roman" w:hAnsi="Times New Roman" w:cs="Times New Roman"/>
+          <w:sz w:val="28"/>
+        </w:rPr>
+        <w:t>.</w:t>
       </w:r>
     </w:p>
     <w:p>
@@ -12611,6 +12731,7 @@
       </w:pPr>
       <w:bookmarkStart w:id="31" w:name="_Toc225374399"/>
       <w:r>
+        <w:lastRenderedPageBreak/>
         <w:t>2.</w:t>
       </w:r>
       <w:r>
@@ -12669,7 +12790,7 @@
         <w:pStyle w:val="-"/>
         <w:numPr>
           <w:ilvl w:val="0"/>
-          <w:numId w:val="10"/>
+          <w:numId w:val="29"/>
         </w:numPr>
       </w:pPr>
       <w:bookmarkStart w:id="32" w:name="_Toc225374400"/>
@@ -12818,7 +12939,7 @@
         <w:pStyle w:val="-"/>
         <w:numPr>
           <w:ilvl w:val="0"/>
-          <w:numId w:val="10"/>
+          <w:numId w:val="29"/>
         </w:numPr>
       </w:pPr>
       <w:bookmarkStart w:id="33" w:name="_Toc225374401"/>
@@ -12827,207 +12948,6 @@
         <w:t>Физическая структура базы данных</w:t>
       </w:r>
       <w:bookmarkEnd w:id="33"/>
-    </w:p>
-    <w:p>
-      <w:pPr>
-        <w:spacing w:after="0" w:line="360" w:lineRule="auto"/>
-        <w:ind w:firstLine="709"/>
-        <w:rPr>
-          <w:rFonts w:ascii="Times New Roman" w:hAnsi="Times New Roman" w:cs="Times New Roman"/>
-          <w:sz w:val="28"/>
-          <w:szCs w:val="28"/>
-          <w:lang w:val="ru-RU"/>
-        </w:rPr>
-      </w:pPr>
-      <w:r>
-        <w:rPr>
-          <w:rFonts w:ascii="Times New Roman" w:hAnsi="Times New Roman" w:cs="Times New Roman"/>
-          <w:sz w:val="28"/>
-          <w:szCs w:val="28"/>
-          <w:lang w:val="ru-RU"/>
-        </w:rPr>
-        <w:t>Построим физическую модель базы данных.</w:t>
-      </w:r>
-    </w:p>
-    <w:p>
-      <w:pPr>
-        <w:spacing w:after="0" w:line="360" w:lineRule="auto"/>
-        <w:ind w:firstLine="709"/>
-        <w:rPr>
-          <w:rFonts w:ascii="Times New Roman" w:hAnsi="Times New Roman" w:cs="Times New Roman"/>
-          <w:sz w:val="28"/>
-          <w:szCs w:val="28"/>
-          <w:lang w:val="ru-RU"/>
-        </w:rPr>
-      </w:pPr>
-      <w:r>
-        <w:rPr>
-          <w:rFonts w:ascii="Times New Roman" w:hAnsi="Times New Roman" w:cs="Times New Roman"/>
-          <w:sz w:val="28"/>
-          <w:szCs w:val="28"/>
-          <w:lang w:val="ru-RU"/>
-        </w:rPr>
-        <w:t>Определим типы данных для атрибутов</w:t>
-      </w:r>
-      <w:r>
-        <w:rPr>
-          <w:rFonts w:ascii="Times New Roman" w:hAnsi="Times New Roman" w:cs="Times New Roman"/>
-          <w:sz w:val="28"/>
-          <w:szCs w:val="28"/>
-          <w:lang w:val="ru-RU"/>
-        </w:rPr>
-        <w:t xml:space="preserve"> всех таблиц. Первичные ключи будут двух типов: составные во вспомогательных таблицах и целочисленных в основных сущностях. Используем </w:t>
-      </w:r>
-      <w:proofErr w:type="spellStart"/>
-      <w:r>
-        <w:rPr>
-          <w:rFonts w:ascii="Times New Roman" w:hAnsi="Times New Roman" w:cs="Times New Roman"/>
-          <w:sz w:val="28"/>
-          <w:szCs w:val="28"/>
-        </w:rPr>
-        <w:t>nvarchar</w:t>
-      </w:r>
-      <w:proofErr w:type="spellEnd"/>
-      <w:r>
-        <w:rPr>
-          <w:rFonts w:ascii="Times New Roman" w:hAnsi="Times New Roman" w:cs="Times New Roman"/>
-          <w:sz w:val="28"/>
-          <w:szCs w:val="28"/>
-          <w:lang w:val="ru-RU"/>
-        </w:rPr>
-        <w:t xml:space="preserve"> для строковых данных, </w:t>
-      </w:r>
-      <w:r>
-        <w:rPr>
-          <w:rFonts w:ascii="Times New Roman" w:hAnsi="Times New Roman" w:cs="Times New Roman"/>
-          <w:sz w:val="28"/>
-          <w:szCs w:val="28"/>
-        </w:rPr>
-        <w:t>bit</w:t>
-      </w:r>
-      <w:r>
-        <w:rPr>
-          <w:rFonts w:ascii="Times New Roman" w:hAnsi="Times New Roman" w:cs="Times New Roman"/>
-          <w:sz w:val="28"/>
-          <w:szCs w:val="28"/>
-          <w:lang w:val="ru-RU"/>
-        </w:rPr>
-        <w:t xml:space="preserve"> для логических, </w:t>
-      </w:r>
-      <w:r>
-        <w:rPr>
-          <w:rFonts w:ascii="Times New Roman" w:hAnsi="Times New Roman" w:cs="Times New Roman"/>
-          <w:sz w:val="28"/>
-          <w:szCs w:val="28"/>
-        </w:rPr>
-        <w:t>date</w:t>
-      </w:r>
-      <w:r>
-        <w:rPr>
-          <w:rFonts w:ascii="Times New Roman" w:hAnsi="Times New Roman" w:cs="Times New Roman"/>
-          <w:sz w:val="28"/>
-          <w:szCs w:val="28"/>
-          <w:lang w:val="ru-RU"/>
-        </w:rPr>
-        <w:t xml:space="preserve">, </w:t>
-      </w:r>
-      <w:r>
-        <w:rPr>
-          <w:rFonts w:ascii="Times New Roman" w:hAnsi="Times New Roman" w:cs="Times New Roman"/>
-          <w:sz w:val="28"/>
-          <w:szCs w:val="28"/>
-        </w:rPr>
-        <w:t>time</w:t>
-      </w:r>
-      <w:r>
-        <w:rPr>
-          <w:rFonts w:ascii="Times New Roman" w:hAnsi="Times New Roman" w:cs="Times New Roman"/>
-          <w:sz w:val="28"/>
-          <w:szCs w:val="28"/>
-          <w:lang w:val="ru-RU"/>
-        </w:rPr>
-        <w:t xml:space="preserve"> </w:t>
-      </w:r>
-      <w:r>
-        <w:rPr>
-          <w:rFonts w:ascii="Times New Roman" w:hAnsi="Times New Roman" w:cs="Times New Roman"/>
-          <w:sz w:val="28"/>
-          <w:szCs w:val="28"/>
-          <w:lang w:val="ru-RU"/>
-        </w:rPr>
-        <w:t xml:space="preserve">и </w:t>
-      </w:r>
-      <w:r>
-        <w:rPr>
-          <w:rFonts w:ascii="Times New Roman" w:hAnsi="Times New Roman" w:cs="Times New Roman"/>
-          <w:sz w:val="28"/>
-          <w:szCs w:val="28"/>
-        </w:rPr>
-        <w:t>datetime</w:t>
-      </w:r>
-      <w:r>
-        <w:rPr>
-          <w:rFonts w:ascii="Times New Roman" w:hAnsi="Times New Roman" w:cs="Times New Roman"/>
-          <w:sz w:val="28"/>
-          <w:szCs w:val="28"/>
-          <w:lang w:val="ru-RU"/>
-        </w:rPr>
-        <w:t xml:space="preserve"> </w:t>
-      </w:r>
-      <w:r>
-        <w:rPr>
-          <w:rFonts w:ascii="Times New Roman" w:hAnsi="Times New Roman" w:cs="Times New Roman"/>
-          <w:sz w:val="28"/>
-          <w:szCs w:val="28"/>
-          <w:lang w:val="ru-RU"/>
-        </w:rPr>
-        <w:t xml:space="preserve">для хранения дат и времени, </w:t>
-      </w:r>
-      <w:proofErr w:type="spellStart"/>
-      <w:r>
-        <w:rPr>
-          <w:rFonts w:ascii="Times New Roman" w:hAnsi="Times New Roman" w:cs="Times New Roman"/>
-          <w:sz w:val="28"/>
-          <w:szCs w:val="28"/>
-        </w:rPr>
-        <w:t>varbinary</w:t>
-      </w:r>
-      <w:proofErr w:type="spellEnd"/>
-      <w:r>
-        <w:rPr>
-          <w:rFonts w:ascii="Times New Roman" w:hAnsi="Times New Roman" w:cs="Times New Roman"/>
-          <w:sz w:val="28"/>
-          <w:szCs w:val="28"/>
-          <w:lang w:val="ru-RU"/>
-        </w:rPr>
-        <w:t>(</w:t>
-      </w:r>
-      <w:r>
-        <w:rPr>
-          <w:rFonts w:ascii="Times New Roman" w:hAnsi="Times New Roman" w:cs="Times New Roman"/>
-          <w:sz w:val="28"/>
-          <w:szCs w:val="28"/>
-        </w:rPr>
-        <w:t>max</w:t>
-      </w:r>
-      <w:r>
-        <w:rPr>
-          <w:rFonts w:ascii="Times New Roman" w:hAnsi="Times New Roman" w:cs="Times New Roman"/>
-          <w:sz w:val="28"/>
-          <w:szCs w:val="28"/>
-          <w:lang w:val="ru-RU"/>
-        </w:rPr>
-        <w:t>)</w:t>
-      </w:r>
-      <w:r>
-        <w:rPr>
-          <w:rFonts w:ascii="Times New Roman" w:hAnsi="Times New Roman" w:cs="Times New Roman"/>
-          <w:sz w:val="28"/>
-          <w:szCs w:val="28"/>
-          <w:lang w:val="ru-RU"/>
-        </w:rPr>
-        <w:t xml:space="preserve"> – для изображений и файлов.</w:t>
-      </w:r>
     </w:p>
     <w:p>
       <w:pPr>
@@ -13048,16 +12968,244 @@
           <w:szCs w:val="28"/>
           <w:lang w:val="ru-RU"/>
         </w:rPr>
-        <w:t xml:space="preserve">Готовую диаграмму см. в Приложении </w:t>
-      </w:r>
-      <w:r>
-        <w:rPr>
-          <w:rFonts w:ascii="Times New Roman" w:hAnsi="Times New Roman" w:cs="Times New Roman"/>
-          <w:sz w:val="28"/>
-          <w:szCs w:val="28"/>
-          <w:lang w:val="ru-RU"/>
-        </w:rPr>
-        <w:t>5</w:t>
+        <w:t>Построим физическую модель базы данных.</w:t>
+      </w:r>
+    </w:p>
+    <w:p>
+      <w:pPr>
+        <w:spacing w:after="0" w:line="360" w:lineRule="auto"/>
+        <w:ind w:firstLine="709"/>
+        <w:jc w:val="both"/>
+        <w:rPr>
+          <w:rFonts w:ascii="Times New Roman" w:hAnsi="Times New Roman" w:cs="Times New Roman"/>
+          <w:sz w:val="28"/>
+          <w:szCs w:val="28"/>
+          <w:lang w:val="ru-RU"/>
+        </w:rPr>
+      </w:pPr>
+      <w:r>
+        <w:rPr>
+          <w:rFonts w:ascii="Times New Roman" w:hAnsi="Times New Roman" w:cs="Times New Roman"/>
+          <w:sz w:val="28"/>
+          <w:szCs w:val="28"/>
+          <w:lang w:val="ru-RU"/>
+        </w:rPr>
+        <w:t>Определим типы данных для атрибутов</w:t>
+      </w:r>
+      <w:r>
+        <w:rPr>
+          <w:rFonts w:ascii="Times New Roman" w:hAnsi="Times New Roman" w:cs="Times New Roman"/>
+          <w:sz w:val="28"/>
+          <w:szCs w:val="28"/>
+          <w:lang w:val="ru-RU"/>
+        </w:rPr>
+        <w:t xml:space="preserve"> всех таблиц. Первичные ключи будут двух типов: составные во вспомогательных таблицах и целочисленны</w:t>
+      </w:r>
+      <w:r>
+        <w:rPr>
+          <w:rFonts w:ascii="Times New Roman" w:hAnsi="Times New Roman" w:cs="Times New Roman"/>
+          <w:sz w:val="28"/>
+          <w:szCs w:val="28"/>
+          <w:lang w:val="ru-RU"/>
+        </w:rPr>
+        <w:t>е</w:t>
+      </w:r>
+      <w:r>
+        <w:rPr>
+          <w:rFonts w:ascii="Times New Roman" w:hAnsi="Times New Roman" w:cs="Times New Roman"/>
+          <w:sz w:val="28"/>
+          <w:szCs w:val="28"/>
+          <w:lang w:val="ru-RU"/>
+        </w:rPr>
+        <w:t xml:space="preserve"> в основных сущностях. Используем </w:t>
+      </w:r>
+      <w:proofErr w:type="spellStart"/>
+      <w:r>
+        <w:rPr>
+          <w:rFonts w:ascii="Times New Roman" w:hAnsi="Times New Roman" w:cs="Times New Roman"/>
+          <w:sz w:val="28"/>
+          <w:szCs w:val="28"/>
+        </w:rPr>
+        <w:t>nvarchar</w:t>
+      </w:r>
+      <w:proofErr w:type="spellEnd"/>
+      <w:r>
+        <w:rPr>
+          <w:rFonts w:ascii="Times New Roman" w:hAnsi="Times New Roman" w:cs="Times New Roman"/>
+          <w:sz w:val="28"/>
+          <w:szCs w:val="28"/>
+          <w:lang w:val="ru-RU"/>
+        </w:rPr>
+        <w:t xml:space="preserve"> для строковых данных, </w:t>
+      </w:r>
+      <w:r>
+        <w:rPr>
+          <w:rFonts w:ascii="Times New Roman" w:hAnsi="Times New Roman" w:cs="Times New Roman"/>
+          <w:sz w:val="28"/>
+          <w:szCs w:val="28"/>
+        </w:rPr>
+        <w:t>bit</w:t>
+      </w:r>
+      <w:r>
+        <w:rPr>
+          <w:rFonts w:ascii="Times New Roman" w:hAnsi="Times New Roman" w:cs="Times New Roman"/>
+          <w:sz w:val="28"/>
+          <w:szCs w:val="28"/>
+          <w:lang w:val="ru-RU"/>
+        </w:rPr>
+        <w:t xml:space="preserve"> для логических, </w:t>
+      </w:r>
+      <w:r>
+        <w:rPr>
+          <w:rFonts w:ascii="Times New Roman" w:hAnsi="Times New Roman" w:cs="Times New Roman"/>
+          <w:sz w:val="28"/>
+          <w:szCs w:val="28"/>
+        </w:rPr>
+        <w:t>date</w:t>
+      </w:r>
+      <w:r>
+        <w:rPr>
+          <w:rFonts w:ascii="Times New Roman" w:hAnsi="Times New Roman" w:cs="Times New Roman"/>
+          <w:sz w:val="28"/>
+          <w:szCs w:val="28"/>
+          <w:lang w:val="ru-RU"/>
+        </w:rPr>
+        <w:t xml:space="preserve">, </w:t>
+      </w:r>
+      <w:r>
+        <w:rPr>
+          <w:rFonts w:ascii="Times New Roman" w:hAnsi="Times New Roman" w:cs="Times New Roman"/>
+          <w:sz w:val="28"/>
+          <w:szCs w:val="28"/>
+        </w:rPr>
+        <w:t>time</w:t>
+      </w:r>
+      <w:r>
+        <w:rPr>
+          <w:rFonts w:ascii="Times New Roman" w:hAnsi="Times New Roman" w:cs="Times New Roman"/>
+          <w:sz w:val="28"/>
+          <w:szCs w:val="28"/>
+          <w:lang w:val="ru-RU"/>
+        </w:rPr>
+        <w:t xml:space="preserve"> </w:t>
+      </w:r>
+      <w:r>
+        <w:rPr>
+          <w:rFonts w:ascii="Times New Roman" w:hAnsi="Times New Roman" w:cs="Times New Roman"/>
+          <w:sz w:val="28"/>
+          <w:szCs w:val="28"/>
+          <w:lang w:val="ru-RU"/>
+        </w:rPr>
+        <w:t xml:space="preserve">и </w:t>
+      </w:r>
+      <w:r>
+        <w:rPr>
+          <w:rFonts w:ascii="Times New Roman" w:hAnsi="Times New Roman" w:cs="Times New Roman"/>
+          <w:sz w:val="28"/>
+          <w:szCs w:val="28"/>
+        </w:rPr>
+        <w:t>datetime</w:t>
+      </w:r>
+      <w:r>
+        <w:rPr>
+          <w:rFonts w:ascii="Times New Roman" w:hAnsi="Times New Roman" w:cs="Times New Roman"/>
+          <w:sz w:val="28"/>
+          <w:szCs w:val="28"/>
+          <w:lang w:val="ru-RU"/>
+        </w:rPr>
+        <w:t xml:space="preserve"> </w:t>
+      </w:r>
+      <w:r>
+        <w:rPr>
+          <w:rFonts w:ascii="Times New Roman" w:hAnsi="Times New Roman" w:cs="Times New Roman"/>
+          <w:sz w:val="28"/>
+          <w:szCs w:val="28"/>
+          <w:lang w:val="ru-RU"/>
+        </w:rPr>
+        <w:t xml:space="preserve">для хранения дат и времени, </w:t>
+      </w:r>
+      <w:proofErr w:type="spellStart"/>
+      <w:proofErr w:type="gramStart"/>
+      <w:r>
+        <w:rPr>
+          <w:rFonts w:ascii="Times New Roman" w:hAnsi="Times New Roman" w:cs="Times New Roman"/>
+          <w:sz w:val="28"/>
+          <w:szCs w:val="28"/>
+        </w:rPr>
+        <w:t>nvarchar</w:t>
+      </w:r>
+      <w:proofErr w:type="spellEnd"/>
+      <w:r>
+        <w:rPr>
+          <w:rFonts w:ascii="Times New Roman" w:hAnsi="Times New Roman" w:cs="Times New Roman"/>
+          <w:sz w:val="28"/>
+          <w:szCs w:val="28"/>
+          <w:lang w:val="ru-RU"/>
+        </w:rPr>
+        <w:t>(</w:t>
+      </w:r>
+      <w:proofErr w:type="gramEnd"/>
+      <w:r>
+        <w:rPr>
+          <w:rFonts w:ascii="Times New Roman" w:hAnsi="Times New Roman" w:cs="Times New Roman"/>
+          <w:sz w:val="28"/>
+          <w:szCs w:val="28"/>
+          <w:lang w:val="ru-RU"/>
+        </w:rPr>
+        <w:t>255</w:t>
+      </w:r>
+      <w:r>
+        <w:rPr>
+          <w:rFonts w:ascii="Times New Roman" w:hAnsi="Times New Roman" w:cs="Times New Roman"/>
+          <w:sz w:val="28"/>
+          <w:szCs w:val="28"/>
+          <w:lang w:val="ru-RU"/>
+        </w:rPr>
+        <w:t>)</w:t>
+      </w:r>
+      <w:r>
+        <w:rPr>
+          <w:rFonts w:ascii="Times New Roman" w:hAnsi="Times New Roman" w:cs="Times New Roman"/>
+          <w:sz w:val="28"/>
+          <w:szCs w:val="28"/>
+          <w:lang w:val="ru-RU"/>
+        </w:rPr>
+        <w:t xml:space="preserve"> – для изображений и файлов</w:t>
+      </w:r>
+      <w:r>
+        <w:rPr>
+          <w:rFonts w:ascii="Times New Roman" w:hAnsi="Times New Roman" w:cs="Times New Roman"/>
+          <w:sz w:val="28"/>
+          <w:szCs w:val="28"/>
+          <w:lang w:val="ru-RU"/>
+        </w:rPr>
+        <w:t xml:space="preserve">, </w:t>
+      </w:r>
+      <w:r>
+        <w:rPr>
+          <w:rFonts w:ascii="Times New Roman" w:hAnsi="Times New Roman" w:cs="Times New Roman"/>
+          <w:sz w:val="28"/>
+          <w:szCs w:val="28"/>
+        </w:rPr>
+        <w:t>int</w:t>
+      </w:r>
+      <w:r>
+        <w:rPr>
+          <w:rFonts w:ascii="Times New Roman" w:hAnsi="Times New Roman" w:cs="Times New Roman"/>
+          <w:sz w:val="28"/>
+          <w:szCs w:val="28"/>
+          <w:lang w:val="ru-RU"/>
+        </w:rPr>
+        <w:t xml:space="preserve"> </w:t>
+      </w:r>
+      <w:r>
+        <w:rPr>
+          <w:rFonts w:ascii="Times New Roman" w:hAnsi="Times New Roman" w:cs="Times New Roman"/>
+          <w:sz w:val="28"/>
+          <w:szCs w:val="28"/>
+          <w:lang w:val="ru-RU"/>
+        </w:rPr>
+        <w:t>для целых чисел</w:t>
       </w:r>
       <w:r>
         <w:rPr>
@@ -13067,6 +13215,28 @@
           <w:lang w:val="ru-RU"/>
         </w:rPr>
         <w:t>.</w:t>
+      </w:r>
+    </w:p>
+    <w:p>
+      <w:pPr>
+        <w:spacing w:after="0" w:line="360" w:lineRule="auto"/>
+        <w:ind w:firstLine="709"/>
+        <w:jc w:val="both"/>
+        <w:rPr>
+          <w:rFonts w:ascii="Times New Roman" w:hAnsi="Times New Roman" w:cs="Times New Roman"/>
+          <w:sz w:val="28"/>
+          <w:szCs w:val="28"/>
+          <w:lang w:val="ru-RU"/>
+        </w:rPr>
+      </w:pPr>
+      <w:r>
+        <w:rPr>
+          <w:rFonts w:ascii="Times New Roman" w:hAnsi="Times New Roman" w:cs="Times New Roman"/>
+          <w:sz w:val="28"/>
+          <w:szCs w:val="28"/>
+          <w:lang w:val="ru-RU"/>
+        </w:rPr>
+        <w:t>Готовую диаграмму см. в Приложении 5.</w:t>
       </w:r>
     </w:p>
     <w:p>
@@ -13690,7 +13860,23 @@
           <w:sz w:val="28"/>
           <w:szCs w:val="28"/>
         </w:rPr>
-        <w:t>Администратор базы данных. Полное управление структурой и конфигурацией БД</w:t>
+        <w:t xml:space="preserve">Администратор базы данных. </w:t>
+      </w:r>
+      <w:r>
+        <w:rPr>
+          <w:rFonts w:ascii="Times New Roman" w:hAnsi="Times New Roman" w:cs="Times New Roman"/>
+          <w:sz w:val="28"/>
+          <w:szCs w:val="28"/>
+        </w:rPr>
+        <w:t>Ему доступно п</w:t>
+      </w:r>
+      <w:r>
+        <w:rPr>
+          <w:rFonts w:ascii="Times New Roman" w:hAnsi="Times New Roman" w:cs="Times New Roman"/>
+          <w:sz w:val="28"/>
+          <w:szCs w:val="28"/>
+        </w:rPr>
+        <w:t>олное управление структурой и конфигурацией БД</w:t>
       </w:r>
       <w:r>
         <w:rPr>
@@ -14279,7 +14465,120 @@
           <w:szCs w:val="28"/>
           <w:lang w:val="ru-RU"/>
         </w:rPr>
-        <w:t>Таким образом, в ходе курсового проекта была спроектирована и разработана база данных для приложения «Тепло». Также были созданы модели предметной области и базы, реализован интерфейс БД, назначены права доступа пользователей, разработана система индексирования, проведены операции с основными запросами, определена стратегия резервного копирования. Получившаяся база данных станет крепким фундаментом для приложения.</w:t>
+        <w:t xml:space="preserve">Таким образом, в ходе курсового проекта была спроектирована и разработана база данных для приложения «Тепло». </w:t>
+      </w:r>
+    </w:p>
+    <w:p>
+      <w:pPr>
+        <w:spacing w:after="0" w:line="360" w:lineRule="auto"/>
+        <w:ind w:firstLine="709"/>
+        <w:jc w:val="both"/>
+        <w:rPr>
+          <w:rFonts w:ascii="Times New Roman" w:hAnsi="Times New Roman" w:cs="Times New Roman"/>
+          <w:sz w:val="28"/>
+          <w:szCs w:val="28"/>
+          <w:lang w:val="ru-RU"/>
+        </w:rPr>
+      </w:pPr>
+      <w:r>
+        <w:rPr>
+          <w:rFonts w:ascii="Times New Roman" w:hAnsi="Times New Roman" w:cs="Times New Roman"/>
+          <w:sz w:val="28"/>
+          <w:szCs w:val="28"/>
+          <w:lang w:val="ru-RU"/>
+        </w:rPr>
+        <w:t xml:space="preserve">Был проведен анализ предметной области, включающий в себя описание клиентского приложения с определением его цели и ценностей, построением диаграммы прецедентов, разработкой дизайна экранов приложения. После была реализована концептуальная, логическая и физическая модели базы данных. Следующим этапом была создана база данных в среде </w:t>
+      </w:r>
+      <w:r>
+        <w:rPr>
+          <w:rFonts w:ascii="Times New Roman" w:hAnsi="Times New Roman" w:cs="Times New Roman"/>
+          <w:sz w:val="28"/>
+          <w:szCs w:val="28"/>
+        </w:rPr>
+        <w:t>Microsoft</w:t>
+      </w:r>
+      <w:r>
+        <w:rPr>
+          <w:rFonts w:ascii="Times New Roman" w:hAnsi="Times New Roman" w:cs="Times New Roman"/>
+          <w:sz w:val="28"/>
+          <w:szCs w:val="28"/>
+          <w:lang w:val="ru-RU"/>
+        </w:rPr>
+        <w:t xml:space="preserve"> </w:t>
+      </w:r>
+      <w:r>
+        <w:rPr>
+          <w:rFonts w:ascii="Times New Roman" w:hAnsi="Times New Roman" w:cs="Times New Roman"/>
+          <w:sz w:val="28"/>
+          <w:szCs w:val="28"/>
+        </w:rPr>
+        <w:t>SQL</w:t>
+      </w:r>
+      <w:r>
+        <w:rPr>
+          <w:rFonts w:ascii="Times New Roman" w:hAnsi="Times New Roman" w:cs="Times New Roman"/>
+          <w:sz w:val="28"/>
+          <w:szCs w:val="28"/>
+          <w:lang w:val="ru-RU"/>
+        </w:rPr>
+        <w:t xml:space="preserve"> </w:t>
+      </w:r>
+      <w:r>
+        <w:rPr>
+          <w:rFonts w:ascii="Times New Roman" w:hAnsi="Times New Roman" w:cs="Times New Roman"/>
+          <w:sz w:val="28"/>
+          <w:szCs w:val="28"/>
+        </w:rPr>
+        <w:t>Server</w:t>
+      </w:r>
+      <w:r>
+        <w:rPr>
+          <w:rFonts w:ascii="Times New Roman" w:hAnsi="Times New Roman" w:cs="Times New Roman"/>
+          <w:sz w:val="28"/>
+          <w:szCs w:val="28"/>
+          <w:lang w:val="ru-RU"/>
+        </w:rPr>
+        <w:t>, к ней добавлена система индексирования, стратегия резервного копирования, назначены роли для пользователей базы, реализованы тестовые запросы.</w:t>
+      </w:r>
+    </w:p>
+    <w:p>
+      <w:pPr>
+        <w:spacing w:after="0" w:line="360" w:lineRule="auto"/>
+        <w:ind w:firstLine="709"/>
+        <w:jc w:val="both"/>
+        <w:rPr>
+          <w:rFonts w:ascii="Times New Roman" w:hAnsi="Times New Roman" w:cs="Times New Roman"/>
+          <w:sz w:val="28"/>
+          <w:szCs w:val="28"/>
+          <w:lang w:val="ru-RU"/>
+        </w:rPr>
+      </w:pPr>
+      <w:r>
+        <w:rPr>
+          <w:rFonts w:ascii="Times New Roman" w:hAnsi="Times New Roman" w:cs="Times New Roman"/>
+          <w:sz w:val="28"/>
+          <w:szCs w:val="28"/>
+          <w:lang w:val="ru-RU"/>
+        </w:rPr>
+        <w:t>Получившаяся база данных станет крепким фундаментом для приложения</w:t>
+      </w:r>
+      <w:r>
+        <w:rPr>
+          <w:rFonts w:ascii="Times New Roman" w:hAnsi="Times New Roman" w:cs="Times New Roman"/>
+          <w:sz w:val="28"/>
+          <w:szCs w:val="28"/>
+          <w:lang w:val="ru-RU"/>
+        </w:rPr>
+        <w:t xml:space="preserve"> «Тепло»</w:t>
+      </w:r>
+      <w:r>
+        <w:rPr>
+          <w:rFonts w:ascii="Times New Roman" w:hAnsi="Times New Roman" w:cs="Times New Roman"/>
+          <w:sz w:val="28"/>
+          <w:szCs w:val="28"/>
+          <w:lang w:val="ru-RU"/>
+        </w:rPr>
+        <w:t>.</w:t>
       </w:r>
     </w:p>
     <w:p>
@@ -14331,7 +14630,7 @@
           <w:numId w:val="2"/>
         </w:numPr>
         <w:tabs>
-          <w:tab w:val="left" w:pos="1340"/>
+          <w:tab w:val="left" w:pos="851"/>
         </w:tabs>
         <w:autoSpaceDE w:val="0"/>
         <w:autoSpaceDN w:val="0"/>
@@ -14415,7 +14714,7 @@
           <w:numId w:val="2"/>
         </w:numPr>
         <w:tabs>
-          <w:tab w:val="left" w:pos="1340"/>
+          <w:tab w:val="left" w:pos="851"/>
         </w:tabs>
         <w:autoSpaceDE w:val="0"/>
         <w:autoSpaceDN w:val="0"/>
@@ -14547,7 +14846,7 @@
           <w:numId w:val="2"/>
         </w:numPr>
         <w:tabs>
-          <w:tab w:val="left" w:pos="1340"/>
+          <w:tab w:val="left" w:pos="851"/>
           <w:tab w:val="left" w:pos="10170"/>
         </w:tabs>
         <w:autoSpaceDE w:val="0"/>
@@ -14727,7 +15026,7 @@
           <w:numId w:val="2"/>
         </w:numPr>
         <w:tabs>
-          <w:tab w:val="left" w:pos="1340"/>
+          <w:tab w:val="left" w:pos="851"/>
           <w:tab w:val="left" w:pos="10170"/>
         </w:tabs>
         <w:autoSpaceDE w:val="0"/>
@@ -15032,6 +15331,9 @@
           <w:ilvl w:val="0"/>
           <w:numId w:val="2"/>
         </w:numPr>
+        <w:tabs>
+          <w:tab w:val="left" w:pos="851"/>
+        </w:tabs>
         <w:spacing w:line="360" w:lineRule="auto"/>
         <w:ind w:left="357" w:right="131" w:firstLine="0"/>
         <w:jc w:val="both"/>
@@ -15206,6 +15508,9 @@
           <w:ilvl w:val="0"/>
           <w:numId w:val="2"/>
         </w:numPr>
+        <w:tabs>
+          <w:tab w:val="left" w:pos="851"/>
+        </w:tabs>
         <w:spacing w:line="360" w:lineRule="auto"/>
         <w:ind w:left="357" w:right="131" w:firstLine="0"/>
         <w:jc w:val="both"/>
@@ -15214,16 +15519,7 @@
         <w:t>Московский физико-технический институт</w:t>
       </w:r>
       <w:r>
-        <w:t xml:space="preserve">, </w:t>
-      </w:r>
-      <w:r>
-        <w:t>НОУ ИНТУИТ курс «</w:t>
-      </w:r>
-      <w:r>
-        <w:t>Введение в реляционные базы данных</w:t>
-      </w:r>
-      <w:r>
-        <w:t xml:space="preserve">». </w:t>
+        <w:t xml:space="preserve">, НОУ ИНТУИТ курс «Введение в реляционные базы данных». </w:t>
       </w:r>
       <w:r>
         <w:rPr>
@@ -15257,6 +15553,9 @@
           <w:ilvl w:val="0"/>
           <w:numId w:val="2"/>
         </w:numPr>
+        <w:tabs>
+          <w:tab w:val="left" w:pos="851"/>
+        </w:tabs>
         <w:spacing w:line="360" w:lineRule="auto"/>
         <w:ind w:left="357" w:right="131" w:firstLine="0"/>
         <w:jc w:val="both"/>
@@ -15504,6 +15803,9 @@
     <w:p>
       <w:pPr>
         <w:pStyle w:val="af1"/>
+        <w:tabs>
+          <w:tab w:val="left" w:pos="851"/>
+        </w:tabs>
         <w:spacing w:line="360" w:lineRule="auto"/>
         <w:ind w:right="131"/>
         <w:jc w:val="both"/>
@@ -18214,19 +18516,107 @@
         <w:outlineLvl w:val="9"/>
       </w:pPr>
       <w:r>
-        <w:t>Примеры дизайнов экранов приложения «Тепло»</w:t>
-      </w:r>
-    </w:p>
-    <w:p>
-      <w:pPr>
-        <w:rPr>
-          <w:lang w:val="ru-RU" w:eastAsia="ru-RU"/>
-        </w:rPr>
-      </w:pPr>
-      <w:r>
-        <w:rPr>
-          <w:lang w:val="ru-RU" w:eastAsia="ru-RU"/>
-        </w:rPr>
+        <w:rPr>
+          <w:noProof/>
+        </w:rPr>
+        <w:drawing>
+          <wp:anchor distT="0" distB="0" distL="114300" distR="114300" simplePos="0" relativeHeight="251667456" behindDoc="0" locked="0" layoutInCell="1" allowOverlap="1" wp14:anchorId="1C36E97B" wp14:editId="0DD43272">
+            <wp:simplePos x="0" y="0"/>
+            <wp:positionH relativeFrom="page">
+              <wp:posOffset>2286251</wp:posOffset>
+            </wp:positionH>
+            <wp:positionV relativeFrom="margin">
+              <wp:posOffset>752313</wp:posOffset>
+            </wp:positionV>
+            <wp:extent cx="3582670" cy="7544435"/>
+            <wp:effectExtent l="0" t="0" r="0" b="0"/>
+            <wp:wrapTopAndBottom/>
+            <wp:docPr id="1226450543" name="Рисунок 5"/>
+            <wp:cNvGraphicFramePr>
+              <a:graphicFrameLocks xmlns:a="http://schemas.openxmlformats.org/drawingml/2006/main" noChangeAspect="1"/>
+            </wp:cNvGraphicFramePr>
+            <a:graphic xmlns:a="http://schemas.openxmlformats.org/drawingml/2006/main">
+              <a:graphicData uri="http://schemas.openxmlformats.org/drawingml/2006/picture">
+                <pic:pic xmlns:pic="http://schemas.openxmlformats.org/drawingml/2006/picture">
+                  <pic:nvPicPr>
+                    <pic:cNvPr id="0" name="Picture 3"/>
+                    <pic:cNvPicPr>
+                      <a:picLocks noChangeAspect="1" noChangeArrowheads="1"/>
+                    </pic:cNvPicPr>
+                  </pic:nvPicPr>
+                  <pic:blipFill rotWithShape="1">
+                    <a:blip r:embed="rId19">
+                      <a:extLst>
+                        <a:ext uri="{28A0092B-C50C-407E-A947-70E740481C1C}">
+                          <a14:useLocalDpi xmlns:a14="http://schemas.microsoft.com/office/drawing/2010/main" val="0"/>
+                        </a:ext>
+                      </a:extLst>
+                    </a:blip>
+                    <a:srcRect b="4858"/>
+                    <a:stretch>
+                      <a:fillRect/>
+                    </a:stretch>
+                  </pic:blipFill>
+                  <pic:spPr bwMode="auto">
+                    <a:xfrm>
+                      <a:off x="0" y="0"/>
+                      <a:ext cx="3582670" cy="7544435"/>
+                    </a:xfrm>
+                    <a:prstGeom prst="rect">
+                      <a:avLst/>
+                    </a:prstGeom>
+                    <a:noFill/>
+                    <a:ln>
+                      <a:noFill/>
+                    </a:ln>
+                    <a:extLst>
+                      <a:ext uri="{53640926-AAD7-44D8-BBD7-CCE9431645EC}">
+                        <a14:shadowObscured xmlns:a14="http://schemas.microsoft.com/office/drawing/2010/main"/>
+                      </a:ext>
+                    </a:extLst>
+                  </pic:spPr>
+                </pic:pic>
+              </a:graphicData>
+            </a:graphic>
+            <wp14:sizeRelH relativeFrom="margin">
+              <wp14:pctWidth>0</wp14:pctWidth>
+            </wp14:sizeRelH>
+            <wp14:sizeRelV relativeFrom="margin">
+              <wp14:pctHeight>0</wp14:pctHeight>
+            </wp14:sizeRelV>
+          </wp:anchor>
+        </w:drawing>
+      </w:r>
+      <w:r>
+        <w:t>Экран авторизации</w:t>
+      </w:r>
+      <w:r>
+        <w:t xml:space="preserve"> приложения «Тепло»</w:t>
+      </w:r>
+    </w:p>
+    <w:p>
+      <w:pPr>
+        <w:pStyle w:val="-2"/>
+      </w:pPr>
+      <w:r>
+        <w:t xml:space="preserve">Рис </w:t>
+      </w:r>
+      <w:r>
+        <w:t>6</w:t>
+      </w:r>
+      <w:r>
+        <w:t>.</w:t>
+      </w:r>
+      <w:r>
+        <w:t>1</w:t>
+      </w:r>
+      <w:r>
+        <w:t xml:space="preserve">. </w:t>
+      </w:r>
+      <w:r>
+        <w:t>Экран авторизации</w:t>
+      </w:r>
+      <w:r>
         <w:br w:type="page"/>
       </w:r>
     </w:p>
@@ -18235,12 +18625,13 @@
         <w:pStyle w:val="-"/>
         <w:jc w:val="right"/>
       </w:pPr>
-      <w:bookmarkStart w:id="46" w:name="_Toc225374414"/>
       <w:r>
         <w:lastRenderedPageBreak/>
-        <w:t>Приложение 2</w:t>
-      </w:r>
-      <w:bookmarkEnd w:id="46"/>
+        <w:t xml:space="preserve">Приложение </w:t>
+      </w:r>
+      <w:r>
+        <w:t>2</w:t>
+      </w:r>
     </w:p>
     <w:p>
       <w:pPr>
@@ -18249,7 +18640,184 @@
         <w:outlineLvl w:val="9"/>
       </w:pPr>
       <w:r>
-        <w:t>Диаграмма прецедентов приложения «Тепло»</w:t>
+        <w:rPr>
+          <w:noProof/>
+        </w:rPr>
+        <w:drawing>
+          <wp:anchor distT="0" distB="0" distL="114300" distR="114300" simplePos="0" relativeHeight="251668480" behindDoc="0" locked="0" layoutInCell="1" allowOverlap="1" wp14:anchorId="757D7252" wp14:editId="124F9165">
+            <wp:simplePos x="0" y="0"/>
+            <wp:positionH relativeFrom="margin">
+              <wp:posOffset>-379287</wp:posOffset>
+            </wp:positionH>
+            <wp:positionV relativeFrom="margin">
+              <wp:posOffset>826770</wp:posOffset>
+            </wp:positionV>
+            <wp:extent cx="3481070" cy="6602730"/>
+            <wp:effectExtent l="0" t="0" r="5080" b="7620"/>
+            <wp:wrapTopAndBottom/>
+            <wp:docPr id="1824829911" name="Рисунок 6"/>
+            <wp:cNvGraphicFramePr>
+              <a:graphicFrameLocks xmlns:a="http://schemas.openxmlformats.org/drawingml/2006/main" noChangeAspect="1"/>
+            </wp:cNvGraphicFramePr>
+            <a:graphic xmlns:a="http://schemas.openxmlformats.org/drawingml/2006/main">
+              <a:graphicData uri="http://schemas.openxmlformats.org/drawingml/2006/picture">
+                <pic:pic xmlns:pic="http://schemas.openxmlformats.org/drawingml/2006/picture">
+                  <pic:nvPicPr>
+                    <pic:cNvPr id="0" name="Picture 4"/>
+                    <pic:cNvPicPr>
+                      <a:picLocks noChangeAspect="1" noChangeArrowheads="1"/>
+                    </pic:cNvPicPr>
+                  </pic:nvPicPr>
+                  <pic:blipFill rotWithShape="1">
+                    <a:blip r:embed="rId20">
+                      <a:extLst>
+                        <a:ext uri="{28A0092B-C50C-407E-A947-70E740481C1C}">
+                          <a14:useLocalDpi xmlns:a14="http://schemas.microsoft.com/office/drawing/2010/main" val="0"/>
+                        </a:ext>
+                      </a:extLst>
+                    </a:blip>
+                    <a:srcRect b="53417"/>
+                    <a:stretch>
+                      <a:fillRect/>
+                    </a:stretch>
+                  </pic:blipFill>
+                  <pic:spPr bwMode="auto">
+                    <a:xfrm>
+                      <a:off x="0" y="0"/>
+                      <a:ext cx="3481070" cy="6602730"/>
+                    </a:xfrm>
+                    <a:prstGeom prst="rect">
+                      <a:avLst/>
+                    </a:prstGeom>
+                    <a:noFill/>
+                    <a:ln>
+                      <a:noFill/>
+                    </a:ln>
+                    <a:extLst>
+                      <a:ext uri="{53640926-AAD7-44D8-BBD7-CCE9431645EC}">
+                        <a14:shadowObscured xmlns:a14="http://schemas.microsoft.com/office/drawing/2010/main"/>
+                      </a:ext>
+                    </a:extLst>
+                  </pic:spPr>
+                </pic:pic>
+              </a:graphicData>
+            </a:graphic>
+            <wp14:sizeRelH relativeFrom="margin">
+              <wp14:pctWidth>0</wp14:pctWidth>
+            </wp14:sizeRelH>
+            <wp14:sizeRelV relativeFrom="margin">
+              <wp14:pctHeight>0</wp14:pctHeight>
+            </wp14:sizeRelV>
+          </wp:anchor>
+        </w:drawing>
+      </w:r>
+      <w:r>
+        <w:rPr>
+          <w:noProof/>
+        </w:rPr>
+        <w:drawing>
+          <wp:anchor distT="0" distB="0" distL="114300" distR="114300" simplePos="0" relativeHeight="251669504" behindDoc="0" locked="0" layoutInCell="1" allowOverlap="1" wp14:anchorId="73699BA4" wp14:editId="21084245">
+            <wp:simplePos x="0" y="0"/>
+            <wp:positionH relativeFrom="margin">
+              <wp:posOffset>2917145</wp:posOffset>
+            </wp:positionH>
+            <wp:positionV relativeFrom="margin">
+              <wp:align>center</wp:align>
+            </wp:positionV>
+            <wp:extent cx="3123565" cy="6560185"/>
+            <wp:effectExtent l="0" t="0" r="635" b="0"/>
+            <wp:wrapTopAndBottom/>
+            <wp:docPr id="1822816015" name="Рисунок 7"/>
+            <wp:cNvGraphicFramePr>
+              <a:graphicFrameLocks xmlns:a="http://schemas.openxmlformats.org/drawingml/2006/main" noChangeAspect="1"/>
+            </wp:cNvGraphicFramePr>
+            <a:graphic xmlns:a="http://schemas.openxmlformats.org/drawingml/2006/main">
+              <a:graphicData uri="http://schemas.openxmlformats.org/drawingml/2006/picture">
+                <pic:pic xmlns:pic="http://schemas.openxmlformats.org/drawingml/2006/picture">
+                  <pic:nvPicPr>
+                    <pic:cNvPr id="0" name="Picture 5"/>
+                    <pic:cNvPicPr>
+                      <a:picLocks noChangeAspect="1" noChangeArrowheads="1"/>
+                    </pic:cNvPicPr>
+                  </pic:nvPicPr>
+                  <pic:blipFill rotWithShape="1">
+                    <a:blip r:embed="rId20">
+                      <a:extLst>
+                        <a:ext uri="{28A0092B-C50C-407E-A947-70E740481C1C}">
+                          <a14:useLocalDpi xmlns:a14="http://schemas.microsoft.com/office/drawing/2010/main" val="0"/>
+                        </a:ext>
+                      </a:extLst>
+                    </a:blip>
+                    <a:srcRect t="45678" b="2732"/>
+                    <a:stretch>
+                      <a:fillRect/>
+                    </a:stretch>
+                  </pic:blipFill>
+                  <pic:spPr bwMode="auto">
+                    <a:xfrm>
+                      <a:off x="0" y="0"/>
+                      <a:ext cx="3123565" cy="6560185"/>
+                    </a:xfrm>
+                    <a:prstGeom prst="rect">
+                      <a:avLst/>
+                    </a:prstGeom>
+                    <a:noFill/>
+                    <a:ln>
+                      <a:noFill/>
+                    </a:ln>
+                    <a:extLst>
+                      <a:ext uri="{53640926-AAD7-44D8-BBD7-CCE9431645EC}">
+                        <a14:shadowObscured xmlns:a14="http://schemas.microsoft.com/office/drawing/2010/main"/>
+                      </a:ext>
+                    </a:extLst>
+                  </pic:spPr>
+                </pic:pic>
+              </a:graphicData>
+            </a:graphic>
+            <wp14:sizeRelH relativeFrom="margin">
+              <wp14:pctWidth>0</wp14:pctWidth>
+            </wp14:sizeRelH>
+            <wp14:sizeRelV relativeFrom="margin">
+              <wp14:pctHeight>0</wp14:pctHeight>
+            </wp14:sizeRelV>
+          </wp:anchor>
+        </w:drawing>
+      </w:r>
+      <w:r>
+        <w:t>Главный экран</w:t>
+      </w:r>
+      <w:r>
+        <w:t xml:space="preserve"> приложения «Тепло»</w:t>
+      </w:r>
+    </w:p>
+    <w:p>
+      <w:pPr>
+        <w:rPr>
+          <w:lang w:val="ru-RU" w:eastAsia="ru-RU"/>
+        </w:rPr>
+      </w:pPr>
+    </w:p>
+    <w:p>
+      <w:pPr>
+        <w:pStyle w:val="-2"/>
+      </w:pPr>
+      <w:r>
+        <w:t xml:space="preserve">Рис </w:t>
+      </w:r>
+      <w:r>
+        <w:t>6</w:t>
+      </w:r>
+      <w:r>
+        <w:t>.</w:t>
+      </w:r>
+      <w:r>
+        <w:t>2</w:t>
+      </w:r>
+      <w:r>
+        <w:t xml:space="preserve">. </w:t>
+      </w:r>
+      <w:r>
+        <w:t>Главный экран</w:t>
       </w:r>
     </w:p>
     <w:p>
@@ -18270,12 +18838,13 @@
         <w:pStyle w:val="-"/>
         <w:jc w:val="right"/>
       </w:pPr>
-      <w:bookmarkStart w:id="47" w:name="_Toc225374415"/>
       <w:r>
         <w:lastRenderedPageBreak/>
-        <w:t>Приложение 3</w:t>
-      </w:r>
-      <w:bookmarkEnd w:id="47"/>
+        <w:t xml:space="preserve">Приложение </w:t>
+      </w:r>
+      <w:r>
+        <w:t>3</w:t>
+      </w:r>
     </w:p>
     <w:p>
       <w:pPr>
@@ -18284,7 +18853,82 @@
         <w:outlineLvl w:val="9"/>
       </w:pPr>
       <w:r>
-        <w:t>Инфологическая модель базы данных</w:t>
+        <w:rPr>
+          <w:noProof/>
+        </w:rPr>
+        <w:drawing>
+          <wp:anchor distT="0" distB="0" distL="114300" distR="114300" simplePos="0" relativeHeight="251670528" behindDoc="0" locked="0" layoutInCell="1" allowOverlap="1" wp14:anchorId="1FBDECB8" wp14:editId="0FE83ECC">
+            <wp:simplePos x="0" y="0"/>
+            <wp:positionH relativeFrom="margin">
+              <wp:align>center</wp:align>
+            </wp:positionH>
+            <wp:positionV relativeFrom="margin">
+              <wp:posOffset>805800</wp:posOffset>
+            </wp:positionV>
+            <wp:extent cx="2808605" cy="7272655"/>
+            <wp:effectExtent l="0" t="0" r="0" b="4445"/>
+            <wp:wrapTopAndBottom/>
+            <wp:docPr id="735582130" name="Рисунок 8"/>
+            <wp:cNvGraphicFramePr>
+              <a:graphicFrameLocks xmlns:a="http://schemas.openxmlformats.org/drawingml/2006/main" noChangeAspect="1"/>
+            </wp:cNvGraphicFramePr>
+            <a:graphic xmlns:a="http://schemas.openxmlformats.org/drawingml/2006/main">
+              <a:graphicData uri="http://schemas.openxmlformats.org/drawingml/2006/picture">
+                <pic:pic xmlns:pic="http://schemas.openxmlformats.org/drawingml/2006/picture">
+                  <pic:nvPicPr>
+                    <pic:cNvPr id="0" name="Picture 6"/>
+                    <pic:cNvPicPr>
+                      <a:picLocks noChangeAspect="1" noChangeArrowheads="1"/>
+                    </pic:cNvPicPr>
+                  </pic:nvPicPr>
+                  <pic:blipFill rotWithShape="1">
+                    <a:blip r:embed="rId21">
+                      <a:extLst>
+                        <a:ext uri="{28A0092B-C50C-407E-A947-70E740481C1C}">
+                          <a14:useLocalDpi xmlns:a14="http://schemas.microsoft.com/office/drawing/2010/main" val="0"/>
+                        </a:ext>
+                      </a:extLst>
+                    </a:blip>
+                    <a:srcRect b="4735"/>
+                    <a:stretch>
+                      <a:fillRect/>
+                    </a:stretch>
+                  </pic:blipFill>
+                  <pic:spPr bwMode="auto">
+                    <a:xfrm>
+                      <a:off x="0" y="0"/>
+                      <a:ext cx="2808605" cy="7272655"/>
+                    </a:xfrm>
+                    <a:prstGeom prst="rect">
+                      <a:avLst/>
+                    </a:prstGeom>
+                    <a:noFill/>
+                    <a:ln>
+                      <a:noFill/>
+                    </a:ln>
+                    <a:extLst>
+                      <a:ext uri="{53640926-AAD7-44D8-BBD7-CCE9431645EC}">
+                        <a14:shadowObscured xmlns:a14="http://schemas.microsoft.com/office/drawing/2010/main"/>
+                      </a:ext>
+                    </a:extLst>
+                  </pic:spPr>
+                </pic:pic>
+              </a:graphicData>
+            </a:graphic>
+            <wp14:sizeRelH relativeFrom="margin">
+              <wp14:pctWidth>0</wp14:pctWidth>
+            </wp14:sizeRelH>
+            <wp14:sizeRelV relativeFrom="margin">
+              <wp14:pctHeight>0</wp14:pctHeight>
+            </wp14:sizeRelV>
+          </wp:anchor>
+        </w:drawing>
+      </w:r>
+      <w:r>
+        <w:t>Экран создания</w:t>
+      </w:r>
+      <w:r>
+        <w:t xml:space="preserve"> приложения «Тепло»</w:t>
       </w:r>
     </w:p>
     <w:p>
@@ -18293,10 +18937,30 @@
           <w:lang w:val="ru-RU" w:eastAsia="ru-RU"/>
         </w:rPr>
       </w:pPr>
-      <w:r>
-        <w:rPr>
-          <w:lang w:val="ru-RU" w:eastAsia="ru-RU"/>
-        </w:rPr>
+    </w:p>
+    <w:p>
+      <w:pPr>
+        <w:pStyle w:val="-2"/>
+      </w:pPr>
+      <w:r>
+        <w:t xml:space="preserve">Рис </w:t>
+      </w:r>
+      <w:r>
+        <w:t>6</w:t>
+      </w:r>
+      <w:r>
+        <w:t>.</w:t>
+      </w:r>
+      <w:r>
+        <w:t>3</w:t>
+      </w:r>
+      <w:r>
+        <w:t xml:space="preserve">. </w:t>
+      </w:r>
+      <w:r>
+        <w:t>Экран создания</w:t>
+      </w:r>
+      <w:r>
         <w:br w:type="page"/>
       </w:r>
     </w:p>
@@ -18305,12 +18969,15 @@
         <w:pStyle w:val="-"/>
         <w:jc w:val="right"/>
       </w:pPr>
-      <w:bookmarkStart w:id="48" w:name="_Toc225374416"/>
+      <w:bookmarkStart w:id="46" w:name="_Toc225374414"/>
       <w:r>
         <w:lastRenderedPageBreak/>
-        <w:t>Приложение 4</w:t>
-      </w:r>
-      <w:bookmarkEnd w:id="48"/>
+        <w:t xml:space="preserve">Приложение </w:t>
+      </w:r>
+      <w:bookmarkEnd w:id="46"/>
+      <w:r>
+        <w:t>4</w:t>
+      </w:r>
     </w:p>
     <w:p>
       <w:pPr>
@@ -18319,7 +18986,74 @@
         <w:outlineLvl w:val="9"/>
       </w:pPr>
       <w:r>
-        <w:t>Логическая модель базы данных</w:t>
+        <w:rPr>
+          <w:noProof/>
+        </w:rPr>
+        <w:drawing>
+          <wp:anchor distT="0" distB="0" distL="114300" distR="114300" simplePos="0" relativeHeight="251666432" behindDoc="0" locked="0" layoutInCell="1" allowOverlap="1" wp14:anchorId="390A6359" wp14:editId="05107CF1">
+            <wp:simplePos x="0" y="0"/>
+            <wp:positionH relativeFrom="page">
+              <wp:align>center</wp:align>
+            </wp:positionH>
+            <wp:positionV relativeFrom="page">
+              <wp:posOffset>1573530</wp:posOffset>
+            </wp:positionV>
+            <wp:extent cx="5188688" cy="7109768"/>
+            <wp:effectExtent l="0" t="0" r="0" b="0"/>
+            <wp:wrapTopAndBottom/>
+            <wp:docPr id="1072828024" name="Рисунок 4"/>
+            <wp:cNvGraphicFramePr>
+              <a:graphicFrameLocks xmlns:a="http://schemas.openxmlformats.org/drawingml/2006/main" noChangeAspect="1"/>
+            </wp:cNvGraphicFramePr>
+            <a:graphic xmlns:a="http://schemas.openxmlformats.org/drawingml/2006/main">
+              <a:graphicData uri="http://schemas.openxmlformats.org/drawingml/2006/picture">
+                <pic:pic xmlns:pic="http://schemas.openxmlformats.org/drawingml/2006/picture">
+                  <pic:nvPicPr>
+                    <pic:cNvPr id="0" name="Picture 2"/>
+                    <pic:cNvPicPr>
+                      <a:picLocks noChangeAspect="1" noChangeArrowheads="1"/>
+                    </pic:cNvPicPr>
+                  </pic:nvPicPr>
+                  <pic:blipFill>
+                    <a:blip r:embed="rId22">
+                      <a:extLst>
+                        <a:ext uri="{28A0092B-C50C-407E-A947-70E740481C1C}">
+                          <a14:useLocalDpi xmlns:a14="http://schemas.microsoft.com/office/drawing/2010/main" val="0"/>
+                        </a:ext>
+                      </a:extLst>
+                    </a:blip>
+                    <a:srcRect/>
+                    <a:stretch>
+                      <a:fillRect/>
+                    </a:stretch>
+                  </pic:blipFill>
+                  <pic:spPr bwMode="auto">
+                    <a:xfrm>
+                      <a:off x="0" y="0"/>
+                      <a:ext cx="5188688" cy="7109768"/>
+                    </a:xfrm>
+                    <a:prstGeom prst="rect">
+                      <a:avLst/>
+                    </a:prstGeom>
+                    <a:noFill/>
+                    <a:ln>
+                      <a:noFill/>
+                    </a:ln>
+                  </pic:spPr>
+                </pic:pic>
+              </a:graphicData>
+            </a:graphic>
+            <wp14:sizeRelH relativeFrom="margin">
+              <wp14:pctWidth>0</wp14:pctWidth>
+            </wp14:sizeRelH>
+            <wp14:sizeRelV relativeFrom="margin">
+              <wp14:pctHeight>0</wp14:pctHeight>
+            </wp14:sizeRelV>
+          </wp:anchor>
+        </w:drawing>
+      </w:r>
+      <w:r>
+        <w:t>Диаграмма прецедентов приложения «Тепло»</w:t>
       </w:r>
     </w:p>
     <w:p>
@@ -18328,10 +19062,27 @@
           <w:lang w:val="ru-RU" w:eastAsia="ru-RU"/>
         </w:rPr>
       </w:pPr>
-      <w:r>
-        <w:rPr>
-          <w:lang w:val="ru-RU" w:eastAsia="ru-RU"/>
-        </w:rPr>
+    </w:p>
+    <w:p>
+      <w:pPr>
+        <w:pStyle w:val="-2"/>
+      </w:pPr>
+      <w:r>
+        <w:t xml:space="preserve">Рис </w:t>
+      </w:r>
+      <w:r>
+        <w:t>6</w:t>
+      </w:r>
+      <w:r>
+        <w:t>.</w:t>
+      </w:r>
+      <w:r>
+        <w:t>4</w:t>
+      </w:r>
+      <w:r>
+        <w:t xml:space="preserve">. Диаграмма прецедентов </w:t>
+      </w:r>
+      <w:r>
         <w:br w:type="page"/>
       </w:r>
     </w:p>
@@ -18340,12 +19091,15 @@
         <w:pStyle w:val="-"/>
         <w:jc w:val="right"/>
       </w:pPr>
-      <w:bookmarkStart w:id="49" w:name="_Toc225374417"/>
+      <w:bookmarkStart w:id="47" w:name="_Toc225374415"/>
       <w:r>
         <w:lastRenderedPageBreak/>
-        <w:t>Приложение 5</w:t>
-      </w:r>
-      <w:bookmarkEnd w:id="49"/>
+        <w:t xml:space="preserve">Приложение </w:t>
+      </w:r>
+      <w:bookmarkEnd w:id="47"/>
+      <w:r>
+        <w:t>5</w:t>
+      </w:r>
     </w:p>
     <w:p>
       <w:pPr>
@@ -18354,7 +19108,73 @@
         <w:outlineLvl w:val="9"/>
       </w:pPr>
       <w:r>
-        <w:t>Физическая модель базы данных</w:t>
+        <w:rPr>
+          <w:noProof/>
+        </w:rPr>
+        <w:drawing>
+          <wp:anchor distT="0" distB="0" distL="114300" distR="114300" simplePos="0" relativeHeight="251671552" behindDoc="0" locked="0" layoutInCell="1" allowOverlap="1" wp14:anchorId="3850551B" wp14:editId="6C384D27">
+            <wp:simplePos x="0" y="0"/>
+            <wp:positionH relativeFrom="margin">
+              <wp:align>center</wp:align>
+            </wp:positionH>
+            <wp:positionV relativeFrom="margin">
+              <wp:posOffset>858831</wp:posOffset>
+            </wp:positionV>
+            <wp:extent cx="5124450" cy="7198995"/>
+            <wp:effectExtent l="0" t="0" r="0" b="1905"/>
+            <wp:wrapTopAndBottom/>
+            <wp:docPr id="1212362163" name="Рисунок 9"/>
+            <wp:cNvGraphicFramePr>
+              <a:graphicFrameLocks xmlns:a="http://schemas.openxmlformats.org/drawingml/2006/main" noChangeAspect="1"/>
+            </wp:cNvGraphicFramePr>
+            <a:graphic xmlns:a="http://schemas.openxmlformats.org/drawingml/2006/main">
+              <a:graphicData uri="http://schemas.openxmlformats.org/drawingml/2006/picture">
+                <pic:pic xmlns:pic="http://schemas.openxmlformats.org/drawingml/2006/picture">
+                  <pic:nvPicPr>
+                    <pic:cNvPr id="1212362163" name="Рисунок 9"/>
+                    <pic:cNvPicPr>
+                      <a:picLocks noChangeAspect="1" noChangeArrowheads="1"/>
+                    </pic:cNvPicPr>
+                  </pic:nvPicPr>
+                  <pic:blipFill>
+                    <a:blip r:embed="rId23">
+                      <a:extLst>
+                        <a:ext uri="{28A0092B-C50C-407E-A947-70E740481C1C}">
+                          <a14:useLocalDpi xmlns:a14="http://schemas.microsoft.com/office/drawing/2010/main" val="0"/>
+                        </a:ext>
+                      </a:extLst>
+                    </a:blip>
+                    <a:stretch>
+                      <a:fillRect/>
+                    </a:stretch>
+                  </pic:blipFill>
+                  <pic:spPr bwMode="auto">
+                    <a:xfrm>
+                      <a:off x="0" y="0"/>
+                      <a:ext cx="5124450" cy="7199075"/>
+                    </a:xfrm>
+                    <a:prstGeom prst="rect">
+                      <a:avLst/>
+                    </a:prstGeom>
+                    <a:noFill/>
+                    <a:ln>
+                      <a:noFill/>
+                    </a:ln>
+                  </pic:spPr>
+                </pic:pic>
+              </a:graphicData>
+            </a:graphic>
+            <wp14:sizeRelH relativeFrom="margin">
+              <wp14:pctWidth>0</wp14:pctWidth>
+            </wp14:sizeRelH>
+            <wp14:sizeRelV relativeFrom="margin">
+              <wp14:pctHeight>0</wp14:pctHeight>
+            </wp14:sizeRelV>
+          </wp:anchor>
+        </w:drawing>
+      </w:r>
+      <w:r>
+        <w:t>Инфологическая модель базы данных</w:t>
       </w:r>
     </w:p>
     <w:p>
@@ -18363,10 +19183,30 @@
           <w:lang w:val="ru-RU" w:eastAsia="ru-RU"/>
         </w:rPr>
       </w:pPr>
-      <w:r>
-        <w:rPr>
-          <w:lang w:val="ru-RU" w:eastAsia="ru-RU"/>
-        </w:rPr>
+    </w:p>
+    <w:p>
+      <w:pPr>
+        <w:pStyle w:val="-2"/>
+      </w:pPr>
+      <w:r>
+        <w:t xml:space="preserve">Рис </w:t>
+      </w:r>
+      <w:r>
+        <w:t>6</w:t>
+      </w:r>
+      <w:r>
+        <w:t>.</w:t>
+      </w:r>
+      <w:r>
+        <w:t>5</w:t>
+      </w:r>
+      <w:r>
+        <w:t xml:space="preserve">. </w:t>
+      </w:r>
+      <w:r>
+        <w:t>Инфологическая модель</w:t>
+      </w:r>
+      <w:r>
         <w:br w:type="page"/>
       </w:r>
     </w:p>
@@ -18375,10 +19215,12 @@
         <w:pStyle w:val="-"/>
         <w:jc w:val="right"/>
       </w:pPr>
+      <w:bookmarkStart w:id="48" w:name="_Toc225374416"/>
       <w:r>
         <w:lastRenderedPageBreak/>
         <w:t xml:space="preserve">Приложение </w:t>
       </w:r>
+      <w:bookmarkEnd w:id="48"/>
       <w:r>
         <w:t>6</w:t>
       </w:r>
@@ -18390,6 +19232,254 @@
         <w:outlineLvl w:val="9"/>
       </w:pPr>
       <w:r>
+        <w:rPr>
+          <w:noProof/>
+        </w:rPr>
+        <w:drawing>
+          <wp:anchor distT="0" distB="0" distL="114300" distR="114300" simplePos="0" relativeHeight="251672576" behindDoc="0" locked="0" layoutInCell="1" allowOverlap="1" wp14:anchorId="0652FD19" wp14:editId="0291B3AC">
+            <wp:simplePos x="0" y="0"/>
+            <wp:positionH relativeFrom="margin">
+              <wp:align>center</wp:align>
+            </wp:positionH>
+            <wp:positionV relativeFrom="page">
+              <wp:posOffset>1605280</wp:posOffset>
+            </wp:positionV>
+            <wp:extent cx="5029200" cy="7146290"/>
+            <wp:effectExtent l="0" t="0" r="0" b="0"/>
+            <wp:wrapTopAndBottom/>
+            <wp:docPr id="436328490" name="Рисунок 10"/>
+            <wp:cNvGraphicFramePr>
+              <a:graphicFrameLocks xmlns:a="http://schemas.openxmlformats.org/drawingml/2006/main" noChangeAspect="1"/>
+            </wp:cNvGraphicFramePr>
+            <a:graphic xmlns:a="http://schemas.openxmlformats.org/drawingml/2006/main">
+              <a:graphicData uri="http://schemas.openxmlformats.org/drawingml/2006/picture">
+                <pic:pic xmlns:pic="http://schemas.openxmlformats.org/drawingml/2006/picture">
+                  <pic:nvPicPr>
+                    <pic:cNvPr id="0" name="Picture 8"/>
+                    <pic:cNvPicPr>
+                      <a:picLocks noChangeAspect="1" noChangeArrowheads="1"/>
+                    </pic:cNvPicPr>
+                  </pic:nvPicPr>
+                  <pic:blipFill>
+                    <a:blip r:embed="rId24">
+                      <a:extLst>
+                        <a:ext uri="{28A0092B-C50C-407E-A947-70E740481C1C}">
+                          <a14:useLocalDpi xmlns:a14="http://schemas.microsoft.com/office/drawing/2010/main" val="0"/>
+                        </a:ext>
+                      </a:extLst>
+                    </a:blip>
+                    <a:srcRect/>
+                    <a:stretch>
+                      <a:fillRect/>
+                    </a:stretch>
+                  </pic:blipFill>
+                  <pic:spPr bwMode="auto">
+                    <a:xfrm>
+                      <a:off x="0" y="0"/>
+                      <a:ext cx="5029200" cy="7146290"/>
+                    </a:xfrm>
+                    <a:prstGeom prst="rect">
+                      <a:avLst/>
+                    </a:prstGeom>
+                    <a:noFill/>
+                    <a:ln>
+                      <a:noFill/>
+                    </a:ln>
+                  </pic:spPr>
+                </pic:pic>
+              </a:graphicData>
+            </a:graphic>
+            <wp14:sizeRelH relativeFrom="margin">
+              <wp14:pctWidth>0</wp14:pctWidth>
+            </wp14:sizeRelH>
+            <wp14:sizeRelV relativeFrom="margin">
+              <wp14:pctHeight>0</wp14:pctHeight>
+            </wp14:sizeRelV>
+          </wp:anchor>
+        </w:drawing>
+      </w:r>
+      <w:r>
+        <w:t>Логическая модель базы данных</w:t>
+      </w:r>
+    </w:p>
+    <w:p>
+      <w:pPr>
+        <w:rPr>
+          <w:lang w:val="ru-RU" w:eastAsia="ru-RU"/>
+        </w:rPr>
+      </w:pPr>
+    </w:p>
+    <w:p>
+      <w:pPr>
+        <w:pStyle w:val="-2"/>
+      </w:pPr>
+      <w:r>
+        <w:t xml:space="preserve">Рис </w:t>
+      </w:r>
+      <w:r>
+        <w:t>6</w:t>
+      </w:r>
+      <w:r>
+        <w:t>.</w:t>
+      </w:r>
+      <w:r>
+        <w:t>6</w:t>
+      </w:r>
+      <w:r>
+        <w:t xml:space="preserve">. </w:t>
+      </w:r>
+      <w:r>
+        <w:t>Логическая модель</w:t>
+      </w:r>
+      <w:r>
+        <w:br w:type="page"/>
+      </w:r>
+    </w:p>
+    <w:p>
+      <w:pPr>
+        <w:pStyle w:val="-"/>
+        <w:jc w:val="right"/>
+      </w:pPr>
+      <w:bookmarkStart w:id="49" w:name="_Toc225374417"/>
+      <w:r>
+        <w:lastRenderedPageBreak/>
+        <w:t xml:space="preserve">Приложение </w:t>
+      </w:r>
+      <w:bookmarkEnd w:id="49"/>
+      <w:r>
+        <w:t>7</w:t>
+      </w:r>
+    </w:p>
+    <w:p>
+      <w:pPr>
+        <w:pStyle w:val="-"/>
+        <w:pageBreakBefore w:val="0"/>
+        <w:outlineLvl w:val="9"/>
+      </w:pPr>
+      <w:r>
+        <w:rPr>
+          <w:noProof/>
+        </w:rPr>
+        <w:drawing>
+          <wp:anchor distT="0" distB="0" distL="114300" distR="114300" simplePos="0" relativeHeight="251673600" behindDoc="0" locked="0" layoutInCell="1" allowOverlap="1" wp14:anchorId="41FCBA2F" wp14:editId="25841FDE">
+            <wp:simplePos x="0" y="0"/>
+            <wp:positionH relativeFrom="margin">
+              <wp:align>center</wp:align>
+            </wp:positionH>
+            <wp:positionV relativeFrom="margin">
+              <wp:posOffset>805815</wp:posOffset>
+            </wp:positionV>
+            <wp:extent cx="5081905" cy="7146925"/>
+            <wp:effectExtent l="0" t="0" r="4445" b="0"/>
+            <wp:wrapTopAndBottom/>
+            <wp:docPr id="1922851491" name="Рисунок 11"/>
+            <wp:cNvGraphicFramePr>
+              <a:graphicFrameLocks xmlns:a="http://schemas.openxmlformats.org/drawingml/2006/main" noChangeAspect="1"/>
+            </wp:cNvGraphicFramePr>
+            <a:graphic xmlns:a="http://schemas.openxmlformats.org/drawingml/2006/main">
+              <a:graphicData uri="http://schemas.openxmlformats.org/drawingml/2006/picture">
+                <pic:pic xmlns:pic="http://schemas.openxmlformats.org/drawingml/2006/picture">
+                  <pic:nvPicPr>
+                    <pic:cNvPr id="0" name="Picture 9"/>
+                    <pic:cNvPicPr>
+                      <a:picLocks noChangeAspect="1" noChangeArrowheads="1"/>
+                    </pic:cNvPicPr>
+                  </pic:nvPicPr>
+                  <pic:blipFill>
+                    <a:blip r:embed="rId25">
+                      <a:extLst>
+                        <a:ext uri="{28A0092B-C50C-407E-A947-70E740481C1C}">
+                          <a14:useLocalDpi xmlns:a14="http://schemas.microsoft.com/office/drawing/2010/main" val="0"/>
+                        </a:ext>
+                      </a:extLst>
+                    </a:blip>
+                    <a:srcRect/>
+                    <a:stretch>
+                      <a:fillRect/>
+                    </a:stretch>
+                  </pic:blipFill>
+                  <pic:spPr bwMode="auto">
+                    <a:xfrm>
+                      <a:off x="0" y="0"/>
+                      <a:ext cx="5081905" cy="7146925"/>
+                    </a:xfrm>
+                    <a:prstGeom prst="rect">
+                      <a:avLst/>
+                    </a:prstGeom>
+                    <a:noFill/>
+                    <a:ln>
+                      <a:noFill/>
+                    </a:ln>
+                  </pic:spPr>
+                </pic:pic>
+              </a:graphicData>
+            </a:graphic>
+            <wp14:sizeRelH relativeFrom="margin">
+              <wp14:pctWidth>0</wp14:pctWidth>
+            </wp14:sizeRelH>
+            <wp14:sizeRelV relativeFrom="margin">
+              <wp14:pctHeight>0</wp14:pctHeight>
+            </wp14:sizeRelV>
+          </wp:anchor>
+        </w:drawing>
+      </w:r>
+      <w:r>
+        <w:t>Физическая модель базы данных</w:t>
+      </w:r>
+    </w:p>
+    <w:p>
+      <w:pPr>
+        <w:rPr>
+          <w:lang w:val="ru-RU" w:eastAsia="ru-RU"/>
+        </w:rPr>
+      </w:pPr>
+    </w:p>
+    <w:p>
+      <w:pPr>
+        <w:pStyle w:val="-2"/>
+      </w:pPr>
+      <w:r>
+        <w:t xml:space="preserve">Рис </w:t>
+      </w:r>
+      <w:r>
+        <w:t>6</w:t>
+      </w:r>
+      <w:r>
+        <w:t>.</w:t>
+      </w:r>
+      <w:r>
+        <w:t>7</w:t>
+      </w:r>
+      <w:r>
+        <w:t xml:space="preserve">. </w:t>
+      </w:r>
+      <w:r>
+        <w:t>Физическая модель</w:t>
+      </w:r>
+      <w:r>
+        <w:br w:type="page"/>
+      </w:r>
+    </w:p>
+    <w:p>
+      <w:pPr>
+        <w:pStyle w:val="-"/>
+        <w:jc w:val="right"/>
+      </w:pPr>
+      <w:r>
+        <w:lastRenderedPageBreak/>
+        <w:t xml:space="preserve">Приложение </w:t>
+      </w:r>
+      <w:r>
+        <w:t>8</w:t>
+      </w:r>
+    </w:p>
+    <w:p>
+      <w:pPr>
+        <w:pStyle w:val="-"/>
+        <w:pageBreakBefore w:val="0"/>
+        <w:outlineLvl w:val="9"/>
+      </w:pPr>
+      <w:r>
         <w:t xml:space="preserve">Схема базы данных в среде СУБД </w:t>
       </w:r>
       <w:r>
@@ -18419,58 +19509,14 @@
     </w:p>
     <w:p>
       <w:pPr>
-        <w:rPr>
-          <w:lang w:val="ru-RU" w:eastAsia="ru-RU"/>
-        </w:rPr>
-      </w:pPr>
-    </w:p>
-    <w:p>
-      <w:pPr>
-        <w:rPr>
-          <w:lang w:val="ru-RU" w:eastAsia="ru-RU"/>
-        </w:rPr>
-      </w:pPr>
-    </w:p>
-    <w:p>
-      <w:pPr>
-        <w:rPr>
-          <w:lang w:val="ru-RU" w:eastAsia="ru-RU"/>
-        </w:rPr>
-      </w:pPr>
-    </w:p>
-    <w:p>
-      <w:pPr>
-        <w:rPr>
-          <w:lang w:val="ru-RU" w:eastAsia="ru-RU"/>
-        </w:rPr>
-      </w:pPr>
-    </w:p>
-    <w:p>
-      <w:pPr>
-        <w:rPr>
-          <w:lang w:val="ru-RU" w:eastAsia="ru-RU"/>
-        </w:rPr>
-      </w:pPr>
-    </w:p>
-    <w:p>
-      <w:pPr>
-        <w:shd w:val="clear" w:color="auto" w:fill="FFFFFF"/>
-        <w:spacing w:before="100" w:beforeAutospacing="1" w:after="100" w:afterAutospacing="1" w:line="360" w:lineRule="auto"/>
-        <w:jc w:val="center"/>
-        <w:rPr>
-          <w:rFonts w:ascii="Times New Roman" w:eastAsia="Times New Roman" w:hAnsi="Times New Roman" w:cs="Times New Roman"/>
-          <w:b/>
-          <w:bCs/>
-          <w:kern w:val="0"/>
-          <w:sz w:val="28"/>
-          <w:szCs w:val="28"/>
-          <w:lang w:val="ru-RU" w:eastAsia="ru-RU"/>
-          <w14:ligatures w14:val="none"/>
-        </w:rPr>
-      </w:pPr>
+        <w:pStyle w:val="-2"/>
+      </w:pPr>
+      <w:r>
+        <w:t>Рис 1.1. Добавление заметки о прошедшем дне</w:t>
+      </w:r>
     </w:p>
     <w:sectPr>
-      <w:headerReference w:type="default" r:id="rId19"/>
+      <w:headerReference w:type="default" r:id="rId26"/>
       <w:pgSz w:w="12240" w:h="15840"/>
       <w:pgMar w:top="1134" w:right="850" w:bottom="1134" w:left="1701" w:header="709" w:footer="709" w:gutter="0"/>
       <w:cols w:space="708"/>
@@ -22764,6 +23810,7 @@
   <w:style w:type="character" w:default="1" w:styleId="a0">
     <w:name w:val="Default Paragraph Font"/>
     <w:uiPriority w:val="1"/>
+    <w:semiHidden/>
     <w:unhideWhenUsed/>
   </w:style>
   <w:style w:type="table" w:default="1" w:styleId="a1">

--- a/записка1.docx
+++ b/записка1.docx
@@ -1,6 +1,6 @@
 
 <file path=word/document.xml><?xml version="1.0" encoding="utf-8"?>
-<w:document xmlns:wpc="http://schemas.microsoft.com/office/word/2010/wordprocessingCanvas" xmlns:cx="http://schemas.microsoft.com/office/drawing/2014/chartex" xmlns:mc="http://schemas.openxmlformats.org/markup-compatibility/2006" xmlns:o="urn:schemas-microsoft-com:office:office" xmlns:r="http://schemas.openxmlformats.org/officeDocument/2006/relationships" xmlns:m="http://schemas.openxmlformats.org/officeDocument/2006/math" xmlns:v="urn:schemas-microsoft-com:vml" xmlns:wp14="http://schemas.microsoft.com/office/word/2010/wordprocessingDrawing" xmlns:wp="http://schemas.openxmlformats.org/drawingml/2006/wordprocessingDrawing" xmlns:w10="urn:schemas-microsoft-com:office:word" xmlns:w="http://schemas.openxmlformats.org/wordprocessingml/2006/main" xmlns:w14="http://schemas.microsoft.com/office/word/2010/wordml" xmlns:w15="http://schemas.microsoft.com/office/word/2012/wordml" xmlns:w16se="http://schemas.microsoft.com/office/word/2015/wordml/symex" xmlns:wpg="http://schemas.microsoft.com/office/word/2010/wordprocessingGroup" xmlns:wpi="http://schemas.microsoft.com/office/word/2010/wordprocessingInk" xmlns:wne="http://schemas.microsoft.com/office/word/2006/wordml" xmlns:wps="http://schemas.microsoft.com/office/word/2010/wordprocessingShape" mc:Ignorable="w14 w15 w16se wp14">
+<w:document xmlns:wpc="http://schemas.microsoft.com/office/word/2010/wordprocessingCanvas" xmlns:cx="http://schemas.microsoft.com/office/drawing/2014/chartex" xmlns:cx1="http://schemas.microsoft.com/office/drawing/2015/9/8/chartex" xmlns:cx2="http://schemas.microsoft.com/office/drawing/2015/10/21/chartex" xmlns:cx3="http://schemas.microsoft.com/office/drawing/2016/5/9/chartex" xmlns:cx4="http://schemas.microsoft.com/office/drawing/2016/5/10/chartex" xmlns:cx5="http://schemas.microsoft.com/office/drawing/2016/5/11/chartex" xmlns:cx6="http://schemas.microsoft.com/office/drawing/2016/5/12/chartex" xmlns:cx7="http://schemas.microsoft.com/office/drawing/2016/5/13/chartex" xmlns:cx8="http://schemas.microsoft.com/office/drawing/2016/5/14/chartex" xmlns:mc="http://schemas.openxmlformats.org/markup-compatibility/2006" xmlns:aink="http://schemas.microsoft.com/office/drawing/2016/ink" xmlns:am3d="http://schemas.microsoft.com/office/drawing/2017/model3d" xmlns:o="urn:schemas-microsoft-com:office:office" xmlns:oel="http://schemas.microsoft.com/office/2019/extlst" xmlns:r="http://schemas.openxmlformats.org/officeDocument/2006/relationships" xmlns:m="http://schemas.openxmlformats.org/officeDocument/2006/math" xmlns:v="urn:schemas-microsoft-com:vml" xmlns:wp14="http://schemas.microsoft.com/office/word/2010/wordprocessingDrawing" xmlns:wp="http://schemas.openxmlformats.org/drawingml/2006/wordprocessingDrawing" xmlns:w10="urn:schemas-microsoft-com:office:word" xmlns:w="http://schemas.openxmlformats.org/wordprocessingml/2006/main" xmlns:w14="http://schemas.microsoft.com/office/word/2010/wordml" xmlns:w15="http://schemas.microsoft.com/office/word/2012/wordml" xmlns:w16cex="http://schemas.microsoft.com/office/word/2018/wordml/cex" xmlns:w16cid="http://schemas.microsoft.com/office/word/2016/wordml/cid" xmlns:w16="http://schemas.microsoft.com/office/word/2018/wordml" xmlns:w16du="http://schemas.microsoft.com/office/word/2023/wordml/word16du" xmlns:w16sdtdh="http://schemas.microsoft.com/office/word/2020/wordml/sdtdatahash" xmlns:w16sdtfl="http://schemas.microsoft.com/office/word/2024/wordml/sdtformatlock" xmlns:w16se="http://schemas.microsoft.com/office/word/2015/wordml/symex" xmlns:wpg="http://schemas.microsoft.com/office/word/2010/wordprocessingGroup" xmlns:wpi="http://schemas.microsoft.com/office/word/2010/wordprocessingInk" xmlns:wne="http://schemas.microsoft.com/office/word/2006/wordml" xmlns:wps="http://schemas.microsoft.com/office/word/2010/wordprocessingShape" mc:Ignorable="w14 w15 w16se w16cid w16 w16cex w16sdtdh w16sdtfl w16du wp14">
   <w:body>
     <w:p>
       <w:pPr>
@@ -222,7 +222,7 @@
               </wp:anchor>
             </w:drawing>
           </mc:Choice>
-          <mc:Fallback xmlns:w16sdtfl="http://schemas.microsoft.com/office/word/2024/wordml/sdtformatlock" xmlns:w16sdtdh="http://schemas.microsoft.com/office/word/2020/wordml/sdtdatahash" xmlns:w16du="http://schemas.microsoft.com/office/word/2023/wordml/word16du" xmlns:w16="http://schemas.microsoft.com/office/word/2018/wordml" xmlns:w16cid="http://schemas.microsoft.com/office/word/2016/wordml/cid" xmlns:w16cex="http://schemas.microsoft.com/office/word/2018/wordml/cex" xmlns:oel="http://schemas.microsoft.com/office/2019/extlst" xmlns:am3d="http://schemas.microsoft.com/office/drawing/2017/model3d" xmlns:aink="http://schemas.microsoft.com/office/drawing/2016/ink" xmlns:cx8="http://schemas.microsoft.com/office/drawing/2016/5/14/chartex" xmlns:cx7="http://schemas.microsoft.com/office/drawing/2016/5/13/chartex" xmlns:cx6="http://schemas.microsoft.com/office/drawing/2016/5/12/chartex" xmlns:cx5="http://schemas.microsoft.com/office/drawing/2016/5/11/chartex" xmlns:cx4="http://schemas.microsoft.com/office/drawing/2016/5/10/chartex" xmlns:cx3="http://schemas.microsoft.com/office/drawing/2016/5/9/chartex" xmlns:cx2="http://schemas.microsoft.com/office/drawing/2015/10/21/chartex" xmlns:cx1="http://schemas.microsoft.com/office/drawing/2015/9/8/chartex">
+          <mc:Fallback>
             <w:pict>
               <v:line w14:anchorId="2A6509FC" id="Прямая соединительная линия 1" o:spid="_x0000_s1026" style="position:absolute;flip:y;z-index:251659264;visibility:visible;mso-wrap-style:square;mso-width-percent:0;mso-height-percent:0;mso-wrap-distance-left:9pt;mso-wrap-distance-top:0;mso-wrap-distance-right:9pt;mso-wrap-distance-bottom:0;mso-position-horizontal:absolute;mso-position-horizontal-relative:text;mso-position-vertical:absolute;mso-position-vertical-relative:text;mso-width-percent:0;mso-height-percent:0;mso-width-relative:margin;mso-height-relative:margin" from="27.45pt,2.3pt" to="499.2pt,2.3pt" o:gfxdata="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" strokecolor="black [3213]" strokeweight="2.25pt">
                 <v:stroke linestyle="thinThin" joinstyle="miter"/>
@@ -832,7 +832,7 @@
               </wp:anchor>
             </w:drawing>
           </mc:Choice>
-          <mc:Fallback xmlns:w16sdtfl="http://schemas.microsoft.com/office/word/2024/wordml/sdtformatlock" xmlns:w16sdtdh="http://schemas.microsoft.com/office/word/2020/wordml/sdtdatahash" xmlns:w16du="http://schemas.microsoft.com/office/word/2023/wordml/word16du" xmlns:w16="http://schemas.microsoft.com/office/word/2018/wordml" xmlns:w16cid="http://schemas.microsoft.com/office/word/2016/wordml/cid" xmlns:w16cex="http://schemas.microsoft.com/office/word/2018/wordml/cex" xmlns:oel="http://schemas.microsoft.com/office/2019/extlst" xmlns:am3d="http://schemas.microsoft.com/office/drawing/2017/model3d" xmlns:aink="http://schemas.microsoft.com/office/drawing/2016/ink" xmlns:cx8="http://schemas.microsoft.com/office/drawing/2016/5/14/chartex" xmlns:cx7="http://schemas.microsoft.com/office/drawing/2016/5/13/chartex" xmlns:cx6="http://schemas.microsoft.com/office/drawing/2016/5/12/chartex" xmlns:cx5="http://schemas.microsoft.com/office/drawing/2016/5/11/chartex" xmlns:cx4="http://schemas.microsoft.com/office/drawing/2016/5/10/chartex" xmlns:cx3="http://schemas.microsoft.com/office/drawing/2016/5/9/chartex" xmlns:cx2="http://schemas.microsoft.com/office/drawing/2015/10/21/chartex" xmlns:cx1="http://schemas.microsoft.com/office/drawing/2015/9/8/chartex">
+          <mc:Fallback>
             <w:pict>
               <v:line w14:anchorId="4951F0DC" id="Прямая соединительная линия 2" o:spid="_x0000_s1026" style="position:absolute;flip:x;z-index:251660288;visibility:visible;mso-wrap-style:square;mso-width-percent:0;mso-height-percent:0;mso-wrap-distance-left:9pt;mso-wrap-distance-top:0;mso-wrap-distance-right:9pt;mso-wrap-distance-bottom:0;mso-position-horizontal:right;mso-position-horizontal-relative:margin;mso-position-vertical:absolute;mso-position-vertical-relative:text;mso-width-percent:0;mso-height-percent:0;mso-width-relative:margin;mso-height-relative:margin" from="118.9pt,11.15pt" to="289pt,11.9pt" o:gfxdata="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" strokecolor="black [3213]" strokeweight=".5pt">
                 <v:stroke joinstyle="miter"/>
@@ -2848,12 +2848,7 @@
         <w:ind w:left="619"/>
       </w:pPr>
       <w:r>
-        <w:t>79. ЕСПД. Руководство системного програ</w:t>
-      </w:r>
-      <w:bookmarkStart w:id="18" w:name="_GoBack"/>
-      <w:bookmarkEnd w:id="18"/>
-      <w:r>
-        <w:t xml:space="preserve">ммиста. Требования к содержанию и </w:t>
+        <w:t xml:space="preserve">79. ЕСПД. Руководство системного программиста. Требования к содержанию и </w:t>
       </w:r>
       <w:r>
         <w:rPr>
@@ -3009,12 +3004,15 @@
         <w:br w:type="page"/>
       </w:r>
     </w:p>
-    <w:bookmarkStart w:id="19" w:name="_Toc225762973" w:displacedByCustomXml="next"/>
+    <w:bookmarkStart w:id="18" w:name="_Toc226379932" w:displacedByCustomXml="next"/>
     <w:sdt>
       <w:sdtPr>
         <w:rPr>
-          <w:rFonts w:eastAsiaTheme="minorHAnsi"/>
+          <w:rFonts w:asciiTheme="minorHAnsi" w:eastAsiaTheme="minorHAnsi" w:hAnsiTheme="minorHAnsi"/>
+          <w:b w:val="0"/>
           <w:kern w:val="2"/>
+          <w:sz w:val="22"/>
+          <w:szCs w:val="22"/>
           <w:lang w:val="en-US" w:eastAsia="en-US"/>
           <w14:ligatures w14:val="standardContextual"/>
         </w:rPr>
@@ -3042,7 +3040,7 @@
           <w:r>
             <w:t>Содержание</w:t>
           </w:r>
-          <w:bookmarkEnd w:id="19"/>
+          <w:bookmarkEnd w:id="18"/>
           <w:r>
             <w:rPr>
               <w:rFonts w:cs="Times New Roman"/>
@@ -3064,7 +3062,7 @@
         </w:p>
         <w:p>
           <w:pPr>
-            <w:pStyle w:val="21"/>
+            <w:pStyle w:val="22"/>
             <w:tabs>
               <w:tab w:val="right" w:leader="dot" w:pos="9679"/>
             </w:tabs>
@@ -3072,14 +3070,12 @@
             <w:rPr>
               <w:rFonts w:ascii="Times New Roman" w:eastAsiaTheme="minorEastAsia" w:hAnsi="Times New Roman" w:cs="Times New Roman"/>
               <w:noProof/>
-              <w:kern w:val="0"/>
               <w:sz w:val="28"/>
               <w:szCs w:val="28"/>
               <w:lang w:val="ru-RU" w:eastAsia="ru-RU"/>
-              <w14:ligatures w14:val="none"/>
             </w:rPr>
           </w:pPr>
-          <w:hyperlink w:anchor="_Toc225762973" w:history="1">
+          <w:hyperlink w:anchor="_Toc226379932" w:history="1">
             <w:r>
               <w:rPr>
                 <w:rStyle w:val="a4"/>
@@ -3118,7 +3114,7 @@
                 <w:sz w:val="28"/>
                 <w:szCs w:val="28"/>
               </w:rPr>
-              <w:instrText xml:space="preserve"> PAGEREF _Toc225762973 \h </w:instrText>
+              <w:instrText xml:space="preserve"> PAGEREF _Toc226379932 \h </w:instrText>
             </w:r>
             <w:r>
               <w:rPr>
@@ -3163,7 +3159,7 @@
         </w:p>
         <w:p>
           <w:pPr>
-            <w:pStyle w:val="21"/>
+            <w:pStyle w:val="22"/>
             <w:tabs>
               <w:tab w:val="right" w:leader="dot" w:pos="9679"/>
             </w:tabs>
@@ -3171,14 +3167,12 @@
             <w:rPr>
               <w:rFonts w:ascii="Times New Roman" w:eastAsiaTheme="minorEastAsia" w:hAnsi="Times New Roman" w:cs="Times New Roman"/>
               <w:noProof/>
-              <w:kern w:val="0"/>
               <w:sz w:val="28"/>
               <w:szCs w:val="28"/>
               <w:lang w:val="ru-RU" w:eastAsia="ru-RU"/>
-              <w14:ligatures w14:val="none"/>
             </w:rPr>
           </w:pPr>
-          <w:hyperlink w:anchor="_Toc225762974" w:history="1">
+          <w:hyperlink w:anchor="_Toc226379933" w:history="1">
             <w:r>
               <w:rPr>
                 <w:rStyle w:val="a4"/>
@@ -3217,7 +3211,7 @@
                 <w:sz w:val="28"/>
                 <w:szCs w:val="28"/>
               </w:rPr>
-              <w:instrText xml:space="preserve"> PAGEREF _Toc225762974 \h </w:instrText>
+              <w:instrText xml:space="preserve"> PAGEREF _Toc226379933 \h </w:instrText>
             </w:r>
             <w:r>
               <w:rPr>
@@ -3262,23 +3256,21 @@
         </w:p>
         <w:p>
           <w:pPr>
-            <w:pStyle w:val="21"/>
+            <w:pStyle w:val="22"/>
             <w:tabs>
-              <w:tab w:val="left" w:pos="660"/>
+              <w:tab w:val="left" w:pos="720"/>
               <w:tab w:val="right" w:leader="dot" w:pos="9679"/>
             </w:tabs>
             <w:spacing w:line="360" w:lineRule="auto"/>
             <w:rPr>
               <w:rFonts w:ascii="Times New Roman" w:eastAsiaTheme="minorEastAsia" w:hAnsi="Times New Roman" w:cs="Times New Roman"/>
               <w:noProof/>
-              <w:kern w:val="0"/>
               <w:sz w:val="28"/>
               <w:szCs w:val="28"/>
               <w:lang w:val="ru-RU" w:eastAsia="ru-RU"/>
-              <w14:ligatures w14:val="none"/>
             </w:rPr>
           </w:pPr>
-          <w:hyperlink w:anchor="_Toc225762975" w:history="1">
+          <w:hyperlink w:anchor="_Toc226379934" w:history="1">
             <w:r>
               <w:rPr>
                 <w:rStyle w:val="a4"/>
@@ -3293,11 +3285,9 @@
               <w:rPr>
                 <w:rFonts w:ascii="Times New Roman" w:eastAsiaTheme="minorEastAsia" w:hAnsi="Times New Roman" w:cs="Times New Roman"/>
                 <w:noProof/>
-                <w:kern w:val="0"/>
                 <w:sz w:val="28"/>
                 <w:szCs w:val="28"/>
                 <w:lang w:val="ru-RU" w:eastAsia="ru-RU"/>
-                <w14:ligatures w14:val="none"/>
               </w:rPr>
               <w:tab/>
             </w:r>
@@ -3339,7 +3329,7 @@
                 <w:sz w:val="28"/>
                 <w:szCs w:val="28"/>
               </w:rPr>
-              <w:instrText xml:space="preserve"> PAGEREF _Toc225762975 \h </w:instrText>
+              <w:instrText xml:space="preserve"> PAGEREF _Toc226379934 \h </w:instrText>
             </w:r>
             <w:r>
               <w:rPr>
@@ -3386,21 +3376,19 @@
           <w:pPr>
             <w:pStyle w:val="3"/>
             <w:tabs>
-              <w:tab w:val="left" w:pos="1100"/>
+              <w:tab w:val="left" w:pos="1200"/>
               <w:tab w:val="right" w:leader="dot" w:pos="9679"/>
             </w:tabs>
             <w:spacing w:line="360" w:lineRule="auto"/>
             <w:rPr>
               <w:rFonts w:ascii="Times New Roman" w:eastAsiaTheme="minorEastAsia" w:hAnsi="Times New Roman" w:cs="Times New Roman"/>
               <w:noProof/>
-              <w:kern w:val="0"/>
               <w:sz w:val="28"/>
               <w:szCs w:val="28"/>
               <w:lang w:val="ru-RU" w:eastAsia="ru-RU"/>
-              <w14:ligatures w14:val="none"/>
             </w:rPr>
           </w:pPr>
-          <w:hyperlink w:anchor="_Toc225762976" w:history="1">
+          <w:hyperlink w:anchor="_Toc226379935" w:history="1">
             <w:r>
               <w:rPr>
                 <w:rStyle w:val="a4"/>
@@ -3415,11 +3403,9 @@
               <w:rPr>
                 <w:rFonts w:ascii="Times New Roman" w:eastAsiaTheme="minorEastAsia" w:hAnsi="Times New Roman" w:cs="Times New Roman"/>
                 <w:noProof/>
-                <w:kern w:val="0"/>
                 <w:sz w:val="28"/>
                 <w:szCs w:val="28"/>
                 <w:lang w:val="ru-RU" w:eastAsia="ru-RU"/>
-                <w14:ligatures w14:val="none"/>
               </w:rPr>
               <w:tab/>
             </w:r>
@@ -3461,7 +3447,7 @@
                 <w:sz w:val="28"/>
                 <w:szCs w:val="28"/>
               </w:rPr>
-              <w:instrText xml:space="preserve"> PAGEREF _Toc225762976 \h </w:instrText>
+              <w:instrText xml:space="preserve"> PAGEREF _Toc226379935 \h </w:instrText>
             </w:r>
             <w:r>
               <w:rPr>
@@ -3508,21 +3494,19 @@
           <w:pPr>
             <w:pStyle w:val="3"/>
             <w:tabs>
-              <w:tab w:val="left" w:pos="1100"/>
+              <w:tab w:val="left" w:pos="1200"/>
               <w:tab w:val="right" w:leader="dot" w:pos="9679"/>
             </w:tabs>
             <w:spacing w:line="360" w:lineRule="auto"/>
             <w:rPr>
               <w:rFonts w:ascii="Times New Roman" w:eastAsiaTheme="minorEastAsia" w:hAnsi="Times New Roman" w:cs="Times New Roman"/>
               <w:noProof/>
-              <w:kern w:val="0"/>
               <w:sz w:val="28"/>
               <w:szCs w:val="28"/>
               <w:lang w:val="ru-RU" w:eastAsia="ru-RU"/>
-              <w14:ligatures w14:val="none"/>
             </w:rPr>
           </w:pPr>
-          <w:hyperlink w:anchor="_Toc225762977" w:history="1">
+          <w:hyperlink w:anchor="_Toc226379936" w:history="1">
             <w:r>
               <w:rPr>
                 <w:rStyle w:val="a4"/>
@@ -3537,11 +3521,9 @@
               <w:rPr>
                 <w:rFonts w:ascii="Times New Roman" w:eastAsiaTheme="minorEastAsia" w:hAnsi="Times New Roman" w:cs="Times New Roman"/>
                 <w:noProof/>
-                <w:kern w:val="0"/>
                 <w:sz w:val="28"/>
                 <w:szCs w:val="28"/>
                 <w:lang w:val="ru-RU" w:eastAsia="ru-RU"/>
-                <w14:ligatures w14:val="none"/>
               </w:rPr>
               <w:tab/>
             </w:r>
@@ -3583,7 +3565,7 @@
                 <w:sz w:val="28"/>
                 <w:szCs w:val="28"/>
               </w:rPr>
-              <w:instrText xml:space="preserve"> PAGEREF _Toc225762977 \h </w:instrText>
+              <w:instrText xml:space="preserve"> PAGEREF _Toc226379936 \h </w:instrText>
             </w:r>
             <w:r>
               <w:rPr>
@@ -3630,21 +3612,19 @@
           <w:pPr>
             <w:pStyle w:val="3"/>
             <w:tabs>
-              <w:tab w:val="left" w:pos="1100"/>
+              <w:tab w:val="left" w:pos="1200"/>
               <w:tab w:val="right" w:leader="dot" w:pos="9679"/>
             </w:tabs>
             <w:spacing w:line="360" w:lineRule="auto"/>
             <w:rPr>
               <w:rFonts w:ascii="Times New Roman" w:eastAsiaTheme="minorEastAsia" w:hAnsi="Times New Roman" w:cs="Times New Roman"/>
               <w:noProof/>
-              <w:kern w:val="0"/>
               <w:sz w:val="28"/>
               <w:szCs w:val="28"/>
               <w:lang w:val="ru-RU" w:eastAsia="ru-RU"/>
-              <w14:ligatures w14:val="none"/>
             </w:rPr>
           </w:pPr>
-          <w:hyperlink w:anchor="_Toc225762978" w:history="1">
+          <w:hyperlink w:anchor="_Toc226379937" w:history="1">
             <w:r>
               <w:rPr>
                 <w:rStyle w:val="a4"/>
@@ -3659,11 +3639,9 @@
               <w:rPr>
                 <w:rFonts w:ascii="Times New Roman" w:eastAsiaTheme="minorEastAsia" w:hAnsi="Times New Roman" w:cs="Times New Roman"/>
                 <w:noProof/>
-                <w:kern w:val="0"/>
                 <w:sz w:val="28"/>
                 <w:szCs w:val="28"/>
                 <w:lang w:val="ru-RU" w:eastAsia="ru-RU"/>
-                <w14:ligatures w14:val="none"/>
               </w:rPr>
               <w:tab/>
             </w:r>
@@ -3705,7 +3683,7 @@
                 <w:sz w:val="28"/>
                 <w:szCs w:val="28"/>
               </w:rPr>
-              <w:instrText xml:space="preserve"> PAGEREF _Toc225762978 \h </w:instrText>
+              <w:instrText xml:space="preserve"> PAGEREF _Toc226379937 \h </w:instrText>
             </w:r>
             <w:r>
               <w:rPr>
@@ -3752,21 +3730,19 @@
           <w:pPr>
             <w:pStyle w:val="3"/>
             <w:tabs>
-              <w:tab w:val="left" w:pos="1100"/>
+              <w:tab w:val="left" w:pos="1200"/>
               <w:tab w:val="right" w:leader="dot" w:pos="9679"/>
             </w:tabs>
             <w:spacing w:line="360" w:lineRule="auto"/>
             <w:rPr>
               <w:rFonts w:ascii="Times New Roman" w:eastAsiaTheme="minorEastAsia" w:hAnsi="Times New Roman" w:cs="Times New Roman"/>
               <w:noProof/>
-              <w:kern w:val="0"/>
               <w:sz w:val="28"/>
               <w:szCs w:val="28"/>
               <w:lang w:val="ru-RU" w:eastAsia="ru-RU"/>
-              <w14:ligatures w14:val="none"/>
             </w:rPr>
           </w:pPr>
-          <w:hyperlink w:anchor="_Toc225762979" w:history="1">
+          <w:hyperlink w:anchor="_Toc226379938" w:history="1">
             <w:r>
               <w:rPr>
                 <w:rStyle w:val="a4"/>
@@ -3781,11 +3757,9 @@
               <w:rPr>
                 <w:rFonts w:ascii="Times New Roman" w:eastAsiaTheme="minorEastAsia" w:hAnsi="Times New Roman" w:cs="Times New Roman"/>
                 <w:noProof/>
-                <w:kern w:val="0"/>
                 <w:sz w:val="28"/>
                 <w:szCs w:val="28"/>
                 <w:lang w:val="ru-RU" w:eastAsia="ru-RU"/>
-                <w14:ligatures w14:val="none"/>
               </w:rPr>
               <w:tab/>
             </w:r>
@@ -3827,7 +3801,7 @@
                 <w:sz w:val="28"/>
                 <w:szCs w:val="28"/>
               </w:rPr>
-              <w:instrText xml:space="preserve"> PAGEREF _Toc225762979 \h </w:instrText>
+              <w:instrText xml:space="preserve"> PAGEREF _Toc226379938 \h </w:instrText>
             </w:r>
             <w:r>
               <w:rPr>
@@ -3874,21 +3848,19 @@
           <w:pPr>
             <w:pStyle w:val="3"/>
             <w:tabs>
-              <w:tab w:val="left" w:pos="1100"/>
+              <w:tab w:val="left" w:pos="1200"/>
               <w:tab w:val="right" w:leader="dot" w:pos="9679"/>
             </w:tabs>
             <w:spacing w:line="360" w:lineRule="auto"/>
             <w:rPr>
               <w:rFonts w:ascii="Times New Roman" w:eastAsiaTheme="minorEastAsia" w:hAnsi="Times New Roman" w:cs="Times New Roman"/>
               <w:noProof/>
-              <w:kern w:val="0"/>
               <w:sz w:val="28"/>
               <w:szCs w:val="28"/>
               <w:lang w:val="ru-RU" w:eastAsia="ru-RU"/>
-              <w14:ligatures w14:val="none"/>
             </w:rPr>
           </w:pPr>
-          <w:hyperlink w:anchor="_Toc225762980" w:history="1">
+          <w:hyperlink w:anchor="_Toc226379939" w:history="1">
             <w:r>
               <w:rPr>
                 <w:rStyle w:val="a4"/>
@@ -3903,11 +3875,9 @@
               <w:rPr>
                 <w:rFonts w:ascii="Times New Roman" w:eastAsiaTheme="minorEastAsia" w:hAnsi="Times New Roman" w:cs="Times New Roman"/>
                 <w:noProof/>
-                <w:kern w:val="0"/>
                 <w:sz w:val="28"/>
                 <w:szCs w:val="28"/>
                 <w:lang w:val="ru-RU" w:eastAsia="ru-RU"/>
-                <w14:ligatures w14:val="none"/>
               </w:rPr>
               <w:tab/>
             </w:r>
@@ -3949,7 +3919,7 @@
                 <w:sz w:val="28"/>
                 <w:szCs w:val="28"/>
               </w:rPr>
-              <w:instrText xml:space="preserve"> PAGEREF _Toc225762980 \h </w:instrText>
+              <w:instrText xml:space="preserve"> PAGEREF _Toc226379939 \h </w:instrText>
             </w:r>
             <w:r>
               <w:rPr>
@@ -3996,21 +3966,19 @@
           <w:pPr>
             <w:pStyle w:val="3"/>
             <w:tabs>
-              <w:tab w:val="left" w:pos="1100"/>
+              <w:tab w:val="left" w:pos="1200"/>
               <w:tab w:val="right" w:leader="dot" w:pos="9679"/>
             </w:tabs>
             <w:spacing w:line="360" w:lineRule="auto"/>
             <w:rPr>
               <w:rFonts w:ascii="Times New Roman" w:eastAsiaTheme="minorEastAsia" w:hAnsi="Times New Roman" w:cs="Times New Roman"/>
               <w:noProof/>
-              <w:kern w:val="0"/>
               <w:sz w:val="28"/>
               <w:szCs w:val="28"/>
               <w:lang w:val="ru-RU" w:eastAsia="ru-RU"/>
-              <w14:ligatures w14:val="none"/>
             </w:rPr>
           </w:pPr>
-          <w:hyperlink w:anchor="_Toc225762981" w:history="1">
+          <w:hyperlink w:anchor="_Toc226379940" w:history="1">
             <w:r>
               <w:rPr>
                 <w:rStyle w:val="a4"/>
@@ -4025,11 +3993,9 @@
               <w:rPr>
                 <w:rFonts w:ascii="Times New Roman" w:eastAsiaTheme="minorEastAsia" w:hAnsi="Times New Roman" w:cs="Times New Roman"/>
                 <w:noProof/>
-                <w:kern w:val="0"/>
                 <w:sz w:val="28"/>
                 <w:szCs w:val="28"/>
                 <w:lang w:val="ru-RU" w:eastAsia="ru-RU"/>
-                <w14:ligatures w14:val="none"/>
               </w:rPr>
               <w:tab/>
             </w:r>
@@ -4071,7 +4037,7 @@
                 <w:sz w:val="28"/>
                 <w:szCs w:val="28"/>
               </w:rPr>
-              <w:instrText xml:space="preserve"> PAGEREF _Toc225762981 \h </w:instrText>
+              <w:instrText xml:space="preserve"> PAGEREF _Toc226379940 \h </w:instrText>
             </w:r>
             <w:r>
               <w:rPr>
@@ -4118,21 +4084,19 @@
           <w:pPr>
             <w:pStyle w:val="3"/>
             <w:tabs>
-              <w:tab w:val="left" w:pos="1100"/>
+              <w:tab w:val="left" w:pos="1200"/>
               <w:tab w:val="right" w:leader="dot" w:pos="9679"/>
             </w:tabs>
             <w:spacing w:line="360" w:lineRule="auto"/>
             <w:rPr>
               <w:rFonts w:ascii="Times New Roman" w:eastAsiaTheme="minorEastAsia" w:hAnsi="Times New Roman" w:cs="Times New Roman"/>
               <w:noProof/>
-              <w:kern w:val="0"/>
               <w:sz w:val="28"/>
               <w:szCs w:val="28"/>
               <w:lang w:val="ru-RU" w:eastAsia="ru-RU"/>
-              <w14:ligatures w14:val="none"/>
             </w:rPr>
           </w:pPr>
-          <w:hyperlink w:anchor="_Toc225762982" w:history="1">
+          <w:hyperlink w:anchor="_Toc226379941" w:history="1">
             <w:r>
               <w:rPr>
                 <w:rStyle w:val="a4"/>
@@ -4147,11 +4111,9 @@
               <w:rPr>
                 <w:rFonts w:ascii="Times New Roman" w:eastAsiaTheme="minorEastAsia" w:hAnsi="Times New Roman" w:cs="Times New Roman"/>
                 <w:noProof/>
-                <w:kern w:val="0"/>
                 <w:sz w:val="28"/>
                 <w:szCs w:val="28"/>
                 <w:lang w:val="ru-RU" w:eastAsia="ru-RU"/>
-                <w14:ligatures w14:val="none"/>
               </w:rPr>
               <w:tab/>
             </w:r>
@@ -4193,7 +4155,7 @@
                 <w:sz w:val="28"/>
                 <w:szCs w:val="28"/>
               </w:rPr>
-              <w:instrText xml:space="preserve"> PAGEREF _Toc225762982 \h </w:instrText>
+              <w:instrText xml:space="preserve"> PAGEREF _Toc226379941 \h </w:instrText>
             </w:r>
             <w:r>
               <w:rPr>
@@ -4238,23 +4200,21 @@
         </w:p>
         <w:p>
           <w:pPr>
-            <w:pStyle w:val="21"/>
+            <w:pStyle w:val="22"/>
             <w:tabs>
-              <w:tab w:val="left" w:pos="660"/>
+              <w:tab w:val="left" w:pos="720"/>
               <w:tab w:val="right" w:leader="dot" w:pos="9679"/>
             </w:tabs>
             <w:spacing w:line="360" w:lineRule="auto"/>
             <w:rPr>
               <w:rFonts w:ascii="Times New Roman" w:eastAsiaTheme="minorEastAsia" w:hAnsi="Times New Roman" w:cs="Times New Roman"/>
               <w:noProof/>
-              <w:kern w:val="0"/>
               <w:sz w:val="28"/>
               <w:szCs w:val="28"/>
               <w:lang w:val="ru-RU" w:eastAsia="ru-RU"/>
-              <w14:ligatures w14:val="none"/>
             </w:rPr>
           </w:pPr>
-          <w:hyperlink w:anchor="_Toc225762983" w:history="1">
+          <w:hyperlink w:anchor="_Toc226379942" w:history="1">
             <w:r>
               <w:rPr>
                 <w:rStyle w:val="a4"/>
@@ -4269,11 +4229,9 @@
               <w:rPr>
                 <w:rFonts w:ascii="Times New Roman" w:eastAsiaTheme="minorEastAsia" w:hAnsi="Times New Roman" w:cs="Times New Roman"/>
                 <w:noProof/>
-                <w:kern w:val="0"/>
                 <w:sz w:val="28"/>
                 <w:szCs w:val="28"/>
                 <w:lang w:val="ru-RU" w:eastAsia="ru-RU"/>
-                <w14:ligatures w14:val="none"/>
               </w:rPr>
               <w:tab/>
             </w:r>
@@ -4315,7 +4273,7 @@
                 <w:sz w:val="28"/>
                 <w:szCs w:val="28"/>
               </w:rPr>
-              <w:instrText xml:space="preserve"> PAGEREF _Toc225762983 \h </w:instrText>
+              <w:instrText xml:space="preserve"> PAGEREF _Toc226379942 \h </w:instrText>
             </w:r>
             <w:r>
               <w:rPr>
@@ -4362,21 +4320,19 @@
           <w:pPr>
             <w:pStyle w:val="3"/>
             <w:tabs>
-              <w:tab w:val="left" w:pos="1100"/>
+              <w:tab w:val="left" w:pos="1200"/>
               <w:tab w:val="right" w:leader="dot" w:pos="9679"/>
             </w:tabs>
             <w:spacing w:line="360" w:lineRule="auto"/>
             <w:rPr>
               <w:rFonts w:ascii="Times New Roman" w:eastAsiaTheme="minorEastAsia" w:hAnsi="Times New Roman" w:cs="Times New Roman"/>
               <w:noProof/>
-              <w:kern w:val="0"/>
               <w:sz w:val="28"/>
               <w:szCs w:val="28"/>
               <w:lang w:val="ru-RU" w:eastAsia="ru-RU"/>
-              <w14:ligatures w14:val="none"/>
             </w:rPr>
           </w:pPr>
-          <w:hyperlink w:anchor="_Toc225762984" w:history="1">
+          <w:hyperlink w:anchor="_Toc226379943" w:history="1">
             <w:r>
               <w:rPr>
                 <w:rStyle w:val="a4"/>
@@ -4391,11 +4347,9 @@
               <w:rPr>
                 <w:rFonts w:ascii="Times New Roman" w:eastAsiaTheme="minorEastAsia" w:hAnsi="Times New Roman" w:cs="Times New Roman"/>
                 <w:noProof/>
-                <w:kern w:val="0"/>
                 <w:sz w:val="28"/>
                 <w:szCs w:val="28"/>
                 <w:lang w:val="ru-RU" w:eastAsia="ru-RU"/>
-                <w14:ligatures w14:val="none"/>
               </w:rPr>
               <w:tab/>
             </w:r>
@@ -4437,7 +4391,7 @@
                 <w:sz w:val="28"/>
                 <w:szCs w:val="28"/>
               </w:rPr>
-              <w:instrText xml:space="preserve"> PAGEREF _Toc225762984 \h </w:instrText>
+              <w:instrText xml:space="preserve"> PAGEREF _Toc226379943 \h </w:instrText>
             </w:r>
             <w:r>
               <w:rPr>
@@ -4484,21 +4438,19 @@
           <w:pPr>
             <w:pStyle w:val="3"/>
             <w:tabs>
-              <w:tab w:val="left" w:pos="1100"/>
+              <w:tab w:val="left" w:pos="1200"/>
               <w:tab w:val="right" w:leader="dot" w:pos="9679"/>
             </w:tabs>
             <w:spacing w:line="360" w:lineRule="auto"/>
             <w:rPr>
               <w:rFonts w:ascii="Times New Roman" w:eastAsiaTheme="minorEastAsia" w:hAnsi="Times New Roman" w:cs="Times New Roman"/>
               <w:noProof/>
-              <w:kern w:val="0"/>
               <w:sz w:val="28"/>
               <w:szCs w:val="28"/>
               <w:lang w:val="ru-RU" w:eastAsia="ru-RU"/>
-              <w14:ligatures w14:val="none"/>
             </w:rPr>
           </w:pPr>
-          <w:hyperlink w:anchor="_Toc225762985" w:history="1">
+          <w:hyperlink w:anchor="_Toc226379944" w:history="1">
             <w:r>
               <w:rPr>
                 <w:rStyle w:val="a4"/>
@@ -4513,11 +4465,9 @@
               <w:rPr>
                 <w:rFonts w:ascii="Times New Roman" w:eastAsiaTheme="minorEastAsia" w:hAnsi="Times New Roman" w:cs="Times New Roman"/>
                 <w:noProof/>
-                <w:kern w:val="0"/>
                 <w:sz w:val="28"/>
                 <w:szCs w:val="28"/>
                 <w:lang w:val="ru-RU" w:eastAsia="ru-RU"/>
-                <w14:ligatures w14:val="none"/>
               </w:rPr>
               <w:tab/>
             </w:r>
@@ -4559,7 +4509,7 @@
                 <w:sz w:val="28"/>
                 <w:szCs w:val="28"/>
               </w:rPr>
-              <w:instrText xml:space="preserve"> PAGEREF _Toc225762985 \h </w:instrText>
+              <w:instrText xml:space="preserve"> PAGEREF _Toc226379944 \h </w:instrText>
             </w:r>
             <w:r>
               <w:rPr>
@@ -4606,21 +4556,19 @@
           <w:pPr>
             <w:pStyle w:val="3"/>
             <w:tabs>
-              <w:tab w:val="left" w:pos="1100"/>
+              <w:tab w:val="left" w:pos="1200"/>
               <w:tab w:val="right" w:leader="dot" w:pos="9679"/>
             </w:tabs>
             <w:spacing w:line="360" w:lineRule="auto"/>
             <w:rPr>
               <w:rFonts w:ascii="Times New Roman" w:eastAsiaTheme="minorEastAsia" w:hAnsi="Times New Roman" w:cs="Times New Roman"/>
               <w:noProof/>
-              <w:kern w:val="0"/>
               <w:sz w:val="28"/>
               <w:szCs w:val="28"/>
               <w:lang w:val="ru-RU" w:eastAsia="ru-RU"/>
-              <w14:ligatures w14:val="none"/>
             </w:rPr>
           </w:pPr>
-          <w:hyperlink w:anchor="_Toc225762986" w:history="1">
+          <w:hyperlink w:anchor="_Toc226379945" w:history="1">
             <w:r>
               <w:rPr>
                 <w:rStyle w:val="a4"/>
@@ -4635,11 +4583,9 @@
               <w:rPr>
                 <w:rFonts w:ascii="Times New Roman" w:eastAsiaTheme="minorEastAsia" w:hAnsi="Times New Roman" w:cs="Times New Roman"/>
                 <w:noProof/>
-                <w:kern w:val="0"/>
                 <w:sz w:val="28"/>
                 <w:szCs w:val="28"/>
                 <w:lang w:val="ru-RU" w:eastAsia="ru-RU"/>
-                <w14:ligatures w14:val="none"/>
               </w:rPr>
               <w:tab/>
             </w:r>
@@ -4681,7 +4627,7 @@
                 <w:sz w:val="28"/>
                 <w:szCs w:val="28"/>
               </w:rPr>
-              <w:instrText xml:space="preserve"> PAGEREF _Toc225762986 \h </w:instrText>
+              <w:instrText xml:space="preserve"> PAGEREF _Toc226379945 \h </w:instrText>
             </w:r>
             <w:r>
               <w:rPr>
@@ -4728,21 +4674,19 @@
           <w:pPr>
             <w:pStyle w:val="3"/>
             <w:tabs>
-              <w:tab w:val="left" w:pos="1100"/>
+              <w:tab w:val="left" w:pos="1200"/>
               <w:tab w:val="right" w:leader="dot" w:pos="9679"/>
             </w:tabs>
             <w:spacing w:line="360" w:lineRule="auto"/>
             <w:rPr>
               <w:rFonts w:ascii="Times New Roman" w:eastAsiaTheme="minorEastAsia" w:hAnsi="Times New Roman" w:cs="Times New Roman"/>
               <w:noProof/>
-              <w:kern w:val="0"/>
               <w:sz w:val="28"/>
               <w:szCs w:val="28"/>
               <w:lang w:val="ru-RU" w:eastAsia="ru-RU"/>
-              <w14:ligatures w14:val="none"/>
             </w:rPr>
           </w:pPr>
-          <w:hyperlink w:anchor="_Toc225762987" w:history="1">
+          <w:hyperlink w:anchor="_Toc226379946" w:history="1">
             <w:r>
               <w:rPr>
                 <w:rStyle w:val="a4"/>
@@ -4757,11 +4701,9 @@
               <w:rPr>
                 <w:rFonts w:ascii="Times New Roman" w:eastAsiaTheme="minorEastAsia" w:hAnsi="Times New Roman" w:cs="Times New Roman"/>
                 <w:noProof/>
-                <w:kern w:val="0"/>
                 <w:sz w:val="28"/>
                 <w:szCs w:val="28"/>
                 <w:lang w:val="ru-RU" w:eastAsia="ru-RU"/>
-                <w14:ligatures w14:val="none"/>
               </w:rPr>
               <w:tab/>
             </w:r>
@@ -4803,7 +4745,7 @@
                 <w:sz w:val="28"/>
                 <w:szCs w:val="28"/>
               </w:rPr>
-              <w:instrText xml:space="preserve"> PAGEREF _Toc225762987 \h </w:instrText>
+              <w:instrText xml:space="preserve"> PAGEREF _Toc226379946 \h </w:instrText>
             </w:r>
             <w:r>
               <w:rPr>
@@ -4848,7 +4790,7 @@
         </w:p>
         <w:p>
           <w:pPr>
-            <w:pStyle w:val="21"/>
+            <w:pStyle w:val="22"/>
             <w:tabs>
               <w:tab w:val="right" w:leader="dot" w:pos="9679"/>
             </w:tabs>
@@ -4856,23 +4798,21 @@
             <w:rPr>
               <w:rFonts w:ascii="Times New Roman" w:eastAsiaTheme="minorEastAsia" w:hAnsi="Times New Roman" w:cs="Times New Roman"/>
               <w:noProof/>
-              <w:kern w:val="0"/>
               <w:sz w:val="28"/>
               <w:szCs w:val="28"/>
               <w:lang w:val="ru-RU" w:eastAsia="ru-RU"/>
-              <w14:ligatures w14:val="none"/>
             </w:rPr>
           </w:pPr>
-          <w:hyperlink w:anchor="_Toc225762989" w:history="1">
+          <w:hyperlink w:anchor="_Toc226379947" w:history="1">
             <w:r>
               <w:rPr>
                 <w:rStyle w:val="a4"/>
-                <w:rFonts w:ascii="Times New Roman" w:eastAsia="Times New Roman" w:hAnsi="Times New Roman" w:cs="Times New Roman"/>
+                <w:rFonts w:ascii="Times New Roman" w:hAnsi="Times New Roman" w:cs="Times New Roman"/>
                 <w:noProof/>
                 <w:sz w:val="28"/>
                 <w:szCs w:val="28"/>
               </w:rPr>
-              <w:t>Заключение</w:t>
+              <w:t xml:space="preserve">Рис 2.6. Экран авторизации </w:t>
             </w:r>
             <w:r>
               <w:rPr>
@@ -4902,7 +4842,7 @@
                 <w:sz w:val="28"/>
                 <w:szCs w:val="28"/>
               </w:rPr>
-              <w:instrText xml:space="preserve"> PAGEREF _Toc225762989 \h </w:instrText>
+              <w:instrText xml:space="preserve"> PAGEREF _Toc226379947 \h </w:instrText>
             </w:r>
             <w:r>
               <w:rPr>
@@ -4931,7 +4871,7 @@
                 <w:sz w:val="28"/>
                 <w:szCs w:val="28"/>
               </w:rPr>
-              <w:t>29</w:t>
+              <w:t>28</w:t>
             </w:r>
             <w:r>
               <w:rPr>
@@ -4947,7 +4887,7 @@
         </w:p>
         <w:p>
           <w:pPr>
-            <w:pStyle w:val="21"/>
+            <w:pStyle w:val="22"/>
             <w:tabs>
               <w:tab w:val="right" w:leader="dot" w:pos="9679"/>
             </w:tabs>
@@ -4955,23 +4895,21 @@
             <w:rPr>
               <w:rFonts w:ascii="Times New Roman" w:eastAsiaTheme="minorEastAsia" w:hAnsi="Times New Roman" w:cs="Times New Roman"/>
               <w:noProof/>
-              <w:kern w:val="0"/>
               <w:sz w:val="28"/>
               <w:szCs w:val="28"/>
               <w:lang w:val="ru-RU" w:eastAsia="ru-RU"/>
-              <w14:ligatures w14:val="none"/>
             </w:rPr>
           </w:pPr>
-          <w:hyperlink w:anchor="_Toc225762990" w:history="1">
+          <w:hyperlink w:anchor="_Toc226379948" w:history="1">
             <w:r>
               <w:rPr>
                 <w:rStyle w:val="a4"/>
-                <w:rFonts w:ascii="Times New Roman" w:hAnsi="Times New Roman" w:cs="Times New Roman"/>
+                <w:rFonts w:ascii="Times New Roman" w:eastAsia="Times New Roman" w:hAnsi="Times New Roman" w:cs="Times New Roman"/>
                 <w:noProof/>
                 <w:sz w:val="28"/>
                 <w:szCs w:val="28"/>
               </w:rPr>
-              <w:t>Список использованных источников</w:t>
+              <w:t>Заключение</w:t>
             </w:r>
             <w:r>
               <w:rPr>
@@ -5001,7 +4939,7 @@
                 <w:sz w:val="28"/>
                 <w:szCs w:val="28"/>
               </w:rPr>
-              <w:instrText xml:space="preserve"> PAGEREF _Toc225762990 \h </w:instrText>
+              <w:instrText xml:space="preserve"> PAGEREF _Toc226379948 \h </w:instrText>
             </w:r>
             <w:r>
               <w:rPr>
@@ -5030,7 +4968,7 @@
                 <w:sz w:val="28"/>
                 <w:szCs w:val="28"/>
               </w:rPr>
-              <w:t>30</w:t>
+              <w:t>29</w:t>
             </w:r>
             <w:r>
               <w:rPr>
@@ -5046,7 +4984,7 @@
         </w:p>
         <w:p>
           <w:pPr>
-            <w:pStyle w:val="21"/>
+            <w:pStyle w:val="22"/>
             <w:tabs>
               <w:tab w:val="right" w:leader="dot" w:pos="9679"/>
             </w:tabs>
@@ -5054,14 +4992,12 @@
             <w:rPr>
               <w:rFonts w:ascii="Times New Roman" w:eastAsiaTheme="minorEastAsia" w:hAnsi="Times New Roman" w:cs="Times New Roman"/>
               <w:noProof/>
-              <w:kern w:val="0"/>
               <w:sz w:val="28"/>
               <w:szCs w:val="28"/>
               <w:lang w:val="ru-RU" w:eastAsia="ru-RU"/>
-              <w14:ligatures w14:val="none"/>
             </w:rPr>
           </w:pPr>
-          <w:hyperlink w:anchor="_Toc225762991" w:history="1">
+          <w:hyperlink w:anchor="_Toc226379949" w:history="1">
             <w:r>
               <w:rPr>
                 <w:rStyle w:val="a4"/>
@@ -5070,7 +5006,7 @@
                 <w:sz w:val="28"/>
                 <w:szCs w:val="28"/>
               </w:rPr>
-              <w:t>Список сокращений</w:t>
+              <w:t>Список использованных источников</w:t>
             </w:r>
             <w:r>
               <w:rPr>
@@ -5100,7 +5036,7 @@
                 <w:sz w:val="28"/>
                 <w:szCs w:val="28"/>
               </w:rPr>
-              <w:instrText xml:space="preserve"> PAGEREF _Toc225762991 \h </w:instrText>
+              <w:instrText xml:space="preserve"> PAGEREF _Toc226379949 \h </w:instrText>
             </w:r>
             <w:r>
               <w:rPr>
@@ -5129,7 +5065,7 @@
                 <w:sz w:val="28"/>
                 <w:szCs w:val="28"/>
               </w:rPr>
-              <w:t>31</w:t>
+              <w:t>30</w:t>
             </w:r>
             <w:r>
               <w:rPr>
@@ -5145,7 +5081,7 @@
         </w:p>
         <w:p>
           <w:pPr>
-            <w:pStyle w:val="21"/>
+            <w:pStyle w:val="22"/>
             <w:tabs>
               <w:tab w:val="right" w:leader="dot" w:pos="9679"/>
             </w:tabs>
@@ -5153,14 +5089,12 @@
             <w:rPr>
               <w:rFonts w:ascii="Times New Roman" w:eastAsiaTheme="minorEastAsia" w:hAnsi="Times New Roman" w:cs="Times New Roman"/>
               <w:noProof/>
-              <w:kern w:val="0"/>
               <w:sz w:val="28"/>
               <w:szCs w:val="28"/>
               <w:lang w:val="ru-RU" w:eastAsia="ru-RU"/>
-              <w14:ligatures w14:val="none"/>
             </w:rPr>
           </w:pPr>
-          <w:hyperlink w:anchor="_Toc225762992" w:history="1">
+          <w:hyperlink w:anchor="_Toc226379950" w:history="1">
             <w:r>
               <w:rPr>
                 <w:rStyle w:val="a4"/>
@@ -5169,7 +5103,7 @@
                 <w:sz w:val="28"/>
                 <w:szCs w:val="28"/>
               </w:rPr>
-              <w:t>Приложение 1</w:t>
+              <w:t>Список сокращений</w:t>
             </w:r>
             <w:r>
               <w:rPr>
@@ -5199,7 +5133,7 @@
                 <w:sz w:val="28"/>
                 <w:szCs w:val="28"/>
               </w:rPr>
-              <w:instrText xml:space="preserve"> PAGEREF _Toc225762992 \h </w:instrText>
+              <w:instrText xml:space="preserve"> PAGEREF _Toc226379950 \h </w:instrText>
             </w:r>
             <w:r>
               <w:rPr>
@@ -5228,7 +5162,7 @@
                 <w:sz w:val="28"/>
                 <w:szCs w:val="28"/>
               </w:rPr>
-              <w:t>32</w:t>
+              <w:t>31</w:t>
             </w:r>
             <w:r>
               <w:rPr>
@@ -5244,7 +5178,7 @@
         </w:p>
         <w:p>
           <w:pPr>
-            <w:pStyle w:val="21"/>
+            <w:pStyle w:val="22"/>
             <w:tabs>
               <w:tab w:val="right" w:leader="dot" w:pos="9679"/>
             </w:tabs>
@@ -5252,14 +5186,12 @@
             <w:rPr>
               <w:rFonts w:ascii="Times New Roman" w:eastAsiaTheme="minorEastAsia" w:hAnsi="Times New Roman" w:cs="Times New Roman"/>
               <w:noProof/>
-              <w:kern w:val="0"/>
               <w:sz w:val="28"/>
               <w:szCs w:val="28"/>
               <w:lang w:val="ru-RU" w:eastAsia="ru-RU"/>
-              <w14:ligatures w14:val="none"/>
             </w:rPr>
           </w:pPr>
-          <w:hyperlink w:anchor="_Toc225762993" w:history="1">
+          <w:hyperlink w:anchor="_Toc226379951" w:history="1">
             <w:r>
               <w:rPr>
                 <w:rStyle w:val="a4"/>
@@ -5268,7 +5200,7 @@
                 <w:sz w:val="28"/>
                 <w:szCs w:val="28"/>
               </w:rPr>
-              <w:t>Приложение 2</w:t>
+              <w:t>Приложение 1</w:t>
             </w:r>
             <w:r>
               <w:rPr>
@@ -5298,7 +5230,7 @@
                 <w:sz w:val="28"/>
                 <w:szCs w:val="28"/>
               </w:rPr>
-              <w:instrText xml:space="preserve"> PAGEREF _Toc225762993 \h </w:instrText>
+              <w:instrText xml:space="preserve"> PAGEREF _Toc226379951 \h </w:instrText>
             </w:r>
             <w:r>
               <w:rPr>
@@ -5327,7 +5259,7 @@
                 <w:sz w:val="28"/>
                 <w:szCs w:val="28"/>
               </w:rPr>
-              <w:t>33</w:t>
+              <w:t>32</w:t>
             </w:r>
             <w:r>
               <w:rPr>
@@ -5343,7 +5275,7 @@
         </w:p>
         <w:p>
           <w:pPr>
-            <w:pStyle w:val="21"/>
+            <w:pStyle w:val="22"/>
             <w:tabs>
               <w:tab w:val="right" w:leader="dot" w:pos="9679"/>
             </w:tabs>
@@ -5351,14 +5283,12 @@
             <w:rPr>
               <w:rFonts w:ascii="Times New Roman" w:eastAsiaTheme="minorEastAsia" w:hAnsi="Times New Roman" w:cs="Times New Roman"/>
               <w:noProof/>
-              <w:kern w:val="0"/>
               <w:sz w:val="28"/>
               <w:szCs w:val="28"/>
               <w:lang w:val="ru-RU" w:eastAsia="ru-RU"/>
-              <w14:ligatures w14:val="none"/>
             </w:rPr>
           </w:pPr>
-          <w:hyperlink w:anchor="_Toc225762994" w:history="1">
+          <w:hyperlink w:anchor="_Toc226379952" w:history="1">
             <w:r>
               <w:rPr>
                 <w:rStyle w:val="a4"/>
@@ -5367,7 +5297,7 @@
                 <w:sz w:val="28"/>
                 <w:szCs w:val="28"/>
               </w:rPr>
-              <w:t>Приложение 3</w:t>
+              <w:t>Приложение 2</w:t>
             </w:r>
             <w:r>
               <w:rPr>
@@ -5397,7 +5327,7 @@
                 <w:sz w:val="28"/>
                 <w:szCs w:val="28"/>
               </w:rPr>
-              <w:instrText xml:space="preserve"> PAGEREF _Toc225762994 \h </w:instrText>
+              <w:instrText xml:space="preserve"> PAGEREF _Toc226379952 \h </w:instrText>
             </w:r>
             <w:r>
               <w:rPr>
@@ -5426,7 +5356,7 @@
                 <w:sz w:val="28"/>
                 <w:szCs w:val="28"/>
               </w:rPr>
-              <w:t>34</w:t>
+              <w:t>33</w:t>
             </w:r>
             <w:r>
               <w:rPr>
@@ -5442,7 +5372,7 @@
         </w:p>
         <w:p>
           <w:pPr>
-            <w:pStyle w:val="21"/>
+            <w:pStyle w:val="22"/>
             <w:tabs>
               <w:tab w:val="right" w:leader="dot" w:pos="9679"/>
             </w:tabs>
@@ -5450,14 +5380,12 @@
             <w:rPr>
               <w:rFonts w:ascii="Times New Roman" w:eastAsiaTheme="minorEastAsia" w:hAnsi="Times New Roman" w:cs="Times New Roman"/>
               <w:noProof/>
-              <w:kern w:val="0"/>
               <w:sz w:val="28"/>
               <w:szCs w:val="28"/>
               <w:lang w:val="ru-RU" w:eastAsia="ru-RU"/>
-              <w14:ligatures w14:val="none"/>
             </w:rPr>
           </w:pPr>
-          <w:hyperlink w:anchor="_Toc225762995" w:history="1">
+          <w:hyperlink w:anchor="_Toc226379954" w:history="1">
             <w:r>
               <w:rPr>
                 <w:rStyle w:val="a4"/>
@@ -5466,7 +5394,7 @@
                 <w:sz w:val="28"/>
                 <w:szCs w:val="28"/>
               </w:rPr>
-              <w:t>Приложение 4</w:t>
+              <w:t>Приложение 3</w:t>
             </w:r>
             <w:r>
               <w:rPr>
@@ -5496,7 +5424,7 @@
                 <w:sz w:val="28"/>
                 <w:szCs w:val="28"/>
               </w:rPr>
-              <w:instrText xml:space="preserve"> PAGEREF _Toc225762995 \h </w:instrText>
+              <w:instrText xml:space="preserve"> PAGEREF _Toc226379954 \h </w:instrText>
             </w:r>
             <w:r>
               <w:rPr>
@@ -5525,7 +5453,7 @@
                 <w:sz w:val="28"/>
                 <w:szCs w:val="28"/>
               </w:rPr>
-              <w:t>35</w:t>
+              <w:t>34</w:t>
             </w:r>
             <w:r>
               <w:rPr>
@@ -5541,7 +5469,7 @@
         </w:p>
         <w:p>
           <w:pPr>
-            <w:pStyle w:val="21"/>
+            <w:pStyle w:val="22"/>
             <w:tabs>
               <w:tab w:val="right" w:leader="dot" w:pos="9679"/>
             </w:tabs>
@@ -5549,14 +5477,12 @@
             <w:rPr>
               <w:rFonts w:ascii="Times New Roman" w:eastAsiaTheme="minorEastAsia" w:hAnsi="Times New Roman" w:cs="Times New Roman"/>
               <w:noProof/>
-              <w:kern w:val="0"/>
               <w:sz w:val="28"/>
               <w:szCs w:val="28"/>
               <w:lang w:val="ru-RU" w:eastAsia="ru-RU"/>
-              <w14:ligatures w14:val="none"/>
             </w:rPr>
           </w:pPr>
-          <w:hyperlink w:anchor="_Toc225762996" w:history="1">
+          <w:hyperlink w:anchor="_Toc226379955" w:history="1">
             <w:r>
               <w:rPr>
                 <w:rStyle w:val="a4"/>
@@ -5565,7 +5491,7 @@
                 <w:sz w:val="28"/>
                 <w:szCs w:val="28"/>
               </w:rPr>
-              <w:t>Приложение 5</w:t>
+              <w:t>Приложение 4</w:t>
             </w:r>
             <w:r>
               <w:rPr>
@@ -5595,7 +5521,7 @@
                 <w:sz w:val="28"/>
                 <w:szCs w:val="28"/>
               </w:rPr>
-              <w:instrText xml:space="preserve"> PAGEREF _Toc225762996 \h </w:instrText>
+              <w:instrText xml:space="preserve"> PAGEREF _Toc226379955 \h </w:instrText>
             </w:r>
             <w:r>
               <w:rPr>
@@ -5624,7 +5550,201 @@
                 <w:sz w:val="28"/>
                 <w:szCs w:val="28"/>
               </w:rPr>
+              <w:t>35</w:t>
+            </w:r>
+            <w:r>
+              <w:rPr>
+                <w:rFonts w:ascii="Times New Roman" w:hAnsi="Times New Roman" w:cs="Times New Roman"/>
+                <w:noProof/>
+                <w:webHidden/>
+                <w:sz w:val="28"/>
+                <w:szCs w:val="28"/>
+              </w:rPr>
+              <w:fldChar w:fldCharType="end"/>
+            </w:r>
+          </w:hyperlink>
+        </w:p>
+        <w:p>
+          <w:pPr>
+            <w:pStyle w:val="22"/>
+            <w:tabs>
+              <w:tab w:val="right" w:leader="dot" w:pos="9679"/>
+            </w:tabs>
+            <w:spacing w:line="360" w:lineRule="auto"/>
+            <w:rPr>
+              <w:rFonts w:ascii="Times New Roman" w:eastAsiaTheme="minorEastAsia" w:hAnsi="Times New Roman" w:cs="Times New Roman"/>
+              <w:noProof/>
+              <w:sz w:val="28"/>
+              <w:szCs w:val="28"/>
+              <w:lang w:val="ru-RU" w:eastAsia="ru-RU"/>
+            </w:rPr>
+          </w:pPr>
+          <w:hyperlink w:anchor="_Toc226379956" w:history="1">
+            <w:r>
+              <w:rPr>
+                <w:rStyle w:val="a4"/>
+                <w:rFonts w:ascii="Times New Roman" w:hAnsi="Times New Roman" w:cs="Times New Roman"/>
+                <w:noProof/>
+                <w:sz w:val="28"/>
+                <w:szCs w:val="28"/>
+              </w:rPr>
+              <w:t>Приложение 5</w:t>
+            </w:r>
+            <w:r>
+              <w:rPr>
+                <w:rFonts w:ascii="Times New Roman" w:hAnsi="Times New Roman" w:cs="Times New Roman"/>
+                <w:noProof/>
+                <w:webHidden/>
+                <w:sz w:val="28"/>
+                <w:szCs w:val="28"/>
+              </w:rPr>
+              <w:tab/>
+            </w:r>
+            <w:r>
+              <w:rPr>
+                <w:rFonts w:ascii="Times New Roman" w:hAnsi="Times New Roman" w:cs="Times New Roman"/>
+                <w:noProof/>
+                <w:webHidden/>
+                <w:sz w:val="28"/>
+                <w:szCs w:val="28"/>
+              </w:rPr>
+              <w:fldChar w:fldCharType="begin"/>
+            </w:r>
+            <w:r>
+              <w:rPr>
+                <w:rFonts w:ascii="Times New Roman" w:hAnsi="Times New Roman" w:cs="Times New Roman"/>
+                <w:noProof/>
+                <w:webHidden/>
+                <w:sz w:val="28"/>
+                <w:szCs w:val="28"/>
+              </w:rPr>
+              <w:instrText xml:space="preserve"> PAGEREF _Toc226379956 \h </w:instrText>
+            </w:r>
+            <w:r>
+              <w:rPr>
+                <w:rFonts w:ascii="Times New Roman" w:hAnsi="Times New Roman" w:cs="Times New Roman"/>
+                <w:noProof/>
+                <w:webHidden/>
+                <w:sz w:val="28"/>
+                <w:szCs w:val="28"/>
+              </w:rPr>
+            </w:r>
+            <w:r>
+              <w:rPr>
+                <w:rFonts w:ascii="Times New Roman" w:hAnsi="Times New Roman" w:cs="Times New Roman"/>
+                <w:noProof/>
+                <w:webHidden/>
+                <w:sz w:val="28"/>
+                <w:szCs w:val="28"/>
+              </w:rPr>
+              <w:fldChar w:fldCharType="separate"/>
+            </w:r>
+            <w:r>
+              <w:rPr>
+                <w:rFonts w:ascii="Times New Roman" w:hAnsi="Times New Roman" w:cs="Times New Roman"/>
+                <w:noProof/>
+                <w:webHidden/>
+                <w:sz w:val="28"/>
+                <w:szCs w:val="28"/>
+              </w:rPr>
               <w:t>36</w:t>
+            </w:r>
+            <w:r>
+              <w:rPr>
+                <w:rFonts w:ascii="Times New Roman" w:hAnsi="Times New Roman" w:cs="Times New Roman"/>
+                <w:noProof/>
+                <w:webHidden/>
+                <w:sz w:val="28"/>
+                <w:szCs w:val="28"/>
+              </w:rPr>
+              <w:fldChar w:fldCharType="end"/>
+            </w:r>
+          </w:hyperlink>
+        </w:p>
+        <w:p>
+          <w:pPr>
+            <w:pStyle w:val="22"/>
+            <w:tabs>
+              <w:tab w:val="right" w:leader="dot" w:pos="9679"/>
+            </w:tabs>
+            <w:spacing w:line="360" w:lineRule="auto"/>
+            <w:rPr>
+              <w:rFonts w:eastAsiaTheme="minorEastAsia"/>
+              <w:noProof/>
+              <w:sz w:val="24"/>
+              <w:szCs w:val="24"/>
+              <w:lang w:val="ru-RU" w:eastAsia="ru-RU"/>
+            </w:rPr>
+          </w:pPr>
+          <w:hyperlink w:anchor="_Toc226379957" w:history="1">
+            <w:r>
+              <w:rPr>
+                <w:rStyle w:val="a4"/>
+                <w:rFonts w:ascii="Times New Roman" w:hAnsi="Times New Roman" w:cs="Times New Roman"/>
+                <w:noProof/>
+                <w:sz w:val="28"/>
+                <w:szCs w:val="28"/>
+              </w:rPr>
+              <w:t>Приложение 6</w:t>
+            </w:r>
+            <w:r>
+              <w:rPr>
+                <w:rFonts w:ascii="Times New Roman" w:hAnsi="Times New Roman" w:cs="Times New Roman"/>
+                <w:noProof/>
+                <w:webHidden/>
+                <w:sz w:val="28"/>
+                <w:szCs w:val="28"/>
+              </w:rPr>
+              <w:tab/>
+            </w:r>
+            <w:r>
+              <w:rPr>
+                <w:rFonts w:ascii="Times New Roman" w:hAnsi="Times New Roman" w:cs="Times New Roman"/>
+                <w:noProof/>
+                <w:webHidden/>
+                <w:sz w:val="28"/>
+                <w:szCs w:val="28"/>
+              </w:rPr>
+              <w:fldChar w:fldCharType="begin"/>
+            </w:r>
+            <w:r>
+              <w:rPr>
+                <w:rFonts w:ascii="Times New Roman" w:hAnsi="Times New Roman" w:cs="Times New Roman"/>
+                <w:noProof/>
+                <w:webHidden/>
+                <w:sz w:val="28"/>
+                <w:szCs w:val="28"/>
+              </w:rPr>
+              <w:instrText xml:space="preserve"> PAGEREF _Toc226379957 \h </w:instrText>
+            </w:r>
+            <w:r>
+              <w:rPr>
+                <w:rFonts w:ascii="Times New Roman" w:hAnsi="Times New Roman" w:cs="Times New Roman"/>
+                <w:noProof/>
+                <w:webHidden/>
+                <w:sz w:val="28"/>
+                <w:szCs w:val="28"/>
+              </w:rPr>
+            </w:r>
+            <w:r>
+              <w:rPr>
+                <w:rFonts w:ascii="Times New Roman" w:hAnsi="Times New Roman" w:cs="Times New Roman"/>
+                <w:noProof/>
+                <w:webHidden/>
+                <w:sz w:val="28"/>
+                <w:szCs w:val="28"/>
+              </w:rPr>
+              <w:fldChar w:fldCharType="separate"/>
+            </w:r>
+            <w:r>
+              <w:rPr>
+                <w:rFonts w:ascii="Times New Roman" w:hAnsi="Times New Roman" w:cs="Times New Roman"/>
+                <w:noProof/>
+                <w:webHidden/>
+                <w:sz w:val="28"/>
+                <w:szCs w:val="28"/>
+              </w:rPr>
+              <w:t>37</w:t>
             </w:r>
             <w:r>
               <w:rPr>
@@ -5688,1304 +5808,280 @@
       <w:pPr>
         <w:pStyle w:val="-"/>
       </w:pPr>
-      <w:bookmarkStart w:id="20" w:name="_Toc219936697"/>
-      <w:bookmarkStart w:id="21" w:name="_Toc225762974"/>
+      <w:bookmarkStart w:id="19" w:name="_Toc219936697"/>
+      <w:bookmarkStart w:id="20" w:name="_Toc226379933"/>
       <w:r>
         <w:lastRenderedPageBreak/>
         <w:t>Введение</w:t>
       </w:r>
+      <w:bookmarkEnd w:id="19"/>
       <w:bookmarkEnd w:id="20"/>
-      <w:bookmarkEnd w:id="21"/>
-    </w:p>
-    <w:p>
-      <w:pPr>
-        <w:spacing w:after="0" w:line="360" w:lineRule="auto"/>
-        <w:ind w:firstLine="709"/>
-        <w:jc w:val="both"/>
-        <w:rPr>
-          <w:rFonts w:ascii="Times New Roman" w:hAnsi="Times New Roman" w:cs="Times New Roman"/>
-          <w:sz w:val="28"/>
-          <w:szCs w:val="28"/>
-          <w:lang w:val="ru-RU"/>
-        </w:rPr>
-      </w:pPr>
-      <w:r>
-        <w:rPr>
-          <w:rFonts w:ascii="Times New Roman" w:hAnsi="Times New Roman" w:cs="Times New Roman"/>
-          <w:sz w:val="28"/>
-          <w:szCs w:val="28"/>
-          <w:lang w:val="ru-RU"/>
-        </w:rPr>
-        <w:t>Работа с базами данных</w:t>
-      </w:r>
-      <w:r>
-        <w:rPr>
-          <w:rFonts w:ascii="Times New Roman" w:hAnsi="Times New Roman" w:cs="Times New Roman"/>
-          <w:sz w:val="28"/>
-          <w:szCs w:val="28"/>
-          <w:lang w:val="ru-RU"/>
-        </w:rPr>
-        <w:t xml:space="preserve"> (БД)</w:t>
-      </w:r>
-      <w:r>
-        <w:rPr>
-          <w:rFonts w:ascii="Times New Roman" w:hAnsi="Times New Roman" w:cs="Times New Roman"/>
-          <w:sz w:val="28"/>
-          <w:szCs w:val="28"/>
-          <w:lang w:val="ru-RU"/>
-        </w:rPr>
-        <w:t xml:space="preserve"> является критически важной задачей в мире современных информационных технологий. Различные </w:t>
-      </w:r>
-      <w:r>
-        <w:rPr>
-          <w:rFonts w:ascii="Times New Roman" w:hAnsi="Times New Roman" w:cs="Times New Roman"/>
-          <w:sz w:val="28"/>
-          <w:szCs w:val="28"/>
-          <w:lang w:val="ru-RU"/>
-        </w:rPr>
-        <w:t>БД</w:t>
-      </w:r>
-      <w:r>
-        <w:rPr>
-          <w:rFonts w:ascii="Times New Roman" w:hAnsi="Times New Roman" w:cs="Times New Roman"/>
-          <w:sz w:val="28"/>
-          <w:szCs w:val="28"/>
-          <w:lang w:val="ru-RU"/>
-        </w:rPr>
-        <w:t xml:space="preserve"> используются для работы множества систем, сервисов и приложений. Они </w:t>
-      </w:r>
-      <w:r>
-        <w:rPr>
-          <w:rFonts w:ascii="Times New Roman" w:hAnsi="Times New Roman" w:cs="Times New Roman"/>
-          <w:sz w:val="28"/>
-          <w:szCs w:val="28"/>
-          <w:lang w:val="ru-RU"/>
-        </w:rPr>
-        <w:t>служат</w:t>
-      </w:r>
-      <w:r>
-        <w:rPr>
-          <w:rFonts w:ascii="Times New Roman" w:hAnsi="Times New Roman" w:cs="Times New Roman"/>
-          <w:sz w:val="28"/>
-          <w:szCs w:val="28"/>
-          <w:lang w:val="ru-RU"/>
-        </w:rPr>
-        <w:t xml:space="preserve"> для хранения, организации и управления огромными объемами информации во всех сферах жизни общества. Поддержка актуальности баз данных и использование современных подходов в работе с ними имеет критическое значени</w:t>
-      </w:r>
-      <w:r>
-        <w:rPr>
-          <w:rFonts w:ascii="Times New Roman" w:hAnsi="Times New Roman" w:cs="Times New Roman"/>
-          <w:sz w:val="28"/>
-          <w:szCs w:val="28"/>
-          <w:lang w:val="ru-RU"/>
-        </w:rPr>
-        <w:t>е</w:t>
-      </w:r>
-      <w:r>
-        <w:rPr>
-          <w:rFonts w:ascii="Times New Roman" w:hAnsi="Times New Roman" w:cs="Times New Roman"/>
-          <w:sz w:val="28"/>
-          <w:szCs w:val="28"/>
-          <w:lang w:val="ru-RU"/>
-        </w:rPr>
-        <w:t xml:space="preserve"> для производительности, безопасности, масштабируемости и принятия правильных </w:t>
-      </w:r>
-      <w:r>
-        <w:rPr>
-          <w:rFonts w:ascii="Times New Roman" w:hAnsi="Times New Roman" w:cs="Times New Roman"/>
-          <w:sz w:val="28"/>
-          <w:szCs w:val="28"/>
-          <w:lang w:val="ru-RU"/>
-        </w:rPr>
-        <w:t>бизнес-решений. Устаревшие базы</w:t>
-      </w:r>
-      <w:r>
-        <w:rPr>
-          <w:rFonts w:ascii="Times New Roman" w:hAnsi="Times New Roman" w:cs="Times New Roman"/>
-          <w:sz w:val="28"/>
-          <w:szCs w:val="28"/>
-          <w:lang w:val="ru-RU"/>
-        </w:rPr>
-        <w:t xml:space="preserve"> приводят к ошибкам в работе всей системы.</w:t>
-      </w:r>
-    </w:p>
-    <w:p>
-      <w:pPr>
-        <w:spacing w:after="0" w:line="360" w:lineRule="auto"/>
-        <w:ind w:firstLine="709"/>
-        <w:jc w:val="both"/>
-        <w:rPr>
-          <w:rFonts w:ascii="Times New Roman" w:hAnsi="Times New Roman" w:cs="Times New Roman"/>
-          <w:sz w:val="28"/>
-          <w:szCs w:val="28"/>
-          <w:lang w:val="ru-RU"/>
-        </w:rPr>
-      </w:pPr>
-      <w:r>
-        <w:rPr>
-          <w:rFonts w:ascii="Times New Roman" w:hAnsi="Times New Roman" w:cs="Times New Roman"/>
-          <w:sz w:val="28"/>
-          <w:szCs w:val="28"/>
-          <w:lang w:val="ru-RU"/>
-        </w:rPr>
-        <w:t xml:space="preserve">Актуальность. </w:t>
-      </w:r>
-      <w:r>
-        <w:rPr>
-          <w:rFonts w:ascii="Times New Roman" w:hAnsi="Times New Roman" w:cs="Times New Roman"/>
-          <w:sz w:val="28"/>
-          <w:szCs w:val="28"/>
-          <w:lang w:val="ru-RU"/>
-        </w:rPr>
-        <w:t xml:space="preserve">В современном мире тема заботы о себе </w:t>
-      </w:r>
-      <w:r>
-        <w:rPr>
-          <w:rFonts w:ascii="Times New Roman" w:hAnsi="Times New Roman" w:cs="Times New Roman"/>
-          <w:sz w:val="28"/>
-          <w:szCs w:val="28"/>
-          <w:lang w:val="ru-RU"/>
-        </w:rPr>
-        <w:t xml:space="preserve">становится всё более </w:t>
-      </w:r>
-      <w:r>
-        <w:rPr>
-          <w:rFonts w:ascii="Times New Roman" w:hAnsi="Times New Roman" w:cs="Times New Roman"/>
-          <w:sz w:val="28"/>
-          <w:szCs w:val="28"/>
-          <w:lang w:val="ru-RU"/>
-        </w:rPr>
-        <w:t>популярной</w:t>
-      </w:r>
-      <w:r>
-        <w:rPr>
-          <w:rFonts w:ascii="Times New Roman" w:hAnsi="Times New Roman" w:cs="Times New Roman"/>
-          <w:sz w:val="28"/>
-          <w:szCs w:val="28"/>
-          <w:lang w:val="ru-RU"/>
-        </w:rPr>
-        <w:t xml:space="preserve"> из-за постоянного ускорения темпа жизни и увеличения уровня стресса</w:t>
-      </w:r>
-      <w:r>
-        <w:rPr>
-          <w:rFonts w:ascii="Times New Roman" w:hAnsi="Times New Roman" w:cs="Times New Roman"/>
-          <w:sz w:val="28"/>
-          <w:szCs w:val="28"/>
-          <w:lang w:val="ru-RU"/>
-        </w:rPr>
-        <w:t xml:space="preserve"> у людей</w:t>
-      </w:r>
-      <w:r>
-        <w:rPr>
-          <w:rFonts w:ascii="Times New Roman" w:hAnsi="Times New Roman" w:cs="Times New Roman"/>
-          <w:sz w:val="28"/>
-          <w:szCs w:val="28"/>
-          <w:lang w:val="ru-RU"/>
-        </w:rPr>
-        <w:t>. Бережное отношение к себе</w:t>
-      </w:r>
-      <w:r>
-        <w:rPr>
-          <w:rFonts w:ascii="Times New Roman" w:hAnsi="Times New Roman" w:cs="Times New Roman"/>
-          <w:sz w:val="28"/>
-          <w:szCs w:val="28"/>
-          <w:lang w:val="ru-RU"/>
-        </w:rPr>
-        <w:t xml:space="preserve"> помогает по-новому взглянуть на </w:t>
-      </w:r>
-      <w:r>
-        <w:rPr>
-          <w:rFonts w:ascii="Times New Roman" w:hAnsi="Times New Roman" w:cs="Times New Roman"/>
-          <w:sz w:val="28"/>
-          <w:szCs w:val="28"/>
-          <w:lang w:val="ru-RU"/>
-        </w:rPr>
-        <w:t>мир</w:t>
-      </w:r>
-      <w:r>
-        <w:rPr>
-          <w:rFonts w:ascii="Times New Roman" w:hAnsi="Times New Roman" w:cs="Times New Roman"/>
-          <w:sz w:val="28"/>
-          <w:szCs w:val="28"/>
-          <w:lang w:val="ru-RU"/>
-        </w:rPr>
-        <w:t xml:space="preserve">, справиться с </w:t>
-      </w:r>
-      <w:r>
-        <w:rPr>
-          <w:rFonts w:ascii="Times New Roman" w:hAnsi="Times New Roman" w:cs="Times New Roman"/>
-          <w:sz w:val="28"/>
-          <w:szCs w:val="28"/>
-          <w:lang w:val="ru-RU"/>
-        </w:rPr>
-        <w:t>напряжением</w:t>
-      </w:r>
-      <w:r>
-        <w:rPr>
-          <w:rFonts w:ascii="Times New Roman" w:hAnsi="Times New Roman" w:cs="Times New Roman"/>
-          <w:sz w:val="28"/>
-          <w:szCs w:val="28"/>
-          <w:lang w:val="ru-RU"/>
-        </w:rPr>
-        <w:t>, сни</w:t>
-      </w:r>
-      <w:r>
-        <w:rPr>
-          <w:rFonts w:ascii="Times New Roman" w:hAnsi="Times New Roman" w:cs="Times New Roman"/>
-          <w:sz w:val="28"/>
-          <w:szCs w:val="28"/>
-          <w:lang w:val="ru-RU"/>
-        </w:rPr>
-        <w:t>зить риск различных заболеваний и</w:t>
-      </w:r>
-      <w:r>
-        <w:rPr>
-          <w:rFonts w:ascii="Times New Roman" w:hAnsi="Times New Roman" w:cs="Times New Roman"/>
-          <w:sz w:val="28"/>
-          <w:szCs w:val="28"/>
-          <w:lang w:val="ru-RU"/>
-        </w:rPr>
-        <w:t xml:space="preserve"> улучшить качество жизни. </w:t>
-      </w:r>
-      <w:r>
-        <w:rPr>
-          <w:rFonts w:ascii="Times New Roman" w:hAnsi="Times New Roman" w:cs="Times New Roman"/>
-          <w:sz w:val="28"/>
-          <w:szCs w:val="28"/>
-          <w:lang w:val="ru-RU"/>
-        </w:rPr>
-        <w:t>Разработчики различного программного обеспечения (ПО)</w:t>
-      </w:r>
-      <w:r>
-        <w:rPr>
-          <w:rFonts w:ascii="Times New Roman" w:hAnsi="Times New Roman" w:cs="Times New Roman"/>
-          <w:sz w:val="28"/>
-          <w:szCs w:val="28"/>
-          <w:lang w:val="ru-RU"/>
-        </w:rPr>
-        <w:t xml:space="preserve"> стараются упростить процесс </w:t>
-      </w:r>
-      <w:r>
-        <w:rPr>
-          <w:rFonts w:ascii="Times New Roman" w:hAnsi="Times New Roman" w:cs="Times New Roman"/>
-          <w:sz w:val="28"/>
-          <w:szCs w:val="28"/>
-          <w:lang w:val="ru-RU"/>
-        </w:rPr>
-        <w:t>ухода за собой</w:t>
-      </w:r>
-      <w:r>
-        <w:rPr>
-          <w:rFonts w:ascii="Times New Roman" w:hAnsi="Times New Roman" w:cs="Times New Roman"/>
-          <w:sz w:val="28"/>
-          <w:szCs w:val="28"/>
-          <w:lang w:val="ru-RU"/>
-        </w:rPr>
-        <w:t>, создавая специализированные приложения. Таким пр</w:t>
-      </w:r>
-      <w:r>
-        <w:rPr>
-          <w:rFonts w:ascii="Times New Roman" w:hAnsi="Times New Roman" w:cs="Times New Roman"/>
-          <w:sz w:val="28"/>
-          <w:szCs w:val="28"/>
-          <w:lang w:val="ru-RU"/>
-        </w:rPr>
-        <w:t>ограммным продуктам</w:t>
-      </w:r>
-      <w:r>
-        <w:rPr>
-          <w:rFonts w:ascii="Times New Roman" w:hAnsi="Times New Roman" w:cs="Times New Roman"/>
-          <w:sz w:val="28"/>
-          <w:szCs w:val="28"/>
-          <w:lang w:val="ru-RU"/>
-        </w:rPr>
-        <w:t xml:space="preserve"> необходимо работать с огромным количеством данных о пользователях, а также постоянно анализировать эт</w:t>
-      </w:r>
-      <w:r>
-        <w:rPr>
-          <w:rFonts w:ascii="Times New Roman" w:hAnsi="Times New Roman" w:cs="Times New Roman"/>
-          <w:sz w:val="28"/>
-          <w:szCs w:val="28"/>
-          <w:lang w:val="ru-RU"/>
-        </w:rPr>
-        <w:t>у информацию</w:t>
-      </w:r>
-      <w:r>
-        <w:rPr>
-          <w:rFonts w:ascii="Times New Roman" w:hAnsi="Times New Roman" w:cs="Times New Roman"/>
-          <w:sz w:val="28"/>
-          <w:szCs w:val="28"/>
-          <w:lang w:val="ru-RU"/>
-        </w:rPr>
-        <w:t xml:space="preserve">. </w:t>
-      </w:r>
-      <w:r>
-        <w:rPr>
-          <w:rFonts w:ascii="Times New Roman" w:hAnsi="Times New Roman" w:cs="Times New Roman"/>
-          <w:sz w:val="28"/>
-          <w:szCs w:val="28"/>
-          <w:lang w:val="ru-RU"/>
-        </w:rPr>
-        <w:t>Разумеется, подобное приложение не обойдется без базы данных.</w:t>
-      </w:r>
-    </w:p>
-    <w:p>
-      <w:pPr>
-        <w:spacing w:after="0" w:line="360" w:lineRule="auto"/>
-        <w:ind w:firstLine="709"/>
-        <w:jc w:val="both"/>
-        <w:rPr>
-          <w:rFonts w:ascii="Times New Roman" w:hAnsi="Times New Roman" w:cs="Times New Roman"/>
-          <w:sz w:val="28"/>
-          <w:szCs w:val="28"/>
-          <w:lang w:val="ru-RU"/>
-        </w:rPr>
-      </w:pPr>
-      <w:r>
-        <w:rPr>
-          <w:rFonts w:ascii="Times New Roman" w:hAnsi="Times New Roman" w:cs="Times New Roman"/>
-          <w:sz w:val="28"/>
-          <w:szCs w:val="28"/>
-          <w:lang w:val="ru-RU"/>
-        </w:rPr>
-        <w:t>Оценка современного состояния решаемой научной проблемы. В настоящее время существует множество подходов и методов проектирования баз данных. Важно правильно избрать путь для разработки конкретной БД, беря в расчет множество факторов, в первую очередь, назначение будущей базы данных.</w:t>
-      </w:r>
-    </w:p>
-    <w:p>
-      <w:pPr>
-        <w:spacing w:after="0" w:line="360" w:lineRule="auto"/>
-        <w:ind w:firstLine="709"/>
-        <w:jc w:val="both"/>
-        <w:rPr>
-          <w:rFonts w:ascii="Times New Roman" w:hAnsi="Times New Roman" w:cs="Times New Roman"/>
-          <w:sz w:val="28"/>
-          <w:szCs w:val="28"/>
-          <w:lang w:val="ru-RU"/>
-        </w:rPr>
-      </w:pPr>
-      <w:r>
-        <w:rPr>
-          <w:rFonts w:ascii="Times New Roman" w:hAnsi="Times New Roman" w:cs="Times New Roman"/>
-          <w:sz w:val="28"/>
-          <w:szCs w:val="28"/>
-          <w:lang w:val="ru-RU"/>
-        </w:rPr>
-        <w:t xml:space="preserve">Цель: </w:t>
-      </w:r>
-      <w:r>
-        <w:rPr>
-          <w:rFonts w:ascii="Times New Roman" w:hAnsi="Times New Roman" w:cs="Times New Roman"/>
-          <w:sz w:val="28"/>
-          <w:szCs w:val="28"/>
-          <w:lang w:val="ru-RU"/>
-        </w:rPr>
-        <w:t>проектирование и разработка</w:t>
-      </w:r>
-      <w:r>
-        <w:rPr>
-          <w:rFonts w:ascii="Times New Roman" w:hAnsi="Times New Roman" w:cs="Times New Roman"/>
-          <w:sz w:val="28"/>
-          <w:szCs w:val="28"/>
-          <w:lang w:val="ru-RU"/>
-        </w:rPr>
-        <w:t xml:space="preserve"> базы данн</w:t>
-      </w:r>
-      <w:r>
-        <w:rPr>
-          <w:rFonts w:ascii="Times New Roman" w:hAnsi="Times New Roman" w:cs="Times New Roman"/>
-          <w:sz w:val="28"/>
-          <w:szCs w:val="28"/>
-          <w:lang w:val="ru-RU"/>
-        </w:rPr>
-        <w:t>ых для приложения заботы о себе.</w:t>
-      </w:r>
-    </w:p>
-    <w:p>
-      <w:pPr>
-        <w:spacing w:after="0" w:line="360" w:lineRule="auto"/>
-        <w:ind w:firstLine="709"/>
-        <w:jc w:val="both"/>
-        <w:rPr>
-          <w:rFonts w:ascii="Times New Roman" w:hAnsi="Times New Roman" w:cs="Times New Roman"/>
-          <w:sz w:val="28"/>
-          <w:szCs w:val="28"/>
-          <w:lang w:val="ru-RU"/>
-        </w:rPr>
-      </w:pPr>
-      <w:r>
-        <w:rPr>
-          <w:rFonts w:ascii="Times New Roman" w:hAnsi="Times New Roman" w:cs="Times New Roman"/>
-          <w:sz w:val="28"/>
-          <w:szCs w:val="28"/>
-          <w:lang w:val="ru-RU"/>
-        </w:rPr>
+    </w:p>
+    <w:p>
+      <w:pPr>
+        <w:pStyle w:val="ab"/>
+      </w:pPr>
+      <w:r>
+        <w:t>Работа с базами данных (БД) — критически важная задача в мире современных информационных технологий. БД используются для работы множества систем, сервисов и приложений. Они служат для хранения, организации и управления огромными объемами информации во всех сферах жизни общества. Поддержка актуальности БД и использование современных подходов в работе с ними имеет критическое значение для производительности, безопасности, масштабируемости и принятия правильных бизнес-решений. Устаревшие базы приводят к ошибкам в работе всей системы.</w:t>
+      </w:r>
+    </w:p>
+    <w:p>
+      <w:pPr>
+        <w:pStyle w:val="ab"/>
+      </w:pPr>
+      <w:r>
+        <w:t>Актуальность. Тема заботы о себе становится популярнее из-за постоянного ускорения темпа жизни и увеличения уровня стресса у людей. Бережное отношение к себе помогает по-новому взглянуть на мир, справиться с напряжением, снизить риск различных заболеваний и улучшить качество жизни. Разработчики программного обеспечения (ПО) стараются упростить процесс ухода за собой, создавая специализированные приложения. Такие программные продукты работают огромным количеством данных о пользователях, а также постоянно анализируют их. Разумеется, подобное приложение не обойдется без БД.</w:t>
+      </w:r>
+    </w:p>
+    <w:p>
+      <w:pPr>
+        <w:pStyle w:val="ab"/>
+      </w:pPr>
+      <w:r>
+        <w:t>Оценка современного состояния решаемой научной проблемы. Существует множество подходов и методов проектирования БД. Важно правильно избрать путь для разработки конкретной БД, беря в расчет множество факторов, в первую очередь, назначение будущей БД.</w:t>
+      </w:r>
+    </w:p>
+    <w:p>
+      <w:pPr>
+        <w:pStyle w:val="ab"/>
+      </w:pPr>
+      <w:r>
+        <w:t>Цель: проектирование и разработка базы данных для приложения заботы о себе.</w:t>
+      </w:r>
+    </w:p>
+    <w:p>
+      <w:pPr>
+        <w:pStyle w:val="ab"/>
+      </w:pPr>
+      <w:r>
         <w:t>Задачи:</w:t>
       </w:r>
     </w:p>
     <w:p>
       <w:pPr>
-        <w:pStyle w:val="a3"/>
-        <w:numPr>
-          <w:ilvl w:val="0"/>
-          <w:numId w:val="3"/>
-        </w:numPr>
-        <w:spacing w:after="0" w:line="360" w:lineRule="auto"/>
-        <w:jc w:val="both"/>
-        <w:rPr>
-          <w:rFonts w:ascii="Times New Roman" w:hAnsi="Times New Roman" w:cs="Times New Roman"/>
-          <w:sz w:val="28"/>
-          <w:szCs w:val="28"/>
-        </w:rPr>
-      </w:pPr>
-      <w:r>
-        <w:rPr>
-          <w:rFonts w:ascii="Times New Roman" w:hAnsi="Times New Roman" w:cs="Times New Roman"/>
-          <w:sz w:val="28"/>
-          <w:szCs w:val="28"/>
-        </w:rPr>
-        <w:t>С</w:t>
-      </w:r>
-      <w:r>
-        <w:rPr>
-          <w:rFonts w:ascii="Times New Roman" w:hAnsi="Times New Roman" w:cs="Times New Roman"/>
-          <w:sz w:val="28"/>
-          <w:szCs w:val="28"/>
-        </w:rPr>
-        <w:t>оставить план работы</w:t>
-      </w:r>
-      <w:r>
-        <w:rPr>
-          <w:rFonts w:ascii="Times New Roman" w:hAnsi="Times New Roman" w:cs="Times New Roman"/>
-          <w:sz w:val="28"/>
-          <w:szCs w:val="28"/>
-        </w:rPr>
-        <w:t>;</w:t>
-      </w:r>
-    </w:p>
-    <w:p>
-      <w:pPr>
-        <w:pStyle w:val="a3"/>
-        <w:numPr>
-          <w:ilvl w:val="0"/>
-          <w:numId w:val="3"/>
-        </w:numPr>
-        <w:spacing w:after="0" w:line="360" w:lineRule="auto"/>
-        <w:jc w:val="both"/>
-        <w:rPr>
-          <w:rFonts w:ascii="Times New Roman" w:hAnsi="Times New Roman" w:cs="Times New Roman"/>
-          <w:sz w:val="28"/>
-          <w:szCs w:val="28"/>
-        </w:rPr>
-      </w:pPr>
-      <w:r>
-        <w:rPr>
-          <w:rFonts w:ascii="Times New Roman" w:hAnsi="Times New Roman" w:cs="Times New Roman"/>
-          <w:sz w:val="28"/>
-          <w:szCs w:val="28"/>
-        </w:rPr>
-        <w:t>Проанализировать предметную область</w:t>
-      </w:r>
-      <w:r>
-        <w:rPr>
-          <w:rFonts w:ascii="Times New Roman" w:hAnsi="Times New Roman" w:cs="Times New Roman"/>
-          <w:sz w:val="28"/>
-          <w:szCs w:val="28"/>
-        </w:rPr>
-        <w:t xml:space="preserve"> и конкурентов;</w:t>
-      </w:r>
-    </w:p>
-    <w:p>
-      <w:pPr>
-        <w:pStyle w:val="a3"/>
-        <w:numPr>
-          <w:ilvl w:val="0"/>
-          <w:numId w:val="3"/>
-        </w:numPr>
-        <w:spacing w:after="0" w:line="360" w:lineRule="auto"/>
-        <w:jc w:val="both"/>
-        <w:rPr>
-          <w:rFonts w:ascii="Times New Roman" w:hAnsi="Times New Roman" w:cs="Times New Roman"/>
-          <w:sz w:val="28"/>
-          <w:szCs w:val="28"/>
-        </w:rPr>
-      </w:pPr>
-      <w:r>
-        <w:rPr>
-          <w:rFonts w:ascii="Times New Roman" w:hAnsi="Times New Roman" w:cs="Times New Roman"/>
-          <w:sz w:val="28"/>
-          <w:szCs w:val="28"/>
-        </w:rPr>
-        <w:t>Осуществить инфологическое проектирование</w:t>
-      </w:r>
-      <w:r>
-        <w:rPr>
-          <w:rFonts w:ascii="Times New Roman" w:hAnsi="Times New Roman" w:cs="Times New Roman"/>
-          <w:sz w:val="28"/>
-          <w:szCs w:val="28"/>
-        </w:rPr>
-        <w:t>;</w:t>
-      </w:r>
-    </w:p>
-    <w:p>
-      <w:pPr>
-        <w:pStyle w:val="a3"/>
-        <w:numPr>
-          <w:ilvl w:val="0"/>
-          <w:numId w:val="3"/>
-        </w:numPr>
-        <w:spacing w:after="0" w:line="360" w:lineRule="auto"/>
-        <w:jc w:val="both"/>
-        <w:rPr>
-          <w:rFonts w:ascii="Times New Roman" w:hAnsi="Times New Roman" w:cs="Times New Roman"/>
-          <w:sz w:val="28"/>
-          <w:szCs w:val="28"/>
-        </w:rPr>
-      </w:pPr>
-      <w:r>
-        <w:rPr>
-          <w:rFonts w:ascii="Times New Roman" w:hAnsi="Times New Roman" w:cs="Times New Roman"/>
-          <w:sz w:val="28"/>
-          <w:szCs w:val="28"/>
-        </w:rPr>
+        <w:pStyle w:val="ab"/>
+      </w:pPr>
+      <w:r>
+        <w:t>1.     Составить план работы;</w:t>
+      </w:r>
+    </w:p>
+    <w:p>
+      <w:pPr>
+        <w:pStyle w:val="ab"/>
+      </w:pPr>
+      <w:r>
+        <w:t>2.     Проанализировать предметную область и конкурентов;</w:t>
+      </w:r>
+    </w:p>
+    <w:p>
+      <w:pPr>
+        <w:pStyle w:val="ab"/>
+      </w:pPr>
+      <w:r>
+        <w:t>3.     Спроектировать инфологическую модель;</w:t>
+      </w:r>
+    </w:p>
+    <w:p>
+      <w:pPr>
+        <w:pStyle w:val="ab"/>
+      </w:pPr>
+      <w:r>
         <w:lastRenderedPageBreak/>
-        <w:t>Создать логическую и физическую модели базы данных;</w:t>
-      </w:r>
-    </w:p>
-    <w:p>
-      <w:pPr>
-        <w:pStyle w:val="a3"/>
-        <w:numPr>
-          <w:ilvl w:val="0"/>
-          <w:numId w:val="3"/>
-        </w:numPr>
-        <w:spacing w:after="0" w:line="360" w:lineRule="auto"/>
-        <w:jc w:val="both"/>
-        <w:rPr>
-          <w:rFonts w:ascii="Times New Roman" w:hAnsi="Times New Roman" w:cs="Times New Roman"/>
-          <w:sz w:val="28"/>
-          <w:szCs w:val="28"/>
-        </w:rPr>
-      </w:pPr>
-      <w:r>
-        <w:rPr>
-          <w:rFonts w:ascii="Times New Roman" w:hAnsi="Times New Roman" w:cs="Times New Roman"/>
-          <w:sz w:val="28"/>
-          <w:szCs w:val="28"/>
-        </w:rPr>
-        <w:t>Реализовать базу в среде СУБД</w:t>
-      </w:r>
-      <w:r>
-        <w:rPr>
-          <w:rFonts w:ascii="Times New Roman" w:hAnsi="Times New Roman" w:cs="Times New Roman"/>
-          <w:sz w:val="28"/>
-          <w:szCs w:val="28"/>
-        </w:rPr>
-        <w:t>.</w:t>
-      </w:r>
-    </w:p>
-    <w:p>
-      <w:pPr>
-        <w:spacing w:after="0" w:line="360" w:lineRule="auto"/>
-        <w:ind w:firstLine="709"/>
-        <w:jc w:val="both"/>
-        <w:rPr>
-          <w:rFonts w:ascii="Times New Roman" w:hAnsi="Times New Roman" w:cs="Times New Roman"/>
-          <w:sz w:val="28"/>
-          <w:szCs w:val="28"/>
-          <w:lang w:val="ru-RU"/>
-        </w:rPr>
-      </w:pPr>
-      <w:r>
-        <w:rPr>
-          <w:rFonts w:ascii="Times New Roman" w:hAnsi="Times New Roman" w:cs="Times New Roman"/>
-          <w:sz w:val="28"/>
-          <w:szCs w:val="28"/>
-          <w:lang w:val="ru-RU"/>
-        </w:rPr>
-        <w:t>Объектом исследования курсовой работы является массив данных приложения «Т</w:t>
-      </w:r>
-      <w:r>
-        <w:rPr>
-          <w:rFonts w:ascii="Times New Roman" w:hAnsi="Times New Roman" w:cs="Times New Roman"/>
-          <w:sz w:val="28"/>
-          <w:szCs w:val="28"/>
-          <w:lang w:val="ru-RU"/>
-        </w:rPr>
-        <w:t>епло</w:t>
-      </w:r>
-      <w:r>
-        <w:rPr>
-          <w:rFonts w:ascii="Times New Roman" w:hAnsi="Times New Roman" w:cs="Times New Roman"/>
-          <w:sz w:val="28"/>
-          <w:szCs w:val="28"/>
-          <w:lang w:val="ru-RU"/>
-        </w:rPr>
-        <w:t xml:space="preserve">». </w:t>
-      </w:r>
-    </w:p>
-    <w:p>
-      <w:pPr>
-        <w:spacing w:after="0" w:line="360" w:lineRule="auto"/>
-        <w:ind w:firstLine="709"/>
-        <w:jc w:val="both"/>
-        <w:rPr>
-          <w:rFonts w:ascii="Times New Roman" w:hAnsi="Times New Roman" w:cs="Times New Roman"/>
-          <w:sz w:val="28"/>
-          <w:szCs w:val="28"/>
-          <w:lang w:val="ru-RU"/>
-        </w:rPr>
-      </w:pPr>
-      <w:r>
-        <w:rPr>
-          <w:rFonts w:ascii="Times New Roman" w:hAnsi="Times New Roman" w:cs="Times New Roman"/>
-          <w:sz w:val="28"/>
-          <w:szCs w:val="28"/>
-          <w:lang w:val="ru-RU"/>
-        </w:rPr>
-        <w:t xml:space="preserve">Предметом исследования </w:t>
-      </w:r>
-      <w:r>
-        <w:rPr>
-          <w:rFonts w:ascii="Times New Roman" w:hAnsi="Times New Roman" w:cs="Times New Roman"/>
-          <w:sz w:val="28"/>
-          <w:szCs w:val="28"/>
-          <w:lang w:val="ru-RU"/>
-        </w:rPr>
-        <w:t xml:space="preserve">выступает </w:t>
-      </w:r>
-      <w:r>
-        <w:rPr>
-          <w:rFonts w:ascii="Times New Roman" w:hAnsi="Times New Roman" w:cs="Times New Roman"/>
-          <w:sz w:val="28"/>
-          <w:szCs w:val="28"/>
-          <w:lang w:val="ru-RU"/>
-        </w:rPr>
-        <w:t>процесс проектирования и разработки базы данных для хранения данных приложения.</w:t>
-      </w:r>
-    </w:p>
-    <w:p>
-      <w:pPr>
-        <w:spacing w:after="0" w:line="360" w:lineRule="auto"/>
-        <w:ind w:firstLine="709"/>
-        <w:jc w:val="both"/>
-        <w:rPr>
-          <w:rFonts w:ascii="Times New Roman" w:hAnsi="Times New Roman" w:cs="Times New Roman"/>
-          <w:sz w:val="28"/>
-          <w:szCs w:val="28"/>
-          <w:lang w:val="ru-RU"/>
-        </w:rPr>
-      </w:pPr>
-      <w:r>
-        <w:rPr>
-          <w:rFonts w:ascii="Times New Roman" w:hAnsi="Times New Roman" w:cs="Times New Roman"/>
-          <w:sz w:val="28"/>
-          <w:szCs w:val="28"/>
-          <w:lang w:val="ru-RU"/>
-        </w:rPr>
+        <w:t>4.     Создать логическую и физическую модели БД;</w:t>
+      </w:r>
+    </w:p>
+    <w:p>
+      <w:pPr>
+        <w:pStyle w:val="ab"/>
+      </w:pPr>
+      <w:r>
+        <w:t>5.     Реализовать базу в среде СУБД.</w:t>
+      </w:r>
+    </w:p>
+    <w:p>
+      <w:pPr>
+        <w:pStyle w:val="ab"/>
+      </w:pPr>
+      <w:r>
+        <w:t>Объектом исследования курсовой работы является массив данных приложения «Тепло».</w:t>
+      </w:r>
+    </w:p>
+    <w:p>
+      <w:pPr>
+        <w:pStyle w:val="ab"/>
+      </w:pPr>
+      <w:r>
+        <w:t>Предметом исследования выступает проектирование и разработка БД для хранения данных приложения.</w:t>
+      </w:r>
+    </w:p>
+    <w:p>
+      <w:pPr>
+        <w:pStyle w:val="ab"/>
+      </w:pPr>
+      <w:r>
         <w:t>Основными методами исследования являются эмпирические, теоретические и методы проектирования. В эмпирические методы входит изучение литературы по теме. Теоретические метода включают анализ, сравнение и обобщение.</w:t>
       </w:r>
     </w:p>
     <w:p>
       <w:pPr>
-        <w:spacing w:after="0" w:line="360" w:lineRule="auto"/>
-        <w:ind w:firstLine="709"/>
-        <w:jc w:val="both"/>
-        <w:rPr>
-          <w:rFonts w:ascii="Times New Roman" w:hAnsi="Times New Roman" w:cs="Times New Roman"/>
-          <w:sz w:val="28"/>
-          <w:szCs w:val="28"/>
-          <w:lang w:val="ru-RU"/>
-        </w:rPr>
-      </w:pPr>
-      <w:r>
-        <w:rPr>
-          <w:rFonts w:ascii="Times New Roman" w:hAnsi="Times New Roman" w:cs="Times New Roman"/>
-          <w:sz w:val="28"/>
-          <w:szCs w:val="28"/>
-          <w:lang w:val="ru-RU"/>
-        </w:rPr>
+        <w:pStyle w:val="ab"/>
+      </w:pPr>
+      <w:r>
         <w:t>Основными положениями, выносимыми автором на защиту, являются:</w:t>
       </w:r>
     </w:p>
     <w:p>
       <w:pPr>
-        <w:pStyle w:val="a3"/>
-        <w:numPr>
-          <w:ilvl w:val="0"/>
-          <w:numId w:val="26"/>
-        </w:numPr>
-        <w:spacing w:after="0" w:line="360" w:lineRule="auto"/>
-        <w:jc w:val="both"/>
-        <w:rPr>
-          <w:rFonts w:ascii="Times New Roman" w:hAnsi="Times New Roman" w:cs="Times New Roman"/>
-          <w:sz w:val="28"/>
-          <w:szCs w:val="28"/>
-        </w:rPr>
-      </w:pPr>
-      <w:r>
-        <w:rPr>
-          <w:rFonts w:ascii="Times New Roman" w:hAnsi="Times New Roman" w:cs="Times New Roman"/>
-          <w:sz w:val="28"/>
-          <w:szCs w:val="28"/>
-        </w:rPr>
-        <w:t>цель и задачи курсового проекта;</w:t>
-      </w:r>
-    </w:p>
-    <w:p>
-      <w:pPr>
-        <w:pStyle w:val="a3"/>
-        <w:numPr>
-          <w:ilvl w:val="0"/>
-          <w:numId w:val="26"/>
-        </w:numPr>
-        <w:spacing w:after="0" w:line="360" w:lineRule="auto"/>
-        <w:jc w:val="both"/>
-        <w:rPr>
-          <w:rFonts w:ascii="Times New Roman" w:hAnsi="Times New Roman" w:cs="Times New Roman"/>
-          <w:sz w:val="28"/>
-          <w:szCs w:val="28"/>
-        </w:rPr>
-      </w:pPr>
-      <w:r>
-        <w:rPr>
-          <w:rFonts w:ascii="Times New Roman" w:hAnsi="Times New Roman" w:cs="Times New Roman"/>
-          <w:sz w:val="28"/>
-          <w:szCs w:val="28"/>
-        </w:rPr>
-        <w:t>техническое задание;</w:t>
-      </w:r>
-    </w:p>
-    <w:p>
-      <w:pPr>
-        <w:pStyle w:val="a3"/>
-        <w:numPr>
-          <w:ilvl w:val="0"/>
-          <w:numId w:val="26"/>
-        </w:numPr>
-        <w:spacing w:after="0" w:line="360" w:lineRule="auto"/>
-        <w:jc w:val="both"/>
-        <w:rPr>
-          <w:rFonts w:ascii="Times New Roman" w:hAnsi="Times New Roman" w:cs="Times New Roman"/>
-          <w:sz w:val="28"/>
-          <w:szCs w:val="28"/>
-        </w:rPr>
-      </w:pPr>
-      <w:r>
-        <w:rPr>
-          <w:rFonts w:ascii="Times New Roman" w:hAnsi="Times New Roman" w:cs="Times New Roman"/>
-          <w:sz w:val="28"/>
-          <w:szCs w:val="28"/>
-        </w:rPr>
-        <w:t xml:space="preserve">диаграмма прецедентов приложения, реализованная средствами </w:t>
-      </w:r>
-      <w:r>
-        <w:rPr>
-          <w:rFonts w:ascii="Times New Roman" w:hAnsi="Times New Roman" w:cs="Times New Roman"/>
-          <w:sz w:val="28"/>
-          <w:szCs w:val="28"/>
-          <w:lang w:val="en-US"/>
-        </w:rPr>
-        <w:t>UML</w:t>
-      </w:r>
-      <w:r>
-        <w:rPr>
-          <w:rFonts w:ascii="Times New Roman" w:hAnsi="Times New Roman" w:cs="Times New Roman"/>
-          <w:sz w:val="28"/>
-          <w:szCs w:val="28"/>
-        </w:rPr>
-        <w:t>;</w:t>
-      </w:r>
-    </w:p>
-    <w:p>
-      <w:pPr>
-        <w:pStyle w:val="a3"/>
-        <w:numPr>
-          <w:ilvl w:val="0"/>
-          <w:numId w:val="26"/>
-        </w:numPr>
-        <w:spacing w:after="0" w:line="360" w:lineRule="auto"/>
-        <w:jc w:val="both"/>
-        <w:rPr>
-          <w:rFonts w:ascii="Times New Roman" w:hAnsi="Times New Roman" w:cs="Times New Roman"/>
-          <w:sz w:val="28"/>
-          <w:szCs w:val="28"/>
-        </w:rPr>
-      </w:pPr>
-      <w:r>
-        <w:rPr>
-          <w:rFonts w:ascii="Times New Roman" w:hAnsi="Times New Roman" w:cs="Times New Roman"/>
-          <w:sz w:val="28"/>
-          <w:szCs w:val="28"/>
-        </w:rPr>
-        <w:t>инфологическая модель базы данных;</w:t>
-      </w:r>
-    </w:p>
-    <w:p>
-      <w:pPr>
-        <w:pStyle w:val="a3"/>
-        <w:numPr>
-          <w:ilvl w:val="0"/>
-          <w:numId w:val="26"/>
-        </w:numPr>
-        <w:spacing w:after="0" w:line="360" w:lineRule="auto"/>
-        <w:jc w:val="both"/>
-        <w:rPr>
-          <w:rFonts w:ascii="Times New Roman" w:hAnsi="Times New Roman" w:cs="Times New Roman"/>
-          <w:sz w:val="28"/>
-          <w:szCs w:val="28"/>
-        </w:rPr>
-      </w:pPr>
-      <w:r>
-        <w:rPr>
-          <w:rFonts w:ascii="Times New Roman" w:hAnsi="Times New Roman" w:cs="Times New Roman"/>
-          <w:sz w:val="28"/>
-          <w:szCs w:val="28"/>
-        </w:rPr>
-        <w:t>логическая и физическая модели;</w:t>
-      </w:r>
-    </w:p>
-    <w:p>
-      <w:pPr>
-        <w:pStyle w:val="a3"/>
-        <w:numPr>
-          <w:ilvl w:val="0"/>
-          <w:numId w:val="26"/>
-        </w:numPr>
-        <w:spacing w:after="0" w:line="360" w:lineRule="auto"/>
-        <w:jc w:val="both"/>
-        <w:rPr>
-          <w:rFonts w:ascii="Times New Roman" w:hAnsi="Times New Roman" w:cs="Times New Roman"/>
-          <w:sz w:val="28"/>
-          <w:szCs w:val="28"/>
-        </w:rPr>
-      </w:pPr>
-      <w:r>
-        <w:rPr>
-          <w:rFonts w:ascii="Times New Roman" w:hAnsi="Times New Roman" w:cs="Times New Roman"/>
-          <w:sz w:val="28"/>
-          <w:szCs w:val="28"/>
-        </w:rPr>
-        <w:t xml:space="preserve"> модель базы данных для хранения контента мобильного приложения «Тепло»</w:t>
-      </w:r>
-      <w:r>
-        <w:rPr>
-          <w:rFonts w:ascii="Times New Roman" w:hAnsi="Times New Roman" w:cs="Times New Roman"/>
-          <w:sz w:val="28"/>
-          <w:szCs w:val="28"/>
-        </w:rPr>
-        <w:t>;</w:t>
-      </w:r>
-    </w:p>
-    <w:p>
-      <w:pPr>
-        <w:pStyle w:val="a3"/>
-        <w:numPr>
-          <w:ilvl w:val="0"/>
-          <w:numId w:val="26"/>
-        </w:numPr>
-        <w:spacing w:after="0" w:line="360" w:lineRule="auto"/>
-        <w:jc w:val="both"/>
-        <w:rPr>
-          <w:rFonts w:ascii="Times New Roman" w:hAnsi="Times New Roman" w:cs="Times New Roman"/>
-          <w:sz w:val="28"/>
-          <w:szCs w:val="28"/>
-        </w:rPr>
-      </w:pPr>
-      <w:r>
-        <w:rPr>
-          <w:rFonts w:ascii="Times New Roman" w:hAnsi="Times New Roman" w:cs="Times New Roman"/>
-          <w:sz w:val="28"/>
-          <w:szCs w:val="28"/>
-        </w:rPr>
-        <w:t>Дизайны интерфейса приложения;</w:t>
-      </w:r>
-    </w:p>
-    <w:p>
-      <w:pPr>
-        <w:spacing w:after="0" w:line="360" w:lineRule="auto"/>
-        <w:ind w:firstLine="709"/>
-        <w:jc w:val="both"/>
-        <w:rPr>
-          <w:rFonts w:ascii="Times New Roman" w:hAnsi="Times New Roman" w:cs="Times New Roman"/>
-          <w:sz w:val="28"/>
-          <w:szCs w:val="28"/>
-          <w:lang w:val="ru-RU"/>
-        </w:rPr>
-      </w:pPr>
-      <w:r>
-        <w:rPr>
-          <w:rFonts w:ascii="Times New Roman" w:hAnsi="Times New Roman" w:cs="Times New Roman"/>
-          <w:sz w:val="28"/>
-          <w:szCs w:val="28"/>
-          <w:lang w:val="ru-RU"/>
-        </w:rPr>
-        <w:t>Практическая значимость работы обусловлена ее критической важностью для правильного функционирования приложения «Т</w:t>
-      </w:r>
-      <w:r>
-        <w:rPr>
-          <w:rFonts w:ascii="Times New Roman" w:hAnsi="Times New Roman" w:cs="Times New Roman"/>
-          <w:sz w:val="28"/>
-          <w:szCs w:val="28"/>
-          <w:lang w:val="ru-RU"/>
-        </w:rPr>
-        <w:t>епло</w:t>
-      </w:r>
-      <w:r>
-        <w:rPr>
-          <w:rFonts w:ascii="Times New Roman" w:hAnsi="Times New Roman" w:cs="Times New Roman"/>
-          <w:sz w:val="28"/>
-          <w:szCs w:val="28"/>
-          <w:lang w:val="ru-RU"/>
-        </w:rPr>
-        <w:t>». Спроектированная в ходе работы база данных позволит:</w:t>
-      </w:r>
-    </w:p>
-    <w:p>
-      <w:pPr>
-        <w:pStyle w:val="a3"/>
-        <w:numPr>
-          <w:ilvl w:val="0"/>
-          <w:numId w:val="9"/>
-        </w:numPr>
-        <w:spacing w:after="0" w:line="360" w:lineRule="auto"/>
-        <w:jc w:val="both"/>
-        <w:rPr>
-          <w:rFonts w:ascii="Times New Roman" w:hAnsi="Times New Roman" w:cs="Times New Roman"/>
-          <w:sz w:val="28"/>
-          <w:szCs w:val="28"/>
-        </w:rPr>
-      </w:pPr>
-      <w:r>
-        <w:rPr>
-          <w:rFonts w:ascii="Times New Roman" w:hAnsi="Times New Roman" w:cs="Times New Roman"/>
-          <w:sz w:val="28"/>
-          <w:szCs w:val="28"/>
-        </w:rPr>
-        <w:t>Безопасно хранить и структурировать данные пользователей;</w:t>
-      </w:r>
-    </w:p>
-    <w:p>
-      <w:pPr>
-        <w:pStyle w:val="a3"/>
-        <w:numPr>
-          <w:ilvl w:val="0"/>
-          <w:numId w:val="9"/>
-        </w:numPr>
-        <w:spacing w:after="0" w:line="360" w:lineRule="auto"/>
-        <w:jc w:val="both"/>
-        <w:rPr>
-          <w:rFonts w:ascii="Times New Roman" w:hAnsi="Times New Roman" w:cs="Times New Roman"/>
-          <w:sz w:val="28"/>
-          <w:szCs w:val="28"/>
-        </w:rPr>
-      </w:pPr>
-      <w:r>
-        <w:rPr>
-          <w:rFonts w:ascii="Times New Roman" w:hAnsi="Times New Roman" w:cs="Times New Roman"/>
-          <w:sz w:val="28"/>
-          <w:szCs w:val="28"/>
-        </w:rPr>
-        <w:t>Управлять этими данными;</w:t>
-      </w:r>
-    </w:p>
-    <w:p>
-      <w:pPr>
-        <w:pStyle w:val="a3"/>
-        <w:numPr>
-          <w:ilvl w:val="0"/>
-          <w:numId w:val="9"/>
-        </w:numPr>
-        <w:spacing w:after="0" w:line="360" w:lineRule="auto"/>
-        <w:jc w:val="both"/>
-        <w:rPr>
-          <w:rFonts w:ascii="Times New Roman" w:hAnsi="Times New Roman" w:cs="Times New Roman"/>
-          <w:sz w:val="28"/>
-          <w:szCs w:val="28"/>
-        </w:rPr>
-      </w:pPr>
-      <w:r>
-        <w:rPr>
-          <w:rFonts w:ascii="Times New Roman" w:hAnsi="Times New Roman" w:cs="Times New Roman"/>
-          <w:sz w:val="28"/>
-          <w:szCs w:val="28"/>
-        </w:rPr>
-        <w:t>Минимизировать вероятность потери данных;</w:t>
-      </w:r>
-    </w:p>
-    <w:p>
-      <w:pPr>
-        <w:pStyle w:val="a3"/>
-        <w:numPr>
-          <w:ilvl w:val="0"/>
-          <w:numId w:val="9"/>
-        </w:numPr>
-        <w:spacing w:after="0" w:line="360" w:lineRule="auto"/>
-        <w:jc w:val="both"/>
-        <w:rPr>
-          <w:rFonts w:ascii="Times New Roman" w:hAnsi="Times New Roman" w:cs="Times New Roman"/>
-          <w:sz w:val="28"/>
-          <w:szCs w:val="28"/>
-        </w:rPr>
-      </w:pPr>
-      <w:r>
-        <w:rPr>
-          <w:rFonts w:ascii="Times New Roman" w:hAnsi="Times New Roman" w:cs="Times New Roman"/>
-          <w:sz w:val="28"/>
-          <w:szCs w:val="28"/>
-        </w:rPr>
-        <w:t>Осуществлять быструю обработку и анализ данных.</w:t>
-      </w:r>
-    </w:p>
-    <w:p>
-      <w:pPr>
-        <w:spacing w:after="0" w:line="360" w:lineRule="auto"/>
-        <w:ind w:firstLine="709"/>
-        <w:jc w:val="both"/>
-        <w:rPr>
-          <w:rFonts w:ascii="Times New Roman" w:hAnsi="Times New Roman" w:cs="Times New Roman"/>
-          <w:sz w:val="28"/>
-          <w:szCs w:val="28"/>
-          <w:lang w:val="ru-RU"/>
-        </w:rPr>
-      </w:pPr>
-      <w:r>
-        <w:rPr>
-          <w:rFonts w:ascii="Times New Roman" w:hAnsi="Times New Roman" w:cs="Times New Roman"/>
-          <w:sz w:val="28"/>
-          <w:szCs w:val="28"/>
-          <w:lang w:val="ru-RU"/>
-        </w:rPr>
+        <w:pStyle w:val="ab"/>
+      </w:pPr>
+      <w:r>
+        <w:t>‒        цель и задачи курсового проекта;</w:t>
+      </w:r>
+    </w:p>
+    <w:p>
+      <w:pPr>
+        <w:pStyle w:val="ab"/>
+      </w:pPr>
+      <w:r>
+        <w:t>‒        техническое задание;</w:t>
+      </w:r>
+    </w:p>
+    <w:p>
+      <w:pPr>
+        <w:pStyle w:val="ab"/>
+      </w:pPr>
+      <w:r>
+        <w:t>‒        диаграмма прецедентов приложения, реализованная средствами UML;</w:t>
+      </w:r>
+    </w:p>
+    <w:p>
+      <w:pPr>
+        <w:pStyle w:val="ab"/>
+      </w:pPr>
+      <w:r>
+        <w:t>‒        инфологическая модель базы данных;</w:t>
+      </w:r>
+    </w:p>
+    <w:p>
+      <w:pPr>
+        <w:pStyle w:val="ab"/>
+      </w:pPr>
+      <w:r>
+        <w:t>‒        логическая и физическая модели;</w:t>
+      </w:r>
+    </w:p>
+    <w:p>
+      <w:pPr>
+        <w:pStyle w:val="ab"/>
+      </w:pPr>
+      <w:r>
+        <w:t>‒         модель базы данных для хранения контента мобильного приложения «Тепло»;</w:t>
+      </w:r>
+    </w:p>
+    <w:p>
+      <w:pPr>
+        <w:pStyle w:val="ab"/>
+      </w:pPr>
+      <w:r>
+        <w:t>‒        Дизайны интерфейса приложения;</w:t>
+      </w:r>
+    </w:p>
+    <w:p>
+      <w:pPr>
+        <w:pStyle w:val="ab"/>
+      </w:pPr>
+      <w:r>
+        <w:t>Практическая значимость работы обусловлена ее критической важностью для правильного функционирования приложения «Тепло». Спроектированная в ходе работы база данных позволит:</w:t>
+      </w:r>
+    </w:p>
+    <w:p>
+      <w:pPr>
+        <w:pStyle w:val="ab"/>
+      </w:pPr>
+      <w:r>
+        <w:t>1.     Безопасно хранить и структурировать данные пользователей;</w:t>
+      </w:r>
+    </w:p>
+    <w:p>
+      <w:pPr>
+        <w:pStyle w:val="ab"/>
+      </w:pPr>
+      <w:r>
+        <w:t>2.     Управлять этой информацией;</w:t>
+      </w:r>
+    </w:p>
+    <w:p>
+      <w:pPr>
+        <w:pStyle w:val="ab"/>
+      </w:pPr>
+      <w:r>
+        <w:t>3.     Минимизировать вероятность потери записей;</w:t>
+      </w:r>
+    </w:p>
+    <w:p>
+      <w:pPr>
+        <w:pStyle w:val="ab"/>
+      </w:pPr>
+      <w:r>
+        <w:t>4.     Осуществлять быструю обработку и анализ данных.</w:t>
+      </w:r>
+    </w:p>
+    <w:p>
+      <w:pPr>
+        <w:pStyle w:val="ab"/>
+      </w:pPr>
+      <w:r>
         <w:lastRenderedPageBreak/>
-        <w:t xml:space="preserve">Структура и объем проекта. </w:t>
-      </w:r>
-      <w:r>
-        <w:rPr>
-          <w:rFonts w:ascii="Times New Roman" w:hAnsi="Times New Roman" w:cs="Times New Roman"/>
-          <w:sz w:val="28"/>
-          <w:szCs w:val="28"/>
-          <w:lang w:val="ru-RU"/>
-        </w:rPr>
-        <w:t>В первой главе описывается предметная область базы данных, проводится анализ конкурентов</w:t>
-      </w:r>
-      <w:r>
-        <w:rPr>
-          <w:rFonts w:ascii="Times New Roman" w:hAnsi="Times New Roman" w:cs="Times New Roman"/>
-          <w:sz w:val="28"/>
-          <w:szCs w:val="28"/>
-          <w:lang w:val="ru-RU"/>
-        </w:rPr>
-        <w:t xml:space="preserve">, определяются перечни входных и выходных данных, а также рассматриваются ограничения предметной области. Во второй главе описывается процесс построения инфологической модели БД, в третей – логическое проектирование, в четвертой – физическое. В пятой главе рассматривается реализация проекта в сфере СУБД </w:t>
-      </w:r>
-      <w:r>
-        <w:rPr>
-          <w:rFonts w:ascii="Times New Roman" w:hAnsi="Times New Roman" w:cs="Times New Roman"/>
-          <w:sz w:val="28"/>
-          <w:szCs w:val="28"/>
-        </w:rPr>
-        <w:t>Microsoft</w:t>
-      </w:r>
-      <w:r>
-        <w:rPr>
-          <w:rFonts w:ascii="Times New Roman" w:hAnsi="Times New Roman" w:cs="Times New Roman"/>
-          <w:sz w:val="28"/>
-          <w:szCs w:val="28"/>
-          <w:lang w:val="ru-RU"/>
-        </w:rPr>
-        <w:t xml:space="preserve"> </w:t>
-      </w:r>
-      <w:r>
-        <w:rPr>
-          <w:rFonts w:ascii="Times New Roman" w:hAnsi="Times New Roman" w:cs="Times New Roman"/>
-          <w:sz w:val="28"/>
-          <w:szCs w:val="28"/>
-        </w:rPr>
-        <w:t>SQL</w:t>
-      </w:r>
-      <w:r>
-        <w:rPr>
-          <w:rFonts w:ascii="Times New Roman" w:hAnsi="Times New Roman" w:cs="Times New Roman"/>
-          <w:sz w:val="28"/>
-          <w:szCs w:val="28"/>
-          <w:lang w:val="ru-RU"/>
-        </w:rPr>
-        <w:t xml:space="preserve"> </w:t>
-      </w:r>
-      <w:r>
-        <w:rPr>
-          <w:rFonts w:ascii="Times New Roman" w:hAnsi="Times New Roman" w:cs="Times New Roman"/>
-          <w:sz w:val="28"/>
-          <w:szCs w:val="28"/>
-        </w:rPr>
-        <w:t>Server</w:t>
-      </w:r>
-      <w:r>
-        <w:rPr>
-          <w:rFonts w:ascii="Times New Roman" w:hAnsi="Times New Roman" w:cs="Times New Roman"/>
-          <w:sz w:val="28"/>
-          <w:szCs w:val="28"/>
-          <w:lang w:val="ru-RU"/>
-        </w:rPr>
-        <w:t>.</w:t>
-      </w:r>
-    </w:p>
-    <w:p>
-      <w:pPr>
-        <w:spacing w:after="0" w:line="360" w:lineRule="auto"/>
-        <w:ind w:firstLine="709"/>
-        <w:jc w:val="both"/>
-        <w:rPr>
-          <w:rFonts w:ascii="Times New Roman" w:hAnsi="Times New Roman" w:cs="Times New Roman"/>
-          <w:sz w:val="28"/>
-          <w:szCs w:val="28"/>
-          <w:lang w:val="ru-RU"/>
-        </w:rPr>
-      </w:pPr>
-      <w:r>
-        <w:rPr>
-          <w:rFonts w:ascii="Times New Roman" w:hAnsi="Times New Roman" w:cs="Times New Roman"/>
-          <w:sz w:val="28"/>
-          <w:szCs w:val="28"/>
-          <w:lang w:val="ru-RU"/>
-        </w:rPr>
-        <w:t xml:space="preserve">Полный объем </w:t>
-      </w:r>
-      <w:r>
-        <w:rPr>
-          <w:rFonts w:ascii="Times New Roman" w:hAnsi="Times New Roman" w:cs="Times New Roman"/>
-          <w:sz w:val="28"/>
-          <w:szCs w:val="28"/>
-          <w:lang w:val="ru-RU"/>
-        </w:rPr>
-        <w:t>курсового</w:t>
-      </w:r>
-      <w:r>
-        <w:rPr>
-          <w:rFonts w:ascii="Times New Roman" w:hAnsi="Times New Roman" w:cs="Times New Roman"/>
-          <w:sz w:val="28"/>
-          <w:szCs w:val="28"/>
-          <w:lang w:val="ru-RU"/>
-        </w:rPr>
-        <w:t xml:space="preserve"> проекта составляет </w:t>
-      </w:r>
-      <w:r>
-        <w:rPr>
-          <w:rFonts w:ascii="Times New Roman" w:hAnsi="Times New Roman" w:cs="Times New Roman"/>
-          <w:sz w:val="28"/>
-          <w:szCs w:val="28"/>
-          <w:highlight w:val="yellow"/>
-          <w:lang w:val="ru-RU"/>
-        </w:rPr>
-        <w:t>?</w:t>
-      </w:r>
-      <w:r>
-        <w:rPr>
-          <w:rFonts w:ascii="Times New Roman" w:hAnsi="Times New Roman" w:cs="Times New Roman"/>
-          <w:sz w:val="28"/>
-          <w:szCs w:val="28"/>
-          <w:lang w:val="ru-RU"/>
-        </w:rPr>
-        <w:t xml:space="preserve"> страниц, в том числе </w:t>
-      </w:r>
-      <w:r>
-        <w:rPr>
-          <w:rFonts w:ascii="Times New Roman" w:hAnsi="Times New Roman" w:cs="Times New Roman"/>
-          <w:sz w:val="28"/>
-          <w:szCs w:val="28"/>
-          <w:highlight w:val="yellow"/>
-          <w:lang w:val="ru-RU"/>
-        </w:rPr>
-        <w:t>?</w:t>
-      </w:r>
-      <w:r>
-        <w:rPr>
-          <w:rFonts w:ascii="Times New Roman" w:hAnsi="Times New Roman" w:cs="Times New Roman"/>
-          <w:sz w:val="28"/>
-          <w:szCs w:val="28"/>
-          <w:lang w:val="ru-RU"/>
-        </w:rPr>
-        <w:t xml:space="preserve"> рисунков. Сп</w:t>
-      </w:r>
-      <w:r>
-        <w:rPr>
-          <w:rFonts w:ascii="Times New Roman" w:hAnsi="Times New Roman" w:cs="Times New Roman"/>
-          <w:sz w:val="28"/>
-          <w:szCs w:val="28"/>
-          <w:lang w:val="ru-RU"/>
-        </w:rPr>
-        <w:t>и</w:t>
-      </w:r>
-      <w:r>
-        <w:rPr>
-          <w:rFonts w:ascii="Times New Roman" w:hAnsi="Times New Roman" w:cs="Times New Roman"/>
-          <w:sz w:val="28"/>
-          <w:szCs w:val="28"/>
-          <w:lang w:val="ru-RU"/>
-        </w:rPr>
-        <w:t xml:space="preserve">сок использованной литературы содержит </w:t>
-      </w:r>
-      <w:r>
-        <w:rPr>
-          <w:rFonts w:ascii="Times New Roman" w:hAnsi="Times New Roman" w:cs="Times New Roman"/>
-          <w:sz w:val="28"/>
-          <w:szCs w:val="28"/>
-          <w:highlight w:val="yellow"/>
-          <w:lang w:val="ru-RU"/>
-        </w:rPr>
-        <w:t>?</w:t>
-      </w:r>
-      <w:r>
-        <w:rPr>
-          <w:rFonts w:ascii="Times New Roman" w:hAnsi="Times New Roman" w:cs="Times New Roman"/>
-          <w:sz w:val="28"/>
-          <w:szCs w:val="28"/>
-          <w:lang w:val="ru-RU"/>
-        </w:rPr>
+        <w:t>Структура и объем проекта. В первой главе описывается предметная область базы данных, проводится анализ конкурентов, определяются перечни входных и выходных данных, а также рассматриваются ограничения предметной области. Во второй главе описывается построение инфологической модели БД, в третей – логическое проектирование, в четвертой – физическое. В пятой главе рассматривается реализация проекта в сфере СУБД Microsoft SQL Server.</w:t>
+      </w:r>
+    </w:p>
+    <w:p>
+      <w:pPr>
+        <w:pStyle w:val="ab"/>
+      </w:pPr>
+      <w:r>
+        <w:t xml:space="preserve">Полный объем курсового проекта </w:t>
+      </w:r>
+      <w:proofErr w:type="gramStart"/>
+      <w:r>
+        <w:t>составляет ?</w:t>
+      </w:r>
+      <w:proofErr w:type="gramEnd"/>
+      <w:r>
+        <w:t xml:space="preserve"> страниц, в том </w:t>
+      </w:r>
+      <w:proofErr w:type="gramStart"/>
+      <w:r>
+        <w:t>числе ?</w:t>
+      </w:r>
+      <w:proofErr w:type="gramEnd"/>
+      <w:r>
+        <w:t xml:space="preserve"> рисунков. Список использованной литературы </w:t>
+      </w:r>
+      <w:proofErr w:type="gramStart"/>
+      <w:r>
+        <w:t>содержит ?</w:t>
+      </w:r>
+      <w:proofErr w:type="gramEnd"/>
+      <w:r>
         <w:t xml:space="preserve"> наименований.</w:t>
       </w:r>
     </w:p>
     <w:p>
       <w:pPr>
-        <w:spacing w:after="0" w:line="360" w:lineRule="auto"/>
-        <w:ind w:firstLine="709"/>
-        <w:jc w:val="both"/>
-        <w:rPr>
-          <w:rFonts w:ascii="Times New Roman" w:hAnsi="Times New Roman" w:cs="Times New Roman"/>
-          <w:sz w:val="28"/>
-          <w:szCs w:val="28"/>
-          <w:lang w:val="ru-RU"/>
-        </w:rPr>
-      </w:pPr>
-      <w:r>
-        <w:rPr>
-          <w:rFonts w:ascii="Times New Roman" w:hAnsi="Times New Roman" w:cs="Times New Roman"/>
-          <w:sz w:val="28"/>
-          <w:szCs w:val="28"/>
-          <w:lang w:val="ru-RU"/>
-        </w:rPr>
-        <w:t>В процессе работы над курсовым проектом и оформлением пояснительной записки были использованы: методические указания по выполнению курсовой работы по МДК 11.01 «Технология разработки и защиты баз данных. Разработка, администрирование и защита баз данных», методические указания по оформлению текстовых частей учебных работ для студентов и преподавателей АНО ПО «Калининградский бизнес-колледж».</w:t>
-      </w:r>
-    </w:p>
-    <w:p>
-      <w:pPr>
-        <w:spacing w:after="0"/>
-        <w:ind w:firstLine="709"/>
-        <w:rPr>
-          <w:rFonts w:ascii="Times New Roman" w:hAnsi="Times New Roman" w:cs="Times New Roman"/>
+        <w:pStyle w:val="ab"/>
+        <w:rPr>
           <w:b/>
           <w:bCs/>
-          <w:sz w:val="28"/>
-          <w:szCs w:val="28"/>
-          <w:lang w:val="ru-RU"/>
-        </w:rPr>
-      </w:pPr>
-      <w:r>
-        <w:rPr>
-          <w:rFonts w:ascii="Times New Roman" w:hAnsi="Times New Roman" w:cs="Times New Roman"/>
+        </w:rPr>
+      </w:pPr>
+      <w:r>
+        <w:t>В процессе работы над курсовым проектом и оформлением пояснительной записки были использованы: методические указания по выполнению курсовой работы по МДК 11.01 «Технология разработки и защиты баз данных. Разработка, администрирование и защита баз данных», методические указания по оформлению текстовых частей учебных работ для студентов и преподавателей АНО ПО «Калининградский бизнес-колледж».</w:t>
+      </w:r>
+      <w:r>
+        <w:rPr>
           <w:b/>
           <w:bCs/>
-          <w:sz w:val="28"/>
-          <w:szCs w:val="28"/>
-          <w:lang w:val="ru-RU"/>
         </w:rPr>
         <w:br w:type="page"/>
       </w:r>
@@ -6998,12 +6094,12 @@
           <w:numId w:val="1"/>
         </w:numPr>
       </w:pPr>
-      <w:bookmarkStart w:id="22" w:name="_Toc225762975"/>
+      <w:bookmarkStart w:id="21" w:name="_Toc226379934"/>
       <w:r>
         <w:lastRenderedPageBreak/>
         <w:t>Анализ предметной области. Постановка задачи</w:t>
       </w:r>
-      <w:bookmarkEnd w:id="22"/>
+      <w:bookmarkEnd w:id="21"/>
     </w:p>
     <w:p>
       <w:pPr>
@@ -7013,14 +6109,14 @@
           <w:numId w:val="30"/>
         </w:numPr>
       </w:pPr>
-      <w:bookmarkStart w:id="23" w:name="_Toc225762976"/>
+      <w:bookmarkStart w:id="22" w:name="_Toc226379935"/>
       <w:r>
         <w:t>О</w:t>
       </w:r>
       <w:r>
         <w:t>писание предметной области и функции решаемых задач</w:t>
       </w:r>
-      <w:bookmarkEnd w:id="23"/>
+      <w:bookmarkEnd w:id="22"/>
     </w:p>
     <w:p>
       <w:pPr>
@@ -7316,11 +6412,11 @@
           <w:numId w:val="30"/>
         </w:numPr>
       </w:pPr>
-      <w:bookmarkStart w:id="24" w:name="_Toc225762977"/>
+      <w:bookmarkStart w:id="23" w:name="_Toc226379936"/>
       <w:r>
         <w:t>Анализ конкурентов</w:t>
       </w:r>
-      <w:bookmarkEnd w:id="24"/>
+      <w:bookmarkEnd w:id="23"/>
     </w:p>
     <w:p>
       <w:pPr>
@@ -7377,6 +6473,7 @@
           <w:szCs w:val="28"/>
         </w:rPr>
       </w:pPr>
+      <w:proofErr w:type="spellStart"/>
       <w:r>
         <w:rPr>
           <w:rFonts w:ascii="Times New Roman" w:hAnsi="Times New Roman" w:cs="Times New Roman"/>
@@ -7384,7 +6481,16 @@
           <w:szCs w:val="28"/>
         </w:rPr>
         <w:lastRenderedPageBreak/>
-        <w:t>Daylio – приложение, которое объединяет в себе личный дневник, трекер настроения и блокнот. Оно позволяет пользователям следить за своими эмоциями, ставить перед собой цели, планировать свои задачи.</w:t>
+        <w:t>Daylio</w:t>
+      </w:r>
+      <w:proofErr w:type="spellEnd"/>
+      <w:r>
+        <w:rPr>
+          <w:rFonts w:ascii="Times New Roman" w:hAnsi="Times New Roman" w:cs="Times New Roman"/>
+          <w:sz w:val="28"/>
+          <w:szCs w:val="28"/>
+        </w:rPr>
+        <w:t xml:space="preserve"> – приложение, которое объединяет в себе личный дневник, трекер настроения и блокнот. Оно позволяет пользователям следить за своими эмоциями, ставить перед собой цели, планировать свои задачи.</w:t>
       </w:r>
     </w:p>
     <w:p>
@@ -7504,7 +6610,7 @@
           <w:lang w:eastAsia="ru-RU"/>
         </w:rPr>
         <w:drawing>
-          <wp:anchor distT="0" distB="0" distL="114300" distR="114300" simplePos="0" relativeHeight="251661312" behindDoc="1" locked="0" layoutInCell="1" allowOverlap="1" wp14:anchorId="25C0D4F0" wp14:editId="22158AFE">
+          <wp:anchor distT="0" distB="0" distL="114300" distR="114300" simplePos="0" relativeHeight="251661312" behindDoc="1" locked="0" layoutInCell="1" allowOverlap="1" wp14:anchorId="25C0D4F0" wp14:editId="77C899C6">
             <wp:simplePos x="0" y="0"/>
             <wp:positionH relativeFrom="margin">
               <wp:posOffset>1558290</wp:posOffset>
@@ -7756,7 +6862,7 @@
           <w:lang w:eastAsia="ru-RU"/>
         </w:rPr>
         <w:drawing>
-          <wp:anchor distT="0" distB="0" distL="114300" distR="114300" simplePos="0" relativeHeight="251662336" behindDoc="0" locked="0" layoutInCell="1" allowOverlap="1" wp14:anchorId="7EE622B5" wp14:editId="3A1FBCF5">
+          <wp:anchor distT="0" distB="0" distL="114300" distR="114300" simplePos="0" relativeHeight="251662336" behindDoc="0" locked="0" layoutInCell="1" allowOverlap="1" wp14:anchorId="7EE622B5" wp14:editId="3355A5DB">
             <wp:simplePos x="0" y="0"/>
             <wp:positionH relativeFrom="margin">
               <wp:align>center</wp:align>
@@ -8144,7 +7250,7 @@
           <w:lang w:eastAsia="ru-RU"/>
         </w:rPr>
         <w:drawing>
-          <wp:anchor distT="0" distB="0" distL="114300" distR="114300" simplePos="0" relativeHeight="251663360" behindDoc="0" locked="0" layoutInCell="1" allowOverlap="1" wp14:anchorId="43E55521" wp14:editId="6A6DF1BC">
+          <wp:anchor distT="0" distB="0" distL="114300" distR="114300" simplePos="0" relativeHeight="251663360" behindDoc="0" locked="0" layoutInCell="1" allowOverlap="1" wp14:anchorId="43E55521" wp14:editId="5B6E58E8">
             <wp:simplePos x="0" y="0"/>
             <wp:positionH relativeFrom="margin">
               <wp:posOffset>1870075</wp:posOffset>
@@ -8244,6 +7350,7 @@
           <w:szCs w:val="28"/>
         </w:rPr>
       </w:pPr>
+      <w:proofErr w:type="spellStart"/>
       <w:r>
         <w:rPr>
           <w:rFonts w:ascii="Times New Roman" w:hAnsi="Times New Roman" w:cs="Times New Roman"/>
@@ -8254,6 +7361,7 @@
         <w:lastRenderedPageBreak/>
         <w:t>Moodfit</w:t>
       </w:r>
+      <w:proofErr w:type="spellEnd"/>
       <w:r>
         <w:rPr>
           <w:rFonts w:ascii="Times New Roman" w:hAnsi="Times New Roman" w:cs="Times New Roman"/>
@@ -8597,12 +7705,14 @@
       <w:r>
         <w:t xml:space="preserve">Рис 1.3. Главный экран приложения </w:t>
       </w:r>
+      <w:proofErr w:type="spellStart"/>
       <w:r>
         <w:rPr>
           <w:lang w:val="en-US"/>
         </w:rPr>
         <w:t>Moodfit</w:t>
       </w:r>
+      <w:proofErr w:type="spellEnd"/>
     </w:p>
     <w:p>
       <w:pPr>
@@ -8848,7 +7958,7 @@
           <w:lang w:eastAsia="ru-RU"/>
         </w:rPr>
         <w:drawing>
-          <wp:anchor distT="0" distB="0" distL="114300" distR="114300" simplePos="0" relativeHeight="251665408" behindDoc="0" locked="0" layoutInCell="1" allowOverlap="1" wp14:anchorId="2F96803B" wp14:editId="4CB13CE3">
+          <wp:anchor distT="0" distB="0" distL="114300" distR="114300" simplePos="0" relativeHeight="251665408" behindDoc="0" locked="0" layoutInCell="1" allowOverlap="1" wp14:anchorId="2F96803B" wp14:editId="4A34820F">
             <wp:simplePos x="0" y="0"/>
             <wp:positionH relativeFrom="margin">
               <wp:posOffset>1885950</wp:posOffset>
@@ -9404,11 +8514,11 @@
           <w:numId w:val="30"/>
         </w:numPr>
       </w:pPr>
-      <w:bookmarkStart w:id="25" w:name="_Toc225762978"/>
+      <w:bookmarkStart w:id="24" w:name="_Toc226379937"/>
       <w:r>
         <w:t>Перечень входных данных</w:t>
       </w:r>
-      <w:bookmarkEnd w:id="25"/>
+      <w:bookmarkEnd w:id="24"/>
     </w:p>
     <w:p>
       <w:pPr>
@@ -9496,12 +8606,12 @@
           <w:numId w:val="30"/>
         </w:numPr>
       </w:pPr>
-      <w:bookmarkStart w:id="26" w:name="_Toc225762979"/>
+      <w:bookmarkStart w:id="25" w:name="_Toc226379938"/>
       <w:r>
         <w:lastRenderedPageBreak/>
         <w:t>Перечень выходных данных</w:t>
       </w:r>
-      <w:bookmarkEnd w:id="26"/>
+      <w:bookmarkEnd w:id="25"/>
     </w:p>
     <w:p>
       <w:pPr>
@@ -9533,11 +8643,11 @@
           <w:numId w:val="30"/>
         </w:numPr>
       </w:pPr>
-      <w:bookmarkStart w:id="27" w:name="_Toc225762980"/>
+      <w:bookmarkStart w:id="26" w:name="_Toc226379939"/>
       <w:r>
         <w:t>Ограничения предметной области</w:t>
       </w:r>
-      <w:bookmarkEnd w:id="27"/>
+      <w:bookmarkEnd w:id="26"/>
     </w:p>
     <w:p>
       <w:pPr>
@@ -9569,11 +8679,11 @@
           <w:numId w:val="30"/>
         </w:numPr>
       </w:pPr>
-      <w:bookmarkStart w:id="28" w:name="_Toc225762981"/>
+      <w:bookmarkStart w:id="27" w:name="_Toc226379940"/>
       <w:r>
         <w:t>Взаимодействие с другими программами</w:t>
       </w:r>
-      <w:bookmarkEnd w:id="28"/>
+      <w:bookmarkEnd w:id="27"/>
     </w:p>
     <w:p>
       <w:pPr>
@@ -9650,11 +8760,11 @@
           <w:numId w:val="30"/>
         </w:numPr>
       </w:pPr>
-      <w:bookmarkStart w:id="29" w:name="_Toc225762982"/>
+      <w:bookmarkStart w:id="28" w:name="_Toc226379941"/>
       <w:r>
         <w:t>Календарное планирование</w:t>
       </w:r>
-      <w:bookmarkEnd w:id="29"/>
+      <w:bookmarkEnd w:id="28"/>
     </w:p>
     <w:p>
       <w:pPr>
@@ -9723,12 +8833,12 @@
           <w:numId w:val="30"/>
         </w:numPr>
       </w:pPr>
-      <w:bookmarkStart w:id="30" w:name="_Toc225762983"/>
+      <w:bookmarkStart w:id="29" w:name="_Toc226379942"/>
       <w:r>
         <w:lastRenderedPageBreak/>
         <w:t>Реализация базы данных</w:t>
       </w:r>
-      <w:bookmarkEnd w:id="30"/>
+      <w:bookmarkEnd w:id="29"/>
     </w:p>
     <w:p>
       <w:pPr>
@@ -9738,11 +8848,11 @@
           <w:numId w:val="30"/>
         </w:numPr>
       </w:pPr>
-      <w:bookmarkStart w:id="31" w:name="_Toc225762984"/>
+      <w:bookmarkStart w:id="30" w:name="_Toc226379943"/>
       <w:r>
         <w:t>Построение инфологической модели</w:t>
       </w:r>
-      <w:bookmarkEnd w:id="31"/>
+      <w:bookmarkEnd w:id="30"/>
     </w:p>
     <w:p>
       <w:pPr>
@@ -10264,27 +9374,18 @@
         <w:pStyle w:val="-3"/>
       </w:pPr>
       <w:r>
-        <w:rPr>
-          <w:lang w:val="en-US"/>
-        </w:rPr>
         <w:t>2.</w:t>
       </w:r>
       <w:r>
         <w:t>1</w:t>
       </w:r>
       <w:r>
-        <w:rPr>
-          <w:lang w:val="en-US"/>
-        </w:rPr>
         <w:t>.</w:t>
       </w:r>
       <w:r>
         <w:t>2</w:t>
       </w:r>
       <w:r>
-        <w:rPr>
-          <w:lang w:val="en-US"/>
-        </w:rPr>
         <w:t xml:space="preserve">. </w:t>
       </w:r>
       <w:r>
@@ -12938,11 +12039,11 @@
           <w:numId w:val="30"/>
         </w:numPr>
       </w:pPr>
-      <w:bookmarkStart w:id="32" w:name="_Toc225762985"/>
+      <w:bookmarkStart w:id="31" w:name="_Toc226379944"/>
       <w:r>
         <w:t>Логическая структура базы данных</w:t>
       </w:r>
-      <w:bookmarkEnd w:id="32"/>
+      <w:bookmarkEnd w:id="31"/>
     </w:p>
     <w:p>
       <w:pPr>
@@ -13090,11 +12191,11 @@
           <w:numId w:val="30"/>
         </w:numPr>
       </w:pPr>
-      <w:bookmarkStart w:id="33" w:name="_Toc225762986"/>
+      <w:bookmarkStart w:id="32" w:name="_Toc226379945"/>
       <w:r>
         <w:t>Физическая структура базы данных</w:t>
       </w:r>
-      <w:bookmarkEnd w:id="33"/>
+      <w:bookmarkEnd w:id="32"/>
     </w:p>
     <w:p>
       <w:pPr>
@@ -13166,6 +12267,7 @@
         </w:rPr>
         <w:t xml:space="preserve"> в основных сущностях. Используем </w:t>
       </w:r>
+      <w:proofErr w:type="spellStart"/>
       <w:r>
         <w:rPr>
           <w:rFonts w:ascii="Times New Roman" w:hAnsi="Times New Roman" w:cs="Times New Roman"/>
@@ -13174,6 +12276,7 @@
         </w:rPr>
         <w:t>nvarchar</w:t>
       </w:r>
+      <w:proofErr w:type="spellEnd"/>
       <w:r>
         <w:rPr>
           <w:rFonts w:ascii="Times New Roman" w:hAnsi="Times New Roman" w:cs="Times New Roman"/>
@@ -13269,6 +12372,8 @@
         </w:rPr>
         <w:t xml:space="preserve">для хранения дат и времени, </w:t>
       </w:r>
+      <w:proofErr w:type="spellStart"/>
+      <w:proofErr w:type="gramStart"/>
       <w:r>
         <w:rPr>
           <w:rFonts w:ascii="Times New Roman" w:hAnsi="Times New Roman" w:cs="Times New Roman"/>
@@ -13277,6 +12382,7 @@
         </w:rPr>
         <w:t>nvarchar</w:t>
       </w:r>
+      <w:proofErr w:type="spellEnd"/>
       <w:r>
         <w:rPr>
           <w:rFonts w:ascii="Times New Roman" w:hAnsi="Times New Roman" w:cs="Times New Roman"/>
@@ -13286,6 +12392,7 @@
         </w:rPr>
         <w:t>(</w:t>
       </w:r>
+      <w:proofErr w:type="gramEnd"/>
       <w:r>
         <w:rPr>
           <w:rFonts w:ascii="Times New Roman" w:hAnsi="Times New Roman" w:cs="Times New Roman"/>
@@ -13406,7 +12513,7 @@
           <w:numId w:val="30"/>
         </w:numPr>
       </w:pPr>
-      <w:bookmarkStart w:id="34" w:name="_Toc225762987"/>
+      <w:bookmarkStart w:id="33" w:name="_Toc226379946"/>
       <w:r>
         <w:lastRenderedPageBreak/>
         <w:t>Реал</w:t>
@@ -13414,7 +12521,7 @@
       <w:r>
         <w:t>изация проекта в среде конкретной СУБД</w:t>
       </w:r>
-      <w:bookmarkEnd w:id="34"/>
+      <w:bookmarkEnd w:id="33"/>
     </w:p>
     <w:p>
       <w:pPr>
@@ -14613,7 +13720,27 @@
           <w:szCs w:val="28"/>
           <w:lang w:val="ru-RU"/>
         </w:rPr>
-        <w:t>Дополнительно реализуем партиционирование для таблицы Привычки, так как в этой сущности будет особенно много записей, а она часто нужна пользователям для просмотра и программе для формирования различных статистик. Для этого разобьём массив данных на актуальные привычки, который принадлежат этому году, на привычки 2025 и 2024 года, а остальные записи поместим в архив. Таким образом мы также повысим быстродействие и гибкость работы базы.</w:t>
+        <w:t xml:space="preserve">Дополнительно реализуем </w:t>
+      </w:r>
+      <w:proofErr w:type="spellStart"/>
+      <w:r>
+        <w:rPr>
+          <w:rFonts w:ascii="Times New Roman" w:hAnsi="Times New Roman" w:cs="Times New Roman"/>
+          <w:sz w:val="28"/>
+          <w:szCs w:val="28"/>
+          <w:lang w:val="ru-RU"/>
+        </w:rPr>
+        <w:t>партиционирование</w:t>
+      </w:r>
+      <w:proofErr w:type="spellEnd"/>
+      <w:r>
+        <w:rPr>
+          <w:rFonts w:ascii="Times New Roman" w:hAnsi="Times New Roman" w:cs="Times New Roman"/>
+          <w:sz w:val="28"/>
+          <w:szCs w:val="28"/>
+          <w:lang w:val="ru-RU"/>
+        </w:rPr>
+        <w:t xml:space="preserve"> для таблицы Привычки, так как в этой сущности будет особенно много записей, а она часто нужна пользователям для просмотра и программе для формирования различных статистик. Для этого разобьём массив данных на актуальные привычки, который принадлежат этому году, на привычки 2025 и 2024 года, а остальные записи поместим в архив. Таким образом мы также повысим быстродействие и гибкость работы базы.</w:t>
       </w:r>
     </w:p>
     <w:p>
@@ -14747,9 +13874,10 @@
       <w:r>
         <w:rPr>
           <w:noProof/>
+          <w:lang w:val="ru-RU" w:eastAsia="ru-RU"/>
         </w:rPr>
         <w:drawing>
-          <wp:anchor distT="0" distB="0" distL="114300" distR="114300" simplePos="0" relativeHeight="251675648" behindDoc="0" locked="0" layoutInCell="1" allowOverlap="1" wp14:anchorId="59843EB6" wp14:editId="57F4F2EA">
+          <wp:anchor distT="0" distB="0" distL="114300" distR="114300" simplePos="0" relativeHeight="251675648" behindDoc="0" locked="0" layoutInCell="1" allowOverlap="1" wp14:anchorId="59843EB6" wp14:editId="2489815D">
             <wp:simplePos x="0" y="0"/>
             <wp:positionH relativeFrom="margin">
               <wp:align>center</wp:align>
@@ -14858,6 +13986,7 @@
         <w:jc w:val="both"/>
       </w:pPr>
       <w:r>
+        <w:lastRenderedPageBreak/>
         <w:t xml:space="preserve">На главном экране приложения расположены передвигаемые плитки с основными функциями приложения: </w:t>
       </w:r>
     </w:p>
@@ -14926,7 +14055,6 @@
         <w:rPr>
           <w:noProof/>
         </w:rPr>
-        <w:lastRenderedPageBreak/>
         <w:drawing>
           <wp:anchor distT="0" distB="0" distL="114300" distR="114300" simplePos="0" relativeHeight="251679744" behindDoc="0" locked="0" layoutInCell="1" allowOverlap="1" wp14:anchorId="5DD507F6" wp14:editId="38B9DD6D">
             <wp:simplePos x="0" y="0"/>
@@ -15088,8 +14216,9 @@
           <w:b w:val="0"/>
         </w:rPr>
       </w:pPr>
-      <w:bookmarkStart w:id="35" w:name="_Toc225762655"/>
-      <w:bookmarkStart w:id="36" w:name="_Toc225762988"/>
+      <w:bookmarkStart w:id="34" w:name="_Toc225762655"/>
+      <w:bookmarkStart w:id="35" w:name="_Toc225762988"/>
+      <w:bookmarkStart w:id="36" w:name="_Toc226379947"/>
       <w:r>
         <w:rPr>
           <w:b w:val="0"/>
@@ -15177,6 +14306,7 @@
           </wp:anchor>
         </w:drawing>
       </w:r>
+      <w:bookmarkEnd w:id="34"/>
       <w:bookmarkEnd w:id="35"/>
       <w:bookmarkEnd w:id="36"/>
     </w:p>
@@ -15187,7 +14317,7 @@
           <w:rFonts w:eastAsia="Times New Roman"/>
         </w:rPr>
       </w:pPr>
-      <w:bookmarkStart w:id="37" w:name="_Toc225762989"/>
+      <w:bookmarkStart w:id="37" w:name="_Toc226379948"/>
       <w:r>
         <w:rPr>
           <w:rFonts w:eastAsia="Times New Roman"/>
@@ -15216,7 +14346,25 @@
           <w:szCs w:val="28"/>
           <w:lang w:val="ru-RU"/>
         </w:rPr>
-        <w:t xml:space="preserve">Таким образом, в ходе курсового проекта была спроектирована и разработана база данных для приложения «Тепло». </w:t>
+        <w:t xml:space="preserve">Таким образом, в ходе курсового проекта была спроектирована и разработана </w:t>
+      </w:r>
+      <w:r>
+        <w:rPr>
+          <w:rFonts w:ascii="Times New Roman" w:hAnsi="Times New Roman" w:cs="Times New Roman"/>
+          <w:sz w:val="28"/>
+          <w:szCs w:val="28"/>
+          <w:lang w:val="ru-RU"/>
+        </w:rPr>
+        <w:t>БД</w:t>
+      </w:r>
+      <w:r>
+        <w:rPr>
+          <w:rFonts w:ascii="Times New Roman" w:hAnsi="Times New Roman" w:cs="Times New Roman"/>
+          <w:sz w:val="28"/>
+          <w:szCs w:val="28"/>
+          <w:lang w:val="ru-RU"/>
+        </w:rPr>
+        <w:t xml:space="preserve"> для приложения «Тепло». </w:t>
       </w:r>
     </w:p>
     <w:p>
@@ -15238,7 +14386,43 @@
           <w:szCs w:val="28"/>
           <w:lang w:val="ru-RU"/>
         </w:rPr>
-        <w:t xml:space="preserve">Был проведен анализ предметной области, включающий в себя описание клиентского приложения с определением его цели и ценностей, построением диаграммы прецедентов, разработкой дизайна экранов приложения. После была реализована концептуальная, логическая и физическая модели базы данных. Следующим этапом была создана база данных в среде </w:t>
+        <w:t xml:space="preserve">Был проведен анализ предметной области, включающий в себя описание клиентского приложения с определением его цели и ценностей, построением диаграммы прецедентов, разработкой дизайна экранов приложения. После была реализована концептуальная, логическая и физическая модели </w:t>
+      </w:r>
+      <w:r>
+        <w:rPr>
+          <w:rFonts w:ascii="Times New Roman" w:hAnsi="Times New Roman" w:cs="Times New Roman"/>
+          <w:sz w:val="28"/>
+          <w:szCs w:val="28"/>
+          <w:lang w:val="ru-RU"/>
+        </w:rPr>
+        <w:t>БД</w:t>
+      </w:r>
+      <w:r>
+        <w:rPr>
+          <w:rFonts w:ascii="Times New Roman" w:hAnsi="Times New Roman" w:cs="Times New Roman"/>
+          <w:sz w:val="28"/>
+          <w:szCs w:val="28"/>
+          <w:lang w:val="ru-RU"/>
+        </w:rPr>
+        <w:t xml:space="preserve">. Следующим этапом была создана </w:t>
+      </w:r>
+      <w:r>
+        <w:rPr>
+          <w:rFonts w:ascii="Times New Roman" w:hAnsi="Times New Roman" w:cs="Times New Roman"/>
+          <w:sz w:val="28"/>
+          <w:szCs w:val="28"/>
+          <w:lang w:val="ru-RU"/>
+        </w:rPr>
+        <w:t>БД</w:t>
+      </w:r>
+      <w:r>
+        <w:rPr>
+          <w:rFonts w:ascii="Times New Roman" w:hAnsi="Times New Roman" w:cs="Times New Roman"/>
+          <w:sz w:val="28"/>
+          <w:szCs w:val="28"/>
+          <w:lang w:val="ru-RU"/>
+        </w:rPr>
+        <w:t xml:space="preserve"> в среде </w:t>
       </w:r>
       <w:r>
         <w:rPr>
@@ -15343,7 +14527,7 @@
           <w:kern w:val="0"/>
           <w:sz w:val="28"/>
           <w:szCs w:val="28"/>
-          <w:lang w:eastAsia="ru-RU"/>
+          <w:lang w:val="ru-RU" w:eastAsia="ru-RU"/>
           <w14:ligatures w14:val="none"/>
         </w:rPr>
       </w:pPr>
@@ -15365,7 +14549,7 @@
       <w:pPr>
         <w:pStyle w:val="-"/>
       </w:pPr>
-      <w:bookmarkStart w:id="38" w:name="_Toc225762990"/>
+      <w:bookmarkStart w:id="38" w:name="_Toc226379949"/>
       <w:r>
         <w:lastRenderedPageBreak/>
         <w:t>Список использованных источников</w:t>
@@ -15532,6 +14716,7 @@
           </w:rPr>
           <w:t>://</w:t>
         </w:r>
+        <w:proofErr w:type="spellStart"/>
         <w:r>
           <w:rPr>
             <w:rStyle w:val="a4"/>
@@ -15541,6 +14726,7 @@
           </w:rPr>
           <w:t>cyberleninka</w:t>
         </w:r>
+        <w:proofErr w:type="spellEnd"/>
         <w:r>
           <w:rPr>
             <w:rStyle w:val="a4"/>
@@ -15549,6 +14735,7 @@
           </w:rPr>
           <w:t>.</w:t>
         </w:r>
+        <w:proofErr w:type="spellStart"/>
         <w:r>
           <w:rPr>
             <w:rStyle w:val="a4"/>
@@ -15558,6 +14745,7 @@
           </w:rPr>
           <w:t>ru</w:t>
         </w:r>
+        <w:proofErr w:type="spellEnd"/>
         <w:r>
           <w:rPr>
             <w:rStyle w:val="a4"/>
@@ -15600,6 +14788,7 @@
           </w:rPr>
           <w:t>/</w:t>
         </w:r>
+        <w:proofErr w:type="spellStart"/>
         <w:r>
           <w:rPr>
             <w:rStyle w:val="a4"/>
@@ -15609,6 +14798,7 @@
           </w:rPr>
           <w:t>psihologicheskie</w:t>
         </w:r>
+        <w:proofErr w:type="spellEnd"/>
         <w:r>
           <w:rPr>
             <w:rStyle w:val="a4"/>
@@ -15617,6 +14807,7 @@
           </w:rPr>
           <w:t>-</w:t>
         </w:r>
+        <w:proofErr w:type="spellStart"/>
         <w:r>
           <w:rPr>
             <w:rStyle w:val="a4"/>
@@ -15626,6 +14817,7 @@
           </w:rPr>
           <w:t>osobennosti</w:t>
         </w:r>
+        <w:proofErr w:type="spellEnd"/>
         <w:r>
           <w:rPr>
             <w:rStyle w:val="a4"/>
@@ -15634,6 +14826,7 @@
           </w:rPr>
           <w:t>-</w:t>
         </w:r>
+        <w:proofErr w:type="spellStart"/>
         <w:r>
           <w:rPr>
             <w:rStyle w:val="a4"/>
@@ -15643,6 +14836,7 @@
           </w:rPr>
           <w:t>nenasilstvennogo</w:t>
         </w:r>
+        <w:proofErr w:type="spellEnd"/>
         <w:r>
           <w:rPr>
             <w:rStyle w:val="a4"/>
@@ -15651,6 +14845,7 @@
           </w:rPr>
           <w:t>-</w:t>
         </w:r>
+        <w:proofErr w:type="spellStart"/>
         <w:r>
           <w:rPr>
             <w:rStyle w:val="a4"/>
@@ -15660,6 +14855,7 @@
           </w:rPr>
           <w:t>otnosheniya</w:t>
         </w:r>
+        <w:proofErr w:type="spellEnd"/>
         <w:r>
           <w:rPr>
             <w:rStyle w:val="a4"/>
@@ -15685,6 +14881,7 @@
           </w:rPr>
           <w:t>-</w:t>
         </w:r>
+        <w:proofErr w:type="spellStart"/>
         <w:r>
           <w:rPr>
             <w:rStyle w:val="a4"/>
@@ -15694,6 +14891,7 @@
           </w:rPr>
           <w:t>sebe</w:t>
         </w:r>
+        <w:proofErr w:type="spellEnd"/>
         <w:r>
           <w:rPr>
             <w:rStyle w:val="a4"/>
@@ -15837,6 +15035,7 @@
           </w:rPr>
           <w:t>.</w:t>
         </w:r>
+        <w:proofErr w:type="spellStart"/>
         <w:r>
           <w:rPr>
             <w:rStyle w:val="a4"/>
@@ -15846,6 +15045,7 @@
           </w:rPr>
           <w:t>ru</w:t>
         </w:r>
+        <w:proofErr w:type="spellEnd"/>
         <w:r>
           <w:rPr>
             <w:rStyle w:val="a4"/>
@@ -15975,8 +15175,13 @@
         <w:t xml:space="preserve"> </w:t>
       </w:r>
       <w:r>
-        <w:t>для СПО. – М.: Издательство Юрайт</w:t>
-      </w:r>
+        <w:t xml:space="preserve">для СПО. – М.: Издательство </w:t>
+      </w:r>
+      <w:proofErr w:type="spellStart"/>
+      <w:r>
+        <w:t>Юрайт</w:t>
+      </w:r>
+      <w:proofErr w:type="spellEnd"/>
       <w:r>
         <w:t>.</w:t>
       </w:r>
@@ -16091,6 +15296,7 @@
           </w:rPr>
           <w:t>://</w:t>
         </w:r>
+        <w:proofErr w:type="spellStart"/>
         <w:r>
           <w:rPr>
             <w:rStyle w:val="a4"/>
@@ -16103,6 +15309,7 @@
           </w:rPr>
           <w:t>scilead</w:t>
         </w:r>
+        <w:proofErr w:type="spellEnd"/>
         <w:r>
           <w:rPr>
             <w:rStyle w:val="a4"/>
@@ -16114,6 +15321,7 @@
           </w:rPr>
           <w:t>.</w:t>
         </w:r>
+        <w:proofErr w:type="spellStart"/>
         <w:r>
           <w:rPr>
             <w:rStyle w:val="a4"/>
@@ -16126,6 +15334,7 @@
           </w:rPr>
           <w:t>ru</w:t>
         </w:r>
+        <w:proofErr w:type="spellEnd"/>
         <w:r>
           <w:rPr>
             <w:rStyle w:val="a4"/>
@@ -16160,6 +15369,7 @@
           </w:rPr>
           <w:t>/5727-</w:t>
         </w:r>
+        <w:proofErr w:type="spellStart"/>
         <w:r>
           <w:rPr>
             <w:rStyle w:val="a4"/>
@@ -16172,6 +15382,7 @@
           </w:rPr>
           <w:t>analiz</w:t>
         </w:r>
+        <w:proofErr w:type="spellEnd"/>
         <w:r>
           <w:rPr>
             <w:rStyle w:val="a4"/>
@@ -16183,6 +15394,7 @@
           </w:rPr>
           <w:t>-</w:t>
         </w:r>
+        <w:proofErr w:type="spellStart"/>
         <w:r>
           <w:rPr>
             <w:rStyle w:val="a4"/>
@@ -16195,6 +15407,7 @@
           </w:rPr>
           <w:t>algoritmov</w:t>
         </w:r>
+        <w:proofErr w:type="spellEnd"/>
         <w:r>
           <w:rPr>
             <w:rStyle w:val="a4"/>
@@ -16206,6 +15419,7 @@
           </w:rPr>
           <w:t>-</w:t>
         </w:r>
+        <w:proofErr w:type="spellStart"/>
         <w:r>
           <w:rPr>
             <w:rStyle w:val="a4"/>
@@ -16218,6 +15432,7 @@
           </w:rPr>
           <w:t>indeksirovaniya</w:t>
         </w:r>
+        <w:proofErr w:type="spellEnd"/>
         <w:r>
           <w:rPr>
             <w:rStyle w:val="a4"/>
@@ -16252,6 +15467,7 @@
           </w:rPr>
           <w:t>-</w:t>
         </w:r>
+        <w:proofErr w:type="spellStart"/>
         <w:r>
           <w:rPr>
             <w:rStyle w:val="a4"/>
@@ -16264,6 +15480,7 @@
           </w:rPr>
           <w:t>bazakh</w:t>
         </w:r>
+        <w:proofErr w:type="spellEnd"/>
         <w:r>
           <w:rPr>
             <w:rStyle w:val="a4"/>
@@ -16337,13 +15554,23 @@
           <w:szCs w:val="28"/>
         </w:rPr>
       </w:pPr>
-      <w:r>
-        <w:rPr>
-          <w:rFonts w:ascii="Times New Roman" w:hAnsi="Times New Roman" w:cs="Times New Roman"/>
-          <w:sz w:val="28"/>
-          <w:szCs w:val="28"/>
-        </w:rPr>
-        <w:t>Стружкин Н. П.</w:t>
+      <w:proofErr w:type="spellStart"/>
+      <w:r>
+        <w:rPr>
+          <w:rFonts w:ascii="Times New Roman" w:hAnsi="Times New Roman" w:cs="Times New Roman"/>
+          <w:sz w:val="28"/>
+          <w:szCs w:val="28"/>
+        </w:rPr>
+        <w:t>Стружкин</w:t>
+      </w:r>
+      <w:proofErr w:type="spellEnd"/>
+      <w:r>
+        <w:rPr>
+          <w:rFonts w:ascii="Times New Roman" w:hAnsi="Times New Roman" w:cs="Times New Roman"/>
+          <w:sz w:val="28"/>
+          <w:szCs w:val="28"/>
+        </w:rPr>
+        <w:t xml:space="preserve"> Н. П.</w:t>
       </w:r>
       <w:r>
         <w:rPr>
@@ -16391,7 +15618,25 @@
           <w:sz w:val="28"/>
           <w:szCs w:val="28"/>
         </w:rPr>
-        <w:t xml:space="preserve">– М.: Издательство Юрайт, </w:t>
+        <w:t xml:space="preserve">– М.: Издательство </w:t>
+      </w:r>
+      <w:proofErr w:type="spellStart"/>
+      <w:r>
+        <w:rPr>
+          <w:rFonts w:ascii="Times New Roman" w:hAnsi="Times New Roman" w:cs="Times New Roman"/>
+          <w:sz w:val="28"/>
+          <w:szCs w:val="28"/>
+        </w:rPr>
+        <w:t>Юрайт</w:t>
+      </w:r>
+      <w:proofErr w:type="spellEnd"/>
+      <w:r>
+        <w:rPr>
+          <w:rFonts w:ascii="Times New Roman" w:hAnsi="Times New Roman" w:cs="Times New Roman"/>
+          <w:sz w:val="28"/>
+          <w:szCs w:val="28"/>
+        </w:rPr>
+        <w:t xml:space="preserve">, </w:t>
       </w:r>
       <w:r>
         <w:rPr>
@@ -16498,7 +15743,7 @@
       <w:pPr>
         <w:pStyle w:val="-"/>
       </w:pPr>
-      <w:bookmarkStart w:id="39" w:name="_Toc225762991"/>
+      <w:bookmarkStart w:id="39" w:name="_Toc226379950"/>
       <w:r>
         <w:lastRenderedPageBreak/>
         <w:t>Список</w:t>
@@ -17015,7 +16260,7 @@
         <w:pStyle w:val="-"/>
         <w:jc w:val="right"/>
       </w:pPr>
-      <w:bookmarkStart w:id="40" w:name="_Toc225762992"/>
+      <w:bookmarkStart w:id="40" w:name="_Toc226379951"/>
       <w:r>
         <w:lastRenderedPageBreak/>
         <w:t xml:space="preserve">Приложение </w:t>
@@ -17091,6 +16336,7 @@
               </w:rPr>
               <w:t xml:space="preserve">№ </w:t>
             </w:r>
+            <w:proofErr w:type="spellStart"/>
             <w:r>
               <w:rPr>
                 <w:spacing w:val="-5"/>
@@ -17098,6 +16344,7 @@
               </w:rPr>
               <w:t>пп</w:t>
             </w:r>
+            <w:proofErr w:type="spellEnd"/>
           </w:p>
         </w:tc>
         <w:tc>
@@ -17226,13 +16473,23 @@
                 <w:sz w:val="28"/>
               </w:rPr>
             </w:pPr>
+            <w:proofErr w:type="spellStart"/>
             <w:r>
               <w:rPr>
                 <w:spacing w:val="-2"/>
                 <w:sz w:val="28"/>
               </w:rPr>
-              <w:t xml:space="preserve">Примеча- </w:t>
-            </w:r>
+              <w:t>Примеча</w:t>
+            </w:r>
+            <w:proofErr w:type="spellEnd"/>
+            <w:r>
+              <w:rPr>
+                <w:spacing w:val="-2"/>
+                <w:sz w:val="28"/>
+              </w:rPr>
+              <w:t xml:space="preserve">- </w:t>
+            </w:r>
+            <w:proofErr w:type="spellStart"/>
             <w:r>
               <w:rPr>
                 <w:spacing w:val="-4"/>
@@ -17240,6 +16497,7 @@
               </w:rPr>
               <w:t>ние</w:t>
             </w:r>
+            <w:proofErr w:type="spellEnd"/>
           </w:p>
         </w:tc>
       </w:tr>
@@ -17552,7 +16810,19 @@
               <w:rPr>
                 <w:sz w:val="26"/>
               </w:rPr>
-              <w:t>20.01.2026</w:t>
+              <w:t>2</w:t>
+            </w:r>
+            <w:r>
+              <w:rPr>
+                <w:sz w:val="26"/>
+              </w:rPr>
+              <w:t>2</w:t>
+            </w:r>
+            <w:r>
+              <w:rPr>
+                <w:sz w:val="26"/>
+              </w:rPr>
+              <w:t>.01.2026</w:t>
             </w:r>
           </w:p>
         </w:tc>
@@ -17679,7 +16949,19 @@
               <w:rPr>
                 <w:sz w:val="24"/>
               </w:rPr>
-              <w:t>21.01.2026</w:t>
+              <w:t>2</w:t>
+            </w:r>
+            <w:r>
+              <w:rPr>
+                <w:sz w:val="24"/>
+              </w:rPr>
+              <w:t>0</w:t>
+            </w:r>
+            <w:r>
+              <w:rPr>
+                <w:sz w:val="24"/>
+              </w:rPr>
+              <w:t>.01.2026</w:t>
             </w:r>
           </w:p>
         </w:tc>
@@ -17838,7 +17120,19 @@
               <w:rPr>
                 <w:sz w:val="26"/>
               </w:rPr>
-              <w:t>28.01.2026</w:t>
+              <w:t>2</w:t>
+            </w:r>
+            <w:r>
+              <w:rPr>
+                <w:sz w:val="26"/>
+              </w:rPr>
+              <w:t>6</w:t>
+            </w:r>
+            <w:r>
+              <w:rPr>
+                <w:sz w:val="26"/>
+              </w:rPr>
+              <w:t>.01.2026</w:t>
             </w:r>
           </w:p>
         </w:tc>
@@ -17859,7 +17153,13 @@
               <w:rPr>
                 <w:sz w:val="26"/>
               </w:rPr>
-              <w:t>03.02.2026</w:t>
+              <w:t>12</w:t>
+            </w:r>
+            <w:r>
+              <w:rPr>
+                <w:sz w:val="26"/>
+              </w:rPr>
+              <w:t>.02.2026</w:t>
             </w:r>
           </w:p>
         </w:tc>
@@ -17994,7 +17294,13 @@
               <w:rPr>
                 <w:sz w:val="24"/>
               </w:rPr>
-              <w:t>04.02.2026</w:t>
+              <w:t>10</w:t>
+            </w:r>
+            <w:r>
+              <w:rPr>
+                <w:sz w:val="24"/>
+              </w:rPr>
+              <w:t>.02.2026</w:t>
             </w:r>
           </w:p>
         </w:tc>
@@ -18015,7 +17321,13 @@
               <w:rPr>
                 <w:sz w:val="24"/>
               </w:rPr>
-              <w:t>09.02.2026</w:t>
+              <w:t>17</w:t>
+            </w:r>
+            <w:r>
+              <w:rPr>
+                <w:sz w:val="24"/>
+              </w:rPr>
+              <w:t>.02.2026</w:t>
             </w:r>
           </w:p>
         </w:tc>
@@ -18149,7 +17461,19 @@
               <w:rPr>
                 <w:sz w:val="24"/>
               </w:rPr>
-              <w:t>10.02.2026</w:t>
+              <w:t>1</w:t>
+            </w:r>
+            <w:r>
+              <w:rPr>
+                <w:sz w:val="24"/>
+              </w:rPr>
+              <w:t>8</w:t>
+            </w:r>
+            <w:r>
+              <w:rPr>
+                <w:sz w:val="24"/>
+              </w:rPr>
+              <w:t>.02.2026</w:t>
             </w:r>
           </w:p>
         </w:tc>
@@ -18170,7 +17494,13 @@
               <w:rPr>
                 <w:sz w:val="24"/>
               </w:rPr>
-              <w:t>16.02.2026</w:t>
+              <w:t>2</w:t>
+            </w:r>
+            <w:r>
+              <w:rPr>
+                <w:sz w:val="24"/>
+              </w:rPr>
+              <w:t>6.02.2026</w:t>
             </w:r>
           </w:p>
         </w:tc>
@@ -18300,6 +17630,24 @@
                 <w:sz w:val="24"/>
               </w:rPr>
             </w:pPr>
+            <w:r>
+              <w:rPr>
+                <w:sz w:val="24"/>
+              </w:rPr>
+              <w:t>2</w:t>
+            </w:r>
+            <w:r>
+              <w:rPr>
+                <w:sz w:val="24"/>
+              </w:rPr>
+              <w:t>5</w:t>
+            </w:r>
+            <w:r>
+              <w:rPr>
+                <w:sz w:val="24"/>
+              </w:rPr>
+              <w:t>.02.2026</w:t>
+            </w:r>
           </w:p>
         </w:tc>
         <w:tc>
@@ -18315,6 +17663,30 @@
                 <w:sz w:val="24"/>
               </w:rPr>
             </w:pPr>
+            <w:r>
+              <w:rPr>
+                <w:sz w:val="24"/>
+              </w:rPr>
+              <w:t>0</w:t>
+            </w:r>
+            <w:r>
+              <w:rPr>
+                <w:sz w:val="24"/>
+              </w:rPr>
+              <w:t>6.0</w:t>
+            </w:r>
+            <w:r>
+              <w:rPr>
+                <w:sz w:val="24"/>
+              </w:rPr>
+              <w:t>3</w:t>
+            </w:r>
+            <w:r>
+              <w:rPr>
+                <w:sz w:val="24"/>
+              </w:rPr>
+              <w:t>.2026</w:t>
+            </w:r>
           </w:p>
         </w:tc>
         <w:tc>
@@ -18443,6 +17815,24 @@
                 <w:sz w:val="24"/>
               </w:rPr>
             </w:pPr>
+            <w:r>
+              <w:rPr>
+                <w:sz w:val="24"/>
+              </w:rPr>
+              <w:t>0</w:t>
+            </w:r>
+            <w:r>
+              <w:rPr>
+                <w:sz w:val="24"/>
+              </w:rPr>
+              <w:t>7</w:t>
+            </w:r>
+            <w:r>
+              <w:rPr>
+                <w:sz w:val="24"/>
+              </w:rPr>
+              <w:t>.03.2026</w:t>
+            </w:r>
           </w:p>
         </w:tc>
         <w:tc>
@@ -18458,6 +17848,18 @@
                 <w:sz w:val="24"/>
               </w:rPr>
             </w:pPr>
+            <w:r>
+              <w:rPr>
+                <w:sz w:val="24"/>
+              </w:rPr>
+              <w:t>17</w:t>
+            </w:r>
+            <w:r>
+              <w:rPr>
+                <w:sz w:val="24"/>
+              </w:rPr>
+              <w:t>.03.2026</w:t>
+            </w:r>
           </w:p>
         </w:tc>
         <w:tc>
@@ -18641,6 +18043,18 @@
                 <w:sz w:val="26"/>
               </w:rPr>
             </w:pPr>
+            <w:r>
+              <w:rPr>
+                <w:sz w:val="24"/>
+              </w:rPr>
+              <w:t>18</w:t>
+            </w:r>
+            <w:r>
+              <w:rPr>
+                <w:sz w:val="24"/>
+              </w:rPr>
+              <w:t>.03.2026</w:t>
+            </w:r>
           </w:p>
         </w:tc>
         <w:tc>
@@ -18656,6 +18070,36 @@
                 <w:sz w:val="26"/>
               </w:rPr>
             </w:pPr>
+            <w:r>
+              <w:rPr>
+                <w:sz w:val="24"/>
+              </w:rPr>
+              <w:t>0</w:t>
+            </w:r>
+            <w:r>
+              <w:rPr>
+                <w:sz w:val="24"/>
+              </w:rPr>
+              <w:t>7</w:t>
+            </w:r>
+            <w:r>
+              <w:rPr>
+                <w:sz w:val="24"/>
+              </w:rPr>
+              <w:t>.0</w:t>
+            </w:r>
+            <w:r>
+              <w:rPr>
+                <w:sz w:val="24"/>
+              </w:rPr>
+              <w:t>4</w:t>
+            </w:r>
+            <w:r>
+              <w:rPr>
+                <w:sz w:val="24"/>
+              </w:rPr>
+              <w:t>.2026</w:t>
+            </w:r>
           </w:p>
         </w:tc>
         <w:tc>
@@ -18795,6 +18239,36 @@
                 <w:sz w:val="26"/>
               </w:rPr>
             </w:pPr>
+            <w:r>
+              <w:rPr>
+                <w:sz w:val="24"/>
+              </w:rPr>
+              <w:t>0</w:t>
+            </w:r>
+            <w:r>
+              <w:rPr>
+                <w:sz w:val="24"/>
+              </w:rPr>
+              <w:t>8</w:t>
+            </w:r>
+            <w:r>
+              <w:rPr>
+                <w:sz w:val="24"/>
+              </w:rPr>
+              <w:t>.0</w:t>
+            </w:r>
+            <w:r>
+              <w:rPr>
+                <w:sz w:val="24"/>
+              </w:rPr>
+              <w:t>4</w:t>
+            </w:r>
+            <w:r>
+              <w:rPr>
+                <w:sz w:val="24"/>
+              </w:rPr>
+              <w:t>.2026</w:t>
+            </w:r>
           </w:p>
         </w:tc>
         <w:tc>
@@ -18810,6 +18284,30 @@
                 <w:sz w:val="26"/>
               </w:rPr>
             </w:pPr>
+            <w:r>
+              <w:rPr>
+                <w:sz w:val="24"/>
+              </w:rPr>
+              <w:t>25</w:t>
+            </w:r>
+            <w:r>
+              <w:rPr>
+                <w:sz w:val="24"/>
+              </w:rPr>
+              <w:t>.0</w:t>
+            </w:r>
+            <w:r>
+              <w:rPr>
+                <w:sz w:val="24"/>
+              </w:rPr>
+              <w:t>4</w:t>
+            </w:r>
+            <w:r>
+              <w:rPr>
+                <w:sz w:val="24"/>
+              </w:rPr>
+              <w:t>.2026</w:t>
+            </w:r>
           </w:p>
         </w:tc>
         <w:tc>
@@ -19126,15 +18624,146 @@
         <w:pStyle w:val="-"/>
         <w:jc w:val="right"/>
       </w:pPr>
-      <w:bookmarkStart w:id="41" w:name="_Toc225762993"/>
+      <w:bookmarkStart w:id="41" w:name="_Toc226379952"/>
+      <w:r>
+        <w:lastRenderedPageBreak/>
+        <w:t>Приложение</w:t>
+      </w:r>
+      <w:r>
+        <w:t xml:space="preserve"> 2</w:t>
+      </w:r>
+      <w:bookmarkEnd w:id="41"/>
+    </w:p>
+    <w:p>
+      <w:pPr>
+        <w:pStyle w:val="-0"/>
+      </w:pPr>
+      <w:bookmarkStart w:id="42" w:name="_Toc226379953"/>
+      <w:r>
+        <w:rPr>
+          <w:noProof/>
+        </w:rPr>
+        <w:drawing>
+          <wp:anchor distT="0" distB="0" distL="114300" distR="114300" simplePos="0" relativeHeight="251695104" behindDoc="0" locked="0" layoutInCell="1" allowOverlap="1" wp14:anchorId="00D228E3" wp14:editId="71E2F14A">
+            <wp:simplePos x="0" y="0"/>
+            <wp:positionH relativeFrom="page">
+              <wp:posOffset>529590</wp:posOffset>
+            </wp:positionH>
+            <wp:positionV relativeFrom="margin">
+              <wp:posOffset>956945</wp:posOffset>
+            </wp:positionV>
+            <wp:extent cx="6979920" cy="4667250"/>
+            <wp:effectExtent l="0" t="0" r="0" b="0"/>
+            <wp:wrapTopAndBottom/>
+            <wp:docPr id="1907427271" name="Рисунок 3"/>
+            <wp:cNvGraphicFramePr>
+              <a:graphicFrameLocks xmlns:a="http://schemas.openxmlformats.org/drawingml/2006/main" noChangeAspect="1"/>
+            </wp:cNvGraphicFramePr>
+            <a:graphic xmlns:a="http://schemas.openxmlformats.org/drawingml/2006/main">
+              <a:graphicData uri="http://schemas.openxmlformats.org/drawingml/2006/picture">
+                <pic:pic xmlns:pic="http://schemas.openxmlformats.org/drawingml/2006/picture">
+                  <pic:nvPicPr>
+                    <pic:cNvPr id="1907427271" name="Рисунок 3"/>
+                    <pic:cNvPicPr>
+                      <a:picLocks noChangeAspect="1" noChangeArrowheads="1"/>
+                    </pic:cNvPicPr>
+                  </pic:nvPicPr>
+                  <pic:blipFill>
+                    <a:blip r:embed="rId28" cstate="print">
+                      <a:extLst>
+                        <a:ext uri="{28A0092B-C50C-407E-A947-70E740481C1C}">
+                          <a14:useLocalDpi xmlns:a14="http://schemas.microsoft.com/office/drawing/2010/main" val="0"/>
+                        </a:ext>
+                      </a:extLst>
+                    </a:blip>
+                    <a:stretch>
+                      <a:fillRect/>
+                    </a:stretch>
+                  </pic:blipFill>
+                  <pic:spPr bwMode="auto">
+                    <a:xfrm>
+                      <a:off x="0" y="0"/>
+                      <a:ext cx="6979920" cy="4667250"/>
+                    </a:xfrm>
+                    <a:prstGeom prst="rect">
+                      <a:avLst/>
+                    </a:prstGeom>
+                    <a:noFill/>
+                    <a:ln>
+                      <a:noFill/>
+                    </a:ln>
+                  </pic:spPr>
+                </pic:pic>
+              </a:graphicData>
+            </a:graphic>
+            <wp14:sizeRelH relativeFrom="margin">
+              <wp14:pctWidth>0</wp14:pctWidth>
+            </wp14:sizeRelH>
+            <wp14:sizeRelV relativeFrom="margin">
+              <wp14:pctHeight>0</wp14:pctHeight>
+            </wp14:sizeRelV>
+          </wp:anchor>
+        </w:drawing>
+      </w:r>
+      <w:r>
+        <w:t xml:space="preserve">Диаграмма </w:t>
+      </w:r>
+      <w:proofErr w:type="spellStart"/>
+      <w:r>
+        <w:t>Ганта</w:t>
+      </w:r>
+      <w:bookmarkEnd w:id="42"/>
+      <w:proofErr w:type="spellEnd"/>
+    </w:p>
+    <w:p>
+      <w:pPr>
+        <w:rPr>
+          <w:lang w:val="ru-RU" w:eastAsia="ru-RU"/>
+        </w:rPr>
+      </w:pPr>
+    </w:p>
+    <w:p>
+      <w:pPr>
+        <w:pStyle w:val="-2"/>
+      </w:pPr>
+      <w:r>
+        <w:tab/>
+      </w:r>
+      <w:r>
+        <w:t>Рис. 3.</w:t>
+      </w:r>
+      <w:r>
+        <w:t>1</w:t>
+      </w:r>
+      <w:r>
+        <w:t xml:space="preserve">. Диаграмма </w:t>
+      </w:r>
+      <w:proofErr w:type="spellStart"/>
+      <w:r>
+        <w:t>Ганта</w:t>
+      </w:r>
+      <w:proofErr w:type="spellEnd"/>
+      <w:r>
+        <w:t xml:space="preserve"> </w:t>
+      </w:r>
+      <w:r>
+        <w:br w:type="page"/>
+      </w:r>
+    </w:p>
+    <w:p>
+      <w:pPr>
+        <w:pStyle w:val="-"/>
+        <w:jc w:val="right"/>
+      </w:pPr>
+      <w:bookmarkStart w:id="43" w:name="_Toc226379954"/>
       <w:r>
         <w:lastRenderedPageBreak/>
         <w:t xml:space="preserve">Приложение </w:t>
       </w:r>
       <w:r>
-        <w:t>2</w:t>
-      </w:r>
-      <w:bookmarkEnd w:id="41"/>
+        <w:t>3</w:t>
+      </w:r>
+      <w:bookmarkEnd w:id="43"/>
     </w:p>
     <w:p>
       <w:pPr>
@@ -19172,7 +18801,7 @@
                     </pic:cNvPicPr>
                   </pic:nvPicPr>
                   <pic:blipFill>
-                    <a:blip r:embed="rId28">
+                    <a:blip r:embed="rId29">
                       <a:extLst>
                         <a:ext uri="{28A0092B-C50C-407E-A947-70E740481C1C}">
                           <a14:useLocalDpi xmlns:a14="http://schemas.microsoft.com/office/drawing/2010/main" val="0"/>
@@ -19231,7 +18860,7 @@
         <w:t>.</w:t>
       </w:r>
       <w:r>
-        <w:t>1</w:t>
+        <w:t>2</w:t>
       </w:r>
       <w:r>
         <w:t xml:space="preserve">. Диаграмма прецедентов </w:t>
@@ -19245,15 +18874,15 @@
         <w:pStyle w:val="-"/>
         <w:jc w:val="right"/>
       </w:pPr>
-      <w:bookmarkStart w:id="42" w:name="_Toc225762994"/>
+      <w:bookmarkStart w:id="44" w:name="_Toc226379955"/>
       <w:r>
         <w:lastRenderedPageBreak/>
         <w:t xml:space="preserve">Приложение </w:t>
       </w:r>
       <w:r>
-        <w:t>3</w:t>
-      </w:r>
-      <w:bookmarkEnd w:id="42"/>
+        <w:t>4</w:t>
+      </w:r>
+      <w:bookmarkEnd w:id="44"/>
     </w:p>
     <w:p>
       <w:pPr>
@@ -19291,7 +18920,7 @@
                     </pic:cNvPicPr>
                   </pic:nvPicPr>
                   <pic:blipFill>
-                    <a:blip r:embed="rId29">
+                    <a:blip r:embed="rId30">
                       <a:extLst>
                         <a:ext uri="{28A0092B-C50C-407E-A947-70E740481C1C}">
                           <a14:useLocalDpi xmlns:a14="http://schemas.microsoft.com/office/drawing/2010/main" val="0"/>
@@ -19358,7 +18987,7 @@
         <w:t>.</w:t>
       </w:r>
       <w:r>
-        <w:t>2</w:t>
+        <w:t>3</w:t>
       </w:r>
       <w:r>
         <w:t xml:space="preserve">. </w:t>
@@ -19375,15 +19004,15 @@
         <w:pStyle w:val="-"/>
         <w:jc w:val="right"/>
       </w:pPr>
-      <w:bookmarkStart w:id="43" w:name="_Toc225762995"/>
+      <w:bookmarkStart w:id="45" w:name="_Toc226379956"/>
       <w:r>
         <w:lastRenderedPageBreak/>
         <w:t xml:space="preserve">Приложение </w:t>
       </w:r>
       <w:r>
-        <w:t>4</w:t>
-      </w:r>
-      <w:bookmarkEnd w:id="43"/>
+        <w:t>5</w:t>
+      </w:r>
+      <w:bookmarkEnd w:id="45"/>
     </w:p>
     <w:p>
       <w:pPr>
@@ -19421,7 +19050,7 @@
                     </pic:cNvPicPr>
                   </pic:nvPicPr>
                   <pic:blipFill>
-                    <a:blip r:embed="rId30">
+                    <a:blip r:embed="rId31">
                       <a:extLst>
                         <a:ext uri="{28A0092B-C50C-407E-A947-70E740481C1C}">
                           <a14:useLocalDpi xmlns:a14="http://schemas.microsoft.com/office/drawing/2010/main" val="0"/>
@@ -19489,7 +19118,7 @@
         <w:t>.</w:t>
       </w:r>
       <w:r>
-        <w:t>3</w:t>
+        <w:t>4</w:t>
       </w:r>
       <w:r>
         <w:t xml:space="preserve">. </w:t>
@@ -19506,15 +19135,15 @@
         <w:pStyle w:val="-"/>
         <w:jc w:val="right"/>
       </w:pPr>
-      <w:bookmarkStart w:id="44" w:name="_Toc225762996"/>
+      <w:bookmarkStart w:id="46" w:name="_Toc226379957"/>
       <w:r>
         <w:lastRenderedPageBreak/>
         <w:t xml:space="preserve">Приложение </w:t>
       </w:r>
       <w:r>
-        <w:t>5</w:t>
-      </w:r>
-      <w:bookmarkEnd w:id="44"/>
+        <w:t>6</w:t>
+      </w:r>
+      <w:bookmarkEnd w:id="46"/>
     </w:p>
     <w:p>
       <w:pPr>
@@ -19552,7 +19181,7 @@
                     </pic:cNvPicPr>
                   </pic:nvPicPr>
                   <pic:blipFill>
-                    <a:blip r:embed="rId31">
+                    <a:blip r:embed="rId32">
                       <a:extLst>
                         <a:ext uri="{28A0092B-C50C-407E-A947-70E740481C1C}">
                           <a14:useLocalDpi xmlns:a14="http://schemas.microsoft.com/office/drawing/2010/main" val="0"/>
@@ -19620,7 +19249,7 @@
         <w:t>.</w:t>
       </w:r>
       <w:r>
-        <w:t>4</w:t>
+        <w:t>5</w:t>
       </w:r>
       <w:r>
         <w:t xml:space="preserve">. </w:t>
@@ -19630,7 +19259,7 @@
       </w:r>
     </w:p>
     <w:sectPr>
-      <w:headerReference w:type="default" r:id="rId32"/>
+      <w:headerReference w:type="default" r:id="rId33"/>
       <w:pgSz w:w="12240" w:h="15840"/>
       <w:pgMar w:top="1134" w:right="850" w:bottom="1134" w:left="1701" w:header="709" w:footer="709" w:gutter="0"/>
       <w:cols w:space="708"/>
@@ -19642,7 +19271,7 @@
 </file>
 
 <file path=word/endnotes.xml><?xml version="1.0" encoding="utf-8"?>
-<w:endnotes xmlns:wpc="http://schemas.microsoft.com/office/word/2010/wordprocessingCanvas" xmlns:cx="http://schemas.microsoft.com/office/drawing/2014/chartex" xmlns:mc="http://schemas.openxmlformats.org/markup-compatibility/2006" xmlns:o="urn:schemas-microsoft-com:office:office" xmlns:r="http://schemas.openxmlformats.org/officeDocument/2006/relationships" xmlns:m="http://schemas.openxmlformats.org/officeDocument/2006/math" xmlns:v="urn:schemas-microsoft-com:vml" xmlns:wp14="http://schemas.microsoft.com/office/word/2010/wordprocessingDrawing" xmlns:wp="http://schemas.openxmlformats.org/drawingml/2006/wordprocessingDrawing" xmlns:w10="urn:schemas-microsoft-com:office:word" xmlns:w="http://schemas.openxmlformats.org/wordprocessingml/2006/main" xmlns:w14="http://schemas.microsoft.com/office/word/2010/wordml" xmlns:w15="http://schemas.microsoft.com/office/word/2012/wordml" xmlns:w16se="http://schemas.microsoft.com/office/word/2015/wordml/symex" xmlns:wpg="http://schemas.microsoft.com/office/word/2010/wordprocessingGroup" xmlns:wpi="http://schemas.microsoft.com/office/word/2010/wordprocessingInk" xmlns:wne="http://schemas.microsoft.com/office/word/2006/wordml" xmlns:wps="http://schemas.microsoft.com/office/word/2010/wordprocessingShape" mc:Ignorable="w14 w15 w16se wp14">
+<w:endnotes xmlns:wpc="http://schemas.microsoft.com/office/word/2010/wordprocessingCanvas" xmlns:cx="http://schemas.microsoft.com/office/drawing/2014/chartex" xmlns:cx1="http://schemas.microsoft.com/office/drawing/2015/9/8/chartex" xmlns:cx2="http://schemas.microsoft.com/office/drawing/2015/10/21/chartex" xmlns:cx3="http://schemas.microsoft.com/office/drawing/2016/5/9/chartex" xmlns:cx4="http://schemas.microsoft.com/office/drawing/2016/5/10/chartex" xmlns:cx5="http://schemas.microsoft.com/office/drawing/2016/5/11/chartex" xmlns:cx6="http://schemas.microsoft.com/office/drawing/2016/5/12/chartex" xmlns:cx7="http://schemas.microsoft.com/office/drawing/2016/5/13/chartex" xmlns:cx8="http://schemas.microsoft.com/office/drawing/2016/5/14/chartex" xmlns:mc="http://schemas.openxmlformats.org/markup-compatibility/2006" xmlns:aink="http://schemas.microsoft.com/office/drawing/2016/ink" xmlns:am3d="http://schemas.microsoft.com/office/drawing/2017/model3d" xmlns:o="urn:schemas-microsoft-com:office:office" xmlns:oel="http://schemas.microsoft.com/office/2019/extlst" xmlns:r="http://schemas.openxmlformats.org/officeDocument/2006/relationships" xmlns:m="http://schemas.openxmlformats.org/officeDocument/2006/math" xmlns:v="urn:schemas-microsoft-com:vml" xmlns:wp14="http://schemas.microsoft.com/office/word/2010/wordprocessingDrawing" xmlns:wp="http://schemas.openxmlformats.org/drawingml/2006/wordprocessingDrawing" xmlns:w10="urn:schemas-microsoft-com:office:word" xmlns:w="http://schemas.openxmlformats.org/wordprocessingml/2006/main" xmlns:w14="http://schemas.microsoft.com/office/word/2010/wordml" xmlns:w15="http://schemas.microsoft.com/office/word/2012/wordml" xmlns:w16cex="http://schemas.microsoft.com/office/word/2018/wordml/cex" xmlns:w16cid="http://schemas.microsoft.com/office/word/2016/wordml/cid" xmlns:w16="http://schemas.microsoft.com/office/word/2018/wordml" xmlns:w16du="http://schemas.microsoft.com/office/word/2023/wordml/word16du" xmlns:w16sdtdh="http://schemas.microsoft.com/office/word/2020/wordml/sdtdatahash" xmlns:w16sdtfl="http://schemas.microsoft.com/office/word/2024/wordml/sdtformatlock" xmlns:w16se="http://schemas.microsoft.com/office/word/2015/wordml/symex" xmlns:wpg="http://schemas.microsoft.com/office/word/2010/wordprocessingGroup" xmlns:wpi="http://schemas.microsoft.com/office/word/2010/wordprocessingInk" xmlns:wne="http://schemas.microsoft.com/office/word/2006/wordml" xmlns:wps="http://schemas.microsoft.com/office/word/2010/wordprocessingShape" mc:Ignorable="w14 w15 w16se w16cid w16 w16cex w16sdtdh w16sdtfl w16du wp14">
   <w:endnote w:type="separator" w:id="-1">
     <w:p>
       <w:pPr>
@@ -19667,7 +19296,7 @@
 </file>
 
 <file path=word/footnotes.xml><?xml version="1.0" encoding="utf-8"?>
-<w:footnotes xmlns:wpc="http://schemas.microsoft.com/office/word/2010/wordprocessingCanvas" xmlns:cx="http://schemas.microsoft.com/office/drawing/2014/chartex" xmlns:mc="http://schemas.openxmlformats.org/markup-compatibility/2006" xmlns:o="urn:schemas-microsoft-com:office:office" xmlns:r="http://schemas.openxmlformats.org/officeDocument/2006/relationships" xmlns:m="http://schemas.openxmlformats.org/officeDocument/2006/math" xmlns:v="urn:schemas-microsoft-com:vml" xmlns:wp14="http://schemas.microsoft.com/office/word/2010/wordprocessingDrawing" xmlns:wp="http://schemas.openxmlformats.org/drawingml/2006/wordprocessingDrawing" xmlns:w10="urn:schemas-microsoft-com:office:word" xmlns:w="http://schemas.openxmlformats.org/wordprocessingml/2006/main" xmlns:w14="http://schemas.microsoft.com/office/word/2010/wordml" xmlns:w15="http://schemas.microsoft.com/office/word/2012/wordml" xmlns:w16se="http://schemas.microsoft.com/office/word/2015/wordml/symex" xmlns:wpg="http://schemas.microsoft.com/office/word/2010/wordprocessingGroup" xmlns:wpi="http://schemas.microsoft.com/office/word/2010/wordprocessingInk" xmlns:wne="http://schemas.microsoft.com/office/word/2006/wordml" xmlns:wps="http://schemas.microsoft.com/office/word/2010/wordprocessingShape" mc:Ignorable="w14 w15 w16se wp14">
+<w:footnotes xmlns:wpc="http://schemas.microsoft.com/office/word/2010/wordprocessingCanvas" xmlns:cx="http://schemas.microsoft.com/office/drawing/2014/chartex" xmlns:cx1="http://schemas.microsoft.com/office/drawing/2015/9/8/chartex" xmlns:cx2="http://schemas.microsoft.com/office/drawing/2015/10/21/chartex" xmlns:cx3="http://schemas.microsoft.com/office/drawing/2016/5/9/chartex" xmlns:cx4="http://schemas.microsoft.com/office/drawing/2016/5/10/chartex" xmlns:cx5="http://schemas.microsoft.com/office/drawing/2016/5/11/chartex" xmlns:cx6="http://schemas.microsoft.com/office/drawing/2016/5/12/chartex" xmlns:cx7="http://schemas.microsoft.com/office/drawing/2016/5/13/chartex" xmlns:cx8="http://schemas.microsoft.com/office/drawing/2016/5/14/chartex" xmlns:mc="http://schemas.openxmlformats.org/markup-compatibility/2006" xmlns:aink="http://schemas.microsoft.com/office/drawing/2016/ink" xmlns:am3d="http://schemas.microsoft.com/office/drawing/2017/model3d" xmlns:o="urn:schemas-microsoft-com:office:office" xmlns:oel="http://schemas.microsoft.com/office/2019/extlst" xmlns:r="http://schemas.openxmlformats.org/officeDocument/2006/relationships" xmlns:m="http://schemas.openxmlformats.org/officeDocument/2006/math" xmlns:v="urn:schemas-microsoft-com:vml" xmlns:wp14="http://schemas.microsoft.com/office/word/2010/wordprocessingDrawing" xmlns:wp="http://schemas.openxmlformats.org/drawingml/2006/wordprocessingDrawing" xmlns:w10="urn:schemas-microsoft-com:office:word" xmlns:w="http://schemas.openxmlformats.org/wordprocessingml/2006/main" xmlns:w14="http://schemas.microsoft.com/office/word/2010/wordml" xmlns:w15="http://schemas.microsoft.com/office/word/2012/wordml" xmlns:w16cex="http://schemas.microsoft.com/office/word/2018/wordml/cex" xmlns:w16cid="http://schemas.microsoft.com/office/word/2016/wordml/cid" xmlns:w16="http://schemas.microsoft.com/office/word/2018/wordml" xmlns:w16du="http://schemas.microsoft.com/office/word/2023/wordml/word16du" xmlns:w16sdtdh="http://schemas.microsoft.com/office/word/2020/wordml/sdtdatahash" xmlns:w16sdtfl="http://schemas.microsoft.com/office/word/2024/wordml/sdtformatlock" xmlns:w16se="http://schemas.microsoft.com/office/word/2015/wordml/symex" xmlns:wpg="http://schemas.microsoft.com/office/word/2010/wordprocessingGroup" xmlns:wpi="http://schemas.microsoft.com/office/word/2010/wordprocessingInk" xmlns:wne="http://schemas.microsoft.com/office/word/2006/wordml" xmlns:wps="http://schemas.microsoft.com/office/word/2010/wordprocessingShape" mc:Ignorable="w14 w15 w16se w16cid w16 w16cex w16sdtdh w16sdtfl w16du wp14">
   <w:footnote w:type="separator" w:id="-1">
     <w:p>
       <w:pPr>
@@ -19692,7 +19321,7 @@
 </file>
 
 <file path=word/header1.xml><?xml version="1.0" encoding="utf-8"?>
-<w:hdr xmlns:wpc="http://schemas.microsoft.com/office/word/2010/wordprocessingCanvas" xmlns:cx="http://schemas.microsoft.com/office/drawing/2014/chartex" xmlns:mc="http://schemas.openxmlformats.org/markup-compatibility/2006" xmlns:o="urn:schemas-microsoft-com:office:office" xmlns:r="http://schemas.openxmlformats.org/officeDocument/2006/relationships" xmlns:m="http://schemas.openxmlformats.org/officeDocument/2006/math" xmlns:v="urn:schemas-microsoft-com:vml" xmlns:wp14="http://schemas.microsoft.com/office/word/2010/wordprocessingDrawing" xmlns:wp="http://schemas.openxmlformats.org/drawingml/2006/wordprocessingDrawing" xmlns:w10="urn:schemas-microsoft-com:office:word" xmlns:w="http://schemas.openxmlformats.org/wordprocessingml/2006/main" xmlns:w14="http://schemas.microsoft.com/office/word/2010/wordml" xmlns:w15="http://schemas.microsoft.com/office/word/2012/wordml" xmlns:w16se="http://schemas.microsoft.com/office/word/2015/wordml/symex" xmlns:wpg="http://schemas.microsoft.com/office/word/2010/wordprocessingGroup" xmlns:wpi="http://schemas.microsoft.com/office/word/2010/wordprocessingInk" xmlns:wne="http://schemas.microsoft.com/office/word/2006/wordml" xmlns:wps="http://schemas.microsoft.com/office/word/2010/wordprocessingShape" mc:Ignorable="w14 w15 w16se wp14">
+<w:hdr xmlns:wpc="http://schemas.microsoft.com/office/word/2010/wordprocessingCanvas" xmlns:cx="http://schemas.microsoft.com/office/drawing/2014/chartex" xmlns:cx1="http://schemas.microsoft.com/office/drawing/2015/9/8/chartex" xmlns:cx2="http://schemas.microsoft.com/office/drawing/2015/10/21/chartex" xmlns:cx3="http://schemas.microsoft.com/office/drawing/2016/5/9/chartex" xmlns:cx4="http://schemas.microsoft.com/office/drawing/2016/5/10/chartex" xmlns:cx5="http://schemas.microsoft.com/office/drawing/2016/5/11/chartex" xmlns:cx6="http://schemas.microsoft.com/office/drawing/2016/5/12/chartex" xmlns:cx7="http://schemas.microsoft.com/office/drawing/2016/5/13/chartex" xmlns:cx8="http://schemas.microsoft.com/office/drawing/2016/5/14/chartex" xmlns:mc="http://schemas.openxmlformats.org/markup-compatibility/2006" xmlns:aink="http://schemas.microsoft.com/office/drawing/2016/ink" xmlns:am3d="http://schemas.microsoft.com/office/drawing/2017/model3d" xmlns:o="urn:schemas-microsoft-com:office:office" xmlns:oel="http://schemas.microsoft.com/office/2019/extlst" xmlns:r="http://schemas.openxmlformats.org/officeDocument/2006/relationships" xmlns:m="http://schemas.openxmlformats.org/officeDocument/2006/math" xmlns:v="urn:schemas-microsoft-com:vml" xmlns:wp14="http://schemas.microsoft.com/office/word/2010/wordprocessingDrawing" xmlns:wp="http://schemas.openxmlformats.org/drawingml/2006/wordprocessingDrawing" xmlns:w10="urn:schemas-microsoft-com:office:word" xmlns:w="http://schemas.openxmlformats.org/wordprocessingml/2006/main" xmlns:w14="http://schemas.microsoft.com/office/word/2010/wordml" xmlns:w15="http://schemas.microsoft.com/office/word/2012/wordml" xmlns:w16cex="http://schemas.microsoft.com/office/word/2018/wordml/cex" xmlns:w16cid="http://schemas.microsoft.com/office/word/2016/wordml/cid" xmlns:w16="http://schemas.microsoft.com/office/word/2018/wordml" xmlns:w16du="http://schemas.microsoft.com/office/word/2023/wordml/word16du" xmlns:w16sdtdh="http://schemas.microsoft.com/office/word/2020/wordml/sdtdatahash" xmlns:w16sdtfl="http://schemas.microsoft.com/office/word/2024/wordml/sdtformatlock" xmlns:w16se="http://schemas.microsoft.com/office/word/2015/wordml/symex" xmlns:wpg="http://schemas.microsoft.com/office/word/2010/wordprocessingGroup" xmlns:wpi="http://schemas.microsoft.com/office/word/2010/wordprocessingInk" xmlns:wne="http://schemas.microsoft.com/office/word/2006/wordml" xmlns:wps="http://schemas.microsoft.com/office/word/2010/wordprocessingShape" mc:Ignorable="w14 w15 w16se w16cid w16 w16cex w16sdtdh w16sdtfl w16du wp14">
   <w:sdt>
     <w:sdtPr>
       <w:id w:val="1993444617"/>
@@ -19701,6 +19330,7 @@
         <w:docPartUnique/>
       </w:docPartObj>
     </w:sdtPr>
+    <w:sdtEndPr/>
     <w:sdtContent>
       <w:p>
         <w:pPr>
@@ -19731,7 +19361,7 @@
 </file>
 
 <file path=word/numbering.xml><?xml version="1.0" encoding="utf-8"?>
-<w:numbering xmlns:wpc="http://schemas.microsoft.com/office/word/2010/wordprocessingCanvas" xmlns:cx="http://schemas.microsoft.com/office/drawing/2014/chartex" xmlns:mc="http://schemas.openxmlformats.org/markup-compatibility/2006" xmlns:o="urn:schemas-microsoft-com:office:office" xmlns:r="http://schemas.openxmlformats.org/officeDocument/2006/relationships" xmlns:m="http://schemas.openxmlformats.org/officeDocument/2006/math" xmlns:v="urn:schemas-microsoft-com:vml" xmlns:wp14="http://schemas.microsoft.com/office/word/2010/wordprocessingDrawing" xmlns:wp="http://schemas.openxmlformats.org/drawingml/2006/wordprocessingDrawing" xmlns:w10="urn:schemas-microsoft-com:office:word" xmlns:w="http://schemas.openxmlformats.org/wordprocessingml/2006/main" xmlns:w14="http://schemas.microsoft.com/office/word/2010/wordml" xmlns:w15="http://schemas.microsoft.com/office/word/2012/wordml" xmlns:w16se="http://schemas.microsoft.com/office/word/2015/wordml/symex" xmlns:wpg="http://schemas.microsoft.com/office/word/2010/wordprocessingGroup" xmlns:wpi="http://schemas.microsoft.com/office/word/2010/wordprocessingInk" xmlns:wne="http://schemas.microsoft.com/office/word/2006/wordml" xmlns:wps="http://schemas.microsoft.com/office/word/2010/wordprocessingShape" mc:Ignorable="w14 w15 w16se wp14">
+<w:numbering xmlns:wpc="http://schemas.microsoft.com/office/word/2010/wordprocessingCanvas" xmlns:cx="http://schemas.microsoft.com/office/drawing/2014/chartex" xmlns:cx1="http://schemas.microsoft.com/office/drawing/2015/9/8/chartex" xmlns:cx2="http://schemas.microsoft.com/office/drawing/2015/10/21/chartex" xmlns:cx3="http://schemas.microsoft.com/office/drawing/2016/5/9/chartex" xmlns:cx4="http://schemas.microsoft.com/office/drawing/2016/5/10/chartex" xmlns:cx5="http://schemas.microsoft.com/office/drawing/2016/5/11/chartex" xmlns:cx6="http://schemas.microsoft.com/office/drawing/2016/5/12/chartex" xmlns:cx7="http://schemas.microsoft.com/office/drawing/2016/5/13/chartex" xmlns:cx8="http://schemas.microsoft.com/office/drawing/2016/5/14/chartex" xmlns:mc="http://schemas.openxmlformats.org/markup-compatibility/2006" xmlns:aink="http://schemas.microsoft.com/office/drawing/2016/ink" xmlns:am3d="http://schemas.microsoft.com/office/drawing/2017/model3d" xmlns:o="urn:schemas-microsoft-com:office:office" xmlns:oel="http://schemas.microsoft.com/office/2019/extlst" xmlns:r="http://schemas.openxmlformats.org/officeDocument/2006/relationships" xmlns:m="http://schemas.openxmlformats.org/officeDocument/2006/math" xmlns:v="urn:schemas-microsoft-com:vml" xmlns:wp14="http://schemas.microsoft.com/office/word/2010/wordprocessingDrawing" xmlns:wp="http://schemas.openxmlformats.org/drawingml/2006/wordprocessingDrawing" xmlns:w10="urn:schemas-microsoft-com:office:word" xmlns:w="http://schemas.openxmlformats.org/wordprocessingml/2006/main" xmlns:w14="http://schemas.microsoft.com/office/word/2010/wordml" xmlns:w15="http://schemas.microsoft.com/office/word/2012/wordml" xmlns:w16cex="http://schemas.microsoft.com/office/word/2018/wordml/cex" xmlns:w16cid="http://schemas.microsoft.com/office/word/2016/wordml/cid" xmlns:w16="http://schemas.microsoft.com/office/word/2018/wordml" xmlns:w16du="http://schemas.microsoft.com/office/word/2023/wordml/word16du" xmlns:w16sdtdh="http://schemas.microsoft.com/office/word/2020/wordml/sdtdatahash" xmlns:w16sdtfl="http://schemas.microsoft.com/office/word/2024/wordml/sdtformatlock" xmlns:w16se="http://schemas.microsoft.com/office/word/2015/wordml/symex" xmlns:wpg="http://schemas.microsoft.com/office/word/2010/wordprocessingGroup" xmlns:wpi="http://schemas.microsoft.com/office/word/2010/wordprocessingInk" xmlns:wne="http://schemas.microsoft.com/office/word/2006/wordml" xmlns:wps="http://schemas.microsoft.com/office/word/2010/wordprocessingShape" mc:Ignorable="w14 w15 w16se w16cid w16 w16cex w16sdtdh w16sdtfl w16du wp14">
   <w:abstractNum w:abstractNumId="0" w15:restartNumberingAfterBreak="0">
     <w:nsid w:val="01A541F9"/>
     <w:multiLevelType w:val="hybridMultilevel"/>
@@ -23605,106 +23235,106 @@
       </w:rPr>
     </w:lvl>
   </w:abstractNum>
-  <w:num w:numId="1">
+  <w:num w:numId="1" w16cid:durableId="1222599992">
     <w:abstractNumId w:val="19"/>
   </w:num>
-  <w:num w:numId="2">
+  <w:num w:numId="2" w16cid:durableId="634603104">
     <w:abstractNumId w:val="9"/>
   </w:num>
-  <w:num w:numId="3">
+  <w:num w:numId="3" w16cid:durableId="1400177423">
     <w:abstractNumId w:val="26"/>
   </w:num>
-  <w:num w:numId="4">
+  <w:num w:numId="4" w16cid:durableId="78530871">
     <w:abstractNumId w:val="13"/>
   </w:num>
-  <w:num w:numId="5">
+  <w:num w:numId="5" w16cid:durableId="1705014281">
     <w:abstractNumId w:val="22"/>
   </w:num>
-  <w:num w:numId="6">
+  <w:num w:numId="6" w16cid:durableId="1589192591">
     <w:abstractNumId w:val="17"/>
   </w:num>
-  <w:num w:numId="7">
+  <w:num w:numId="7" w16cid:durableId="754786751">
     <w:abstractNumId w:val="29"/>
   </w:num>
-  <w:num w:numId="8">
+  <w:num w:numId="8" w16cid:durableId="1582519235">
     <w:abstractNumId w:val="6"/>
   </w:num>
-  <w:num w:numId="9">
+  <w:num w:numId="9" w16cid:durableId="1450198425">
     <w:abstractNumId w:val="4"/>
   </w:num>
-  <w:num w:numId="10">
+  <w:num w:numId="10" w16cid:durableId="878396323">
     <w:abstractNumId w:val="30"/>
   </w:num>
-  <w:num w:numId="11">
+  <w:num w:numId="11" w16cid:durableId="646469948">
     <w:abstractNumId w:val="2"/>
   </w:num>
-  <w:num w:numId="12">
+  <w:num w:numId="12" w16cid:durableId="2018186469">
     <w:abstractNumId w:val="14"/>
   </w:num>
-  <w:num w:numId="13">
+  <w:num w:numId="13" w16cid:durableId="1458910760">
     <w:abstractNumId w:val="5"/>
   </w:num>
-  <w:num w:numId="14">
+  <w:num w:numId="14" w16cid:durableId="626279180">
     <w:abstractNumId w:val="7"/>
   </w:num>
-  <w:num w:numId="15">
+  <w:num w:numId="15" w16cid:durableId="1951472302">
     <w:abstractNumId w:val="23"/>
   </w:num>
-  <w:num w:numId="16">
+  <w:num w:numId="16" w16cid:durableId="1836412473">
     <w:abstractNumId w:val="32"/>
   </w:num>
-  <w:num w:numId="17">
+  <w:num w:numId="17" w16cid:durableId="636111498">
     <w:abstractNumId w:val="8"/>
   </w:num>
-  <w:num w:numId="18">
+  <w:num w:numId="18" w16cid:durableId="563301944">
     <w:abstractNumId w:val="27"/>
   </w:num>
-  <w:num w:numId="19">
+  <w:num w:numId="19" w16cid:durableId="148979596">
     <w:abstractNumId w:val="25"/>
   </w:num>
-  <w:num w:numId="20">
+  <w:num w:numId="20" w16cid:durableId="1077744275">
     <w:abstractNumId w:val="16"/>
   </w:num>
-  <w:num w:numId="21">
+  <w:num w:numId="21" w16cid:durableId="530411868">
     <w:abstractNumId w:val="28"/>
   </w:num>
-  <w:num w:numId="22">
+  <w:num w:numId="22" w16cid:durableId="569968196">
     <w:abstractNumId w:val="18"/>
   </w:num>
-  <w:num w:numId="23">
+  <w:num w:numId="23" w16cid:durableId="1877892022">
     <w:abstractNumId w:val="33"/>
   </w:num>
-  <w:num w:numId="24">
+  <w:num w:numId="24" w16cid:durableId="1632129774">
     <w:abstractNumId w:val="3"/>
   </w:num>
-  <w:num w:numId="25">
+  <w:num w:numId="25" w16cid:durableId="336930171">
     <w:abstractNumId w:val="31"/>
   </w:num>
-  <w:num w:numId="26">
+  <w:num w:numId="26" w16cid:durableId="474176114">
     <w:abstractNumId w:val="15"/>
   </w:num>
-  <w:num w:numId="27">
+  <w:num w:numId="27" w16cid:durableId="155655797">
     <w:abstractNumId w:val="24"/>
   </w:num>
-  <w:num w:numId="28">
+  <w:num w:numId="28" w16cid:durableId="605964388">
     <w:abstractNumId w:val="10"/>
   </w:num>
-  <w:num w:numId="29">
+  <w:num w:numId="29" w16cid:durableId="677074491">
     <w:abstractNumId w:val="20"/>
   </w:num>
-  <w:num w:numId="30">
+  <w:num w:numId="30" w16cid:durableId="69425173">
     <w:abstractNumId w:val="1"/>
   </w:num>
-  <w:num w:numId="31">
+  <w:num w:numId="31" w16cid:durableId="2019886244">
     <w:abstractNumId w:val="0"/>
   </w:num>
-  <w:num w:numId="32">
+  <w:num w:numId="32" w16cid:durableId="1970818422">
     <w:abstractNumId w:val="11"/>
   </w:num>
-  <w:num w:numId="33">
+  <w:num w:numId="33" w16cid:durableId="1327904221">
     <w:abstractNumId w:val="12"/>
   </w:num>
-  <w:num w:numId="34">
+  <w:num w:numId="34" w16cid:durableId="1980454016">
     <w:abstractNumId w:val="21"/>
   </w:num>
   <w:numIdMacAtCleanup w:val="8"/>
@@ -23712,7 +23342,7 @@
 </file>
 
 <file path=word/styles.xml><?xml version="1.0" encoding="utf-8"?>
-<w:styles xmlns:mc="http://schemas.openxmlformats.org/markup-compatibility/2006" xmlns:r="http://schemas.openxmlformats.org/officeDocument/2006/relationships" xmlns:w="http://schemas.openxmlformats.org/wordprocessingml/2006/main" xmlns:w14="http://schemas.microsoft.com/office/word/2010/wordml" xmlns:w15="http://schemas.microsoft.com/office/word/2012/wordml" xmlns:w16se="http://schemas.microsoft.com/office/word/2015/wordml/symex" mc:Ignorable="w14 w15 w16se">
+<w:styles xmlns:mc="http://schemas.openxmlformats.org/markup-compatibility/2006" xmlns:r="http://schemas.openxmlformats.org/officeDocument/2006/relationships" xmlns:w="http://schemas.openxmlformats.org/wordprocessingml/2006/main" xmlns:w14="http://schemas.microsoft.com/office/word/2010/wordml" xmlns:w15="http://schemas.microsoft.com/office/word/2012/wordml" xmlns:w16cex="http://schemas.microsoft.com/office/word/2018/wordml/cex" xmlns:w16cid="http://schemas.microsoft.com/office/word/2016/wordml/cid" xmlns:w16="http://schemas.microsoft.com/office/word/2018/wordml" xmlns:w16du="http://schemas.microsoft.com/office/word/2023/wordml/word16du" xmlns:w16sdtdh="http://schemas.microsoft.com/office/word/2020/wordml/sdtdatahash" xmlns:w16sdtfl="http://schemas.microsoft.com/office/word/2024/wordml/sdtformatlock" xmlns:w16se="http://schemas.microsoft.com/office/word/2015/wordml/symex" mc:Ignorable="w14 w15 w16se w16cid w16 w16cex w16sdtdh w16sdtfl w16du">
   <w:docDefaults>
     <w:rPrDefault>
       <w:rPr>
@@ -23730,7 +23360,7 @@
       </w:pPr>
     </w:pPrDefault>
   </w:docDefaults>
-  <w:latentStyles w:defLockedState="0" w:defUIPriority="99" w:defSemiHidden="0" w:defUnhideWhenUsed="0" w:defQFormat="0" w:count="371">
+  <w:latentStyles w:defLockedState="0" w:defUIPriority="99" w:defSemiHidden="0" w:defUnhideWhenUsed="0" w:defQFormat="0" w:count="376">
     <w:lsdException w:name="Normal" w:uiPriority="0" w:qFormat="1"/>
     <w:lsdException w:name="heading 1" w:uiPriority="1" w:qFormat="1"/>
     <w:lsdException w:name="heading 2" w:semiHidden="1" w:uiPriority="9" w:unhideWhenUsed="1" w:qFormat="1"/>
@@ -24102,6 +23732,11 @@
     <w:lsdException w:name="List Table 5 Dark Accent 6" w:uiPriority="50"/>
     <w:lsdException w:name="List Table 6 Colorful Accent 6" w:uiPriority="51"/>
     <w:lsdException w:name="List Table 7 Colorful Accent 6" w:uiPriority="52"/>
+    <w:lsdException w:name="Mention" w:semiHidden="1" w:unhideWhenUsed="1"/>
+    <w:lsdException w:name="Smart Hyperlink" w:semiHidden="1" w:unhideWhenUsed="1"/>
+    <w:lsdException w:name="Hashtag" w:semiHidden="1" w:unhideWhenUsed="1"/>
+    <w:lsdException w:name="Unresolved Mention" w:semiHidden="1" w:unhideWhenUsed="1"/>
+    <w:lsdException w:name="Smart Link" w:semiHidden="1" w:unhideWhenUsed="1"/>
   </w:latentStyles>
   <w:style w:type="paragraph" w:default="1" w:styleId="a">
     <w:name w:val="Normal"/>
@@ -24508,8 +24143,8 @@
       <w14:ligatures w14:val="none"/>
     </w:rPr>
   </w:style>
-  <w:style w:type="character" w:customStyle="1" w:styleId="UnresolvedMention">
-    <w:name w:val="Unresolved Mention"/>
+  <w:style w:type="character" w:customStyle="1" w:styleId="21">
+    <w:name w:val="Неразрешенное упоминание2"/>
     <w:basedOn w:val="a0"/>
     <w:uiPriority w:val="99"/>
     <w:semiHidden/>
@@ -24564,7 +24199,7 @@
       <w14:ligatures w14:val="none"/>
     </w:rPr>
   </w:style>
-  <w:style w:type="paragraph" w:styleId="21">
+  <w:style w:type="paragraph" w:styleId="22">
     <w:name w:val="toc 2"/>
     <w:basedOn w:val="a"/>
     <w:next w:val="a"/>
@@ -24915,7 +24550,7 @@
 </file>
 
 <file path=customXml/itemProps1.xml><?xml version="1.0" encoding="utf-8"?>
-<ds:datastoreItem xmlns:ds="http://schemas.openxmlformats.org/officeDocument/2006/customXml" ds:itemID="{153B4891-B199-4861-B5FF-E4058C0A0B16}">
+<ds:datastoreItem xmlns:ds="http://schemas.openxmlformats.org/officeDocument/2006/customXml" ds:itemID="{89B87160-6BDE-4017-9D59-F6A33385556E}">
   <ds:schemaRefs>
     <ds:schemaRef ds:uri="http://schemas.openxmlformats.org/officeDocument/2006/bibliography"/>
   </ds:schemaRefs>

--- a/записка1.docx
+++ b/записка1.docx
@@ -23,7 +23,7 @@
           <w:lang w:val="ru-RU" w:eastAsia="ru-RU"/>
         </w:rPr>
         <w:drawing>
-          <wp:anchor distT="0" distB="0" distL="114300" distR="114300" simplePos="0" relativeHeight="251658240" behindDoc="0" locked="0" layoutInCell="1" allowOverlap="1" wp14:anchorId="3D27735F" wp14:editId="45A8E73F">
+          <wp:anchor distT="0" distB="0" distL="114300" distR="114300" simplePos="0" relativeHeight="251657216" behindDoc="0" locked="0" layoutInCell="1" allowOverlap="1" wp14:anchorId="3D27735F" wp14:editId="084B1752">
             <wp:simplePos x="0" y="0"/>
             <wp:positionH relativeFrom="margin">
               <wp:posOffset>-415290</wp:posOffset>
@@ -164,7 +164,7 @@
         <mc:AlternateContent>
           <mc:Choice Requires="wps">
             <w:drawing>
-              <wp:anchor distT="0" distB="0" distL="114300" distR="114300" simplePos="0" relativeHeight="251659264" behindDoc="0" locked="0" layoutInCell="1" allowOverlap="1" wp14:anchorId="600AC611" wp14:editId="122A51D9">
+              <wp:anchor distT="0" distB="0" distL="114300" distR="114300" simplePos="0" relativeHeight="251658240" behindDoc="0" locked="0" layoutInCell="1" allowOverlap="1" wp14:anchorId="600AC611" wp14:editId="43CA4C34">
                 <wp:simplePos x="0" y="0"/>
                 <wp:positionH relativeFrom="column">
                   <wp:posOffset>348614</wp:posOffset>
@@ -224,7 +224,7 @@
           </mc:Choice>
           <mc:Fallback>
             <w:pict>
-              <v:line w14:anchorId="2A6509FC" id="Прямая соединительная линия 1" o:spid="_x0000_s1026" style="position:absolute;flip:y;z-index:251659264;visibility:visible;mso-wrap-style:square;mso-width-percent:0;mso-height-percent:0;mso-wrap-distance-left:9pt;mso-wrap-distance-top:0;mso-wrap-distance-right:9pt;mso-wrap-distance-bottom:0;mso-position-horizontal:absolute;mso-position-horizontal-relative:text;mso-position-vertical:absolute;mso-position-vertical-relative:text;mso-width-percent:0;mso-height-percent:0;mso-width-relative:margin;mso-height-relative:margin" from="27.45pt,2.3pt" to="499.2pt,2.3pt" o:gfxdata="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" strokecolor="black [3213]" strokeweight="2.25pt">
+              <v:line w14:anchorId="1F2EDF59" id="Прямая соединительная линия 1" o:spid="_x0000_s1026" style="position:absolute;flip:y;z-index:251658240;visibility:visible;mso-wrap-style:square;mso-width-percent:0;mso-height-percent:0;mso-wrap-distance-left:9pt;mso-wrap-distance-top:0;mso-wrap-distance-right:9pt;mso-wrap-distance-bottom:0;mso-position-horizontal:absolute;mso-position-horizontal-relative:text;mso-position-vertical:absolute;mso-position-vertical-relative:text;mso-width-percent:0;mso-height-percent:0;mso-width-relative:margin;mso-height-relative:margin" from="27.45pt,2.3pt" to="499.2pt,2.3pt" o:gfxdata="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" strokecolor="black [3213]" strokeweight="2.25pt">
                 <v:stroke linestyle="thinThin" joinstyle="miter"/>
               </v:line>
             </w:pict>
@@ -774,7 +774,7 @@
         <mc:AlternateContent>
           <mc:Choice Requires="wps">
             <w:drawing>
-              <wp:anchor distT="0" distB="0" distL="114300" distR="114300" simplePos="0" relativeHeight="251660288" behindDoc="0" locked="0" layoutInCell="1" allowOverlap="1" wp14:anchorId="676062BB" wp14:editId="030B7D94">
+              <wp:anchor distT="0" distB="0" distL="114300" distR="114300" simplePos="0" relativeHeight="251659264" behindDoc="0" locked="0" layoutInCell="1" allowOverlap="1" wp14:anchorId="676062BB" wp14:editId="42DA2F32">
                 <wp:simplePos x="0" y="0"/>
                 <wp:positionH relativeFrom="margin">
                   <wp:align>right</wp:align>
@@ -834,7 +834,7 @@
           </mc:Choice>
           <mc:Fallback>
             <w:pict>
-              <v:line w14:anchorId="4951F0DC" id="Прямая соединительная линия 2" o:spid="_x0000_s1026" style="position:absolute;flip:x;z-index:251660288;visibility:visible;mso-wrap-style:square;mso-width-percent:0;mso-height-percent:0;mso-wrap-distance-left:9pt;mso-wrap-distance-top:0;mso-wrap-distance-right:9pt;mso-wrap-distance-bottom:0;mso-position-horizontal:right;mso-position-horizontal-relative:margin;mso-position-vertical:absolute;mso-position-vertical-relative:text;mso-width-percent:0;mso-height-percent:0;mso-width-relative:margin;mso-height-relative:margin" from="118.9pt,11.15pt" to="289pt,11.9pt" o:gfxdata="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" strokecolor="black [3213]" strokeweight=".5pt">
+              <v:line w14:anchorId="0CBF8EC0" id="Прямая соединительная линия 2" o:spid="_x0000_s1026" style="position:absolute;flip:x;z-index:251659264;visibility:visible;mso-wrap-style:square;mso-width-percent:0;mso-height-percent:0;mso-wrap-distance-left:9pt;mso-wrap-distance-top:0;mso-wrap-distance-right:9pt;mso-wrap-distance-bottom:0;mso-position-horizontal:right;mso-position-horizontal-relative:margin;mso-position-vertical:absolute;mso-position-vertical-relative:text;mso-width-percent:0;mso-height-percent:0;mso-width-relative:margin;mso-height-relative:margin" from="118.9pt,11.15pt" to="289pt,11.9pt" o:gfxdata="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" strokecolor="black [3213]" strokeweight=".5pt">
                 <v:stroke joinstyle="miter"/>
                 <w10:wrap anchorx="margin"/>
               </v:line>
@@ -3004,7 +3004,7 @@
         <w:br w:type="page"/>
       </w:r>
     </w:p>
-    <w:bookmarkStart w:id="18" w:name="_Toc226379932" w:displacedByCustomXml="next"/>
+    <w:bookmarkStart w:id="18" w:name="_Toc226389229" w:displacedByCustomXml="next"/>
     <w:sdt>
       <w:sdtPr>
         <w:rPr>
@@ -3066,7 +3066,6 @@
             <w:tabs>
               <w:tab w:val="right" w:leader="dot" w:pos="9679"/>
             </w:tabs>
-            <w:spacing w:line="360" w:lineRule="auto"/>
             <w:rPr>
               <w:rFonts w:ascii="Times New Roman" w:eastAsiaTheme="minorEastAsia" w:hAnsi="Times New Roman" w:cs="Times New Roman"/>
               <w:noProof/>
@@ -3075,7 +3074,7 @@
               <w:lang w:val="ru-RU" w:eastAsia="ru-RU"/>
             </w:rPr>
           </w:pPr>
-          <w:hyperlink w:anchor="_Toc226379932" w:history="1">
+          <w:hyperlink w:anchor="_Toc226389229" w:history="1">
             <w:r>
               <w:rPr>
                 <w:rStyle w:val="a4"/>
@@ -3114,7 +3113,7 @@
                 <w:sz w:val="28"/>
                 <w:szCs w:val="28"/>
               </w:rPr>
-              <w:instrText xml:space="preserve"> PAGEREF _Toc226379932 \h </w:instrText>
+              <w:instrText xml:space="preserve"> PAGEREF _Toc226389229 \h </w:instrText>
             </w:r>
             <w:r>
               <w:rPr>
@@ -3163,7 +3162,6 @@
             <w:tabs>
               <w:tab w:val="right" w:leader="dot" w:pos="9679"/>
             </w:tabs>
-            <w:spacing w:line="360" w:lineRule="auto"/>
             <w:rPr>
               <w:rFonts w:ascii="Times New Roman" w:eastAsiaTheme="minorEastAsia" w:hAnsi="Times New Roman" w:cs="Times New Roman"/>
               <w:noProof/>
@@ -3172,7 +3170,7 @@
               <w:lang w:val="ru-RU" w:eastAsia="ru-RU"/>
             </w:rPr>
           </w:pPr>
-          <w:hyperlink w:anchor="_Toc226379933" w:history="1">
+          <w:hyperlink w:anchor="_Toc226389230" w:history="1">
             <w:r>
               <w:rPr>
                 <w:rStyle w:val="a4"/>
@@ -3211,7 +3209,7 @@
                 <w:sz w:val="28"/>
                 <w:szCs w:val="28"/>
               </w:rPr>
-              <w:instrText xml:space="preserve"> PAGEREF _Toc226379933 \h </w:instrText>
+              <w:instrText xml:space="preserve"> PAGEREF _Toc226389230 \h </w:instrText>
             </w:r>
             <w:r>
               <w:rPr>
@@ -3261,7 +3259,6 @@
               <w:tab w:val="left" w:pos="720"/>
               <w:tab w:val="right" w:leader="dot" w:pos="9679"/>
             </w:tabs>
-            <w:spacing w:line="360" w:lineRule="auto"/>
             <w:rPr>
               <w:rFonts w:ascii="Times New Roman" w:eastAsiaTheme="minorEastAsia" w:hAnsi="Times New Roman" w:cs="Times New Roman"/>
               <w:noProof/>
@@ -3270,7 +3267,7 @@
               <w:lang w:val="ru-RU" w:eastAsia="ru-RU"/>
             </w:rPr>
           </w:pPr>
-          <w:hyperlink w:anchor="_Toc226379934" w:history="1">
+          <w:hyperlink w:anchor="_Toc226389231" w:history="1">
             <w:r>
               <w:rPr>
                 <w:rStyle w:val="a4"/>
@@ -3329,7 +3326,7 @@
                 <w:sz w:val="28"/>
                 <w:szCs w:val="28"/>
               </w:rPr>
-              <w:instrText xml:space="preserve"> PAGEREF _Toc226379934 \h </w:instrText>
+              <w:instrText xml:space="preserve"> PAGEREF _Toc226389231 \h </w:instrText>
             </w:r>
             <w:r>
               <w:rPr>
@@ -3379,7 +3376,6 @@
               <w:tab w:val="left" w:pos="1200"/>
               <w:tab w:val="right" w:leader="dot" w:pos="9679"/>
             </w:tabs>
-            <w:spacing w:line="360" w:lineRule="auto"/>
             <w:rPr>
               <w:rFonts w:ascii="Times New Roman" w:eastAsiaTheme="minorEastAsia" w:hAnsi="Times New Roman" w:cs="Times New Roman"/>
               <w:noProof/>
@@ -3388,7 +3384,7 @@
               <w:lang w:val="ru-RU" w:eastAsia="ru-RU"/>
             </w:rPr>
           </w:pPr>
-          <w:hyperlink w:anchor="_Toc226379935" w:history="1">
+          <w:hyperlink w:anchor="_Toc226389232" w:history="1">
             <w:r>
               <w:rPr>
                 <w:rStyle w:val="a4"/>
@@ -3447,7 +3443,7 @@
                 <w:sz w:val="28"/>
                 <w:szCs w:val="28"/>
               </w:rPr>
-              <w:instrText xml:space="preserve"> PAGEREF _Toc226379935 \h </w:instrText>
+              <w:instrText xml:space="preserve"> PAGEREF _Toc226389232 \h </w:instrText>
             </w:r>
             <w:r>
               <w:rPr>
@@ -3497,7 +3493,6 @@
               <w:tab w:val="left" w:pos="1200"/>
               <w:tab w:val="right" w:leader="dot" w:pos="9679"/>
             </w:tabs>
-            <w:spacing w:line="360" w:lineRule="auto"/>
             <w:rPr>
               <w:rFonts w:ascii="Times New Roman" w:eastAsiaTheme="minorEastAsia" w:hAnsi="Times New Roman" w:cs="Times New Roman"/>
               <w:noProof/>
@@ -3506,7 +3501,7 @@
               <w:lang w:val="ru-RU" w:eastAsia="ru-RU"/>
             </w:rPr>
           </w:pPr>
-          <w:hyperlink w:anchor="_Toc226379936" w:history="1">
+          <w:hyperlink w:anchor="_Toc226389233" w:history="1">
             <w:r>
               <w:rPr>
                 <w:rStyle w:val="a4"/>
@@ -3565,7 +3560,7 @@
                 <w:sz w:val="28"/>
                 <w:szCs w:val="28"/>
               </w:rPr>
-              <w:instrText xml:space="preserve"> PAGEREF _Toc226379936 \h </w:instrText>
+              <w:instrText xml:space="preserve"> PAGEREF _Toc226389233 \h </w:instrText>
             </w:r>
             <w:r>
               <w:rPr>
@@ -3615,7 +3610,6 @@
               <w:tab w:val="left" w:pos="1200"/>
               <w:tab w:val="right" w:leader="dot" w:pos="9679"/>
             </w:tabs>
-            <w:spacing w:line="360" w:lineRule="auto"/>
             <w:rPr>
               <w:rFonts w:ascii="Times New Roman" w:eastAsiaTheme="minorEastAsia" w:hAnsi="Times New Roman" w:cs="Times New Roman"/>
               <w:noProof/>
@@ -3624,7 +3618,7 @@
               <w:lang w:val="ru-RU" w:eastAsia="ru-RU"/>
             </w:rPr>
           </w:pPr>
-          <w:hyperlink w:anchor="_Toc226379937" w:history="1">
+          <w:hyperlink w:anchor="_Toc226389234" w:history="1">
             <w:r>
               <w:rPr>
                 <w:rStyle w:val="a4"/>
@@ -3683,7 +3677,7 @@
                 <w:sz w:val="28"/>
                 <w:szCs w:val="28"/>
               </w:rPr>
-              <w:instrText xml:space="preserve"> PAGEREF _Toc226379937 \h </w:instrText>
+              <w:instrText xml:space="preserve"> PAGEREF _Toc226389234 \h </w:instrText>
             </w:r>
             <w:r>
               <w:rPr>
@@ -3733,7 +3727,6 @@
               <w:tab w:val="left" w:pos="1200"/>
               <w:tab w:val="right" w:leader="dot" w:pos="9679"/>
             </w:tabs>
-            <w:spacing w:line="360" w:lineRule="auto"/>
             <w:rPr>
               <w:rFonts w:ascii="Times New Roman" w:eastAsiaTheme="minorEastAsia" w:hAnsi="Times New Roman" w:cs="Times New Roman"/>
               <w:noProof/>
@@ -3742,7 +3735,7 @@
               <w:lang w:val="ru-RU" w:eastAsia="ru-RU"/>
             </w:rPr>
           </w:pPr>
-          <w:hyperlink w:anchor="_Toc226379938" w:history="1">
+          <w:hyperlink w:anchor="_Toc226389235" w:history="1">
             <w:r>
               <w:rPr>
                 <w:rStyle w:val="a4"/>
@@ -3801,7 +3794,7 @@
                 <w:sz w:val="28"/>
                 <w:szCs w:val="28"/>
               </w:rPr>
-              <w:instrText xml:space="preserve"> PAGEREF _Toc226379938 \h </w:instrText>
+              <w:instrText xml:space="preserve"> PAGEREF _Toc226389235 \h </w:instrText>
             </w:r>
             <w:r>
               <w:rPr>
@@ -3851,7 +3844,6 @@
               <w:tab w:val="left" w:pos="1200"/>
               <w:tab w:val="right" w:leader="dot" w:pos="9679"/>
             </w:tabs>
-            <w:spacing w:line="360" w:lineRule="auto"/>
             <w:rPr>
               <w:rFonts w:ascii="Times New Roman" w:eastAsiaTheme="minorEastAsia" w:hAnsi="Times New Roman" w:cs="Times New Roman"/>
               <w:noProof/>
@@ -3860,7 +3852,7 @@
               <w:lang w:val="ru-RU" w:eastAsia="ru-RU"/>
             </w:rPr>
           </w:pPr>
-          <w:hyperlink w:anchor="_Toc226379939" w:history="1">
+          <w:hyperlink w:anchor="_Toc226389236" w:history="1">
             <w:r>
               <w:rPr>
                 <w:rStyle w:val="a4"/>
@@ -3919,7 +3911,7 @@
                 <w:sz w:val="28"/>
                 <w:szCs w:val="28"/>
               </w:rPr>
-              <w:instrText xml:space="preserve"> PAGEREF _Toc226379939 \h </w:instrText>
+              <w:instrText xml:space="preserve"> PAGEREF _Toc226389236 \h </w:instrText>
             </w:r>
             <w:r>
               <w:rPr>
@@ -3969,7 +3961,6 @@
               <w:tab w:val="left" w:pos="1200"/>
               <w:tab w:val="right" w:leader="dot" w:pos="9679"/>
             </w:tabs>
-            <w:spacing w:line="360" w:lineRule="auto"/>
             <w:rPr>
               <w:rFonts w:ascii="Times New Roman" w:eastAsiaTheme="minorEastAsia" w:hAnsi="Times New Roman" w:cs="Times New Roman"/>
               <w:noProof/>
@@ -3978,7 +3969,7 @@
               <w:lang w:val="ru-RU" w:eastAsia="ru-RU"/>
             </w:rPr>
           </w:pPr>
-          <w:hyperlink w:anchor="_Toc226379940" w:history="1">
+          <w:hyperlink w:anchor="_Toc226389237" w:history="1">
             <w:r>
               <w:rPr>
                 <w:rStyle w:val="a4"/>
@@ -4037,7 +4028,7 @@
                 <w:sz w:val="28"/>
                 <w:szCs w:val="28"/>
               </w:rPr>
-              <w:instrText xml:space="preserve"> PAGEREF _Toc226379940 \h </w:instrText>
+              <w:instrText xml:space="preserve"> PAGEREF _Toc226389237 \h </w:instrText>
             </w:r>
             <w:r>
               <w:rPr>
@@ -4087,7 +4078,6 @@
               <w:tab w:val="left" w:pos="1200"/>
               <w:tab w:val="right" w:leader="dot" w:pos="9679"/>
             </w:tabs>
-            <w:spacing w:line="360" w:lineRule="auto"/>
             <w:rPr>
               <w:rFonts w:ascii="Times New Roman" w:eastAsiaTheme="minorEastAsia" w:hAnsi="Times New Roman" w:cs="Times New Roman"/>
               <w:noProof/>
@@ -4096,7 +4086,7 @@
               <w:lang w:val="ru-RU" w:eastAsia="ru-RU"/>
             </w:rPr>
           </w:pPr>
-          <w:hyperlink w:anchor="_Toc226379941" w:history="1">
+          <w:hyperlink w:anchor="_Toc226389238" w:history="1">
             <w:r>
               <w:rPr>
                 <w:rStyle w:val="a4"/>
@@ -4155,7 +4145,7 @@
                 <w:sz w:val="28"/>
                 <w:szCs w:val="28"/>
               </w:rPr>
-              <w:instrText xml:space="preserve"> PAGEREF _Toc226379941 \h </w:instrText>
+              <w:instrText xml:space="preserve"> PAGEREF _Toc226389238 \h </w:instrText>
             </w:r>
             <w:r>
               <w:rPr>
@@ -4205,7 +4195,6 @@
               <w:tab w:val="left" w:pos="720"/>
               <w:tab w:val="right" w:leader="dot" w:pos="9679"/>
             </w:tabs>
-            <w:spacing w:line="360" w:lineRule="auto"/>
             <w:rPr>
               <w:rFonts w:ascii="Times New Roman" w:eastAsiaTheme="minorEastAsia" w:hAnsi="Times New Roman" w:cs="Times New Roman"/>
               <w:noProof/>
@@ -4214,7 +4203,7 @@
               <w:lang w:val="ru-RU" w:eastAsia="ru-RU"/>
             </w:rPr>
           </w:pPr>
-          <w:hyperlink w:anchor="_Toc226379942" w:history="1">
+          <w:hyperlink w:anchor="_Toc226389239" w:history="1">
             <w:r>
               <w:rPr>
                 <w:rStyle w:val="a4"/>
@@ -4273,7 +4262,7 @@
                 <w:sz w:val="28"/>
                 <w:szCs w:val="28"/>
               </w:rPr>
-              <w:instrText xml:space="preserve"> PAGEREF _Toc226379942 \h </w:instrText>
+              <w:instrText xml:space="preserve"> PAGEREF _Toc226389239 \h </w:instrText>
             </w:r>
             <w:r>
               <w:rPr>
@@ -4323,7 +4312,6 @@
               <w:tab w:val="left" w:pos="1200"/>
               <w:tab w:val="right" w:leader="dot" w:pos="9679"/>
             </w:tabs>
-            <w:spacing w:line="360" w:lineRule="auto"/>
             <w:rPr>
               <w:rFonts w:ascii="Times New Roman" w:eastAsiaTheme="minorEastAsia" w:hAnsi="Times New Roman" w:cs="Times New Roman"/>
               <w:noProof/>
@@ -4332,7 +4320,7 @@
               <w:lang w:val="ru-RU" w:eastAsia="ru-RU"/>
             </w:rPr>
           </w:pPr>
-          <w:hyperlink w:anchor="_Toc226379943" w:history="1">
+          <w:hyperlink w:anchor="_Toc226389240" w:history="1">
             <w:r>
               <w:rPr>
                 <w:rStyle w:val="a4"/>
@@ -4391,7 +4379,7 @@
                 <w:sz w:val="28"/>
                 <w:szCs w:val="28"/>
               </w:rPr>
-              <w:instrText xml:space="preserve"> PAGEREF _Toc226379943 \h </w:instrText>
+              <w:instrText xml:space="preserve"> PAGEREF _Toc226389240 \h </w:instrText>
             </w:r>
             <w:r>
               <w:rPr>
@@ -4441,7 +4429,6 @@
               <w:tab w:val="left" w:pos="1200"/>
               <w:tab w:val="right" w:leader="dot" w:pos="9679"/>
             </w:tabs>
-            <w:spacing w:line="360" w:lineRule="auto"/>
             <w:rPr>
               <w:rFonts w:ascii="Times New Roman" w:eastAsiaTheme="minorEastAsia" w:hAnsi="Times New Roman" w:cs="Times New Roman"/>
               <w:noProof/>
@@ -4450,7 +4437,7 @@
               <w:lang w:val="ru-RU" w:eastAsia="ru-RU"/>
             </w:rPr>
           </w:pPr>
-          <w:hyperlink w:anchor="_Toc226379944" w:history="1">
+          <w:hyperlink w:anchor="_Toc226389241" w:history="1">
             <w:r>
               <w:rPr>
                 <w:rStyle w:val="a4"/>
@@ -4509,7 +4496,7 @@
                 <w:sz w:val="28"/>
                 <w:szCs w:val="28"/>
               </w:rPr>
-              <w:instrText xml:space="preserve"> PAGEREF _Toc226379944 \h </w:instrText>
+              <w:instrText xml:space="preserve"> PAGEREF _Toc226389241 \h </w:instrText>
             </w:r>
             <w:r>
               <w:rPr>
@@ -4559,7 +4546,6 @@
               <w:tab w:val="left" w:pos="1200"/>
               <w:tab w:val="right" w:leader="dot" w:pos="9679"/>
             </w:tabs>
-            <w:spacing w:line="360" w:lineRule="auto"/>
             <w:rPr>
               <w:rFonts w:ascii="Times New Roman" w:eastAsiaTheme="minorEastAsia" w:hAnsi="Times New Roman" w:cs="Times New Roman"/>
               <w:noProof/>
@@ -4568,7 +4554,7 @@
               <w:lang w:val="ru-RU" w:eastAsia="ru-RU"/>
             </w:rPr>
           </w:pPr>
-          <w:hyperlink w:anchor="_Toc226379945" w:history="1">
+          <w:hyperlink w:anchor="_Toc226389242" w:history="1">
             <w:r>
               <w:rPr>
                 <w:rStyle w:val="a4"/>
@@ -4627,7 +4613,7 @@
                 <w:sz w:val="28"/>
                 <w:szCs w:val="28"/>
               </w:rPr>
-              <w:instrText xml:space="preserve"> PAGEREF _Toc226379945 \h </w:instrText>
+              <w:instrText xml:space="preserve"> PAGEREF _Toc226389242 \h </w:instrText>
             </w:r>
             <w:r>
               <w:rPr>
@@ -4677,7 +4663,6 @@
               <w:tab w:val="left" w:pos="1200"/>
               <w:tab w:val="right" w:leader="dot" w:pos="9679"/>
             </w:tabs>
-            <w:spacing w:line="360" w:lineRule="auto"/>
             <w:rPr>
               <w:rFonts w:ascii="Times New Roman" w:eastAsiaTheme="minorEastAsia" w:hAnsi="Times New Roman" w:cs="Times New Roman"/>
               <w:noProof/>
@@ -4686,7 +4671,7 @@
               <w:lang w:val="ru-RU" w:eastAsia="ru-RU"/>
             </w:rPr>
           </w:pPr>
-          <w:hyperlink w:anchor="_Toc226379946" w:history="1">
+          <w:hyperlink w:anchor="_Toc226389243" w:history="1">
             <w:r>
               <w:rPr>
                 <w:rStyle w:val="a4"/>
@@ -4745,7 +4730,7 @@
                 <w:sz w:val="28"/>
                 <w:szCs w:val="28"/>
               </w:rPr>
-              <w:instrText xml:space="preserve"> PAGEREF _Toc226379946 \h </w:instrText>
+              <w:instrText xml:space="preserve"> PAGEREF _Toc226389243 \h </w:instrText>
             </w:r>
             <w:r>
               <w:rPr>
@@ -4794,7 +4779,6 @@
             <w:tabs>
               <w:tab w:val="right" w:leader="dot" w:pos="9679"/>
             </w:tabs>
-            <w:spacing w:line="360" w:lineRule="auto"/>
             <w:rPr>
               <w:rFonts w:ascii="Times New Roman" w:eastAsiaTheme="minorEastAsia" w:hAnsi="Times New Roman" w:cs="Times New Roman"/>
               <w:noProof/>
@@ -4803,16 +4787,16 @@
               <w:lang w:val="ru-RU" w:eastAsia="ru-RU"/>
             </w:rPr>
           </w:pPr>
-          <w:hyperlink w:anchor="_Toc226379947" w:history="1">
+          <w:hyperlink w:anchor="_Toc226389244" w:history="1">
             <w:r>
               <w:rPr>
                 <w:rStyle w:val="a4"/>
-                <w:rFonts w:ascii="Times New Roman" w:hAnsi="Times New Roman" w:cs="Times New Roman"/>
+                <w:rFonts w:ascii="Times New Roman" w:eastAsia="Times New Roman" w:hAnsi="Times New Roman" w:cs="Times New Roman"/>
                 <w:noProof/>
                 <w:sz w:val="28"/>
                 <w:szCs w:val="28"/>
               </w:rPr>
-              <w:t xml:space="preserve">Рис 2.6. Экран авторизации </w:t>
+              <w:t>Заключение</w:t>
             </w:r>
             <w:r>
               <w:rPr>
@@ -4842,7 +4826,7 @@
                 <w:sz w:val="28"/>
                 <w:szCs w:val="28"/>
               </w:rPr>
-              <w:instrText xml:space="preserve"> PAGEREF _Toc226379947 \h </w:instrText>
+              <w:instrText xml:space="preserve"> PAGEREF _Toc226389244 \h </w:instrText>
             </w:r>
             <w:r>
               <w:rPr>
@@ -4871,7 +4855,7 @@
                 <w:sz w:val="28"/>
                 <w:szCs w:val="28"/>
               </w:rPr>
-              <w:t>28</w:t>
+              <w:t>29</w:t>
             </w:r>
             <w:r>
               <w:rPr>
@@ -4891,7 +4875,6 @@
             <w:tabs>
               <w:tab w:val="right" w:leader="dot" w:pos="9679"/>
             </w:tabs>
-            <w:spacing w:line="360" w:lineRule="auto"/>
             <w:rPr>
               <w:rFonts w:ascii="Times New Roman" w:eastAsiaTheme="minorEastAsia" w:hAnsi="Times New Roman" w:cs="Times New Roman"/>
               <w:noProof/>
@@ -4900,16 +4883,16 @@
               <w:lang w:val="ru-RU" w:eastAsia="ru-RU"/>
             </w:rPr>
           </w:pPr>
-          <w:hyperlink w:anchor="_Toc226379948" w:history="1">
+          <w:hyperlink w:anchor="_Toc226389245" w:history="1">
             <w:r>
               <w:rPr>
                 <w:rStyle w:val="a4"/>
-                <w:rFonts w:ascii="Times New Roman" w:eastAsia="Times New Roman" w:hAnsi="Times New Roman" w:cs="Times New Roman"/>
+                <w:rFonts w:ascii="Times New Roman" w:hAnsi="Times New Roman" w:cs="Times New Roman"/>
                 <w:noProof/>
                 <w:sz w:val="28"/>
                 <w:szCs w:val="28"/>
               </w:rPr>
-              <w:t>Заключение</w:t>
+              <w:t>Список использованных источников</w:t>
             </w:r>
             <w:r>
               <w:rPr>
@@ -4939,7 +4922,7 @@
                 <w:sz w:val="28"/>
                 <w:szCs w:val="28"/>
               </w:rPr>
-              <w:instrText xml:space="preserve"> PAGEREF _Toc226379948 \h </w:instrText>
+              <w:instrText xml:space="preserve"> PAGEREF _Toc226389245 \h </w:instrText>
             </w:r>
             <w:r>
               <w:rPr>
@@ -4968,7 +4951,7 @@
                 <w:sz w:val="28"/>
                 <w:szCs w:val="28"/>
               </w:rPr>
-              <w:t>29</w:t>
+              <w:t>30</w:t>
             </w:r>
             <w:r>
               <w:rPr>
@@ -4988,7 +4971,6 @@
             <w:tabs>
               <w:tab w:val="right" w:leader="dot" w:pos="9679"/>
             </w:tabs>
-            <w:spacing w:line="360" w:lineRule="auto"/>
             <w:rPr>
               <w:rFonts w:ascii="Times New Roman" w:eastAsiaTheme="minorEastAsia" w:hAnsi="Times New Roman" w:cs="Times New Roman"/>
               <w:noProof/>
@@ -4997,7 +4979,7 @@
               <w:lang w:val="ru-RU" w:eastAsia="ru-RU"/>
             </w:rPr>
           </w:pPr>
-          <w:hyperlink w:anchor="_Toc226379949" w:history="1">
+          <w:hyperlink w:anchor="_Toc226389246" w:history="1">
             <w:r>
               <w:rPr>
                 <w:rStyle w:val="a4"/>
@@ -5006,7 +4988,7 @@
                 <w:sz w:val="28"/>
                 <w:szCs w:val="28"/>
               </w:rPr>
-              <w:t>Список использованных источников</w:t>
+              <w:t>Список сокращений</w:t>
             </w:r>
             <w:r>
               <w:rPr>
@@ -5036,7 +5018,7 @@
                 <w:sz w:val="28"/>
                 <w:szCs w:val="28"/>
               </w:rPr>
-              <w:instrText xml:space="preserve"> PAGEREF _Toc226379949 \h </w:instrText>
+              <w:instrText xml:space="preserve"> PAGEREF _Toc226389246 \h </w:instrText>
             </w:r>
             <w:r>
               <w:rPr>
@@ -5065,7 +5047,7 @@
                 <w:sz w:val="28"/>
                 <w:szCs w:val="28"/>
               </w:rPr>
-              <w:t>30</w:t>
+              <w:t>31</w:t>
             </w:r>
             <w:r>
               <w:rPr>
@@ -5085,7 +5067,6 @@
             <w:tabs>
               <w:tab w:val="right" w:leader="dot" w:pos="9679"/>
             </w:tabs>
-            <w:spacing w:line="360" w:lineRule="auto"/>
             <w:rPr>
               <w:rFonts w:ascii="Times New Roman" w:eastAsiaTheme="minorEastAsia" w:hAnsi="Times New Roman" w:cs="Times New Roman"/>
               <w:noProof/>
@@ -5094,7 +5075,7 @@
               <w:lang w:val="ru-RU" w:eastAsia="ru-RU"/>
             </w:rPr>
           </w:pPr>
-          <w:hyperlink w:anchor="_Toc226379950" w:history="1">
+          <w:hyperlink w:anchor="_Toc226389247" w:history="1">
             <w:r>
               <w:rPr>
                 <w:rStyle w:val="a4"/>
@@ -5103,7 +5084,7 @@
                 <w:sz w:val="28"/>
                 <w:szCs w:val="28"/>
               </w:rPr>
-              <w:t>Список сокращений</w:t>
+              <w:t>Приложение 1</w:t>
             </w:r>
             <w:r>
               <w:rPr>
@@ -5133,7 +5114,7 @@
                 <w:sz w:val="28"/>
                 <w:szCs w:val="28"/>
               </w:rPr>
-              <w:instrText xml:space="preserve"> PAGEREF _Toc226379950 \h </w:instrText>
+              <w:instrText xml:space="preserve"> PAGEREF _Toc226389247 \h </w:instrText>
             </w:r>
             <w:r>
               <w:rPr>
@@ -5162,7 +5143,7 @@
                 <w:sz w:val="28"/>
                 <w:szCs w:val="28"/>
               </w:rPr>
-              <w:t>31</w:t>
+              <w:t>32</w:t>
             </w:r>
             <w:r>
               <w:rPr>
@@ -5182,7 +5163,6 @@
             <w:tabs>
               <w:tab w:val="right" w:leader="dot" w:pos="9679"/>
             </w:tabs>
-            <w:spacing w:line="360" w:lineRule="auto"/>
             <w:rPr>
               <w:rFonts w:ascii="Times New Roman" w:eastAsiaTheme="minorEastAsia" w:hAnsi="Times New Roman" w:cs="Times New Roman"/>
               <w:noProof/>
@@ -5191,7 +5171,7 @@
               <w:lang w:val="ru-RU" w:eastAsia="ru-RU"/>
             </w:rPr>
           </w:pPr>
-          <w:hyperlink w:anchor="_Toc226379951" w:history="1">
+          <w:hyperlink w:anchor="_Toc226389248" w:history="1">
             <w:r>
               <w:rPr>
                 <w:rStyle w:val="a4"/>
@@ -5200,7 +5180,7 @@
                 <w:sz w:val="28"/>
                 <w:szCs w:val="28"/>
               </w:rPr>
-              <w:t>Приложение 1</w:t>
+              <w:t>Приложение 2</w:t>
             </w:r>
             <w:r>
               <w:rPr>
@@ -5230,7 +5210,7 @@
                 <w:sz w:val="28"/>
                 <w:szCs w:val="28"/>
               </w:rPr>
-              <w:instrText xml:space="preserve"> PAGEREF _Toc226379951 \h </w:instrText>
+              <w:instrText xml:space="preserve"> PAGEREF _Toc226389248 \h </w:instrText>
             </w:r>
             <w:r>
               <w:rPr>
@@ -5259,7 +5239,7 @@
                 <w:sz w:val="28"/>
                 <w:szCs w:val="28"/>
               </w:rPr>
-              <w:t>32</w:t>
+              <w:t>33</w:t>
             </w:r>
             <w:r>
               <w:rPr>
@@ -5279,7 +5259,6 @@
             <w:tabs>
               <w:tab w:val="right" w:leader="dot" w:pos="9679"/>
             </w:tabs>
-            <w:spacing w:line="360" w:lineRule="auto"/>
             <w:rPr>
               <w:rFonts w:ascii="Times New Roman" w:eastAsiaTheme="minorEastAsia" w:hAnsi="Times New Roman" w:cs="Times New Roman"/>
               <w:noProof/>
@@ -5288,7 +5267,7 @@
               <w:lang w:val="ru-RU" w:eastAsia="ru-RU"/>
             </w:rPr>
           </w:pPr>
-          <w:hyperlink w:anchor="_Toc226379952" w:history="1">
+          <w:hyperlink w:anchor="_Toc226389250" w:history="1">
             <w:r>
               <w:rPr>
                 <w:rStyle w:val="a4"/>
@@ -5297,7 +5276,7 @@
                 <w:sz w:val="28"/>
                 <w:szCs w:val="28"/>
               </w:rPr>
-              <w:t>Приложение 2</w:t>
+              <w:t>Приложение 3</w:t>
             </w:r>
             <w:r>
               <w:rPr>
@@ -5327,7 +5306,7 @@
                 <w:sz w:val="28"/>
                 <w:szCs w:val="28"/>
               </w:rPr>
-              <w:instrText xml:space="preserve"> PAGEREF _Toc226379952 \h </w:instrText>
+              <w:instrText xml:space="preserve"> PAGEREF _Toc226389250 \h </w:instrText>
             </w:r>
             <w:r>
               <w:rPr>
@@ -5356,7 +5335,7 @@
                 <w:sz w:val="28"/>
                 <w:szCs w:val="28"/>
               </w:rPr>
-              <w:t>33</w:t>
+              <w:t>34</w:t>
             </w:r>
             <w:r>
               <w:rPr>
@@ -5376,7 +5355,6 @@
             <w:tabs>
               <w:tab w:val="right" w:leader="dot" w:pos="9679"/>
             </w:tabs>
-            <w:spacing w:line="360" w:lineRule="auto"/>
             <w:rPr>
               <w:rFonts w:ascii="Times New Roman" w:eastAsiaTheme="minorEastAsia" w:hAnsi="Times New Roman" w:cs="Times New Roman"/>
               <w:noProof/>
@@ -5385,7 +5363,7 @@
               <w:lang w:val="ru-RU" w:eastAsia="ru-RU"/>
             </w:rPr>
           </w:pPr>
-          <w:hyperlink w:anchor="_Toc226379954" w:history="1">
+          <w:hyperlink w:anchor="_Toc226389251" w:history="1">
             <w:r>
               <w:rPr>
                 <w:rStyle w:val="a4"/>
@@ -5394,7 +5372,7 @@
                 <w:sz w:val="28"/>
                 <w:szCs w:val="28"/>
               </w:rPr>
-              <w:t>Приложение 3</w:t>
+              <w:t>Приложение 4</w:t>
             </w:r>
             <w:r>
               <w:rPr>
@@ -5424,7 +5402,7 @@
                 <w:sz w:val="28"/>
                 <w:szCs w:val="28"/>
               </w:rPr>
-              <w:instrText xml:space="preserve"> PAGEREF _Toc226379954 \h </w:instrText>
+              <w:instrText xml:space="preserve"> PAGEREF _Toc226389251 \h </w:instrText>
             </w:r>
             <w:r>
               <w:rPr>
@@ -5453,7 +5431,7 @@
                 <w:sz w:val="28"/>
                 <w:szCs w:val="28"/>
               </w:rPr>
-              <w:t>34</w:t>
+              <w:t>35</w:t>
             </w:r>
             <w:r>
               <w:rPr>
@@ -5473,7 +5451,6 @@
             <w:tabs>
               <w:tab w:val="right" w:leader="dot" w:pos="9679"/>
             </w:tabs>
-            <w:spacing w:line="360" w:lineRule="auto"/>
             <w:rPr>
               <w:rFonts w:ascii="Times New Roman" w:eastAsiaTheme="minorEastAsia" w:hAnsi="Times New Roman" w:cs="Times New Roman"/>
               <w:noProof/>
@@ -5482,7 +5459,7 @@
               <w:lang w:val="ru-RU" w:eastAsia="ru-RU"/>
             </w:rPr>
           </w:pPr>
-          <w:hyperlink w:anchor="_Toc226379955" w:history="1">
+          <w:hyperlink w:anchor="_Toc226389252" w:history="1">
             <w:r>
               <w:rPr>
                 <w:rStyle w:val="a4"/>
@@ -5491,7 +5468,7 @@
                 <w:sz w:val="28"/>
                 <w:szCs w:val="28"/>
               </w:rPr>
-              <w:t>Приложение 4</w:t>
+              <w:t>Приложение 5</w:t>
             </w:r>
             <w:r>
               <w:rPr>
@@ -5521,7 +5498,7 @@
                 <w:sz w:val="28"/>
                 <w:szCs w:val="28"/>
               </w:rPr>
-              <w:instrText xml:space="preserve"> PAGEREF _Toc226379955 \h </w:instrText>
+              <w:instrText xml:space="preserve"> PAGEREF _Toc226389252 \h </w:instrText>
             </w:r>
             <w:r>
               <w:rPr>
@@ -5550,7 +5527,7 @@
                 <w:sz w:val="28"/>
                 <w:szCs w:val="28"/>
               </w:rPr>
-              <w:t>35</w:t>
+              <w:t>36</w:t>
             </w:r>
             <w:r>
               <w:rPr>
@@ -5570,104 +5547,6 @@
             <w:tabs>
               <w:tab w:val="right" w:leader="dot" w:pos="9679"/>
             </w:tabs>
-            <w:spacing w:line="360" w:lineRule="auto"/>
-            <w:rPr>
-              <w:rFonts w:ascii="Times New Roman" w:eastAsiaTheme="minorEastAsia" w:hAnsi="Times New Roman" w:cs="Times New Roman"/>
-              <w:noProof/>
-              <w:sz w:val="28"/>
-              <w:szCs w:val="28"/>
-              <w:lang w:val="ru-RU" w:eastAsia="ru-RU"/>
-            </w:rPr>
-          </w:pPr>
-          <w:hyperlink w:anchor="_Toc226379956" w:history="1">
-            <w:r>
-              <w:rPr>
-                <w:rStyle w:val="a4"/>
-                <w:rFonts w:ascii="Times New Roman" w:hAnsi="Times New Roman" w:cs="Times New Roman"/>
-                <w:noProof/>
-                <w:sz w:val="28"/>
-                <w:szCs w:val="28"/>
-              </w:rPr>
-              <w:t>Приложение 5</w:t>
-            </w:r>
-            <w:r>
-              <w:rPr>
-                <w:rFonts w:ascii="Times New Roman" w:hAnsi="Times New Roman" w:cs="Times New Roman"/>
-                <w:noProof/>
-                <w:webHidden/>
-                <w:sz w:val="28"/>
-                <w:szCs w:val="28"/>
-              </w:rPr>
-              <w:tab/>
-            </w:r>
-            <w:r>
-              <w:rPr>
-                <w:rFonts w:ascii="Times New Roman" w:hAnsi="Times New Roman" w:cs="Times New Roman"/>
-                <w:noProof/>
-                <w:webHidden/>
-                <w:sz w:val="28"/>
-                <w:szCs w:val="28"/>
-              </w:rPr>
-              <w:fldChar w:fldCharType="begin"/>
-            </w:r>
-            <w:r>
-              <w:rPr>
-                <w:rFonts w:ascii="Times New Roman" w:hAnsi="Times New Roman" w:cs="Times New Roman"/>
-                <w:noProof/>
-                <w:webHidden/>
-                <w:sz w:val="28"/>
-                <w:szCs w:val="28"/>
-              </w:rPr>
-              <w:instrText xml:space="preserve"> PAGEREF _Toc226379956 \h </w:instrText>
-            </w:r>
-            <w:r>
-              <w:rPr>
-                <w:rFonts w:ascii="Times New Roman" w:hAnsi="Times New Roman" w:cs="Times New Roman"/>
-                <w:noProof/>
-                <w:webHidden/>
-                <w:sz w:val="28"/>
-                <w:szCs w:val="28"/>
-              </w:rPr>
-            </w:r>
-            <w:r>
-              <w:rPr>
-                <w:rFonts w:ascii="Times New Roman" w:hAnsi="Times New Roman" w:cs="Times New Roman"/>
-                <w:noProof/>
-                <w:webHidden/>
-                <w:sz w:val="28"/>
-                <w:szCs w:val="28"/>
-              </w:rPr>
-              <w:fldChar w:fldCharType="separate"/>
-            </w:r>
-            <w:r>
-              <w:rPr>
-                <w:rFonts w:ascii="Times New Roman" w:hAnsi="Times New Roman" w:cs="Times New Roman"/>
-                <w:noProof/>
-                <w:webHidden/>
-                <w:sz w:val="28"/>
-                <w:szCs w:val="28"/>
-              </w:rPr>
-              <w:t>36</w:t>
-            </w:r>
-            <w:r>
-              <w:rPr>
-                <w:rFonts w:ascii="Times New Roman" w:hAnsi="Times New Roman" w:cs="Times New Roman"/>
-                <w:noProof/>
-                <w:webHidden/>
-                <w:sz w:val="28"/>
-                <w:szCs w:val="28"/>
-              </w:rPr>
-              <w:fldChar w:fldCharType="end"/>
-            </w:r>
-          </w:hyperlink>
-        </w:p>
-        <w:p>
-          <w:pPr>
-            <w:pStyle w:val="22"/>
-            <w:tabs>
-              <w:tab w:val="right" w:leader="dot" w:pos="9679"/>
-            </w:tabs>
-            <w:spacing w:line="360" w:lineRule="auto"/>
             <w:rPr>
               <w:rFonts w:eastAsiaTheme="minorEastAsia"/>
               <w:noProof/>
@@ -5676,7 +5555,7 @@
               <w:lang w:val="ru-RU" w:eastAsia="ru-RU"/>
             </w:rPr>
           </w:pPr>
-          <w:hyperlink w:anchor="_Toc226379957" w:history="1">
+          <w:hyperlink w:anchor="_Toc226389253" w:history="1">
             <w:r>
               <w:rPr>
                 <w:rStyle w:val="a4"/>
@@ -5715,7 +5594,7 @@
                 <w:sz w:val="28"/>
                 <w:szCs w:val="28"/>
               </w:rPr>
-              <w:instrText xml:space="preserve"> PAGEREF _Toc226379957 \h </w:instrText>
+              <w:instrText xml:space="preserve"> PAGEREF _Toc226389253 \h </w:instrText>
             </w:r>
             <w:r>
               <w:rPr>
@@ -5809,7 +5688,7 @@
         <w:pStyle w:val="-"/>
       </w:pPr>
       <w:bookmarkStart w:id="19" w:name="_Toc219936697"/>
-      <w:bookmarkStart w:id="20" w:name="_Toc226379933"/>
+      <w:bookmarkStart w:id="20" w:name="_Toc226389230"/>
       <w:r>
         <w:lastRenderedPageBreak/>
         <w:t>Введение</w:t>
@@ -6040,30 +5919,51 @@
         <w:pStyle w:val="ab"/>
       </w:pPr>
       <w:r>
+        <w:rPr>
+          <w:highlight w:val="yellow"/>
+        </w:rPr>
         <w:t xml:space="preserve">Полный объем курсового проекта </w:t>
       </w:r>
       <w:proofErr w:type="gramStart"/>
       <w:r>
+        <w:rPr>
+          <w:highlight w:val="yellow"/>
+        </w:rPr>
         <w:t>составляет ?</w:t>
       </w:r>
       <w:proofErr w:type="gramEnd"/>
       <w:r>
+        <w:rPr>
+          <w:highlight w:val="yellow"/>
+        </w:rPr>
         <w:t xml:space="preserve"> страниц, в том </w:t>
       </w:r>
       <w:proofErr w:type="gramStart"/>
       <w:r>
+        <w:rPr>
+          <w:highlight w:val="yellow"/>
+        </w:rPr>
         <w:t>числе ?</w:t>
       </w:r>
       <w:proofErr w:type="gramEnd"/>
       <w:r>
+        <w:rPr>
+          <w:highlight w:val="yellow"/>
+        </w:rPr>
         <w:t xml:space="preserve"> рисунков. Список использованной литературы </w:t>
       </w:r>
       <w:proofErr w:type="gramStart"/>
       <w:r>
+        <w:rPr>
+          <w:highlight w:val="yellow"/>
+        </w:rPr>
         <w:t>содержит ?</w:t>
       </w:r>
       <w:proofErr w:type="gramEnd"/>
       <w:r>
+        <w:rPr>
+          <w:highlight w:val="yellow"/>
+        </w:rPr>
         <w:t xml:space="preserve"> наименований.</w:t>
       </w:r>
     </w:p>
@@ -6094,7 +5994,7 @@
           <w:numId w:val="1"/>
         </w:numPr>
       </w:pPr>
-      <w:bookmarkStart w:id="21" w:name="_Toc226379934"/>
+      <w:bookmarkStart w:id="21" w:name="_Toc226389231"/>
       <w:r>
         <w:lastRenderedPageBreak/>
         <w:t>Анализ предметной области. Постановка задачи</w:t>
@@ -6109,7 +6009,7 @@
           <w:numId w:val="30"/>
         </w:numPr>
       </w:pPr>
-      <w:bookmarkStart w:id="22" w:name="_Toc226379935"/>
+      <w:bookmarkStart w:id="22" w:name="_Toc226389232"/>
       <w:r>
         <w:t>О</w:t>
       </w:r>
@@ -6401,7 +6301,25 @@
           <w:szCs w:val="28"/>
           <w:lang w:val="ru-RU"/>
         </w:rPr>
-        <w:t>ажной частью описания системы является выделение его основных функций. Диаграмму прецедентов «Тепла» см. Приложение 2.</w:t>
+        <w:t xml:space="preserve">ажной частью описания системы является выделение его основных функций. Диаграмму прецедентов «Тепла» см. Приложение </w:t>
+      </w:r>
+      <w:r>
+        <w:rPr>
+          <w:rFonts w:ascii="Times New Roman" w:hAnsi="Times New Roman" w:cs="Times New Roman"/>
+          <w:sz w:val="28"/>
+          <w:szCs w:val="28"/>
+          <w:lang w:val="ru-RU"/>
+        </w:rPr>
+        <w:t>1</w:t>
+      </w:r>
+      <w:r>
+        <w:rPr>
+          <w:rFonts w:ascii="Times New Roman" w:hAnsi="Times New Roman" w:cs="Times New Roman"/>
+          <w:sz w:val="28"/>
+          <w:szCs w:val="28"/>
+          <w:lang w:val="ru-RU"/>
+        </w:rPr>
+        <w:t>.</w:t>
       </w:r>
     </w:p>
     <w:p>
@@ -6412,7 +6330,7 @@
           <w:numId w:val="30"/>
         </w:numPr>
       </w:pPr>
-      <w:bookmarkStart w:id="23" w:name="_Toc226379936"/>
+      <w:bookmarkStart w:id="23" w:name="_Toc226389233"/>
       <w:r>
         <w:t>Анализ конкурентов</w:t>
       </w:r>
@@ -6610,7 +6528,7 @@
           <w:lang w:eastAsia="ru-RU"/>
         </w:rPr>
         <w:drawing>
-          <wp:anchor distT="0" distB="0" distL="114300" distR="114300" simplePos="0" relativeHeight="251661312" behindDoc="1" locked="0" layoutInCell="1" allowOverlap="1" wp14:anchorId="25C0D4F0" wp14:editId="77C899C6">
+          <wp:anchor distT="0" distB="0" distL="114300" distR="114300" simplePos="0" relativeHeight="251660288" behindDoc="1" locked="0" layoutInCell="1" allowOverlap="1" wp14:anchorId="25C0D4F0" wp14:editId="475175DE">
             <wp:simplePos x="0" y="0"/>
             <wp:positionH relativeFrom="margin">
               <wp:posOffset>1558290</wp:posOffset>
@@ -6862,7 +6780,7 @@
           <w:lang w:eastAsia="ru-RU"/>
         </w:rPr>
         <w:drawing>
-          <wp:anchor distT="0" distB="0" distL="114300" distR="114300" simplePos="0" relativeHeight="251662336" behindDoc="0" locked="0" layoutInCell="1" allowOverlap="1" wp14:anchorId="7EE622B5" wp14:editId="3355A5DB">
+          <wp:anchor distT="0" distB="0" distL="114300" distR="114300" simplePos="0" relativeHeight="251661312" behindDoc="0" locked="0" layoutInCell="1" allowOverlap="1" wp14:anchorId="7EE622B5" wp14:editId="1B23A449">
             <wp:simplePos x="0" y="0"/>
             <wp:positionH relativeFrom="margin">
               <wp:align>center</wp:align>
@@ -7250,7 +7168,7 @@
           <w:lang w:eastAsia="ru-RU"/>
         </w:rPr>
         <w:drawing>
-          <wp:anchor distT="0" distB="0" distL="114300" distR="114300" simplePos="0" relativeHeight="251663360" behindDoc="0" locked="0" layoutInCell="1" allowOverlap="1" wp14:anchorId="43E55521" wp14:editId="5B6E58E8">
+          <wp:anchor distT="0" distB="0" distL="114300" distR="114300" simplePos="0" relativeHeight="251662336" behindDoc="0" locked="0" layoutInCell="1" allowOverlap="1" wp14:anchorId="43E55521" wp14:editId="416247CE">
             <wp:simplePos x="0" y="0"/>
             <wp:positionH relativeFrom="margin">
               <wp:posOffset>1870075</wp:posOffset>
@@ -7619,7 +7537,7 @@
           <w:lang w:eastAsia="ru-RU"/>
         </w:rPr>
         <w:drawing>
-          <wp:anchor distT="0" distB="0" distL="114300" distR="114300" simplePos="0" relativeHeight="251664384" behindDoc="0" locked="0" layoutInCell="1" allowOverlap="1" wp14:anchorId="553C8FCE" wp14:editId="18D8A096">
+          <wp:anchor distT="0" distB="0" distL="114300" distR="114300" simplePos="0" relativeHeight="251663360" behindDoc="0" locked="0" layoutInCell="1" allowOverlap="1" wp14:anchorId="553C8FCE" wp14:editId="72698805">
             <wp:simplePos x="0" y="0"/>
             <wp:positionH relativeFrom="margin">
               <wp:align>center</wp:align>
@@ -7958,7 +7876,7 @@
           <w:lang w:eastAsia="ru-RU"/>
         </w:rPr>
         <w:drawing>
-          <wp:anchor distT="0" distB="0" distL="114300" distR="114300" simplePos="0" relativeHeight="251665408" behindDoc="0" locked="0" layoutInCell="1" allowOverlap="1" wp14:anchorId="2F96803B" wp14:editId="4A34820F">
+          <wp:anchor distT="0" distB="0" distL="114300" distR="114300" simplePos="0" relativeHeight="251664384" behindDoc="0" locked="0" layoutInCell="1" allowOverlap="1" wp14:anchorId="2F96803B" wp14:editId="55940E05">
             <wp:simplePos x="0" y="0"/>
             <wp:positionH relativeFrom="margin">
               <wp:posOffset>1885950</wp:posOffset>
@@ -8514,7 +8432,7 @@
           <w:numId w:val="30"/>
         </w:numPr>
       </w:pPr>
-      <w:bookmarkStart w:id="24" w:name="_Toc226379937"/>
+      <w:bookmarkStart w:id="24" w:name="_Toc226389234"/>
       <w:r>
         <w:t>Перечень входных данных</w:t>
       </w:r>
@@ -8606,7 +8524,7 @@
           <w:numId w:val="30"/>
         </w:numPr>
       </w:pPr>
-      <w:bookmarkStart w:id="25" w:name="_Toc226379938"/>
+      <w:bookmarkStart w:id="25" w:name="_Toc226389235"/>
       <w:r>
         <w:lastRenderedPageBreak/>
         <w:t>Перечень выходных данных</w:t>
@@ -8643,7 +8561,7 @@
           <w:numId w:val="30"/>
         </w:numPr>
       </w:pPr>
-      <w:bookmarkStart w:id="26" w:name="_Toc226379939"/>
+      <w:bookmarkStart w:id="26" w:name="_Toc226389236"/>
       <w:r>
         <w:t>Ограничения предметной области</w:t>
       </w:r>
@@ -8679,7 +8597,7 @@
           <w:numId w:val="30"/>
         </w:numPr>
       </w:pPr>
-      <w:bookmarkStart w:id="27" w:name="_Toc226379940"/>
+      <w:bookmarkStart w:id="27" w:name="_Toc226389237"/>
       <w:r>
         <w:t>Взаимодействие с другими программами</w:t>
       </w:r>
@@ -8760,7 +8678,7 @@
           <w:numId w:val="30"/>
         </w:numPr>
       </w:pPr>
-      <w:bookmarkStart w:id="28" w:name="_Toc226379941"/>
+      <w:bookmarkStart w:id="28" w:name="_Toc226389238"/>
       <w:r>
         <w:t>Календарное планирование</w:t>
       </w:r>
@@ -8772,7 +8690,9 @@
         <w:ind w:firstLine="709"/>
         <w:jc w:val="both"/>
         <w:rPr>
-          <w:lang w:val="ru-RU"/>
+          <w:rFonts w:ascii="Times New Roman" w:hAnsi="Times New Roman" w:cs="Times New Roman"/>
+          <w:sz w:val="28"/>
+          <w:szCs w:val="28"/>
         </w:rPr>
       </w:pPr>
       <w:r>
@@ -8800,7 +8720,324 @@
           <w:szCs w:val="28"/>
           <w:lang w:val="ru-RU"/>
         </w:rPr>
-        <w:t xml:space="preserve"> График выполнения курсовой работы см. в Приложении 1.</w:t>
+        <w:t xml:space="preserve"> График выполнения курсовой работы см. в Приложении </w:t>
+      </w:r>
+      <w:r>
+        <w:rPr>
+          <w:rFonts w:ascii="Times New Roman" w:hAnsi="Times New Roman" w:cs="Times New Roman"/>
+          <w:sz w:val="28"/>
+          <w:szCs w:val="28"/>
+          <w:lang w:val="ru-RU"/>
+        </w:rPr>
+        <w:t>2</w:t>
+      </w:r>
+      <w:r>
+        <w:rPr>
+          <w:rFonts w:ascii="Times New Roman" w:hAnsi="Times New Roman" w:cs="Times New Roman"/>
+          <w:sz w:val="28"/>
+          <w:szCs w:val="28"/>
+        </w:rPr>
+        <w:t>.</w:t>
+      </w:r>
+    </w:p>
+    <w:p>
+      <w:pPr>
+        <w:spacing w:after="0" w:line="360" w:lineRule="auto"/>
+        <w:ind w:firstLine="709"/>
+        <w:jc w:val="both"/>
+        <w:rPr>
+          <w:rFonts w:ascii="Times New Roman" w:hAnsi="Times New Roman" w:cs="Times New Roman"/>
+          <w:sz w:val="28"/>
+          <w:szCs w:val="28"/>
+          <w:lang w:val="ru-RU"/>
+        </w:rPr>
+      </w:pPr>
+      <w:r>
+        <w:rPr>
+          <w:rFonts w:ascii="Times New Roman" w:hAnsi="Times New Roman" w:cs="Times New Roman"/>
+          <w:sz w:val="28"/>
+          <w:szCs w:val="28"/>
+          <w:lang w:val="ru-RU"/>
+        </w:rPr>
+        <w:lastRenderedPageBreak/>
+        <w:t xml:space="preserve">Дополнительно выделим основные этапы работы над проектом, и составим диаграмму </w:t>
+      </w:r>
+      <w:proofErr w:type="spellStart"/>
+      <w:r>
+        <w:rPr>
+          <w:rFonts w:ascii="Times New Roman" w:hAnsi="Times New Roman" w:cs="Times New Roman"/>
+          <w:sz w:val="28"/>
+          <w:szCs w:val="28"/>
+          <w:lang w:val="ru-RU"/>
+        </w:rPr>
+        <w:t>Ганта</w:t>
+      </w:r>
+      <w:proofErr w:type="spellEnd"/>
+      <w:r>
+        <w:rPr>
+          <w:rFonts w:ascii="Times New Roman" w:hAnsi="Times New Roman" w:cs="Times New Roman"/>
+          <w:sz w:val="28"/>
+          <w:szCs w:val="28"/>
+          <w:lang w:val="ru-RU"/>
+        </w:rPr>
+        <w:t>. Этапами станут:</w:t>
+      </w:r>
+    </w:p>
+    <w:p>
+      <w:pPr>
+        <w:pStyle w:val="a3"/>
+        <w:numPr>
+          <w:ilvl w:val="0"/>
+          <w:numId w:val="35"/>
+        </w:numPr>
+        <w:spacing w:after="0" w:line="360" w:lineRule="auto"/>
+        <w:jc w:val="both"/>
+        <w:rPr>
+          <w:rFonts w:ascii="Times New Roman" w:hAnsi="Times New Roman" w:cs="Times New Roman"/>
+          <w:sz w:val="28"/>
+          <w:szCs w:val="28"/>
+        </w:rPr>
+      </w:pPr>
+      <w:r>
+        <w:rPr>
+          <w:rFonts w:ascii="Times New Roman" w:hAnsi="Times New Roman" w:cs="Times New Roman"/>
+          <w:sz w:val="28"/>
+          <w:szCs w:val="28"/>
+        </w:rPr>
+        <w:t>Подбор и анализ материала по теме;</w:t>
+      </w:r>
+    </w:p>
+    <w:p>
+      <w:pPr>
+        <w:pStyle w:val="a3"/>
+        <w:numPr>
+          <w:ilvl w:val="0"/>
+          <w:numId w:val="35"/>
+        </w:numPr>
+        <w:spacing w:after="0" w:line="360" w:lineRule="auto"/>
+        <w:jc w:val="both"/>
+        <w:rPr>
+          <w:rFonts w:ascii="Times New Roman" w:hAnsi="Times New Roman" w:cs="Times New Roman"/>
+          <w:sz w:val="28"/>
+          <w:szCs w:val="28"/>
+        </w:rPr>
+      </w:pPr>
+      <w:r>
+        <w:rPr>
+          <w:rFonts w:ascii="Times New Roman" w:hAnsi="Times New Roman" w:cs="Times New Roman"/>
+          <w:sz w:val="28"/>
+          <w:szCs w:val="28"/>
+        </w:rPr>
+        <w:t>Постановка задачи;</w:t>
+      </w:r>
+    </w:p>
+    <w:p>
+      <w:pPr>
+        <w:pStyle w:val="a3"/>
+        <w:numPr>
+          <w:ilvl w:val="0"/>
+          <w:numId w:val="35"/>
+        </w:numPr>
+        <w:spacing w:after="0" w:line="360" w:lineRule="auto"/>
+        <w:jc w:val="both"/>
+        <w:rPr>
+          <w:rFonts w:ascii="Times New Roman" w:hAnsi="Times New Roman" w:cs="Times New Roman"/>
+          <w:sz w:val="28"/>
+          <w:szCs w:val="28"/>
+        </w:rPr>
+      </w:pPr>
+      <w:r>
+        <w:rPr>
+          <w:rFonts w:ascii="Times New Roman" w:hAnsi="Times New Roman" w:cs="Times New Roman"/>
+          <w:sz w:val="28"/>
+          <w:szCs w:val="28"/>
+        </w:rPr>
+        <w:t>Концептуальное проектирование;</w:t>
+      </w:r>
+    </w:p>
+    <w:p>
+      <w:pPr>
+        <w:pStyle w:val="a3"/>
+        <w:numPr>
+          <w:ilvl w:val="0"/>
+          <w:numId w:val="35"/>
+        </w:numPr>
+        <w:spacing w:after="0" w:line="360" w:lineRule="auto"/>
+        <w:jc w:val="both"/>
+        <w:rPr>
+          <w:rFonts w:ascii="Times New Roman" w:hAnsi="Times New Roman" w:cs="Times New Roman"/>
+          <w:sz w:val="28"/>
+          <w:szCs w:val="28"/>
+        </w:rPr>
+      </w:pPr>
+      <w:r>
+        <w:rPr>
+          <w:rFonts w:ascii="Times New Roman" w:hAnsi="Times New Roman" w:cs="Times New Roman"/>
+          <w:sz w:val="28"/>
+          <w:szCs w:val="28"/>
+        </w:rPr>
+        <w:t>Логическое проектирование;</w:t>
+      </w:r>
+    </w:p>
+    <w:p>
+      <w:pPr>
+        <w:pStyle w:val="a3"/>
+        <w:numPr>
+          <w:ilvl w:val="0"/>
+          <w:numId w:val="35"/>
+        </w:numPr>
+        <w:spacing w:after="0" w:line="360" w:lineRule="auto"/>
+        <w:jc w:val="both"/>
+        <w:rPr>
+          <w:rFonts w:ascii="Times New Roman" w:hAnsi="Times New Roman" w:cs="Times New Roman"/>
+          <w:sz w:val="28"/>
+          <w:szCs w:val="28"/>
+        </w:rPr>
+      </w:pPr>
+      <w:r>
+        <w:rPr>
+          <w:rFonts w:ascii="Times New Roman" w:hAnsi="Times New Roman" w:cs="Times New Roman"/>
+          <w:sz w:val="28"/>
+          <w:szCs w:val="28"/>
+        </w:rPr>
+        <w:t>Физическое проектирование;</w:t>
+      </w:r>
+    </w:p>
+    <w:p>
+      <w:pPr>
+        <w:pStyle w:val="a3"/>
+        <w:numPr>
+          <w:ilvl w:val="0"/>
+          <w:numId w:val="35"/>
+        </w:numPr>
+        <w:spacing w:after="0" w:line="360" w:lineRule="auto"/>
+        <w:jc w:val="both"/>
+        <w:rPr>
+          <w:rFonts w:ascii="Times New Roman" w:hAnsi="Times New Roman" w:cs="Times New Roman"/>
+          <w:sz w:val="28"/>
+          <w:szCs w:val="28"/>
+        </w:rPr>
+      </w:pPr>
+      <w:r>
+        <w:rPr>
+          <w:rFonts w:ascii="Times New Roman" w:hAnsi="Times New Roman" w:cs="Times New Roman"/>
+          <w:sz w:val="28"/>
+          <w:szCs w:val="28"/>
+        </w:rPr>
+        <w:t>Нормализация БД;</w:t>
+      </w:r>
+    </w:p>
+    <w:p>
+      <w:pPr>
+        <w:pStyle w:val="a3"/>
+        <w:numPr>
+          <w:ilvl w:val="0"/>
+          <w:numId w:val="35"/>
+        </w:numPr>
+        <w:spacing w:after="0" w:line="360" w:lineRule="auto"/>
+        <w:jc w:val="both"/>
+        <w:rPr>
+          <w:rFonts w:ascii="Times New Roman" w:hAnsi="Times New Roman" w:cs="Times New Roman"/>
+          <w:sz w:val="28"/>
+          <w:szCs w:val="28"/>
+        </w:rPr>
+      </w:pPr>
+      <w:r>
+        <w:rPr>
+          <w:rFonts w:ascii="Times New Roman" w:hAnsi="Times New Roman" w:cs="Times New Roman"/>
+          <w:sz w:val="28"/>
+          <w:szCs w:val="28"/>
+        </w:rPr>
+        <w:t>Проектирование форм;</w:t>
+      </w:r>
+    </w:p>
+    <w:p>
+      <w:pPr>
+        <w:pStyle w:val="a3"/>
+        <w:numPr>
+          <w:ilvl w:val="0"/>
+          <w:numId w:val="35"/>
+        </w:numPr>
+        <w:spacing w:after="0" w:line="360" w:lineRule="auto"/>
+        <w:jc w:val="both"/>
+        <w:rPr>
+          <w:rFonts w:ascii="Times New Roman" w:hAnsi="Times New Roman" w:cs="Times New Roman"/>
+          <w:sz w:val="28"/>
+          <w:szCs w:val="28"/>
+        </w:rPr>
+      </w:pPr>
+      <w:r>
+        <w:rPr>
+          <w:rFonts w:ascii="Times New Roman" w:hAnsi="Times New Roman" w:cs="Times New Roman"/>
+          <w:sz w:val="28"/>
+          <w:szCs w:val="28"/>
+        </w:rPr>
+        <w:t>Реализация БД;</w:t>
+      </w:r>
+    </w:p>
+    <w:p>
+      <w:pPr>
+        <w:pStyle w:val="a3"/>
+        <w:numPr>
+          <w:ilvl w:val="0"/>
+          <w:numId w:val="35"/>
+        </w:numPr>
+        <w:spacing w:after="0" w:line="360" w:lineRule="auto"/>
+        <w:jc w:val="both"/>
+        <w:rPr>
+          <w:rFonts w:ascii="Times New Roman" w:hAnsi="Times New Roman" w:cs="Times New Roman"/>
+          <w:sz w:val="28"/>
+          <w:szCs w:val="28"/>
+        </w:rPr>
+      </w:pPr>
+      <w:r>
+        <w:rPr>
+          <w:rFonts w:ascii="Times New Roman" w:hAnsi="Times New Roman" w:cs="Times New Roman"/>
+          <w:sz w:val="28"/>
+          <w:szCs w:val="28"/>
+        </w:rPr>
+        <w:t>Оформление курсовой работы.</w:t>
+      </w:r>
+    </w:p>
+    <w:p>
+      <w:pPr>
+        <w:spacing w:after="0" w:line="360" w:lineRule="auto"/>
+        <w:jc w:val="both"/>
+        <w:rPr>
+          <w:rFonts w:ascii="Times New Roman" w:hAnsi="Times New Roman" w:cs="Times New Roman"/>
+          <w:sz w:val="28"/>
+          <w:szCs w:val="28"/>
+          <w:lang w:val="ru-RU"/>
+        </w:rPr>
+      </w:pPr>
+      <w:r>
+        <w:rPr>
+          <w:rFonts w:ascii="Times New Roman" w:hAnsi="Times New Roman" w:cs="Times New Roman"/>
+          <w:sz w:val="28"/>
+          <w:szCs w:val="28"/>
+          <w:lang w:val="ru-RU"/>
+        </w:rPr>
+        <w:t xml:space="preserve">Для каждой задачи определим сроки выполнения. Диаграмма </w:t>
+      </w:r>
+      <w:proofErr w:type="spellStart"/>
+      <w:r>
+        <w:rPr>
+          <w:rFonts w:ascii="Times New Roman" w:hAnsi="Times New Roman" w:cs="Times New Roman"/>
+          <w:sz w:val="28"/>
+          <w:szCs w:val="28"/>
+          <w:lang w:val="ru-RU"/>
+        </w:rPr>
+        <w:t>Ганта</w:t>
+      </w:r>
+      <w:proofErr w:type="spellEnd"/>
+      <w:r>
+        <w:rPr>
+          <w:rFonts w:ascii="Times New Roman" w:hAnsi="Times New Roman" w:cs="Times New Roman"/>
+          <w:sz w:val="28"/>
+          <w:szCs w:val="28"/>
+          <w:lang w:val="ru-RU"/>
+        </w:rPr>
+        <w:t xml:space="preserve"> с отображением всех задач представлена в Приложении 3.</w:t>
       </w:r>
     </w:p>
     <w:p>
@@ -8833,7 +9070,7 @@
           <w:numId w:val="30"/>
         </w:numPr>
       </w:pPr>
-      <w:bookmarkStart w:id="29" w:name="_Toc226379942"/>
+      <w:bookmarkStart w:id="29" w:name="_Toc226389239"/>
       <w:r>
         <w:lastRenderedPageBreak/>
         <w:t>Реализация базы данных</w:t>
@@ -8848,7 +9085,7 @@
           <w:numId w:val="30"/>
         </w:numPr>
       </w:pPr>
-      <w:bookmarkStart w:id="30" w:name="_Toc226379943"/>
+      <w:bookmarkStart w:id="30" w:name="_Toc226389240"/>
       <w:r>
         <w:t>Построение инфологической модели</w:t>
       </w:r>
@@ -12019,7 +12256,16 @@
           <w:szCs w:val="28"/>
           <w:lang w:val="ru-RU"/>
         </w:rPr>
-        <w:t>ю диаграмму см. Приложение 2</w:t>
+        <w:t xml:space="preserve">ю диаграмму см. Приложение </w:t>
+      </w:r>
+      <w:r>
+        <w:rPr>
+          <w:rFonts w:ascii="Times New Roman" w:hAnsi="Times New Roman" w:cs="Times New Roman"/>
+          <w:sz w:val="28"/>
+          <w:szCs w:val="28"/>
+          <w:lang w:val="ru-RU"/>
+        </w:rPr>
+        <w:t>4</w:t>
       </w:r>
       <w:r>
         <w:rPr>
@@ -12039,7 +12285,7 @@
           <w:numId w:val="30"/>
         </w:numPr>
       </w:pPr>
-      <w:bookmarkStart w:id="31" w:name="_Toc226379944"/>
+      <w:bookmarkStart w:id="31" w:name="_Toc226389241"/>
       <w:r>
         <w:t>Логическая структура базы данных</w:t>
       </w:r>
@@ -12171,7 +12417,16 @@
           <w:szCs w:val="28"/>
           <w:lang w:val="ru-RU"/>
         </w:rPr>
-        <w:t>вую диаграмму см. в Приложении 3</w:t>
+        <w:t xml:space="preserve">вую диаграмму см. в Приложении </w:t>
+      </w:r>
+      <w:r>
+        <w:rPr>
+          <w:rFonts w:ascii="Times New Roman" w:hAnsi="Times New Roman" w:cs="Times New Roman"/>
+          <w:sz w:val="28"/>
+          <w:szCs w:val="28"/>
+          <w:lang w:val="ru-RU"/>
+        </w:rPr>
+        <w:t>5</w:t>
       </w:r>
       <w:r>
         <w:rPr>
@@ -12191,7 +12446,7 @@
           <w:numId w:val="30"/>
         </w:numPr>
       </w:pPr>
-      <w:bookmarkStart w:id="32" w:name="_Toc226379945"/>
+      <w:bookmarkStart w:id="32" w:name="_Toc226389242"/>
       <w:r>
         <w:t>Физическая структура базы данных</w:t>
       </w:r>
@@ -12493,7 +12748,16 @@
           <w:szCs w:val="28"/>
           <w:lang w:val="ru-RU"/>
         </w:rPr>
-        <w:t>вую диаграмму см. в Приложении 4</w:t>
+        <w:t xml:space="preserve">вую диаграмму см. в Приложении </w:t>
+      </w:r>
+      <w:r>
+        <w:rPr>
+          <w:rFonts w:ascii="Times New Roman" w:hAnsi="Times New Roman" w:cs="Times New Roman"/>
+          <w:sz w:val="28"/>
+          <w:szCs w:val="28"/>
+          <w:lang w:val="ru-RU"/>
+        </w:rPr>
+        <w:t>6</w:t>
       </w:r>
       <w:r>
         <w:rPr>
@@ -12513,7 +12777,7 @@
           <w:numId w:val="30"/>
         </w:numPr>
       </w:pPr>
-      <w:bookmarkStart w:id="33" w:name="_Toc226379946"/>
+      <w:bookmarkStart w:id="33" w:name="_Toc226389243"/>
       <w:r>
         <w:lastRenderedPageBreak/>
         <w:t>Реал</w:t>
@@ -12872,157 +13136,25 @@
       </w:r>
       <w:r>
         <w:rPr>
+          <w:rFonts w:ascii="Times New Roman" w:hAnsi="Times New Roman" w:cs="Times New Roman"/>
           <w:noProof/>
-        </w:rPr>
-        <w:pict w14:anchorId="491303F3">
-          <v:shape id="_x0000_s1027" type="#_x0000_t75" style="position:absolute;left:0;text-align:left;margin-left:74.2pt;margin-top:60.35pt;width:315pt;height:207.75pt;z-index:251685888;mso-position-horizontal-relative:margin;mso-position-vertical-relative:margin">
-            <v:imagedata r:id="rId15" o:title="trigger"/>
-            <w10:wrap type="topAndBottom" anchorx="margin" anchory="margin"/>
-          </v:shape>
-        </w:pict>
-      </w:r>
-      <w:r>
-        <w:rPr>
-          <w:rFonts w:ascii="Times New Roman" w:hAnsi="Times New Roman" w:cs="Times New Roman"/>
-          <w:sz w:val="28"/>
-          <w:szCs w:val="28"/>
-          <w:lang w:val="ru-RU"/>
-        </w:rPr>
-        <w:t>понравившемся</w:t>
-      </w:r>
-      <w:r>
-        <w:rPr>
-          <w:rFonts w:ascii="Times New Roman" w:hAnsi="Times New Roman" w:cs="Times New Roman"/>
-          <w:sz w:val="28"/>
-          <w:szCs w:val="28"/>
-          <w:lang w:val="ru-RU"/>
-        </w:rPr>
-        <w:t xml:space="preserve"> автоматически изменялись. </w:t>
-      </w:r>
-    </w:p>
-    <w:p>
-      <w:pPr>
-        <w:pStyle w:val="-2"/>
-      </w:pPr>
-      <w:r>
-        <w:t xml:space="preserve">Рис </w:t>
-      </w:r>
-      <w:r>
-        <w:t>2</w:t>
-      </w:r>
-      <w:r>
-        <w:t>.2. Добавление триггера</w:t>
-      </w:r>
-    </w:p>
-    <w:p>
-      <w:pPr>
-        <w:spacing w:after="0" w:line="360" w:lineRule="auto"/>
-        <w:ind w:firstLine="709"/>
-        <w:jc w:val="both"/>
-        <w:rPr>
-          <w:rFonts w:ascii="Times New Roman" w:hAnsi="Times New Roman" w:cs="Times New Roman"/>
-          <w:sz w:val="28"/>
-          <w:szCs w:val="28"/>
-          <w:lang w:val="ru-RU"/>
-        </w:rPr>
-      </w:pPr>
-      <w:r>
-        <w:rPr>
-          <w:noProof/>
-        </w:rPr>
-        <w:pict w14:anchorId="5EE918A7">
-          <v:shape id="_x0000_s1028" type="#_x0000_t75" style="position:absolute;left:0;text-align:left;margin-left:114.4pt;margin-top:355pt;width:261.2pt;height:73.65pt;z-index:251687936;mso-position-horizontal-relative:margin;mso-position-vertical-relative:margin">
-            <v:imagedata r:id="rId16" o:title="templates_insert"/>
-            <w10:wrap type="topAndBottom" anchorx="margin" anchory="margin"/>
-          </v:shape>
-        </w:pict>
-      </w:r>
-      <w:r>
-        <w:rPr>
-          <w:rFonts w:ascii="Times New Roman" w:hAnsi="Times New Roman" w:cs="Times New Roman"/>
-          <w:sz w:val="28"/>
-          <w:szCs w:val="28"/>
-          <w:lang w:val="ru-RU"/>
-        </w:rPr>
-        <w:t xml:space="preserve">Заполним таблицы тестовыми данными и проведем несколько </w:t>
-      </w:r>
-      <w:r>
-        <w:rPr>
-          <w:rFonts w:ascii="Times New Roman" w:hAnsi="Times New Roman" w:cs="Times New Roman"/>
-          <w:sz w:val="28"/>
-          <w:szCs w:val="28"/>
-          <w:highlight w:val="yellow"/>
-          <w:lang w:val="ru-RU"/>
-        </w:rPr>
-        <w:t>тестовых запросов</w:t>
-      </w:r>
-      <w:r>
-        <w:rPr>
-          <w:rFonts w:ascii="Times New Roman" w:hAnsi="Times New Roman" w:cs="Times New Roman"/>
-          <w:sz w:val="28"/>
-          <w:szCs w:val="28"/>
-          <w:lang w:val="ru-RU"/>
-        </w:rPr>
-        <w:t>: на выборку, создание, изменение и удаление записей.</w:t>
-      </w:r>
-    </w:p>
-    <w:p>
-      <w:pPr>
-        <w:pStyle w:val="-2"/>
-      </w:pPr>
-      <w:r>
-        <w:rPr>
-          <w:noProof/>
-        </w:rPr>
-        <w:pict w14:anchorId="346BE742">
-          <v:shape id="_x0000_s1031" type="#_x0000_t75" style="position:absolute;left:0;text-align:left;margin-left:178.3pt;margin-top:544.35pt;width:126.4pt;height:27.65pt;z-index:251694080;mso-position-horizontal-relative:margin;mso-position-vertical-relative:margin;mso-width-relative:page;mso-height-relative:page">
-            <v:imagedata r:id="rId17" o:title="TEMPLATES_DELETE"/>
-            <w10:wrap type="topAndBottom" anchorx="margin" anchory="margin"/>
-          </v:shape>
-        </w:pict>
-      </w:r>
-      <w:r>
-        <w:rPr>
-          <w:noProof/>
-        </w:rPr>
-        <w:pict w14:anchorId="1575FC41">
-          <v:shape id="_x0000_s1029" type="#_x0000_t75" style="position:absolute;left:0;text-align:left;margin-left:132.95pt;margin-top:461.4pt;width:218.5pt;height:46.05pt;z-index:251689984;mso-position-horizontal-relative:margin;mso-position-vertical-relative:margin">
-            <v:imagedata r:id="rId18" o:title="tempates_update"/>
-            <w10:wrap type="topAndBottom" anchorx="margin" anchory="margin"/>
-          </v:shape>
-        </w:pict>
-      </w:r>
-      <w:r>
-        <w:t xml:space="preserve">Рис </w:t>
-      </w:r>
-      <w:r>
-        <w:t>2</w:t>
-      </w:r>
-      <w:r>
-        <w:t>.3. Добавление данных в таблицу Шаблоны</w:t>
-      </w:r>
-    </w:p>
-    <w:p>
-      <w:pPr>
-        <w:pStyle w:val="-2"/>
-      </w:pPr>
-      <w:r>
-        <w:rPr>
-          <w:noProof/>
+          <w:sz w:val="28"/>
+          <w:szCs w:val="28"/>
+          <w:lang w:val="ru-RU"/>
         </w:rPr>
         <w:drawing>
-          <wp:anchor distT="0" distB="0" distL="114300" distR="114300" simplePos="0" relativeHeight="251692032" behindDoc="0" locked="0" layoutInCell="1" allowOverlap="1" wp14:anchorId="232EA004" wp14:editId="2DC96271">
+          <wp:anchor distT="0" distB="0" distL="114300" distR="114300" simplePos="0" relativeHeight="251696128" behindDoc="0" locked="0" layoutInCell="1" allowOverlap="1" wp14:anchorId="5DE21522" wp14:editId="5D640C78">
             <wp:simplePos x="0" y="0"/>
             <wp:positionH relativeFrom="margin">
-              <wp:posOffset>1688465</wp:posOffset>
+              <wp:posOffset>967740</wp:posOffset>
             </wp:positionH>
             <wp:positionV relativeFrom="margin">
-              <wp:posOffset>5859780</wp:posOffset>
+              <wp:posOffset>690880</wp:posOffset>
             </wp:positionV>
-            <wp:extent cx="2774950" cy="584835"/>
-            <wp:effectExtent l="0" t="0" r="6350" b="5715"/>
+            <wp:extent cx="4152900" cy="2634615"/>
+            <wp:effectExtent l="0" t="0" r="0" b="0"/>
             <wp:wrapTopAndBottom/>
-            <wp:docPr id="6" name="Рисунок 6" descr="C:\Users\Riba\AppData\Local\Microsoft\Windows\INetCache\Content.Word\tempates_update.png"/>
+            <wp:docPr id="25123576" name="Рисунок 4"/>
             <wp:cNvGraphicFramePr>
               <a:graphicFrameLocks xmlns:a="http://schemas.openxmlformats.org/drawingml/2006/main" noChangeAspect="1"/>
             </wp:cNvGraphicFramePr>
@@ -13030,13 +13162,13 @@
               <a:graphicData uri="http://schemas.openxmlformats.org/drawingml/2006/picture">
                 <pic:pic xmlns:pic="http://schemas.openxmlformats.org/drawingml/2006/picture">
                   <pic:nvPicPr>
-                    <pic:cNvPr id="0" name="Picture 6" descr="C:\Users\Riba\AppData\Local\Microsoft\Windows\INetCache\Content.Word\tempates_update.png"/>
+                    <pic:cNvPr id="0" name="Picture 2"/>
                     <pic:cNvPicPr>
                       <a:picLocks noChangeAspect="1" noChangeArrowheads="1"/>
                     </pic:cNvPicPr>
                   </pic:nvPicPr>
                   <pic:blipFill>
-                    <a:blip r:embed="rId19">
+                    <a:blip r:embed="rId15">
                       <a:extLst>
                         <a:ext uri="{28A0092B-C50C-407E-A947-70E740481C1C}">
                           <a14:useLocalDpi xmlns:a14="http://schemas.microsoft.com/office/drawing/2010/main" val="0"/>
@@ -13051,7 +13183,7 @@
                   <pic:spPr bwMode="auto">
                     <a:xfrm>
                       <a:off x="0" y="0"/>
-                      <a:ext cx="2774950" cy="584835"/>
+                      <a:ext cx="4152900" cy="2634615"/>
                     </a:xfrm>
                     <a:prstGeom prst="rect">
                       <a:avLst/>
@@ -13064,54 +13196,46 @@
                 </pic:pic>
               </a:graphicData>
             </a:graphic>
-            <wp14:sizeRelH relativeFrom="page">
+            <wp14:sizeRelH relativeFrom="margin">
               <wp14:pctWidth>0</wp14:pctWidth>
             </wp14:sizeRelH>
-            <wp14:sizeRelV relativeFrom="page">
+            <wp14:sizeRelV relativeFrom="margin">
               <wp14:pctHeight>0</wp14:pctHeight>
             </wp14:sizeRelV>
           </wp:anchor>
         </w:drawing>
       </w:r>
       <w:r>
+        <w:rPr>
+          <w:rFonts w:ascii="Times New Roman" w:hAnsi="Times New Roman" w:cs="Times New Roman"/>
+          <w:sz w:val="28"/>
+          <w:szCs w:val="28"/>
+          <w:lang w:val="ru-RU"/>
+        </w:rPr>
+        <w:t>понравившемся</w:t>
+      </w:r>
+      <w:r>
+        <w:rPr>
+          <w:rFonts w:ascii="Times New Roman" w:hAnsi="Times New Roman" w:cs="Times New Roman"/>
+          <w:sz w:val="28"/>
+          <w:szCs w:val="28"/>
+          <w:lang w:val="ru-RU"/>
+        </w:rPr>
+        <w:t xml:space="preserve"> автоматически изменялись. </w:t>
+      </w:r>
+    </w:p>
+    <w:p>
+      <w:pPr>
+        <w:pStyle w:val="-2"/>
+      </w:pPr>
+      <w:r>
         <w:t xml:space="preserve">Рис </w:t>
       </w:r>
       <w:r>
         <w:t>2</w:t>
       </w:r>
       <w:r>
-        <w:t>.4. Изменение данных в таблице Шаблоны</w:t>
-      </w:r>
-    </w:p>
-    <w:p>
-      <w:pPr>
-        <w:pStyle w:val="-2"/>
-      </w:pPr>
-      <w:r>
-        <w:t xml:space="preserve">Рис </w:t>
-      </w:r>
-      <w:r>
-        <w:t>2</w:t>
-      </w:r>
-      <w:r>
-        <w:t>.5. Удаление данных из таблицы</w:t>
-      </w:r>
-    </w:p>
-    <w:p>
-      <w:pPr>
-        <w:pStyle w:val="-3"/>
-      </w:pPr>
-      <w:r>
-        <w:t>2.4</w:t>
-      </w:r>
-      <w:r>
-        <w:t>.3</w:t>
-      </w:r>
-      <w:r>
-        <w:t xml:space="preserve">. </w:t>
-      </w:r>
-      <w:r>
-        <w:t>Разработка интерфейса</w:t>
+        <w:t>.2. Добавление триггера</w:t>
       </w:r>
     </w:p>
     <w:p>
@@ -13129,6 +13253,306 @@
       <w:r>
         <w:rPr>
           <w:rFonts w:ascii="Times New Roman" w:hAnsi="Times New Roman" w:cs="Times New Roman"/>
+          <w:noProof/>
+          <w:sz w:val="28"/>
+          <w:szCs w:val="28"/>
+        </w:rPr>
+        <w:drawing>
+          <wp:anchor distT="0" distB="0" distL="114300" distR="114300" simplePos="0" relativeHeight="251697152" behindDoc="0" locked="0" layoutInCell="1" allowOverlap="1" wp14:anchorId="28627DF3" wp14:editId="496D7A65">
+            <wp:simplePos x="0" y="0"/>
+            <wp:positionH relativeFrom="margin">
+              <wp:align>center</wp:align>
+            </wp:positionH>
+            <wp:positionV relativeFrom="margin">
+              <wp:posOffset>4538980</wp:posOffset>
+            </wp:positionV>
+            <wp:extent cx="3952875" cy="1231900"/>
+            <wp:effectExtent l="0" t="0" r="9525" b="6350"/>
+            <wp:wrapTopAndBottom/>
+            <wp:docPr id="497713068" name="Рисунок 5"/>
+            <wp:cNvGraphicFramePr>
+              <a:graphicFrameLocks xmlns:a="http://schemas.openxmlformats.org/drawingml/2006/main" noChangeAspect="1"/>
+            </wp:cNvGraphicFramePr>
+            <a:graphic xmlns:a="http://schemas.openxmlformats.org/drawingml/2006/main">
+              <a:graphicData uri="http://schemas.openxmlformats.org/drawingml/2006/picture">
+                <pic:pic xmlns:pic="http://schemas.openxmlformats.org/drawingml/2006/picture">
+                  <pic:nvPicPr>
+                    <pic:cNvPr id="0" name="Picture 3"/>
+                    <pic:cNvPicPr>
+                      <a:picLocks noChangeAspect="1" noChangeArrowheads="1"/>
+                    </pic:cNvPicPr>
+                  </pic:nvPicPr>
+                  <pic:blipFill>
+                    <a:blip r:embed="rId16">
+                      <a:extLst>
+                        <a:ext uri="{28A0092B-C50C-407E-A947-70E740481C1C}">
+                          <a14:useLocalDpi xmlns:a14="http://schemas.microsoft.com/office/drawing/2010/main" val="0"/>
+                        </a:ext>
+                      </a:extLst>
+                    </a:blip>
+                    <a:srcRect/>
+                    <a:stretch>
+                      <a:fillRect/>
+                    </a:stretch>
+                  </pic:blipFill>
+                  <pic:spPr bwMode="auto">
+                    <a:xfrm>
+                      <a:off x="0" y="0"/>
+                      <a:ext cx="3952875" cy="1231900"/>
+                    </a:xfrm>
+                    <a:prstGeom prst="rect">
+                      <a:avLst/>
+                    </a:prstGeom>
+                    <a:noFill/>
+                    <a:ln>
+                      <a:noFill/>
+                    </a:ln>
+                  </pic:spPr>
+                </pic:pic>
+              </a:graphicData>
+            </a:graphic>
+            <wp14:sizeRelH relativeFrom="margin">
+              <wp14:pctWidth>0</wp14:pctWidth>
+            </wp14:sizeRelH>
+            <wp14:sizeRelV relativeFrom="margin">
+              <wp14:pctHeight>0</wp14:pctHeight>
+            </wp14:sizeRelV>
+          </wp:anchor>
+        </w:drawing>
+      </w:r>
+      <w:r>
+        <w:rPr>
+          <w:rFonts w:ascii="Times New Roman" w:hAnsi="Times New Roman" w:cs="Times New Roman"/>
+          <w:sz w:val="28"/>
+          <w:szCs w:val="28"/>
+          <w:lang w:val="ru-RU"/>
+        </w:rPr>
+        <w:t xml:space="preserve">Заполним таблицы тестовыми данными и проведем несколько </w:t>
+      </w:r>
+      <w:r>
+        <w:rPr>
+          <w:rFonts w:ascii="Times New Roman" w:hAnsi="Times New Roman" w:cs="Times New Roman"/>
+          <w:sz w:val="28"/>
+          <w:szCs w:val="28"/>
+          <w:lang w:val="ru-RU"/>
+        </w:rPr>
+        <w:t>тестовых запросов</w:t>
+      </w:r>
+      <w:r>
+        <w:rPr>
+          <w:rFonts w:ascii="Times New Roman" w:hAnsi="Times New Roman" w:cs="Times New Roman"/>
+          <w:sz w:val="28"/>
+          <w:szCs w:val="28"/>
+          <w:lang w:val="ru-RU"/>
+        </w:rPr>
+        <w:t>: на выборку, создание, изменение и удаление записей.</w:t>
+      </w:r>
+    </w:p>
+    <w:p>
+      <w:pPr>
+        <w:pStyle w:val="-2"/>
+        <w:rPr>
+          <w:lang w:val="en-US"/>
+        </w:rPr>
+      </w:pPr>
+      <w:r>
+        <w:rPr>
+          <w:noProof/>
+          <w:lang w:val="en-US"/>
+        </w:rPr>
+        <w:drawing>
+          <wp:anchor distT="0" distB="0" distL="114300" distR="114300" simplePos="0" relativeHeight="251698176" behindDoc="0" locked="0" layoutInCell="1" allowOverlap="1" wp14:anchorId="6227FA08" wp14:editId="5C59FBE0">
+            <wp:simplePos x="0" y="0"/>
+            <wp:positionH relativeFrom="margin">
+              <wp:align>center</wp:align>
+            </wp:positionH>
+            <wp:positionV relativeFrom="margin">
+              <wp:posOffset>6214745</wp:posOffset>
+            </wp:positionV>
+            <wp:extent cx="4352925" cy="838200"/>
+            <wp:effectExtent l="0" t="0" r="9525" b="0"/>
+            <wp:wrapTopAndBottom/>
+            <wp:docPr id="51687120" name="Рисунок 6"/>
+            <wp:cNvGraphicFramePr>
+              <a:graphicFrameLocks xmlns:a="http://schemas.openxmlformats.org/drawingml/2006/main" noChangeAspect="1"/>
+            </wp:cNvGraphicFramePr>
+            <a:graphic xmlns:a="http://schemas.openxmlformats.org/drawingml/2006/main">
+              <a:graphicData uri="http://schemas.openxmlformats.org/drawingml/2006/picture">
+                <pic:pic xmlns:pic="http://schemas.openxmlformats.org/drawingml/2006/picture">
+                  <pic:nvPicPr>
+                    <pic:cNvPr id="0" name="Picture 4"/>
+                    <pic:cNvPicPr>
+                      <a:picLocks noChangeAspect="1" noChangeArrowheads="1"/>
+                    </pic:cNvPicPr>
+                  </pic:nvPicPr>
+                  <pic:blipFill>
+                    <a:blip r:embed="rId17">
+                      <a:extLst>
+                        <a:ext uri="{28A0092B-C50C-407E-A947-70E740481C1C}">
+                          <a14:useLocalDpi xmlns:a14="http://schemas.microsoft.com/office/drawing/2010/main" val="0"/>
+                        </a:ext>
+                      </a:extLst>
+                    </a:blip>
+                    <a:srcRect/>
+                    <a:stretch>
+                      <a:fillRect/>
+                    </a:stretch>
+                  </pic:blipFill>
+                  <pic:spPr bwMode="auto">
+                    <a:xfrm>
+                      <a:off x="0" y="0"/>
+                      <a:ext cx="4352925" cy="838200"/>
+                    </a:xfrm>
+                    <a:prstGeom prst="rect">
+                      <a:avLst/>
+                    </a:prstGeom>
+                    <a:noFill/>
+                    <a:ln>
+                      <a:noFill/>
+                    </a:ln>
+                  </pic:spPr>
+                </pic:pic>
+              </a:graphicData>
+            </a:graphic>
+          </wp:anchor>
+        </w:drawing>
+      </w:r>
+      <w:r>
+        <w:t xml:space="preserve">Рис </w:t>
+      </w:r>
+      <w:r>
+        <w:t>2</w:t>
+      </w:r>
+      <w:r>
+        <w:t>.3. Добавление данных в таблицу Шаблоны</w:t>
+      </w:r>
+    </w:p>
+    <w:p>
+      <w:pPr>
+        <w:pStyle w:val="-2"/>
+        <w:rPr>
+          <w:lang w:val="en-US"/>
+        </w:rPr>
+      </w:pPr>
+      <w:r>
+        <w:rPr>
+          <w:noProof/>
+          <w:lang w:val="en-US"/>
+        </w:rPr>
+        <w:drawing>
+          <wp:anchor distT="0" distB="0" distL="114300" distR="114300" simplePos="0" relativeHeight="251699200" behindDoc="0" locked="0" layoutInCell="1" allowOverlap="1" wp14:anchorId="6C6E0E73" wp14:editId="7C5C94E7">
+            <wp:simplePos x="0" y="0"/>
+            <wp:positionH relativeFrom="margin">
+              <wp:align>center</wp:align>
+            </wp:positionH>
+            <wp:positionV relativeFrom="margin">
+              <wp:posOffset>7438390</wp:posOffset>
+            </wp:positionV>
+            <wp:extent cx="2457450" cy="619125"/>
+            <wp:effectExtent l="0" t="0" r="0" b="9525"/>
+            <wp:wrapTopAndBottom/>
+            <wp:docPr id="100695251" name="Рисунок 7"/>
+            <wp:cNvGraphicFramePr>
+              <a:graphicFrameLocks xmlns:a="http://schemas.openxmlformats.org/drawingml/2006/main" noChangeAspect="1"/>
+            </wp:cNvGraphicFramePr>
+            <a:graphic xmlns:a="http://schemas.openxmlformats.org/drawingml/2006/main">
+              <a:graphicData uri="http://schemas.openxmlformats.org/drawingml/2006/picture">
+                <pic:pic xmlns:pic="http://schemas.openxmlformats.org/drawingml/2006/picture">
+                  <pic:nvPicPr>
+                    <pic:cNvPr id="0" name="Picture 5"/>
+                    <pic:cNvPicPr>
+                      <a:picLocks noChangeAspect="1" noChangeArrowheads="1"/>
+                    </pic:cNvPicPr>
+                  </pic:nvPicPr>
+                  <pic:blipFill>
+                    <a:blip r:embed="rId18">
+                      <a:extLst>
+                        <a:ext uri="{28A0092B-C50C-407E-A947-70E740481C1C}">
+                          <a14:useLocalDpi xmlns:a14="http://schemas.microsoft.com/office/drawing/2010/main" val="0"/>
+                        </a:ext>
+                      </a:extLst>
+                    </a:blip>
+                    <a:srcRect/>
+                    <a:stretch>
+                      <a:fillRect/>
+                    </a:stretch>
+                  </pic:blipFill>
+                  <pic:spPr bwMode="auto">
+                    <a:xfrm>
+                      <a:off x="0" y="0"/>
+                      <a:ext cx="2457450" cy="619125"/>
+                    </a:xfrm>
+                    <a:prstGeom prst="rect">
+                      <a:avLst/>
+                    </a:prstGeom>
+                    <a:noFill/>
+                    <a:ln>
+                      <a:noFill/>
+                    </a:ln>
+                  </pic:spPr>
+                </pic:pic>
+              </a:graphicData>
+            </a:graphic>
+          </wp:anchor>
+        </w:drawing>
+      </w:r>
+      <w:r>
+        <w:t xml:space="preserve">Рис </w:t>
+      </w:r>
+      <w:r>
+        <w:t>2</w:t>
+      </w:r>
+      <w:r>
+        <w:t>.4. Изменение данных в таблице Шаблоны</w:t>
+      </w:r>
+    </w:p>
+    <w:p>
+      <w:pPr>
+        <w:pStyle w:val="-2"/>
+      </w:pPr>
+      <w:r>
+        <w:t xml:space="preserve">Рис </w:t>
+      </w:r>
+      <w:r>
+        <w:t>2</w:t>
+      </w:r>
+      <w:r>
+        <w:t>.5. Удаление данных из таблицы</w:t>
+      </w:r>
+    </w:p>
+    <w:p>
+      <w:pPr>
+        <w:pStyle w:val="-3"/>
+      </w:pPr>
+      <w:r>
+        <w:lastRenderedPageBreak/>
+        <w:t>2.4</w:t>
+      </w:r>
+      <w:r>
+        <w:t>.3</w:t>
+      </w:r>
+      <w:r>
+        <w:t xml:space="preserve">. </w:t>
+      </w:r>
+      <w:r>
+        <w:t>Разработка интерфейса</w:t>
+      </w:r>
+    </w:p>
+    <w:p>
+      <w:pPr>
+        <w:spacing w:after="0" w:line="360" w:lineRule="auto"/>
+        <w:ind w:firstLine="709"/>
+        <w:jc w:val="both"/>
+        <w:rPr>
+          <w:rFonts w:ascii="Times New Roman" w:hAnsi="Times New Roman" w:cs="Times New Roman"/>
+          <w:sz w:val="28"/>
+          <w:szCs w:val="28"/>
+          <w:lang w:val="ru-RU"/>
+        </w:rPr>
+      </w:pPr>
+      <w:r>
+        <w:rPr>
+          <w:rFonts w:ascii="Times New Roman" w:hAnsi="Times New Roman" w:cs="Times New Roman"/>
           <w:sz w:val="28"/>
           <w:szCs w:val="28"/>
           <w:lang w:val="ru-RU"/>
@@ -13151,17 +13575,7 @@
           <w:szCs w:val="28"/>
           <w:lang w:val="ru-RU"/>
         </w:rPr>
-        <w:t xml:space="preserve"> статистику привычек за </w:t>
-      </w:r>
-      <w:r>
-        <w:rPr>
-          <w:rFonts w:ascii="Times New Roman" w:hAnsi="Times New Roman" w:cs="Times New Roman"/>
-          <w:sz w:val="28"/>
-          <w:szCs w:val="28"/>
-          <w:lang w:val="ru-RU"/>
-        </w:rPr>
-        <w:lastRenderedPageBreak/>
-        <w:t>неделю</w:t>
+        <w:t xml:space="preserve"> статистику привычек за неделю</w:t>
       </w:r>
       <w:r>
         <w:rPr>
@@ -13561,7 +13975,17 @@
           <w:szCs w:val="28"/>
           <w:lang w:val="ru-RU"/>
         </w:rPr>
-        <w:t>Определим индексы для всех таблиц, для этого предположим, какие поля таблиц будут чаще всего использоваться при поиске. В таблице Пользователи поиск и выборка данных чаще всего будет проводится по полям Почты, Телефона, Имени и Является</w:t>
+        <w:t xml:space="preserve">Определим индексы для всех таблиц, для этого </w:t>
+      </w:r>
+      <w:r>
+        <w:rPr>
+          <w:rFonts w:ascii="Times New Roman" w:hAnsi="Times New Roman" w:cs="Times New Roman"/>
+          <w:sz w:val="28"/>
+          <w:szCs w:val="28"/>
+          <w:lang w:val="ru-RU"/>
+        </w:rPr>
+        <w:lastRenderedPageBreak/>
+        <w:t>предположим, какие поля таблиц будут чаще всего использоваться при поиске. В таблице Пользователи поиск и выборка данных чаще всего будет проводится по полям Почты, Телефона, Имени и Является</w:t>
       </w:r>
       <w:r>
         <w:rPr>
@@ -13579,17 +14003,7 @@
           <w:szCs w:val="28"/>
           <w:lang w:val="ru-RU"/>
         </w:rPr>
-        <w:t xml:space="preserve">Автором. Также добавим индекс для </w:t>
-      </w:r>
-      <w:r>
-        <w:rPr>
-          <w:rFonts w:ascii="Times New Roman" w:hAnsi="Times New Roman" w:cs="Times New Roman"/>
-          <w:sz w:val="28"/>
-          <w:szCs w:val="28"/>
-          <w:lang w:val="ru-RU"/>
-        </w:rPr>
-        <w:lastRenderedPageBreak/>
-        <w:t>поля последнего входа в приложение, чтобы приложению было проще отправлять напоминания неактивным пользователям. Аналогично определим индексы для остальных таблиц. Для таблицы статей индексированными полями станут: Автор, Статус, Дата Публикации и Название</w:t>
+        <w:t>Автором. Также добавим индекс для поля последнего входа в приложение, чтобы приложению было проще отправлять напоминания неактивным пользователям. Аналогично определим индексы для остальных таблиц. Для таблицы статей индексированными полями станут: Автор, Статус, Дата Публикации и Название</w:t>
       </w:r>
       <w:r>
         <w:rPr>
@@ -13748,6 +14162,7 @@
         <w:pStyle w:val="-3"/>
       </w:pPr>
       <w:r>
+        <w:lastRenderedPageBreak/>
         <w:t>2.4</w:t>
       </w:r>
       <w:r>
@@ -13779,78 +14194,69 @@
           <w:szCs w:val="28"/>
           <w:lang w:val="ru-RU"/>
         </w:rPr>
-        <w:t xml:space="preserve">При выборе стратегии резервного копирования важно учитывать специфику приложения, для которого разрабатывается база данных. Объём данных системы «Тепло» достаточно большой: каждый пользователь создаёт </w:t>
-      </w:r>
-      <w:r>
-        <w:rPr>
-          <w:rFonts w:ascii="Times New Roman" w:hAnsi="Times New Roman" w:cs="Times New Roman"/>
-          <w:sz w:val="28"/>
-          <w:szCs w:val="28"/>
-          <w:lang w:val="ru-RU"/>
-        </w:rPr>
+        <w:t xml:space="preserve">При выборе стратегии резервного копирования важно учитывать специфику приложения, для которого разрабатывается база данных. Объём данных системы «Тепло» достаточно большой: каждый пользователь создаёт множество записей каждый день. Также данные имеют высокую ценность – потеря хотя бы одного дня критична для пользователя. Сначала разработаем саму стратегию – полное копирование будем проводить еженедельно в ночь с воскресенья на понедельник, частичное копирование – раз в день, копировать журнал транзакций каждые полчаса. Определим политику хранения копий. Журналы транзакций будем хранить два дня, после частичного копирования базы они теряют актуальность, ежедневные копии – 1 неделю, полные копии – один месяц, дополнительно каждую последнюю в месяце копию будем хранить год для долгосрочного аудита. Выберем средство для проведения резервного копирования. Самым оптимальным вариантом станет </w:t>
+      </w:r>
+      <w:r>
+        <w:rPr>
+          <w:rFonts w:ascii="Times New Roman" w:hAnsi="Times New Roman" w:cs="Times New Roman"/>
+          <w:sz w:val="28"/>
+          <w:szCs w:val="28"/>
+        </w:rPr>
+        <w:t>SQL</w:t>
+      </w:r>
+      <w:r>
+        <w:rPr>
+          <w:rFonts w:ascii="Times New Roman" w:hAnsi="Times New Roman" w:cs="Times New Roman"/>
+          <w:sz w:val="28"/>
+          <w:szCs w:val="28"/>
+          <w:lang w:val="ru-RU"/>
+        </w:rPr>
+        <w:t xml:space="preserve"> </w:t>
+      </w:r>
+      <w:r>
+        <w:rPr>
+          <w:rFonts w:ascii="Times New Roman" w:hAnsi="Times New Roman" w:cs="Times New Roman"/>
+          <w:sz w:val="28"/>
+          <w:szCs w:val="28"/>
+        </w:rPr>
+        <w:t>Server</w:t>
+      </w:r>
+      <w:r>
+        <w:rPr>
+          <w:rFonts w:ascii="Times New Roman" w:hAnsi="Times New Roman" w:cs="Times New Roman"/>
+          <w:sz w:val="28"/>
+          <w:szCs w:val="28"/>
+          <w:lang w:val="ru-RU"/>
+        </w:rPr>
+        <w:t xml:space="preserve"> </w:t>
+      </w:r>
+      <w:r>
+        <w:rPr>
+          <w:rFonts w:ascii="Times New Roman" w:hAnsi="Times New Roman" w:cs="Times New Roman"/>
+          <w:sz w:val="28"/>
+          <w:szCs w:val="28"/>
+        </w:rPr>
+        <w:t>Agent</w:t>
+      </w:r>
+      <w:r>
+        <w:rPr>
+          <w:rFonts w:ascii="Times New Roman" w:hAnsi="Times New Roman" w:cs="Times New Roman"/>
+          <w:sz w:val="28"/>
+          <w:szCs w:val="28"/>
+          <w:lang w:val="ru-RU"/>
+        </w:rPr>
+        <w:t xml:space="preserve">, встроенный инструмент автоматизации, из-за низкой сложности и полной интеграции. </w:t>
+      </w:r>
+    </w:p>
+    <w:p>
+      <w:pPr>
+        <w:pStyle w:val="-3"/>
+        <w:rPr>
+          <w:rFonts w:cs="Times New Roman"/>
+        </w:rPr>
+      </w:pPr>
+      <w:r>
         <w:lastRenderedPageBreak/>
-        <w:t xml:space="preserve">множество записей каждый день. Также данные имеют высокую ценность – потеря хотя бы одного дня критична для пользователя. Сначала разработаем саму стратегию – полное копирование будем проводить еженедельно в ночь с воскресенья на понедельник, частичное копирование – раз в день, копировать журнал транзакций каждые полчаса. Определим политику хранения копий. Журналы транзакций будем хранить два дня, после частичного копирования базы они теряют актуальность, ежедневные копии – 1 неделю, полные копии – один месяц, дополнительно каждую последнюю в месяце копию будем хранить год для долгосрочного аудита. Выберем средство для проведения резервного копирования. Самым оптимальным вариантом станет </w:t>
-      </w:r>
-      <w:r>
-        <w:rPr>
-          <w:rFonts w:ascii="Times New Roman" w:hAnsi="Times New Roman" w:cs="Times New Roman"/>
-          <w:sz w:val="28"/>
-          <w:szCs w:val="28"/>
-        </w:rPr>
-        <w:t>SQL</w:t>
-      </w:r>
-      <w:r>
-        <w:rPr>
-          <w:rFonts w:ascii="Times New Roman" w:hAnsi="Times New Roman" w:cs="Times New Roman"/>
-          <w:sz w:val="28"/>
-          <w:szCs w:val="28"/>
-          <w:lang w:val="ru-RU"/>
-        </w:rPr>
-        <w:t xml:space="preserve"> </w:t>
-      </w:r>
-      <w:r>
-        <w:rPr>
-          <w:rFonts w:ascii="Times New Roman" w:hAnsi="Times New Roman" w:cs="Times New Roman"/>
-          <w:sz w:val="28"/>
-          <w:szCs w:val="28"/>
-        </w:rPr>
-        <w:t>Server</w:t>
-      </w:r>
-      <w:r>
-        <w:rPr>
-          <w:rFonts w:ascii="Times New Roman" w:hAnsi="Times New Roman" w:cs="Times New Roman"/>
-          <w:sz w:val="28"/>
-          <w:szCs w:val="28"/>
-          <w:lang w:val="ru-RU"/>
-        </w:rPr>
-        <w:t xml:space="preserve"> </w:t>
-      </w:r>
-      <w:r>
-        <w:rPr>
-          <w:rFonts w:ascii="Times New Roman" w:hAnsi="Times New Roman" w:cs="Times New Roman"/>
-          <w:sz w:val="28"/>
-          <w:szCs w:val="28"/>
-        </w:rPr>
-        <w:t>Agent</w:t>
-      </w:r>
-      <w:r>
-        <w:rPr>
-          <w:rFonts w:ascii="Times New Roman" w:hAnsi="Times New Roman" w:cs="Times New Roman"/>
-          <w:sz w:val="28"/>
-          <w:szCs w:val="28"/>
-          <w:lang w:val="ru-RU"/>
-        </w:rPr>
-        <w:t xml:space="preserve">, встроенный инструмент автоматизации, из-за низкой сложности и полной интеграции. </w:t>
-      </w:r>
-    </w:p>
-    <w:p>
-      <w:pPr>
-        <w:pStyle w:val="-3"/>
-        <w:rPr>
-          <w:rFonts w:cs="Times New Roman"/>
-        </w:rPr>
-      </w:pPr>
-      <w:r>
         <w:t>2.4.7</w:t>
       </w:r>
       <w:r>
@@ -13877,16 +14283,16 @@
           <w:lang w:val="ru-RU" w:eastAsia="ru-RU"/>
         </w:rPr>
         <w:drawing>
-          <wp:anchor distT="0" distB="0" distL="114300" distR="114300" simplePos="0" relativeHeight="251675648" behindDoc="0" locked="0" layoutInCell="1" allowOverlap="1" wp14:anchorId="59843EB6" wp14:editId="2489815D">
+          <wp:anchor distT="0" distB="0" distL="114300" distR="114300" simplePos="0" relativeHeight="251674624" behindDoc="0" locked="0" layoutInCell="1" allowOverlap="1" wp14:anchorId="59843EB6" wp14:editId="3AB1FD1A">
             <wp:simplePos x="0" y="0"/>
             <wp:positionH relativeFrom="margin">
-              <wp:align>center</wp:align>
+              <wp:posOffset>1910715</wp:posOffset>
             </wp:positionH>
             <wp:positionV relativeFrom="page">
-              <wp:posOffset>5465120</wp:posOffset>
+              <wp:posOffset>1847850</wp:posOffset>
             </wp:positionV>
-            <wp:extent cx="1775460" cy="3129280"/>
-            <wp:effectExtent l="0" t="0" r="0" b="0"/>
+            <wp:extent cx="2663825" cy="4695825"/>
+            <wp:effectExtent l="0" t="0" r="3175" b="9525"/>
             <wp:wrapTopAndBottom/>
             <wp:docPr id="1" name="Рисунок 5"/>
             <wp:cNvGraphicFramePr>
@@ -13902,7 +14308,7 @@
                     </pic:cNvPicPr>
                   </pic:nvPicPr>
                   <pic:blipFill rotWithShape="1">
-                    <a:blip r:embed="rId20" cstate="print">
+                    <a:blip r:embed="rId19" cstate="print">
                       <a:extLst>
                         <a:ext uri="{28A0092B-C50C-407E-A947-70E740481C1C}">
                           <a14:useLocalDpi xmlns:a14="http://schemas.microsoft.com/office/drawing/2010/main" val="0"/>
@@ -13915,7 +14321,7 @@
                   <pic:spPr bwMode="auto">
                     <a:xfrm>
                       <a:off x="0" y="0"/>
-                      <a:ext cx="1775460" cy="3129280"/>
+                      <a:ext cx="2663825" cy="4695825"/>
                     </a:xfrm>
                     <a:prstGeom prst="rect">
                       <a:avLst/>
@@ -13967,6 +14373,7 @@
     <w:p>
       <w:pPr>
         <w:pStyle w:val="ab"/>
+        <w:ind w:firstLine="0"/>
         <w:jc w:val="center"/>
       </w:pPr>
       <w:r>
@@ -13974,6 +14381,16 @@
       </w:r>
       <w:r>
         <w:t xml:space="preserve"> Экран авторизации</w:t>
+      </w:r>
+    </w:p>
+    <w:p>
+      <w:pPr>
+        <w:pStyle w:val="-2"/>
+        <w:ind w:left="720"/>
+        <w:jc w:val="both"/>
+      </w:pPr>
+      <w:r>
+        <w:t xml:space="preserve">На главном экране приложения расположены передвигаемые плитки с основными функциями приложения: </w:t>
       </w:r>
     </w:p>
     <w:p>
@@ -13986,8 +14403,10 @@
         <w:jc w:val="both"/>
       </w:pPr>
       <w:r>
-        <w:lastRenderedPageBreak/>
-        <w:t xml:space="preserve">На главном экране приложения расположены передвигаемые плитки с основными функциями приложения: </w:t>
+        <w:t>Календарем</w:t>
+      </w:r>
+      <w:r>
+        <w:t>;</w:t>
       </w:r>
     </w:p>
     <w:p>
@@ -14000,7 +14419,10 @@
         <w:jc w:val="both"/>
       </w:pPr>
       <w:r>
-        <w:t>Календарем</w:t>
+        <w:t>Списком трекеров</w:t>
+      </w:r>
+      <w:r>
+        <w:t>;</w:t>
       </w:r>
     </w:p>
     <w:p>
@@ -14013,7 +14435,10 @@
         <w:jc w:val="both"/>
       </w:pPr>
       <w:r>
-        <w:t>Списком трекеров</w:t>
+        <w:t>Списком целей</w:t>
+      </w:r>
+      <w:r>
+        <w:t>;</w:t>
       </w:r>
     </w:p>
     <w:p>
@@ -14026,7 +14451,11 @@
         <w:jc w:val="both"/>
       </w:pPr>
       <w:r>
-        <w:t>Списком целей</w:t>
+        <w:lastRenderedPageBreak/>
+        <w:t>Списком дел на день</w:t>
+      </w:r>
+      <w:r>
+        <w:t>;</w:t>
       </w:r>
     </w:p>
     <w:p>
@@ -14039,173 +14468,142 @@
         <w:jc w:val="both"/>
       </w:pPr>
       <w:r>
-        <w:t>Списком дел на день</w:t>
-      </w:r>
-    </w:p>
-    <w:p>
-      <w:pPr>
-        <w:pStyle w:val="-2"/>
-        <w:numPr>
-          <w:ilvl w:val="0"/>
-          <w:numId w:val="34"/>
-        </w:numPr>
-        <w:jc w:val="both"/>
-      </w:pPr>
-      <w:r>
         <w:rPr>
           <w:noProof/>
-        </w:rPr>
-        <w:drawing>
-          <wp:anchor distT="0" distB="0" distL="114300" distR="114300" simplePos="0" relativeHeight="251679744" behindDoc="0" locked="0" layoutInCell="1" allowOverlap="1" wp14:anchorId="5DD507F6" wp14:editId="38B9DD6D">
-            <wp:simplePos x="0" y="0"/>
-            <wp:positionH relativeFrom="margin">
-              <wp:posOffset>3469419</wp:posOffset>
-            </wp:positionH>
-            <wp:positionV relativeFrom="margin">
-              <wp:posOffset>3070343</wp:posOffset>
-            </wp:positionV>
-            <wp:extent cx="2261870" cy="4752340"/>
-            <wp:effectExtent l="0" t="0" r="5080" b="0"/>
-            <wp:wrapTopAndBottom/>
-            <wp:docPr id="3" name="Рисунок 7"/>
-            <wp:cNvGraphicFramePr>
-              <a:graphicFrameLocks xmlns:a="http://schemas.openxmlformats.org/drawingml/2006/main" noChangeAspect="1"/>
-            </wp:cNvGraphicFramePr>
-            <a:graphic xmlns:a="http://schemas.openxmlformats.org/drawingml/2006/main">
-              <a:graphicData uri="http://schemas.openxmlformats.org/drawingml/2006/picture">
-                <pic:pic xmlns:pic="http://schemas.openxmlformats.org/drawingml/2006/picture">
-                  <pic:nvPicPr>
-                    <pic:cNvPr id="0" name="Picture 5"/>
-                    <pic:cNvPicPr>
-                      <a:picLocks noChangeAspect="1" noChangeArrowheads="1"/>
-                    </pic:cNvPicPr>
-                  </pic:nvPicPr>
-                  <pic:blipFill rotWithShape="1">
-                    <a:blip r:embed="rId21">
-                      <a:extLst>
-                        <a:ext uri="{28A0092B-C50C-407E-A947-70E740481C1C}">
-                          <a14:useLocalDpi xmlns:a14="http://schemas.microsoft.com/office/drawing/2010/main" val="0"/>
-                        </a:ext>
-                      </a:extLst>
-                    </a:blip>
-                    <a:srcRect t="45678" b="2732"/>
-                    <a:stretch>
-                      <a:fillRect/>
-                    </a:stretch>
-                  </pic:blipFill>
-                  <pic:spPr bwMode="auto">
-                    <a:xfrm>
-                      <a:off x="0" y="0"/>
-                      <a:ext cx="2261870" cy="4752340"/>
-                    </a:xfrm>
-                    <a:prstGeom prst="rect">
-                      <a:avLst/>
-                    </a:prstGeom>
-                    <a:noFill/>
-                    <a:ln>
-                      <a:noFill/>
-                    </a:ln>
-                    <a:extLst>
-                      <a:ext uri="{53640926-AAD7-44D8-BBD7-CCE9431645EC}">
-                        <a14:shadowObscured xmlns:a14="http://schemas.microsoft.com/office/drawing/2010/main"/>
-                      </a:ext>
-                    </a:extLst>
-                  </pic:spPr>
-                </pic:pic>
-              </a:graphicData>
-            </a:graphic>
-            <wp14:sizeRelH relativeFrom="margin">
-              <wp14:pctWidth>0</wp14:pctWidth>
-            </wp14:sizeRelH>
-            <wp14:sizeRelV relativeFrom="margin">
-              <wp14:pctHeight>0</wp14:pctHeight>
-            </wp14:sizeRelV>
-          </wp:anchor>
-        </w:drawing>
-      </w:r>
-      <w:r>
-        <w:rPr>
-          <w:noProof/>
-        </w:rPr>
-        <w:drawing>
-          <wp:anchor distT="0" distB="0" distL="114300" distR="114300" simplePos="0" relativeHeight="251677696" behindDoc="0" locked="0" layoutInCell="1" allowOverlap="1" wp14:anchorId="040CCB8A" wp14:editId="3D3D66A2">
-            <wp:simplePos x="0" y="0"/>
-            <wp:positionH relativeFrom="margin">
-              <wp:posOffset>778879</wp:posOffset>
-            </wp:positionH>
-            <wp:positionV relativeFrom="margin">
-              <wp:posOffset>3091712</wp:posOffset>
-            </wp:positionV>
-            <wp:extent cx="2505710" cy="4752340"/>
-            <wp:effectExtent l="0" t="0" r="8890" b="0"/>
-            <wp:wrapTopAndBottom/>
-            <wp:docPr id="2" name="Рисунок 6"/>
-            <wp:cNvGraphicFramePr>
-              <a:graphicFrameLocks xmlns:a="http://schemas.openxmlformats.org/drawingml/2006/main" noChangeAspect="1"/>
-            </wp:cNvGraphicFramePr>
-            <a:graphic xmlns:a="http://schemas.openxmlformats.org/drawingml/2006/main">
-              <a:graphicData uri="http://schemas.openxmlformats.org/drawingml/2006/picture">
-                <pic:pic xmlns:pic="http://schemas.openxmlformats.org/drawingml/2006/picture">
-                  <pic:nvPicPr>
-                    <pic:cNvPr id="0" name="Picture 4"/>
-                    <pic:cNvPicPr>
-                      <a:picLocks noChangeAspect="1" noChangeArrowheads="1"/>
-                    </pic:cNvPicPr>
-                  </pic:nvPicPr>
-                  <pic:blipFill rotWithShape="1">
-                    <a:blip r:embed="rId21">
-                      <a:extLst>
-                        <a:ext uri="{28A0092B-C50C-407E-A947-70E740481C1C}">
-                          <a14:useLocalDpi xmlns:a14="http://schemas.microsoft.com/office/drawing/2010/main" val="0"/>
-                        </a:ext>
-                      </a:extLst>
-                    </a:blip>
-                    <a:srcRect b="53417"/>
-                    <a:stretch>
-                      <a:fillRect/>
-                    </a:stretch>
-                  </pic:blipFill>
-                  <pic:spPr bwMode="auto">
-                    <a:xfrm>
-                      <a:off x="0" y="0"/>
-                      <a:ext cx="2505710" cy="4752340"/>
-                    </a:xfrm>
-                    <a:prstGeom prst="rect">
-                      <a:avLst/>
-                    </a:prstGeom>
-                    <a:noFill/>
-                    <a:ln>
-                      <a:noFill/>
-                    </a:ln>
-                    <a:extLst>
-                      <a:ext uri="{53640926-AAD7-44D8-BBD7-CCE9431645EC}">
-                        <a14:shadowObscured xmlns:a14="http://schemas.microsoft.com/office/drawing/2010/main"/>
-                      </a:ext>
-                    </a:extLst>
-                  </pic:spPr>
-                </pic:pic>
-              </a:graphicData>
-            </a:graphic>
-            <wp14:sizeRelH relativeFrom="margin">
-              <wp14:pctWidth>0</wp14:pctWidth>
-            </wp14:sizeRelH>
-            <wp14:sizeRelV relativeFrom="margin">
-              <wp14:pctHeight>0</wp14:pctHeight>
-            </wp14:sizeRelV>
-          </wp:anchor>
-        </w:drawing>
-      </w:r>
-      <w:r>
-        <w:t xml:space="preserve">Заметками </w:t>
-      </w:r>
-    </w:p>
-    <w:p>
-      <w:pPr>
-        <w:pStyle w:val="-2"/>
-      </w:pPr>
-      <w:r>
-        <w:tab/>
-        <w:t>Рис 2.7. Главный экран</w:t>
+          <w14:ligatures w14:val="standardContextual"/>
+        </w:rPr>
+        <mc:AlternateContent>
+          <mc:Choice Requires="wpg">
+            <w:drawing>
+              <wp:anchor distT="0" distB="0" distL="114300" distR="114300" simplePos="0" relativeHeight="251679744" behindDoc="0" locked="0" layoutInCell="1" allowOverlap="1" wp14:anchorId="37DDD688" wp14:editId="038DC9CD">
+                <wp:simplePos x="0" y="0"/>
+                <wp:positionH relativeFrom="column">
+                  <wp:posOffset>777240</wp:posOffset>
+                </wp:positionH>
+                <wp:positionV relativeFrom="paragraph">
+                  <wp:posOffset>323850</wp:posOffset>
+                </wp:positionV>
+                <wp:extent cx="4719320" cy="4885690"/>
+                <wp:effectExtent l="0" t="0" r="5080" b="0"/>
+                <wp:wrapTopAndBottom/>
+                <wp:docPr id="1269225347" name="Группа 8"/>
+                <wp:cNvGraphicFramePr/>
+                <a:graphic xmlns:a="http://schemas.openxmlformats.org/drawingml/2006/main">
+                  <a:graphicData uri="http://schemas.microsoft.com/office/word/2010/wordprocessingGroup">
+                    <wpg:wgp>
+                      <wpg:cNvGrpSpPr/>
+                      <wpg:grpSpPr>
+                        <a:xfrm>
+                          <a:off x="0" y="0"/>
+                          <a:ext cx="4719320" cy="4885690"/>
+                          <a:chOff x="0" y="0"/>
+                          <a:chExt cx="4719320" cy="4885690"/>
+                        </a:xfrm>
+                      </wpg:grpSpPr>
+                      <pic:pic xmlns:pic="http://schemas.openxmlformats.org/drawingml/2006/picture">
+                        <pic:nvPicPr>
+                          <pic:cNvPr id="1087784951" name="Рисунок 6"/>
+                          <pic:cNvPicPr>
+                            <a:picLocks noChangeAspect="1"/>
+                          </pic:cNvPicPr>
+                        </pic:nvPicPr>
+                        <pic:blipFill rotWithShape="1">
+                          <a:blip r:embed="rId20">
+                            <a:extLst>
+                              <a:ext uri="{28A0092B-C50C-407E-A947-70E740481C1C}">
+                                <a14:useLocalDpi xmlns:a14="http://schemas.microsoft.com/office/drawing/2010/main" val="0"/>
+                              </a:ext>
+                            </a:extLst>
+                          </a:blip>
+                          <a:srcRect b="53417"/>
+                          <a:stretch>
+                            <a:fillRect/>
+                          </a:stretch>
+                        </pic:blipFill>
+                        <pic:spPr bwMode="auto">
+                          <a:xfrm>
+                            <a:off x="0" y="0"/>
+                            <a:ext cx="2505710" cy="4752340"/>
+                          </a:xfrm>
+                          <a:prstGeom prst="rect">
+                            <a:avLst/>
+                          </a:prstGeom>
+                          <a:noFill/>
+                          <a:ln>
+                            <a:noFill/>
+                          </a:ln>
+                          <a:extLst>
+                            <a:ext uri="{53640926-AAD7-44D8-BBD7-CCE9431645EC}">
+                              <a14:shadowObscured xmlns:a14="http://schemas.microsoft.com/office/drawing/2010/main"/>
+                            </a:ext>
+                          </a:extLst>
+                        </pic:spPr>
+                      </pic:pic>
+                      <pic:pic xmlns:pic="http://schemas.openxmlformats.org/drawingml/2006/picture">
+                        <pic:nvPicPr>
+                          <pic:cNvPr id="46152339" name="Рисунок 7"/>
+                          <pic:cNvPicPr>
+                            <a:picLocks noChangeAspect="1"/>
+                          </pic:cNvPicPr>
+                        </pic:nvPicPr>
+                        <pic:blipFill rotWithShape="1">
+                          <a:blip r:embed="rId20">
+                            <a:extLst>
+                              <a:ext uri="{28A0092B-C50C-407E-A947-70E740481C1C}">
+                                <a14:useLocalDpi xmlns:a14="http://schemas.microsoft.com/office/drawing/2010/main" val="0"/>
+                              </a:ext>
+                            </a:extLst>
+                          </a:blip>
+                          <a:srcRect t="45678" b="2732"/>
+                          <a:stretch>
+                            <a:fillRect/>
+                          </a:stretch>
+                        </pic:blipFill>
+                        <pic:spPr bwMode="auto">
+                          <a:xfrm>
+                            <a:off x="2457450" y="133350"/>
+                            <a:ext cx="2261870" cy="4752340"/>
+                          </a:xfrm>
+                          <a:prstGeom prst="rect">
+                            <a:avLst/>
+                          </a:prstGeom>
+                          <a:noFill/>
+                          <a:ln>
+                            <a:noFill/>
+                          </a:ln>
+                          <a:extLst>
+                            <a:ext uri="{53640926-AAD7-44D8-BBD7-CCE9431645EC}">
+                              <a14:shadowObscured xmlns:a14="http://schemas.microsoft.com/office/drawing/2010/main"/>
+                            </a:ext>
+                          </a:extLst>
+                        </pic:spPr>
+                      </pic:pic>
+                    </wpg:wgp>
+                  </a:graphicData>
+                </a:graphic>
+              </wp:anchor>
+            </w:drawing>
+          </mc:Choice>
+          <mc:Fallback>
+            <w:pict>
+              <v:group w14:anchorId="484C11BF" id="Группа 8" o:spid="_x0000_s1026" style="position:absolute;margin-left:61.2pt;margin-top:25.5pt;width:371.6pt;height:384.7pt;z-index:251679744" coordsize="47193,48856" o:gfxdata="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">
+                <v:shape id="Рисунок 6" o:spid="_x0000_s1027" type="#_x0000_t75" style="position:absolute;width:25057;height:47523;visibility:visible;mso-wrap-style:square" o:gfxdata="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">
+                  <v:imagedata r:id="rId21" o:title="" cropbottom="35007f"/>
+                </v:shape>
+                <v:shape id="Рисунок 7" o:spid="_x0000_s1028" type="#_x0000_t75" style="position:absolute;left:24574;top:1333;width:22619;height:47523;visibility:visible;mso-wrap-style:square" o:gfxdata="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">
+                  <v:imagedata r:id="rId21" o:title="" croptop="29936f" cropbottom="1790f"/>
+                </v:shape>
+                <w10:wrap type="topAndBottom"/>
+              </v:group>
+            </w:pict>
+          </mc:Fallback>
+        </mc:AlternateContent>
+      </w:r>
+      <w:r>
+        <w:t>Заметками</w:t>
+      </w:r>
+      <w:r>
+        <w:t>.</w:t>
       </w:r>
     </w:p>
     <w:p>
@@ -14213,111 +14611,9 @@
         <w:pStyle w:val="-"/>
         <w:rPr>
           <w:rFonts w:eastAsia="Times New Roman"/>
-          <w:b w:val="0"/>
-        </w:rPr>
-      </w:pPr>
-      <w:bookmarkStart w:id="34" w:name="_Toc225762655"/>
-      <w:bookmarkStart w:id="35" w:name="_Toc225762988"/>
-      <w:bookmarkStart w:id="36" w:name="_Toc226379947"/>
-      <w:r>
-        <w:rPr>
-          <w:b w:val="0"/>
-        </w:rPr>
-        <w:lastRenderedPageBreak/>
-        <w:t>Рис 2.6. Экран авторизации</w:t>
-      </w:r>
-      <w:r>
-        <w:rPr>
-          <w:b w:val="0"/>
-          <w:noProof/>
-        </w:rPr>
-        <w:t xml:space="preserve"> </w:t>
-      </w:r>
-      <w:r>
-        <w:rPr>
-          <w:b w:val="0"/>
-          <w:noProof/>
-        </w:rPr>
-        <w:drawing>
-          <wp:anchor distT="0" distB="0" distL="114300" distR="114300" simplePos="0" relativeHeight="251681792" behindDoc="0" locked="0" layoutInCell="1" allowOverlap="1" wp14:anchorId="09495183" wp14:editId="7782E18D">
-            <wp:simplePos x="0" y="0"/>
-            <wp:positionH relativeFrom="margin">
-              <wp:align>center</wp:align>
-            </wp:positionH>
-            <wp:positionV relativeFrom="margin">
-              <wp:posOffset>104140</wp:posOffset>
-            </wp:positionV>
-            <wp:extent cx="2808605" cy="7272655"/>
-            <wp:effectExtent l="0" t="0" r="0" b="4445"/>
-            <wp:wrapTopAndBottom/>
-            <wp:docPr id="4" name="Рисунок 8"/>
-            <wp:cNvGraphicFramePr>
-              <a:graphicFrameLocks xmlns:a="http://schemas.openxmlformats.org/drawingml/2006/main" noChangeAspect="1"/>
-            </wp:cNvGraphicFramePr>
-            <a:graphic xmlns:a="http://schemas.openxmlformats.org/drawingml/2006/main">
-              <a:graphicData uri="http://schemas.openxmlformats.org/drawingml/2006/picture">
-                <pic:pic xmlns:pic="http://schemas.openxmlformats.org/drawingml/2006/picture">
-                  <pic:nvPicPr>
-                    <pic:cNvPr id="0" name="Picture 6"/>
-                    <pic:cNvPicPr>
-                      <a:picLocks noChangeAspect="1" noChangeArrowheads="1"/>
-                    </pic:cNvPicPr>
-                  </pic:nvPicPr>
-                  <pic:blipFill rotWithShape="1">
-                    <a:blip r:embed="rId22">
-                      <a:extLst>
-                        <a:ext uri="{28A0092B-C50C-407E-A947-70E740481C1C}">
-                          <a14:useLocalDpi xmlns:a14="http://schemas.microsoft.com/office/drawing/2010/main" val="0"/>
-                        </a:ext>
-                      </a:extLst>
-                    </a:blip>
-                    <a:srcRect b="4735"/>
-                    <a:stretch>
-                      <a:fillRect/>
-                    </a:stretch>
-                  </pic:blipFill>
-                  <pic:spPr bwMode="auto">
-                    <a:xfrm>
-                      <a:off x="0" y="0"/>
-                      <a:ext cx="2808605" cy="7272655"/>
-                    </a:xfrm>
-                    <a:prstGeom prst="rect">
-                      <a:avLst/>
-                    </a:prstGeom>
-                    <a:noFill/>
-                    <a:ln>
-                      <a:noFill/>
-                    </a:ln>
-                    <a:extLst>
-                      <a:ext uri="{53640926-AAD7-44D8-BBD7-CCE9431645EC}">
-                        <a14:shadowObscured xmlns:a14="http://schemas.microsoft.com/office/drawing/2010/main"/>
-                      </a:ext>
-                    </a:extLst>
-                  </pic:spPr>
-                </pic:pic>
-              </a:graphicData>
-            </a:graphic>
-            <wp14:sizeRelH relativeFrom="margin">
-              <wp14:pctWidth>0</wp14:pctWidth>
-            </wp14:sizeRelH>
-            <wp14:sizeRelV relativeFrom="margin">
-              <wp14:pctHeight>0</wp14:pctHeight>
-            </wp14:sizeRelV>
-          </wp:anchor>
-        </w:drawing>
-      </w:r>
-      <w:bookmarkEnd w:id="34"/>
-      <w:bookmarkEnd w:id="35"/>
-      <w:bookmarkEnd w:id="36"/>
-    </w:p>
-    <w:p>
-      <w:pPr>
-        <w:pStyle w:val="-"/>
-        <w:rPr>
-          <w:rFonts w:eastAsia="Times New Roman"/>
-        </w:rPr>
-      </w:pPr>
-      <w:bookmarkStart w:id="37" w:name="_Toc226379948"/>
+        </w:rPr>
+      </w:pPr>
+      <w:bookmarkStart w:id="34" w:name="_Toc226389244"/>
       <w:r>
         <w:rPr>
           <w:rFonts w:eastAsia="Times New Roman"/>
@@ -14325,7 +14621,7 @@
         <w:lastRenderedPageBreak/>
         <w:t>Заключение</w:t>
       </w:r>
-      <w:bookmarkEnd w:id="37"/>
+      <w:bookmarkEnd w:id="34"/>
     </w:p>
     <w:p>
       <w:pPr>
@@ -14549,12 +14845,12 @@
       <w:pPr>
         <w:pStyle w:val="-"/>
       </w:pPr>
-      <w:bookmarkStart w:id="38" w:name="_Toc226379949"/>
+      <w:bookmarkStart w:id="35" w:name="_Toc226389245"/>
       <w:r>
         <w:lastRenderedPageBreak/>
         <w:t>Список использованных источников</w:t>
       </w:r>
-      <w:bookmarkEnd w:id="38"/>
+      <w:bookmarkEnd w:id="35"/>
     </w:p>
     <w:p>
       <w:pPr>
@@ -14612,7 +14908,7 @@
         </w:rPr>
         <w:t xml:space="preserve"> </w:t>
       </w:r>
-      <w:hyperlink r:id="rId23">
+      <w:hyperlink r:id="rId22">
         <w:r>
           <w:rPr>
             <w:rFonts w:ascii="Times New Roman" w:hAnsi="Times New Roman" w:cs="Times New Roman"/>
@@ -14698,7 +14994,7 @@
       <w:r>
         <w:t xml:space="preserve">: </w:t>
       </w:r>
-      <w:hyperlink r:id="rId24" w:history="1">
+      <w:hyperlink r:id="rId23" w:history="1">
         <w:r>
           <w:rPr>
             <w:rStyle w:val="a4"/>
@@ -15000,7 +15296,7 @@
       <w:r>
         <w:t xml:space="preserve">: </w:t>
       </w:r>
-      <w:hyperlink r:id="rId25" w:history="1">
+      <w:hyperlink r:id="rId24" w:history="1">
         <w:r>
           <w:rPr>
             <w:rStyle w:val="a4"/>
@@ -15272,7 +15568,7 @@
         </w:rPr>
         <w:t xml:space="preserve">: </w:t>
       </w:r>
-      <w:hyperlink r:id="rId26" w:history="1">
+      <w:hyperlink r:id="rId25" w:history="1">
         <w:r>
           <w:rPr>
             <w:rStyle w:val="a4"/>
@@ -15680,7 +15976,7 @@
         </w:rPr>
         <w:t xml:space="preserve">Режим доступа: </w:t>
       </w:r>
-      <w:hyperlink r:id="rId27" w:history="1">
+      <w:hyperlink r:id="rId26" w:history="1">
         <w:r>
           <w:rPr>
             <w:rStyle w:val="a4"/>
@@ -15743,7 +16039,7 @@
       <w:pPr>
         <w:pStyle w:val="-"/>
       </w:pPr>
-      <w:bookmarkStart w:id="39" w:name="_Toc226379950"/>
+      <w:bookmarkStart w:id="36" w:name="_Toc226389246"/>
       <w:r>
         <w:lastRenderedPageBreak/>
         <w:t>Список</w:t>
@@ -15754,7 +16050,7 @@
       <w:r>
         <w:t>сокращений</w:t>
       </w:r>
-      <w:bookmarkEnd w:id="39"/>
+      <w:bookmarkEnd w:id="36"/>
     </w:p>
     <w:p>
       <w:pPr>
@@ -16260,15 +16556,125 @@
         <w:pStyle w:val="-"/>
         <w:jc w:val="right"/>
       </w:pPr>
-      <w:bookmarkStart w:id="40" w:name="_Toc226379951"/>
+      <w:bookmarkStart w:id="37" w:name="_Toc226389247"/>
+      <w:bookmarkStart w:id="38" w:name="_Toc226389250"/>
       <w:r>
         <w:lastRenderedPageBreak/>
         <w:t xml:space="preserve">Приложение </w:t>
       </w:r>
+      <w:bookmarkEnd w:id="38"/>
       <w:r>
         <w:t>1</w:t>
       </w:r>
-      <w:bookmarkEnd w:id="40"/>
+    </w:p>
+    <w:p>
+      <w:pPr>
+        <w:pStyle w:val="-"/>
+        <w:pageBreakBefore w:val="0"/>
+        <w:outlineLvl w:val="9"/>
+      </w:pPr>
+      <w:r>
+        <w:rPr>
+          <w:noProof/>
+        </w:rPr>
+        <w:drawing>
+          <wp:anchor distT="0" distB="0" distL="114300" distR="114300" simplePos="0" relativeHeight="251701248" behindDoc="0" locked="0" layoutInCell="1" allowOverlap="1" wp14:anchorId="7E24D570" wp14:editId="661D3820">
+            <wp:simplePos x="0" y="0"/>
+            <wp:positionH relativeFrom="page">
+              <wp:align>center</wp:align>
+            </wp:positionH>
+            <wp:positionV relativeFrom="page">
+              <wp:posOffset>1573530</wp:posOffset>
+            </wp:positionV>
+            <wp:extent cx="5188688" cy="7109768"/>
+            <wp:effectExtent l="0" t="0" r="0" b="0"/>
+            <wp:wrapTopAndBottom/>
+            <wp:docPr id="1072828024" name="Рисунок 4"/>
+            <wp:cNvGraphicFramePr>
+              <a:graphicFrameLocks xmlns:a="http://schemas.openxmlformats.org/drawingml/2006/main" noChangeAspect="1"/>
+            </wp:cNvGraphicFramePr>
+            <a:graphic xmlns:a="http://schemas.openxmlformats.org/drawingml/2006/main">
+              <a:graphicData uri="http://schemas.openxmlformats.org/drawingml/2006/picture">
+                <pic:pic xmlns:pic="http://schemas.openxmlformats.org/drawingml/2006/picture">
+                  <pic:nvPicPr>
+                    <pic:cNvPr id="0" name="Picture 2"/>
+                    <pic:cNvPicPr>
+                      <a:picLocks noChangeAspect="1" noChangeArrowheads="1"/>
+                    </pic:cNvPicPr>
+                  </pic:nvPicPr>
+                  <pic:blipFill>
+                    <a:blip r:embed="rId27">
+                      <a:extLst>
+                        <a:ext uri="{28A0092B-C50C-407E-A947-70E740481C1C}">
+                          <a14:useLocalDpi xmlns:a14="http://schemas.microsoft.com/office/drawing/2010/main" val="0"/>
+                        </a:ext>
+                      </a:extLst>
+                    </a:blip>
+                    <a:srcRect/>
+                    <a:stretch>
+                      <a:fillRect/>
+                    </a:stretch>
+                  </pic:blipFill>
+                  <pic:spPr bwMode="auto">
+                    <a:xfrm>
+                      <a:off x="0" y="0"/>
+                      <a:ext cx="5188688" cy="7109768"/>
+                    </a:xfrm>
+                    <a:prstGeom prst="rect">
+                      <a:avLst/>
+                    </a:prstGeom>
+                    <a:noFill/>
+                    <a:ln>
+                      <a:noFill/>
+                    </a:ln>
+                  </pic:spPr>
+                </pic:pic>
+              </a:graphicData>
+            </a:graphic>
+            <wp14:sizeRelH relativeFrom="margin">
+              <wp14:pctWidth>0</wp14:pctWidth>
+            </wp14:sizeRelH>
+            <wp14:sizeRelV relativeFrom="margin">
+              <wp14:pctHeight>0</wp14:pctHeight>
+            </wp14:sizeRelV>
+          </wp:anchor>
+        </w:drawing>
+      </w:r>
+      <w:r>
+        <w:t>Диаграмма прецедентов приложения «Тепло»</w:t>
+      </w:r>
+    </w:p>
+    <w:p>
+      <w:pPr>
+        <w:rPr>
+          <w:lang w:val="ru-RU" w:eastAsia="ru-RU"/>
+        </w:rPr>
+      </w:pPr>
+    </w:p>
+    <w:p>
+      <w:pPr>
+        <w:pStyle w:val="-2"/>
+      </w:pPr>
+      <w:r>
+        <w:t xml:space="preserve">Рис. 3.2. Диаграмма прецедентов </w:t>
+      </w:r>
+      <w:r>
+        <w:br w:type="page"/>
+      </w:r>
+    </w:p>
+    <w:p>
+      <w:pPr>
+        <w:pStyle w:val="-"/>
+        <w:jc w:val="right"/>
+      </w:pPr>
+      <w:r>
+        <w:lastRenderedPageBreak/>
+        <w:t xml:space="preserve">Приложение </w:t>
+      </w:r>
+      <w:bookmarkEnd w:id="37"/>
+      <w:r>
+        <w:t>2</w:t>
+      </w:r>
     </w:p>
     <w:p>
       <w:pPr>
@@ -17634,19 +18040,7 @@
               <w:rPr>
                 <w:sz w:val="24"/>
               </w:rPr>
-              <w:t>2</w:t>
-            </w:r>
-            <w:r>
-              <w:rPr>
-                <w:sz w:val="24"/>
-              </w:rPr>
-              <w:t>5</w:t>
-            </w:r>
-            <w:r>
-              <w:rPr>
-                <w:sz w:val="24"/>
-              </w:rPr>
-              <w:t>.02.2026</w:t>
+              <w:t>25.02.2026</w:t>
             </w:r>
           </w:p>
         </w:tc>
@@ -17667,25 +18061,7 @@
               <w:rPr>
                 <w:sz w:val="24"/>
               </w:rPr>
-              <w:t>0</w:t>
-            </w:r>
-            <w:r>
-              <w:rPr>
-                <w:sz w:val="24"/>
-              </w:rPr>
-              <w:t>6.0</w:t>
-            </w:r>
-            <w:r>
-              <w:rPr>
-                <w:sz w:val="24"/>
-              </w:rPr>
-              <w:t>3</w:t>
-            </w:r>
-            <w:r>
-              <w:rPr>
-                <w:sz w:val="24"/>
-              </w:rPr>
-              <w:t>.2026</w:t>
+              <w:t>06.03.2026</w:t>
             </w:r>
           </w:p>
         </w:tc>
@@ -17819,19 +18195,7 @@
               <w:rPr>
                 <w:sz w:val="24"/>
               </w:rPr>
-              <w:t>0</w:t>
-            </w:r>
-            <w:r>
-              <w:rPr>
-                <w:sz w:val="24"/>
-              </w:rPr>
-              <w:t>7</w:t>
-            </w:r>
-            <w:r>
-              <w:rPr>
-                <w:sz w:val="24"/>
-              </w:rPr>
-              <w:t>.03.2026</w:t>
+              <w:t>07.03.2026</w:t>
             </w:r>
           </w:p>
         </w:tc>
@@ -17852,13 +18216,7 @@
               <w:rPr>
                 <w:sz w:val="24"/>
               </w:rPr>
-              <w:t>17</w:t>
-            </w:r>
-            <w:r>
-              <w:rPr>
-                <w:sz w:val="24"/>
-              </w:rPr>
-              <w:t>.03.2026</w:t>
+              <w:t>17.03.2026</w:t>
             </w:r>
           </w:p>
         </w:tc>
@@ -18047,13 +18405,7 @@
               <w:rPr>
                 <w:sz w:val="24"/>
               </w:rPr>
-              <w:t>18</w:t>
-            </w:r>
-            <w:r>
-              <w:rPr>
-                <w:sz w:val="24"/>
-              </w:rPr>
-              <w:t>.03.2026</w:t>
+              <w:t>18.03.2026</w:t>
             </w:r>
           </w:p>
         </w:tc>
@@ -18074,31 +18426,7 @@
               <w:rPr>
                 <w:sz w:val="24"/>
               </w:rPr>
-              <w:t>0</w:t>
-            </w:r>
-            <w:r>
-              <w:rPr>
-                <w:sz w:val="24"/>
-              </w:rPr>
-              <w:t>7</w:t>
-            </w:r>
-            <w:r>
-              <w:rPr>
-                <w:sz w:val="24"/>
-              </w:rPr>
-              <w:t>.0</w:t>
-            </w:r>
-            <w:r>
-              <w:rPr>
-                <w:sz w:val="24"/>
-              </w:rPr>
-              <w:t>4</w:t>
-            </w:r>
-            <w:r>
-              <w:rPr>
-                <w:sz w:val="24"/>
-              </w:rPr>
-              <w:t>.2026</w:t>
+              <w:t>07.04.2026</w:t>
             </w:r>
           </w:p>
         </w:tc>
@@ -18243,31 +18571,7 @@
               <w:rPr>
                 <w:sz w:val="24"/>
               </w:rPr>
-              <w:t>0</w:t>
-            </w:r>
-            <w:r>
-              <w:rPr>
-                <w:sz w:val="24"/>
-              </w:rPr>
-              <w:t>8</w:t>
-            </w:r>
-            <w:r>
-              <w:rPr>
-                <w:sz w:val="24"/>
-              </w:rPr>
-              <w:t>.0</w:t>
-            </w:r>
-            <w:r>
-              <w:rPr>
-                <w:sz w:val="24"/>
-              </w:rPr>
-              <w:t>4</w:t>
-            </w:r>
-            <w:r>
-              <w:rPr>
-                <w:sz w:val="24"/>
-              </w:rPr>
-              <w:t>.2026</w:t>
+              <w:t>08.04.2026</w:t>
             </w:r>
           </w:p>
         </w:tc>
@@ -18288,25 +18592,7 @@
               <w:rPr>
                 <w:sz w:val="24"/>
               </w:rPr>
-              <w:t>25</w:t>
-            </w:r>
-            <w:r>
-              <w:rPr>
-                <w:sz w:val="24"/>
-              </w:rPr>
-              <w:t>.0</w:t>
-            </w:r>
-            <w:r>
-              <w:rPr>
-                <w:sz w:val="24"/>
-              </w:rPr>
-              <w:t>4</w:t>
-            </w:r>
-            <w:r>
-              <w:rPr>
-                <w:sz w:val="24"/>
-              </w:rPr>
-              <w:t>.2026</w:t>
+              <w:t>25.04.2026</w:t>
             </w:r>
           </w:p>
         </w:tc>
@@ -18624,36 +18910,40 @@
         <w:pStyle w:val="-"/>
         <w:jc w:val="right"/>
       </w:pPr>
-      <w:bookmarkStart w:id="41" w:name="_Toc226379952"/>
+      <w:bookmarkStart w:id="39" w:name="_Toc226389248"/>
       <w:r>
         <w:lastRenderedPageBreak/>
         <w:t>Приложение</w:t>
       </w:r>
       <w:r>
-        <w:t xml:space="preserve"> 2</w:t>
-      </w:r>
-      <w:bookmarkEnd w:id="41"/>
+        <w:t xml:space="preserve"> </w:t>
+      </w:r>
+      <w:bookmarkEnd w:id="39"/>
+      <w:r>
+        <w:t>3</w:t>
+      </w:r>
     </w:p>
     <w:p>
       <w:pPr>
         <w:pStyle w:val="-0"/>
       </w:pPr>
-      <w:bookmarkStart w:id="42" w:name="_Toc226379953"/>
+      <w:bookmarkStart w:id="40" w:name="_Toc226379953"/>
+      <w:bookmarkStart w:id="41" w:name="_Toc226389249"/>
       <w:r>
         <w:rPr>
           <w:noProof/>
         </w:rPr>
         <w:drawing>
-          <wp:anchor distT="0" distB="0" distL="114300" distR="114300" simplePos="0" relativeHeight="251695104" behindDoc="0" locked="0" layoutInCell="1" allowOverlap="1" wp14:anchorId="00D228E3" wp14:editId="71E2F14A">
+          <wp:anchor distT="0" distB="0" distL="114300" distR="114300" simplePos="0" relativeHeight="251695104" behindDoc="0" locked="0" layoutInCell="1" allowOverlap="1" wp14:anchorId="00D228E3" wp14:editId="6BD51B97">
             <wp:simplePos x="0" y="0"/>
             <wp:positionH relativeFrom="page">
-              <wp:posOffset>529590</wp:posOffset>
+              <wp:posOffset>533400</wp:posOffset>
             </wp:positionH>
             <wp:positionV relativeFrom="margin">
-              <wp:posOffset>956945</wp:posOffset>
+              <wp:posOffset>957580</wp:posOffset>
             </wp:positionV>
-            <wp:extent cx="6979920" cy="4667250"/>
-            <wp:effectExtent l="0" t="0" r="0" b="0"/>
+            <wp:extent cx="6979920" cy="4666615"/>
+            <wp:effectExtent l="0" t="0" r="0" b="635"/>
             <wp:wrapTopAndBottom/>
             <wp:docPr id="1907427271" name="Рисунок 3"/>
             <wp:cNvGraphicFramePr>
@@ -18683,7 +18973,7 @@
                   <pic:spPr bwMode="auto">
                     <a:xfrm>
                       <a:off x="0" y="0"/>
-                      <a:ext cx="6979920" cy="4667250"/>
+                      <a:ext cx="6979920" cy="4666615"/>
                     </a:xfrm>
                     <a:prstGeom prst="rect">
                       <a:avLst/>
@@ -18712,7 +19002,8 @@
       <w:r>
         <w:t>Ганта</w:t>
       </w:r>
-      <w:bookmarkEnd w:id="42"/>
+      <w:bookmarkEnd w:id="40"/>
+      <w:bookmarkEnd w:id="41"/>
       <w:proofErr w:type="spellEnd"/>
     </w:p>
     <w:p>
@@ -18728,15 +19019,7 @@
       </w:pPr>
       <w:r>
         <w:tab/>
-      </w:r>
-      <w:r>
-        <w:t>Рис. 3.</w:t>
-      </w:r>
-      <w:r>
-        <w:t>1</w:t>
-      </w:r>
-      <w:r>
-        <w:t xml:space="preserve">. Диаграмма </w:t>
+        <w:t xml:space="preserve">Рис. 3.1. Диаграмма </w:t>
       </w:r>
       <w:proofErr w:type="spellStart"/>
       <w:r>
@@ -18755,15 +19038,15 @@
         <w:pStyle w:val="-"/>
         <w:jc w:val="right"/>
       </w:pPr>
-      <w:bookmarkStart w:id="43" w:name="_Toc226379954"/>
+      <w:bookmarkStart w:id="42" w:name="_Toc226389251"/>
       <w:r>
         <w:lastRenderedPageBreak/>
         <w:t xml:space="preserve">Приложение </w:t>
       </w:r>
       <w:r>
-        <w:t>3</w:t>
-      </w:r>
-      <w:bookmarkEnd w:id="43"/>
+        <w:t>4</w:t>
+      </w:r>
+      <w:bookmarkEnd w:id="42"/>
     </w:p>
     <w:p>
       <w:pPr>
@@ -18776,126 +19059,7 @@
           <w:noProof/>
         </w:rPr>
         <w:drawing>
-          <wp:anchor distT="0" distB="0" distL="114300" distR="114300" simplePos="0" relativeHeight="251666432" behindDoc="0" locked="0" layoutInCell="1" allowOverlap="1" wp14:anchorId="390A6359" wp14:editId="05107CF1">
-            <wp:simplePos x="0" y="0"/>
-            <wp:positionH relativeFrom="page">
-              <wp:align>center</wp:align>
-            </wp:positionH>
-            <wp:positionV relativeFrom="page">
-              <wp:posOffset>1573530</wp:posOffset>
-            </wp:positionV>
-            <wp:extent cx="5188688" cy="7109768"/>
-            <wp:effectExtent l="0" t="0" r="0" b="0"/>
-            <wp:wrapTopAndBottom/>
-            <wp:docPr id="1072828024" name="Рисунок 4"/>
-            <wp:cNvGraphicFramePr>
-              <a:graphicFrameLocks xmlns:a="http://schemas.openxmlformats.org/drawingml/2006/main" noChangeAspect="1"/>
-            </wp:cNvGraphicFramePr>
-            <a:graphic xmlns:a="http://schemas.openxmlformats.org/drawingml/2006/main">
-              <a:graphicData uri="http://schemas.openxmlformats.org/drawingml/2006/picture">
-                <pic:pic xmlns:pic="http://schemas.openxmlformats.org/drawingml/2006/picture">
-                  <pic:nvPicPr>
-                    <pic:cNvPr id="0" name="Picture 2"/>
-                    <pic:cNvPicPr>
-                      <a:picLocks noChangeAspect="1" noChangeArrowheads="1"/>
-                    </pic:cNvPicPr>
-                  </pic:nvPicPr>
-                  <pic:blipFill>
-                    <a:blip r:embed="rId29">
-                      <a:extLst>
-                        <a:ext uri="{28A0092B-C50C-407E-A947-70E740481C1C}">
-                          <a14:useLocalDpi xmlns:a14="http://schemas.microsoft.com/office/drawing/2010/main" val="0"/>
-                        </a:ext>
-                      </a:extLst>
-                    </a:blip>
-                    <a:srcRect/>
-                    <a:stretch>
-                      <a:fillRect/>
-                    </a:stretch>
-                  </pic:blipFill>
-                  <pic:spPr bwMode="auto">
-                    <a:xfrm>
-                      <a:off x="0" y="0"/>
-                      <a:ext cx="5188688" cy="7109768"/>
-                    </a:xfrm>
-                    <a:prstGeom prst="rect">
-                      <a:avLst/>
-                    </a:prstGeom>
-                    <a:noFill/>
-                    <a:ln>
-                      <a:noFill/>
-                    </a:ln>
-                  </pic:spPr>
-                </pic:pic>
-              </a:graphicData>
-            </a:graphic>
-            <wp14:sizeRelH relativeFrom="margin">
-              <wp14:pctWidth>0</wp14:pctWidth>
-            </wp14:sizeRelH>
-            <wp14:sizeRelV relativeFrom="margin">
-              <wp14:pctHeight>0</wp14:pctHeight>
-            </wp14:sizeRelV>
-          </wp:anchor>
-        </w:drawing>
-      </w:r>
-      <w:r>
-        <w:t>Диаграмма прецедентов приложения «Тепло»</w:t>
-      </w:r>
-    </w:p>
-    <w:p>
-      <w:pPr>
-        <w:rPr>
-          <w:lang w:val="ru-RU" w:eastAsia="ru-RU"/>
-        </w:rPr>
-      </w:pPr>
-    </w:p>
-    <w:p>
-      <w:pPr>
-        <w:pStyle w:val="-2"/>
-      </w:pPr>
-      <w:r>
-        <w:t>Рис. 3</w:t>
-      </w:r>
-      <w:r>
-        <w:t>.</w:t>
-      </w:r>
-      <w:r>
-        <w:t>2</w:t>
-      </w:r>
-      <w:r>
-        <w:t xml:space="preserve">. Диаграмма прецедентов </w:t>
-      </w:r>
-      <w:r>
-        <w:br w:type="page"/>
-      </w:r>
-    </w:p>
-    <w:p>
-      <w:pPr>
-        <w:pStyle w:val="-"/>
-        <w:jc w:val="right"/>
-      </w:pPr>
-      <w:bookmarkStart w:id="44" w:name="_Toc226379955"/>
-      <w:r>
-        <w:lastRenderedPageBreak/>
-        <w:t xml:space="preserve">Приложение </w:t>
-      </w:r>
-      <w:r>
-        <w:t>4</w:t>
-      </w:r>
-      <w:bookmarkEnd w:id="44"/>
-    </w:p>
-    <w:p>
-      <w:pPr>
-        <w:pStyle w:val="-"/>
-        <w:pageBreakBefore w:val="0"/>
-        <w:outlineLvl w:val="9"/>
-      </w:pPr>
-      <w:r>
-        <w:rPr>
-          <w:noProof/>
-        </w:rPr>
-        <w:drawing>
-          <wp:anchor distT="0" distB="0" distL="114300" distR="114300" simplePos="0" relativeHeight="251671552" behindDoc="0" locked="0" layoutInCell="1" allowOverlap="1" wp14:anchorId="3850551B" wp14:editId="6C384D27">
+          <wp:anchor distT="0" distB="0" distL="114300" distR="114300" simplePos="0" relativeHeight="251670528" behindDoc="0" locked="0" layoutInCell="1" allowOverlap="1" wp14:anchorId="3850551B" wp14:editId="63FD21BD">
             <wp:simplePos x="0" y="0"/>
             <wp:positionH relativeFrom="margin">
               <wp:align>center</wp:align>
@@ -18920,7 +19084,7 @@
                     </pic:cNvPicPr>
                   </pic:nvPicPr>
                   <pic:blipFill>
-                    <a:blip r:embed="rId30">
+                    <a:blip r:embed="rId29">
                       <a:extLst>
                         <a:ext uri="{28A0092B-C50C-407E-A947-70E740481C1C}">
                           <a14:useLocalDpi xmlns:a14="http://schemas.microsoft.com/office/drawing/2010/main" val="0"/>
@@ -19004,7 +19168,7 @@
         <w:pStyle w:val="-"/>
         <w:jc w:val="right"/>
       </w:pPr>
-      <w:bookmarkStart w:id="45" w:name="_Toc226379956"/>
+      <w:bookmarkStart w:id="43" w:name="_Toc226389252"/>
       <w:r>
         <w:lastRenderedPageBreak/>
         <w:t xml:space="preserve">Приложение </w:t>
@@ -19012,7 +19176,7 @@
       <w:r>
         <w:t>5</w:t>
       </w:r>
-      <w:bookmarkEnd w:id="45"/>
+      <w:bookmarkEnd w:id="43"/>
     </w:p>
     <w:p>
       <w:pPr>
@@ -19025,7 +19189,7 @@
           <w:noProof/>
         </w:rPr>
         <w:drawing>
-          <wp:anchor distT="0" distB="0" distL="114300" distR="114300" simplePos="0" relativeHeight="251672576" behindDoc="0" locked="0" layoutInCell="1" allowOverlap="1" wp14:anchorId="0652FD19" wp14:editId="0291B3AC">
+          <wp:anchor distT="0" distB="0" distL="114300" distR="114300" simplePos="0" relativeHeight="251671552" behindDoc="0" locked="0" layoutInCell="1" allowOverlap="1" wp14:anchorId="0652FD19" wp14:editId="01043558">
             <wp:simplePos x="0" y="0"/>
             <wp:positionH relativeFrom="margin">
               <wp:align>center</wp:align>
@@ -19050,7 +19214,7 @@
                     </pic:cNvPicPr>
                   </pic:nvPicPr>
                   <pic:blipFill>
-                    <a:blip r:embed="rId31">
+                    <a:blip r:embed="rId30">
                       <a:extLst>
                         <a:ext uri="{28A0092B-C50C-407E-A947-70E740481C1C}">
                           <a14:useLocalDpi xmlns:a14="http://schemas.microsoft.com/office/drawing/2010/main" val="0"/>
@@ -19135,7 +19299,7 @@
         <w:pStyle w:val="-"/>
         <w:jc w:val="right"/>
       </w:pPr>
-      <w:bookmarkStart w:id="46" w:name="_Toc226379957"/>
+      <w:bookmarkStart w:id="44" w:name="_Toc226389253"/>
       <w:r>
         <w:lastRenderedPageBreak/>
         <w:t xml:space="preserve">Приложение </w:t>
@@ -19143,7 +19307,7 @@
       <w:r>
         <w:t>6</w:t>
       </w:r>
-      <w:bookmarkEnd w:id="46"/>
+      <w:bookmarkEnd w:id="44"/>
     </w:p>
     <w:p>
       <w:pPr>
@@ -19156,7 +19320,7 @@
           <w:noProof/>
         </w:rPr>
         <w:drawing>
-          <wp:anchor distT="0" distB="0" distL="114300" distR="114300" simplePos="0" relativeHeight="251673600" behindDoc="0" locked="0" layoutInCell="1" allowOverlap="1" wp14:anchorId="41FCBA2F" wp14:editId="25841FDE">
+          <wp:anchor distT="0" distB="0" distL="114300" distR="114300" simplePos="0" relativeHeight="251672576" behindDoc="0" locked="0" layoutInCell="1" allowOverlap="1" wp14:anchorId="41FCBA2F" wp14:editId="197F10BE">
             <wp:simplePos x="0" y="0"/>
             <wp:positionH relativeFrom="margin">
               <wp:align>center</wp:align>
@@ -19181,7 +19345,7 @@
                     </pic:cNvPicPr>
                   </pic:nvPicPr>
                   <pic:blipFill>
-                    <a:blip r:embed="rId32">
+                    <a:blip r:embed="rId31">
                       <a:extLst>
                         <a:ext uri="{28A0092B-C50C-407E-A947-70E740481C1C}">
                           <a14:useLocalDpi xmlns:a14="http://schemas.microsoft.com/office/drawing/2010/main" val="0"/>
@@ -19259,7 +19423,7 @@
       </w:r>
     </w:p>
     <w:sectPr>
-      <w:headerReference w:type="default" r:id="rId33"/>
+      <w:headerReference w:type="default" r:id="rId32"/>
       <w:pgSz w:w="12240" w:h="15840"/>
       <w:pgMar w:top="1134" w:right="850" w:bottom="1134" w:left="1701" w:header="709" w:footer="709" w:gutter="0"/>
       <w:cols w:space="708"/>
@@ -19922,6 +20086,92 @@
     </w:lvl>
   </w:abstractNum>
   <w:abstractNum w:abstractNumId="5" w15:restartNumberingAfterBreak="0">
+    <w:nsid w:val="143F5FF5"/>
+    <w:multiLevelType w:val="hybridMultilevel"/>
+    <w:tmpl w:val="1BB44B42"/>
+    <w:lvl w:ilvl="0" w:tplc="0419000F">
+      <w:start w:val="1"/>
+      <w:numFmt w:val="decimal"/>
+      <w:lvlText w:val="%1."/>
+      <w:lvlJc w:val="left"/>
+      <w:pPr>
+        <w:ind w:left="1429" w:hanging="360"/>
+      </w:pPr>
+    </w:lvl>
+    <w:lvl w:ilvl="1" w:tplc="04190019" w:tentative="1">
+      <w:start w:val="1"/>
+      <w:numFmt w:val="lowerLetter"/>
+      <w:lvlText w:val="%2."/>
+      <w:lvlJc w:val="left"/>
+      <w:pPr>
+        <w:ind w:left="2149" w:hanging="360"/>
+      </w:pPr>
+    </w:lvl>
+    <w:lvl w:ilvl="2" w:tplc="0419001B" w:tentative="1">
+      <w:start w:val="1"/>
+      <w:numFmt w:val="lowerRoman"/>
+      <w:lvlText w:val="%3."/>
+      <w:lvlJc w:val="right"/>
+      <w:pPr>
+        <w:ind w:left="2869" w:hanging="180"/>
+      </w:pPr>
+    </w:lvl>
+    <w:lvl w:ilvl="3" w:tplc="0419000F" w:tentative="1">
+      <w:start w:val="1"/>
+      <w:numFmt w:val="decimal"/>
+      <w:lvlText w:val="%4."/>
+      <w:lvlJc w:val="left"/>
+      <w:pPr>
+        <w:ind w:left="3589" w:hanging="360"/>
+      </w:pPr>
+    </w:lvl>
+    <w:lvl w:ilvl="4" w:tplc="04190019" w:tentative="1">
+      <w:start w:val="1"/>
+      <w:numFmt w:val="lowerLetter"/>
+      <w:lvlText w:val="%5."/>
+      <w:lvlJc w:val="left"/>
+      <w:pPr>
+        <w:ind w:left="4309" w:hanging="360"/>
+      </w:pPr>
+    </w:lvl>
+    <w:lvl w:ilvl="5" w:tplc="0419001B" w:tentative="1">
+      <w:start w:val="1"/>
+      <w:numFmt w:val="lowerRoman"/>
+      <w:lvlText w:val="%6."/>
+      <w:lvlJc w:val="right"/>
+      <w:pPr>
+        <w:ind w:left="5029" w:hanging="180"/>
+      </w:pPr>
+    </w:lvl>
+    <w:lvl w:ilvl="6" w:tplc="0419000F" w:tentative="1">
+      <w:start w:val="1"/>
+      <w:numFmt w:val="decimal"/>
+      <w:lvlText w:val="%7."/>
+      <w:lvlJc w:val="left"/>
+      <w:pPr>
+        <w:ind w:left="5749" w:hanging="360"/>
+      </w:pPr>
+    </w:lvl>
+    <w:lvl w:ilvl="7" w:tplc="04190019" w:tentative="1">
+      <w:start w:val="1"/>
+      <w:numFmt w:val="lowerLetter"/>
+      <w:lvlText w:val="%8."/>
+      <w:lvlJc w:val="left"/>
+      <w:pPr>
+        <w:ind w:left="6469" w:hanging="360"/>
+      </w:pPr>
+    </w:lvl>
+    <w:lvl w:ilvl="8" w:tplc="0419001B" w:tentative="1">
+      <w:start w:val="1"/>
+      <w:numFmt w:val="lowerRoman"/>
+      <w:lvlText w:val="%9."/>
+      <w:lvlJc w:val="right"/>
+      <w:pPr>
+        <w:ind w:left="7189" w:hanging="180"/>
+      </w:pPr>
+    </w:lvl>
+  </w:abstractNum>
+  <w:abstractNum w:abstractNumId="6" w15:restartNumberingAfterBreak="0">
     <w:nsid w:val="1533795F"/>
     <w:multiLevelType w:val="hybridMultilevel"/>
     <w:tmpl w:val="0456B834"/>
@@ -20042,7 +20292,7 @@
       </w:rPr>
     </w:lvl>
   </w:abstractNum>
-  <w:abstractNum w:abstractNumId="6" w15:restartNumberingAfterBreak="0">
+  <w:abstractNum w:abstractNumId="7" w15:restartNumberingAfterBreak="0">
     <w:nsid w:val="18B74823"/>
     <w:multiLevelType w:val="multilevel"/>
     <w:tmpl w:val="0074C426"/>
@@ -20163,7 +20413,7 @@
       </w:rPr>
     </w:lvl>
   </w:abstractNum>
-  <w:abstractNum w:abstractNumId="7" w15:restartNumberingAfterBreak="0">
+  <w:abstractNum w:abstractNumId="8" w15:restartNumberingAfterBreak="0">
     <w:nsid w:val="19BB3FDD"/>
     <w:multiLevelType w:val="hybridMultilevel"/>
     <w:tmpl w:val="A3407186"/>
@@ -20284,7 +20534,7 @@
       </w:rPr>
     </w:lvl>
   </w:abstractNum>
-  <w:abstractNum w:abstractNumId="8" w15:restartNumberingAfterBreak="0">
+  <w:abstractNum w:abstractNumId="9" w15:restartNumberingAfterBreak="0">
     <w:nsid w:val="1BEC51A7"/>
     <w:multiLevelType w:val="hybridMultilevel"/>
     <w:tmpl w:val="82F0C484"/>
@@ -20405,7 +20655,7 @@
       </w:rPr>
     </w:lvl>
   </w:abstractNum>
-  <w:abstractNum w:abstractNumId="9" w15:restartNumberingAfterBreak="0">
+  <w:abstractNum w:abstractNumId="10" w15:restartNumberingAfterBreak="0">
     <w:nsid w:val="1E155585"/>
     <w:multiLevelType w:val="hybridMultilevel"/>
     <w:tmpl w:val="14929F90"/>
@@ -20491,7 +20741,7 @@
       </w:pPr>
     </w:lvl>
   </w:abstractNum>
-  <w:abstractNum w:abstractNumId="10" w15:restartNumberingAfterBreak="0">
+  <w:abstractNum w:abstractNumId="11" w15:restartNumberingAfterBreak="0">
     <w:nsid w:val="21143637"/>
     <w:multiLevelType w:val="hybridMultilevel"/>
     <w:tmpl w:val="19DED336"/>
@@ -20613,7 +20863,7 @@
       </w:rPr>
     </w:lvl>
   </w:abstractNum>
-  <w:abstractNum w:abstractNumId="11" w15:restartNumberingAfterBreak="0">
+  <w:abstractNum w:abstractNumId="12" w15:restartNumberingAfterBreak="0">
     <w:nsid w:val="21C77A48"/>
     <w:multiLevelType w:val="hybridMultilevel"/>
     <w:tmpl w:val="EAE88C54"/>
@@ -20735,7 +20985,7 @@
       </w:rPr>
     </w:lvl>
   </w:abstractNum>
-  <w:abstractNum w:abstractNumId="12" w15:restartNumberingAfterBreak="0">
+  <w:abstractNum w:abstractNumId="13" w15:restartNumberingAfterBreak="0">
     <w:nsid w:val="2626451E"/>
     <w:multiLevelType w:val="multilevel"/>
     <w:tmpl w:val="B142AB4C"/>
@@ -20848,7 +21098,7 @@
       </w:rPr>
     </w:lvl>
   </w:abstractNum>
-  <w:abstractNum w:abstractNumId="13" w15:restartNumberingAfterBreak="0">
+  <w:abstractNum w:abstractNumId="14" w15:restartNumberingAfterBreak="0">
     <w:nsid w:val="27F17DD6"/>
     <w:multiLevelType w:val="hybridMultilevel"/>
     <w:tmpl w:val="7ABCF198"/>
@@ -20961,7 +21211,7 @@
       </w:rPr>
     </w:lvl>
   </w:abstractNum>
-  <w:abstractNum w:abstractNumId="14" w15:restartNumberingAfterBreak="0">
+  <w:abstractNum w:abstractNumId="15" w15:restartNumberingAfterBreak="0">
     <w:nsid w:val="28F90D19"/>
     <w:multiLevelType w:val="hybridMultilevel"/>
     <w:tmpl w:val="423C79B6"/>
@@ -21082,7 +21332,7 @@
       </w:rPr>
     </w:lvl>
   </w:abstractNum>
-  <w:abstractNum w:abstractNumId="15" w15:restartNumberingAfterBreak="0">
+  <w:abstractNum w:abstractNumId="16" w15:restartNumberingAfterBreak="0">
     <w:nsid w:val="2B273908"/>
     <w:multiLevelType w:val="hybridMultilevel"/>
     <w:tmpl w:val="3E6C364C"/>
@@ -21196,7 +21446,7 @@
       </w:rPr>
     </w:lvl>
   </w:abstractNum>
-  <w:abstractNum w:abstractNumId="16" w15:restartNumberingAfterBreak="0">
+  <w:abstractNum w:abstractNumId="17" w15:restartNumberingAfterBreak="0">
     <w:nsid w:val="2C6148F8"/>
     <w:multiLevelType w:val="hybridMultilevel"/>
     <w:tmpl w:val="25EEA97A"/>
@@ -21317,7 +21567,7 @@
       </w:rPr>
     </w:lvl>
   </w:abstractNum>
-  <w:abstractNum w:abstractNumId="17" w15:restartNumberingAfterBreak="0">
+  <w:abstractNum w:abstractNumId="18" w15:restartNumberingAfterBreak="0">
     <w:nsid w:val="2DD32D5E"/>
     <w:multiLevelType w:val="hybridMultilevel"/>
     <w:tmpl w:val="65A27BEC"/>
@@ -21430,7 +21680,7 @@
       </w:rPr>
     </w:lvl>
   </w:abstractNum>
-  <w:abstractNum w:abstractNumId="18" w15:restartNumberingAfterBreak="0">
+  <w:abstractNum w:abstractNumId="19" w15:restartNumberingAfterBreak="0">
     <w:nsid w:val="2FFA49BD"/>
     <w:multiLevelType w:val="hybridMultilevel"/>
     <w:tmpl w:val="1FF437F4"/>
@@ -21551,7 +21801,7 @@
       </w:rPr>
     </w:lvl>
   </w:abstractNum>
-  <w:abstractNum w:abstractNumId="19" w15:restartNumberingAfterBreak="0">
+  <w:abstractNum w:abstractNumId="20" w15:restartNumberingAfterBreak="0">
     <w:nsid w:val="321221A3"/>
     <w:multiLevelType w:val="multilevel"/>
     <w:tmpl w:val="3014DAA2"/>
@@ -21673,7 +21923,7 @@
       </w:rPr>
     </w:lvl>
   </w:abstractNum>
-  <w:abstractNum w:abstractNumId="20" w15:restartNumberingAfterBreak="0">
+  <w:abstractNum w:abstractNumId="21" w15:restartNumberingAfterBreak="0">
     <w:nsid w:val="3D2E4906"/>
     <w:multiLevelType w:val="multilevel"/>
     <w:tmpl w:val="38929F1A"/>
@@ -21786,7 +22036,7 @@
       </w:rPr>
     </w:lvl>
   </w:abstractNum>
-  <w:abstractNum w:abstractNumId="21" w15:restartNumberingAfterBreak="0">
+  <w:abstractNum w:abstractNumId="22" w15:restartNumberingAfterBreak="0">
     <w:nsid w:val="3DFE07DB"/>
     <w:multiLevelType w:val="hybridMultilevel"/>
     <w:tmpl w:val="2D9E7FEC"/>
@@ -21900,7 +22150,7 @@
       </w:rPr>
     </w:lvl>
   </w:abstractNum>
-  <w:abstractNum w:abstractNumId="22" w15:restartNumberingAfterBreak="0">
+  <w:abstractNum w:abstractNumId="23" w15:restartNumberingAfterBreak="0">
     <w:nsid w:val="4B431815"/>
     <w:multiLevelType w:val="multilevel"/>
     <w:tmpl w:val="503EB5F8"/>
@@ -22022,7 +22272,7 @@
       </w:rPr>
     </w:lvl>
   </w:abstractNum>
-  <w:abstractNum w:abstractNumId="23" w15:restartNumberingAfterBreak="0">
+  <w:abstractNum w:abstractNumId="24" w15:restartNumberingAfterBreak="0">
     <w:nsid w:val="4EA563EE"/>
     <w:multiLevelType w:val="hybridMultilevel"/>
     <w:tmpl w:val="DC00AA8A"/>
@@ -22143,7 +22393,7 @@
       </w:rPr>
     </w:lvl>
   </w:abstractNum>
-  <w:abstractNum w:abstractNumId="24" w15:restartNumberingAfterBreak="0">
+  <w:abstractNum w:abstractNumId="25" w15:restartNumberingAfterBreak="0">
     <w:nsid w:val="50592F89"/>
     <w:multiLevelType w:val="hybridMultilevel"/>
     <w:tmpl w:val="3FEEE56A"/>
@@ -22232,7 +22482,7 @@
       </w:pPr>
     </w:lvl>
   </w:abstractNum>
-  <w:abstractNum w:abstractNumId="25" w15:restartNumberingAfterBreak="0">
+  <w:abstractNum w:abstractNumId="26" w15:restartNumberingAfterBreak="0">
     <w:nsid w:val="516E3FF5"/>
     <w:multiLevelType w:val="hybridMultilevel"/>
     <w:tmpl w:val="A4EEE126"/>
@@ -22353,7 +22603,7 @@
       </w:rPr>
     </w:lvl>
   </w:abstractNum>
-  <w:abstractNum w:abstractNumId="26" w15:restartNumberingAfterBreak="0">
+  <w:abstractNum w:abstractNumId="27" w15:restartNumberingAfterBreak="0">
     <w:nsid w:val="5E814CCF"/>
     <w:multiLevelType w:val="hybridMultilevel"/>
     <w:tmpl w:val="804C71CE"/>
@@ -22439,7 +22689,7 @@
       </w:pPr>
     </w:lvl>
   </w:abstractNum>
-  <w:abstractNum w:abstractNumId="27" w15:restartNumberingAfterBreak="0">
+  <w:abstractNum w:abstractNumId="28" w15:restartNumberingAfterBreak="0">
     <w:nsid w:val="60C64F6C"/>
     <w:multiLevelType w:val="hybridMultilevel"/>
     <w:tmpl w:val="626AD300"/>
@@ -22560,7 +22810,7 @@
       </w:rPr>
     </w:lvl>
   </w:abstractNum>
-  <w:abstractNum w:abstractNumId="28" w15:restartNumberingAfterBreak="0">
+  <w:abstractNum w:abstractNumId="29" w15:restartNumberingAfterBreak="0">
     <w:nsid w:val="615B329F"/>
     <w:multiLevelType w:val="hybridMultilevel"/>
     <w:tmpl w:val="44C82170"/>
@@ -22681,7 +22931,7 @@
       </w:rPr>
     </w:lvl>
   </w:abstractNum>
-  <w:abstractNum w:abstractNumId="29" w15:restartNumberingAfterBreak="0">
+  <w:abstractNum w:abstractNumId="30" w15:restartNumberingAfterBreak="0">
     <w:nsid w:val="63A9199E"/>
     <w:multiLevelType w:val="multilevel"/>
     <w:tmpl w:val="09789D0C"/>
@@ -22802,7 +23052,7 @@
       </w:rPr>
     </w:lvl>
   </w:abstractNum>
-  <w:abstractNum w:abstractNumId="30" w15:restartNumberingAfterBreak="0">
+  <w:abstractNum w:abstractNumId="31" w15:restartNumberingAfterBreak="0">
     <w:nsid w:val="65FD6785"/>
     <w:multiLevelType w:val="multilevel"/>
     <w:tmpl w:val="621086EA"/>
@@ -22915,7 +23165,7 @@
       </w:rPr>
     </w:lvl>
   </w:abstractNum>
-  <w:abstractNum w:abstractNumId="31" w15:restartNumberingAfterBreak="0">
+  <w:abstractNum w:abstractNumId="32" w15:restartNumberingAfterBreak="0">
     <w:nsid w:val="68194CE5"/>
     <w:multiLevelType w:val="hybridMultilevel"/>
     <w:tmpl w:val="41D01454"/>
@@ -23001,7 +23251,7 @@
       </w:pPr>
     </w:lvl>
   </w:abstractNum>
-  <w:abstractNum w:abstractNumId="32" w15:restartNumberingAfterBreak="0">
+  <w:abstractNum w:abstractNumId="33" w15:restartNumberingAfterBreak="0">
     <w:nsid w:val="70F11B13"/>
     <w:multiLevelType w:val="hybridMultilevel"/>
     <w:tmpl w:val="A2681040"/>
@@ -23122,7 +23372,7 @@
       </w:rPr>
     </w:lvl>
   </w:abstractNum>
-  <w:abstractNum w:abstractNumId="33" w15:restartNumberingAfterBreak="0">
+  <w:abstractNum w:abstractNumId="34" w15:restartNumberingAfterBreak="0">
     <w:nsid w:val="79DF3508"/>
     <w:multiLevelType w:val="hybridMultilevel"/>
     <w:tmpl w:val="6D048A26"/>
@@ -23236,91 +23486,91 @@
     </w:lvl>
   </w:abstractNum>
   <w:num w:numId="1" w16cid:durableId="1222599992">
-    <w:abstractNumId w:val="19"/>
+    <w:abstractNumId w:val="20"/>
   </w:num>
   <w:num w:numId="2" w16cid:durableId="634603104">
-    <w:abstractNumId w:val="9"/>
+    <w:abstractNumId w:val="10"/>
   </w:num>
   <w:num w:numId="3" w16cid:durableId="1400177423">
-    <w:abstractNumId w:val="26"/>
+    <w:abstractNumId w:val="27"/>
   </w:num>
   <w:num w:numId="4" w16cid:durableId="78530871">
-    <w:abstractNumId w:val="13"/>
+    <w:abstractNumId w:val="14"/>
   </w:num>
   <w:num w:numId="5" w16cid:durableId="1705014281">
-    <w:abstractNumId w:val="22"/>
+    <w:abstractNumId w:val="23"/>
   </w:num>
   <w:num w:numId="6" w16cid:durableId="1589192591">
-    <w:abstractNumId w:val="17"/>
+    <w:abstractNumId w:val="18"/>
   </w:num>
   <w:num w:numId="7" w16cid:durableId="754786751">
-    <w:abstractNumId w:val="29"/>
+    <w:abstractNumId w:val="30"/>
   </w:num>
   <w:num w:numId="8" w16cid:durableId="1582519235">
-    <w:abstractNumId w:val="6"/>
+    <w:abstractNumId w:val="7"/>
   </w:num>
   <w:num w:numId="9" w16cid:durableId="1450198425">
     <w:abstractNumId w:val="4"/>
   </w:num>
   <w:num w:numId="10" w16cid:durableId="878396323">
-    <w:abstractNumId w:val="30"/>
+    <w:abstractNumId w:val="31"/>
   </w:num>
   <w:num w:numId="11" w16cid:durableId="646469948">
     <w:abstractNumId w:val="2"/>
   </w:num>
   <w:num w:numId="12" w16cid:durableId="2018186469">
-    <w:abstractNumId w:val="14"/>
+    <w:abstractNumId w:val="15"/>
   </w:num>
   <w:num w:numId="13" w16cid:durableId="1458910760">
-    <w:abstractNumId w:val="5"/>
+    <w:abstractNumId w:val="6"/>
   </w:num>
   <w:num w:numId="14" w16cid:durableId="626279180">
-    <w:abstractNumId w:val="7"/>
+    <w:abstractNumId w:val="8"/>
   </w:num>
   <w:num w:numId="15" w16cid:durableId="1951472302">
-    <w:abstractNumId w:val="23"/>
+    <w:abstractNumId w:val="24"/>
   </w:num>
   <w:num w:numId="16" w16cid:durableId="1836412473">
-    <w:abstractNumId w:val="32"/>
+    <w:abstractNumId w:val="33"/>
   </w:num>
   <w:num w:numId="17" w16cid:durableId="636111498">
-    <w:abstractNumId w:val="8"/>
+    <w:abstractNumId w:val="9"/>
   </w:num>
   <w:num w:numId="18" w16cid:durableId="563301944">
-    <w:abstractNumId w:val="27"/>
+    <w:abstractNumId w:val="28"/>
   </w:num>
   <w:num w:numId="19" w16cid:durableId="148979596">
-    <w:abstractNumId w:val="25"/>
+    <w:abstractNumId w:val="26"/>
   </w:num>
   <w:num w:numId="20" w16cid:durableId="1077744275">
-    <w:abstractNumId w:val="16"/>
+    <w:abstractNumId w:val="17"/>
   </w:num>
   <w:num w:numId="21" w16cid:durableId="530411868">
-    <w:abstractNumId w:val="28"/>
+    <w:abstractNumId w:val="29"/>
   </w:num>
   <w:num w:numId="22" w16cid:durableId="569968196">
-    <w:abstractNumId w:val="18"/>
+    <w:abstractNumId w:val="19"/>
   </w:num>
   <w:num w:numId="23" w16cid:durableId="1877892022">
-    <w:abstractNumId w:val="33"/>
+    <w:abstractNumId w:val="34"/>
   </w:num>
   <w:num w:numId="24" w16cid:durableId="1632129774">
     <w:abstractNumId w:val="3"/>
   </w:num>
   <w:num w:numId="25" w16cid:durableId="336930171">
-    <w:abstractNumId w:val="31"/>
+    <w:abstractNumId w:val="32"/>
   </w:num>
   <w:num w:numId="26" w16cid:durableId="474176114">
-    <w:abstractNumId w:val="15"/>
+    <w:abstractNumId w:val="16"/>
   </w:num>
   <w:num w:numId="27" w16cid:durableId="155655797">
-    <w:abstractNumId w:val="24"/>
+    <w:abstractNumId w:val="25"/>
   </w:num>
   <w:num w:numId="28" w16cid:durableId="605964388">
-    <w:abstractNumId w:val="10"/>
+    <w:abstractNumId w:val="11"/>
   </w:num>
   <w:num w:numId="29" w16cid:durableId="677074491">
-    <w:abstractNumId w:val="20"/>
+    <w:abstractNumId w:val="21"/>
   </w:num>
   <w:num w:numId="30" w16cid:durableId="69425173">
     <w:abstractNumId w:val="1"/>
@@ -23329,13 +23579,16 @@
     <w:abstractNumId w:val="0"/>
   </w:num>
   <w:num w:numId="32" w16cid:durableId="1970818422">
-    <w:abstractNumId w:val="11"/>
+    <w:abstractNumId w:val="12"/>
   </w:num>
   <w:num w:numId="33" w16cid:durableId="1327904221">
-    <w:abstractNumId w:val="12"/>
+    <w:abstractNumId w:val="13"/>
   </w:num>
   <w:num w:numId="34" w16cid:durableId="1980454016">
-    <w:abstractNumId w:val="21"/>
+    <w:abstractNumId w:val="22"/>
+  </w:num>
+  <w:num w:numId="35" w16cid:durableId="650713336">
+    <w:abstractNumId w:val="5"/>
   </w:num>
   <w:numIdMacAtCleanup w:val="8"/>
 </w:numbering>

--- a/записка1.docx
+++ b/записка1.docx
@@ -224,7 +224,7 @@
           </mc:Choice>
           <mc:Fallback>
             <w:pict>
-              <v:line w14:anchorId="1F2EDF59" id="Прямая соединительная линия 1" o:spid="_x0000_s1026" style="position:absolute;flip:y;z-index:251658240;visibility:visible;mso-wrap-style:square;mso-width-percent:0;mso-height-percent:0;mso-wrap-distance-left:9pt;mso-wrap-distance-top:0;mso-wrap-distance-right:9pt;mso-wrap-distance-bottom:0;mso-position-horizontal:absolute;mso-position-horizontal-relative:text;mso-position-vertical:absolute;mso-position-vertical-relative:text;mso-width-percent:0;mso-height-percent:0;mso-width-relative:margin;mso-height-relative:margin" from="27.45pt,2.3pt" to="499.2pt,2.3pt" o:gfxdata="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" strokecolor="black [3213]" strokeweight="2.25pt">
+              <v:line w14:anchorId="35E0CCC1" id="Прямая соединительная линия 1" o:spid="_x0000_s1026" style="position:absolute;flip:y;z-index:251658240;visibility:visible;mso-wrap-style:square;mso-width-percent:0;mso-height-percent:0;mso-wrap-distance-left:9pt;mso-wrap-distance-top:0;mso-wrap-distance-right:9pt;mso-wrap-distance-bottom:0;mso-position-horizontal:absolute;mso-position-horizontal-relative:text;mso-position-vertical:absolute;mso-position-vertical-relative:text;mso-width-percent:0;mso-height-percent:0;mso-width-relative:margin;mso-height-relative:margin" from="27.45pt,2.3pt" to="499.2pt,2.3pt" o:gfxdata="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" strokecolor="black [3213]" strokeweight="2.25pt">
                 <v:stroke linestyle="thinThin" joinstyle="miter"/>
               </v:line>
             </w:pict>
@@ -834,7 +834,7 @@
           </mc:Choice>
           <mc:Fallback>
             <w:pict>
-              <v:line w14:anchorId="0CBF8EC0" id="Прямая соединительная линия 2" o:spid="_x0000_s1026" style="position:absolute;flip:x;z-index:251659264;visibility:visible;mso-wrap-style:square;mso-width-percent:0;mso-height-percent:0;mso-wrap-distance-left:9pt;mso-wrap-distance-top:0;mso-wrap-distance-right:9pt;mso-wrap-distance-bottom:0;mso-position-horizontal:right;mso-position-horizontal-relative:margin;mso-position-vertical:absolute;mso-position-vertical-relative:text;mso-width-percent:0;mso-height-percent:0;mso-width-relative:margin;mso-height-relative:margin" from="118.9pt,11.15pt" to="289pt,11.9pt" o:gfxdata="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" strokecolor="black [3213]" strokeweight=".5pt">
+              <v:line w14:anchorId="76A9A6A7" id="Прямая соединительная линия 2" o:spid="_x0000_s1026" style="position:absolute;flip:x;z-index:251659264;visibility:visible;mso-wrap-style:square;mso-width-percent:0;mso-height-percent:0;mso-wrap-distance-left:9pt;mso-wrap-distance-top:0;mso-wrap-distance-right:9pt;mso-wrap-distance-bottom:0;mso-position-horizontal:right;mso-position-horizontal-relative:margin;mso-position-vertical:absolute;mso-position-vertical-relative:text;mso-width-percent:0;mso-height-percent:0;mso-width-relative:margin;mso-height-relative:margin" from="118.9pt,11.15pt" to="289pt,11.9pt" o:gfxdata="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" strokecolor="black [3213]" strokeweight=".5pt">
                 <v:stroke joinstyle="miter"/>
                 <w10:wrap anchorx="margin"/>
               </v:line>
@@ -3066,6 +3066,7 @@
             <w:tabs>
               <w:tab w:val="right" w:leader="dot" w:pos="9679"/>
             </w:tabs>
+            <w:spacing w:line="360" w:lineRule="auto"/>
             <w:rPr>
               <w:rFonts w:ascii="Times New Roman" w:eastAsiaTheme="minorEastAsia" w:hAnsi="Times New Roman" w:cs="Times New Roman"/>
               <w:noProof/>
@@ -3162,6 +3163,7 @@
             <w:tabs>
               <w:tab w:val="right" w:leader="dot" w:pos="9679"/>
             </w:tabs>
+            <w:spacing w:line="360" w:lineRule="auto"/>
             <w:rPr>
               <w:rFonts w:ascii="Times New Roman" w:eastAsiaTheme="minorEastAsia" w:hAnsi="Times New Roman" w:cs="Times New Roman"/>
               <w:noProof/>
@@ -3259,6 +3261,7 @@
               <w:tab w:val="left" w:pos="720"/>
               <w:tab w:val="right" w:leader="dot" w:pos="9679"/>
             </w:tabs>
+            <w:spacing w:line="360" w:lineRule="auto"/>
             <w:rPr>
               <w:rFonts w:ascii="Times New Roman" w:eastAsiaTheme="minorEastAsia" w:hAnsi="Times New Roman" w:cs="Times New Roman"/>
               <w:noProof/>
@@ -3376,6 +3379,7 @@
               <w:tab w:val="left" w:pos="1200"/>
               <w:tab w:val="right" w:leader="dot" w:pos="9679"/>
             </w:tabs>
+            <w:spacing w:line="360" w:lineRule="auto"/>
             <w:rPr>
               <w:rFonts w:ascii="Times New Roman" w:eastAsiaTheme="minorEastAsia" w:hAnsi="Times New Roman" w:cs="Times New Roman"/>
               <w:noProof/>
@@ -3493,6 +3497,7 @@
               <w:tab w:val="left" w:pos="1200"/>
               <w:tab w:val="right" w:leader="dot" w:pos="9679"/>
             </w:tabs>
+            <w:spacing w:line="360" w:lineRule="auto"/>
             <w:rPr>
               <w:rFonts w:ascii="Times New Roman" w:eastAsiaTheme="minorEastAsia" w:hAnsi="Times New Roman" w:cs="Times New Roman"/>
               <w:noProof/>
@@ -3610,6 +3615,7 @@
               <w:tab w:val="left" w:pos="1200"/>
               <w:tab w:val="right" w:leader="dot" w:pos="9679"/>
             </w:tabs>
+            <w:spacing w:line="360" w:lineRule="auto"/>
             <w:rPr>
               <w:rFonts w:ascii="Times New Roman" w:eastAsiaTheme="minorEastAsia" w:hAnsi="Times New Roman" w:cs="Times New Roman"/>
               <w:noProof/>
@@ -3727,6 +3733,7 @@
               <w:tab w:val="left" w:pos="1200"/>
               <w:tab w:val="right" w:leader="dot" w:pos="9679"/>
             </w:tabs>
+            <w:spacing w:line="360" w:lineRule="auto"/>
             <w:rPr>
               <w:rFonts w:ascii="Times New Roman" w:eastAsiaTheme="minorEastAsia" w:hAnsi="Times New Roman" w:cs="Times New Roman"/>
               <w:noProof/>
@@ -3844,6 +3851,7 @@
               <w:tab w:val="left" w:pos="1200"/>
               <w:tab w:val="right" w:leader="dot" w:pos="9679"/>
             </w:tabs>
+            <w:spacing w:line="360" w:lineRule="auto"/>
             <w:rPr>
               <w:rFonts w:ascii="Times New Roman" w:eastAsiaTheme="minorEastAsia" w:hAnsi="Times New Roman" w:cs="Times New Roman"/>
               <w:noProof/>
@@ -3961,6 +3969,7 @@
               <w:tab w:val="left" w:pos="1200"/>
               <w:tab w:val="right" w:leader="dot" w:pos="9679"/>
             </w:tabs>
+            <w:spacing w:line="360" w:lineRule="auto"/>
             <w:rPr>
               <w:rFonts w:ascii="Times New Roman" w:eastAsiaTheme="minorEastAsia" w:hAnsi="Times New Roman" w:cs="Times New Roman"/>
               <w:noProof/>
@@ -4078,6 +4087,7 @@
               <w:tab w:val="left" w:pos="1200"/>
               <w:tab w:val="right" w:leader="dot" w:pos="9679"/>
             </w:tabs>
+            <w:spacing w:line="360" w:lineRule="auto"/>
             <w:rPr>
               <w:rFonts w:ascii="Times New Roman" w:eastAsiaTheme="minorEastAsia" w:hAnsi="Times New Roman" w:cs="Times New Roman"/>
               <w:noProof/>
@@ -4195,6 +4205,7 @@
               <w:tab w:val="left" w:pos="720"/>
               <w:tab w:val="right" w:leader="dot" w:pos="9679"/>
             </w:tabs>
+            <w:spacing w:line="360" w:lineRule="auto"/>
             <w:rPr>
               <w:rFonts w:ascii="Times New Roman" w:eastAsiaTheme="minorEastAsia" w:hAnsi="Times New Roman" w:cs="Times New Roman"/>
               <w:noProof/>
@@ -4312,6 +4323,7 @@
               <w:tab w:val="left" w:pos="1200"/>
               <w:tab w:val="right" w:leader="dot" w:pos="9679"/>
             </w:tabs>
+            <w:spacing w:line="360" w:lineRule="auto"/>
             <w:rPr>
               <w:rFonts w:ascii="Times New Roman" w:eastAsiaTheme="minorEastAsia" w:hAnsi="Times New Roman" w:cs="Times New Roman"/>
               <w:noProof/>
@@ -4429,6 +4441,7 @@
               <w:tab w:val="left" w:pos="1200"/>
               <w:tab w:val="right" w:leader="dot" w:pos="9679"/>
             </w:tabs>
+            <w:spacing w:line="360" w:lineRule="auto"/>
             <w:rPr>
               <w:rFonts w:ascii="Times New Roman" w:eastAsiaTheme="minorEastAsia" w:hAnsi="Times New Roman" w:cs="Times New Roman"/>
               <w:noProof/>
@@ -4546,6 +4559,7 @@
               <w:tab w:val="left" w:pos="1200"/>
               <w:tab w:val="right" w:leader="dot" w:pos="9679"/>
             </w:tabs>
+            <w:spacing w:line="360" w:lineRule="auto"/>
             <w:rPr>
               <w:rFonts w:ascii="Times New Roman" w:eastAsiaTheme="minorEastAsia" w:hAnsi="Times New Roman" w:cs="Times New Roman"/>
               <w:noProof/>
@@ -4663,6 +4677,7 @@
               <w:tab w:val="left" w:pos="1200"/>
               <w:tab w:val="right" w:leader="dot" w:pos="9679"/>
             </w:tabs>
+            <w:spacing w:line="360" w:lineRule="auto"/>
             <w:rPr>
               <w:rFonts w:ascii="Times New Roman" w:eastAsiaTheme="minorEastAsia" w:hAnsi="Times New Roman" w:cs="Times New Roman"/>
               <w:noProof/>
@@ -4779,6 +4794,7 @@
             <w:tabs>
               <w:tab w:val="right" w:leader="dot" w:pos="9679"/>
             </w:tabs>
+            <w:spacing w:line="360" w:lineRule="auto"/>
             <w:rPr>
               <w:rFonts w:ascii="Times New Roman" w:eastAsiaTheme="minorEastAsia" w:hAnsi="Times New Roman" w:cs="Times New Roman"/>
               <w:noProof/>
@@ -4875,6 +4891,7 @@
             <w:tabs>
               <w:tab w:val="right" w:leader="dot" w:pos="9679"/>
             </w:tabs>
+            <w:spacing w:line="360" w:lineRule="auto"/>
             <w:rPr>
               <w:rFonts w:ascii="Times New Roman" w:eastAsiaTheme="minorEastAsia" w:hAnsi="Times New Roman" w:cs="Times New Roman"/>
               <w:noProof/>
@@ -4971,6 +4988,7 @@
             <w:tabs>
               <w:tab w:val="right" w:leader="dot" w:pos="9679"/>
             </w:tabs>
+            <w:spacing w:line="360" w:lineRule="auto"/>
             <w:rPr>
               <w:rFonts w:ascii="Times New Roman" w:eastAsiaTheme="minorEastAsia" w:hAnsi="Times New Roman" w:cs="Times New Roman"/>
               <w:noProof/>
@@ -5067,6 +5085,7 @@
             <w:tabs>
               <w:tab w:val="right" w:leader="dot" w:pos="9679"/>
             </w:tabs>
+            <w:spacing w:line="360" w:lineRule="auto"/>
             <w:rPr>
               <w:rFonts w:ascii="Times New Roman" w:eastAsiaTheme="minorEastAsia" w:hAnsi="Times New Roman" w:cs="Times New Roman"/>
               <w:noProof/>
@@ -5163,6 +5182,7 @@
             <w:tabs>
               <w:tab w:val="right" w:leader="dot" w:pos="9679"/>
             </w:tabs>
+            <w:spacing w:line="360" w:lineRule="auto"/>
             <w:rPr>
               <w:rFonts w:ascii="Times New Roman" w:eastAsiaTheme="minorEastAsia" w:hAnsi="Times New Roman" w:cs="Times New Roman"/>
               <w:noProof/>
@@ -5259,6 +5279,7 @@
             <w:tabs>
               <w:tab w:val="right" w:leader="dot" w:pos="9679"/>
             </w:tabs>
+            <w:spacing w:line="360" w:lineRule="auto"/>
             <w:rPr>
               <w:rFonts w:ascii="Times New Roman" w:eastAsiaTheme="minorEastAsia" w:hAnsi="Times New Roman" w:cs="Times New Roman"/>
               <w:noProof/>
@@ -5355,6 +5376,7 @@
             <w:tabs>
               <w:tab w:val="right" w:leader="dot" w:pos="9679"/>
             </w:tabs>
+            <w:spacing w:line="360" w:lineRule="auto"/>
             <w:rPr>
               <w:rFonts w:ascii="Times New Roman" w:eastAsiaTheme="minorEastAsia" w:hAnsi="Times New Roman" w:cs="Times New Roman"/>
               <w:noProof/>
@@ -5451,6 +5473,7 @@
             <w:tabs>
               <w:tab w:val="right" w:leader="dot" w:pos="9679"/>
             </w:tabs>
+            <w:spacing w:line="360" w:lineRule="auto"/>
             <w:rPr>
               <w:rFonts w:ascii="Times New Roman" w:eastAsiaTheme="minorEastAsia" w:hAnsi="Times New Roman" w:cs="Times New Roman"/>
               <w:noProof/>
@@ -5547,6 +5570,7 @@
             <w:tabs>
               <w:tab w:val="right" w:leader="dot" w:pos="9679"/>
             </w:tabs>
+            <w:spacing w:line="360" w:lineRule="auto"/>
             <w:rPr>
               <w:rFonts w:eastAsiaTheme="minorEastAsia"/>
               <w:noProof/>
@@ -6528,7 +6552,7 @@
           <w:lang w:eastAsia="ru-RU"/>
         </w:rPr>
         <w:drawing>
-          <wp:anchor distT="0" distB="0" distL="114300" distR="114300" simplePos="0" relativeHeight="251660288" behindDoc="1" locked="0" layoutInCell="1" allowOverlap="1" wp14:anchorId="25C0D4F0" wp14:editId="475175DE">
+          <wp:anchor distT="0" distB="0" distL="114300" distR="114300" simplePos="0" relativeHeight="251660288" behindDoc="1" locked="0" layoutInCell="1" allowOverlap="1" wp14:anchorId="25C0D4F0" wp14:editId="562EF35A">
             <wp:simplePos x="0" y="0"/>
             <wp:positionH relativeFrom="margin">
               <wp:posOffset>1558290</wp:posOffset>
@@ -6780,7 +6804,7 @@
           <w:lang w:eastAsia="ru-RU"/>
         </w:rPr>
         <w:drawing>
-          <wp:anchor distT="0" distB="0" distL="114300" distR="114300" simplePos="0" relativeHeight="251661312" behindDoc="0" locked="0" layoutInCell="1" allowOverlap="1" wp14:anchorId="7EE622B5" wp14:editId="1B23A449">
+          <wp:anchor distT="0" distB="0" distL="114300" distR="114300" simplePos="0" relativeHeight="251661312" behindDoc="0" locked="0" layoutInCell="1" allowOverlap="1" wp14:anchorId="7EE622B5" wp14:editId="182ECB03">
             <wp:simplePos x="0" y="0"/>
             <wp:positionH relativeFrom="margin">
               <wp:align>center</wp:align>
@@ -7168,7 +7192,7 @@
           <w:lang w:eastAsia="ru-RU"/>
         </w:rPr>
         <w:drawing>
-          <wp:anchor distT="0" distB="0" distL="114300" distR="114300" simplePos="0" relativeHeight="251662336" behindDoc="0" locked="0" layoutInCell="1" allowOverlap="1" wp14:anchorId="43E55521" wp14:editId="416247CE">
+          <wp:anchor distT="0" distB="0" distL="114300" distR="114300" simplePos="0" relativeHeight="251662336" behindDoc="0" locked="0" layoutInCell="1" allowOverlap="1" wp14:anchorId="43E55521" wp14:editId="3579AEAC">
             <wp:simplePos x="0" y="0"/>
             <wp:positionH relativeFrom="margin">
               <wp:posOffset>1870075</wp:posOffset>
@@ -7876,7 +7900,7 @@
           <w:lang w:eastAsia="ru-RU"/>
         </w:rPr>
         <w:drawing>
-          <wp:anchor distT="0" distB="0" distL="114300" distR="114300" simplePos="0" relativeHeight="251664384" behindDoc="0" locked="0" layoutInCell="1" allowOverlap="1" wp14:anchorId="2F96803B" wp14:editId="55940E05">
+          <wp:anchor distT="0" distB="0" distL="114300" distR="114300" simplePos="0" relativeHeight="251664384" behindDoc="0" locked="0" layoutInCell="1" allowOverlap="1" wp14:anchorId="2F96803B" wp14:editId="173709A5">
             <wp:simplePos x="0" y="0"/>
             <wp:positionH relativeFrom="margin">
               <wp:posOffset>1885950</wp:posOffset>
@@ -8693,6 +8717,7 @@
           <w:rFonts w:ascii="Times New Roman" w:hAnsi="Times New Roman" w:cs="Times New Roman"/>
           <w:sz w:val="28"/>
           <w:szCs w:val="28"/>
+          <w:lang w:val="ru-RU"/>
         </w:rPr>
       </w:pPr>
       <w:r>
@@ -8736,6 +8761,7 @@
           <w:rFonts w:ascii="Times New Roman" w:hAnsi="Times New Roman" w:cs="Times New Roman"/>
           <w:sz w:val="28"/>
           <w:szCs w:val="28"/>
+          <w:lang w:val="ru-RU"/>
         </w:rPr>
         <w:t>.</w:t>
       </w:r>
@@ -13351,9 +13377,6 @@
     <w:p>
       <w:pPr>
         <w:pStyle w:val="-2"/>
-        <w:rPr>
-          <w:lang w:val="en-US"/>
-        </w:rPr>
       </w:pPr>
       <w:r>
         <w:rPr>
@@ -13430,9 +13453,6 @@
     <w:p>
       <w:pPr>
         <w:pStyle w:val="-2"/>
-        <w:rPr>
-          <w:lang w:val="en-US"/>
-        </w:rPr>
       </w:pPr>
       <w:r>
         <w:rPr>
@@ -14586,7 +14606,7 @@
           </mc:Choice>
           <mc:Fallback>
             <w:pict>
-              <v:group w14:anchorId="484C11BF" id="Группа 8" o:spid="_x0000_s1026" style="position:absolute;margin-left:61.2pt;margin-top:25.5pt;width:371.6pt;height:384.7pt;z-index:251679744" coordsize="47193,48856" o:gfxdata="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">
+              <v:group w14:anchorId="043B59A2" id="Группа 8" o:spid="_x0000_s1026" style="position:absolute;margin-left:61.2pt;margin-top:25.5pt;width:371.6pt;height:384.7pt;z-index:251679744" coordsize="47193,48856" o:gfxdata="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">
                 <v:shape id="Рисунок 6" o:spid="_x0000_s1027" type="#_x0000_t75" style="position:absolute;width:25057;height:47523;visibility:visible;mso-wrap-style:square" o:gfxdata="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">
                   <v:imagedata r:id="rId21" o:title="" cropbottom="35007f"/>
                 </v:shape>
@@ -16556,13 +16576,13 @@
         <w:pStyle w:val="-"/>
         <w:jc w:val="right"/>
       </w:pPr>
-      <w:bookmarkStart w:id="37" w:name="_Toc226389247"/>
-      <w:bookmarkStart w:id="38" w:name="_Toc226389250"/>
+      <w:bookmarkStart w:id="37" w:name="_Toc226389250"/>
+      <w:bookmarkStart w:id="38" w:name="_Toc226389247"/>
       <w:r>
         <w:lastRenderedPageBreak/>
         <w:t xml:space="preserve">Приложение </w:t>
       </w:r>
-      <w:bookmarkEnd w:id="38"/>
+      <w:bookmarkEnd w:id="37"/>
       <w:r>
         <w:t>1</w:t>
       </w:r>
@@ -16656,7 +16676,13 @@
         <w:pStyle w:val="-2"/>
       </w:pPr>
       <w:r>
-        <w:t xml:space="preserve">Рис. 3.2. Диаграмма прецедентов </w:t>
+        <w:t>Рис. 3.</w:t>
+      </w:r>
+      <w:r>
+        <w:t>1</w:t>
+      </w:r>
+      <w:r>
+        <w:t xml:space="preserve">. Диаграмма прецедентов </w:t>
       </w:r>
       <w:r>
         <w:br w:type="page"/>
@@ -16671,7 +16697,7 @@
         <w:lastRenderedPageBreak/>
         <w:t xml:space="preserve">Приложение </w:t>
       </w:r>
-      <w:bookmarkEnd w:id="37"/>
+      <w:bookmarkEnd w:id="38"/>
       <w:r>
         <w:t>2</w:t>
       </w:r>
@@ -19019,7 +19045,16 @@
       </w:pPr>
       <w:r>
         <w:tab/>
-        <w:t xml:space="preserve">Рис. 3.1. Диаграмма </w:t>
+        <w:t>Рис. 3.</w:t>
+      </w:r>
+      <w:r>
+        <w:rPr>
+          <w:lang w:val="en-US"/>
+        </w:rPr>
+        <w:t>2</w:t>
+      </w:r>
+      <w:r>
+        <w:t xml:space="preserve">. Диаграмма </w:t>
       </w:r>
       <w:proofErr w:type="spellStart"/>
       <w:r>

--- a/записка1.docx
+++ b/записка1.docx
@@ -6552,7 +6552,7 @@
           <w:lang w:eastAsia="ru-RU"/>
         </w:rPr>
         <w:drawing>
-          <wp:anchor distT="0" distB="0" distL="114300" distR="114300" simplePos="0" relativeHeight="251660288" behindDoc="1" locked="0" layoutInCell="1" allowOverlap="1" wp14:anchorId="25C0D4F0" wp14:editId="562EF35A">
+          <wp:anchor distT="0" distB="0" distL="114300" distR="114300" simplePos="0" relativeHeight="251660288" behindDoc="1" locked="0" layoutInCell="1" allowOverlap="1" wp14:anchorId="25C0D4F0" wp14:editId="3D178449">
             <wp:simplePos x="0" y="0"/>
             <wp:positionH relativeFrom="margin">
               <wp:posOffset>1558290</wp:posOffset>
@@ -6804,7 +6804,7 @@
           <w:lang w:eastAsia="ru-RU"/>
         </w:rPr>
         <w:drawing>
-          <wp:anchor distT="0" distB="0" distL="114300" distR="114300" simplePos="0" relativeHeight="251661312" behindDoc="0" locked="0" layoutInCell="1" allowOverlap="1" wp14:anchorId="7EE622B5" wp14:editId="182ECB03">
+          <wp:anchor distT="0" distB="0" distL="114300" distR="114300" simplePos="0" relativeHeight="251661312" behindDoc="0" locked="0" layoutInCell="1" allowOverlap="1" wp14:anchorId="7EE622B5" wp14:editId="56C42049">
             <wp:simplePos x="0" y="0"/>
             <wp:positionH relativeFrom="margin">
               <wp:align>center</wp:align>
@@ -7192,7 +7192,7 @@
           <w:lang w:eastAsia="ru-RU"/>
         </w:rPr>
         <w:drawing>
-          <wp:anchor distT="0" distB="0" distL="114300" distR="114300" simplePos="0" relativeHeight="251662336" behindDoc="0" locked="0" layoutInCell="1" allowOverlap="1" wp14:anchorId="43E55521" wp14:editId="3579AEAC">
+          <wp:anchor distT="0" distB="0" distL="114300" distR="114300" simplePos="0" relativeHeight="251662336" behindDoc="0" locked="0" layoutInCell="1" allowOverlap="1" wp14:anchorId="43E55521" wp14:editId="3DF40DD9">
             <wp:simplePos x="0" y="0"/>
             <wp:positionH relativeFrom="margin">
               <wp:posOffset>1870075</wp:posOffset>
@@ -7900,7 +7900,7 @@
           <w:lang w:eastAsia="ru-RU"/>
         </w:rPr>
         <w:drawing>
-          <wp:anchor distT="0" distB="0" distL="114300" distR="114300" simplePos="0" relativeHeight="251664384" behindDoc="0" locked="0" layoutInCell="1" allowOverlap="1" wp14:anchorId="2F96803B" wp14:editId="173709A5">
+          <wp:anchor distT="0" distB="0" distL="114300" distR="114300" simplePos="0" relativeHeight="251664384" behindDoc="0" locked="0" layoutInCell="1" allowOverlap="1" wp14:anchorId="2F96803B" wp14:editId="1F9F5106">
             <wp:simplePos x="0" y="0"/>
             <wp:positionH relativeFrom="margin">
               <wp:posOffset>1885950</wp:posOffset>
@@ -13248,6 +13248,15 @@
           <w:lang w:val="ru-RU"/>
         </w:rPr>
         <w:t xml:space="preserve"> автоматически изменялись. </w:t>
+      </w:r>
+      <w:r>
+        <w:rPr>
+          <w:rFonts w:ascii="Times New Roman" w:hAnsi="Times New Roman" w:cs="Times New Roman"/>
+          <w:sz w:val="28"/>
+          <w:szCs w:val="28"/>
+          <w:lang w:val="ru-RU"/>
+        </w:rPr>
+        <w:t>Также создадим ограничения.</w:t>
       </w:r>
     </w:p>
     <w:p>
@@ -19048,9 +19057,6 @@
         <w:t>Рис. 3.</w:t>
       </w:r>
       <w:r>
-        <w:rPr>
-          <w:lang w:val="en-US"/>
-        </w:rPr>
         <w:t>2</w:t>
       </w:r>
       <w:r>

--- a/записка1.docx
+++ b/записка1.docx
@@ -1,6 +1,6 @@
 
 <file path=word/document.xml><?xml version="1.0" encoding="utf-8"?>
-<w:document xmlns:wpc="http://schemas.microsoft.com/office/word/2010/wordprocessingCanvas" xmlns:cx="http://schemas.microsoft.com/office/drawing/2014/chartex" xmlns:cx1="http://schemas.microsoft.com/office/drawing/2015/9/8/chartex" xmlns:cx2="http://schemas.microsoft.com/office/drawing/2015/10/21/chartex" xmlns:cx3="http://schemas.microsoft.com/office/drawing/2016/5/9/chartex" xmlns:cx4="http://schemas.microsoft.com/office/drawing/2016/5/10/chartex" xmlns:cx5="http://schemas.microsoft.com/office/drawing/2016/5/11/chartex" xmlns:cx6="http://schemas.microsoft.com/office/drawing/2016/5/12/chartex" xmlns:cx7="http://schemas.microsoft.com/office/drawing/2016/5/13/chartex" xmlns:cx8="http://schemas.microsoft.com/office/drawing/2016/5/14/chartex" xmlns:mc="http://schemas.openxmlformats.org/markup-compatibility/2006" xmlns:aink="http://schemas.microsoft.com/office/drawing/2016/ink" xmlns:am3d="http://schemas.microsoft.com/office/drawing/2017/model3d" xmlns:o="urn:schemas-microsoft-com:office:office" xmlns:oel="http://schemas.microsoft.com/office/2019/extlst" xmlns:r="http://schemas.openxmlformats.org/officeDocument/2006/relationships" xmlns:m="http://schemas.openxmlformats.org/officeDocument/2006/math" xmlns:v="urn:schemas-microsoft-com:vml" xmlns:wp14="http://schemas.microsoft.com/office/word/2010/wordprocessingDrawing" xmlns:wp="http://schemas.openxmlformats.org/drawingml/2006/wordprocessingDrawing" xmlns:w10="urn:schemas-microsoft-com:office:word" xmlns:w="http://schemas.openxmlformats.org/wordprocessingml/2006/main" xmlns:w14="http://schemas.microsoft.com/office/word/2010/wordml" xmlns:w15="http://schemas.microsoft.com/office/word/2012/wordml" xmlns:w16cex="http://schemas.microsoft.com/office/word/2018/wordml/cex" xmlns:w16cid="http://schemas.microsoft.com/office/word/2016/wordml/cid" xmlns:w16="http://schemas.microsoft.com/office/word/2018/wordml" xmlns:w16du="http://schemas.microsoft.com/office/word/2023/wordml/word16du" xmlns:w16sdtdh="http://schemas.microsoft.com/office/word/2020/wordml/sdtdatahash" xmlns:w16sdtfl="http://schemas.microsoft.com/office/word/2024/wordml/sdtformatlock" xmlns:w16se="http://schemas.microsoft.com/office/word/2015/wordml/symex" xmlns:wpg="http://schemas.microsoft.com/office/word/2010/wordprocessingGroup" xmlns:wpi="http://schemas.microsoft.com/office/word/2010/wordprocessingInk" xmlns:wne="http://schemas.microsoft.com/office/word/2006/wordml" xmlns:wps="http://schemas.microsoft.com/office/word/2010/wordprocessingShape" mc:Ignorable="w14 w15 w16se w16cid w16 w16cex w16sdtdh w16sdtfl w16du wp14">
+<w:document xmlns:wpc="http://schemas.microsoft.com/office/word/2010/wordprocessingCanvas" xmlns:cx="http://schemas.microsoft.com/office/drawing/2014/chartex" xmlns:cx1="http://schemas.microsoft.com/office/drawing/2015/9/8/chartex" xmlns:cx2="http://schemas.microsoft.com/office/drawing/2015/10/21/chartex" xmlns:cx3="http://schemas.microsoft.com/office/drawing/2016/5/9/chartex" xmlns:cx4="http://schemas.microsoft.com/office/drawing/2016/5/10/chartex" xmlns:cx5="http://schemas.microsoft.com/office/drawing/2016/5/11/chartex" xmlns:cx6="http://schemas.microsoft.com/office/drawing/2016/5/12/chartex" xmlns:cx7="http://schemas.microsoft.com/office/drawing/2016/5/13/chartex" xmlns:cx8="http://schemas.microsoft.com/office/drawing/2016/5/14/chartex" xmlns:mc="http://schemas.openxmlformats.org/markup-compatibility/2006" xmlns:aink="http://schemas.microsoft.com/office/drawing/2016/ink" xmlns:am3d="http://schemas.microsoft.com/office/drawing/2017/model3d" xmlns:o="urn:schemas-microsoft-com:office:office" xmlns:oel="http://schemas.microsoft.com/office/2019/extlst" xmlns:r="http://schemas.openxmlformats.org/officeDocument/2006/relationships" xmlns:m="http://schemas.openxmlformats.org/officeDocument/2006/math" xmlns:v="urn:schemas-microsoft-com:vml" xmlns:wp14="http://schemas.microsoft.com/office/word/2010/wordprocessingDrawing" xmlns:wp="http://schemas.openxmlformats.org/drawingml/2006/wordprocessingDrawing" xmlns:w10="urn:schemas-microsoft-com:office:word" xmlns:w="http://schemas.openxmlformats.org/wordprocessingml/2006/main" xmlns:w14="http://schemas.microsoft.com/office/word/2010/wordml" xmlns:w15="http://schemas.microsoft.com/office/word/2012/wordml" xmlns:w16cex="http://schemas.microsoft.com/office/word/2018/wordml/cex" xmlns:w16cid="http://schemas.microsoft.com/office/word/2016/wordml/cid" xmlns:w16="http://schemas.microsoft.com/office/word/2018/wordml" xmlns:w16sdtdh="http://schemas.microsoft.com/office/word/2020/wordml/sdtdatahash" xmlns:w16se="http://schemas.microsoft.com/office/word/2015/wordml/symex" xmlns:wpg="http://schemas.microsoft.com/office/word/2010/wordprocessingGroup" xmlns:wpi="http://schemas.microsoft.com/office/word/2010/wordprocessingInk" xmlns:wne="http://schemas.microsoft.com/office/word/2006/wordml" xmlns:wps="http://schemas.microsoft.com/office/word/2010/wordprocessingShape" mc:Ignorable="w14 w15 w16se w16cid w16 w16cex w16sdtdh wp14">
   <w:body>
     <w:p>
       <w:pPr>
@@ -14,6 +14,8 @@
           <w:lang w:val="ru-RU"/>
         </w:rPr>
       </w:pPr>
+      <w:bookmarkStart w:id="0" w:name="_Hlk228174289"/>
+      <w:bookmarkEnd w:id="0"/>
       <w:r>
         <w:rPr>
           <w:noProof/>
@@ -222,7 +224,7 @@
               </wp:anchor>
             </w:drawing>
           </mc:Choice>
-          <mc:Fallback>
+          <mc:Fallback xmlns:w16sdtfl="http://schemas.microsoft.com/office/word/2024/wordml/sdtformatlock" xmlns:w16du="http://schemas.microsoft.com/office/word/2023/wordml/word16du">
             <w:pict>
               <v:line w14:anchorId="35E0CCC1" id="Прямая соединительная линия 1" o:spid="_x0000_s1026" style="position:absolute;flip:y;z-index:251658240;visibility:visible;mso-wrap-style:square;mso-width-percent:0;mso-height-percent:0;mso-wrap-distance-left:9pt;mso-wrap-distance-top:0;mso-wrap-distance-right:9pt;mso-wrap-distance-bottom:0;mso-position-horizontal:absolute;mso-position-horizontal-relative:text;mso-position-vertical:absolute;mso-position-vertical-relative:text;mso-width-percent:0;mso-height-percent:0;mso-width-relative:margin;mso-height-relative:margin" from="27.45pt,2.3pt" to="499.2pt,2.3pt" o:gfxdata="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" strokecolor="black [3213]" strokeweight="2.25pt">
                 <v:stroke linestyle="thinThin" joinstyle="miter"/>
@@ -832,7 +834,7 @@
               </wp:anchor>
             </w:drawing>
           </mc:Choice>
-          <mc:Fallback>
+          <mc:Fallback xmlns:w16sdtfl="http://schemas.microsoft.com/office/word/2024/wordml/sdtformatlock" xmlns:w16du="http://schemas.microsoft.com/office/word/2023/wordml/word16du">
             <w:pict>
               <v:line w14:anchorId="76A9A6A7" id="Прямая соединительная линия 2" o:spid="_x0000_s1026" style="position:absolute;flip:x;z-index:251659264;visibility:visible;mso-wrap-style:square;mso-width-percent:0;mso-height-percent:0;mso-wrap-distance-left:9pt;mso-wrap-distance-top:0;mso-wrap-distance-right:9pt;mso-wrap-distance-bottom:0;mso-position-horizontal:right;mso-position-horizontal-relative:margin;mso-position-vertical:absolute;mso-position-vertical-relative:text;mso-width-percent:0;mso-height-percent:0;mso-width-relative:margin;mso-height-relative:margin" from="118.9pt,11.15pt" to="289pt,11.9pt" o:gfxdata="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" strokecolor="black [3213]" strokeweight=".5pt">
                 <v:stroke joinstyle="miter"/>
@@ -1488,9 +1490,9 @@
           <w:bCs/>
         </w:rPr>
       </w:pPr>
-      <w:bookmarkStart w:id="0" w:name="_Toc219936691"/>
-      <w:bookmarkStart w:id="1" w:name="_Toc219937021"/>
-      <w:bookmarkStart w:id="2" w:name="_Toc225373067"/>
+      <w:bookmarkStart w:id="1" w:name="_Toc219936691"/>
+      <w:bookmarkStart w:id="2" w:name="_Toc219937021"/>
+      <w:bookmarkStart w:id="3" w:name="_Toc225373067"/>
       <w:r>
         <w:rPr>
           <w:b/>
@@ -1499,9 +1501,9 @@
         <w:lastRenderedPageBreak/>
         <w:t>ЗАДАНИЕ</w:t>
       </w:r>
-      <w:bookmarkEnd w:id="0"/>
       <w:bookmarkEnd w:id="1"/>
       <w:bookmarkEnd w:id="2"/>
+      <w:bookmarkEnd w:id="3"/>
     </w:p>
     <w:p>
       <w:pPr>
@@ -1513,9 +1515,9 @@
           <w:bCs/>
         </w:rPr>
       </w:pPr>
-      <w:bookmarkStart w:id="3" w:name="_Toc219936692"/>
-      <w:bookmarkStart w:id="4" w:name="_Toc219937022"/>
-      <w:bookmarkStart w:id="5" w:name="_Toc225373068"/>
+      <w:bookmarkStart w:id="4" w:name="_Toc219936692"/>
+      <w:bookmarkStart w:id="5" w:name="_Toc219937022"/>
+      <w:bookmarkStart w:id="6" w:name="_Toc225373068"/>
       <w:r>
         <w:rPr>
           <w:b/>
@@ -1523,9 +1525,9 @@
         </w:rPr>
         <w:t>на выполнение курсовой работы</w:t>
       </w:r>
-      <w:bookmarkEnd w:id="3"/>
       <w:bookmarkEnd w:id="4"/>
       <w:bookmarkEnd w:id="5"/>
+      <w:bookmarkEnd w:id="6"/>
     </w:p>
     <w:p>
       <w:pPr>
@@ -1537,9 +1539,9 @@
           <w:bCs/>
         </w:rPr>
       </w:pPr>
-      <w:bookmarkStart w:id="6" w:name="_Toc219936693"/>
-      <w:bookmarkStart w:id="7" w:name="_Toc219937023"/>
-      <w:bookmarkStart w:id="8" w:name="_Toc225373069"/>
+      <w:bookmarkStart w:id="7" w:name="_Toc219936693"/>
+      <w:bookmarkStart w:id="8" w:name="_Toc219937023"/>
+      <w:bookmarkStart w:id="9" w:name="_Toc225373069"/>
       <w:r>
         <w:rPr>
           <w:b/>
@@ -1604,9 +1606,9 @@
         </w:rPr>
         <w:t xml:space="preserve"> Группа_______</w:t>
       </w:r>
-      <w:bookmarkEnd w:id="6"/>
       <w:bookmarkEnd w:id="7"/>
       <w:bookmarkEnd w:id="8"/>
+      <w:bookmarkEnd w:id="9"/>
     </w:p>
     <w:p>
       <w:pPr>
@@ -1618,9 +1620,9 @@
           <w:bCs/>
         </w:rPr>
       </w:pPr>
-      <w:bookmarkStart w:id="9" w:name="_Toc219936694"/>
-      <w:bookmarkStart w:id="10" w:name="_Toc219937024"/>
-      <w:bookmarkStart w:id="11" w:name="_Toc225373070"/>
+      <w:bookmarkStart w:id="10" w:name="_Toc219936694"/>
+      <w:bookmarkStart w:id="11" w:name="_Toc219937024"/>
+      <w:bookmarkStart w:id="12" w:name="_Toc225373070"/>
       <w:r>
         <w:rPr>
           <w:b/>
@@ -1628,9 +1630,9 @@
         </w:rPr>
         <w:t>Начало выполнения работы:</w:t>
       </w:r>
-      <w:bookmarkEnd w:id="9"/>
       <w:bookmarkEnd w:id="10"/>
       <w:bookmarkEnd w:id="11"/>
+      <w:bookmarkEnd w:id="12"/>
       <w:r>
         <w:rPr>
           <w:b/>
@@ -1667,9 +1669,9 @@
           <w:bCs/>
         </w:rPr>
       </w:pPr>
-      <w:bookmarkStart w:id="12" w:name="_Toc219936695"/>
-      <w:bookmarkStart w:id="13" w:name="_Toc219937025"/>
-      <w:bookmarkStart w:id="14" w:name="_Toc225373071"/>
+      <w:bookmarkStart w:id="13" w:name="_Toc219936695"/>
+      <w:bookmarkStart w:id="14" w:name="_Toc219937025"/>
+      <w:bookmarkStart w:id="15" w:name="_Toc225373071"/>
       <w:r>
         <w:rPr>
           <w:b/>
@@ -1677,9 +1679,9 @@
         </w:rPr>
         <w:t>Контрольные сроки просмотра работы:</w:t>
       </w:r>
-      <w:bookmarkEnd w:id="12"/>
       <w:bookmarkEnd w:id="13"/>
       <w:bookmarkEnd w:id="14"/>
+      <w:bookmarkEnd w:id="15"/>
       <w:r>
         <w:rPr>
           <w:b/>
@@ -1716,9 +1718,9 @@
           <w:bCs/>
         </w:rPr>
       </w:pPr>
-      <w:bookmarkStart w:id="15" w:name="_Toc219936696"/>
-      <w:bookmarkStart w:id="16" w:name="_Toc219937026"/>
-      <w:bookmarkStart w:id="17" w:name="_Toc225373072"/>
+      <w:bookmarkStart w:id="16" w:name="_Toc219936696"/>
+      <w:bookmarkStart w:id="17" w:name="_Toc219937026"/>
+      <w:bookmarkStart w:id="18" w:name="_Toc225373072"/>
       <w:r>
         <w:rPr>
           <w:b/>
@@ -1726,9 +1728,9 @@
         </w:rPr>
         <w:t>Защита работы:</w:t>
       </w:r>
-      <w:bookmarkEnd w:id="15"/>
       <w:bookmarkEnd w:id="16"/>
       <w:bookmarkEnd w:id="17"/>
+      <w:bookmarkEnd w:id="18"/>
       <w:r>
         <w:rPr>
           <w:b/>
@@ -3004,7 +3006,7 @@
         <w:br w:type="page"/>
       </w:r>
     </w:p>
-    <w:bookmarkStart w:id="18" w:name="_Toc226389229" w:displacedByCustomXml="next"/>
+    <w:bookmarkStart w:id="19" w:name="_Toc228176033" w:displacedByCustomXml="next"/>
     <w:sdt>
       <w:sdtPr>
         <w:rPr>
@@ -3040,7 +3042,7 @@
           <w:r>
             <w:t>Содержание</w:t>
           </w:r>
-          <w:bookmarkEnd w:id="18"/>
+          <w:bookmarkEnd w:id="19"/>
           <w:r>
             <w:rPr>
               <w:rFonts w:cs="Times New Roman"/>
@@ -3075,7 +3077,7 @@
               <w:lang w:val="ru-RU" w:eastAsia="ru-RU"/>
             </w:rPr>
           </w:pPr>
-          <w:hyperlink w:anchor="_Toc226389229" w:history="1">
+          <w:hyperlink w:anchor="_Toc228176033" w:history="1">
             <w:r>
               <w:rPr>
                 <w:rStyle w:val="a4"/>
@@ -3114,7 +3116,7 @@
                 <w:sz w:val="28"/>
                 <w:szCs w:val="28"/>
               </w:rPr>
-              <w:instrText xml:space="preserve"> PAGEREF _Toc226389229 \h </w:instrText>
+              <w:instrText xml:space="preserve"> PAGEREF _Toc228176033 \h </w:instrText>
             </w:r>
             <w:r>
               <w:rPr>
@@ -3172,7 +3174,7 @@
               <w:lang w:val="ru-RU" w:eastAsia="ru-RU"/>
             </w:rPr>
           </w:pPr>
-          <w:hyperlink w:anchor="_Toc226389230" w:history="1">
+          <w:hyperlink w:anchor="_Toc228176034" w:history="1">
             <w:r>
               <w:rPr>
                 <w:rStyle w:val="a4"/>
@@ -3211,7 +3213,7 @@
                 <w:sz w:val="28"/>
                 <w:szCs w:val="28"/>
               </w:rPr>
-              <w:instrText xml:space="preserve"> PAGEREF _Toc226389230 \h </w:instrText>
+              <w:instrText xml:space="preserve"> PAGEREF _Toc228176034 \h </w:instrText>
             </w:r>
             <w:r>
               <w:rPr>
@@ -3240,7 +3242,7 @@
                 <w:sz w:val="28"/>
                 <w:szCs w:val="28"/>
               </w:rPr>
-              <w:t>6</w:t>
+              <w:t>7</w:t>
             </w:r>
             <w:r>
               <w:rPr>
@@ -3270,7 +3272,7 @@
               <w:lang w:val="ru-RU" w:eastAsia="ru-RU"/>
             </w:rPr>
           </w:pPr>
-          <w:hyperlink w:anchor="_Toc226389231" w:history="1">
+          <w:hyperlink w:anchor="_Toc228176035" w:history="1">
             <w:r>
               <w:rPr>
                 <w:rStyle w:val="a4"/>
@@ -3329,7 +3331,7 @@
                 <w:sz w:val="28"/>
                 <w:szCs w:val="28"/>
               </w:rPr>
-              <w:instrText xml:space="preserve"> PAGEREF _Toc226389231 \h </w:instrText>
+              <w:instrText xml:space="preserve"> PAGEREF _Toc228176035 \h </w:instrText>
             </w:r>
             <w:r>
               <w:rPr>
@@ -3358,7 +3360,7 @@
                 <w:sz w:val="28"/>
                 <w:szCs w:val="28"/>
               </w:rPr>
-              <w:t>9</w:t>
+              <w:t>10</w:t>
             </w:r>
             <w:r>
               <w:rPr>
@@ -3388,7 +3390,7 @@
               <w:lang w:val="ru-RU" w:eastAsia="ru-RU"/>
             </w:rPr>
           </w:pPr>
-          <w:hyperlink w:anchor="_Toc226389232" w:history="1">
+          <w:hyperlink w:anchor="_Toc228176036" w:history="1">
             <w:r>
               <w:rPr>
                 <w:rStyle w:val="a4"/>
@@ -3447,7 +3449,7 @@
                 <w:sz w:val="28"/>
                 <w:szCs w:val="28"/>
               </w:rPr>
-              <w:instrText xml:space="preserve"> PAGEREF _Toc226389232 \h </w:instrText>
+              <w:instrText xml:space="preserve"> PAGEREF _Toc228176036 \h </w:instrText>
             </w:r>
             <w:r>
               <w:rPr>
@@ -3476,7 +3478,7 @@
                 <w:sz w:val="28"/>
                 <w:szCs w:val="28"/>
               </w:rPr>
-              <w:t>9</w:t>
+              <w:t>10</w:t>
             </w:r>
             <w:r>
               <w:rPr>
@@ -3506,7 +3508,7 @@
               <w:lang w:val="ru-RU" w:eastAsia="ru-RU"/>
             </w:rPr>
           </w:pPr>
-          <w:hyperlink w:anchor="_Toc226389233" w:history="1">
+          <w:hyperlink w:anchor="_Toc228176037" w:history="1">
             <w:r>
               <w:rPr>
                 <w:rStyle w:val="a4"/>
@@ -3565,7 +3567,7 @@
                 <w:sz w:val="28"/>
                 <w:szCs w:val="28"/>
               </w:rPr>
-              <w:instrText xml:space="preserve"> PAGEREF _Toc226389233 \h </w:instrText>
+              <w:instrText xml:space="preserve"> PAGEREF _Toc228176037 \h </w:instrText>
             </w:r>
             <w:r>
               <w:rPr>
@@ -3594,7 +3596,7 @@
                 <w:sz w:val="28"/>
                 <w:szCs w:val="28"/>
               </w:rPr>
-              <w:t>9</w:t>
+              <w:t>11</w:t>
             </w:r>
             <w:r>
               <w:rPr>
@@ -3624,7 +3626,7 @@
               <w:lang w:val="ru-RU" w:eastAsia="ru-RU"/>
             </w:rPr>
           </w:pPr>
-          <w:hyperlink w:anchor="_Toc226389234" w:history="1">
+          <w:hyperlink w:anchor="_Toc228176038" w:history="1">
             <w:r>
               <w:rPr>
                 <w:rStyle w:val="a4"/>
@@ -3683,7 +3685,7 @@
                 <w:sz w:val="28"/>
                 <w:szCs w:val="28"/>
               </w:rPr>
-              <w:instrText xml:space="preserve"> PAGEREF _Toc226389234 \h </w:instrText>
+              <w:instrText xml:space="preserve"> PAGEREF _Toc228176038 \h </w:instrText>
             </w:r>
             <w:r>
               <w:rPr>
@@ -3712,7 +3714,7 @@
                 <w:sz w:val="28"/>
                 <w:szCs w:val="28"/>
               </w:rPr>
-              <w:t>14</w:t>
+              <w:t>15</w:t>
             </w:r>
             <w:r>
               <w:rPr>
@@ -3742,7 +3744,7 @@
               <w:lang w:val="ru-RU" w:eastAsia="ru-RU"/>
             </w:rPr>
           </w:pPr>
-          <w:hyperlink w:anchor="_Toc226389235" w:history="1">
+          <w:hyperlink w:anchor="_Toc228176039" w:history="1">
             <w:r>
               <w:rPr>
                 <w:rStyle w:val="a4"/>
@@ -3801,7 +3803,7 @@
                 <w:sz w:val="28"/>
                 <w:szCs w:val="28"/>
               </w:rPr>
-              <w:instrText xml:space="preserve"> PAGEREF _Toc226389235 \h </w:instrText>
+              <w:instrText xml:space="preserve"> PAGEREF _Toc228176039 \h </w:instrText>
             </w:r>
             <w:r>
               <w:rPr>
@@ -3830,7 +3832,7 @@
                 <w:sz w:val="28"/>
                 <w:szCs w:val="28"/>
               </w:rPr>
-              <w:t>15</w:t>
+              <w:t>16</w:t>
             </w:r>
             <w:r>
               <w:rPr>
@@ -3860,7 +3862,7 @@
               <w:lang w:val="ru-RU" w:eastAsia="ru-RU"/>
             </w:rPr>
           </w:pPr>
-          <w:hyperlink w:anchor="_Toc226389236" w:history="1">
+          <w:hyperlink w:anchor="_Toc228176040" w:history="1">
             <w:r>
               <w:rPr>
                 <w:rStyle w:val="a4"/>
@@ -3919,7 +3921,7 @@
                 <w:sz w:val="28"/>
                 <w:szCs w:val="28"/>
               </w:rPr>
-              <w:instrText xml:space="preserve"> PAGEREF _Toc226389236 \h </w:instrText>
+              <w:instrText xml:space="preserve"> PAGEREF _Toc228176040 \h </w:instrText>
             </w:r>
             <w:r>
               <w:rPr>
@@ -3948,7 +3950,7 @@
                 <w:sz w:val="28"/>
                 <w:szCs w:val="28"/>
               </w:rPr>
-              <w:t>15</w:t>
+              <w:t>16</w:t>
             </w:r>
             <w:r>
               <w:rPr>
@@ -3978,7 +3980,7 @@
               <w:lang w:val="ru-RU" w:eastAsia="ru-RU"/>
             </w:rPr>
           </w:pPr>
-          <w:hyperlink w:anchor="_Toc226389237" w:history="1">
+          <w:hyperlink w:anchor="_Toc228176041" w:history="1">
             <w:r>
               <w:rPr>
                 <w:rStyle w:val="a4"/>
@@ -4037,7 +4039,7 @@
                 <w:sz w:val="28"/>
                 <w:szCs w:val="28"/>
               </w:rPr>
-              <w:instrText xml:space="preserve"> PAGEREF _Toc226389237 \h </w:instrText>
+              <w:instrText xml:space="preserve"> PAGEREF _Toc228176041 \h </w:instrText>
             </w:r>
             <w:r>
               <w:rPr>
@@ -4066,7 +4068,7 @@
                 <w:sz w:val="28"/>
                 <w:szCs w:val="28"/>
               </w:rPr>
-              <w:t>15</w:t>
+              <w:t>16</w:t>
             </w:r>
             <w:r>
               <w:rPr>
@@ -4096,7 +4098,7 @@
               <w:lang w:val="ru-RU" w:eastAsia="ru-RU"/>
             </w:rPr>
           </w:pPr>
-          <w:hyperlink w:anchor="_Toc226389238" w:history="1">
+          <w:hyperlink w:anchor="_Toc228176042" w:history="1">
             <w:r>
               <w:rPr>
                 <w:rStyle w:val="a4"/>
@@ -4155,7 +4157,7 @@
                 <w:sz w:val="28"/>
                 <w:szCs w:val="28"/>
               </w:rPr>
-              <w:instrText xml:space="preserve"> PAGEREF _Toc226389238 \h </w:instrText>
+              <w:instrText xml:space="preserve"> PAGEREF _Toc228176042 \h </w:instrText>
             </w:r>
             <w:r>
               <w:rPr>
@@ -4184,7 +4186,7 @@
                 <w:sz w:val="28"/>
                 <w:szCs w:val="28"/>
               </w:rPr>
-              <w:t>15</w:t>
+              <w:t>16</w:t>
             </w:r>
             <w:r>
               <w:rPr>
@@ -4214,7 +4216,7 @@
               <w:lang w:val="ru-RU" w:eastAsia="ru-RU"/>
             </w:rPr>
           </w:pPr>
-          <w:hyperlink w:anchor="_Toc226389239" w:history="1">
+          <w:hyperlink w:anchor="_Toc228176043" w:history="1">
             <w:r>
               <w:rPr>
                 <w:rStyle w:val="a4"/>
@@ -4273,7 +4275,7 @@
                 <w:sz w:val="28"/>
                 <w:szCs w:val="28"/>
               </w:rPr>
-              <w:instrText xml:space="preserve"> PAGEREF _Toc226389239 \h </w:instrText>
+              <w:instrText xml:space="preserve"> PAGEREF _Toc228176043 \h </w:instrText>
             </w:r>
             <w:r>
               <w:rPr>
@@ -4302,7 +4304,7 @@
                 <w:sz w:val="28"/>
                 <w:szCs w:val="28"/>
               </w:rPr>
-              <w:t>16</w:t>
+              <w:t>18</w:t>
             </w:r>
             <w:r>
               <w:rPr>
@@ -4332,7 +4334,7 @@
               <w:lang w:val="ru-RU" w:eastAsia="ru-RU"/>
             </w:rPr>
           </w:pPr>
-          <w:hyperlink w:anchor="_Toc226389240" w:history="1">
+          <w:hyperlink w:anchor="_Toc228176044" w:history="1">
             <w:r>
               <w:rPr>
                 <w:rStyle w:val="a4"/>
@@ -4391,7 +4393,7 @@
                 <w:sz w:val="28"/>
                 <w:szCs w:val="28"/>
               </w:rPr>
-              <w:instrText xml:space="preserve"> PAGEREF _Toc226389240 \h </w:instrText>
+              <w:instrText xml:space="preserve"> PAGEREF _Toc228176044 \h </w:instrText>
             </w:r>
             <w:r>
               <w:rPr>
@@ -4420,7 +4422,7 @@
                 <w:sz w:val="28"/>
                 <w:szCs w:val="28"/>
               </w:rPr>
-              <w:t>16</w:t>
+              <w:t>18</w:t>
             </w:r>
             <w:r>
               <w:rPr>
@@ -4450,7 +4452,7 @@
               <w:lang w:val="ru-RU" w:eastAsia="ru-RU"/>
             </w:rPr>
           </w:pPr>
-          <w:hyperlink w:anchor="_Toc226389241" w:history="1">
+          <w:hyperlink w:anchor="_Toc228176045" w:history="1">
             <w:r>
               <w:rPr>
                 <w:rStyle w:val="a4"/>
@@ -4509,7 +4511,7 @@
                 <w:sz w:val="28"/>
                 <w:szCs w:val="28"/>
               </w:rPr>
-              <w:instrText xml:space="preserve"> PAGEREF _Toc226389241 \h </w:instrText>
+              <w:instrText xml:space="preserve"> PAGEREF _Toc228176045 \h </w:instrText>
             </w:r>
             <w:r>
               <w:rPr>
@@ -4538,7 +4540,7 @@
                 <w:sz w:val="28"/>
                 <w:szCs w:val="28"/>
               </w:rPr>
-              <w:t>21</w:t>
+              <w:t>23</w:t>
             </w:r>
             <w:r>
               <w:rPr>
@@ -4568,7 +4570,7 @@
               <w:lang w:val="ru-RU" w:eastAsia="ru-RU"/>
             </w:rPr>
           </w:pPr>
-          <w:hyperlink w:anchor="_Toc226389242" w:history="1">
+          <w:hyperlink w:anchor="_Toc228176046" w:history="1">
             <w:r>
               <w:rPr>
                 <w:rStyle w:val="a4"/>
@@ -4627,7 +4629,7 @@
                 <w:sz w:val="28"/>
                 <w:szCs w:val="28"/>
               </w:rPr>
-              <w:instrText xml:space="preserve"> PAGEREF _Toc226389242 \h </w:instrText>
+              <w:instrText xml:space="preserve"> PAGEREF _Toc228176046 \h </w:instrText>
             </w:r>
             <w:r>
               <w:rPr>
@@ -4656,7 +4658,7 @@
                 <w:sz w:val="28"/>
                 <w:szCs w:val="28"/>
               </w:rPr>
-              <w:t>21</w:t>
+              <w:t>23</w:t>
             </w:r>
             <w:r>
               <w:rPr>
@@ -4686,7 +4688,7 @@
               <w:lang w:val="ru-RU" w:eastAsia="ru-RU"/>
             </w:rPr>
           </w:pPr>
-          <w:hyperlink w:anchor="_Toc226389243" w:history="1">
+          <w:hyperlink w:anchor="_Toc228176047" w:history="1">
             <w:r>
               <w:rPr>
                 <w:rStyle w:val="a4"/>
@@ -4745,7 +4747,7 @@
                 <w:sz w:val="28"/>
                 <w:szCs w:val="28"/>
               </w:rPr>
-              <w:instrText xml:space="preserve"> PAGEREF _Toc226389243 \h </w:instrText>
+              <w:instrText xml:space="preserve"> PAGEREF _Toc228176047 \h </w:instrText>
             </w:r>
             <w:r>
               <w:rPr>
@@ -4774,7 +4776,7 @@
                 <w:sz w:val="28"/>
                 <w:szCs w:val="28"/>
               </w:rPr>
-              <w:t>22</w:t>
+              <w:t>24</w:t>
             </w:r>
             <w:r>
               <w:rPr>
@@ -4803,7 +4805,7 @@
               <w:lang w:val="ru-RU" w:eastAsia="ru-RU"/>
             </w:rPr>
           </w:pPr>
-          <w:hyperlink w:anchor="_Toc226389244" w:history="1">
+          <w:hyperlink w:anchor="_Toc228176048" w:history="1">
             <w:r>
               <w:rPr>
                 <w:rStyle w:val="a4"/>
@@ -4842,7 +4844,7 @@
                 <w:sz w:val="28"/>
                 <w:szCs w:val="28"/>
               </w:rPr>
-              <w:instrText xml:space="preserve"> PAGEREF _Toc226389244 \h </w:instrText>
+              <w:instrText xml:space="preserve"> PAGEREF _Toc228176048 \h </w:instrText>
             </w:r>
             <w:r>
               <w:rPr>
@@ -4871,7 +4873,7 @@
                 <w:sz w:val="28"/>
                 <w:szCs w:val="28"/>
               </w:rPr>
-              <w:t>29</w:t>
+              <w:t>31</w:t>
             </w:r>
             <w:r>
               <w:rPr>
@@ -4900,7 +4902,7 @@
               <w:lang w:val="ru-RU" w:eastAsia="ru-RU"/>
             </w:rPr>
           </w:pPr>
-          <w:hyperlink w:anchor="_Toc226389245" w:history="1">
+          <w:hyperlink w:anchor="_Toc228176049" w:history="1">
             <w:r>
               <w:rPr>
                 <w:rStyle w:val="a4"/>
@@ -4939,7 +4941,7 @@
                 <w:sz w:val="28"/>
                 <w:szCs w:val="28"/>
               </w:rPr>
-              <w:instrText xml:space="preserve"> PAGEREF _Toc226389245 \h </w:instrText>
+              <w:instrText xml:space="preserve"> PAGEREF _Toc228176049 \h </w:instrText>
             </w:r>
             <w:r>
               <w:rPr>
@@ -4968,7 +4970,7 @@
                 <w:sz w:val="28"/>
                 <w:szCs w:val="28"/>
               </w:rPr>
-              <w:t>30</w:t>
+              <w:t>32</w:t>
             </w:r>
             <w:r>
               <w:rPr>
@@ -4997,7 +4999,7 @@
               <w:lang w:val="ru-RU" w:eastAsia="ru-RU"/>
             </w:rPr>
           </w:pPr>
-          <w:hyperlink w:anchor="_Toc226389246" w:history="1">
+          <w:hyperlink w:anchor="_Toc228176050" w:history="1">
             <w:r>
               <w:rPr>
                 <w:rStyle w:val="a4"/>
@@ -5036,7 +5038,7 @@
                 <w:sz w:val="28"/>
                 <w:szCs w:val="28"/>
               </w:rPr>
-              <w:instrText xml:space="preserve"> PAGEREF _Toc226389246 \h </w:instrText>
+              <w:instrText xml:space="preserve"> PAGEREF _Toc228176050 \h </w:instrText>
             </w:r>
             <w:r>
               <w:rPr>
@@ -5065,7 +5067,7 @@
                 <w:sz w:val="28"/>
                 <w:szCs w:val="28"/>
               </w:rPr>
-              <w:t>31</w:t>
+              <w:t>33</w:t>
             </w:r>
             <w:r>
               <w:rPr>
@@ -5094,7 +5096,7 @@
               <w:lang w:val="ru-RU" w:eastAsia="ru-RU"/>
             </w:rPr>
           </w:pPr>
-          <w:hyperlink w:anchor="_Toc226389247" w:history="1">
+          <w:hyperlink w:anchor="_Toc228176051" w:history="1">
             <w:r>
               <w:rPr>
                 <w:rStyle w:val="a4"/>
@@ -5133,7 +5135,7 @@
                 <w:sz w:val="28"/>
                 <w:szCs w:val="28"/>
               </w:rPr>
-              <w:instrText xml:space="preserve"> PAGEREF _Toc226389247 \h </w:instrText>
+              <w:instrText xml:space="preserve"> PAGEREF _Toc228176051 \h </w:instrText>
             </w:r>
             <w:r>
               <w:rPr>
@@ -5162,7 +5164,7 @@
                 <w:sz w:val="28"/>
                 <w:szCs w:val="28"/>
               </w:rPr>
-              <w:t>32</w:t>
+              <w:t>34</w:t>
             </w:r>
             <w:r>
               <w:rPr>
@@ -5191,7 +5193,7 @@
               <w:lang w:val="ru-RU" w:eastAsia="ru-RU"/>
             </w:rPr>
           </w:pPr>
-          <w:hyperlink w:anchor="_Toc226389248" w:history="1">
+          <w:hyperlink w:anchor="_Toc228176052" w:history="1">
             <w:r>
               <w:rPr>
                 <w:rStyle w:val="a4"/>
@@ -5230,7 +5232,7 @@
                 <w:sz w:val="28"/>
                 <w:szCs w:val="28"/>
               </w:rPr>
-              <w:instrText xml:space="preserve"> PAGEREF _Toc226389248 \h </w:instrText>
+              <w:instrText xml:space="preserve"> PAGEREF _Toc228176052 \h </w:instrText>
             </w:r>
             <w:r>
               <w:rPr>
@@ -5259,7 +5261,7 @@
                 <w:sz w:val="28"/>
                 <w:szCs w:val="28"/>
               </w:rPr>
-              <w:t>33</w:t>
+              <w:t>35</w:t>
             </w:r>
             <w:r>
               <w:rPr>
@@ -5288,7 +5290,7 @@
               <w:lang w:val="ru-RU" w:eastAsia="ru-RU"/>
             </w:rPr>
           </w:pPr>
-          <w:hyperlink w:anchor="_Toc226389250" w:history="1">
+          <w:hyperlink w:anchor="_Toc228176053" w:history="1">
             <w:r>
               <w:rPr>
                 <w:rStyle w:val="a4"/>
@@ -5327,7 +5329,7 @@
                 <w:sz w:val="28"/>
                 <w:szCs w:val="28"/>
               </w:rPr>
-              <w:instrText xml:space="preserve"> PAGEREF _Toc226389250 \h </w:instrText>
+              <w:instrText xml:space="preserve"> PAGEREF _Toc228176053 \h </w:instrText>
             </w:r>
             <w:r>
               <w:rPr>
@@ -5356,7 +5358,7 @@
                 <w:sz w:val="28"/>
                 <w:szCs w:val="28"/>
               </w:rPr>
-              <w:t>34</w:t>
+              <w:t>36</w:t>
             </w:r>
             <w:r>
               <w:rPr>
@@ -5385,7 +5387,7 @@
               <w:lang w:val="ru-RU" w:eastAsia="ru-RU"/>
             </w:rPr>
           </w:pPr>
-          <w:hyperlink w:anchor="_Toc226389251" w:history="1">
+          <w:hyperlink w:anchor="_Toc228176054" w:history="1">
             <w:r>
               <w:rPr>
                 <w:rStyle w:val="a4"/>
@@ -5424,7 +5426,7 @@
                 <w:sz w:val="28"/>
                 <w:szCs w:val="28"/>
               </w:rPr>
-              <w:instrText xml:space="preserve"> PAGEREF _Toc226389251 \h </w:instrText>
+              <w:instrText xml:space="preserve"> PAGEREF _Toc228176054 \h </w:instrText>
             </w:r>
             <w:r>
               <w:rPr>
@@ -5453,7 +5455,7 @@
                 <w:sz w:val="28"/>
                 <w:szCs w:val="28"/>
               </w:rPr>
-              <w:t>35</w:t>
+              <w:t>37</w:t>
             </w:r>
             <w:r>
               <w:rPr>
@@ -5482,7 +5484,7 @@
               <w:lang w:val="ru-RU" w:eastAsia="ru-RU"/>
             </w:rPr>
           </w:pPr>
-          <w:hyperlink w:anchor="_Toc226389252" w:history="1">
+          <w:hyperlink w:anchor="_Toc228176056" w:history="1">
             <w:r>
               <w:rPr>
                 <w:rStyle w:val="a4"/>
@@ -5521,7 +5523,7 @@
                 <w:sz w:val="28"/>
                 <w:szCs w:val="28"/>
               </w:rPr>
-              <w:instrText xml:space="preserve"> PAGEREF _Toc226389252 \h </w:instrText>
+              <w:instrText xml:space="preserve"> PAGEREF _Toc228176056 \h </w:instrText>
             </w:r>
             <w:r>
               <w:rPr>
@@ -5550,7 +5552,7 @@
                 <w:sz w:val="28"/>
                 <w:szCs w:val="28"/>
               </w:rPr>
-              <w:t>36</w:t>
+              <w:t>38</w:t>
             </w:r>
             <w:r>
               <w:rPr>
@@ -5572,14 +5574,14 @@
             </w:tabs>
             <w:spacing w:line="360" w:lineRule="auto"/>
             <w:rPr>
-              <w:rFonts w:eastAsiaTheme="minorEastAsia"/>
+              <w:rFonts w:ascii="Times New Roman" w:eastAsiaTheme="minorEastAsia" w:hAnsi="Times New Roman" w:cs="Times New Roman"/>
               <w:noProof/>
-              <w:sz w:val="24"/>
-              <w:szCs w:val="24"/>
+              <w:sz w:val="28"/>
+              <w:szCs w:val="28"/>
               <w:lang w:val="ru-RU" w:eastAsia="ru-RU"/>
             </w:rPr>
           </w:pPr>
-          <w:hyperlink w:anchor="_Toc226389253" w:history="1">
+          <w:hyperlink w:anchor="_Toc228176057" w:history="1">
             <w:r>
               <w:rPr>
                 <w:rStyle w:val="a4"/>
@@ -5618,7 +5620,7 @@
                 <w:sz w:val="28"/>
                 <w:szCs w:val="28"/>
               </w:rPr>
-              <w:instrText xml:space="preserve"> PAGEREF _Toc226389253 \h </w:instrText>
+              <w:instrText xml:space="preserve"> PAGEREF _Toc228176057 \h </w:instrText>
             </w:r>
             <w:r>
               <w:rPr>
@@ -5647,7 +5649,686 @@
                 <w:sz w:val="28"/>
                 <w:szCs w:val="28"/>
               </w:rPr>
-              <w:t>37</w:t>
+              <w:t>39</w:t>
+            </w:r>
+            <w:r>
+              <w:rPr>
+                <w:rFonts w:ascii="Times New Roman" w:hAnsi="Times New Roman" w:cs="Times New Roman"/>
+                <w:noProof/>
+                <w:webHidden/>
+                <w:sz w:val="28"/>
+                <w:szCs w:val="28"/>
+              </w:rPr>
+              <w:fldChar w:fldCharType="end"/>
+            </w:r>
+          </w:hyperlink>
+        </w:p>
+        <w:p>
+          <w:pPr>
+            <w:pStyle w:val="22"/>
+            <w:tabs>
+              <w:tab w:val="right" w:leader="dot" w:pos="9679"/>
+            </w:tabs>
+            <w:spacing w:line="360" w:lineRule="auto"/>
+            <w:rPr>
+              <w:rFonts w:ascii="Times New Roman" w:eastAsiaTheme="minorEastAsia" w:hAnsi="Times New Roman" w:cs="Times New Roman"/>
+              <w:noProof/>
+              <w:sz w:val="28"/>
+              <w:szCs w:val="28"/>
+              <w:lang w:val="ru-RU" w:eastAsia="ru-RU"/>
+            </w:rPr>
+          </w:pPr>
+          <w:hyperlink w:anchor="_Toc228176058" w:history="1">
+            <w:r>
+              <w:rPr>
+                <w:rStyle w:val="a4"/>
+                <w:rFonts w:ascii="Times New Roman" w:hAnsi="Times New Roman" w:cs="Times New Roman"/>
+                <w:noProof/>
+                <w:sz w:val="28"/>
+                <w:szCs w:val="28"/>
+              </w:rPr>
+              <w:t>Приложение 7</w:t>
+            </w:r>
+            <w:r>
+              <w:rPr>
+                <w:rFonts w:ascii="Times New Roman" w:hAnsi="Times New Roman" w:cs="Times New Roman"/>
+                <w:noProof/>
+                <w:webHidden/>
+                <w:sz w:val="28"/>
+                <w:szCs w:val="28"/>
+              </w:rPr>
+              <w:tab/>
+            </w:r>
+            <w:r>
+              <w:rPr>
+                <w:rFonts w:ascii="Times New Roman" w:hAnsi="Times New Roman" w:cs="Times New Roman"/>
+                <w:noProof/>
+                <w:webHidden/>
+                <w:sz w:val="28"/>
+                <w:szCs w:val="28"/>
+              </w:rPr>
+              <w:fldChar w:fldCharType="begin"/>
+            </w:r>
+            <w:r>
+              <w:rPr>
+                <w:rFonts w:ascii="Times New Roman" w:hAnsi="Times New Roman" w:cs="Times New Roman"/>
+                <w:noProof/>
+                <w:webHidden/>
+                <w:sz w:val="28"/>
+                <w:szCs w:val="28"/>
+              </w:rPr>
+              <w:instrText xml:space="preserve"> PAGEREF _Toc228176058 \h </w:instrText>
+            </w:r>
+            <w:r>
+              <w:rPr>
+                <w:rFonts w:ascii="Times New Roman" w:hAnsi="Times New Roman" w:cs="Times New Roman"/>
+                <w:noProof/>
+                <w:webHidden/>
+                <w:sz w:val="28"/>
+                <w:szCs w:val="28"/>
+              </w:rPr>
+            </w:r>
+            <w:r>
+              <w:rPr>
+                <w:rFonts w:ascii="Times New Roman" w:hAnsi="Times New Roman" w:cs="Times New Roman"/>
+                <w:noProof/>
+                <w:webHidden/>
+                <w:sz w:val="28"/>
+                <w:szCs w:val="28"/>
+              </w:rPr>
+              <w:fldChar w:fldCharType="separate"/>
+            </w:r>
+            <w:r>
+              <w:rPr>
+                <w:rFonts w:ascii="Times New Roman" w:hAnsi="Times New Roman" w:cs="Times New Roman"/>
+                <w:noProof/>
+                <w:webHidden/>
+                <w:sz w:val="28"/>
+                <w:szCs w:val="28"/>
+              </w:rPr>
+              <w:t>40</w:t>
+            </w:r>
+            <w:r>
+              <w:rPr>
+                <w:rFonts w:ascii="Times New Roman" w:hAnsi="Times New Roman" w:cs="Times New Roman"/>
+                <w:noProof/>
+                <w:webHidden/>
+                <w:sz w:val="28"/>
+                <w:szCs w:val="28"/>
+              </w:rPr>
+              <w:fldChar w:fldCharType="end"/>
+            </w:r>
+          </w:hyperlink>
+        </w:p>
+        <w:p>
+          <w:pPr>
+            <w:pStyle w:val="22"/>
+            <w:tabs>
+              <w:tab w:val="right" w:leader="dot" w:pos="9679"/>
+            </w:tabs>
+            <w:spacing w:line="360" w:lineRule="auto"/>
+            <w:rPr>
+              <w:rFonts w:ascii="Times New Roman" w:eastAsiaTheme="minorEastAsia" w:hAnsi="Times New Roman" w:cs="Times New Roman"/>
+              <w:noProof/>
+              <w:sz w:val="28"/>
+              <w:szCs w:val="28"/>
+              <w:lang w:val="ru-RU" w:eastAsia="ru-RU"/>
+            </w:rPr>
+          </w:pPr>
+          <w:hyperlink w:anchor="_Toc228176059" w:history="1">
+            <w:r>
+              <w:rPr>
+                <w:rStyle w:val="a4"/>
+                <w:rFonts w:ascii="Times New Roman" w:hAnsi="Times New Roman" w:cs="Times New Roman"/>
+                <w:noProof/>
+                <w:sz w:val="28"/>
+                <w:szCs w:val="28"/>
+              </w:rPr>
+              <w:t>Приложение 8</w:t>
+            </w:r>
+            <w:r>
+              <w:rPr>
+                <w:rFonts w:ascii="Times New Roman" w:hAnsi="Times New Roman" w:cs="Times New Roman"/>
+                <w:noProof/>
+                <w:webHidden/>
+                <w:sz w:val="28"/>
+                <w:szCs w:val="28"/>
+              </w:rPr>
+              <w:tab/>
+            </w:r>
+            <w:r>
+              <w:rPr>
+                <w:rFonts w:ascii="Times New Roman" w:hAnsi="Times New Roman" w:cs="Times New Roman"/>
+                <w:noProof/>
+                <w:webHidden/>
+                <w:sz w:val="28"/>
+                <w:szCs w:val="28"/>
+              </w:rPr>
+              <w:fldChar w:fldCharType="begin"/>
+            </w:r>
+            <w:r>
+              <w:rPr>
+                <w:rFonts w:ascii="Times New Roman" w:hAnsi="Times New Roman" w:cs="Times New Roman"/>
+                <w:noProof/>
+                <w:webHidden/>
+                <w:sz w:val="28"/>
+                <w:szCs w:val="28"/>
+              </w:rPr>
+              <w:instrText xml:space="preserve"> PAGEREF _Toc228176059 \h </w:instrText>
+            </w:r>
+            <w:r>
+              <w:rPr>
+                <w:rFonts w:ascii="Times New Roman" w:hAnsi="Times New Roman" w:cs="Times New Roman"/>
+                <w:noProof/>
+                <w:webHidden/>
+                <w:sz w:val="28"/>
+                <w:szCs w:val="28"/>
+              </w:rPr>
+            </w:r>
+            <w:r>
+              <w:rPr>
+                <w:rFonts w:ascii="Times New Roman" w:hAnsi="Times New Roman" w:cs="Times New Roman"/>
+                <w:noProof/>
+                <w:webHidden/>
+                <w:sz w:val="28"/>
+                <w:szCs w:val="28"/>
+              </w:rPr>
+              <w:fldChar w:fldCharType="separate"/>
+            </w:r>
+            <w:r>
+              <w:rPr>
+                <w:rFonts w:ascii="Times New Roman" w:hAnsi="Times New Roman" w:cs="Times New Roman"/>
+                <w:noProof/>
+                <w:webHidden/>
+                <w:sz w:val="28"/>
+                <w:szCs w:val="28"/>
+              </w:rPr>
+              <w:t>41</w:t>
+            </w:r>
+            <w:r>
+              <w:rPr>
+                <w:rFonts w:ascii="Times New Roman" w:hAnsi="Times New Roman" w:cs="Times New Roman"/>
+                <w:noProof/>
+                <w:webHidden/>
+                <w:sz w:val="28"/>
+                <w:szCs w:val="28"/>
+              </w:rPr>
+              <w:fldChar w:fldCharType="end"/>
+            </w:r>
+          </w:hyperlink>
+        </w:p>
+        <w:p>
+          <w:pPr>
+            <w:pStyle w:val="22"/>
+            <w:tabs>
+              <w:tab w:val="right" w:leader="dot" w:pos="9679"/>
+            </w:tabs>
+            <w:spacing w:line="360" w:lineRule="auto"/>
+            <w:rPr>
+              <w:rFonts w:ascii="Times New Roman" w:eastAsiaTheme="minorEastAsia" w:hAnsi="Times New Roman" w:cs="Times New Roman"/>
+              <w:noProof/>
+              <w:sz w:val="28"/>
+              <w:szCs w:val="28"/>
+              <w:lang w:val="ru-RU" w:eastAsia="ru-RU"/>
+            </w:rPr>
+          </w:pPr>
+          <w:hyperlink w:anchor="_Toc228176060" w:history="1">
+            <w:r>
+              <w:rPr>
+                <w:rStyle w:val="a4"/>
+                <w:rFonts w:ascii="Times New Roman" w:hAnsi="Times New Roman" w:cs="Times New Roman"/>
+                <w:noProof/>
+                <w:sz w:val="28"/>
+                <w:szCs w:val="28"/>
+              </w:rPr>
+              <w:t>Приложение 9</w:t>
+            </w:r>
+            <w:r>
+              <w:rPr>
+                <w:rFonts w:ascii="Times New Roman" w:hAnsi="Times New Roman" w:cs="Times New Roman"/>
+                <w:noProof/>
+                <w:webHidden/>
+                <w:sz w:val="28"/>
+                <w:szCs w:val="28"/>
+              </w:rPr>
+              <w:tab/>
+            </w:r>
+            <w:r>
+              <w:rPr>
+                <w:rFonts w:ascii="Times New Roman" w:hAnsi="Times New Roman" w:cs="Times New Roman"/>
+                <w:noProof/>
+                <w:webHidden/>
+                <w:sz w:val="28"/>
+                <w:szCs w:val="28"/>
+              </w:rPr>
+              <w:fldChar w:fldCharType="begin"/>
+            </w:r>
+            <w:r>
+              <w:rPr>
+                <w:rFonts w:ascii="Times New Roman" w:hAnsi="Times New Roman" w:cs="Times New Roman"/>
+                <w:noProof/>
+                <w:webHidden/>
+                <w:sz w:val="28"/>
+                <w:szCs w:val="28"/>
+              </w:rPr>
+              <w:instrText xml:space="preserve"> PAGEREF _Toc228176060 \h </w:instrText>
+            </w:r>
+            <w:r>
+              <w:rPr>
+                <w:rFonts w:ascii="Times New Roman" w:hAnsi="Times New Roman" w:cs="Times New Roman"/>
+                <w:noProof/>
+                <w:webHidden/>
+                <w:sz w:val="28"/>
+                <w:szCs w:val="28"/>
+              </w:rPr>
+            </w:r>
+            <w:r>
+              <w:rPr>
+                <w:rFonts w:ascii="Times New Roman" w:hAnsi="Times New Roman" w:cs="Times New Roman"/>
+                <w:noProof/>
+                <w:webHidden/>
+                <w:sz w:val="28"/>
+                <w:szCs w:val="28"/>
+              </w:rPr>
+              <w:fldChar w:fldCharType="separate"/>
+            </w:r>
+            <w:r>
+              <w:rPr>
+                <w:rFonts w:ascii="Times New Roman" w:hAnsi="Times New Roman" w:cs="Times New Roman"/>
+                <w:noProof/>
+                <w:webHidden/>
+                <w:sz w:val="28"/>
+                <w:szCs w:val="28"/>
+              </w:rPr>
+              <w:t>42</w:t>
+            </w:r>
+            <w:r>
+              <w:rPr>
+                <w:rFonts w:ascii="Times New Roman" w:hAnsi="Times New Roman" w:cs="Times New Roman"/>
+                <w:noProof/>
+                <w:webHidden/>
+                <w:sz w:val="28"/>
+                <w:szCs w:val="28"/>
+              </w:rPr>
+              <w:fldChar w:fldCharType="end"/>
+            </w:r>
+          </w:hyperlink>
+        </w:p>
+        <w:p>
+          <w:pPr>
+            <w:pStyle w:val="22"/>
+            <w:tabs>
+              <w:tab w:val="right" w:leader="dot" w:pos="9679"/>
+            </w:tabs>
+            <w:spacing w:line="360" w:lineRule="auto"/>
+            <w:rPr>
+              <w:rFonts w:ascii="Times New Roman" w:eastAsiaTheme="minorEastAsia" w:hAnsi="Times New Roman" w:cs="Times New Roman"/>
+              <w:noProof/>
+              <w:sz w:val="28"/>
+              <w:szCs w:val="28"/>
+              <w:lang w:val="ru-RU" w:eastAsia="ru-RU"/>
+            </w:rPr>
+          </w:pPr>
+          <w:hyperlink w:anchor="_Toc228176061" w:history="1">
+            <w:r>
+              <w:rPr>
+                <w:rStyle w:val="a4"/>
+                <w:rFonts w:ascii="Times New Roman" w:hAnsi="Times New Roman" w:cs="Times New Roman"/>
+                <w:noProof/>
+                <w:sz w:val="28"/>
+                <w:szCs w:val="28"/>
+              </w:rPr>
+              <w:t>Приложение 10</w:t>
+            </w:r>
+            <w:r>
+              <w:rPr>
+                <w:rFonts w:ascii="Times New Roman" w:hAnsi="Times New Roman" w:cs="Times New Roman"/>
+                <w:noProof/>
+                <w:webHidden/>
+                <w:sz w:val="28"/>
+                <w:szCs w:val="28"/>
+              </w:rPr>
+              <w:tab/>
+            </w:r>
+            <w:r>
+              <w:rPr>
+                <w:rFonts w:ascii="Times New Roman" w:hAnsi="Times New Roman" w:cs="Times New Roman"/>
+                <w:noProof/>
+                <w:webHidden/>
+                <w:sz w:val="28"/>
+                <w:szCs w:val="28"/>
+              </w:rPr>
+              <w:fldChar w:fldCharType="begin"/>
+            </w:r>
+            <w:r>
+              <w:rPr>
+                <w:rFonts w:ascii="Times New Roman" w:hAnsi="Times New Roman" w:cs="Times New Roman"/>
+                <w:noProof/>
+                <w:webHidden/>
+                <w:sz w:val="28"/>
+                <w:szCs w:val="28"/>
+              </w:rPr>
+              <w:instrText xml:space="preserve"> PAGEREF _Toc228176061 \h </w:instrText>
+            </w:r>
+            <w:r>
+              <w:rPr>
+                <w:rFonts w:ascii="Times New Roman" w:hAnsi="Times New Roman" w:cs="Times New Roman"/>
+                <w:noProof/>
+                <w:webHidden/>
+                <w:sz w:val="28"/>
+                <w:szCs w:val="28"/>
+              </w:rPr>
+            </w:r>
+            <w:r>
+              <w:rPr>
+                <w:rFonts w:ascii="Times New Roman" w:hAnsi="Times New Roman" w:cs="Times New Roman"/>
+                <w:noProof/>
+                <w:webHidden/>
+                <w:sz w:val="28"/>
+                <w:szCs w:val="28"/>
+              </w:rPr>
+              <w:fldChar w:fldCharType="separate"/>
+            </w:r>
+            <w:r>
+              <w:rPr>
+                <w:rFonts w:ascii="Times New Roman" w:hAnsi="Times New Roman" w:cs="Times New Roman"/>
+                <w:noProof/>
+                <w:webHidden/>
+                <w:sz w:val="28"/>
+                <w:szCs w:val="28"/>
+              </w:rPr>
+              <w:t>43</w:t>
+            </w:r>
+            <w:r>
+              <w:rPr>
+                <w:rFonts w:ascii="Times New Roman" w:hAnsi="Times New Roman" w:cs="Times New Roman"/>
+                <w:noProof/>
+                <w:webHidden/>
+                <w:sz w:val="28"/>
+                <w:szCs w:val="28"/>
+              </w:rPr>
+              <w:fldChar w:fldCharType="end"/>
+            </w:r>
+          </w:hyperlink>
+        </w:p>
+        <w:p>
+          <w:pPr>
+            <w:pStyle w:val="22"/>
+            <w:tabs>
+              <w:tab w:val="right" w:leader="dot" w:pos="9679"/>
+            </w:tabs>
+            <w:spacing w:line="360" w:lineRule="auto"/>
+            <w:rPr>
+              <w:rFonts w:ascii="Times New Roman" w:eastAsiaTheme="minorEastAsia" w:hAnsi="Times New Roman" w:cs="Times New Roman"/>
+              <w:noProof/>
+              <w:sz w:val="28"/>
+              <w:szCs w:val="28"/>
+              <w:lang w:val="ru-RU" w:eastAsia="ru-RU"/>
+            </w:rPr>
+          </w:pPr>
+          <w:hyperlink w:anchor="_Toc228176062" w:history="1">
+            <w:r>
+              <w:rPr>
+                <w:rStyle w:val="a4"/>
+                <w:rFonts w:ascii="Times New Roman" w:hAnsi="Times New Roman" w:cs="Times New Roman"/>
+                <w:noProof/>
+                <w:sz w:val="28"/>
+                <w:szCs w:val="28"/>
+              </w:rPr>
+              <w:t>Приложение 11</w:t>
+            </w:r>
+            <w:r>
+              <w:rPr>
+                <w:rFonts w:ascii="Times New Roman" w:hAnsi="Times New Roman" w:cs="Times New Roman"/>
+                <w:noProof/>
+                <w:webHidden/>
+                <w:sz w:val="28"/>
+                <w:szCs w:val="28"/>
+              </w:rPr>
+              <w:tab/>
+            </w:r>
+            <w:r>
+              <w:rPr>
+                <w:rFonts w:ascii="Times New Roman" w:hAnsi="Times New Roman" w:cs="Times New Roman"/>
+                <w:noProof/>
+                <w:webHidden/>
+                <w:sz w:val="28"/>
+                <w:szCs w:val="28"/>
+              </w:rPr>
+              <w:fldChar w:fldCharType="begin"/>
+            </w:r>
+            <w:r>
+              <w:rPr>
+                <w:rFonts w:ascii="Times New Roman" w:hAnsi="Times New Roman" w:cs="Times New Roman"/>
+                <w:noProof/>
+                <w:webHidden/>
+                <w:sz w:val="28"/>
+                <w:szCs w:val="28"/>
+              </w:rPr>
+              <w:instrText xml:space="preserve"> PAGEREF _Toc228176062 \h </w:instrText>
+            </w:r>
+            <w:r>
+              <w:rPr>
+                <w:rFonts w:ascii="Times New Roman" w:hAnsi="Times New Roman" w:cs="Times New Roman"/>
+                <w:noProof/>
+                <w:webHidden/>
+                <w:sz w:val="28"/>
+                <w:szCs w:val="28"/>
+              </w:rPr>
+            </w:r>
+            <w:r>
+              <w:rPr>
+                <w:rFonts w:ascii="Times New Roman" w:hAnsi="Times New Roman" w:cs="Times New Roman"/>
+                <w:noProof/>
+                <w:webHidden/>
+                <w:sz w:val="28"/>
+                <w:szCs w:val="28"/>
+              </w:rPr>
+              <w:fldChar w:fldCharType="separate"/>
+            </w:r>
+            <w:r>
+              <w:rPr>
+                <w:rFonts w:ascii="Times New Roman" w:hAnsi="Times New Roman" w:cs="Times New Roman"/>
+                <w:noProof/>
+                <w:webHidden/>
+                <w:sz w:val="28"/>
+                <w:szCs w:val="28"/>
+              </w:rPr>
+              <w:t>44</w:t>
+            </w:r>
+            <w:r>
+              <w:rPr>
+                <w:rFonts w:ascii="Times New Roman" w:hAnsi="Times New Roman" w:cs="Times New Roman"/>
+                <w:noProof/>
+                <w:webHidden/>
+                <w:sz w:val="28"/>
+                <w:szCs w:val="28"/>
+              </w:rPr>
+              <w:fldChar w:fldCharType="end"/>
+            </w:r>
+          </w:hyperlink>
+        </w:p>
+        <w:p>
+          <w:pPr>
+            <w:pStyle w:val="22"/>
+            <w:tabs>
+              <w:tab w:val="right" w:leader="dot" w:pos="9679"/>
+            </w:tabs>
+            <w:spacing w:line="360" w:lineRule="auto"/>
+            <w:rPr>
+              <w:rFonts w:ascii="Times New Roman" w:eastAsiaTheme="minorEastAsia" w:hAnsi="Times New Roman" w:cs="Times New Roman"/>
+              <w:noProof/>
+              <w:sz w:val="28"/>
+              <w:szCs w:val="28"/>
+              <w:lang w:val="ru-RU" w:eastAsia="ru-RU"/>
+            </w:rPr>
+          </w:pPr>
+          <w:hyperlink w:anchor="_Toc228176063" w:history="1">
+            <w:r>
+              <w:rPr>
+                <w:rStyle w:val="a4"/>
+                <w:rFonts w:ascii="Times New Roman" w:hAnsi="Times New Roman" w:cs="Times New Roman"/>
+                <w:noProof/>
+                <w:sz w:val="28"/>
+                <w:szCs w:val="28"/>
+              </w:rPr>
+              <w:t>Приложение 12</w:t>
+            </w:r>
+            <w:r>
+              <w:rPr>
+                <w:rFonts w:ascii="Times New Roman" w:hAnsi="Times New Roman" w:cs="Times New Roman"/>
+                <w:noProof/>
+                <w:webHidden/>
+                <w:sz w:val="28"/>
+                <w:szCs w:val="28"/>
+              </w:rPr>
+              <w:tab/>
+            </w:r>
+            <w:r>
+              <w:rPr>
+                <w:rFonts w:ascii="Times New Roman" w:hAnsi="Times New Roman" w:cs="Times New Roman"/>
+                <w:noProof/>
+                <w:webHidden/>
+                <w:sz w:val="28"/>
+                <w:szCs w:val="28"/>
+              </w:rPr>
+              <w:fldChar w:fldCharType="begin"/>
+            </w:r>
+            <w:r>
+              <w:rPr>
+                <w:rFonts w:ascii="Times New Roman" w:hAnsi="Times New Roman" w:cs="Times New Roman"/>
+                <w:noProof/>
+                <w:webHidden/>
+                <w:sz w:val="28"/>
+                <w:szCs w:val="28"/>
+              </w:rPr>
+              <w:instrText xml:space="preserve"> PAGEREF _Toc228176063 \h </w:instrText>
+            </w:r>
+            <w:r>
+              <w:rPr>
+                <w:rFonts w:ascii="Times New Roman" w:hAnsi="Times New Roman" w:cs="Times New Roman"/>
+                <w:noProof/>
+                <w:webHidden/>
+                <w:sz w:val="28"/>
+                <w:szCs w:val="28"/>
+              </w:rPr>
+            </w:r>
+            <w:r>
+              <w:rPr>
+                <w:rFonts w:ascii="Times New Roman" w:hAnsi="Times New Roman" w:cs="Times New Roman"/>
+                <w:noProof/>
+                <w:webHidden/>
+                <w:sz w:val="28"/>
+                <w:szCs w:val="28"/>
+              </w:rPr>
+              <w:fldChar w:fldCharType="separate"/>
+            </w:r>
+            <w:r>
+              <w:rPr>
+                <w:rFonts w:ascii="Times New Roman" w:hAnsi="Times New Roman" w:cs="Times New Roman"/>
+                <w:noProof/>
+                <w:webHidden/>
+                <w:sz w:val="28"/>
+                <w:szCs w:val="28"/>
+              </w:rPr>
+              <w:t>45</w:t>
+            </w:r>
+            <w:r>
+              <w:rPr>
+                <w:rFonts w:ascii="Times New Roman" w:hAnsi="Times New Roman" w:cs="Times New Roman"/>
+                <w:noProof/>
+                <w:webHidden/>
+                <w:sz w:val="28"/>
+                <w:szCs w:val="28"/>
+              </w:rPr>
+              <w:fldChar w:fldCharType="end"/>
+            </w:r>
+          </w:hyperlink>
+        </w:p>
+        <w:p>
+          <w:pPr>
+            <w:pStyle w:val="22"/>
+            <w:tabs>
+              <w:tab w:val="right" w:leader="dot" w:pos="9679"/>
+            </w:tabs>
+            <w:spacing w:line="360" w:lineRule="auto"/>
+            <w:rPr>
+              <w:rFonts w:ascii="Times New Roman" w:eastAsiaTheme="minorEastAsia" w:hAnsi="Times New Roman" w:cs="Times New Roman"/>
+              <w:noProof/>
+              <w:sz w:val="28"/>
+              <w:szCs w:val="28"/>
+              <w:lang w:val="ru-RU" w:eastAsia="ru-RU"/>
+            </w:rPr>
+          </w:pPr>
+          <w:hyperlink w:anchor="_Toc228176064" w:history="1">
+            <w:r>
+              <w:rPr>
+                <w:rStyle w:val="a4"/>
+                <w:rFonts w:ascii="Times New Roman" w:hAnsi="Times New Roman" w:cs="Times New Roman"/>
+                <w:noProof/>
+                <w:sz w:val="28"/>
+                <w:szCs w:val="28"/>
+              </w:rPr>
+              <w:t>Приложение 13</w:t>
+            </w:r>
+            <w:r>
+              <w:rPr>
+                <w:rFonts w:ascii="Times New Roman" w:hAnsi="Times New Roman" w:cs="Times New Roman"/>
+                <w:noProof/>
+                <w:webHidden/>
+                <w:sz w:val="28"/>
+                <w:szCs w:val="28"/>
+              </w:rPr>
+              <w:tab/>
+            </w:r>
+            <w:r>
+              <w:rPr>
+                <w:rFonts w:ascii="Times New Roman" w:hAnsi="Times New Roman" w:cs="Times New Roman"/>
+                <w:noProof/>
+                <w:webHidden/>
+                <w:sz w:val="28"/>
+                <w:szCs w:val="28"/>
+              </w:rPr>
+              <w:fldChar w:fldCharType="begin"/>
+            </w:r>
+            <w:r>
+              <w:rPr>
+                <w:rFonts w:ascii="Times New Roman" w:hAnsi="Times New Roman" w:cs="Times New Roman"/>
+                <w:noProof/>
+                <w:webHidden/>
+                <w:sz w:val="28"/>
+                <w:szCs w:val="28"/>
+              </w:rPr>
+              <w:instrText xml:space="preserve"> PAGEREF _Toc228176064 \h </w:instrText>
+            </w:r>
+            <w:r>
+              <w:rPr>
+                <w:rFonts w:ascii="Times New Roman" w:hAnsi="Times New Roman" w:cs="Times New Roman"/>
+                <w:noProof/>
+                <w:webHidden/>
+                <w:sz w:val="28"/>
+                <w:szCs w:val="28"/>
+              </w:rPr>
+            </w:r>
+            <w:r>
+              <w:rPr>
+                <w:rFonts w:ascii="Times New Roman" w:hAnsi="Times New Roman" w:cs="Times New Roman"/>
+                <w:noProof/>
+                <w:webHidden/>
+                <w:sz w:val="28"/>
+                <w:szCs w:val="28"/>
+              </w:rPr>
+              <w:fldChar w:fldCharType="separate"/>
+            </w:r>
+            <w:r>
+              <w:rPr>
+                <w:rFonts w:ascii="Times New Roman" w:hAnsi="Times New Roman" w:cs="Times New Roman"/>
+                <w:noProof/>
+                <w:webHidden/>
+                <w:sz w:val="28"/>
+                <w:szCs w:val="28"/>
+              </w:rPr>
+              <w:t>46</w:t>
             </w:r>
             <w:r>
               <w:rPr>
@@ -5711,14 +6392,14 @@
       <w:pPr>
         <w:pStyle w:val="-"/>
       </w:pPr>
-      <w:bookmarkStart w:id="19" w:name="_Toc219936697"/>
-      <w:bookmarkStart w:id="20" w:name="_Toc226389230"/>
+      <w:bookmarkStart w:id="20" w:name="_Toc219936697"/>
+      <w:bookmarkStart w:id="21" w:name="_Toc228176034"/>
       <w:r>
         <w:lastRenderedPageBreak/>
         <w:t>Введение</w:t>
       </w:r>
-      <w:bookmarkEnd w:id="19"/>
       <w:bookmarkEnd w:id="20"/>
+      <w:bookmarkEnd w:id="21"/>
     </w:p>
     <w:p>
       <w:pPr>
@@ -5960,21 +6641,7 @@
         <w:rPr>
           <w:highlight w:val="yellow"/>
         </w:rPr>
-        <w:t xml:space="preserve"> страниц, в том </w:t>
-      </w:r>
-      <w:proofErr w:type="gramStart"/>
-      <w:r>
-        <w:rPr>
-          <w:highlight w:val="yellow"/>
-        </w:rPr>
-        <w:t>числе ?</w:t>
-      </w:r>
-      <w:proofErr w:type="gramEnd"/>
-      <w:r>
-        <w:rPr>
-          <w:highlight w:val="yellow"/>
-        </w:rPr>
-        <w:t xml:space="preserve"> рисунков. Список использованной литературы </w:t>
+        <w:t xml:space="preserve"> страниц, в том числе ? рисунков. Список использованной литературы </w:t>
       </w:r>
       <w:proofErr w:type="gramStart"/>
       <w:r>
@@ -6018,12 +6685,12 @@
           <w:numId w:val="1"/>
         </w:numPr>
       </w:pPr>
-      <w:bookmarkStart w:id="21" w:name="_Toc226389231"/>
+      <w:bookmarkStart w:id="22" w:name="_Toc228176035"/>
       <w:r>
         <w:lastRenderedPageBreak/>
         <w:t>Анализ предметной области. Постановка задачи</w:t>
       </w:r>
-      <w:bookmarkEnd w:id="21"/>
+      <w:bookmarkEnd w:id="22"/>
     </w:p>
     <w:p>
       <w:pPr>
@@ -6033,14 +6700,14 @@
           <w:numId w:val="30"/>
         </w:numPr>
       </w:pPr>
-      <w:bookmarkStart w:id="22" w:name="_Toc226389232"/>
+      <w:bookmarkStart w:id="23" w:name="_Toc228176036"/>
       <w:r>
         <w:t>О</w:t>
       </w:r>
       <w:r>
         <w:t>писание предметной области и функции решаемых задач</w:t>
       </w:r>
-      <w:bookmarkEnd w:id="22"/>
+      <w:bookmarkEnd w:id="23"/>
     </w:p>
     <w:p>
       <w:pPr>
@@ -6164,7 +6831,7 @@
           <w:sz w:val="28"/>
           <w:szCs w:val="28"/>
         </w:rPr>
-        <w:t>Энергетическая. Восстановление жизненных сил и ресурсов.</w:t>
+        <w:t xml:space="preserve">Социальная. Установление здоровых личных границ, улучшение навыков коммуникации. </w:t>
       </w:r>
     </w:p>
     <w:p>
@@ -6188,55 +6855,23 @@
           <w:sz w:val="28"/>
           <w:szCs w:val="28"/>
         </w:rPr>
-        <w:t xml:space="preserve">Социальная. Установление здоровых личных границ, улучшение навыков коммуникации. </w:t>
-      </w:r>
-    </w:p>
-    <w:p>
-      <w:pPr>
-        <w:pStyle w:val="a3"/>
-        <w:numPr>
-          <w:ilvl w:val="0"/>
-          <w:numId w:val="25"/>
-        </w:numPr>
-        <w:spacing w:after="0" w:line="360" w:lineRule="auto"/>
-        <w:jc w:val="both"/>
-        <w:rPr>
-          <w:rFonts w:ascii="Times New Roman" w:hAnsi="Times New Roman" w:cs="Times New Roman"/>
-          <w:sz w:val="28"/>
-          <w:szCs w:val="28"/>
-        </w:rPr>
-      </w:pPr>
-      <w:r>
-        <w:rPr>
-          <w:rFonts w:ascii="Times New Roman" w:hAnsi="Times New Roman" w:cs="Times New Roman"/>
-          <w:sz w:val="28"/>
-          <w:szCs w:val="28"/>
-        </w:rPr>
-        <w:t>Профессиональная. Саморазвитие, продвижение по карьерной лестнице.</w:t>
-      </w:r>
-    </w:p>
-    <w:p>
-      <w:pPr>
-        <w:pStyle w:val="a3"/>
-        <w:numPr>
-          <w:ilvl w:val="0"/>
-          <w:numId w:val="25"/>
-        </w:numPr>
-        <w:spacing w:after="0" w:line="360" w:lineRule="auto"/>
-        <w:jc w:val="both"/>
-        <w:rPr>
-          <w:rFonts w:ascii="Times New Roman" w:hAnsi="Times New Roman" w:cs="Times New Roman"/>
-          <w:sz w:val="28"/>
-          <w:szCs w:val="28"/>
-        </w:rPr>
-      </w:pPr>
-      <w:r>
-        <w:rPr>
-          <w:rFonts w:ascii="Times New Roman" w:hAnsi="Times New Roman" w:cs="Times New Roman"/>
-          <w:sz w:val="28"/>
-          <w:szCs w:val="28"/>
-        </w:rPr>
-        <w:t>Ценностная. Реализация своих мечт и желаний.</w:t>
+        <w:t>Ценностная. Реализация своих мечт и желаний</w:t>
+      </w:r>
+      <w:r>
+        <w:rPr>
+          <w:rFonts w:ascii="Times New Roman" w:hAnsi="Times New Roman" w:cs="Times New Roman"/>
+          <w:sz w:val="28"/>
+          <w:szCs w:val="28"/>
+        </w:rPr>
+        <w:t>, саморазвитие</w:t>
+      </w:r>
+      <w:r>
+        <w:rPr>
+          <w:rFonts w:ascii="Times New Roman" w:hAnsi="Times New Roman" w:cs="Times New Roman"/>
+          <w:sz w:val="28"/>
+          <w:szCs w:val="28"/>
+        </w:rPr>
+        <w:t>.</w:t>
       </w:r>
     </w:p>
     <w:p>
@@ -6344,6 +6979,50 @@
           <w:lang w:val="ru-RU"/>
         </w:rPr>
         <w:t>.</w:t>
+      </w:r>
+      <w:r>
+        <w:rPr>
+          <w:rFonts w:ascii="Times New Roman" w:hAnsi="Times New Roman" w:cs="Times New Roman"/>
+          <w:sz w:val="28"/>
+          <w:szCs w:val="28"/>
+          <w:lang w:val="ru-RU"/>
+        </w:rPr>
+        <w:t xml:space="preserve"> В Приложении 2 представлена диаграмма </w:t>
+      </w:r>
+      <w:r>
+        <w:rPr>
+          <w:rFonts w:ascii="Times New Roman" w:hAnsi="Times New Roman" w:cs="Times New Roman"/>
+          <w:sz w:val="28"/>
+          <w:szCs w:val="28"/>
+        </w:rPr>
+        <w:t>IDEF</w:t>
+      </w:r>
+      <w:r>
+        <w:rPr>
+          <w:rFonts w:ascii="Times New Roman" w:hAnsi="Times New Roman" w:cs="Times New Roman"/>
+          <w:sz w:val="28"/>
+          <w:szCs w:val="28"/>
+          <w:lang w:val="ru-RU"/>
+        </w:rPr>
+        <w:t xml:space="preserve">0 </w:t>
+      </w:r>
+      <w:r>
+        <w:rPr>
+          <w:rFonts w:ascii="Times New Roman" w:hAnsi="Times New Roman" w:cs="Times New Roman"/>
+          <w:sz w:val="28"/>
+          <w:szCs w:val="28"/>
+          <w:lang w:val="ru-RU"/>
+        </w:rPr>
+        <w:t>будущей системы</w:t>
+      </w:r>
+      <w:r>
+        <w:rPr>
+          <w:rFonts w:ascii="Times New Roman" w:hAnsi="Times New Roman" w:cs="Times New Roman"/>
+          <w:sz w:val="28"/>
+          <w:szCs w:val="28"/>
+          <w:lang w:val="ru-RU"/>
+        </w:rPr>
+        <w:t xml:space="preserve"> в формате «черного ящика». На вход в систему подаются данные и действия пользователя, управляется система техническим заданием, документацией и правилами ОС. Основными механизмами выступают система, пользователь и администратор приложения. На выходе получается готовое приложение.</w:t>
       </w:r>
     </w:p>
     <w:p>
@@ -6354,11 +7033,12 @@
           <w:numId w:val="30"/>
         </w:numPr>
       </w:pPr>
-      <w:bookmarkStart w:id="23" w:name="_Toc226389233"/>
-      <w:r>
+      <w:bookmarkStart w:id="24" w:name="_Toc228176037"/>
+      <w:r>
+        <w:lastRenderedPageBreak/>
         <w:t>Анализ конкурентов</w:t>
       </w:r>
-      <w:bookmarkEnd w:id="23"/>
+      <w:bookmarkEnd w:id="24"/>
     </w:p>
     <w:p>
       <w:pPr>
@@ -6415,6 +7095,74 @@
           <w:szCs w:val="28"/>
         </w:rPr>
       </w:pPr>
+      <w:r>
+        <w:rPr>
+          <w:noProof/>
+          <w:lang w:eastAsia="ru-RU"/>
+        </w:rPr>
+        <w:drawing>
+          <wp:anchor distT="0" distB="0" distL="114300" distR="114300" simplePos="0" relativeHeight="251661312" behindDoc="0" locked="0" layoutInCell="1" allowOverlap="1" wp14:anchorId="7EE622B5" wp14:editId="36B8677E">
+            <wp:simplePos x="0" y="0"/>
+            <wp:positionH relativeFrom="margin">
+              <wp:align>center</wp:align>
+            </wp:positionH>
+            <wp:positionV relativeFrom="margin">
+              <wp:posOffset>1677774</wp:posOffset>
+            </wp:positionV>
+            <wp:extent cx="2136775" cy="4018280"/>
+            <wp:effectExtent l="0" t="0" r="0" b="1270"/>
+            <wp:wrapTopAndBottom/>
+            <wp:docPr id="1725003872" name="Рисунок 4"/>
+            <wp:cNvGraphicFramePr>
+              <a:graphicFrameLocks xmlns:a="http://schemas.openxmlformats.org/drawingml/2006/main" noChangeAspect="1"/>
+            </wp:cNvGraphicFramePr>
+            <a:graphic xmlns:a="http://schemas.openxmlformats.org/drawingml/2006/main">
+              <a:graphicData uri="http://schemas.openxmlformats.org/drawingml/2006/picture">
+                <pic:pic xmlns:pic="http://schemas.openxmlformats.org/drawingml/2006/picture">
+                  <pic:nvPicPr>
+                    <pic:cNvPr id="0" name="Picture 2"/>
+                    <pic:cNvPicPr>
+                      <a:picLocks noChangeAspect="1" noChangeArrowheads="1"/>
+                    </pic:cNvPicPr>
+                  </pic:nvPicPr>
+                  <pic:blipFill>
+                    <a:blip r:embed="rId9" cstate="print">
+                      <a:extLst>
+                        <a:ext uri="{28A0092B-C50C-407E-A947-70E740481C1C}">
+                          <a14:useLocalDpi xmlns:a14="http://schemas.microsoft.com/office/drawing/2010/main" val="0"/>
+                        </a:ext>
+                      </a:extLst>
+                    </a:blip>
+                    <a:srcRect/>
+                    <a:stretch>
+                      <a:fillRect/>
+                    </a:stretch>
+                  </pic:blipFill>
+                  <pic:spPr bwMode="auto">
+                    <a:xfrm>
+                      <a:off x="0" y="0"/>
+                      <a:ext cx="2136775" cy="4018280"/>
+                    </a:xfrm>
+                    <a:prstGeom prst="rect">
+                      <a:avLst/>
+                    </a:prstGeom>
+                    <a:noFill/>
+                    <a:ln>
+                      <a:noFill/>
+                    </a:ln>
+                  </pic:spPr>
+                </pic:pic>
+              </a:graphicData>
+            </a:graphic>
+            <wp14:sizeRelH relativeFrom="page">
+              <wp14:pctWidth>0</wp14:pctWidth>
+            </wp14:sizeRelH>
+            <wp14:sizeRelV relativeFrom="page">
+              <wp14:pctHeight>0</wp14:pctHeight>
+            </wp14:sizeRelV>
+          </wp:anchor>
+        </w:drawing>
+      </w:r>
       <w:proofErr w:type="spellStart"/>
       <w:r>
         <w:rPr>
@@ -6422,7 +7170,6 @@
           <w:sz w:val="28"/>
           <w:szCs w:val="28"/>
         </w:rPr>
-        <w:lastRenderedPageBreak/>
         <w:t>Daylio</w:t>
       </w:r>
       <w:proofErr w:type="spellEnd"/>
@@ -6433,6 +7180,15 @@
           <w:szCs w:val="28"/>
         </w:rPr>
         <w:t xml:space="preserve"> – приложение, которое объединяет в себе личный дневник, трекер настроения и блокнот. Оно позволяет пользователям следить за своими эмоциями, ставить перед собой цели, планировать свои задачи.</w:t>
+      </w:r>
+    </w:p>
+    <w:p>
+      <w:pPr>
+        <w:pStyle w:val="-2"/>
+        <w:ind w:left="644"/>
+      </w:pPr>
+      <w:r>
+        <w:t>Рис 1.1. Добавление заметки о прошедшем дне</w:t>
       </w:r>
     </w:p>
     <w:p>
@@ -6552,7 +7308,7 @@
           <w:lang w:eastAsia="ru-RU"/>
         </w:rPr>
         <w:drawing>
-          <wp:anchor distT="0" distB="0" distL="114300" distR="114300" simplePos="0" relativeHeight="251660288" behindDoc="1" locked="0" layoutInCell="1" allowOverlap="1" wp14:anchorId="25C0D4F0" wp14:editId="3D178449">
+          <wp:anchor distT="0" distB="0" distL="114300" distR="114300" simplePos="0" relativeHeight="251660288" behindDoc="1" locked="0" layoutInCell="1" allowOverlap="1" wp14:anchorId="25C0D4F0" wp14:editId="63D1A533">
             <wp:simplePos x="0" y="0"/>
             <wp:positionH relativeFrom="margin">
               <wp:posOffset>1558290</wp:posOffset>
@@ -6577,7 +7333,7 @@
                     </pic:cNvPicPr>
                   </pic:nvPicPr>
                   <pic:blipFill>
-                    <a:blip r:embed="rId9" cstate="print">
+                    <a:blip r:embed="rId10" cstate="print">
                       <a:extLst>
                         <a:ext uri="{28A0092B-C50C-407E-A947-70E740481C1C}">
                           <a14:useLocalDpi xmlns:a14="http://schemas.microsoft.com/office/drawing/2010/main" val="0"/>
@@ -6740,6 +7496,7 @@
           <w:sz w:val="28"/>
           <w:szCs w:val="28"/>
         </w:rPr>
+        <w:lastRenderedPageBreak/>
         <w:t>Постановка целей</w:t>
       </w:r>
       <w:r>
@@ -6800,405 +7557,20 @@
       </w:pPr>
       <w:r>
         <w:rPr>
+          <w:rFonts w:ascii="Times New Roman" w:hAnsi="Times New Roman" w:cs="Times New Roman"/>
           <w:noProof/>
+          <w:sz w:val="28"/>
+          <w:szCs w:val="28"/>
           <w:lang w:eastAsia="ru-RU"/>
         </w:rPr>
         <w:drawing>
-          <wp:anchor distT="0" distB="0" distL="114300" distR="114300" simplePos="0" relativeHeight="251661312" behindDoc="0" locked="0" layoutInCell="1" allowOverlap="1" wp14:anchorId="7EE622B5" wp14:editId="56C42049">
+          <wp:anchor distT="0" distB="0" distL="114300" distR="114300" simplePos="0" relativeHeight="251662336" behindDoc="0" locked="0" layoutInCell="1" allowOverlap="1" wp14:anchorId="43E55521" wp14:editId="60D62658">
             <wp:simplePos x="0" y="0"/>
             <wp:positionH relativeFrom="margin">
               <wp:align>center</wp:align>
             </wp:positionH>
             <wp:positionV relativeFrom="margin">
-              <wp:posOffset>4262755</wp:posOffset>
-            </wp:positionV>
-            <wp:extent cx="2000885" cy="3762375"/>
-            <wp:effectExtent l="0" t="0" r="0" b="9525"/>
-            <wp:wrapTopAndBottom/>
-            <wp:docPr id="1725003872" name="Рисунок 4"/>
-            <wp:cNvGraphicFramePr>
-              <a:graphicFrameLocks xmlns:a="http://schemas.openxmlformats.org/drawingml/2006/main" noChangeAspect="1"/>
-            </wp:cNvGraphicFramePr>
-            <a:graphic xmlns:a="http://schemas.openxmlformats.org/drawingml/2006/main">
-              <a:graphicData uri="http://schemas.openxmlformats.org/drawingml/2006/picture">
-                <pic:pic xmlns:pic="http://schemas.openxmlformats.org/drawingml/2006/picture">
-                  <pic:nvPicPr>
-                    <pic:cNvPr id="0" name="Picture 2"/>
-                    <pic:cNvPicPr>
-                      <a:picLocks noChangeAspect="1" noChangeArrowheads="1"/>
-                    </pic:cNvPicPr>
-                  </pic:nvPicPr>
-                  <pic:blipFill>
-                    <a:blip r:embed="rId10" cstate="print">
-                      <a:extLst>
-                        <a:ext uri="{28A0092B-C50C-407E-A947-70E740481C1C}">
-                          <a14:useLocalDpi xmlns:a14="http://schemas.microsoft.com/office/drawing/2010/main" val="0"/>
-                        </a:ext>
-                      </a:extLst>
-                    </a:blip>
-                    <a:srcRect/>
-                    <a:stretch>
-                      <a:fillRect/>
-                    </a:stretch>
-                  </pic:blipFill>
-                  <pic:spPr bwMode="auto">
-                    <a:xfrm>
-                      <a:off x="0" y="0"/>
-                      <a:ext cx="2000885" cy="3762375"/>
-                    </a:xfrm>
-                    <a:prstGeom prst="rect">
-                      <a:avLst/>
-                    </a:prstGeom>
-                    <a:noFill/>
-                    <a:ln>
-                      <a:noFill/>
-                    </a:ln>
-                  </pic:spPr>
-                </pic:pic>
-              </a:graphicData>
-            </a:graphic>
-            <wp14:sizeRelH relativeFrom="page">
-              <wp14:pctWidth>0</wp14:pctWidth>
-            </wp14:sizeRelH>
-            <wp14:sizeRelV relativeFrom="page">
-              <wp14:pctHeight>0</wp14:pctHeight>
-            </wp14:sizeRelV>
-          </wp:anchor>
-        </w:drawing>
-      </w:r>
-      <w:r>
-        <w:rPr>
-          <w:rFonts w:ascii="Times New Roman" w:hAnsi="Times New Roman" w:cs="Times New Roman"/>
-          <w:sz w:val="28"/>
-          <w:szCs w:val="28"/>
-        </w:rPr>
-        <w:t>Отслеживание важных дат</w:t>
-      </w:r>
-      <w:r>
-        <w:rPr>
-          <w:rFonts w:ascii="Times New Roman" w:hAnsi="Times New Roman" w:cs="Times New Roman"/>
-          <w:sz w:val="28"/>
-          <w:szCs w:val="28"/>
-        </w:rPr>
-        <w:t>.</w:t>
-      </w:r>
-    </w:p>
-    <w:p>
-      <w:pPr>
-        <w:pStyle w:val="-2"/>
-      </w:pPr>
-      <w:r>
-        <w:t>Рис 1.</w:t>
-      </w:r>
-      <w:r>
-        <w:t>1</w:t>
-      </w:r>
-      <w:r>
-        <w:t>. Добавление заметки о прошедшем дне</w:t>
-      </w:r>
-    </w:p>
-    <w:p>
-      <w:pPr>
-        <w:spacing w:after="0" w:line="360" w:lineRule="auto"/>
-        <w:ind w:left="720"/>
-        <w:jc w:val="both"/>
-        <w:rPr>
-          <w:rFonts w:ascii="Times New Roman" w:hAnsi="Times New Roman" w:cs="Times New Roman"/>
-          <w:sz w:val="28"/>
-          <w:szCs w:val="28"/>
-          <w:lang w:val="ru-RU"/>
-        </w:rPr>
-      </w:pPr>
-      <w:r>
-        <w:rPr>
-          <w:rFonts w:ascii="Times New Roman" w:hAnsi="Times New Roman" w:cs="Times New Roman"/>
-          <w:sz w:val="28"/>
-          <w:szCs w:val="28"/>
-          <w:lang w:val="ru-RU"/>
-        </w:rPr>
-        <w:lastRenderedPageBreak/>
-        <w:t>Выделим основные плюсы и минусы приложения.</w:t>
-      </w:r>
-      <w:r>
-        <w:rPr>
-          <w:rFonts w:ascii="Times New Roman" w:hAnsi="Times New Roman" w:cs="Times New Roman"/>
-          <w:sz w:val="28"/>
-          <w:szCs w:val="28"/>
-          <w:lang w:val="ru-RU"/>
-        </w:rPr>
-        <w:t xml:space="preserve"> Главными достоинствами станут:</w:t>
-      </w:r>
-    </w:p>
-    <w:p>
-      <w:pPr>
-        <w:pStyle w:val="a3"/>
-        <w:numPr>
-          <w:ilvl w:val="0"/>
-          <w:numId w:val="6"/>
-        </w:numPr>
-        <w:spacing w:after="0" w:line="360" w:lineRule="auto"/>
-        <w:jc w:val="both"/>
-        <w:rPr>
-          <w:rFonts w:ascii="Times New Roman" w:hAnsi="Times New Roman" w:cs="Times New Roman"/>
-          <w:sz w:val="28"/>
-          <w:szCs w:val="28"/>
-        </w:rPr>
-      </w:pPr>
-      <w:r>
-        <w:rPr>
-          <w:rFonts w:ascii="Times New Roman" w:hAnsi="Times New Roman" w:cs="Times New Roman"/>
-          <w:sz w:val="28"/>
-          <w:szCs w:val="28"/>
-        </w:rPr>
-        <w:t>Большое количество готовых встроенных трекеров</w:t>
-      </w:r>
-      <w:r>
-        <w:rPr>
-          <w:rFonts w:ascii="Times New Roman" w:hAnsi="Times New Roman" w:cs="Times New Roman"/>
-          <w:sz w:val="28"/>
-          <w:szCs w:val="28"/>
-        </w:rPr>
-        <w:t>;</w:t>
-      </w:r>
-    </w:p>
-    <w:p>
-      <w:pPr>
-        <w:pStyle w:val="a3"/>
-        <w:numPr>
-          <w:ilvl w:val="0"/>
-          <w:numId w:val="6"/>
-        </w:numPr>
-        <w:spacing w:after="0" w:line="360" w:lineRule="auto"/>
-        <w:jc w:val="both"/>
-        <w:rPr>
-          <w:rFonts w:ascii="Times New Roman" w:hAnsi="Times New Roman" w:cs="Times New Roman"/>
-          <w:sz w:val="28"/>
-          <w:szCs w:val="28"/>
-        </w:rPr>
-      </w:pPr>
-      <w:r>
-        <w:rPr>
-          <w:rFonts w:ascii="Times New Roman" w:hAnsi="Times New Roman" w:cs="Times New Roman"/>
-          <w:sz w:val="28"/>
-          <w:szCs w:val="28"/>
-        </w:rPr>
-        <w:t>Возмож</w:t>
-      </w:r>
-      <w:r>
-        <w:rPr>
-          <w:rFonts w:ascii="Times New Roman" w:hAnsi="Times New Roman" w:cs="Times New Roman"/>
-          <w:sz w:val="28"/>
-          <w:szCs w:val="28"/>
-        </w:rPr>
-        <w:t>ность прикрепления фото и аудио;</w:t>
-      </w:r>
-    </w:p>
-    <w:p>
-      <w:pPr>
-        <w:pStyle w:val="a3"/>
-        <w:numPr>
-          <w:ilvl w:val="0"/>
-          <w:numId w:val="6"/>
-        </w:numPr>
-        <w:spacing w:after="0" w:line="360" w:lineRule="auto"/>
-        <w:jc w:val="both"/>
-        <w:rPr>
-          <w:rFonts w:ascii="Times New Roman" w:hAnsi="Times New Roman" w:cs="Times New Roman"/>
-          <w:sz w:val="28"/>
-          <w:szCs w:val="28"/>
-        </w:rPr>
-      </w:pPr>
-      <w:r>
-        <w:rPr>
-          <w:rFonts w:ascii="Times New Roman" w:hAnsi="Times New Roman" w:cs="Times New Roman"/>
-          <w:sz w:val="28"/>
-          <w:szCs w:val="28"/>
-        </w:rPr>
-        <w:t>Приятный интерфейс</w:t>
-      </w:r>
-      <w:r>
-        <w:rPr>
-          <w:rFonts w:ascii="Times New Roman" w:hAnsi="Times New Roman" w:cs="Times New Roman"/>
-          <w:sz w:val="28"/>
-          <w:szCs w:val="28"/>
-        </w:rPr>
-        <w:t>;</w:t>
-      </w:r>
-    </w:p>
-    <w:p>
-      <w:pPr>
-        <w:pStyle w:val="a3"/>
-        <w:numPr>
-          <w:ilvl w:val="0"/>
-          <w:numId w:val="6"/>
-        </w:numPr>
-        <w:spacing w:after="0" w:line="360" w:lineRule="auto"/>
-        <w:jc w:val="both"/>
-        <w:rPr>
-          <w:rFonts w:ascii="Times New Roman" w:hAnsi="Times New Roman" w:cs="Times New Roman"/>
-          <w:sz w:val="28"/>
-          <w:szCs w:val="28"/>
-        </w:rPr>
-      </w:pPr>
-      <w:r>
-        <w:rPr>
-          <w:rFonts w:ascii="Times New Roman" w:hAnsi="Times New Roman" w:cs="Times New Roman"/>
-          <w:sz w:val="28"/>
-          <w:szCs w:val="28"/>
-        </w:rPr>
-        <w:t>Большое количество графиков и статистики</w:t>
-      </w:r>
-      <w:r>
-        <w:rPr>
-          <w:rFonts w:ascii="Times New Roman" w:hAnsi="Times New Roman" w:cs="Times New Roman"/>
-          <w:sz w:val="28"/>
-          <w:szCs w:val="28"/>
-        </w:rPr>
-        <w:t>;</w:t>
-      </w:r>
-    </w:p>
-    <w:p>
-      <w:pPr>
-        <w:pStyle w:val="a3"/>
-        <w:numPr>
-          <w:ilvl w:val="0"/>
-          <w:numId w:val="6"/>
-        </w:numPr>
-        <w:spacing w:after="0" w:line="360" w:lineRule="auto"/>
-        <w:jc w:val="both"/>
-        <w:rPr>
-          <w:rFonts w:ascii="Times New Roman" w:hAnsi="Times New Roman" w:cs="Times New Roman"/>
-          <w:sz w:val="28"/>
-          <w:szCs w:val="28"/>
-        </w:rPr>
-      </w:pPr>
-      <w:r>
-        <w:rPr>
-          <w:rFonts w:ascii="Times New Roman" w:hAnsi="Times New Roman" w:cs="Times New Roman"/>
-          <w:sz w:val="28"/>
-          <w:szCs w:val="28"/>
-        </w:rPr>
-        <w:t>Есть шаблоны для заметок</w:t>
-      </w:r>
-      <w:r>
-        <w:rPr>
-          <w:rFonts w:ascii="Times New Roman" w:hAnsi="Times New Roman" w:cs="Times New Roman"/>
-          <w:sz w:val="28"/>
-          <w:szCs w:val="28"/>
-        </w:rPr>
-        <w:t>.</w:t>
-      </w:r>
-    </w:p>
-    <w:p>
-      <w:pPr>
-        <w:spacing w:after="0" w:line="360" w:lineRule="auto"/>
-        <w:ind w:firstLine="720"/>
-        <w:jc w:val="both"/>
-        <w:rPr>
-          <w:rFonts w:ascii="Times New Roman" w:hAnsi="Times New Roman" w:cs="Times New Roman"/>
-          <w:sz w:val="28"/>
-          <w:szCs w:val="28"/>
-          <w:lang w:val="ru-RU"/>
-        </w:rPr>
-      </w:pPr>
-      <w:r>
-        <w:rPr>
-          <w:rFonts w:ascii="Times New Roman" w:hAnsi="Times New Roman" w:cs="Times New Roman"/>
-          <w:sz w:val="28"/>
-          <w:szCs w:val="28"/>
-          <w:lang w:val="ru-RU"/>
-        </w:rPr>
-        <w:t>Основными недостатками выступят</w:t>
-      </w:r>
-      <w:r>
-        <w:rPr>
-          <w:rFonts w:ascii="Times New Roman" w:hAnsi="Times New Roman" w:cs="Times New Roman"/>
-          <w:sz w:val="28"/>
-          <w:szCs w:val="28"/>
-          <w:lang w:val="ru-RU"/>
-        </w:rPr>
-        <w:t>:</w:t>
-      </w:r>
-    </w:p>
-    <w:p>
-      <w:pPr>
-        <w:pStyle w:val="a3"/>
-        <w:numPr>
-          <w:ilvl w:val="0"/>
-          <w:numId w:val="6"/>
-        </w:numPr>
-        <w:spacing w:after="0" w:line="360" w:lineRule="auto"/>
-        <w:jc w:val="both"/>
-        <w:rPr>
-          <w:rFonts w:ascii="Times New Roman" w:hAnsi="Times New Roman" w:cs="Times New Roman"/>
-          <w:sz w:val="28"/>
-          <w:szCs w:val="28"/>
-        </w:rPr>
-      </w:pPr>
-      <w:r>
-        <w:rPr>
-          <w:rFonts w:ascii="Times New Roman" w:hAnsi="Times New Roman" w:cs="Times New Roman"/>
-          <w:sz w:val="28"/>
-          <w:szCs w:val="28"/>
-        </w:rPr>
-        <w:t xml:space="preserve">Запутанность </w:t>
-      </w:r>
-      <w:r>
-        <w:rPr>
-          <w:rFonts w:ascii="Times New Roman" w:hAnsi="Times New Roman" w:cs="Times New Roman"/>
-          <w:sz w:val="28"/>
-          <w:szCs w:val="28"/>
-        </w:rPr>
-        <w:t>трекеров</w:t>
-      </w:r>
-      <w:r>
-        <w:rPr>
-          <w:rFonts w:ascii="Times New Roman" w:hAnsi="Times New Roman" w:cs="Times New Roman"/>
-          <w:sz w:val="28"/>
-          <w:szCs w:val="28"/>
-        </w:rPr>
-        <w:t xml:space="preserve"> из-за большого их числа</w:t>
-      </w:r>
-      <w:r>
-        <w:rPr>
-          <w:rFonts w:ascii="Times New Roman" w:hAnsi="Times New Roman" w:cs="Times New Roman"/>
-          <w:sz w:val="28"/>
-          <w:szCs w:val="28"/>
-        </w:rPr>
-        <w:t>;</w:t>
-      </w:r>
-    </w:p>
-    <w:p>
-      <w:pPr>
-        <w:pStyle w:val="a3"/>
-        <w:numPr>
-          <w:ilvl w:val="0"/>
-          <w:numId w:val="6"/>
-        </w:numPr>
-        <w:spacing w:after="0" w:line="360" w:lineRule="auto"/>
-        <w:jc w:val="both"/>
-        <w:rPr>
-          <w:rFonts w:ascii="Times New Roman" w:hAnsi="Times New Roman" w:cs="Times New Roman"/>
-          <w:sz w:val="28"/>
-          <w:szCs w:val="28"/>
-        </w:rPr>
-      </w:pPr>
-      <w:r>
-        <w:rPr>
-          <w:rFonts w:ascii="Times New Roman" w:hAnsi="Times New Roman" w:cs="Times New Roman"/>
-          <w:noProof/>
-          <w:sz w:val="28"/>
-          <w:szCs w:val="28"/>
-          <w:lang w:eastAsia="ru-RU"/>
-        </w:rPr>
-        <w:drawing>
-          <wp:anchor distT="0" distB="0" distL="114300" distR="114300" simplePos="0" relativeHeight="251662336" behindDoc="0" locked="0" layoutInCell="1" allowOverlap="1" wp14:anchorId="43E55521" wp14:editId="3DF40DD9">
-            <wp:simplePos x="0" y="0"/>
-            <wp:positionH relativeFrom="margin">
-              <wp:posOffset>1870075</wp:posOffset>
-            </wp:positionH>
-            <wp:positionV relativeFrom="margin">
-              <wp:posOffset>3392170</wp:posOffset>
+              <wp:posOffset>1053081</wp:posOffset>
             </wp:positionV>
             <wp:extent cx="2475865" cy="4524375"/>
             <wp:effectExtent l="0" t="0" r="635" b="9525"/>
@@ -7260,21 +7632,318 @@
           <w:sz w:val="28"/>
           <w:szCs w:val="28"/>
         </w:rPr>
+        <w:t>Отслеживание важных дат</w:t>
+      </w:r>
+      <w:r>
+        <w:rPr>
+          <w:rFonts w:ascii="Times New Roman" w:hAnsi="Times New Roman" w:cs="Times New Roman"/>
+          <w:sz w:val="28"/>
+          <w:szCs w:val="28"/>
+        </w:rPr>
+        <w:t>.</w:t>
+      </w:r>
+    </w:p>
+    <w:p>
+      <w:pPr>
+        <w:pStyle w:val="-2"/>
+      </w:pPr>
+      <w:r>
+        <w:t>Рис 1.2. Трекеры</w:t>
+      </w:r>
+    </w:p>
+    <w:p>
+      <w:pPr>
+        <w:spacing w:after="0" w:line="360" w:lineRule="auto"/>
+        <w:ind w:left="720"/>
+        <w:jc w:val="both"/>
+        <w:rPr>
+          <w:rFonts w:ascii="Times New Roman" w:hAnsi="Times New Roman" w:cs="Times New Roman"/>
+          <w:sz w:val="28"/>
+          <w:szCs w:val="28"/>
+          <w:lang w:val="ru-RU"/>
+        </w:rPr>
+      </w:pPr>
+      <w:r>
+        <w:rPr>
+          <w:rFonts w:ascii="Times New Roman" w:hAnsi="Times New Roman" w:cs="Times New Roman"/>
+          <w:sz w:val="28"/>
+          <w:szCs w:val="28"/>
+          <w:lang w:val="ru-RU"/>
+        </w:rPr>
+        <w:t>Выделим основные плюсы и минусы приложения.</w:t>
+      </w:r>
+      <w:r>
+        <w:rPr>
+          <w:rFonts w:ascii="Times New Roman" w:hAnsi="Times New Roman" w:cs="Times New Roman"/>
+          <w:sz w:val="28"/>
+          <w:szCs w:val="28"/>
+          <w:lang w:val="ru-RU"/>
+        </w:rPr>
+        <w:t xml:space="preserve"> Главными достоинствами станут:</w:t>
+      </w:r>
+    </w:p>
+    <w:p>
+      <w:pPr>
+        <w:pStyle w:val="a3"/>
+        <w:numPr>
+          <w:ilvl w:val="0"/>
+          <w:numId w:val="6"/>
+        </w:numPr>
+        <w:spacing w:after="0" w:line="360" w:lineRule="auto"/>
+        <w:jc w:val="both"/>
+        <w:rPr>
+          <w:rFonts w:ascii="Times New Roman" w:hAnsi="Times New Roman" w:cs="Times New Roman"/>
+          <w:sz w:val="28"/>
+          <w:szCs w:val="28"/>
+        </w:rPr>
+      </w:pPr>
+      <w:r>
+        <w:rPr>
+          <w:rFonts w:ascii="Times New Roman" w:hAnsi="Times New Roman" w:cs="Times New Roman"/>
+          <w:sz w:val="28"/>
+          <w:szCs w:val="28"/>
+        </w:rPr>
+        <w:t>Большое количество готовых встроенных трекеров</w:t>
+      </w:r>
+      <w:r>
+        <w:rPr>
+          <w:rFonts w:ascii="Times New Roman" w:hAnsi="Times New Roman" w:cs="Times New Roman"/>
+          <w:sz w:val="28"/>
+          <w:szCs w:val="28"/>
+        </w:rPr>
+        <w:t>;</w:t>
+      </w:r>
+    </w:p>
+    <w:p>
+      <w:pPr>
+        <w:pStyle w:val="a3"/>
+        <w:numPr>
+          <w:ilvl w:val="0"/>
+          <w:numId w:val="6"/>
+        </w:numPr>
+        <w:spacing w:after="0" w:line="360" w:lineRule="auto"/>
+        <w:jc w:val="both"/>
+        <w:rPr>
+          <w:rFonts w:ascii="Times New Roman" w:hAnsi="Times New Roman" w:cs="Times New Roman"/>
+          <w:sz w:val="28"/>
+          <w:szCs w:val="28"/>
+        </w:rPr>
+      </w:pPr>
+      <w:r>
+        <w:rPr>
+          <w:rFonts w:ascii="Times New Roman" w:hAnsi="Times New Roman" w:cs="Times New Roman"/>
+          <w:sz w:val="28"/>
+          <w:szCs w:val="28"/>
+        </w:rPr>
+        <w:t>Возмож</w:t>
+      </w:r>
+      <w:r>
+        <w:rPr>
+          <w:rFonts w:ascii="Times New Roman" w:hAnsi="Times New Roman" w:cs="Times New Roman"/>
+          <w:sz w:val="28"/>
+          <w:szCs w:val="28"/>
+        </w:rPr>
+        <w:t>ность прикрепления фото и аудио;</w:t>
+      </w:r>
+    </w:p>
+    <w:p>
+      <w:pPr>
+        <w:pStyle w:val="a3"/>
+        <w:numPr>
+          <w:ilvl w:val="0"/>
+          <w:numId w:val="6"/>
+        </w:numPr>
+        <w:spacing w:after="0" w:line="360" w:lineRule="auto"/>
+        <w:jc w:val="both"/>
+        <w:rPr>
+          <w:rFonts w:ascii="Times New Roman" w:hAnsi="Times New Roman" w:cs="Times New Roman"/>
+          <w:sz w:val="28"/>
+          <w:szCs w:val="28"/>
+        </w:rPr>
+      </w:pPr>
+      <w:r>
+        <w:rPr>
+          <w:rFonts w:ascii="Times New Roman" w:hAnsi="Times New Roman" w:cs="Times New Roman"/>
+          <w:sz w:val="28"/>
+          <w:szCs w:val="28"/>
+        </w:rPr>
+        <w:t>Приятный интерфейс</w:t>
+      </w:r>
+      <w:r>
+        <w:rPr>
+          <w:rFonts w:ascii="Times New Roman" w:hAnsi="Times New Roman" w:cs="Times New Roman"/>
+          <w:sz w:val="28"/>
+          <w:szCs w:val="28"/>
+        </w:rPr>
+        <w:t>;</w:t>
+      </w:r>
+    </w:p>
+    <w:p>
+      <w:pPr>
+        <w:pStyle w:val="a3"/>
+        <w:numPr>
+          <w:ilvl w:val="0"/>
+          <w:numId w:val="6"/>
+        </w:numPr>
+        <w:spacing w:after="0" w:line="360" w:lineRule="auto"/>
+        <w:jc w:val="both"/>
+        <w:rPr>
+          <w:rFonts w:ascii="Times New Roman" w:hAnsi="Times New Roman" w:cs="Times New Roman"/>
+          <w:sz w:val="28"/>
+          <w:szCs w:val="28"/>
+        </w:rPr>
+      </w:pPr>
+      <w:r>
+        <w:rPr>
+          <w:rFonts w:ascii="Times New Roman" w:hAnsi="Times New Roman" w:cs="Times New Roman"/>
+          <w:sz w:val="28"/>
+          <w:szCs w:val="28"/>
+        </w:rPr>
+        <w:t>Большое количество графиков и статистики</w:t>
+      </w:r>
+      <w:r>
+        <w:rPr>
+          <w:rFonts w:ascii="Times New Roman" w:hAnsi="Times New Roman" w:cs="Times New Roman"/>
+          <w:sz w:val="28"/>
+          <w:szCs w:val="28"/>
+        </w:rPr>
+        <w:t>;</w:t>
+      </w:r>
+    </w:p>
+    <w:p>
+      <w:pPr>
+        <w:pStyle w:val="a3"/>
+        <w:numPr>
+          <w:ilvl w:val="0"/>
+          <w:numId w:val="6"/>
+        </w:numPr>
+        <w:spacing w:after="0" w:line="360" w:lineRule="auto"/>
+        <w:jc w:val="both"/>
+        <w:rPr>
+          <w:rFonts w:ascii="Times New Roman" w:hAnsi="Times New Roman" w:cs="Times New Roman"/>
+          <w:sz w:val="28"/>
+          <w:szCs w:val="28"/>
+        </w:rPr>
+      </w:pPr>
+      <w:r>
+        <w:rPr>
+          <w:rFonts w:ascii="Times New Roman" w:hAnsi="Times New Roman" w:cs="Times New Roman"/>
+          <w:sz w:val="28"/>
+          <w:szCs w:val="28"/>
+        </w:rPr>
+        <w:t>Есть шаблоны для заметок</w:t>
+      </w:r>
+      <w:r>
+        <w:rPr>
+          <w:rFonts w:ascii="Times New Roman" w:hAnsi="Times New Roman" w:cs="Times New Roman"/>
+          <w:sz w:val="28"/>
+          <w:szCs w:val="28"/>
+        </w:rPr>
+        <w:t>.</w:t>
+      </w:r>
+    </w:p>
+    <w:p>
+      <w:pPr>
+        <w:spacing w:after="0" w:line="360" w:lineRule="auto"/>
+        <w:ind w:firstLine="720"/>
+        <w:jc w:val="both"/>
+        <w:rPr>
+          <w:rFonts w:ascii="Times New Roman" w:hAnsi="Times New Roman" w:cs="Times New Roman"/>
+          <w:sz w:val="28"/>
+          <w:szCs w:val="28"/>
+          <w:lang w:val="ru-RU"/>
+        </w:rPr>
+      </w:pPr>
+      <w:r>
+        <w:rPr>
+          <w:rFonts w:ascii="Times New Roman" w:hAnsi="Times New Roman" w:cs="Times New Roman"/>
+          <w:sz w:val="28"/>
+          <w:szCs w:val="28"/>
+          <w:lang w:val="ru-RU"/>
+        </w:rPr>
+        <w:t>Основными недостатками выступят</w:t>
+      </w:r>
+      <w:r>
+        <w:rPr>
+          <w:rFonts w:ascii="Times New Roman" w:hAnsi="Times New Roman" w:cs="Times New Roman"/>
+          <w:sz w:val="28"/>
+          <w:szCs w:val="28"/>
+          <w:lang w:val="ru-RU"/>
+        </w:rPr>
+        <w:t>:</w:t>
+      </w:r>
+    </w:p>
+    <w:p>
+      <w:pPr>
+        <w:pStyle w:val="a3"/>
+        <w:numPr>
+          <w:ilvl w:val="0"/>
+          <w:numId w:val="6"/>
+        </w:numPr>
+        <w:spacing w:after="0" w:line="360" w:lineRule="auto"/>
+        <w:jc w:val="both"/>
+        <w:rPr>
+          <w:rFonts w:ascii="Times New Roman" w:hAnsi="Times New Roman" w:cs="Times New Roman"/>
+          <w:sz w:val="28"/>
+          <w:szCs w:val="28"/>
+        </w:rPr>
+      </w:pPr>
+      <w:r>
+        <w:rPr>
+          <w:rFonts w:ascii="Times New Roman" w:hAnsi="Times New Roman" w:cs="Times New Roman"/>
+          <w:sz w:val="28"/>
+          <w:szCs w:val="28"/>
+        </w:rPr>
+        <w:lastRenderedPageBreak/>
+        <w:t xml:space="preserve">Запутанность </w:t>
+      </w:r>
+      <w:r>
+        <w:rPr>
+          <w:rFonts w:ascii="Times New Roman" w:hAnsi="Times New Roman" w:cs="Times New Roman"/>
+          <w:sz w:val="28"/>
+          <w:szCs w:val="28"/>
+        </w:rPr>
+        <w:t>трекеров</w:t>
+      </w:r>
+      <w:r>
+        <w:rPr>
+          <w:rFonts w:ascii="Times New Roman" w:hAnsi="Times New Roman" w:cs="Times New Roman"/>
+          <w:sz w:val="28"/>
+          <w:szCs w:val="28"/>
+        </w:rPr>
+        <w:t xml:space="preserve"> из-за большого их числа</w:t>
+      </w:r>
+      <w:r>
+        <w:rPr>
+          <w:rFonts w:ascii="Times New Roman" w:hAnsi="Times New Roman" w:cs="Times New Roman"/>
+          <w:sz w:val="28"/>
+          <w:szCs w:val="28"/>
+        </w:rPr>
+        <w:t>;</w:t>
+      </w:r>
+    </w:p>
+    <w:p>
+      <w:pPr>
+        <w:pStyle w:val="a3"/>
+        <w:numPr>
+          <w:ilvl w:val="0"/>
+          <w:numId w:val="6"/>
+        </w:numPr>
+        <w:spacing w:after="0" w:line="360" w:lineRule="auto"/>
+        <w:jc w:val="both"/>
+        <w:rPr>
+          <w:rFonts w:ascii="Times New Roman" w:hAnsi="Times New Roman" w:cs="Times New Roman"/>
+          <w:sz w:val="28"/>
+          <w:szCs w:val="28"/>
+        </w:rPr>
+      </w:pPr>
+      <w:r>
+        <w:rPr>
+          <w:rFonts w:ascii="Times New Roman" w:hAnsi="Times New Roman" w:cs="Times New Roman"/>
+          <w:sz w:val="28"/>
+          <w:szCs w:val="28"/>
+        </w:rPr>
         <w:t>Маленький лимит для создания целей и важных дат без премиальной подписки.</w:t>
-      </w:r>
-    </w:p>
-    <w:p>
-      <w:pPr>
-        <w:pStyle w:val="-2"/>
-      </w:pPr>
-      <w:r>
-        <w:t>Рис 1.</w:t>
-      </w:r>
-      <w:r>
-        <w:t>2</w:t>
-      </w:r>
-      <w:r>
-        <w:t>. Трекеры</w:t>
       </w:r>
     </w:p>
     <w:p>
@@ -7292,266 +7961,6 @@
           <w:szCs w:val="28"/>
         </w:rPr>
       </w:pPr>
-      <w:proofErr w:type="spellStart"/>
-      <w:r>
-        <w:rPr>
-          <w:rFonts w:ascii="Times New Roman" w:hAnsi="Times New Roman" w:cs="Times New Roman"/>
-          <w:sz w:val="28"/>
-          <w:szCs w:val="28"/>
-          <w:lang w:val="en-US"/>
-        </w:rPr>
-        <w:lastRenderedPageBreak/>
-        <w:t>Moodfit</w:t>
-      </w:r>
-      <w:proofErr w:type="spellEnd"/>
-      <w:r>
-        <w:rPr>
-          <w:rFonts w:ascii="Times New Roman" w:hAnsi="Times New Roman" w:cs="Times New Roman"/>
-          <w:sz w:val="28"/>
-          <w:szCs w:val="28"/>
-        </w:rPr>
-        <w:t xml:space="preserve"> – приложение для самопомощи, </w:t>
-      </w:r>
-      <w:r>
-        <w:rPr>
-          <w:rFonts w:ascii="Times New Roman" w:hAnsi="Times New Roman" w:cs="Times New Roman"/>
-          <w:sz w:val="28"/>
-          <w:szCs w:val="28"/>
-        </w:rPr>
-        <w:t>позволяющее</w:t>
-      </w:r>
-      <w:r>
-        <w:rPr>
-          <w:rFonts w:ascii="Times New Roman" w:hAnsi="Times New Roman" w:cs="Times New Roman"/>
-          <w:sz w:val="28"/>
-          <w:szCs w:val="28"/>
-        </w:rPr>
-        <w:t xml:space="preserve"> укрепить ментальное здоровье и отслеживать эмоции. По</w:t>
-      </w:r>
-      <w:r>
-        <w:rPr>
-          <w:rFonts w:ascii="Times New Roman" w:hAnsi="Times New Roman" w:cs="Times New Roman"/>
-          <w:sz w:val="28"/>
-          <w:szCs w:val="28"/>
-        </w:rPr>
-        <w:t>могает</w:t>
-      </w:r>
-      <w:r>
-        <w:rPr>
-          <w:rFonts w:ascii="Times New Roman" w:hAnsi="Times New Roman" w:cs="Times New Roman"/>
-          <w:sz w:val="28"/>
-          <w:szCs w:val="28"/>
-        </w:rPr>
-        <w:t xml:space="preserve"> выявлять связи между мыслями, привычками и настроением. </w:t>
-      </w:r>
-      <w:r>
-        <w:rPr>
-          <w:rFonts w:ascii="Times New Roman" w:hAnsi="Times New Roman" w:cs="Times New Roman"/>
-          <w:sz w:val="28"/>
-          <w:szCs w:val="28"/>
-        </w:rPr>
-        <w:t>Основными функциями</w:t>
-      </w:r>
-      <w:r>
-        <w:rPr>
-          <w:rFonts w:ascii="Times New Roman" w:hAnsi="Times New Roman" w:cs="Times New Roman"/>
-          <w:sz w:val="28"/>
-          <w:szCs w:val="28"/>
-        </w:rPr>
-        <w:t xml:space="preserve"> приложения</w:t>
-      </w:r>
-      <w:r>
-        <w:rPr>
-          <w:rFonts w:ascii="Times New Roman" w:hAnsi="Times New Roman" w:cs="Times New Roman"/>
-          <w:sz w:val="28"/>
-          <w:szCs w:val="28"/>
-        </w:rPr>
-        <w:t xml:space="preserve"> являются</w:t>
-      </w:r>
-      <w:r>
-        <w:rPr>
-          <w:rFonts w:ascii="Times New Roman" w:hAnsi="Times New Roman" w:cs="Times New Roman"/>
-          <w:sz w:val="28"/>
-          <w:szCs w:val="28"/>
-        </w:rPr>
-        <w:t>:</w:t>
-      </w:r>
-    </w:p>
-    <w:p>
-      <w:pPr>
-        <w:pStyle w:val="a3"/>
-        <w:numPr>
-          <w:ilvl w:val="0"/>
-          <w:numId w:val="4"/>
-        </w:numPr>
-        <w:spacing w:after="0" w:line="360" w:lineRule="auto"/>
-        <w:jc w:val="both"/>
-        <w:rPr>
-          <w:rFonts w:ascii="Times New Roman" w:hAnsi="Times New Roman" w:cs="Times New Roman"/>
-          <w:sz w:val="28"/>
-          <w:szCs w:val="28"/>
-        </w:rPr>
-      </w:pPr>
-      <w:r>
-        <w:rPr>
-          <w:rFonts w:ascii="Times New Roman" w:hAnsi="Times New Roman" w:cs="Times New Roman"/>
-          <w:sz w:val="28"/>
-          <w:szCs w:val="28"/>
-        </w:rPr>
-        <w:t>Отслеживание настроения,</w:t>
-      </w:r>
-      <w:r>
-        <w:rPr>
-          <w:rFonts w:ascii="Times New Roman" w:hAnsi="Times New Roman" w:cs="Times New Roman"/>
-          <w:sz w:val="28"/>
-          <w:szCs w:val="28"/>
-        </w:rPr>
-        <w:t xml:space="preserve"> сна;</w:t>
-      </w:r>
-    </w:p>
-    <w:p>
-      <w:pPr>
-        <w:pStyle w:val="a3"/>
-        <w:numPr>
-          <w:ilvl w:val="0"/>
-          <w:numId w:val="4"/>
-        </w:numPr>
-        <w:spacing w:after="0" w:line="360" w:lineRule="auto"/>
-        <w:jc w:val="both"/>
-        <w:rPr>
-          <w:rFonts w:ascii="Times New Roman" w:hAnsi="Times New Roman" w:cs="Times New Roman"/>
-          <w:sz w:val="28"/>
-          <w:szCs w:val="28"/>
-        </w:rPr>
-      </w:pPr>
-      <w:r>
-        <w:rPr>
-          <w:rFonts w:ascii="Times New Roman" w:hAnsi="Times New Roman" w:cs="Times New Roman"/>
-          <w:sz w:val="28"/>
-          <w:szCs w:val="28"/>
-        </w:rPr>
-        <w:t>Заполнение</w:t>
-      </w:r>
-      <w:r>
-        <w:rPr>
-          <w:rFonts w:ascii="Times New Roman" w:hAnsi="Times New Roman" w:cs="Times New Roman"/>
-          <w:sz w:val="28"/>
-          <w:szCs w:val="28"/>
-        </w:rPr>
-        <w:t xml:space="preserve"> </w:t>
-      </w:r>
-      <w:r>
-        <w:rPr>
-          <w:rFonts w:ascii="Times New Roman" w:hAnsi="Times New Roman" w:cs="Times New Roman"/>
-          <w:sz w:val="28"/>
-          <w:szCs w:val="28"/>
-        </w:rPr>
-        <w:t>записей</w:t>
-      </w:r>
-      <w:r>
-        <w:rPr>
-          <w:rFonts w:ascii="Times New Roman" w:hAnsi="Times New Roman" w:cs="Times New Roman"/>
-          <w:sz w:val="28"/>
-          <w:szCs w:val="28"/>
-        </w:rPr>
-        <w:t xml:space="preserve"> благодарност</w:t>
-      </w:r>
-      <w:r>
-        <w:rPr>
-          <w:rFonts w:ascii="Times New Roman" w:hAnsi="Times New Roman" w:cs="Times New Roman"/>
-          <w:sz w:val="28"/>
-          <w:szCs w:val="28"/>
-        </w:rPr>
-        <w:t>и</w:t>
-      </w:r>
-      <w:r>
-        <w:rPr>
-          <w:rFonts w:ascii="Times New Roman" w:hAnsi="Times New Roman" w:cs="Times New Roman"/>
-          <w:sz w:val="28"/>
-          <w:szCs w:val="28"/>
-        </w:rPr>
-        <w:t>;</w:t>
-      </w:r>
-    </w:p>
-    <w:p>
-      <w:pPr>
-        <w:pStyle w:val="a3"/>
-        <w:numPr>
-          <w:ilvl w:val="0"/>
-          <w:numId w:val="4"/>
-        </w:numPr>
-        <w:spacing w:after="0" w:line="360" w:lineRule="auto"/>
-        <w:jc w:val="both"/>
-        <w:rPr>
-          <w:rFonts w:ascii="Times New Roman" w:hAnsi="Times New Roman" w:cs="Times New Roman"/>
-          <w:sz w:val="28"/>
-          <w:szCs w:val="28"/>
-        </w:rPr>
-      </w:pPr>
-      <w:r>
-        <w:rPr>
-          <w:rFonts w:ascii="Times New Roman" w:hAnsi="Times New Roman" w:cs="Times New Roman"/>
-          <w:sz w:val="28"/>
-          <w:szCs w:val="28"/>
-        </w:rPr>
-        <w:t>Настройка напоминаний</w:t>
-      </w:r>
-      <w:r>
-        <w:rPr>
-          <w:rFonts w:ascii="Times New Roman" w:hAnsi="Times New Roman" w:cs="Times New Roman"/>
-          <w:sz w:val="28"/>
-          <w:szCs w:val="28"/>
-        </w:rPr>
-        <w:t>;</w:t>
-      </w:r>
-    </w:p>
-    <w:p>
-      <w:pPr>
-        <w:pStyle w:val="a3"/>
-        <w:numPr>
-          <w:ilvl w:val="0"/>
-          <w:numId w:val="4"/>
-        </w:numPr>
-        <w:spacing w:after="0" w:line="360" w:lineRule="auto"/>
-        <w:jc w:val="both"/>
-        <w:rPr>
-          <w:rFonts w:ascii="Times New Roman" w:hAnsi="Times New Roman" w:cs="Times New Roman"/>
-          <w:sz w:val="28"/>
-          <w:szCs w:val="28"/>
-        </w:rPr>
-      </w:pPr>
-      <w:r>
-        <w:rPr>
-          <w:rFonts w:ascii="Times New Roman" w:hAnsi="Times New Roman" w:cs="Times New Roman"/>
-          <w:sz w:val="28"/>
-          <w:szCs w:val="28"/>
-        </w:rPr>
-        <w:t>Ведение личного дневника</w:t>
-      </w:r>
-      <w:r>
-        <w:rPr>
-          <w:rFonts w:ascii="Times New Roman" w:hAnsi="Times New Roman" w:cs="Times New Roman"/>
-          <w:sz w:val="28"/>
-          <w:szCs w:val="28"/>
-        </w:rPr>
-        <w:t>;</w:t>
-      </w:r>
-    </w:p>
-    <w:p>
-      <w:pPr>
-        <w:pStyle w:val="a3"/>
-        <w:numPr>
-          <w:ilvl w:val="0"/>
-          <w:numId w:val="4"/>
-        </w:numPr>
-        <w:spacing w:after="0" w:line="360" w:lineRule="auto"/>
-        <w:jc w:val="both"/>
-        <w:rPr>
-          <w:rFonts w:ascii="Times New Roman" w:hAnsi="Times New Roman" w:cs="Times New Roman"/>
-          <w:sz w:val="28"/>
-          <w:szCs w:val="28"/>
-        </w:rPr>
-      </w:pPr>
       <w:r>
         <w:rPr>
           <w:rFonts w:ascii="Times New Roman" w:hAnsi="Times New Roman" w:cs="Times New Roman"/>
@@ -7561,16 +7970,16 @@
           <w:lang w:eastAsia="ru-RU"/>
         </w:rPr>
         <w:drawing>
-          <wp:anchor distT="0" distB="0" distL="114300" distR="114300" simplePos="0" relativeHeight="251663360" behindDoc="0" locked="0" layoutInCell="1" allowOverlap="1" wp14:anchorId="553C8FCE" wp14:editId="72698805">
+          <wp:anchor distT="0" distB="0" distL="114300" distR="114300" simplePos="0" relativeHeight="251663360" behindDoc="0" locked="0" layoutInCell="1" allowOverlap="1" wp14:anchorId="553C8FCE" wp14:editId="7E379E14">
             <wp:simplePos x="0" y="0"/>
             <wp:positionH relativeFrom="margin">
               <wp:align>center</wp:align>
             </wp:positionH>
             <wp:positionV relativeFrom="margin">
-              <wp:posOffset>2538730</wp:posOffset>
+              <wp:posOffset>1911335</wp:posOffset>
             </wp:positionV>
-            <wp:extent cx="2795905" cy="5404485"/>
-            <wp:effectExtent l="0" t="0" r="4445" b="5715"/>
+            <wp:extent cx="2529840" cy="4890770"/>
+            <wp:effectExtent l="0" t="0" r="3810" b="5080"/>
             <wp:wrapTopAndBottom/>
             <wp:docPr id="217275087" name="Рисунок 6"/>
             <wp:cNvGraphicFramePr>
@@ -7601,7 +8010,7 @@
                   <pic:spPr bwMode="auto">
                     <a:xfrm>
                       <a:off x="0" y="0"/>
-                      <a:ext cx="2795905" cy="5404485"/>
+                      <a:ext cx="2529840" cy="4890770"/>
                     </a:xfrm>
                     <a:prstGeom prst="rect">
                       <a:avLst/>
@@ -7623,26 +8032,62 @@
           </wp:anchor>
         </w:drawing>
       </w:r>
-      <w:r>
-        <w:rPr>
-          <w:rFonts w:ascii="Times New Roman" w:hAnsi="Times New Roman" w:cs="Times New Roman"/>
-          <w:sz w:val="28"/>
-          <w:szCs w:val="28"/>
-        </w:rPr>
-        <w:t>Дыхательные упражнения и практики снятия тревожности</w:t>
-      </w:r>
-      <w:r>
-        <w:rPr>
-          <w:rFonts w:ascii="Times New Roman" w:hAnsi="Times New Roman" w:cs="Times New Roman"/>
-          <w:sz w:val="28"/>
-          <w:szCs w:val="28"/>
-        </w:rPr>
-        <w:t>.</w:t>
+      <w:proofErr w:type="spellStart"/>
+      <w:r>
+        <w:rPr>
+          <w:rFonts w:ascii="Times New Roman" w:hAnsi="Times New Roman" w:cs="Times New Roman"/>
+          <w:sz w:val="28"/>
+          <w:szCs w:val="28"/>
+          <w:lang w:val="en-US"/>
+        </w:rPr>
+        <w:t>Moodfit</w:t>
+      </w:r>
+      <w:proofErr w:type="spellEnd"/>
+      <w:r>
+        <w:rPr>
+          <w:rFonts w:ascii="Times New Roman" w:hAnsi="Times New Roman" w:cs="Times New Roman"/>
+          <w:sz w:val="28"/>
+          <w:szCs w:val="28"/>
+        </w:rPr>
+        <w:t xml:space="preserve"> – приложение для самопомощи, </w:t>
+      </w:r>
+      <w:r>
+        <w:rPr>
+          <w:rFonts w:ascii="Times New Roman" w:hAnsi="Times New Roman" w:cs="Times New Roman"/>
+          <w:sz w:val="28"/>
+          <w:szCs w:val="28"/>
+        </w:rPr>
+        <w:t>позволяющее</w:t>
+      </w:r>
+      <w:r>
+        <w:rPr>
+          <w:rFonts w:ascii="Times New Roman" w:hAnsi="Times New Roman" w:cs="Times New Roman"/>
+          <w:sz w:val="28"/>
+          <w:szCs w:val="28"/>
+        </w:rPr>
+        <w:t xml:space="preserve"> укрепить ментальное здоровье и отслеживать эмоции. По</w:t>
+      </w:r>
+      <w:r>
+        <w:rPr>
+          <w:rFonts w:ascii="Times New Roman" w:hAnsi="Times New Roman" w:cs="Times New Roman"/>
+          <w:sz w:val="28"/>
+          <w:szCs w:val="28"/>
+        </w:rPr>
+        <w:t>могает</w:t>
+      </w:r>
+      <w:r>
+        <w:rPr>
+          <w:rFonts w:ascii="Times New Roman" w:hAnsi="Times New Roman" w:cs="Times New Roman"/>
+          <w:sz w:val="28"/>
+          <w:szCs w:val="28"/>
+        </w:rPr>
+        <w:t xml:space="preserve"> выявлять связи между мыслями, привычками и настроением. </w:t>
       </w:r>
     </w:p>
     <w:p>
       <w:pPr>
         <w:pStyle w:val="-2"/>
+        <w:ind w:left="644"/>
       </w:pPr>
       <w:r>
         <w:t xml:space="preserve">Рис 1.3. Главный экран приложения </w:t>
@@ -7658,32 +8103,45 @@
     </w:p>
     <w:p>
       <w:pPr>
+        <w:pStyle w:val="a3"/>
         <w:spacing w:after="0" w:line="360" w:lineRule="auto"/>
-        <w:ind w:firstLine="720"/>
+        <w:ind w:left="644"/>
         <w:jc w:val="both"/>
         <w:rPr>
           <w:rFonts w:ascii="Times New Roman" w:hAnsi="Times New Roman" w:cs="Times New Roman"/>
           <w:sz w:val="28"/>
           <w:szCs w:val="28"/>
-          <w:lang w:val="ru-RU"/>
-        </w:rPr>
-      </w:pPr>
-      <w:r>
-        <w:rPr>
-          <w:rFonts w:ascii="Times New Roman" w:hAnsi="Times New Roman" w:cs="Times New Roman"/>
-          <w:sz w:val="28"/>
-          <w:szCs w:val="28"/>
-          <w:lang w:val="ru-RU"/>
-        </w:rPr>
-        <w:lastRenderedPageBreak/>
-        <w:t>Плюсы приложения</w:t>
-      </w:r>
-      <w:r>
-        <w:rPr>
-          <w:rFonts w:ascii="Times New Roman" w:hAnsi="Times New Roman" w:cs="Times New Roman"/>
-          <w:sz w:val="28"/>
-          <w:szCs w:val="28"/>
-          <w:lang w:val="ru-RU"/>
+        </w:rPr>
+      </w:pPr>
+      <w:r>
+        <w:rPr>
+          <w:rFonts w:ascii="Times New Roman" w:hAnsi="Times New Roman" w:cs="Times New Roman"/>
+          <w:sz w:val="28"/>
+          <w:szCs w:val="28"/>
+        </w:rPr>
+        <w:t>Основными функциями</w:t>
+      </w:r>
+      <w:r>
+        <w:rPr>
+          <w:rFonts w:ascii="Times New Roman" w:hAnsi="Times New Roman" w:cs="Times New Roman"/>
+          <w:sz w:val="28"/>
+          <w:szCs w:val="28"/>
+        </w:rPr>
+        <w:t xml:space="preserve"> приложения</w:t>
+      </w:r>
+      <w:r>
+        <w:rPr>
+          <w:rFonts w:ascii="Times New Roman" w:hAnsi="Times New Roman" w:cs="Times New Roman"/>
+          <w:sz w:val="28"/>
+          <w:szCs w:val="28"/>
+        </w:rPr>
+        <w:t xml:space="preserve"> являются</w:t>
+      </w:r>
+      <w:r>
+        <w:rPr>
+          <w:rFonts w:ascii="Times New Roman" w:hAnsi="Times New Roman" w:cs="Times New Roman"/>
+          <w:sz w:val="28"/>
+          <w:szCs w:val="28"/>
         </w:rPr>
         <w:t>:</w:t>
       </w:r>
@@ -7709,15 +8167,15 @@
           <w:sz w:val="28"/>
           <w:szCs w:val="28"/>
         </w:rPr>
-        <w:t>Простой, не перегруженный интерфейс</w:t>
-      </w:r>
-      <w:r>
-        <w:rPr>
-          <w:rFonts w:ascii="Times New Roman" w:hAnsi="Times New Roman" w:cs="Times New Roman"/>
-          <w:sz w:val="28"/>
-          <w:szCs w:val="28"/>
-        </w:rPr>
-        <w:t>;</w:t>
+        <w:t>Отслеживание настроения,</w:t>
+      </w:r>
+      <w:r>
+        <w:rPr>
+          <w:rFonts w:ascii="Times New Roman" w:hAnsi="Times New Roman" w:cs="Times New Roman"/>
+          <w:sz w:val="28"/>
+          <w:szCs w:val="28"/>
+        </w:rPr>
+        <w:t xml:space="preserve"> сна;</w:t>
       </w:r>
     </w:p>
     <w:p>
@@ -7741,46 +8199,47 @@
           <w:sz w:val="28"/>
           <w:szCs w:val="28"/>
         </w:rPr>
-        <w:t>Наличие статей и параграфов о самопомощи</w:t>
-      </w:r>
-      <w:r>
-        <w:rPr>
-          <w:rFonts w:ascii="Times New Roman" w:hAnsi="Times New Roman" w:cs="Times New Roman"/>
-          <w:sz w:val="28"/>
-          <w:szCs w:val="28"/>
-        </w:rPr>
-        <w:t>.</w:t>
-      </w:r>
-    </w:p>
-    <w:p>
-      <w:pPr>
-        <w:spacing w:after="0" w:line="360" w:lineRule="auto"/>
-        <w:ind w:firstLine="720"/>
-        <w:jc w:val="both"/>
-        <w:rPr>
-          <w:rFonts w:ascii="Times New Roman" w:hAnsi="Times New Roman" w:cs="Times New Roman"/>
-          <w:sz w:val="28"/>
-          <w:szCs w:val="28"/>
-          <w:lang w:val="ru-RU"/>
-        </w:rPr>
-      </w:pPr>
-      <w:r>
-        <w:rPr>
-          <w:rFonts w:ascii="Times New Roman" w:hAnsi="Times New Roman" w:cs="Times New Roman"/>
-          <w:sz w:val="28"/>
-          <w:szCs w:val="28"/>
-          <w:lang w:val="ru-RU"/>
-        </w:rPr>
-        <w:t>Минусы</w:t>
-      </w:r>
-      <w:r>
-        <w:rPr>
-          <w:rFonts w:ascii="Times New Roman" w:hAnsi="Times New Roman" w:cs="Times New Roman"/>
-          <w:sz w:val="28"/>
-          <w:szCs w:val="28"/>
-          <w:lang w:val="ru-RU"/>
-        </w:rPr>
-        <w:t>:</w:t>
+        <w:t>Заполнение</w:t>
+      </w:r>
+      <w:r>
+        <w:rPr>
+          <w:rFonts w:ascii="Times New Roman" w:hAnsi="Times New Roman" w:cs="Times New Roman"/>
+          <w:sz w:val="28"/>
+          <w:szCs w:val="28"/>
+        </w:rPr>
+        <w:t xml:space="preserve"> </w:t>
+      </w:r>
+      <w:r>
+        <w:rPr>
+          <w:rFonts w:ascii="Times New Roman" w:hAnsi="Times New Roman" w:cs="Times New Roman"/>
+          <w:sz w:val="28"/>
+          <w:szCs w:val="28"/>
+        </w:rPr>
+        <w:t>записей</w:t>
+      </w:r>
+      <w:r>
+        <w:rPr>
+          <w:rFonts w:ascii="Times New Roman" w:hAnsi="Times New Roman" w:cs="Times New Roman"/>
+          <w:sz w:val="28"/>
+          <w:szCs w:val="28"/>
+        </w:rPr>
+        <w:t xml:space="preserve"> благодарност</w:t>
+      </w:r>
+      <w:r>
+        <w:rPr>
+          <w:rFonts w:ascii="Times New Roman" w:hAnsi="Times New Roman" w:cs="Times New Roman"/>
+          <w:sz w:val="28"/>
+          <w:szCs w:val="28"/>
+        </w:rPr>
+        <w:t>и</w:t>
+      </w:r>
+      <w:r>
+        <w:rPr>
+          <w:rFonts w:ascii="Times New Roman" w:hAnsi="Times New Roman" w:cs="Times New Roman"/>
+          <w:sz w:val="28"/>
+          <w:szCs w:val="28"/>
+        </w:rPr>
+        <w:t>;</w:t>
       </w:r>
     </w:p>
     <w:p>
@@ -7804,23 +8263,7 @@
           <w:sz w:val="28"/>
           <w:szCs w:val="28"/>
         </w:rPr>
-        <w:t>Сложности в добавлении</w:t>
-      </w:r>
-      <w:r>
-        <w:rPr>
-          <w:rFonts w:ascii="Times New Roman" w:hAnsi="Times New Roman" w:cs="Times New Roman"/>
-          <w:sz w:val="28"/>
-          <w:szCs w:val="28"/>
-        </w:rPr>
-        <w:t xml:space="preserve"> дополнительных функций</w:t>
-      </w:r>
-      <w:r>
-        <w:rPr>
-          <w:rFonts w:ascii="Times New Roman" w:hAnsi="Times New Roman" w:cs="Times New Roman"/>
-          <w:sz w:val="28"/>
-          <w:szCs w:val="28"/>
-        </w:rPr>
-        <w:t xml:space="preserve"> и трекеров</w:t>
+        <w:t>Настройка напоминаний</w:t>
       </w:r>
       <w:r>
         <w:rPr>
@@ -7852,23 +8295,8 @@
           <w:sz w:val="28"/>
           <w:szCs w:val="28"/>
         </w:rPr>
-        <w:t>Мало</w:t>
-      </w:r>
-      <w:r>
-        <w:rPr>
-          <w:rFonts w:ascii="Times New Roman" w:hAnsi="Times New Roman" w:cs="Times New Roman"/>
-          <w:sz w:val="28"/>
-          <w:szCs w:val="28"/>
-        </w:rPr>
-        <w:t>е количество</w:t>
-      </w:r>
-      <w:r>
-        <w:rPr>
-          <w:rFonts w:ascii="Times New Roman" w:hAnsi="Times New Roman" w:cs="Times New Roman"/>
-          <w:sz w:val="28"/>
-          <w:szCs w:val="28"/>
-        </w:rPr>
-        <w:t xml:space="preserve"> графиков и статистики</w:t>
+        <w:lastRenderedPageBreak/>
+        <w:t>Ведение личного дневника</w:t>
       </w:r>
       <w:r>
         <w:rPr>
@@ -7900,16 +8328,16 @@
           <w:lang w:eastAsia="ru-RU"/>
         </w:rPr>
         <w:drawing>
-          <wp:anchor distT="0" distB="0" distL="114300" distR="114300" simplePos="0" relativeHeight="251664384" behindDoc="0" locked="0" layoutInCell="1" allowOverlap="1" wp14:anchorId="2F96803B" wp14:editId="1F9F5106">
+          <wp:anchor distT="0" distB="0" distL="114300" distR="114300" simplePos="0" relativeHeight="251664384" behindDoc="0" locked="0" layoutInCell="1" allowOverlap="1" wp14:anchorId="2F96803B" wp14:editId="161D544C">
             <wp:simplePos x="0" y="0"/>
-            <wp:positionH relativeFrom="margin">
-              <wp:posOffset>1885950</wp:posOffset>
+            <wp:positionH relativeFrom="page">
+              <wp:align>center</wp:align>
             </wp:positionH>
             <wp:positionV relativeFrom="margin">
-              <wp:posOffset>2602865</wp:posOffset>
+              <wp:posOffset>762768</wp:posOffset>
             </wp:positionV>
-            <wp:extent cx="2635250" cy="5092700"/>
-            <wp:effectExtent l="0" t="0" r="0" b="0"/>
+            <wp:extent cx="2470150" cy="4773930"/>
+            <wp:effectExtent l="0" t="0" r="6350" b="7620"/>
             <wp:wrapTopAndBottom/>
             <wp:docPr id="1800650779" name="Рисунок 8"/>
             <wp:cNvGraphicFramePr>
@@ -7940,7 +8368,7 @@
                   <pic:spPr bwMode="auto">
                     <a:xfrm>
                       <a:off x="0" y="0"/>
-                      <a:ext cx="2635250" cy="5092700"/>
+                      <a:ext cx="2470150" cy="4773930"/>
                     </a:xfrm>
                     <a:prstGeom prst="rect">
                       <a:avLst/>
@@ -7968,6 +8396,276 @@
           <w:sz w:val="28"/>
           <w:szCs w:val="28"/>
         </w:rPr>
+        <w:t>Дыхательные упражнения и практики снятия тревожности</w:t>
+      </w:r>
+      <w:r>
+        <w:rPr>
+          <w:rFonts w:ascii="Times New Roman" w:hAnsi="Times New Roman" w:cs="Times New Roman"/>
+          <w:sz w:val="28"/>
+          <w:szCs w:val="28"/>
+        </w:rPr>
+        <w:t>.</w:t>
+      </w:r>
+    </w:p>
+    <w:p>
+      <w:pPr>
+        <w:pStyle w:val="-2"/>
+        <w:ind w:left="2084"/>
+        <w:jc w:val="left"/>
+      </w:pPr>
+      <w:r>
+        <w:t>Рис 1.</w:t>
+      </w:r>
+      <w:r>
+        <w:t>4</w:t>
+      </w:r>
+      <w:r>
+        <w:t>. Добавление активности</w:t>
+      </w:r>
+    </w:p>
+    <w:p>
+      <w:pPr>
+        <w:spacing w:after="0" w:line="360" w:lineRule="auto"/>
+        <w:ind w:firstLine="720"/>
+        <w:jc w:val="both"/>
+        <w:rPr>
+          <w:rFonts w:ascii="Times New Roman" w:hAnsi="Times New Roman" w:cs="Times New Roman"/>
+          <w:sz w:val="28"/>
+          <w:szCs w:val="28"/>
+          <w:lang w:val="ru-RU"/>
+        </w:rPr>
+      </w:pPr>
+      <w:r>
+        <w:rPr>
+          <w:rFonts w:ascii="Times New Roman" w:hAnsi="Times New Roman" w:cs="Times New Roman"/>
+          <w:sz w:val="28"/>
+          <w:szCs w:val="28"/>
+          <w:lang w:val="ru-RU"/>
+        </w:rPr>
+        <w:t>Плюсы приложения</w:t>
+      </w:r>
+      <w:r>
+        <w:rPr>
+          <w:rFonts w:ascii="Times New Roman" w:hAnsi="Times New Roman" w:cs="Times New Roman"/>
+          <w:sz w:val="28"/>
+          <w:szCs w:val="28"/>
+          <w:lang w:val="ru-RU"/>
+        </w:rPr>
+        <w:t>:</w:t>
+      </w:r>
+    </w:p>
+    <w:p>
+      <w:pPr>
+        <w:pStyle w:val="a3"/>
+        <w:numPr>
+          <w:ilvl w:val="0"/>
+          <w:numId w:val="4"/>
+        </w:numPr>
+        <w:spacing w:after="0" w:line="360" w:lineRule="auto"/>
+        <w:jc w:val="both"/>
+        <w:rPr>
+          <w:rFonts w:ascii="Times New Roman" w:hAnsi="Times New Roman" w:cs="Times New Roman"/>
+          <w:sz w:val="28"/>
+          <w:szCs w:val="28"/>
+        </w:rPr>
+      </w:pPr>
+      <w:r>
+        <w:rPr>
+          <w:rFonts w:ascii="Times New Roman" w:hAnsi="Times New Roman" w:cs="Times New Roman"/>
+          <w:sz w:val="28"/>
+          <w:szCs w:val="28"/>
+        </w:rPr>
+        <w:t>Простой, не перегруженный интерфейс</w:t>
+      </w:r>
+      <w:r>
+        <w:rPr>
+          <w:rFonts w:ascii="Times New Roman" w:hAnsi="Times New Roman" w:cs="Times New Roman"/>
+          <w:sz w:val="28"/>
+          <w:szCs w:val="28"/>
+        </w:rPr>
+        <w:t>;</w:t>
+      </w:r>
+    </w:p>
+    <w:p>
+      <w:pPr>
+        <w:pStyle w:val="a3"/>
+        <w:numPr>
+          <w:ilvl w:val="0"/>
+          <w:numId w:val="4"/>
+        </w:numPr>
+        <w:spacing w:after="0" w:line="360" w:lineRule="auto"/>
+        <w:jc w:val="both"/>
+        <w:rPr>
+          <w:rFonts w:ascii="Times New Roman" w:hAnsi="Times New Roman" w:cs="Times New Roman"/>
+          <w:sz w:val="28"/>
+          <w:szCs w:val="28"/>
+        </w:rPr>
+      </w:pPr>
+      <w:r>
+        <w:rPr>
+          <w:rFonts w:ascii="Times New Roman" w:hAnsi="Times New Roman" w:cs="Times New Roman"/>
+          <w:sz w:val="28"/>
+          <w:szCs w:val="28"/>
+        </w:rPr>
+        <w:t>Наличие статей и параграфов о самопомощи</w:t>
+      </w:r>
+      <w:r>
+        <w:rPr>
+          <w:rFonts w:ascii="Times New Roman" w:hAnsi="Times New Roman" w:cs="Times New Roman"/>
+          <w:sz w:val="28"/>
+          <w:szCs w:val="28"/>
+        </w:rPr>
+        <w:t>.</w:t>
+      </w:r>
+    </w:p>
+    <w:p>
+      <w:pPr>
+        <w:spacing w:after="0" w:line="360" w:lineRule="auto"/>
+        <w:ind w:firstLine="720"/>
+        <w:jc w:val="both"/>
+        <w:rPr>
+          <w:rFonts w:ascii="Times New Roman" w:hAnsi="Times New Roman" w:cs="Times New Roman"/>
+          <w:sz w:val="28"/>
+          <w:szCs w:val="28"/>
+          <w:lang w:val="ru-RU"/>
+        </w:rPr>
+      </w:pPr>
+      <w:r>
+        <w:rPr>
+          <w:rFonts w:ascii="Times New Roman" w:hAnsi="Times New Roman" w:cs="Times New Roman"/>
+          <w:sz w:val="28"/>
+          <w:szCs w:val="28"/>
+          <w:lang w:val="ru-RU"/>
+        </w:rPr>
+        <w:t>Минусы</w:t>
+      </w:r>
+      <w:r>
+        <w:rPr>
+          <w:rFonts w:ascii="Times New Roman" w:hAnsi="Times New Roman" w:cs="Times New Roman"/>
+          <w:sz w:val="28"/>
+          <w:szCs w:val="28"/>
+          <w:lang w:val="ru-RU"/>
+        </w:rPr>
+        <w:t>:</w:t>
+      </w:r>
+    </w:p>
+    <w:p>
+      <w:pPr>
+        <w:pStyle w:val="a3"/>
+        <w:numPr>
+          <w:ilvl w:val="0"/>
+          <w:numId w:val="4"/>
+        </w:numPr>
+        <w:spacing w:after="0" w:line="360" w:lineRule="auto"/>
+        <w:jc w:val="both"/>
+        <w:rPr>
+          <w:rFonts w:ascii="Times New Roman" w:hAnsi="Times New Roman" w:cs="Times New Roman"/>
+          <w:sz w:val="28"/>
+          <w:szCs w:val="28"/>
+        </w:rPr>
+      </w:pPr>
+      <w:r>
+        <w:rPr>
+          <w:rFonts w:ascii="Times New Roman" w:hAnsi="Times New Roman" w:cs="Times New Roman"/>
+          <w:sz w:val="28"/>
+          <w:szCs w:val="28"/>
+        </w:rPr>
+        <w:t>Сложности в добавлении</w:t>
+      </w:r>
+      <w:r>
+        <w:rPr>
+          <w:rFonts w:ascii="Times New Roman" w:hAnsi="Times New Roman" w:cs="Times New Roman"/>
+          <w:sz w:val="28"/>
+          <w:szCs w:val="28"/>
+        </w:rPr>
+        <w:t xml:space="preserve"> дополнительных функций</w:t>
+      </w:r>
+      <w:r>
+        <w:rPr>
+          <w:rFonts w:ascii="Times New Roman" w:hAnsi="Times New Roman" w:cs="Times New Roman"/>
+          <w:sz w:val="28"/>
+          <w:szCs w:val="28"/>
+        </w:rPr>
+        <w:t xml:space="preserve"> и трекеров</w:t>
+      </w:r>
+      <w:r>
+        <w:rPr>
+          <w:rFonts w:ascii="Times New Roman" w:hAnsi="Times New Roman" w:cs="Times New Roman"/>
+          <w:sz w:val="28"/>
+          <w:szCs w:val="28"/>
+        </w:rPr>
+        <w:t>;</w:t>
+      </w:r>
+    </w:p>
+    <w:p>
+      <w:pPr>
+        <w:pStyle w:val="a3"/>
+        <w:numPr>
+          <w:ilvl w:val="0"/>
+          <w:numId w:val="4"/>
+        </w:numPr>
+        <w:spacing w:after="0" w:line="360" w:lineRule="auto"/>
+        <w:jc w:val="both"/>
+        <w:rPr>
+          <w:rFonts w:ascii="Times New Roman" w:hAnsi="Times New Roman" w:cs="Times New Roman"/>
+          <w:sz w:val="28"/>
+          <w:szCs w:val="28"/>
+        </w:rPr>
+      </w:pPr>
+      <w:r>
+        <w:rPr>
+          <w:rFonts w:ascii="Times New Roman" w:hAnsi="Times New Roman" w:cs="Times New Roman"/>
+          <w:sz w:val="28"/>
+          <w:szCs w:val="28"/>
+        </w:rPr>
+        <w:t>Мало</w:t>
+      </w:r>
+      <w:r>
+        <w:rPr>
+          <w:rFonts w:ascii="Times New Roman" w:hAnsi="Times New Roman" w:cs="Times New Roman"/>
+          <w:sz w:val="28"/>
+          <w:szCs w:val="28"/>
+        </w:rPr>
+        <w:t>е количество</w:t>
+      </w:r>
+      <w:r>
+        <w:rPr>
+          <w:rFonts w:ascii="Times New Roman" w:hAnsi="Times New Roman" w:cs="Times New Roman"/>
+          <w:sz w:val="28"/>
+          <w:szCs w:val="28"/>
+        </w:rPr>
+        <w:t xml:space="preserve"> графиков и статистики</w:t>
+      </w:r>
+      <w:r>
+        <w:rPr>
+          <w:rFonts w:ascii="Times New Roman" w:hAnsi="Times New Roman" w:cs="Times New Roman"/>
+          <w:sz w:val="28"/>
+          <w:szCs w:val="28"/>
+        </w:rPr>
+        <w:t>;</w:t>
+      </w:r>
+    </w:p>
+    <w:p>
+      <w:pPr>
+        <w:pStyle w:val="a3"/>
+        <w:numPr>
+          <w:ilvl w:val="0"/>
+          <w:numId w:val="4"/>
+        </w:numPr>
+        <w:spacing w:after="0" w:line="360" w:lineRule="auto"/>
+        <w:jc w:val="both"/>
+        <w:rPr>
+          <w:rFonts w:ascii="Times New Roman" w:hAnsi="Times New Roman" w:cs="Times New Roman"/>
+          <w:sz w:val="28"/>
+          <w:szCs w:val="28"/>
+        </w:rPr>
+      </w:pPr>
+      <w:r>
+        <w:rPr>
+          <w:rFonts w:ascii="Times New Roman" w:hAnsi="Times New Roman" w:cs="Times New Roman"/>
+          <w:sz w:val="28"/>
+          <w:szCs w:val="28"/>
+        </w:rPr>
         <w:t>Упражнения и практики</w:t>
       </w:r>
       <w:r>
@@ -7993,20 +8691,6 @@
           <w:szCs w:val="28"/>
         </w:rPr>
         <w:t>.</w:t>
-      </w:r>
-    </w:p>
-    <w:p>
-      <w:pPr>
-        <w:pStyle w:val="-2"/>
-      </w:pPr>
-      <w:r>
-        <w:t>Рис 1.</w:t>
-      </w:r>
-      <w:r>
-        <w:t>4</w:t>
-      </w:r>
-      <w:r>
-        <w:t>. Добавление активности</w:t>
       </w:r>
     </w:p>
     <w:p>
@@ -8456,11 +9140,11 @@
           <w:numId w:val="30"/>
         </w:numPr>
       </w:pPr>
-      <w:bookmarkStart w:id="24" w:name="_Toc226389234"/>
+      <w:bookmarkStart w:id="25" w:name="_Toc228176038"/>
       <w:r>
         <w:t>Перечень входных данных</w:t>
       </w:r>
-      <w:bookmarkEnd w:id="24"/>
+      <w:bookmarkEnd w:id="25"/>
     </w:p>
     <w:p>
       <w:pPr>
@@ -8548,12 +9232,12 @@
           <w:numId w:val="30"/>
         </w:numPr>
       </w:pPr>
-      <w:bookmarkStart w:id="25" w:name="_Toc226389235"/>
+      <w:bookmarkStart w:id="26" w:name="_Toc228176039"/>
       <w:r>
         <w:lastRenderedPageBreak/>
         <w:t>Перечень выходных данных</w:t>
       </w:r>
-      <w:bookmarkEnd w:id="25"/>
+      <w:bookmarkEnd w:id="26"/>
     </w:p>
     <w:p>
       <w:pPr>
@@ -8585,11 +9269,11 @@
           <w:numId w:val="30"/>
         </w:numPr>
       </w:pPr>
-      <w:bookmarkStart w:id="26" w:name="_Toc226389236"/>
+      <w:bookmarkStart w:id="27" w:name="_Toc228176040"/>
       <w:r>
         <w:t>Ограничения предметной области</w:t>
       </w:r>
-      <w:bookmarkEnd w:id="26"/>
+      <w:bookmarkEnd w:id="27"/>
     </w:p>
     <w:p>
       <w:pPr>
@@ -8621,11 +9305,11 @@
           <w:numId w:val="30"/>
         </w:numPr>
       </w:pPr>
-      <w:bookmarkStart w:id="27" w:name="_Toc226389237"/>
+      <w:bookmarkStart w:id="28" w:name="_Toc228176041"/>
       <w:r>
         <w:t>Взаимодействие с другими программами</w:t>
       </w:r>
-      <w:bookmarkEnd w:id="27"/>
+      <w:bookmarkEnd w:id="28"/>
     </w:p>
     <w:p>
       <w:pPr>
@@ -8702,11 +9386,11 @@
           <w:numId w:val="30"/>
         </w:numPr>
       </w:pPr>
-      <w:bookmarkStart w:id="28" w:name="_Toc226389238"/>
+      <w:bookmarkStart w:id="29" w:name="_Toc228176042"/>
       <w:r>
         <w:t>Календарное планирование</w:t>
       </w:r>
-      <w:bookmarkEnd w:id="28"/>
+      <w:bookmarkEnd w:id="29"/>
     </w:p>
     <w:p>
       <w:pPr>
@@ -8752,9 +9436,8 @@
           <w:rFonts w:ascii="Times New Roman" w:hAnsi="Times New Roman" w:cs="Times New Roman"/>
           <w:sz w:val="28"/>
           <w:szCs w:val="28"/>
-          <w:lang w:val="ru-RU"/>
-        </w:rPr>
-        <w:t>2</w:t>
+        </w:rPr>
+        <w:t>3</w:t>
       </w:r>
       <w:r>
         <w:rPr>
@@ -9028,6 +9711,7 @@
     <w:p>
       <w:pPr>
         <w:spacing w:after="0" w:line="360" w:lineRule="auto"/>
+        <w:ind w:firstLine="709"/>
         <w:jc w:val="both"/>
         <w:rPr>
           <w:rFonts w:ascii="Times New Roman" w:hAnsi="Times New Roman" w:cs="Times New Roman"/>
@@ -9043,7 +9727,52 @@
           <w:szCs w:val="28"/>
           <w:lang w:val="ru-RU"/>
         </w:rPr>
-        <w:t xml:space="preserve">Для каждой задачи определим сроки выполнения. Диаграмма </w:t>
+        <w:t xml:space="preserve">Разработка полноценной системы займет около пяти месяцев. </w:t>
+      </w:r>
+      <w:r>
+        <w:rPr>
+          <w:rFonts w:ascii="Times New Roman" w:hAnsi="Times New Roman" w:cs="Times New Roman"/>
+          <w:sz w:val="28"/>
+          <w:szCs w:val="28"/>
+          <w:lang w:val="ru-RU"/>
+        </w:rPr>
+        <w:t xml:space="preserve">Для каждой задачи </w:t>
+      </w:r>
+      <w:r>
+        <w:rPr>
+          <w:rFonts w:ascii="Times New Roman" w:hAnsi="Times New Roman" w:cs="Times New Roman"/>
+          <w:sz w:val="28"/>
+          <w:szCs w:val="28"/>
+          <w:lang w:val="ru-RU"/>
+        </w:rPr>
+        <w:t xml:space="preserve">отдельно </w:t>
+      </w:r>
+      <w:r>
+        <w:rPr>
+          <w:rFonts w:ascii="Times New Roman" w:hAnsi="Times New Roman" w:cs="Times New Roman"/>
+          <w:sz w:val="28"/>
+          <w:szCs w:val="28"/>
+          <w:lang w:val="ru-RU"/>
+        </w:rPr>
+        <w:t>определим сроки выполнения.</w:t>
+      </w:r>
+      <w:r>
+        <w:rPr>
+          <w:rFonts w:ascii="Times New Roman" w:hAnsi="Times New Roman" w:cs="Times New Roman"/>
+          <w:sz w:val="28"/>
+          <w:szCs w:val="28"/>
+          <w:lang w:val="ru-RU"/>
+        </w:rPr>
+        <w:t xml:space="preserve"> </w:t>
+      </w:r>
+      <w:r>
+        <w:rPr>
+          <w:rFonts w:ascii="Times New Roman" w:hAnsi="Times New Roman" w:cs="Times New Roman"/>
+          <w:sz w:val="28"/>
+          <w:szCs w:val="28"/>
+          <w:lang w:val="ru-RU"/>
+        </w:rPr>
+        <w:t xml:space="preserve">Диаграмма </w:t>
       </w:r>
       <w:proofErr w:type="spellStart"/>
       <w:r>
@@ -9063,7 +9792,346 @@
           <w:szCs w:val="28"/>
           <w:lang w:val="ru-RU"/>
         </w:rPr>
-        <w:t xml:space="preserve"> с отображением всех задач представлена в Приложении 3.</w:t>
+        <w:t xml:space="preserve"> с отображением всех задач представлена в Приложении </w:t>
+      </w:r>
+      <w:r>
+        <w:rPr>
+          <w:rFonts w:ascii="Times New Roman" w:hAnsi="Times New Roman" w:cs="Times New Roman"/>
+          <w:sz w:val="28"/>
+          <w:szCs w:val="28"/>
+          <w:lang w:val="ru-RU"/>
+        </w:rPr>
+        <w:t>4</w:t>
+      </w:r>
+      <w:r>
+        <w:rPr>
+          <w:rFonts w:ascii="Times New Roman" w:hAnsi="Times New Roman" w:cs="Times New Roman"/>
+          <w:sz w:val="28"/>
+          <w:szCs w:val="28"/>
+          <w:lang w:val="ru-RU"/>
+        </w:rPr>
+        <w:t>.</w:t>
+      </w:r>
+      <w:r>
+        <w:rPr>
+          <w:rFonts w:ascii="Times New Roman" w:hAnsi="Times New Roman" w:cs="Times New Roman"/>
+          <w:sz w:val="28"/>
+          <w:szCs w:val="28"/>
+          <w:lang w:val="ru-RU"/>
+        </w:rPr>
+        <w:t xml:space="preserve"> </w:t>
+      </w:r>
+    </w:p>
+    <w:p>
+      <w:pPr>
+        <w:spacing w:after="0" w:line="360" w:lineRule="auto"/>
+        <w:ind w:firstLine="709"/>
+        <w:jc w:val="both"/>
+        <w:rPr>
+          <w:rFonts w:ascii="Times New Roman" w:hAnsi="Times New Roman" w:cs="Times New Roman"/>
+          <w:color w:val="FFFFFF" w:themeColor="background1"/>
+          <w:sz w:val="28"/>
+          <w:szCs w:val="28"/>
+          <w:lang w:val="ru-RU"/>
+        </w:rPr>
+      </w:pPr>
+      <w:r>
+        <w:rPr>
+          <w:rFonts w:ascii="Times New Roman" w:hAnsi="Times New Roman" w:cs="Times New Roman"/>
+          <w:color w:val="FFFFFF" w:themeColor="background1"/>
+          <w:sz w:val="28"/>
+          <w:szCs w:val="28"/>
+          <w:lang w:val="ru-RU"/>
+        </w:rPr>
+        <w:t>глиномес</w:t>
+      </w:r>
+    </w:p>
+    <w:p>
+      <w:pPr>
+        <w:spacing w:after="0" w:line="360" w:lineRule="auto"/>
+        <w:ind w:firstLine="709"/>
+        <w:jc w:val="both"/>
+        <w:rPr>
+          <w:rFonts w:ascii="Times New Roman" w:hAnsi="Times New Roman" w:cs="Times New Roman"/>
+          <w:color w:val="FFFFFF" w:themeColor="background1"/>
+          <w:sz w:val="28"/>
+          <w:szCs w:val="28"/>
+          <w:lang w:val="ru-RU"/>
+        </w:rPr>
+      </w:pPr>
+      <w:r>
+        <w:rPr>
+          <w:rFonts w:ascii="Times New Roman" w:hAnsi="Times New Roman" w:cs="Times New Roman"/>
+          <w:color w:val="FFFFFF" w:themeColor="background1"/>
+          <w:sz w:val="28"/>
+          <w:szCs w:val="28"/>
+          <w:lang w:val="ru-RU"/>
+        </w:rPr>
+        <w:t>глиномес</w:t>
+      </w:r>
+    </w:p>
+    <w:p>
+      <w:pPr>
+        <w:spacing w:after="0" w:line="360" w:lineRule="auto"/>
+        <w:ind w:firstLine="709"/>
+        <w:jc w:val="both"/>
+        <w:rPr>
+          <w:rFonts w:ascii="Times New Roman" w:hAnsi="Times New Roman" w:cs="Times New Roman"/>
+          <w:color w:val="FFFFFF" w:themeColor="background1"/>
+          <w:sz w:val="28"/>
+          <w:szCs w:val="28"/>
+          <w:lang w:val="ru-RU"/>
+        </w:rPr>
+      </w:pPr>
+      <w:r>
+        <w:rPr>
+          <w:rFonts w:ascii="Times New Roman" w:hAnsi="Times New Roman" w:cs="Times New Roman"/>
+          <w:color w:val="FFFFFF" w:themeColor="background1"/>
+          <w:sz w:val="28"/>
+          <w:szCs w:val="28"/>
+          <w:lang w:val="ru-RU"/>
+        </w:rPr>
+        <w:t>глиномес</w:t>
+      </w:r>
+    </w:p>
+    <w:p>
+      <w:pPr>
+        <w:spacing w:after="0" w:line="360" w:lineRule="auto"/>
+        <w:ind w:firstLine="709"/>
+        <w:jc w:val="both"/>
+        <w:rPr>
+          <w:rFonts w:ascii="Times New Roman" w:hAnsi="Times New Roman" w:cs="Times New Roman"/>
+          <w:color w:val="FFFFFF" w:themeColor="background1"/>
+          <w:sz w:val="28"/>
+          <w:szCs w:val="28"/>
+          <w:lang w:val="ru-RU"/>
+        </w:rPr>
+      </w:pPr>
+      <w:r>
+        <w:rPr>
+          <w:rFonts w:ascii="Times New Roman" w:hAnsi="Times New Roman" w:cs="Times New Roman"/>
+          <w:color w:val="FFFFFF" w:themeColor="background1"/>
+          <w:sz w:val="28"/>
+          <w:szCs w:val="28"/>
+          <w:lang w:val="ru-RU"/>
+        </w:rPr>
+        <w:t>глиномес</w:t>
+      </w:r>
+    </w:p>
+    <w:p>
+      <w:pPr>
+        <w:spacing w:after="0" w:line="360" w:lineRule="auto"/>
+        <w:ind w:firstLine="709"/>
+        <w:jc w:val="both"/>
+        <w:rPr>
+          <w:rFonts w:ascii="Times New Roman" w:hAnsi="Times New Roman" w:cs="Times New Roman"/>
+          <w:color w:val="FFFFFF" w:themeColor="background1"/>
+          <w:sz w:val="28"/>
+          <w:szCs w:val="28"/>
+          <w:lang w:val="ru-RU"/>
+        </w:rPr>
+      </w:pPr>
+      <w:r>
+        <w:rPr>
+          <w:rFonts w:ascii="Times New Roman" w:hAnsi="Times New Roman" w:cs="Times New Roman"/>
+          <w:color w:val="FFFFFF" w:themeColor="background1"/>
+          <w:sz w:val="28"/>
+          <w:szCs w:val="28"/>
+          <w:lang w:val="ru-RU"/>
+        </w:rPr>
+        <w:t>глиномес</w:t>
+      </w:r>
+    </w:p>
+    <w:p>
+      <w:pPr>
+        <w:spacing w:after="0" w:line="360" w:lineRule="auto"/>
+        <w:ind w:firstLine="709"/>
+        <w:jc w:val="both"/>
+        <w:rPr>
+          <w:rFonts w:ascii="Times New Roman" w:hAnsi="Times New Roman" w:cs="Times New Roman"/>
+          <w:color w:val="FFFFFF" w:themeColor="background1"/>
+          <w:sz w:val="28"/>
+          <w:szCs w:val="28"/>
+          <w:lang w:val="ru-RU"/>
+        </w:rPr>
+      </w:pPr>
+      <w:r>
+        <w:rPr>
+          <w:rFonts w:ascii="Times New Roman" w:hAnsi="Times New Roman" w:cs="Times New Roman"/>
+          <w:color w:val="FFFFFF" w:themeColor="background1"/>
+          <w:sz w:val="28"/>
+          <w:szCs w:val="28"/>
+          <w:lang w:val="ru-RU"/>
+        </w:rPr>
+        <w:t>глиномес</w:t>
+      </w:r>
+    </w:p>
+    <w:p>
+      <w:pPr>
+        <w:spacing w:after="0" w:line="360" w:lineRule="auto"/>
+        <w:ind w:firstLine="709"/>
+        <w:jc w:val="both"/>
+        <w:rPr>
+          <w:rFonts w:ascii="Times New Roman" w:hAnsi="Times New Roman" w:cs="Times New Roman"/>
+          <w:color w:val="FFFFFF" w:themeColor="background1"/>
+          <w:sz w:val="28"/>
+          <w:szCs w:val="28"/>
+          <w:lang w:val="ru-RU"/>
+        </w:rPr>
+      </w:pPr>
+      <w:r>
+        <w:rPr>
+          <w:rFonts w:ascii="Times New Roman" w:hAnsi="Times New Roman" w:cs="Times New Roman"/>
+          <w:color w:val="FFFFFF" w:themeColor="background1"/>
+          <w:sz w:val="28"/>
+          <w:szCs w:val="28"/>
+          <w:lang w:val="ru-RU"/>
+        </w:rPr>
+        <w:t>глиномес</w:t>
+      </w:r>
+    </w:p>
+    <w:p>
+      <w:pPr>
+        <w:spacing w:after="0" w:line="360" w:lineRule="auto"/>
+        <w:ind w:firstLine="709"/>
+        <w:jc w:val="both"/>
+        <w:rPr>
+          <w:rFonts w:ascii="Times New Roman" w:hAnsi="Times New Roman" w:cs="Times New Roman"/>
+          <w:color w:val="FFFFFF" w:themeColor="background1"/>
+          <w:sz w:val="28"/>
+          <w:szCs w:val="28"/>
+          <w:lang w:val="ru-RU"/>
+        </w:rPr>
+      </w:pPr>
+      <w:r>
+        <w:rPr>
+          <w:rFonts w:ascii="Times New Roman" w:hAnsi="Times New Roman" w:cs="Times New Roman"/>
+          <w:color w:val="FFFFFF" w:themeColor="background1"/>
+          <w:sz w:val="28"/>
+          <w:szCs w:val="28"/>
+          <w:lang w:val="ru-RU"/>
+        </w:rPr>
+        <w:t>глиномес</w:t>
+      </w:r>
+    </w:p>
+    <w:p>
+      <w:pPr>
+        <w:spacing w:after="0" w:line="360" w:lineRule="auto"/>
+        <w:ind w:firstLine="709"/>
+        <w:jc w:val="both"/>
+        <w:rPr>
+          <w:rFonts w:ascii="Times New Roman" w:hAnsi="Times New Roman" w:cs="Times New Roman"/>
+          <w:color w:val="FFFFFF" w:themeColor="background1"/>
+          <w:sz w:val="28"/>
+          <w:szCs w:val="28"/>
+          <w:lang w:val="ru-RU"/>
+        </w:rPr>
+      </w:pPr>
+      <w:r>
+        <w:rPr>
+          <w:rFonts w:ascii="Times New Roman" w:hAnsi="Times New Roman" w:cs="Times New Roman"/>
+          <w:color w:val="FFFFFF" w:themeColor="background1"/>
+          <w:sz w:val="28"/>
+          <w:szCs w:val="28"/>
+          <w:lang w:val="ru-RU"/>
+        </w:rPr>
+        <w:t>глиномес</w:t>
+      </w:r>
+    </w:p>
+    <w:p>
+      <w:pPr>
+        <w:spacing w:after="0" w:line="360" w:lineRule="auto"/>
+        <w:ind w:firstLine="709"/>
+        <w:jc w:val="both"/>
+        <w:rPr>
+          <w:rFonts w:ascii="Times New Roman" w:hAnsi="Times New Roman" w:cs="Times New Roman"/>
+          <w:color w:val="FFFFFF" w:themeColor="background1"/>
+          <w:sz w:val="28"/>
+          <w:szCs w:val="28"/>
+          <w:lang w:val="ru-RU"/>
+        </w:rPr>
+      </w:pPr>
+      <w:r>
+        <w:rPr>
+          <w:rFonts w:ascii="Times New Roman" w:hAnsi="Times New Roman" w:cs="Times New Roman"/>
+          <w:color w:val="FFFFFF" w:themeColor="background1"/>
+          <w:sz w:val="28"/>
+          <w:szCs w:val="28"/>
+          <w:lang w:val="ru-RU"/>
+        </w:rPr>
+        <w:t>глиномес</w:t>
+      </w:r>
+    </w:p>
+    <w:p>
+      <w:pPr>
+        <w:spacing w:after="0" w:line="360" w:lineRule="auto"/>
+        <w:ind w:firstLine="709"/>
+        <w:jc w:val="both"/>
+        <w:rPr>
+          <w:rFonts w:ascii="Times New Roman" w:hAnsi="Times New Roman" w:cs="Times New Roman"/>
+          <w:color w:val="FFFFFF" w:themeColor="background1"/>
+          <w:sz w:val="28"/>
+          <w:szCs w:val="28"/>
+          <w:lang w:val="ru-RU"/>
+        </w:rPr>
+      </w:pPr>
+      <w:r>
+        <w:rPr>
+          <w:rFonts w:ascii="Times New Roman" w:hAnsi="Times New Roman" w:cs="Times New Roman"/>
+          <w:color w:val="FFFFFF" w:themeColor="background1"/>
+          <w:sz w:val="28"/>
+          <w:szCs w:val="28"/>
+          <w:lang w:val="ru-RU"/>
+        </w:rPr>
+        <w:t>глиномес</w:t>
+      </w:r>
+    </w:p>
+    <w:p>
+      <w:pPr>
+        <w:spacing w:after="0" w:line="360" w:lineRule="auto"/>
+        <w:ind w:firstLine="709"/>
+        <w:jc w:val="both"/>
+        <w:rPr>
+          <w:rFonts w:ascii="Times New Roman" w:hAnsi="Times New Roman" w:cs="Times New Roman"/>
+          <w:color w:val="FFFFFF" w:themeColor="background1"/>
+          <w:sz w:val="28"/>
+          <w:szCs w:val="28"/>
+          <w:lang w:val="ru-RU"/>
+        </w:rPr>
+      </w:pPr>
+      <w:r>
+        <w:rPr>
+          <w:rFonts w:ascii="Times New Roman" w:hAnsi="Times New Roman" w:cs="Times New Roman"/>
+          <w:color w:val="FFFFFF" w:themeColor="background1"/>
+          <w:sz w:val="28"/>
+          <w:szCs w:val="28"/>
+          <w:lang w:val="ru-RU"/>
+        </w:rPr>
+        <w:t>глиномес</w:t>
+      </w:r>
+    </w:p>
+    <w:p>
+      <w:pPr>
+        <w:spacing w:after="0" w:line="360" w:lineRule="auto"/>
+        <w:ind w:firstLine="709"/>
+        <w:jc w:val="both"/>
+        <w:rPr>
+          <w:rFonts w:ascii="Times New Roman" w:hAnsi="Times New Roman" w:cs="Times New Roman"/>
+          <w:color w:val="FFFFFF" w:themeColor="background1"/>
+          <w:sz w:val="28"/>
+          <w:szCs w:val="28"/>
+          <w:lang w:val="ru-RU"/>
+        </w:rPr>
+      </w:pPr>
+      <w:r>
+        <w:rPr>
+          <w:rFonts w:ascii="Times New Roman" w:hAnsi="Times New Roman" w:cs="Times New Roman"/>
+          <w:color w:val="FFFFFF" w:themeColor="background1"/>
+          <w:sz w:val="28"/>
+          <w:szCs w:val="28"/>
+          <w:lang w:val="ru-RU"/>
+        </w:rPr>
+        <w:t>глиномес</w:t>
       </w:r>
     </w:p>
     <w:p>
@@ -9096,12 +10164,12 @@
           <w:numId w:val="30"/>
         </w:numPr>
       </w:pPr>
-      <w:bookmarkStart w:id="29" w:name="_Toc226389239"/>
+      <w:bookmarkStart w:id="30" w:name="_Toc228176043"/>
       <w:r>
         <w:lastRenderedPageBreak/>
         <w:t>Реализация базы данных</w:t>
       </w:r>
-      <w:bookmarkEnd w:id="29"/>
+      <w:bookmarkEnd w:id="30"/>
     </w:p>
     <w:p>
       <w:pPr>
@@ -9111,11 +10179,11 @@
           <w:numId w:val="30"/>
         </w:numPr>
       </w:pPr>
-      <w:bookmarkStart w:id="30" w:name="_Toc226389240"/>
+      <w:bookmarkStart w:id="31" w:name="_Toc228176044"/>
       <w:r>
         <w:t>Построение инфологической модели</w:t>
       </w:r>
-      <w:bookmarkEnd w:id="30"/>
+      <w:bookmarkEnd w:id="31"/>
     </w:p>
     <w:p>
       <w:pPr>
@@ -12291,7 +13359,7 @@
           <w:szCs w:val="28"/>
           <w:lang w:val="ru-RU"/>
         </w:rPr>
-        <w:t>4</w:t>
+        <w:t>5</w:t>
       </w:r>
       <w:r>
         <w:rPr>
@@ -12311,11 +13379,11 @@
           <w:numId w:val="30"/>
         </w:numPr>
       </w:pPr>
-      <w:bookmarkStart w:id="31" w:name="_Toc226389241"/>
+      <w:bookmarkStart w:id="32" w:name="_Toc228176045"/>
       <w:r>
         <w:t>Логическая структура базы данных</w:t>
       </w:r>
-      <w:bookmarkEnd w:id="31"/>
+      <w:bookmarkEnd w:id="32"/>
     </w:p>
     <w:p>
       <w:pPr>
@@ -12452,7 +13520,7 @@
           <w:szCs w:val="28"/>
           <w:lang w:val="ru-RU"/>
         </w:rPr>
-        <w:t>5</w:t>
+        <w:t>6</w:t>
       </w:r>
       <w:r>
         <w:rPr>
@@ -12472,11 +13540,11 @@
           <w:numId w:val="30"/>
         </w:numPr>
       </w:pPr>
-      <w:bookmarkStart w:id="32" w:name="_Toc226389242"/>
+      <w:bookmarkStart w:id="33" w:name="_Toc228176046"/>
       <w:r>
         <w:t>Физическая структура базы данных</w:t>
       </w:r>
-      <w:bookmarkEnd w:id="32"/>
+      <w:bookmarkEnd w:id="33"/>
     </w:p>
     <w:p>
       <w:pPr>
@@ -12783,7 +13851,7 @@
           <w:szCs w:val="28"/>
           <w:lang w:val="ru-RU"/>
         </w:rPr>
-        <w:t>6</w:t>
+        <w:t>7</w:t>
       </w:r>
       <w:r>
         <w:rPr>
@@ -12803,7 +13871,7 @@
           <w:numId w:val="30"/>
         </w:numPr>
       </w:pPr>
-      <w:bookmarkStart w:id="33" w:name="_Toc226389243"/>
+      <w:bookmarkStart w:id="34" w:name="_Toc228176047"/>
       <w:r>
         <w:lastRenderedPageBreak/>
         <w:t>Реал</w:t>
@@ -12811,7 +13879,7 @@
       <w:r>
         <w:t>изация проекта в среде конкретной СУБД</w:t>
       </w:r>
-      <w:bookmarkEnd w:id="33"/>
+      <w:bookmarkEnd w:id="34"/>
     </w:p>
     <w:p>
       <w:pPr>
@@ -13551,10 +14619,20 @@
     </w:p>
     <w:p>
       <w:pPr>
+        <w:pStyle w:val="-2"/>
+        <w:ind w:firstLine="709"/>
+        <w:jc w:val="left"/>
+      </w:pPr>
+      <w:r>
+        <w:lastRenderedPageBreak/>
+        <w:t>Подробное описание запросов см. Приложения 8-10.</w:t>
+      </w:r>
+    </w:p>
+    <w:p>
+      <w:pPr>
         <w:pStyle w:val="-3"/>
       </w:pPr>
       <w:r>
-        <w:lastRenderedPageBreak/>
         <w:t>2.4</w:t>
       </w:r>
       <w:r>
@@ -13658,7 +14736,25 @@
           <w:szCs w:val="28"/>
           <w:lang w:val="ru-RU"/>
         </w:rPr>
-        <w:t xml:space="preserve"> Вид представлений см. Приложение 7.</w:t>
+        <w:t xml:space="preserve"> Вид представлений см. Приложение </w:t>
+      </w:r>
+      <w:r>
+        <w:rPr>
+          <w:rFonts w:ascii="Times New Roman" w:hAnsi="Times New Roman" w:cs="Times New Roman"/>
+          <w:sz w:val="28"/>
+          <w:szCs w:val="28"/>
+          <w:lang w:val="ru-RU"/>
+        </w:rPr>
+        <w:t>11</w:t>
+      </w:r>
+      <w:r>
+        <w:rPr>
+          <w:rFonts w:ascii="Times New Roman" w:hAnsi="Times New Roman" w:cs="Times New Roman"/>
+          <w:sz w:val="28"/>
+          <w:szCs w:val="28"/>
+          <w:lang w:val="ru-RU"/>
+        </w:rPr>
+        <w:t>.</w:t>
       </w:r>
     </w:p>
     <w:p>
@@ -13951,10 +15047,33 @@
     </w:p>
     <w:p>
       <w:pPr>
+        <w:spacing w:after="0" w:line="360" w:lineRule="auto"/>
+        <w:ind w:left="284"/>
+        <w:jc w:val="both"/>
+        <w:rPr>
+          <w:rFonts w:ascii="Times New Roman" w:hAnsi="Times New Roman" w:cs="Times New Roman"/>
+          <w:sz w:val="28"/>
+          <w:szCs w:val="28"/>
+          <w:lang w:val="ru-RU"/>
+        </w:rPr>
+      </w:pPr>
+      <w:r>
+        <w:rPr>
+          <w:rFonts w:ascii="Times New Roman" w:hAnsi="Times New Roman" w:cs="Times New Roman"/>
+          <w:sz w:val="28"/>
+          <w:szCs w:val="28"/>
+          <w:lang w:val="ru-RU"/>
+        </w:rPr>
+        <w:t>Пример создания роли для приложения см. Приложение 12.</w:t>
+      </w:r>
+    </w:p>
+    <w:p>
+      <w:pPr>
         <w:pStyle w:val="-3"/>
         <w:ind w:left="720" w:firstLine="0"/>
       </w:pPr>
       <w:r>
+        <w:lastRenderedPageBreak/>
         <w:t>2.4</w:t>
       </w:r>
       <w:r>
@@ -14004,17 +15123,7 @@
           <w:szCs w:val="28"/>
           <w:lang w:val="ru-RU"/>
         </w:rPr>
-        <w:t xml:space="preserve">Определим индексы для всех таблиц, для этого </w:t>
-      </w:r>
-      <w:r>
-        <w:rPr>
-          <w:rFonts w:ascii="Times New Roman" w:hAnsi="Times New Roman" w:cs="Times New Roman"/>
-          <w:sz w:val="28"/>
-          <w:szCs w:val="28"/>
-          <w:lang w:val="ru-RU"/>
-        </w:rPr>
-        <w:lastRenderedPageBreak/>
-        <w:t>предположим, какие поля таблиц будут чаще всего использоваться при поиске. В таблице Пользователи поиск и выборка данных чаще всего будет проводится по полям Почты, Телефона, Имени и Является</w:t>
+        <w:t>Определим индексы для всех таблиц, для этого предположим, какие поля таблиц будут чаще всего использоваться при поиске. В таблице Пользователи поиск и выборка данных чаще всего будет проводится по полям Почты, Телефона, Имени и Является</w:t>
       </w:r>
       <w:r>
         <w:rPr>
@@ -14183,7 +15292,17 @@
           <w:szCs w:val="28"/>
           <w:lang w:val="ru-RU"/>
         </w:rPr>
-        <w:t xml:space="preserve"> для таблицы Привычки, так как в этой сущности будет особенно много записей, а она часто нужна пользователям для просмотра и программе для формирования различных статистик. Для этого разобьём массив данных на актуальные привычки, который принадлежат этому году, на привычки 2025 и 2024 года, а остальные записи поместим в архив. Таким образом мы также повысим быстродействие и гибкость работы базы.</w:t>
+        <w:t xml:space="preserve"> для таблицы Привычки, так как в этой сущности будет особенно много записей, а она часто нужна пользователям для просмотра и программе для формирования различных статистик. Для этого разобьём массив данных на актуальные привычки, который принадлежат этому году, на привычки 2025 и 2024 года, а остальные записи </w:t>
+      </w:r>
+      <w:r>
+        <w:rPr>
+          <w:rFonts w:ascii="Times New Roman" w:hAnsi="Times New Roman" w:cs="Times New Roman"/>
+          <w:sz w:val="28"/>
+          <w:szCs w:val="28"/>
+          <w:lang w:val="ru-RU"/>
+        </w:rPr>
+        <w:lastRenderedPageBreak/>
+        <w:t>поместим в архив. Таким образом мы также повысим быстродействие и гибкость работы базы.</w:t>
       </w:r>
     </w:p>
     <w:p>
@@ -14191,7 +15310,6 @@
         <w:pStyle w:val="-3"/>
       </w:pPr>
       <w:r>
-        <w:lastRenderedPageBreak/>
         <w:t>2.4</w:t>
       </w:r>
       <w:r>
@@ -14275,6 +15393,28 @@
           <w:lang w:val="ru-RU"/>
         </w:rPr>
         <w:t xml:space="preserve">, встроенный инструмент автоматизации, из-за низкой сложности и полной интеграции. </w:t>
+      </w:r>
+    </w:p>
+    <w:p>
+      <w:pPr>
+        <w:spacing w:after="0" w:line="360" w:lineRule="auto"/>
+        <w:ind w:firstLine="709"/>
+        <w:jc w:val="both"/>
+        <w:rPr>
+          <w:rFonts w:ascii="Times New Roman" w:hAnsi="Times New Roman" w:cs="Times New Roman"/>
+          <w:sz w:val="28"/>
+          <w:szCs w:val="28"/>
+          <w:lang w:val="ru-RU"/>
+        </w:rPr>
+      </w:pPr>
+      <w:r>
+        <w:rPr>
+          <w:rFonts w:ascii="Times New Roman" w:hAnsi="Times New Roman" w:cs="Times New Roman"/>
+          <w:sz w:val="28"/>
+          <w:szCs w:val="28"/>
+          <w:lang w:val="ru-RU"/>
+        </w:rPr>
+        <w:t>Пример создания процедуры резервного копирования см. Приложение 13.</w:t>
       </w:r>
     </w:p>
     <w:p>
@@ -14613,7 +15753,7 @@
               </wp:anchor>
             </w:drawing>
           </mc:Choice>
-          <mc:Fallback>
+          <mc:Fallback xmlns:w16sdtfl="http://schemas.microsoft.com/office/word/2024/wordml/sdtformatlock" xmlns:w16du="http://schemas.microsoft.com/office/word/2023/wordml/word16du">
             <w:pict>
               <v:group w14:anchorId="043B59A2" id="Группа 8" o:spid="_x0000_s1026" style="position:absolute;margin-left:61.2pt;margin-top:25.5pt;width:371.6pt;height:384.7pt;z-index:251679744" coordsize="47193,48856" o:gfxdata="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">
                 <v:shape id="Рисунок 6" o:spid="_x0000_s1027" type="#_x0000_t75" style="position:absolute;width:25057;height:47523;visibility:visible;mso-wrap-style:square" o:gfxdata="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">
@@ -14642,7 +15782,7 @@
           <w:rFonts w:eastAsia="Times New Roman"/>
         </w:rPr>
       </w:pPr>
-      <w:bookmarkStart w:id="34" w:name="_Toc226389244"/>
+      <w:bookmarkStart w:id="35" w:name="_Toc228176048"/>
       <w:r>
         <w:rPr>
           <w:rFonts w:eastAsia="Times New Roman"/>
@@ -14650,7 +15790,7 @@
         <w:lastRenderedPageBreak/>
         <w:t>Заключение</w:t>
       </w:r>
-      <w:bookmarkEnd w:id="34"/>
+      <w:bookmarkEnd w:id="35"/>
     </w:p>
     <w:p>
       <w:pPr>
@@ -14874,12 +16014,12 @@
       <w:pPr>
         <w:pStyle w:val="-"/>
       </w:pPr>
-      <w:bookmarkStart w:id="35" w:name="_Toc226389245"/>
+      <w:bookmarkStart w:id="36" w:name="_Toc228176049"/>
       <w:r>
         <w:lastRenderedPageBreak/>
         <w:t>Список использованных источников</w:t>
       </w:r>
-      <w:bookmarkEnd w:id="35"/>
+      <w:bookmarkEnd w:id="36"/>
     </w:p>
     <w:p>
       <w:pPr>
@@ -16068,7 +17208,7 @@
       <w:pPr>
         <w:pStyle w:val="-"/>
       </w:pPr>
-      <w:bookmarkStart w:id="36" w:name="_Toc226389246"/>
+      <w:bookmarkStart w:id="37" w:name="_Toc228176050"/>
       <w:r>
         <w:lastRenderedPageBreak/>
         <w:t>Список</w:t>
@@ -16079,7 +17219,7 @@
       <w:r>
         <w:t>сокращений</w:t>
       </w:r>
-      <w:bookmarkEnd w:id="36"/>
+      <w:bookmarkEnd w:id="37"/>
     </w:p>
     <w:p>
       <w:pPr>
@@ -16585,16 +17725,15 @@
         <w:pStyle w:val="-"/>
         <w:jc w:val="right"/>
       </w:pPr>
-      <w:bookmarkStart w:id="37" w:name="_Toc226389250"/>
-      <w:bookmarkStart w:id="38" w:name="_Toc226389247"/>
+      <w:bookmarkStart w:id="38" w:name="_Toc228176051"/>
       <w:r>
         <w:lastRenderedPageBreak/>
         <w:t xml:space="preserve">Приложение </w:t>
       </w:r>
-      <w:bookmarkEnd w:id="37"/>
       <w:r>
         <w:t>1</w:t>
       </w:r>
+      <w:bookmarkEnd w:id="38"/>
     </w:p>
     <w:p>
       <w:pPr>
@@ -16702,14 +17841,188 @@
         <w:pStyle w:val="-"/>
         <w:jc w:val="right"/>
       </w:pPr>
+      <w:bookmarkStart w:id="39" w:name="_Toc228176052"/>
       <w:r>
         <w:lastRenderedPageBreak/>
         <w:t xml:space="preserve">Приложение </w:t>
       </w:r>
-      <w:bookmarkEnd w:id="38"/>
       <w:r>
         <w:t>2</w:t>
       </w:r>
+      <w:bookmarkEnd w:id="39"/>
+    </w:p>
+    <w:p>
+      <w:pPr>
+        <w:spacing w:before="200" w:after="120" w:line="360" w:lineRule="auto"/>
+        <w:jc w:val="center"/>
+        <w:rPr>
+          <w:rFonts w:ascii="Times New Roman" w:hAnsi="Times New Roman" w:cs="Times New Roman"/>
+          <w:b/>
+          <w:bCs/>
+          <w:sz w:val="28"/>
+          <w:szCs w:val="28"/>
+          <w:lang w:val="ru-RU" w:eastAsia="ru-RU"/>
+        </w:rPr>
+      </w:pPr>
+      <w:r>
+        <w:rPr>
+          <w:rFonts w:ascii="Times New Roman" w:hAnsi="Times New Roman" w:cs="Times New Roman"/>
+          <w:b/>
+          <w:bCs/>
+          <w:noProof/>
+          <w:sz w:val="28"/>
+          <w:szCs w:val="28"/>
+        </w:rPr>
+        <w:drawing>
+          <wp:anchor distT="0" distB="0" distL="114300" distR="114300" simplePos="0" relativeHeight="251702272" behindDoc="0" locked="0" layoutInCell="1" allowOverlap="1" wp14:anchorId="3A7AA575" wp14:editId="303B91BF">
+            <wp:simplePos x="0" y="0"/>
+            <wp:positionH relativeFrom="margin">
+              <wp:align>center</wp:align>
+            </wp:positionH>
+            <wp:positionV relativeFrom="page">
+              <wp:posOffset>1509247</wp:posOffset>
+            </wp:positionV>
+            <wp:extent cx="4892040" cy="7357110"/>
+            <wp:effectExtent l="0" t="0" r="3810" b="0"/>
+            <wp:wrapTopAndBottom/>
+            <wp:docPr id="2" name="Рисунок 2"/>
+            <wp:cNvGraphicFramePr>
+              <a:graphicFrameLocks xmlns:a="http://schemas.openxmlformats.org/drawingml/2006/main" noChangeAspect="1"/>
+            </wp:cNvGraphicFramePr>
+            <a:graphic xmlns:a="http://schemas.openxmlformats.org/drawingml/2006/main">
+              <a:graphicData uri="http://schemas.openxmlformats.org/drawingml/2006/picture">
+                <pic:pic xmlns:pic="http://schemas.openxmlformats.org/drawingml/2006/picture">
+                  <pic:nvPicPr>
+                    <pic:cNvPr id="0" name="Picture 1"/>
+                    <pic:cNvPicPr>
+                      <a:picLocks noChangeAspect="1" noChangeArrowheads="1"/>
+                    </pic:cNvPicPr>
+                  </pic:nvPicPr>
+                  <pic:blipFill>
+                    <a:blip r:embed="rId28">
+                      <a:extLst>
+                        <a:ext uri="{28A0092B-C50C-407E-A947-70E740481C1C}">
+                          <a14:useLocalDpi xmlns:a14="http://schemas.microsoft.com/office/drawing/2010/main" val="0"/>
+                        </a:ext>
+                      </a:extLst>
+                    </a:blip>
+                    <a:srcRect/>
+                    <a:stretch>
+                      <a:fillRect/>
+                    </a:stretch>
+                  </pic:blipFill>
+                  <pic:spPr bwMode="auto">
+                    <a:xfrm>
+                      <a:off x="0" y="0"/>
+                      <a:ext cx="4892040" cy="7357110"/>
+                    </a:xfrm>
+                    <a:prstGeom prst="rect">
+                      <a:avLst/>
+                    </a:prstGeom>
+                    <a:noFill/>
+                    <a:ln>
+                      <a:noFill/>
+                    </a:ln>
+                  </pic:spPr>
+                </pic:pic>
+              </a:graphicData>
+            </a:graphic>
+            <wp14:sizeRelH relativeFrom="margin">
+              <wp14:pctWidth>0</wp14:pctWidth>
+            </wp14:sizeRelH>
+            <wp14:sizeRelV relativeFrom="margin">
+              <wp14:pctHeight>0</wp14:pctHeight>
+            </wp14:sizeRelV>
+          </wp:anchor>
+        </w:drawing>
+      </w:r>
+      <w:r>
+        <w:rPr>
+          <w:rFonts w:ascii="Times New Roman" w:hAnsi="Times New Roman" w:cs="Times New Roman"/>
+          <w:b/>
+          <w:bCs/>
+          <w:sz w:val="28"/>
+          <w:szCs w:val="28"/>
+          <w:lang w:val="ru-RU"/>
+        </w:rPr>
+        <w:t xml:space="preserve">Диаграмма </w:t>
+      </w:r>
+      <w:r>
+        <w:rPr>
+          <w:rFonts w:ascii="Times New Roman" w:hAnsi="Times New Roman" w:cs="Times New Roman"/>
+          <w:b/>
+          <w:bCs/>
+          <w:sz w:val="28"/>
+          <w:szCs w:val="28"/>
+        </w:rPr>
+        <w:t>IDEF</w:t>
+      </w:r>
+      <w:r>
+        <w:rPr>
+          <w:rFonts w:ascii="Times New Roman" w:hAnsi="Times New Roman" w:cs="Times New Roman"/>
+          <w:b/>
+          <w:bCs/>
+          <w:sz w:val="28"/>
+          <w:szCs w:val="28"/>
+          <w:lang w:val="ru-RU"/>
+        </w:rPr>
+        <w:t xml:space="preserve">0 </w:t>
+      </w:r>
+      <w:r>
+        <w:rPr>
+          <w:rFonts w:ascii="Times New Roman" w:hAnsi="Times New Roman" w:cs="Times New Roman"/>
+          <w:b/>
+          <w:bCs/>
+          <w:sz w:val="28"/>
+          <w:szCs w:val="28"/>
+          <w:lang w:val="ru-RU"/>
+        </w:rPr>
+        <w:t>приложения «Тепло»</w:t>
+      </w:r>
+    </w:p>
+    <w:p>
+      <w:pPr>
+        <w:pStyle w:val="-2"/>
+        <w:rPr>
+          <w:lang w:val="en-US"/>
+        </w:rPr>
+      </w:pPr>
+      <w:r>
+        <w:t>Рис. 3.</w:t>
+      </w:r>
+      <w:r>
+        <w:rPr>
+          <w:lang w:val="en-US"/>
+        </w:rPr>
+        <w:t>2</w:t>
+      </w:r>
+      <w:r>
+        <w:t xml:space="preserve">. Диаграмма </w:t>
+      </w:r>
+      <w:r>
+        <w:rPr>
+          <w:lang w:val="en-US"/>
+        </w:rPr>
+        <w:t>IDEF0</w:t>
+      </w:r>
+      <w:r>
+        <w:br w:type="page"/>
+      </w:r>
+    </w:p>
+    <w:p>
+      <w:pPr>
+        <w:pStyle w:val="-"/>
+        <w:jc w:val="right"/>
+      </w:pPr>
+      <w:bookmarkStart w:id="40" w:name="_Toc228176053"/>
+      <w:r>
+        <w:lastRenderedPageBreak/>
+        <w:t xml:space="preserve">Приложение </w:t>
+      </w:r>
+      <w:r>
+        <w:t>3</w:t>
+      </w:r>
+      <w:bookmarkEnd w:id="40"/>
     </w:p>
     <w:p>
       <w:pPr>
@@ -18944,8 +20257,11 @@
       <w:pPr>
         <w:pStyle w:val="-"/>
         <w:jc w:val="right"/>
-      </w:pPr>
-      <w:bookmarkStart w:id="39" w:name="_Toc226389248"/>
+        <w:rPr>
+          <w:lang w:val="en-US"/>
+        </w:rPr>
+      </w:pPr>
+      <w:bookmarkStart w:id="41" w:name="_Toc228176054"/>
       <w:r>
         <w:lastRenderedPageBreak/>
         <w:t>Приложение</w:t>
@@ -18953,17 +20269,21 @@
       <w:r>
         <w:t xml:space="preserve"> </w:t>
       </w:r>
-      <w:bookmarkEnd w:id="39"/>
-      <w:r>
-        <w:t>3</w:t>
-      </w:r>
+      <w:r>
+        <w:rPr>
+          <w:lang w:val="en-US"/>
+        </w:rPr>
+        <w:t>4</w:t>
+      </w:r>
+      <w:bookmarkEnd w:id="41"/>
     </w:p>
     <w:p>
       <w:pPr>
         <w:pStyle w:val="-0"/>
       </w:pPr>
-      <w:bookmarkStart w:id="40" w:name="_Toc226379953"/>
-      <w:bookmarkStart w:id="41" w:name="_Toc226389249"/>
+      <w:bookmarkStart w:id="42" w:name="_Toc226379953"/>
+      <w:bookmarkStart w:id="43" w:name="_Toc226389249"/>
+      <w:bookmarkStart w:id="44" w:name="_Toc228176055"/>
       <w:r>
         <w:rPr>
           <w:noProof/>
@@ -18994,7 +20314,7 @@
                     </pic:cNvPicPr>
                   </pic:nvPicPr>
                   <pic:blipFill>
-                    <a:blip r:embed="rId28" cstate="print">
+                    <a:blip r:embed="rId29" cstate="print">
                       <a:extLst>
                         <a:ext uri="{28A0092B-C50C-407E-A947-70E740481C1C}">
                           <a14:useLocalDpi xmlns:a14="http://schemas.microsoft.com/office/drawing/2010/main" val="0"/>
@@ -19037,8 +20357,9 @@
       <w:r>
         <w:t>Ганта</w:t>
       </w:r>
-      <w:bookmarkEnd w:id="40"/>
-      <w:bookmarkEnd w:id="41"/>
+      <w:bookmarkEnd w:id="42"/>
+      <w:bookmarkEnd w:id="43"/>
+      <w:bookmarkEnd w:id="44"/>
       <w:proofErr w:type="spellEnd"/>
     </w:p>
     <w:p>
@@ -19057,7 +20378,10 @@
         <w:t>Рис. 3.</w:t>
       </w:r>
       <w:r>
-        <w:t>2</w:t>
+        <w:rPr>
+          <w:lang w:val="en-US"/>
+        </w:rPr>
+        <w:t>3</w:t>
       </w:r>
       <w:r>
         <w:t xml:space="preserve">. Диаграмма </w:t>
@@ -19079,15 +20403,15 @@
         <w:pStyle w:val="-"/>
         <w:jc w:val="right"/>
       </w:pPr>
-      <w:bookmarkStart w:id="42" w:name="_Toc226389251"/>
+      <w:bookmarkStart w:id="45" w:name="_Toc228176056"/>
       <w:r>
         <w:lastRenderedPageBreak/>
         <w:t xml:space="preserve">Приложение </w:t>
       </w:r>
       <w:r>
-        <w:t>4</w:t>
-      </w:r>
-      <w:bookmarkEnd w:id="42"/>
+        <w:t>5</w:t>
+      </w:r>
+      <w:bookmarkEnd w:id="45"/>
     </w:p>
     <w:p>
       <w:pPr>
@@ -19125,7 +20449,7 @@
                     </pic:cNvPicPr>
                   </pic:nvPicPr>
                   <pic:blipFill>
-                    <a:blip r:embed="rId29">
+                    <a:blip r:embed="rId30">
                       <a:extLst>
                         <a:ext uri="{28A0092B-C50C-407E-A947-70E740481C1C}">
                           <a14:useLocalDpi xmlns:a14="http://schemas.microsoft.com/office/drawing/2010/main" val="0"/>
@@ -19192,7 +20516,10 @@
         <w:t>.</w:t>
       </w:r>
       <w:r>
-        <w:t>3</w:t>
+        <w:rPr>
+          <w:lang w:val="en-US"/>
+        </w:rPr>
+        <w:t>4</w:t>
       </w:r>
       <w:r>
         <w:t xml:space="preserve">. </w:t>
@@ -19208,16 +20535,22 @@
       <w:pPr>
         <w:pStyle w:val="-"/>
         <w:jc w:val="right"/>
-      </w:pPr>
-      <w:bookmarkStart w:id="43" w:name="_Toc226389252"/>
+        <w:rPr>
+          <w:lang w:val="en-US"/>
+        </w:rPr>
+      </w:pPr>
+      <w:bookmarkStart w:id="46" w:name="_Toc228176057"/>
       <w:r>
         <w:lastRenderedPageBreak/>
         <w:t xml:space="preserve">Приложение </w:t>
       </w:r>
       <w:r>
-        <w:t>5</w:t>
-      </w:r>
-      <w:bookmarkEnd w:id="43"/>
+        <w:rPr>
+          <w:lang w:val="en-US"/>
+        </w:rPr>
+        <w:t>6</w:t>
+      </w:r>
+      <w:bookmarkEnd w:id="46"/>
     </w:p>
     <w:p>
       <w:pPr>
@@ -19255,7 +20588,7 @@
                     </pic:cNvPicPr>
                   </pic:nvPicPr>
                   <pic:blipFill>
-                    <a:blip r:embed="rId30">
+                    <a:blip r:embed="rId31">
                       <a:extLst>
                         <a:ext uri="{28A0092B-C50C-407E-A947-70E740481C1C}">
                           <a14:useLocalDpi xmlns:a14="http://schemas.microsoft.com/office/drawing/2010/main" val="0"/>
@@ -19323,7 +20656,7 @@
         <w:t>.</w:t>
       </w:r>
       <w:r>
-        <w:t>4</w:t>
+        <w:t>5</w:t>
       </w:r>
       <w:r>
         <w:t xml:space="preserve">. </w:t>
@@ -19340,15 +20673,15 @@
         <w:pStyle w:val="-"/>
         <w:jc w:val="right"/>
       </w:pPr>
-      <w:bookmarkStart w:id="44" w:name="_Toc226389253"/>
+      <w:bookmarkStart w:id="47" w:name="_Toc228176058"/>
       <w:r>
         <w:lastRenderedPageBreak/>
         <w:t xml:space="preserve">Приложение </w:t>
       </w:r>
       <w:r>
-        <w:t>6</w:t>
-      </w:r>
-      <w:bookmarkEnd w:id="44"/>
+        <w:t>7</w:t>
+      </w:r>
+      <w:bookmarkEnd w:id="47"/>
     </w:p>
     <w:p>
       <w:pPr>
@@ -19386,7 +20719,7 @@
                     </pic:cNvPicPr>
                   </pic:nvPicPr>
                   <pic:blipFill>
-                    <a:blip r:embed="rId31">
+                    <a:blip r:embed="rId32">
                       <a:extLst>
                         <a:ext uri="{28A0092B-C50C-407E-A947-70E740481C1C}">
                           <a14:useLocalDpi xmlns:a14="http://schemas.microsoft.com/office/drawing/2010/main" val="0"/>
@@ -19454,7 +20787,10 @@
         <w:t>.</w:t>
       </w:r>
       <w:r>
-        <w:t>5</w:t>
+        <w:rPr>
+          <w:lang w:val="en-US"/>
+        </w:rPr>
+        <w:t>6</w:t>
       </w:r>
       <w:r>
         <w:t xml:space="preserve">. </w:t>
@@ -19462,9 +20798,845 @@
       <w:r>
         <w:t>Физическая модель</w:t>
       </w:r>
+      <w:r>
+        <w:br w:type="page"/>
+      </w:r>
+    </w:p>
+    <w:p>
+      <w:pPr>
+        <w:pStyle w:val="-"/>
+        <w:jc w:val="right"/>
+      </w:pPr>
+      <w:bookmarkStart w:id="48" w:name="_Toc228176059"/>
+      <w:r>
+        <w:lastRenderedPageBreak/>
+        <w:t xml:space="preserve">Приложение </w:t>
+      </w:r>
+      <w:r>
+        <w:t>8</w:t>
+      </w:r>
+      <w:bookmarkEnd w:id="48"/>
+    </w:p>
+    <w:p>
+      <w:pPr>
+        <w:pStyle w:val="-2"/>
+        <w:rPr>
+          <w:b/>
+          <w:bCs/>
+        </w:rPr>
+      </w:pPr>
+      <w:r>
+        <w:rPr>
+          <w:b/>
+          <w:bCs/>
+          <w:noProof/>
+          <w:lang w:val="en-US"/>
+        </w:rPr>
+        <w:drawing>
+          <wp:anchor distT="0" distB="0" distL="114300" distR="114300" simplePos="0" relativeHeight="251703296" behindDoc="0" locked="0" layoutInCell="1" allowOverlap="1" wp14:anchorId="7B4BA5A4" wp14:editId="3A51AD43">
+            <wp:simplePos x="0" y="0"/>
+            <wp:positionH relativeFrom="margin">
+              <wp:align>center</wp:align>
+            </wp:positionH>
+            <wp:positionV relativeFrom="margin">
+              <wp:posOffset>712381</wp:posOffset>
+            </wp:positionV>
+            <wp:extent cx="5380355" cy="4104005"/>
+            <wp:effectExtent l="0" t="0" r="0" b="0"/>
+            <wp:wrapTopAndBottom/>
+            <wp:docPr id="3" name="Рисунок 3"/>
+            <wp:cNvGraphicFramePr>
+              <a:graphicFrameLocks xmlns:a="http://schemas.openxmlformats.org/drawingml/2006/main" noChangeAspect="1"/>
+            </wp:cNvGraphicFramePr>
+            <a:graphic xmlns:a="http://schemas.openxmlformats.org/drawingml/2006/main">
+              <a:graphicData uri="http://schemas.openxmlformats.org/drawingml/2006/picture">
+                <pic:pic xmlns:pic="http://schemas.openxmlformats.org/drawingml/2006/picture">
+                  <pic:nvPicPr>
+                    <pic:cNvPr id="0" name="Picture 2"/>
+                    <pic:cNvPicPr>
+                      <a:picLocks noChangeAspect="1" noChangeArrowheads="1"/>
+                    </pic:cNvPicPr>
+                  </pic:nvPicPr>
+                  <pic:blipFill>
+                    <a:blip r:embed="rId33">
+                      <a:extLst>
+                        <a:ext uri="{28A0092B-C50C-407E-A947-70E740481C1C}">
+                          <a14:useLocalDpi xmlns:a14="http://schemas.microsoft.com/office/drawing/2010/main" val="0"/>
+                        </a:ext>
+                      </a:extLst>
+                    </a:blip>
+                    <a:srcRect/>
+                    <a:stretch>
+                      <a:fillRect/>
+                    </a:stretch>
+                  </pic:blipFill>
+                  <pic:spPr bwMode="auto">
+                    <a:xfrm>
+                      <a:off x="0" y="0"/>
+                      <a:ext cx="5380355" cy="4104005"/>
+                    </a:xfrm>
+                    <a:prstGeom prst="rect">
+                      <a:avLst/>
+                    </a:prstGeom>
+                    <a:noFill/>
+                    <a:ln>
+                      <a:noFill/>
+                    </a:ln>
+                  </pic:spPr>
+                </pic:pic>
+              </a:graphicData>
+            </a:graphic>
+          </wp:anchor>
+        </w:drawing>
+      </w:r>
+      <w:r>
+        <w:rPr>
+          <w:b/>
+          <w:bCs/>
+        </w:rPr>
+        <w:t>Запрос на создание таблицы</w:t>
+      </w:r>
+    </w:p>
+    <w:p>
+      <w:pPr>
+        <w:pStyle w:val="-2"/>
+        <w:rPr>
+          <w:b/>
+          <w:bCs/>
+          <w:lang w:val="en-US"/>
+        </w:rPr>
+      </w:pPr>
+      <w:r>
+        <w:t>Рис. 3.</w:t>
+      </w:r>
+      <w:r>
+        <w:rPr>
+          <w:lang w:val="en-US"/>
+        </w:rPr>
+        <w:t>7</w:t>
+      </w:r>
+      <w:r>
+        <w:t xml:space="preserve">. </w:t>
+      </w:r>
+      <w:r>
+        <w:t>Создание таблицы «Пользователи»</w:t>
+      </w:r>
+    </w:p>
+    <w:p>
+      <w:pPr>
+        <w:rPr>
+          <w:rFonts w:ascii="Times New Roman" w:eastAsiaTheme="minorEastAsia" w:hAnsi="Times New Roman" w:cs="Times New Roman"/>
+          <w:kern w:val="0"/>
+          <w:sz w:val="28"/>
+          <w:szCs w:val="28"/>
+          <w:lang w:val="ru-RU" w:eastAsia="ru-RU"/>
+          <w14:ligatures w14:val="none"/>
+        </w:rPr>
+      </w:pPr>
+      <w:r>
+        <w:rPr>
+          <w:lang w:val="ru-RU"/>
+        </w:rPr>
+        <w:br w:type="page"/>
+      </w:r>
+    </w:p>
+    <w:p>
+      <w:pPr>
+        <w:pStyle w:val="-"/>
+        <w:jc w:val="right"/>
+      </w:pPr>
+      <w:bookmarkStart w:id="49" w:name="_Toc228176060"/>
+      <w:r>
+        <w:lastRenderedPageBreak/>
+        <w:t xml:space="preserve">Приложение </w:t>
+      </w:r>
+      <w:r>
+        <w:t>9</w:t>
+      </w:r>
+      <w:bookmarkEnd w:id="49"/>
+    </w:p>
+    <w:p>
+      <w:pPr>
+        <w:pStyle w:val="-2"/>
+        <w:rPr>
+          <w:b/>
+          <w:bCs/>
+        </w:rPr>
+      </w:pPr>
+      <w:r>
+        <w:rPr>
+          <w:b/>
+          <w:bCs/>
+          <w:noProof/>
+        </w:rPr>
+        <w:drawing>
+          <wp:anchor distT="0" distB="0" distL="114300" distR="114300" simplePos="0" relativeHeight="251704320" behindDoc="0" locked="0" layoutInCell="1" allowOverlap="1" wp14:anchorId="328873DF" wp14:editId="057F09AB">
+            <wp:simplePos x="0" y="0"/>
+            <wp:positionH relativeFrom="margin">
+              <wp:align>center</wp:align>
+            </wp:positionH>
+            <wp:positionV relativeFrom="margin">
+              <wp:posOffset>680336</wp:posOffset>
+            </wp:positionV>
+            <wp:extent cx="5358809" cy="6689074"/>
+            <wp:effectExtent l="0" t="0" r="0" b="0"/>
+            <wp:wrapTopAndBottom/>
+            <wp:docPr id="4" name="Рисунок 4"/>
+            <wp:cNvGraphicFramePr>
+              <a:graphicFrameLocks xmlns:a="http://schemas.openxmlformats.org/drawingml/2006/main" noChangeAspect="1"/>
+            </wp:cNvGraphicFramePr>
+            <a:graphic xmlns:a="http://schemas.openxmlformats.org/drawingml/2006/main">
+              <a:graphicData uri="http://schemas.openxmlformats.org/drawingml/2006/picture">
+                <pic:pic xmlns:pic="http://schemas.openxmlformats.org/drawingml/2006/picture">
+                  <pic:nvPicPr>
+                    <pic:cNvPr id="0" name="Picture 3"/>
+                    <pic:cNvPicPr>
+                      <a:picLocks noChangeAspect="1" noChangeArrowheads="1"/>
+                    </pic:cNvPicPr>
+                  </pic:nvPicPr>
+                  <pic:blipFill>
+                    <a:blip r:embed="rId34">
+                      <a:extLst>
+                        <a:ext uri="{28A0092B-C50C-407E-A947-70E740481C1C}">
+                          <a14:useLocalDpi xmlns:a14="http://schemas.microsoft.com/office/drawing/2010/main" val="0"/>
+                        </a:ext>
+                      </a:extLst>
+                    </a:blip>
+                    <a:srcRect/>
+                    <a:stretch>
+                      <a:fillRect/>
+                    </a:stretch>
+                  </pic:blipFill>
+                  <pic:spPr bwMode="auto">
+                    <a:xfrm>
+                      <a:off x="0" y="0"/>
+                      <a:ext cx="5358809" cy="6689074"/>
+                    </a:xfrm>
+                    <a:prstGeom prst="rect">
+                      <a:avLst/>
+                    </a:prstGeom>
+                    <a:noFill/>
+                    <a:ln>
+                      <a:noFill/>
+                    </a:ln>
+                  </pic:spPr>
+                </pic:pic>
+              </a:graphicData>
+            </a:graphic>
+          </wp:anchor>
+        </w:drawing>
+      </w:r>
+      <w:r>
+        <w:rPr>
+          <w:b/>
+          <w:bCs/>
+        </w:rPr>
+        <w:t xml:space="preserve">Запрос на </w:t>
+      </w:r>
+      <w:r>
+        <w:rPr>
+          <w:b/>
+          <w:bCs/>
+        </w:rPr>
+        <w:t>создание триггера</w:t>
+      </w:r>
+    </w:p>
+    <w:p>
+      <w:pPr>
+        <w:pStyle w:val="-2"/>
+        <w:rPr>
+          <w:b/>
+          <w:bCs/>
+        </w:rPr>
+      </w:pPr>
+      <w:r>
+        <w:t>Рис. 3.</w:t>
+      </w:r>
+      <w:r>
+        <w:t>8</w:t>
+      </w:r>
+      <w:r>
+        <w:t xml:space="preserve">. Создание </w:t>
+      </w:r>
+      <w:r>
+        <w:t>триггера</w:t>
+      </w:r>
+    </w:p>
+    <w:p>
+      <w:pPr>
+        <w:rPr>
+          <w:rFonts w:ascii="Times New Roman" w:eastAsiaTheme="minorEastAsia" w:hAnsi="Times New Roman" w:cs="Times New Roman"/>
+          <w:kern w:val="0"/>
+          <w:sz w:val="28"/>
+          <w:szCs w:val="28"/>
+          <w:lang w:val="ru-RU" w:eastAsia="ru-RU"/>
+          <w14:ligatures w14:val="none"/>
+        </w:rPr>
+      </w:pPr>
+      <w:r>
+        <w:rPr>
+          <w:lang w:val="ru-RU"/>
+        </w:rPr>
+        <w:br w:type="page"/>
+      </w:r>
+    </w:p>
+    <w:p>
+      <w:pPr>
+        <w:pStyle w:val="-"/>
+        <w:jc w:val="right"/>
+      </w:pPr>
+      <w:bookmarkStart w:id="50" w:name="_Toc228176061"/>
+      <w:r>
+        <w:lastRenderedPageBreak/>
+        <w:t xml:space="preserve">Приложение </w:t>
+      </w:r>
+      <w:r>
+        <w:t>10</w:t>
+      </w:r>
+      <w:bookmarkEnd w:id="50"/>
+    </w:p>
+    <w:p>
+      <w:pPr>
+        <w:pStyle w:val="-2"/>
+        <w:rPr>
+          <w:b/>
+          <w:bCs/>
+        </w:rPr>
+      </w:pPr>
+      <w:r>
+        <w:rPr>
+          <w:b/>
+          <w:bCs/>
+          <w:noProof/>
+          <w:lang w:val="en-US"/>
+        </w:rPr>
+        <w:drawing>
+          <wp:anchor distT="0" distB="0" distL="114300" distR="114300" simplePos="0" relativeHeight="251705344" behindDoc="0" locked="0" layoutInCell="1" allowOverlap="1" wp14:anchorId="5704CB8B" wp14:editId="6FB04E5F">
+            <wp:simplePos x="0" y="0"/>
+            <wp:positionH relativeFrom="margin">
+              <wp:posOffset>1202616</wp:posOffset>
+            </wp:positionH>
+            <wp:positionV relativeFrom="margin">
+              <wp:posOffset>800779</wp:posOffset>
+            </wp:positionV>
+            <wp:extent cx="3785191" cy="6716540"/>
+            <wp:effectExtent l="0" t="0" r="6350" b="8255"/>
+            <wp:wrapTopAndBottom/>
+            <wp:docPr id="5" name="Рисунок 5"/>
+            <wp:cNvGraphicFramePr>
+              <a:graphicFrameLocks xmlns:a="http://schemas.openxmlformats.org/drawingml/2006/main" noChangeAspect="1"/>
+            </wp:cNvGraphicFramePr>
+            <a:graphic xmlns:a="http://schemas.openxmlformats.org/drawingml/2006/main">
+              <a:graphicData uri="http://schemas.openxmlformats.org/drawingml/2006/picture">
+                <pic:pic xmlns:pic="http://schemas.openxmlformats.org/drawingml/2006/picture">
+                  <pic:nvPicPr>
+                    <pic:cNvPr id="0" name="Picture 4"/>
+                    <pic:cNvPicPr>
+                      <a:picLocks noChangeAspect="1" noChangeArrowheads="1"/>
+                    </pic:cNvPicPr>
+                  </pic:nvPicPr>
+                  <pic:blipFill>
+                    <a:blip r:embed="rId35">
+                      <a:extLst>
+                        <a:ext uri="{28A0092B-C50C-407E-A947-70E740481C1C}">
+                          <a14:useLocalDpi xmlns:a14="http://schemas.microsoft.com/office/drawing/2010/main" val="0"/>
+                        </a:ext>
+                      </a:extLst>
+                    </a:blip>
+                    <a:srcRect/>
+                    <a:stretch>
+                      <a:fillRect/>
+                    </a:stretch>
+                  </pic:blipFill>
+                  <pic:spPr bwMode="auto">
+                    <a:xfrm>
+                      <a:off x="0" y="0"/>
+                      <a:ext cx="3785191" cy="6716540"/>
+                    </a:xfrm>
+                    <a:prstGeom prst="rect">
+                      <a:avLst/>
+                    </a:prstGeom>
+                    <a:noFill/>
+                    <a:ln>
+                      <a:noFill/>
+                    </a:ln>
+                  </pic:spPr>
+                </pic:pic>
+              </a:graphicData>
+            </a:graphic>
+          </wp:anchor>
+        </w:drawing>
+      </w:r>
+      <w:r>
+        <w:rPr>
+          <w:b/>
+          <w:bCs/>
+        </w:rPr>
+        <w:t xml:space="preserve">Запрос на </w:t>
+      </w:r>
+      <w:r>
+        <w:rPr>
+          <w:b/>
+          <w:bCs/>
+        </w:rPr>
+        <w:t>вставку данных</w:t>
+      </w:r>
+    </w:p>
+    <w:p>
+      <w:pPr>
+        <w:pStyle w:val="-2"/>
+        <w:rPr>
+          <w:b/>
+          <w:bCs/>
+        </w:rPr>
+      </w:pPr>
+      <w:r>
+        <w:t>Рис. 3.</w:t>
+      </w:r>
+      <w:r>
+        <w:t xml:space="preserve">9. </w:t>
+      </w:r>
+      <w:r>
+        <w:t>Вставка данных в таблицу «Пользователи»</w:t>
+      </w:r>
+    </w:p>
+    <w:p>
+      <w:pPr>
+        <w:rPr>
+          <w:lang w:val="ru-RU"/>
+        </w:rPr>
+      </w:pPr>
+      <w:r>
+        <w:rPr>
+          <w:lang w:val="ru-RU"/>
+        </w:rPr>
+        <w:br w:type="page"/>
+      </w:r>
+    </w:p>
+    <w:p>
+      <w:pPr>
+        <w:pStyle w:val="-"/>
+        <w:jc w:val="right"/>
+      </w:pPr>
+      <w:bookmarkStart w:id="51" w:name="_Toc228176062"/>
+      <w:r>
+        <w:lastRenderedPageBreak/>
+        <w:t xml:space="preserve">Приложение </w:t>
+      </w:r>
+      <w:r>
+        <w:t>11</w:t>
+      </w:r>
+      <w:bookmarkEnd w:id="51"/>
+    </w:p>
+    <w:p>
+      <w:pPr>
+        <w:pStyle w:val="-2"/>
+        <w:rPr>
+          <w:b/>
+          <w:bCs/>
+        </w:rPr>
+      </w:pPr>
+      <w:r>
+        <w:rPr>
+          <w:b/>
+          <w:bCs/>
+          <w:noProof/>
+        </w:rPr>
+        <w:drawing>
+          <wp:anchor distT="0" distB="0" distL="114300" distR="114300" simplePos="0" relativeHeight="251706368" behindDoc="0" locked="0" layoutInCell="1" allowOverlap="1" wp14:anchorId="33F157D6" wp14:editId="10E74C92">
+            <wp:simplePos x="0" y="0"/>
+            <wp:positionH relativeFrom="margin">
+              <wp:posOffset>-86966</wp:posOffset>
+            </wp:positionH>
+            <wp:positionV relativeFrom="margin">
+              <wp:posOffset>776176</wp:posOffset>
+            </wp:positionV>
+            <wp:extent cx="6156325" cy="2392045"/>
+            <wp:effectExtent l="0" t="0" r="0" b="8255"/>
+            <wp:wrapTopAndBottom/>
+            <wp:docPr id="6" name="Рисунок 6"/>
+            <wp:cNvGraphicFramePr>
+              <a:graphicFrameLocks xmlns:a="http://schemas.openxmlformats.org/drawingml/2006/main" noChangeAspect="1"/>
+            </wp:cNvGraphicFramePr>
+            <a:graphic xmlns:a="http://schemas.openxmlformats.org/drawingml/2006/main">
+              <a:graphicData uri="http://schemas.openxmlformats.org/drawingml/2006/picture">
+                <pic:pic xmlns:pic="http://schemas.openxmlformats.org/drawingml/2006/picture">
+                  <pic:nvPicPr>
+                    <pic:cNvPr id="0" name="Picture 5"/>
+                    <pic:cNvPicPr>
+                      <a:picLocks noChangeAspect="1" noChangeArrowheads="1"/>
+                    </pic:cNvPicPr>
+                  </pic:nvPicPr>
+                  <pic:blipFill>
+                    <a:blip r:embed="rId36">
+                      <a:extLst>
+                        <a:ext uri="{28A0092B-C50C-407E-A947-70E740481C1C}">
+                          <a14:useLocalDpi xmlns:a14="http://schemas.microsoft.com/office/drawing/2010/main" val="0"/>
+                        </a:ext>
+                      </a:extLst>
+                    </a:blip>
+                    <a:srcRect/>
+                    <a:stretch>
+                      <a:fillRect/>
+                    </a:stretch>
+                  </pic:blipFill>
+                  <pic:spPr bwMode="auto">
+                    <a:xfrm>
+                      <a:off x="0" y="0"/>
+                      <a:ext cx="6156325" cy="2392045"/>
+                    </a:xfrm>
+                    <a:prstGeom prst="rect">
+                      <a:avLst/>
+                    </a:prstGeom>
+                    <a:noFill/>
+                    <a:ln>
+                      <a:noFill/>
+                    </a:ln>
+                  </pic:spPr>
+                </pic:pic>
+              </a:graphicData>
+            </a:graphic>
+          </wp:anchor>
+        </w:drawing>
+      </w:r>
+      <w:r>
+        <w:rPr>
+          <w:b/>
+          <w:bCs/>
+        </w:rPr>
+        <w:t xml:space="preserve">Запрос на создание </w:t>
+      </w:r>
+      <w:r>
+        <w:rPr>
+          <w:b/>
+          <w:bCs/>
+        </w:rPr>
+        <w:t>представлений</w:t>
+      </w:r>
+    </w:p>
+    <w:p>
+      <w:pPr>
+        <w:pStyle w:val="-2"/>
+        <w:rPr>
+          <w:b/>
+          <w:bCs/>
+        </w:rPr>
+      </w:pPr>
+      <w:r>
+        <w:t>Рис. 3.</w:t>
+      </w:r>
+      <w:r>
+        <w:t>10</w:t>
+      </w:r>
+      <w:r>
+        <w:t xml:space="preserve">. </w:t>
+      </w:r>
+      <w:r>
+        <w:t>Создание представления «Популярные статьи»</w:t>
+      </w:r>
+    </w:p>
+    <w:p>
+      <w:pPr>
+        <w:rPr>
+          <w:rFonts w:ascii="Times New Roman" w:eastAsiaTheme="minorEastAsia" w:hAnsi="Times New Roman" w:cs="Times New Roman"/>
+          <w:kern w:val="0"/>
+          <w:sz w:val="28"/>
+          <w:szCs w:val="28"/>
+          <w:lang w:val="ru-RU" w:eastAsia="ru-RU"/>
+          <w14:ligatures w14:val="none"/>
+        </w:rPr>
+      </w:pPr>
+      <w:r>
+        <w:rPr>
+          <w:rFonts w:ascii="Times New Roman" w:eastAsiaTheme="minorEastAsia" w:hAnsi="Times New Roman" w:cs="Times New Roman"/>
+          <w:kern w:val="0"/>
+          <w:sz w:val="28"/>
+          <w:szCs w:val="28"/>
+          <w:lang w:val="ru-RU" w:eastAsia="ru-RU"/>
+          <w14:ligatures w14:val="none"/>
+        </w:rPr>
+        <w:br w:type="page"/>
+      </w:r>
+    </w:p>
+    <w:p>
+      <w:pPr>
+        <w:pStyle w:val="-"/>
+        <w:jc w:val="right"/>
+      </w:pPr>
+      <w:bookmarkStart w:id="52" w:name="_Toc228176063"/>
+      <w:r>
+        <w:lastRenderedPageBreak/>
+        <w:t xml:space="preserve">Приложение </w:t>
+      </w:r>
+      <w:r>
+        <w:t>12</w:t>
+      </w:r>
+      <w:bookmarkEnd w:id="52"/>
+    </w:p>
+    <w:p>
+      <w:pPr>
+        <w:pStyle w:val="-2"/>
+        <w:rPr>
+          <w:b/>
+          <w:bCs/>
+        </w:rPr>
+      </w:pPr>
+      <w:r>
+        <w:rPr>
+          <w:b/>
+          <w:bCs/>
+          <w:noProof/>
+        </w:rPr>
+        <w:drawing>
+          <wp:anchor distT="0" distB="0" distL="114300" distR="114300" simplePos="0" relativeHeight="251708416" behindDoc="0" locked="0" layoutInCell="1" allowOverlap="1" wp14:anchorId="5FC8C82D" wp14:editId="173CE5A3">
+            <wp:simplePos x="0" y="0"/>
+            <wp:positionH relativeFrom="margin">
+              <wp:align>center</wp:align>
+            </wp:positionH>
+            <wp:positionV relativeFrom="margin">
+              <wp:posOffset>792288</wp:posOffset>
+            </wp:positionV>
+            <wp:extent cx="4710430" cy="4444365"/>
+            <wp:effectExtent l="0" t="0" r="0" b="0"/>
+            <wp:wrapTopAndBottom/>
+            <wp:docPr id="8" name="Рисунок 8"/>
+            <wp:cNvGraphicFramePr>
+              <a:graphicFrameLocks xmlns:a="http://schemas.openxmlformats.org/drawingml/2006/main" noChangeAspect="1"/>
+            </wp:cNvGraphicFramePr>
+            <a:graphic xmlns:a="http://schemas.openxmlformats.org/drawingml/2006/main">
+              <a:graphicData uri="http://schemas.openxmlformats.org/drawingml/2006/picture">
+                <pic:pic xmlns:pic="http://schemas.openxmlformats.org/drawingml/2006/picture">
+                  <pic:nvPicPr>
+                    <pic:cNvPr id="0" name="Picture 7"/>
+                    <pic:cNvPicPr>
+                      <a:picLocks noChangeAspect="1" noChangeArrowheads="1"/>
+                    </pic:cNvPicPr>
+                  </pic:nvPicPr>
+                  <pic:blipFill>
+                    <a:blip r:embed="rId37">
+                      <a:extLst>
+                        <a:ext uri="{28A0092B-C50C-407E-A947-70E740481C1C}">
+                          <a14:useLocalDpi xmlns:a14="http://schemas.microsoft.com/office/drawing/2010/main" val="0"/>
+                        </a:ext>
+                      </a:extLst>
+                    </a:blip>
+                    <a:srcRect/>
+                    <a:stretch>
+                      <a:fillRect/>
+                    </a:stretch>
+                  </pic:blipFill>
+                  <pic:spPr bwMode="auto">
+                    <a:xfrm>
+                      <a:off x="0" y="0"/>
+                      <a:ext cx="4710430" cy="4444365"/>
+                    </a:xfrm>
+                    <a:prstGeom prst="rect">
+                      <a:avLst/>
+                    </a:prstGeom>
+                    <a:noFill/>
+                    <a:ln>
+                      <a:noFill/>
+                    </a:ln>
+                  </pic:spPr>
+                </pic:pic>
+              </a:graphicData>
+            </a:graphic>
+          </wp:anchor>
+        </w:drawing>
+      </w:r>
+      <w:r>
+        <w:rPr>
+          <w:b/>
+          <w:bCs/>
+        </w:rPr>
+        <w:t xml:space="preserve">Запрос на </w:t>
+      </w:r>
+      <w:r>
+        <w:rPr>
+          <w:b/>
+          <w:bCs/>
+        </w:rPr>
+        <w:t>определение прав пользователя</w:t>
+      </w:r>
+    </w:p>
+    <w:p>
+      <w:pPr>
+        <w:pStyle w:val="-2"/>
+        <w:rPr>
+          <w:b/>
+          <w:bCs/>
+          <w:lang w:val="en-US"/>
+        </w:rPr>
+      </w:pPr>
+      <w:r>
+        <w:t>Рис. 3.10</w:t>
+      </w:r>
+      <w:r>
+        <w:t xml:space="preserve">. </w:t>
+      </w:r>
+      <w:r>
+        <w:t xml:space="preserve">Создание </w:t>
+      </w:r>
+      <w:r>
+        <w:t>роли</w:t>
+      </w:r>
+    </w:p>
+    <w:p>
+      <w:pPr>
+        <w:rPr>
+          <w:rFonts w:ascii="Times New Roman" w:eastAsiaTheme="minorEastAsia" w:hAnsi="Times New Roman" w:cs="Times New Roman"/>
+          <w:kern w:val="0"/>
+          <w:sz w:val="28"/>
+          <w:szCs w:val="28"/>
+          <w:lang w:val="ru-RU" w:eastAsia="ru-RU"/>
+          <w14:ligatures w14:val="none"/>
+        </w:rPr>
+      </w:pPr>
+      <w:r>
+        <w:rPr>
+          <w:rFonts w:ascii="Times New Roman" w:eastAsiaTheme="minorEastAsia" w:hAnsi="Times New Roman" w:cs="Times New Roman"/>
+          <w:kern w:val="0"/>
+          <w:sz w:val="28"/>
+          <w:szCs w:val="28"/>
+          <w:lang w:val="ru-RU" w:eastAsia="ru-RU"/>
+          <w14:ligatures w14:val="none"/>
+        </w:rPr>
+        <w:br w:type="page"/>
+      </w:r>
+    </w:p>
+    <w:p>
+      <w:pPr>
+        <w:pStyle w:val="-"/>
+        <w:jc w:val="right"/>
+      </w:pPr>
+      <w:bookmarkStart w:id="53" w:name="_Toc228176064"/>
+      <w:r>
+        <w:lastRenderedPageBreak/>
+        <w:t xml:space="preserve">Приложение </w:t>
+      </w:r>
+      <w:r>
+        <w:t>13</w:t>
+      </w:r>
+      <w:bookmarkEnd w:id="53"/>
+    </w:p>
+    <w:p>
+      <w:pPr>
+        <w:pStyle w:val="-2"/>
+        <w:rPr>
+          <w:b/>
+          <w:bCs/>
+        </w:rPr>
+      </w:pPr>
+      <w:r>
+        <w:rPr>
+          <w:b/>
+          <w:bCs/>
+          <w:noProof/>
+        </w:rPr>
+        <w:drawing>
+          <wp:anchor distT="0" distB="0" distL="114300" distR="114300" simplePos="0" relativeHeight="251707392" behindDoc="0" locked="0" layoutInCell="1" allowOverlap="1" wp14:anchorId="23D4310B" wp14:editId="4D8FD0CC">
+            <wp:simplePos x="0" y="0"/>
+            <wp:positionH relativeFrom="margin">
+              <wp:align>center</wp:align>
+            </wp:positionH>
+            <wp:positionV relativeFrom="margin">
+              <wp:posOffset>826770</wp:posOffset>
+            </wp:positionV>
+            <wp:extent cx="5454015" cy="6142990"/>
+            <wp:effectExtent l="0" t="0" r="0" b="0"/>
+            <wp:wrapTopAndBottom/>
+            <wp:docPr id="7" name="Рисунок 7"/>
+            <wp:cNvGraphicFramePr>
+              <a:graphicFrameLocks xmlns:a="http://schemas.openxmlformats.org/drawingml/2006/main" noChangeAspect="1"/>
+            </wp:cNvGraphicFramePr>
+            <a:graphic xmlns:a="http://schemas.openxmlformats.org/drawingml/2006/main">
+              <a:graphicData uri="http://schemas.openxmlformats.org/drawingml/2006/picture">
+                <pic:pic xmlns:pic="http://schemas.openxmlformats.org/drawingml/2006/picture">
+                  <pic:nvPicPr>
+                    <pic:cNvPr id="0" name="Picture 6"/>
+                    <pic:cNvPicPr>
+                      <a:picLocks noChangeAspect="1" noChangeArrowheads="1"/>
+                    </pic:cNvPicPr>
+                  </pic:nvPicPr>
+                  <pic:blipFill>
+                    <a:blip r:embed="rId38">
+                      <a:extLst>
+                        <a:ext uri="{28A0092B-C50C-407E-A947-70E740481C1C}">
+                          <a14:useLocalDpi xmlns:a14="http://schemas.microsoft.com/office/drawing/2010/main" val="0"/>
+                        </a:ext>
+                      </a:extLst>
+                    </a:blip>
+                    <a:srcRect/>
+                    <a:stretch>
+                      <a:fillRect/>
+                    </a:stretch>
+                  </pic:blipFill>
+                  <pic:spPr bwMode="auto">
+                    <a:xfrm>
+                      <a:off x="0" y="0"/>
+                      <a:ext cx="5454015" cy="6142990"/>
+                    </a:xfrm>
+                    <a:prstGeom prst="rect">
+                      <a:avLst/>
+                    </a:prstGeom>
+                    <a:noFill/>
+                    <a:ln>
+                      <a:noFill/>
+                    </a:ln>
+                  </pic:spPr>
+                </pic:pic>
+              </a:graphicData>
+            </a:graphic>
+            <wp14:sizeRelH relativeFrom="margin">
+              <wp14:pctWidth>0</wp14:pctWidth>
+            </wp14:sizeRelH>
+            <wp14:sizeRelV relativeFrom="margin">
+              <wp14:pctHeight>0</wp14:pctHeight>
+            </wp14:sizeRelV>
+          </wp:anchor>
+        </w:drawing>
+      </w:r>
+      <w:r>
+        <w:rPr>
+          <w:b/>
+          <w:bCs/>
+        </w:rPr>
+        <w:t xml:space="preserve">Запрос на </w:t>
+      </w:r>
+      <w:r>
+        <w:rPr>
+          <w:b/>
+          <w:bCs/>
+        </w:rPr>
+        <w:t>резервное копирование</w:t>
+      </w:r>
+    </w:p>
+    <w:p>
+      <w:pPr>
+        <w:pStyle w:val="-2"/>
+        <w:rPr>
+          <w:b/>
+          <w:bCs/>
+        </w:rPr>
+      </w:pPr>
+      <w:r>
+        <w:t>Рис. 3.1</w:t>
+      </w:r>
+      <w:r>
+        <w:t>2</w:t>
+      </w:r>
+      <w:r>
+        <w:t xml:space="preserve">. </w:t>
+      </w:r>
+      <w:r>
+        <w:t>Создание п</w:t>
+      </w:r>
+      <w:r>
+        <w:t>роцедуры резервного копирования</w:t>
+      </w:r>
     </w:p>
     <w:sectPr>
-      <w:headerReference w:type="default" r:id="rId32"/>
+      <w:headerReference w:type="default" r:id="rId39"/>
       <w:pgSz w:w="12240" w:h="15840"/>
       <w:pgMar w:top="1134" w:right="850" w:bottom="1134" w:left="1701" w:header="709" w:footer="709" w:gutter="0"/>
       <w:cols w:space="708"/>
@@ -19476,7 +21648,7 @@
 </file>
 
 <file path=word/endnotes.xml><?xml version="1.0" encoding="utf-8"?>
-<w:endnotes xmlns:wpc="http://schemas.microsoft.com/office/word/2010/wordprocessingCanvas" xmlns:cx="http://schemas.microsoft.com/office/drawing/2014/chartex" xmlns:cx1="http://schemas.microsoft.com/office/drawing/2015/9/8/chartex" xmlns:cx2="http://schemas.microsoft.com/office/drawing/2015/10/21/chartex" xmlns:cx3="http://schemas.microsoft.com/office/drawing/2016/5/9/chartex" xmlns:cx4="http://schemas.microsoft.com/office/drawing/2016/5/10/chartex" xmlns:cx5="http://schemas.microsoft.com/office/drawing/2016/5/11/chartex" xmlns:cx6="http://schemas.microsoft.com/office/drawing/2016/5/12/chartex" xmlns:cx7="http://schemas.microsoft.com/office/drawing/2016/5/13/chartex" xmlns:cx8="http://schemas.microsoft.com/office/drawing/2016/5/14/chartex" xmlns:mc="http://schemas.openxmlformats.org/markup-compatibility/2006" xmlns:aink="http://schemas.microsoft.com/office/drawing/2016/ink" xmlns:am3d="http://schemas.microsoft.com/office/drawing/2017/model3d" xmlns:o="urn:schemas-microsoft-com:office:office" xmlns:oel="http://schemas.microsoft.com/office/2019/extlst" xmlns:r="http://schemas.openxmlformats.org/officeDocument/2006/relationships" xmlns:m="http://schemas.openxmlformats.org/officeDocument/2006/math" xmlns:v="urn:schemas-microsoft-com:vml" xmlns:wp14="http://schemas.microsoft.com/office/word/2010/wordprocessingDrawing" xmlns:wp="http://schemas.openxmlformats.org/drawingml/2006/wordprocessingDrawing" xmlns:w10="urn:schemas-microsoft-com:office:word" xmlns:w="http://schemas.openxmlformats.org/wordprocessingml/2006/main" xmlns:w14="http://schemas.microsoft.com/office/word/2010/wordml" xmlns:w15="http://schemas.microsoft.com/office/word/2012/wordml" xmlns:w16cex="http://schemas.microsoft.com/office/word/2018/wordml/cex" xmlns:w16cid="http://schemas.microsoft.com/office/word/2016/wordml/cid" xmlns:w16="http://schemas.microsoft.com/office/word/2018/wordml" xmlns:w16du="http://schemas.microsoft.com/office/word/2023/wordml/word16du" xmlns:w16sdtdh="http://schemas.microsoft.com/office/word/2020/wordml/sdtdatahash" xmlns:w16sdtfl="http://schemas.microsoft.com/office/word/2024/wordml/sdtformatlock" xmlns:w16se="http://schemas.microsoft.com/office/word/2015/wordml/symex" xmlns:wpg="http://schemas.microsoft.com/office/word/2010/wordprocessingGroup" xmlns:wpi="http://schemas.microsoft.com/office/word/2010/wordprocessingInk" xmlns:wne="http://schemas.microsoft.com/office/word/2006/wordml" xmlns:wps="http://schemas.microsoft.com/office/word/2010/wordprocessingShape" mc:Ignorable="w14 w15 w16se w16cid w16 w16cex w16sdtdh w16sdtfl w16du wp14">
+<w:endnotes xmlns:wpc="http://schemas.microsoft.com/office/word/2010/wordprocessingCanvas" xmlns:cx="http://schemas.microsoft.com/office/drawing/2014/chartex" xmlns:cx1="http://schemas.microsoft.com/office/drawing/2015/9/8/chartex" xmlns:cx2="http://schemas.microsoft.com/office/drawing/2015/10/21/chartex" xmlns:cx3="http://schemas.microsoft.com/office/drawing/2016/5/9/chartex" xmlns:cx4="http://schemas.microsoft.com/office/drawing/2016/5/10/chartex" xmlns:cx5="http://schemas.microsoft.com/office/drawing/2016/5/11/chartex" xmlns:cx6="http://schemas.microsoft.com/office/drawing/2016/5/12/chartex" xmlns:cx7="http://schemas.microsoft.com/office/drawing/2016/5/13/chartex" xmlns:cx8="http://schemas.microsoft.com/office/drawing/2016/5/14/chartex" xmlns:mc="http://schemas.openxmlformats.org/markup-compatibility/2006" xmlns:aink="http://schemas.microsoft.com/office/drawing/2016/ink" xmlns:am3d="http://schemas.microsoft.com/office/drawing/2017/model3d" xmlns:o="urn:schemas-microsoft-com:office:office" xmlns:oel="http://schemas.microsoft.com/office/2019/extlst" xmlns:r="http://schemas.openxmlformats.org/officeDocument/2006/relationships" xmlns:m="http://schemas.openxmlformats.org/officeDocument/2006/math" xmlns:v="urn:schemas-microsoft-com:vml" xmlns:wp14="http://schemas.microsoft.com/office/word/2010/wordprocessingDrawing" xmlns:wp="http://schemas.openxmlformats.org/drawingml/2006/wordprocessingDrawing" xmlns:w10="urn:schemas-microsoft-com:office:word" xmlns:w="http://schemas.openxmlformats.org/wordprocessingml/2006/main" xmlns:w14="http://schemas.microsoft.com/office/word/2010/wordml" xmlns:w15="http://schemas.microsoft.com/office/word/2012/wordml" xmlns:w16cex="http://schemas.microsoft.com/office/word/2018/wordml/cex" xmlns:w16cid="http://schemas.microsoft.com/office/word/2016/wordml/cid" xmlns:w16="http://schemas.microsoft.com/office/word/2018/wordml" xmlns:w16sdtdh="http://schemas.microsoft.com/office/word/2020/wordml/sdtdatahash" xmlns:w16se="http://schemas.microsoft.com/office/word/2015/wordml/symex" xmlns:wpg="http://schemas.microsoft.com/office/word/2010/wordprocessingGroup" xmlns:wpi="http://schemas.microsoft.com/office/word/2010/wordprocessingInk" xmlns:wne="http://schemas.microsoft.com/office/word/2006/wordml" xmlns:wps="http://schemas.microsoft.com/office/word/2010/wordprocessingShape" mc:Ignorable="w14 w15 w16se w16cid w16 w16cex w16sdtdh wp14">
   <w:endnote w:type="separator" w:id="-1">
     <w:p>
       <w:pPr>
@@ -19501,7 +21673,7 @@
 </file>
 
 <file path=word/footnotes.xml><?xml version="1.0" encoding="utf-8"?>
-<w:footnotes xmlns:wpc="http://schemas.microsoft.com/office/word/2010/wordprocessingCanvas" xmlns:cx="http://schemas.microsoft.com/office/drawing/2014/chartex" xmlns:cx1="http://schemas.microsoft.com/office/drawing/2015/9/8/chartex" xmlns:cx2="http://schemas.microsoft.com/office/drawing/2015/10/21/chartex" xmlns:cx3="http://schemas.microsoft.com/office/drawing/2016/5/9/chartex" xmlns:cx4="http://schemas.microsoft.com/office/drawing/2016/5/10/chartex" xmlns:cx5="http://schemas.microsoft.com/office/drawing/2016/5/11/chartex" xmlns:cx6="http://schemas.microsoft.com/office/drawing/2016/5/12/chartex" xmlns:cx7="http://schemas.microsoft.com/office/drawing/2016/5/13/chartex" xmlns:cx8="http://schemas.microsoft.com/office/drawing/2016/5/14/chartex" xmlns:mc="http://schemas.openxmlformats.org/markup-compatibility/2006" xmlns:aink="http://schemas.microsoft.com/office/drawing/2016/ink" xmlns:am3d="http://schemas.microsoft.com/office/drawing/2017/model3d" xmlns:o="urn:schemas-microsoft-com:office:office" xmlns:oel="http://schemas.microsoft.com/office/2019/extlst" xmlns:r="http://schemas.openxmlformats.org/officeDocument/2006/relationships" xmlns:m="http://schemas.openxmlformats.org/officeDocument/2006/math" xmlns:v="urn:schemas-microsoft-com:vml" xmlns:wp14="http://schemas.microsoft.com/office/word/2010/wordprocessingDrawing" xmlns:wp="http://schemas.openxmlformats.org/drawingml/2006/wordprocessingDrawing" xmlns:w10="urn:schemas-microsoft-com:office:word" xmlns:w="http://schemas.openxmlformats.org/wordprocessingml/2006/main" xmlns:w14="http://schemas.microsoft.com/office/word/2010/wordml" xmlns:w15="http://schemas.microsoft.com/office/word/2012/wordml" xmlns:w16cex="http://schemas.microsoft.com/office/word/2018/wordml/cex" xmlns:w16cid="http://schemas.microsoft.com/office/word/2016/wordml/cid" xmlns:w16="http://schemas.microsoft.com/office/word/2018/wordml" xmlns:w16du="http://schemas.microsoft.com/office/word/2023/wordml/word16du" xmlns:w16sdtdh="http://schemas.microsoft.com/office/word/2020/wordml/sdtdatahash" xmlns:w16sdtfl="http://schemas.microsoft.com/office/word/2024/wordml/sdtformatlock" xmlns:w16se="http://schemas.microsoft.com/office/word/2015/wordml/symex" xmlns:wpg="http://schemas.microsoft.com/office/word/2010/wordprocessingGroup" xmlns:wpi="http://schemas.microsoft.com/office/word/2010/wordprocessingInk" xmlns:wne="http://schemas.microsoft.com/office/word/2006/wordml" xmlns:wps="http://schemas.microsoft.com/office/word/2010/wordprocessingShape" mc:Ignorable="w14 w15 w16se w16cid w16 w16cex w16sdtdh w16sdtfl w16du wp14">
+<w:footnotes xmlns:wpc="http://schemas.microsoft.com/office/word/2010/wordprocessingCanvas" xmlns:cx="http://schemas.microsoft.com/office/drawing/2014/chartex" xmlns:cx1="http://schemas.microsoft.com/office/drawing/2015/9/8/chartex" xmlns:cx2="http://schemas.microsoft.com/office/drawing/2015/10/21/chartex" xmlns:cx3="http://schemas.microsoft.com/office/drawing/2016/5/9/chartex" xmlns:cx4="http://schemas.microsoft.com/office/drawing/2016/5/10/chartex" xmlns:cx5="http://schemas.microsoft.com/office/drawing/2016/5/11/chartex" xmlns:cx6="http://schemas.microsoft.com/office/drawing/2016/5/12/chartex" xmlns:cx7="http://schemas.microsoft.com/office/drawing/2016/5/13/chartex" xmlns:cx8="http://schemas.microsoft.com/office/drawing/2016/5/14/chartex" xmlns:mc="http://schemas.openxmlformats.org/markup-compatibility/2006" xmlns:aink="http://schemas.microsoft.com/office/drawing/2016/ink" xmlns:am3d="http://schemas.microsoft.com/office/drawing/2017/model3d" xmlns:o="urn:schemas-microsoft-com:office:office" xmlns:oel="http://schemas.microsoft.com/office/2019/extlst" xmlns:r="http://schemas.openxmlformats.org/officeDocument/2006/relationships" xmlns:m="http://schemas.openxmlformats.org/officeDocument/2006/math" xmlns:v="urn:schemas-microsoft-com:vml" xmlns:wp14="http://schemas.microsoft.com/office/word/2010/wordprocessingDrawing" xmlns:wp="http://schemas.openxmlformats.org/drawingml/2006/wordprocessingDrawing" xmlns:w10="urn:schemas-microsoft-com:office:word" xmlns:w="http://schemas.openxmlformats.org/wordprocessingml/2006/main" xmlns:w14="http://schemas.microsoft.com/office/word/2010/wordml" xmlns:w15="http://schemas.microsoft.com/office/word/2012/wordml" xmlns:w16cex="http://schemas.microsoft.com/office/word/2018/wordml/cex" xmlns:w16cid="http://schemas.microsoft.com/office/word/2016/wordml/cid" xmlns:w16="http://schemas.microsoft.com/office/word/2018/wordml" xmlns:w16sdtdh="http://schemas.microsoft.com/office/word/2020/wordml/sdtdatahash" xmlns:w16se="http://schemas.microsoft.com/office/word/2015/wordml/symex" xmlns:wpg="http://schemas.microsoft.com/office/word/2010/wordprocessingGroup" xmlns:wpi="http://schemas.microsoft.com/office/word/2010/wordprocessingInk" xmlns:wne="http://schemas.microsoft.com/office/word/2006/wordml" xmlns:wps="http://schemas.microsoft.com/office/word/2010/wordprocessingShape" mc:Ignorable="w14 w15 w16se w16cid w16 w16cex w16sdtdh wp14">
   <w:footnote w:type="separator" w:id="-1">
     <w:p>
       <w:pPr>
@@ -19526,7 +21698,7 @@
 </file>
 
 <file path=word/header1.xml><?xml version="1.0" encoding="utf-8"?>
-<w:hdr xmlns:wpc="http://schemas.microsoft.com/office/word/2010/wordprocessingCanvas" xmlns:cx="http://schemas.microsoft.com/office/drawing/2014/chartex" xmlns:cx1="http://schemas.microsoft.com/office/drawing/2015/9/8/chartex" xmlns:cx2="http://schemas.microsoft.com/office/drawing/2015/10/21/chartex" xmlns:cx3="http://schemas.microsoft.com/office/drawing/2016/5/9/chartex" xmlns:cx4="http://schemas.microsoft.com/office/drawing/2016/5/10/chartex" xmlns:cx5="http://schemas.microsoft.com/office/drawing/2016/5/11/chartex" xmlns:cx6="http://schemas.microsoft.com/office/drawing/2016/5/12/chartex" xmlns:cx7="http://schemas.microsoft.com/office/drawing/2016/5/13/chartex" xmlns:cx8="http://schemas.microsoft.com/office/drawing/2016/5/14/chartex" xmlns:mc="http://schemas.openxmlformats.org/markup-compatibility/2006" xmlns:aink="http://schemas.microsoft.com/office/drawing/2016/ink" xmlns:am3d="http://schemas.microsoft.com/office/drawing/2017/model3d" xmlns:o="urn:schemas-microsoft-com:office:office" xmlns:oel="http://schemas.microsoft.com/office/2019/extlst" xmlns:r="http://schemas.openxmlformats.org/officeDocument/2006/relationships" xmlns:m="http://schemas.openxmlformats.org/officeDocument/2006/math" xmlns:v="urn:schemas-microsoft-com:vml" xmlns:wp14="http://schemas.microsoft.com/office/word/2010/wordprocessingDrawing" xmlns:wp="http://schemas.openxmlformats.org/drawingml/2006/wordprocessingDrawing" xmlns:w10="urn:schemas-microsoft-com:office:word" xmlns:w="http://schemas.openxmlformats.org/wordprocessingml/2006/main" xmlns:w14="http://schemas.microsoft.com/office/word/2010/wordml" xmlns:w15="http://schemas.microsoft.com/office/word/2012/wordml" xmlns:w16cex="http://schemas.microsoft.com/office/word/2018/wordml/cex" xmlns:w16cid="http://schemas.microsoft.com/office/word/2016/wordml/cid" xmlns:w16="http://schemas.microsoft.com/office/word/2018/wordml" xmlns:w16du="http://schemas.microsoft.com/office/word/2023/wordml/word16du" xmlns:w16sdtdh="http://schemas.microsoft.com/office/word/2020/wordml/sdtdatahash" xmlns:w16sdtfl="http://schemas.microsoft.com/office/word/2024/wordml/sdtformatlock" xmlns:w16se="http://schemas.microsoft.com/office/word/2015/wordml/symex" xmlns:wpg="http://schemas.microsoft.com/office/word/2010/wordprocessingGroup" xmlns:wpi="http://schemas.microsoft.com/office/word/2010/wordprocessingInk" xmlns:wne="http://schemas.microsoft.com/office/word/2006/wordml" xmlns:wps="http://schemas.microsoft.com/office/word/2010/wordprocessingShape" mc:Ignorable="w14 w15 w16se w16cid w16 w16cex w16sdtdh w16sdtfl w16du wp14">
+<w:hdr xmlns:wpc="http://schemas.microsoft.com/office/word/2010/wordprocessingCanvas" xmlns:cx="http://schemas.microsoft.com/office/drawing/2014/chartex" xmlns:cx1="http://schemas.microsoft.com/office/drawing/2015/9/8/chartex" xmlns:cx2="http://schemas.microsoft.com/office/drawing/2015/10/21/chartex" xmlns:cx3="http://schemas.microsoft.com/office/drawing/2016/5/9/chartex" xmlns:cx4="http://schemas.microsoft.com/office/drawing/2016/5/10/chartex" xmlns:cx5="http://schemas.microsoft.com/office/drawing/2016/5/11/chartex" xmlns:cx6="http://schemas.microsoft.com/office/drawing/2016/5/12/chartex" xmlns:cx7="http://schemas.microsoft.com/office/drawing/2016/5/13/chartex" xmlns:cx8="http://schemas.microsoft.com/office/drawing/2016/5/14/chartex" xmlns:mc="http://schemas.openxmlformats.org/markup-compatibility/2006" xmlns:aink="http://schemas.microsoft.com/office/drawing/2016/ink" xmlns:am3d="http://schemas.microsoft.com/office/drawing/2017/model3d" xmlns:o="urn:schemas-microsoft-com:office:office" xmlns:oel="http://schemas.microsoft.com/office/2019/extlst" xmlns:r="http://schemas.openxmlformats.org/officeDocument/2006/relationships" xmlns:m="http://schemas.openxmlformats.org/officeDocument/2006/math" xmlns:v="urn:schemas-microsoft-com:vml" xmlns:wp14="http://schemas.microsoft.com/office/word/2010/wordprocessingDrawing" xmlns:wp="http://schemas.openxmlformats.org/drawingml/2006/wordprocessingDrawing" xmlns:w10="urn:schemas-microsoft-com:office:word" xmlns:w="http://schemas.openxmlformats.org/wordprocessingml/2006/main" xmlns:w14="http://schemas.microsoft.com/office/word/2010/wordml" xmlns:w15="http://schemas.microsoft.com/office/word/2012/wordml" xmlns:w16cex="http://schemas.microsoft.com/office/word/2018/wordml/cex" xmlns:w16cid="http://schemas.microsoft.com/office/word/2016/wordml/cid" xmlns:w16="http://schemas.microsoft.com/office/word/2018/wordml" xmlns:w16sdtdh="http://schemas.microsoft.com/office/word/2020/wordml/sdtdatahash" xmlns:w16se="http://schemas.microsoft.com/office/word/2015/wordml/symex" xmlns:wpg="http://schemas.microsoft.com/office/word/2010/wordprocessingGroup" xmlns:wpi="http://schemas.microsoft.com/office/word/2010/wordprocessingInk" xmlns:wne="http://schemas.microsoft.com/office/word/2006/wordml" xmlns:wps="http://schemas.microsoft.com/office/word/2010/wordprocessingShape" mc:Ignorable="w14 w15 w16se w16cid w16 w16cex w16sdtdh wp14">
   <w:sdt>
     <w:sdtPr>
       <w:id w:val="1993444617"/>
@@ -19566,7 +21738,7 @@
 </file>
 
 <file path=word/numbering.xml><?xml version="1.0" encoding="utf-8"?>
-<w:numbering xmlns:wpc="http://schemas.microsoft.com/office/word/2010/wordprocessingCanvas" xmlns:cx="http://schemas.microsoft.com/office/drawing/2014/chartex" xmlns:cx1="http://schemas.microsoft.com/office/drawing/2015/9/8/chartex" xmlns:cx2="http://schemas.microsoft.com/office/drawing/2015/10/21/chartex" xmlns:cx3="http://schemas.microsoft.com/office/drawing/2016/5/9/chartex" xmlns:cx4="http://schemas.microsoft.com/office/drawing/2016/5/10/chartex" xmlns:cx5="http://schemas.microsoft.com/office/drawing/2016/5/11/chartex" xmlns:cx6="http://schemas.microsoft.com/office/drawing/2016/5/12/chartex" xmlns:cx7="http://schemas.microsoft.com/office/drawing/2016/5/13/chartex" xmlns:cx8="http://schemas.microsoft.com/office/drawing/2016/5/14/chartex" xmlns:mc="http://schemas.openxmlformats.org/markup-compatibility/2006" xmlns:aink="http://schemas.microsoft.com/office/drawing/2016/ink" xmlns:am3d="http://schemas.microsoft.com/office/drawing/2017/model3d" xmlns:o="urn:schemas-microsoft-com:office:office" xmlns:oel="http://schemas.microsoft.com/office/2019/extlst" xmlns:r="http://schemas.openxmlformats.org/officeDocument/2006/relationships" xmlns:m="http://schemas.openxmlformats.org/officeDocument/2006/math" xmlns:v="urn:schemas-microsoft-com:vml" xmlns:wp14="http://schemas.microsoft.com/office/word/2010/wordprocessingDrawing" xmlns:wp="http://schemas.openxmlformats.org/drawingml/2006/wordprocessingDrawing" xmlns:w10="urn:schemas-microsoft-com:office:word" xmlns:w="http://schemas.openxmlformats.org/wordprocessingml/2006/main" xmlns:w14="http://schemas.microsoft.com/office/word/2010/wordml" xmlns:w15="http://schemas.microsoft.com/office/word/2012/wordml" xmlns:w16cex="http://schemas.microsoft.com/office/word/2018/wordml/cex" xmlns:w16cid="http://schemas.microsoft.com/office/word/2016/wordml/cid" xmlns:w16="http://schemas.microsoft.com/office/word/2018/wordml" xmlns:w16du="http://schemas.microsoft.com/office/word/2023/wordml/word16du" xmlns:w16sdtdh="http://schemas.microsoft.com/office/word/2020/wordml/sdtdatahash" xmlns:w16sdtfl="http://schemas.microsoft.com/office/word/2024/wordml/sdtformatlock" xmlns:w16se="http://schemas.microsoft.com/office/word/2015/wordml/symex" xmlns:wpg="http://schemas.microsoft.com/office/word/2010/wordprocessingGroup" xmlns:wpi="http://schemas.microsoft.com/office/word/2010/wordprocessingInk" xmlns:wne="http://schemas.microsoft.com/office/word/2006/wordml" xmlns:wps="http://schemas.microsoft.com/office/word/2010/wordprocessingShape" mc:Ignorable="w14 w15 w16se w16cid w16 w16cex w16sdtdh w16sdtfl w16du wp14">
+<w:numbering xmlns:wpc="http://schemas.microsoft.com/office/word/2010/wordprocessingCanvas" xmlns:cx="http://schemas.microsoft.com/office/drawing/2014/chartex" xmlns:cx1="http://schemas.microsoft.com/office/drawing/2015/9/8/chartex" xmlns:cx2="http://schemas.microsoft.com/office/drawing/2015/10/21/chartex" xmlns:cx3="http://schemas.microsoft.com/office/drawing/2016/5/9/chartex" xmlns:cx4="http://schemas.microsoft.com/office/drawing/2016/5/10/chartex" xmlns:cx5="http://schemas.microsoft.com/office/drawing/2016/5/11/chartex" xmlns:cx6="http://schemas.microsoft.com/office/drawing/2016/5/12/chartex" xmlns:cx7="http://schemas.microsoft.com/office/drawing/2016/5/13/chartex" xmlns:cx8="http://schemas.microsoft.com/office/drawing/2016/5/14/chartex" xmlns:mc="http://schemas.openxmlformats.org/markup-compatibility/2006" xmlns:aink="http://schemas.microsoft.com/office/drawing/2016/ink" xmlns:am3d="http://schemas.microsoft.com/office/drawing/2017/model3d" xmlns:o="urn:schemas-microsoft-com:office:office" xmlns:oel="http://schemas.microsoft.com/office/2019/extlst" xmlns:r="http://schemas.openxmlformats.org/officeDocument/2006/relationships" xmlns:m="http://schemas.openxmlformats.org/officeDocument/2006/math" xmlns:v="urn:schemas-microsoft-com:vml" xmlns:wp14="http://schemas.microsoft.com/office/word/2010/wordprocessingDrawing" xmlns:wp="http://schemas.openxmlformats.org/drawingml/2006/wordprocessingDrawing" xmlns:w10="urn:schemas-microsoft-com:office:word" xmlns:w="http://schemas.openxmlformats.org/wordprocessingml/2006/main" xmlns:w14="http://schemas.microsoft.com/office/word/2010/wordml" xmlns:w15="http://schemas.microsoft.com/office/word/2012/wordml" xmlns:w16cex="http://schemas.microsoft.com/office/word/2018/wordml/cex" xmlns:w16cid="http://schemas.microsoft.com/office/word/2016/wordml/cid" xmlns:w16="http://schemas.microsoft.com/office/word/2018/wordml" xmlns:w16sdtdh="http://schemas.microsoft.com/office/word/2020/wordml/sdtdatahash" xmlns:w16se="http://schemas.microsoft.com/office/word/2015/wordml/symex" xmlns:wpg="http://schemas.microsoft.com/office/word/2010/wordprocessingGroup" xmlns:wpi="http://schemas.microsoft.com/office/word/2010/wordprocessingInk" xmlns:wne="http://schemas.microsoft.com/office/word/2006/wordml" xmlns:wps="http://schemas.microsoft.com/office/word/2010/wordprocessingShape" mc:Ignorable="w14 w15 w16se w16cid w16 w16cex w16sdtdh wp14">
   <w:abstractNum w:abstractNumId="0" w15:restartNumberingAfterBreak="0">
     <w:nsid w:val="01A541F9"/>
     <w:multiLevelType w:val="hybridMultilevel"/>
@@ -23636,7 +25808,7 @@
 </file>
 
 <file path=word/styles.xml><?xml version="1.0" encoding="utf-8"?>
-<w:styles xmlns:mc="http://schemas.openxmlformats.org/markup-compatibility/2006" xmlns:r="http://schemas.openxmlformats.org/officeDocument/2006/relationships" xmlns:w="http://schemas.openxmlformats.org/wordprocessingml/2006/main" xmlns:w14="http://schemas.microsoft.com/office/word/2010/wordml" xmlns:w15="http://schemas.microsoft.com/office/word/2012/wordml" xmlns:w16cex="http://schemas.microsoft.com/office/word/2018/wordml/cex" xmlns:w16cid="http://schemas.microsoft.com/office/word/2016/wordml/cid" xmlns:w16="http://schemas.microsoft.com/office/word/2018/wordml" xmlns:w16du="http://schemas.microsoft.com/office/word/2023/wordml/word16du" xmlns:w16sdtdh="http://schemas.microsoft.com/office/word/2020/wordml/sdtdatahash" xmlns:w16sdtfl="http://schemas.microsoft.com/office/word/2024/wordml/sdtformatlock" xmlns:w16se="http://schemas.microsoft.com/office/word/2015/wordml/symex" mc:Ignorable="w14 w15 w16se w16cid w16 w16cex w16sdtdh w16sdtfl w16du">
+<w:styles xmlns:mc="http://schemas.openxmlformats.org/markup-compatibility/2006" xmlns:r="http://schemas.openxmlformats.org/officeDocument/2006/relationships" xmlns:w="http://schemas.openxmlformats.org/wordprocessingml/2006/main" xmlns:w14="http://schemas.microsoft.com/office/word/2010/wordml" xmlns:w15="http://schemas.microsoft.com/office/word/2012/wordml" xmlns:w16cex="http://schemas.microsoft.com/office/word/2018/wordml/cex" xmlns:w16cid="http://schemas.microsoft.com/office/word/2016/wordml/cid" xmlns:w16="http://schemas.microsoft.com/office/word/2018/wordml" xmlns:w16sdtdh="http://schemas.microsoft.com/office/word/2020/wordml/sdtdatahash" xmlns:w16se="http://schemas.microsoft.com/office/word/2015/wordml/symex" mc:Ignorable="w14 w15 w16se w16cid w16 w16cex w16sdtdh">
   <w:docDefaults>
     <w:rPrDefault>
       <w:rPr>
